--- a/srw.docx
+++ b/srw.docx
@@ -110,35 +110,20 @@
         <w:rPr>
           <w:sz w:val="24"/>
         </w:rPr>
-        <w:t xml:space="preserve">Физика движка </w:t>
+        <w:t xml:space="preserve">РАЗРАБОТКА УПРАВЛЕНИЯ ПЕРСОНАЖЕМ В </w:t>
       </w:r>
       <w:r>
         <w:rPr>
           <w:sz w:val="24"/>
-          <w:lang w:val="en-US"/>
-        </w:rPr>
-        <w:t>Unity</w:t>
+        </w:rPr>
+        <w:t xml:space="preserve">ПРОТОТИПЕ </w:t>
       </w:r>
       <w:r>
         <w:rPr>
           <w:sz w:val="24"/>
         </w:rPr>
-        <w:t xml:space="preserve">. </w:t>
-      </w:r>
-      <w:r>
-        <w:rPr>
-          <w:sz w:val="24"/>
-        </w:rPr>
-        <w:t>Реализация контроллера персонажа, используя пользовательскую физику</w:t>
-      </w:r>
-    </w:p>
-    <w:p>
-      <w:pPr>
-        <w:jc w:val="center"/>
-        <w:rPr>
-          <w:sz w:val="24"/>
-        </w:rPr>
-      </w:pPr>
+        <w:t>2D ПЛАТФОРМЕРЕ НА ОСНОВЕ ПОЛЬЗОВАТЕЛЬСКОЙ ФИЗИКИ</w:t>
+      </w:r>
     </w:p>
     <w:p>
       <w:pPr>
@@ -534,110 +519,6 @@
           <w:sz w:val="24"/>
         </w:rPr>
         <w:t>Томск –2024</w:t>
-      </w:r>
-    </w:p>
-    <w:p>
-      <w:pPr>
-        <w:jc w:val="center"/>
-        <w:rPr>
-          <w:color w:val="FF0000"/>
-        </w:rPr>
-      </w:pPr>
-      <w:r>
-        <w:rPr>
-          <w:color w:val="FF0000"/>
-        </w:rPr>
-        <w:lastRenderedPageBreak/>
-        <w:t>План:</w:t>
-      </w:r>
-    </w:p>
-    <w:p>
-      <w:pPr>
-        <w:pStyle w:val="a3"/>
-        <w:numPr>
-          <w:ilvl w:val="0"/>
-          <w:numId w:val="10"/>
-        </w:numPr>
-        <w:rPr>
-          <w:color w:val="FF0000"/>
-        </w:rPr>
-      </w:pPr>
-      <w:r>
-        <w:rPr>
-          <w:color w:val="FF0000"/>
-        </w:rPr>
-        <w:t>Рассказать о возможностях движка</w:t>
-      </w:r>
-    </w:p>
-    <w:p>
-      <w:pPr>
-        <w:pStyle w:val="a3"/>
-        <w:numPr>
-          <w:ilvl w:val="0"/>
-          <w:numId w:val="10"/>
-        </w:numPr>
-        <w:rPr>
-          <w:color w:val="FF0000"/>
-        </w:rPr>
-      </w:pPr>
-      <w:r>
-        <w:rPr>
-          <w:color w:val="FF0000"/>
-        </w:rPr>
-        <w:t>Особенностях создания управления персонажем на основе твердых тел и сил</w:t>
-      </w:r>
-    </w:p>
-    <w:p>
-      <w:pPr>
-        <w:pStyle w:val="a3"/>
-        <w:numPr>
-          <w:ilvl w:val="0"/>
-          <w:numId w:val="10"/>
-        </w:numPr>
-        <w:rPr>
-          <w:color w:val="FF0000"/>
-        </w:rPr>
-      </w:pPr>
-      <w:r>
-        <w:rPr>
-          <w:color w:val="FF0000"/>
-        </w:rPr>
-        <w:t>Описать пользовательскую физику</w:t>
-      </w:r>
-    </w:p>
-    <w:p>
-      <w:pPr>
-        <w:rPr>
-          <w:color w:val="FF0000"/>
-        </w:rPr>
-      </w:pPr>
-    </w:p>
-    <w:p>
-      <w:pPr>
-        <w:pStyle w:val="10"/>
-        <w:spacing w:before="0" w:beforeAutospacing="0" w:after="0" w:afterAutospacing="0"/>
-        <w:rPr>
-          <w:color w:val="FF0000"/>
-        </w:rPr>
-      </w:pPr>
-    </w:p>
-    <w:p>
-      <w:pPr>
-        <w:spacing w:after="160" w:line="259" w:lineRule="auto"/>
-        <w:jc w:val="left"/>
-        <w:rPr>
-          <w:rFonts w:eastAsia="Times New Roman" w:cs="Times New Roman"/>
-          <w:b/>
-          <w:bCs/>
-          <w:kern w:val="36"/>
-          <w:sz w:val="48"/>
-          <w:szCs w:val="48"/>
-          <w:lang w:val="en-US" w:eastAsia="ru-RU"/>
-          <w14:ligatures w14:val="none"/>
-        </w:rPr>
-      </w:pPr>
-      <w:r>
-        <w:br w:type="page"/>
       </w:r>
     </w:p>
     <w:sdt>
@@ -667,8 +548,16 @@
         <w:p>
           <w:pPr>
             <w:pStyle w:val="a7"/>
+            <w:rPr>
+              <w:b w:val="0"/>
+              <w:bCs w:val="0"/>
+            </w:rPr>
           </w:pPr>
           <w:r>
+            <w:rPr>
+              <w:b w:val="0"/>
+              <w:bCs w:val="0"/>
+            </w:rPr>
             <w:t>Оглавление</w:t>
           </w:r>
         </w:p>
@@ -710,16 +599,20 @@
             </w:rPr>
             <w:fldChar w:fldCharType="separate"/>
           </w:r>
-          <w:hyperlink w:anchor="_Toc185658852" w:history="1">
+          <w:hyperlink w:anchor="_Toc185945898" w:history="1">
             <w:r>
               <w:rPr>
                 <w:rStyle w:val="a8"/>
+                <w:b w:val="0"/>
+                <w:bCs w:val="0"/>
                 <w:noProof/>
               </w:rPr>
               <w:t>Введение</w:t>
             </w:r>
             <w:r>
               <w:rPr>
+                <w:b w:val="0"/>
+                <w:bCs w:val="0"/>
                 <w:noProof/>
                 <w:webHidden/>
               </w:rPr>
@@ -727,6 +620,8 @@
             </w:r>
             <w:r>
               <w:rPr>
+                <w:b w:val="0"/>
+                <w:bCs w:val="0"/>
                 <w:noProof/>
                 <w:webHidden/>
               </w:rPr>
@@ -734,19 +629,25 @@
             </w:r>
             <w:r>
               <w:rPr>
+                <w:b w:val="0"/>
+                <w:bCs w:val="0"/>
                 <w:noProof/>
                 <w:webHidden/>
               </w:rPr>
-              <w:instrText xml:space="preserve"> PAGEREF _Toc185658852 \h </w:instrText>
-            </w:r>
-            <w:r>
-              <w:rPr>
+              <w:instrText xml:space="preserve"> PAGEREF _Toc185945898 \h </w:instrText>
+            </w:r>
+            <w:r>
+              <w:rPr>
+                <w:b w:val="0"/>
+                <w:bCs w:val="0"/>
                 <w:noProof/>
                 <w:webHidden/>
               </w:rPr>
             </w:r>
             <w:r>
               <w:rPr>
+                <w:b w:val="0"/>
+                <w:bCs w:val="0"/>
                 <w:noProof/>
                 <w:webHidden/>
               </w:rPr>
@@ -754,13 +655,17 @@
             </w:r>
             <w:r>
               <w:rPr>
+                <w:b w:val="0"/>
+                <w:bCs w:val="0"/>
                 <w:noProof/>
                 <w:webHidden/>
               </w:rPr>
-              <w:t>4</w:t>
-            </w:r>
-            <w:r>
-              <w:rPr>
+              <w:t>3</w:t>
+            </w:r>
+            <w:r>
+              <w:rPr>
+                <w:b w:val="0"/>
+                <w:bCs w:val="0"/>
                 <w:noProof/>
                 <w:webHidden/>
               </w:rPr>
@@ -786,10 +691,12 @@
               <w:lang w:eastAsia="ru-RU"/>
             </w:rPr>
           </w:pPr>
-          <w:hyperlink w:anchor="_Toc185658853" w:history="1">
+          <w:hyperlink w:anchor="_Toc185945899" w:history="1">
             <w:r>
               <w:rPr>
                 <w:rStyle w:val="a8"/>
+                <w:b w:val="0"/>
+                <w:bCs w:val="0"/>
                 <w:noProof/>
               </w:rPr>
               <w:t>1.</w:t>
@@ -810,12 +717,16 @@
             <w:r>
               <w:rPr>
                 <w:rStyle w:val="a8"/>
-                <w:noProof/>
-              </w:rPr>
-              <w:t>Игровой движок</w:t>
-            </w:r>
-            <w:r>
-              <w:rPr>
+                <w:b w:val="0"/>
+                <w:bCs w:val="0"/>
+                <w:noProof/>
+              </w:rPr>
+              <w:t>Актуальность жанра платформер</w:t>
+            </w:r>
+            <w:r>
+              <w:rPr>
+                <w:b w:val="0"/>
+                <w:bCs w:val="0"/>
                 <w:noProof/>
                 <w:webHidden/>
               </w:rPr>
@@ -823,6 +734,8 @@
             </w:r>
             <w:r>
               <w:rPr>
+                <w:b w:val="0"/>
+                <w:bCs w:val="0"/>
                 <w:noProof/>
                 <w:webHidden/>
               </w:rPr>
@@ -830,19 +743,25 @@
             </w:r>
             <w:r>
               <w:rPr>
+                <w:b w:val="0"/>
+                <w:bCs w:val="0"/>
                 <w:noProof/>
                 <w:webHidden/>
               </w:rPr>
-              <w:instrText xml:space="preserve"> PAGEREF _Toc185658853 \h </w:instrText>
-            </w:r>
-            <w:r>
-              <w:rPr>
+              <w:instrText xml:space="preserve"> PAGEREF _Toc185945899 \h </w:instrText>
+            </w:r>
+            <w:r>
+              <w:rPr>
+                <w:b w:val="0"/>
+                <w:bCs w:val="0"/>
                 <w:noProof/>
                 <w:webHidden/>
               </w:rPr>
             </w:r>
             <w:r>
               <w:rPr>
+                <w:b w:val="0"/>
+                <w:bCs w:val="0"/>
                 <w:noProof/>
                 <w:webHidden/>
               </w:rPr>
@@ -850,13 +769,17 @@
             </w:r>
             <w:r>
               <w:rPr>
+                <w:b w:val="0"/>
+                <w:bCs w:val="0"/>
                 <w:noProof/>
                 <w:webHidden/>
               </w:rPr>
-              <w:t>5</w:t>
-            </w:r>
-            <w:r>
-              <w:rPr>
+              <w:t>4</w:t>
+            </w:r>
+            <w:r>
+              <w:rPr>
+                <w:b w:val="0"/>
+                <w:bCs w:val="0"/>
                 <w:noProof/>
                 <w:webHidden/>
               </w:rPr>
@@ -882,13 +805,15 @@
               <w:lang w:eastAsia="ru-RU"/>
             </w:rPr>
           </w:pPr>
-          <w:hyperlink w:anchor="_Toc185658854" w:history="1">
+          <w:hyperlink w:anchor="_Toc185945900" w:history="1">
             <w:r>
               <w:rPr>
                 <w:rStyle w:val="a8"/>
-                <w:noProof/>
-              </w:rPr>
-              <w:t>1.1</w:t>
+                <w:b w:val="0"/>
+                <w:bCs w:val="0"/>
+                <w:noProof/>
+              </w:rPr>
+              <w:t>2.</w:t>
             </w:r>
             <w:r>
               <w:rPr>
@@ -906,180 +831,69 @@
             <w:r>
               <w:rPr>
                 <w:rStyle w:val="a8"/>
-                <w:noProof/>
-              </w:rPr>
-              <w:t xml:space="preserve">Сравнение игровых движков </w:t>
-            </w:r>
-            <w:r>
-              <w:rPr>
-                <w:rStyle w:val="a8"/>
-                <w:noProof/>
-                <w:lang w:val="en-US"/>
-              </w:rPr>
-              <w:t>Unity</w:t>
-            </w:r>
-            <w:r>
-              <w:rPr>
-                <w:rStyle w:val="a8"/>
-                <w:noProof/>
-              </w:rPr>
-              <w:t xml:space="preserve"> и </w:t>
-            </w:r>
-            <w:r>
-              <w:rPr>
-                <w:rStyle w:val="a8"/>
-                <w:noProof/>
-                <w:lang w:eastAsia="ru-RU"/>
-              </w:rPr>
-              <w:t>Unreal Engine</w:t>
-            </w:r>
-            <w:r>
-              <w:rPr>
-                <w:noProof/>
-                <w:webHidden/>
-              </w:rPr>
-              <w:tab/>
-            </w:r>
-            <w:r>
-              <w:rPr>
-                <w:noProof/>
-                <w:webHidden/>
-              </w:rPr>
-              <w:fldChar w:fldCharType="begin"/>
-            </w:r>
-            <w:r>
-              <w:rPr>
-                <w:noProof/>
-                <w:webHidden/>
-              </w:rPr>
-              <w:instrText xml:space="preserve"> PAGEREF _Toc185658854 \h </w:instrText>
-            </w:r>
-            <w:r>
-              <w:rPr>
-                <w:noProof/>
-                <w:webHidden/>
-              </w:rPr>
-            </w:r>
-            <w:r>
-              <w:rPr>
-                <w:noProof/>
-                <w:webHidden/>
-              </w:rPr>
-              <w:fldChar w:fldCharType="separate"/>
-            </w:r>
-            <w:r>
-              <w:rPr>
-                <w:noProof/>
-                <w:webHidden/>
-              </w:rPr>
-              <w:t>7</w:t>
-            </w:r>
-            <w:r>
-              <w:rPr>
-                <w:noProof/>
-                <w:webHidden/>
-              </w:rPr>
-              <w:fldChar w:fldCharType="end"/>
-            </w:r>
-          </w:hyperlink>
-        </w:p>
-        <w:p>
-          <w:pPr>
-            <w:pStyle w:val="12"/>
-            <w:tabs>
-              <w:tab w:val="left" w:pos="560"/>
-              <w:tab w:val="right" w:leader="dot" w:pos="9345"/>
-            </w:tabs>
-            <w:rPr>
-              <w:rFonts w:eastAsiaTheme="minorEastAsia" w:cstheme="minorBidi"/>
-              <w:b w:val="0"/>
-              <w:bCs w:val="0"/>
-              <w:i w:val="0"/>
-              <w:iCs w:val="0"/>
-              <w:noProof/>
-              <w:color w:val="auto"/>
-              <w:lang w:eastAsia="ru-RU"/>
-            </w:rPr>
-          </w:pPr>
-          <w:hyperlink w:anchor="_Toc185658855" w:history="1">
-            <w:r>
-              <w:rPr>
-                <w:rStyle w:val="a8"/>
-                <w:noProof/>
-              </w:rPr>
-              <w:t>2.</w:t>
-            </w:r>
-            <w:r>
-              <w:rPr>
-                <w:rFonts w:eastAsiaTheme="minorEastAsia" w:cstheme="minorBidi"/>
                 <w:b w:val="0"/>
                 <w:bCs w:val="0"/>
-                <w:i w:val="0"/>
-                <w:iCs w:val="0"/>
-                <w:noProof/>
-                <w:color w:val="auto"/>
-                <w:lang w:eastAsia="ru-RU"/>
+                <w:noProof/>
+              </w:rPr>
+              <w:t>Анализ и проектирование</w:t>
+            </w:r>
+            <w:r>
+              <w:rPr>
+                <w:b w:val="0"/>
+                <w:bCs w:val="0"/>
+                <w:noProof/>
+                <w:webHidden/>
               </w:rPr>
               <w:tab/>
             </w:r>
             <w:r>
               <w:rPr>
-                <w:rStyle w:val="a8"/>
-                <w:noProof/>
-              </w:rPr>
-              <w:t xml:space="preserve">Особенности разработки игр на </w:t>
-            </w:r>
-            <w:r>
-              <w:rPr>
-                <w:rStyle w:val="a8"/>
-                <w:noProof/>
-                <w:lang w:val="en-US"/>
-              </w:rPr>
-              <w:t>Unity</w:t>
-            </w:r>
-            <w:r>
-              <w:rPr>
+                <w:b w:val="0"/>
+                <w:bCs w:val="0"/>
                 <w:noProof/>
                 <w:webHidden/>
               </w:rPr>
-              <w:tab/>
-            </w:r>
-            <w:r>
-              <w:rPr>
+              <w:fldChar w:fldCharType="begin"/>
+            </w:r>
+            <w:r>
+              <w:rPr>
+                <w:b w:val="0"/>
+                <w:bCs w:val="0"/>
                 <w:noProof/>
                 <w:webHidden/>
               </w:rPr>
-              <w:fldChar w:fldCharType="begin"/>
-            </w:r>
-            <w:r>
-              <w:rPr>
+              <w:instrText xml:space="preserve"> PAGEREF _Toc185945900 \h </w:instrText>
+            </w:r>
+            <w:r>
+              <w:rPr>
+                <w:b w:val="0"/>
+                <w:bCs w:val="0"/>
                 <w:noProof/>
                 <w:webHidden/>
               </w:rPr>
-              <w:instrText xml:space="preserve"> PAGEREF _Toc185658855 \h </w:instrText>
-            </w:r>
-            <w:r>
-              <w:rPr>
+            </w:r>
+            <w:r>
+              <w:rPr>
+                <w:b w:val="0"/>
+                <w:bCs w:val="0"/>
                 <w:noProof/>
                 <w:webHidden/>
               </w:rPr>
-            </w:r>
-            <w:r>
-              <w:rPr>
+              <w:fldChar w:fldCharType="separate"/>
+            </w:r>
+            <w:r>
+              <w:rPr>
+                <w:b w:val="0"/>
+                <w:bCs w:val="0"/>
                 <w:noProof/>
                 <w:webHidden/>
               </w:rPr>
-              <w:fldChar w:fldCharType="separate"/>
-            </w:r>
-            <w:r>
-              <w:rPr>
-                <w:noProof/>
-                <w:webHidden/>
-              </w:rPr>
-              <w:t>9</w:t>
-            </w:r>
-            <w:r>
-              <w:rPr>
+              <w:t>4</w:t>
+            </w:r>
+            <w:r>
+              <w:rPr>
+                <w:b w:val="0"/>
+                <w:bCs w:val="0"/>
                 <w:noProof/>
                 <w:webHidden/>
               </w:rPr>
@@ -1105,10 +919,12 @@
               <w:lang w:eastAsia="ru-RU"/>
             </w:rPr>
           </w:pPr>
-          <w:hyperlink w:anchor="_Toc185658856" w:history="1">
+          <w:hyperlink w:anchor="_Toc185945901" w:history="1">
             <w:r>
               <w:rPr>
                 <w:rStyle w:val="a8"/>
+                <w:b w:val="0"/>
+                <w:bCs w:val="0"/>
                 <w:noProof/>
               </w:rPr>
               <w:t>2.1</w:t>
@@ -1129,12 +945,16 @@
             <w:r>
               <w:rPr>
                 <w:rStyle w:val="a8"/>
-                <w:noProof/>
-              </w:rPr>
-              <w:t>Физика</w:t>
-            </w:r>
-            <w:r>
-              <w:rPr>
+                <w:b w:val="0"/>
+                <w:bCs w:val="0"/>
+                <w:noProof/>
+              </w:rPr>
+              <w:t>Анализ существующих игр</w:t>
+            </w:r>
+            <w:r>
+              <w:rPr>
+                <w:b w:val="0"/>
+                <w:bCs w:val="0"/>
                 <w:noProof/>
                 <w:webHidden/>
               </w:rPr>
@@ -1142,6 +962,8 @@
             </w:r>
             <w:r>
               <w:rPr>
+                <w:b w:val="0"/>
+                <w:bCs w:val="0"/>
                 <w:noProof/>
                 <w:webHidden/>
               </w:rPr>
@@ -1149,19 +971,25 @@
             </w:r>
             <w:r>
               <w:rPr>
+                <w:b w:val="0"/>
+                <w:bCs w:val="0"/>
                 <w:noProof/>
                 <w:webHidden/>
               </w:rPr>
-              <w:instrText xml:space="preserve"> PAGEREF _Toc185658856 \h </w:instrText>
-            </w:r>
-            <w:r>
-              <w:rPr>
+              <w:instrText xml:space="preserve"> PAGEREF _Toc185945901 \h </w:instrText>
+            </w:r>
+            <w:r>
+              <w:rPr>
+                <w:b w:val="0"/>
+                <w:bCs w:val="0"/>
                 <w:noProof/>
                 <w:webHidden/>
               </w:rPr>
             </w:r>
             <w:r>
               <w:rPr>
+                <w:b w:val="0"/>
+                <w:bCs w:val="0"/>
                 <w:noProof/>
                 <w:webHidden/>
               </w:rPr>
@@ -1169,13 +997,17 @@
             </w:r>
             <w:r>
               <w:rPr>
+                <w:b w:val="0"/>
+                <w:bCs w:val="0"/>
                 <w:noProof/>
                 <w:webHidden/>
               </w:rPr>
-              <w:t>12</w:t>
-            </w:r>
-            <w:r>
-              <w:rPr>
+              <w:t>4</w:t>
+            </w:r>
+            <w:r>
+              <w:rPr>
+                <w:b w:val="0"/>
+                <w:bCs w:val="0"/>
                 <w:noProof/>
                 <w:webHidden/>
               </w:rPr>
@@ -1201,10 +1033,12 @@
               <w:lang w:eastAsia="ru-RU"/>
             </w:rPr>
           </w:pPr>
-          <w:hyperlink w:anchor="_Toc185658857" w:history="1">
+          <w:hyperlink w:anchor="_Toc185945902" w:history="1">
             <w:r>
               <w:rPr>
                 <w:rStyle w:val="a8"/>
+                <w:b w:val="0"/>
+                <w:bCs w:val="0"/>
                 <w:noProof/>
               </w:rPr>
               <w:t>2.2</w:t>
@@ -1225,12 +1059,16 @@
             <w:r>
               <w:rPr>
                 <w:rStyle w:val="a8"/>
-                <w:noProof/>
-              </w:rPr>
-              <w:t>Графика</w:t>
-            </w:r>
-            <w:r>
-              <w:rPr>
+                <w:b w:val="0"/>
+                <w:bCs w:val="0"/>
+                <w:noProof/>
+              </w:rPr>
+              <w:t>Концепция прототипа модуля управления персонажем</w:t>
+            </w:r>
+            <w:r>
+              <w:rPr>
+                <w:b w:val="0"/>
+                <w:bCs w:val="0"/>
                 <w:noProof/>
                 <w:webHidden/>
               </w:rPr>
@@ -1238,6 +1076,8 @@
             </w:r>
             <w:r>
               <w:rPr>
+                <w:b w:val="0"/>
+                <w:bCs w:val="0"/>
                 <w:noProof/>
                 <w:webHidden/>
               </w:rPr>
@@ -1245,19 +1085,25 @@
             </w:r>
             <w:r>
               <w:rPr>
+                <w:b w:val="0"/>
+                <w:bCs w:val="0"/>
                 <w:noProof/>
                 <w:webHidden/>
               </w:rPr>
-              <w:instrText xml:space="preserve"> PAGEREF _Toc185658857 \h </w:instrText>
-            </w:r>
-            <w:r>
-              <w:rPr>
+              <w:instrText xml:space="preserve"> PAGEREF _Toc185945902 \h </w:instrText>
+            </w:r>
+            <w:r>
+              <w:rPr>
+                <w:b w:val="0"/>
+                <w:bCs w:val="0"/>
                 <w:noProof/>
                 <w:webHidden/>
               </w:rPr>
             </w:r>
             <w:r>
               <w:rPr>
+                <w:b w:val="0"/>
+                <w:bCs w:val="0"/>
                 <w:noProof/>
                 <w:webHidden/>
               </w:rPr>
@@ -1265,13 +1111,17 @@
             </w:r>
             <w:r>
               <w:rPr>
+                <w:b w:val="0"/>
+                <w:bCs w:val="0"/>
                 <w:noProof/>
                 <w:webHidden/>
               </w:rPr>
-              <w:t>14</w:t>
-            </w:r>
-            <w:r>
-              <w:rPr>
+              <w:t>7</w:t>
+            </w:r>
+            <w:r>
+              <w:rPr>
+                <w:b w:val="0"/>
+                <w:bCs w:val="0"/>
                 <w:noProof/>
                 <w:webHidden/>
               </w:rPr>
@@ -1297,10 +1147,12 @@
               <w:lang w:eastAsia="ru-RU"/>
             </w:rPr>
           </w:pPr>
-          <w:hyperlink w:anchor="_Toc185658858" w:history="1">
+          <w:hyperlink w:anchor="_Toc185945903" w:history="1">
             <w:r>
               <w:rPr>
                 <w:rStyle w:val="a8"/>
+                <w:b w:val="0"/>
+                <w:bCs w:val="0"/>
                 <w:noProof/>
               </w:rPr>
               <w:t>2.3</w:t>
@@ -1321,12 +1173,16 @@
             <w:r>
               <w:rPr>
                 <w:rStyle w:val="a8"/>
-                <w:noProof/>
-              </w:rPr>
-              <w:t>Input System</w:t>
-            </w:r>
-            <w:r>
-              <w:rPr>
+                <w:b w:val="0"/>
+                <w:bCs w:val="0"/>
+                <w:noProof/>
+              </w:rPr>
+              <w:t>Проектирование основных механик</w:t>
+            </w:r>
+            <w:r>
+              <w:rPr>
+                <w:b w:val="0"/>
+                <w:bCs w:val="0"/>
                 <w:noProof/>
                 <w:webHidden/>
               </w:rPr>
@@ -1334,6 +1190,8 @@
             </w:r>
             <w:r>
               <w:rPr>
+                <w:b w:val="0"/>
+                <w:bCs w:val="0"/>
                 <w:noProof/>
                 <w:webHidden/>
               </w:rPr>
@@ -1341,19 +1199,25 @@
             </w:r>
             <w:r>
               <w:rPr>
+                <w:b w:val="0"/>
+                <w:bCs w:val="0"/>
                 <w:noProof/>
                 <w:webHidden/>
               </w:rPr>
-              <w:instrText xml:space="preserve"> PAGEREF _Toc185658858 \h </w:instrText>
-            </w:r>
-            <w:r>
-              <w:rPr>
+              <w:instrText xml:space="preserve"> PAGEREF _Toc185945903 \h </w:instrText>
+            </w:r>
+            <w:r>
+              <w:rPr>
+                <w:b w:val="0"/>
+                <w:bCs w:val="0"/>
                 <w:noProof/>
                 <w:webHidden/>
               </w:rPr>
             </w:r>
             <w:r>
               <w:rPr>
+                <w:b w:val="0"/>
+                <w:bCs w:val="0"/>
                 <w:noProof/>
                 <w:webHidden/>
               </w:rPr>
@@ -1361,13 +1225,17 @@
             </w:r>
             <w:r>
               <w:rPr>
+                <w:b w:val="0"/>
+                <w:bCs w:val="0"/>
                 <w:noProof/>
                 <w:webHidden/>
               </w:rPr>
-              <w:t>16</w:t>
-            </w:r>
-            <w:r>
-              <w:rPr>
+              <w:t>8</w:t>
+            </w:r>
+            <w:r>
+              <w:rPr>
+                <w:b w:val="0"/>
+                <w:bCs w:val="0"/>
                 <w:noProof/>
                 <w:webHidden/>
               </w:rPr>
@@ -1393,10 +1261,12 @@
               <w:lang w:eastAsia="ru-RU"/>
             </w:rPr>
           </w:pPr>
-          <w:hyperlink w:anchor="_Toc185658859" w:history="1">
+          <w:hyperlink w:anchor="_Toc185945904" w:history="1">
             <w:r>
               <w:rPr>
                 <w:rStyle w:val="a8"/>
+                <w:b w:val="0"/>
+                <w:bCs w:val="0"/>
                 <w:noProof/>
               </w:rPr>
               <w:t>2.4</w:t>
@@ -1417,23 +1287,117 @@
             <w:r>
               <w:rPr>
                 <w:rStyle w:val="a8"/>
-                <w:noProof/>
-              </w:rPr>
-              <w:t>Пользовате</w:t>
-            </w:r>
+                <w:b w:val="0"/>
+                <w:bCs w:val="0"/>
+                <w:noProof/>
+              </w:rPr>
+              <w:t>Игровой движок</w:t>
+            </w:r>
+            <w:r>
+              <w:rPr>
+                <w:b w:val="0"/>
+                <w:bCs w:val="0"/>
+                <w:noProof/>
+                <w:webHidden/>
+              </w:rPr>
+              <w:tab/>
+            </w:r>
+            <w:r>
+              <w:rPr>
+                <w:b w:val="0"/>
+                <w:bCs w:val="0"/>
+                <w:noProof/>
+                <w:webHidden/>
+              </w:rPr>
+              <w:fldChar w:fldCharType="begin"/>
+            </w:r>
+            <w:r>
+              <w:rPr>
+                <w:b w:val="0"/>
+                <w:bCs w:val="0"/>
+                <w:noProof/>
+                <w:webHidden/>
+              </w:rPr>
+              <w:instrText xml:space="preserve"> PAGEREF _Toc185945904 \h </w:instrText>
+            </w:r>
+            <w:r>
+              <w:rPr>
+                <w:b w:val="0"/>
+                <w:bCs w:val="0"/>
+                <w:noProof/>
+                <w:webHidden/>
+              </w:rPr>
+            </w:r>
+            <w:r>
+              <w:rPr>
+                <w:b w:val="0"/>
+                <w:bCs w:val="0"/>
+                <w:noProof/>
+                <w:webHidden/>
+              </w:rPr>
+              <w:fldChar w:fldCharType="separate"/>
+            </w:r>
+            <w:r>
+              <w:rPr>
+                <w:b w:val="0"/>
+                <w:bCs w:val="0"/>
+                <w:noProof/>
+                <w:webHidden/>
+              </w:rPr>
+              <w:t>10</w:t>
+            </w:r>
+            <w:r>
+              <w:rPr>
+                <w:b w:val="0"/>
+                <w:bCs w:val="0"/>
+                <w:noProof/>
+                <w:webHidden/>
+              </w:rPr>
+              <w:fldChar w:fldCharType="end"/>
+            </w:r>
+          </w:hyperlink>
+        </w:p>
+        <w:p>
+          <w:pPr>
+            <w:pStyle w:val="32"/>
+            <w:tabs>
+              <w:tab w:val="left" w:pos="1400"/>
+              <w:tab w:val="right" w:leader="dot" w:pos="9345"/>
+            </w:tabs>
+            <w:rPr>
+              <w:rFonts w:eastAsiaTheme="minorEastAsia" w:cstheme="minorBidi"/>
+              <w:noProof/>
+              <w:color w:val="auto"/>
+              <w:sz w:val="24"/>
+              <w:szCs w:val="24"/>
+              <w:lang w:eastAsia="ru-RU"/>
+            </w:rPr>
+          </w:pPr>
+          <w:hyperlink w:anchor="_Toc185945905" w:history="1">
             <w:r>
               <w:rPr>
                 <w:rStyle w:val="a8"/>
                 <w:noProof/>
               </w:rPr>
-              <w:t>л</w:t>
+              <w:t>2.4.1</w:t>
+            </w:r>
+            <w:r>
+              <w:rPr>
+                <w:rFonts w:eastAsiaTheme="minorEastAsia" w:cstheme="minorBidi"/>
+                <w:noProof/>
+                <w:color w:val="auto"/>
+                <w:sz w:val="24"/>
+                <w:szCs w:val="24"/>
+                <w:lang w:eastAsia="ru-RU"/>
+              </w:rPr>
+              <w:tab/>
             </w:r>
             <w:r>
               <w:rPr>
                 <w:rStyle w:val="a8"/>
                 <w:noProof/>
               </w:rPr>
-              <w:t>ьские компоненты</w:t>
+              <w:t>Сравнение популярных игровых движков</w:t>
             </w:r>
             <w:r>
               <w:rPr>
@@ -1454,7 +1418,7 @@
                 <w:noProof/>
                 <w:webHidden/>
               </w:rPr>
-              <w:instrText xml:space="preserve"> PAGEREF _Toc185658859 \h </w:instrText>
+              <w:instrText xml:space="preserve"> PAGEREF _Toc185945905 \h </w:instrText>
             </w:r>
             <w:r>
               <w:rPr>
@@ -1474,7 +1438,499 @@
                 <w:noProof/>
                 <w:webHidden/>
               </w:rPr>
-              <w:t>17</w:t>
+              <w:t>12</w:t>
+            </w:r>
+            <w:r>
+              <w:rPr>
+                <w:noProof/>
+                <w:webHidden/>
+              </w:rPr>
+              <w:fldChar w:fldCharType="end"/>
+            </w:r>
+          </w:hyperlink>
+        </w:p>
+        <w:p>
+          <w:pPr>
+            <w:pStyle w:val="21"/>
+            <w:tabs>
+              <w:tab w:val="left" w:pos="840"/>
+              <w:tab w:val="right" w:leader="dot" w:pos="9345"/>
+            </w:tabs>
+            <w:rPr>
+              <w:rFonts w:eastAsiaTheme="minorEastAsia" w:cstheme="minorBidi"/>
+              <w:b w:val="0"/>
+              <w:bCs w:val="0"/>
+              <w:noProof/>
+              <w:color w:val="auto"/>
+              <w:sz w:val="24"/>
+              <w:szCs w:val="24"/>
+              <w:lang w:eastAsia="ru-RU"/>
+            </w:rPr>
+          </w:pPr>
+          <w:hyperlink w:anchor="_Toc185945906" w:history="1">
+            <w:r>
+              <w:rPr>
+                <w:rStyle w:val="a8"/>
+                <w:b w:val="0"/>
+                <w:bCs w:val="0"/>
+                <w:noProof/>
+              </w:rPr>
+              <w:t>2.5</w:t>
+            </w:r>
+            <w:r>
+              <w:rPr>
+                <w:rFonts w:eastAsiaTheme="minorEastAsia" w:cstheme="minorBidi"/>
+                <w:b w:val="0"/>
+                <w:bCs w:val="0"/>
+                <w:noProof/>
+                <w:color w:val="auto"/>
+                <w:sz w:val="24"/>
+                <w:szCs w:val="24"/>
+                <w:lang w:eastAsia="ru-RU"/>
+              </w:rPr>
+              <w:tab/>
+            </w:r>
+            <w:r>
+              <w:rPr>
+                <w:rStyle w:val="a8"/>
+                <w:b w:val="0"/>
+                <w:bCs w:val="0"/>
+                <w:noProof/>
+              </w:rPr>
+              <w:t xml:space="preserve">Особенности разработки игр на </w:t>
+            </w:r>
+            <w:r>
+              <w:rPr>
+                <w:rStyle w:val="a8"/>
+                <w:b w:val="0"/>
+                <w:bCs w:val="0"/>
+                <w:noProof/>
+                <w:lang w:val="en-US"/>
+              </w:rPr>
+              <w:t>Unity</w:t>
+            </w:r>
+            <w:r>
+              <w:rPr>
+                <w:b w:val="0"/>
+                <w:bCs w:val="0"/>
+                <w:noProof/>
+                <w:webHidden/>
+              </w:rPr>
+              <w:tab/>
+            </w:r>
+            <w:r>
+              <w:rPr>
+                <w:b w:val="0"/>
+                <w:bCs w:val="0"/>
+                <w:noProof/>
+                <w:webHidden/>
+              </w:rPr>
+              <w:fldChar w:fldCharType="begin"/>
+            </w:r>
+            <w:r>
+              <w:rPr>
+                <w:b w:val="0"/>
+                <w:bCs w:val="0"/>
+                <w:noProof/>
+                <w:webHidden/>
+              </w:rPr>
+              <w:instrText xml:space="preserve"> PAGEREF _Toc185945906 \h </w:instrText>
+            </w:r>
+            <w:r>
+              <w:rPr>
+                <w:b w:val="0"/>
+                <w:bCs w:val="0"/>
+                <w:noProof/>
+                <w:webHidden/>
+              </w:rPr>
+            </w:r>
+            <w:r>
+              <w:rPr>
+                <w:b w:val="0"/>
+                <w:bCs w:val="0"/>
+                <w:noProof/>
+                <w:webHidden/>
+              </w:rPr>
+              <w:fldChar w:fldCharType="separate"/>
+            </w:r>
+            <w:r>
+              <w:rPr>
+                <w:b w:val="0"/>
+                <w:bCs w:val="0"/>
+                <w:noProof/>
+                <w:webHidden/>
+              </w:rPr>
+              <w:t>14</w:t>
+            </w:r>
+            <w:r>
+              <w:rPr>
+                <w:b w:val="0"/>
+                <w:bCs w:val="0"/>
+                <w:noProof/>
+                <w:webHidden/>
+              </w:rPr>
+              <w:fldChar w:fldCharType="end"/>
+            </w:r>
+          </w:hyperlink>
+        </w:p>
+        <w:p>
+          <w:pPr>
+            <w:pStyle w:val="32"/>
+            <w:tabs>
+              <w:tab w:val="left" w:pos="1400"/>
+              <w:tab w:val="right" w:leader="dot" w:pos="9345"/>
+            </w:tabs>
+            <w:rPr>
+              <w:rFonts w:eastAsiaTheme="minorEastAsia" w:cstheme="minorBidi"/>
+              <w:noProof/>
+              <w:color w:val="auto"/>
+              <w:sz w:val="24"/>
+              <w:szCs w:val="24"/>
+              <w:lang w:eastAsia="ru-RU"/>
+            </w:rPr>
+          </w:pPr>
+          <w:hyperlink w:anchor="_Toc185945907" w:history="1">
+            <w:r>
+              <w:rPr>
+                <w:rStyle w:val="a8"/>
+                <w:noProof/>
+              </w:rPr>
+              <w:t>2.5.1</w:t>
+            </w:r>
+            <w:r>
+              <w:rPr>
+                <w:rFonts w:eastAsiaTheme="minorEastAsia" w:cstheme="minorBidi"/>
+                <w:noProof/>
+                <w:color w:val="auto"/>
+                <w:sz w:val="24"/>
+                <w:szCs w:val="24"/>
+                <w:lang w:eastAsia="ru-RU"/>
+              </w:rPr>
+              <w:tab/>
+            </w:r>
+            <w:r>
+              <w:rPr>
+                <w:rStyle w:val="a8"/>
+                <w:noProof/>
+              </w:rPr>
+              <w:t>Физика</w:t>
+            </w:r>
+            <w:r>
+              <w:rPr>
+                <w:noProof/>
+                <w:webHidden/>
+              </w:rPr>
+              <w:tab/>
+            </w:r>
+            <w:r>
+              <w:rPr>
+                <w:noProof/>
+                <w:webHidden/>
+              </w:rPr>
+              <w:fldChar w:fldCharType="begin"/>
+            </w:r>
+            <w:r>
+              <w:rPr>
+                <w:noProof/>
+                <w:webHidden/>
+              </w:rPr>
+              <w:instrText xml:space="preserve"> PAGEREF _Toc185945907 \h </w:instrText>
+            </w:r>
+            <w:r>
+              <w:rPr>
+                <w:noProof/>
+                <w:webHidden/>
+              </w:rPr>
+            </w:r>
+            <w:r>
+              <w:rPr>
+                <w:noProof/>
+                <w:webHidden/>
+              </w:rPr>
+              <w:fldChar w:fldCharType="separate"/>
+            </w:r>
+            <w:r>
+              <w:rPr>
+                <w:noProof/>
+                <w:webHidden/>
+              </w:rPr>
+              <w:t>16</w:t>
+            </w:r>
+            <w:r>
+              <w:rPr>
+                <w:noProof/>
+                <w:webHidden/>
+              </w:rPr>
+              <w:fldChar w:fldCharType="end"/>
+            </w:r>
+          </w:hyperlink>
+        </w:p>
+        <w:p>
+          <w:pPr>
+            <w:pStyle w:val="32"/>
+            <w:tabs>
+              <w:tab w:val="left" w:pos="1400"/>
+              <w:tab w:val="right" w:leader="dot" w:pos="9345"/>
+            </w:tabs>
+            <w:rPr>
+              <w:rFonts w:eastAsiaTheme="minorEastAsia" w:cstheme="minorBidi"/>
+              <w:noProof/>
+              <w:color w:val="auto"/>
+              <w:sz w:val="24"/>
+              <w:szCs w:val="24"/>
+              <w:lang w:eastAsia="ru-RU"/>
+            </w:rPr>
+          </w:pPr>
+          <w:hyperlink w:anchor="_Toc185945908" w:history="1">
+            <w:r>
+              <w:rPr>
+                <w:rStyle w:val="a8"/>
+                <w:noProof/>
+              </w:rPr>
+              <w:t>2.5.2</w:t>
+            </w:r>
+            <w:r>
+              <w:rPr>
+                <w:rFonts w:eastAsiaTheme="minorEastAsia" w:cstheme="minorBidi"/>
+                <w:noProof/>
+                <w:color w:val="auto"/>
+                <w:sz w:val="24"/>
+                <w:szCs w:val="24"/>
+                <w:lang w:eastAsia="ru-RU"/>
+              </w:rPr>
+              <w:tab/>
+            </w:r>
+            <w:r>
+              <w:rPr>
+                <w:rStyle w:val="a8"/>
+                <w:noProof/>
+              </w:rPr>
+              <w:t>Графика</w:t>
+            </w:r>
+            <w:r>
+              <w:rPr>
+                <w:noProof/>
+                <w:webHidden/>
+              </w:rPr>
+              <w:tab/>
+            </w:r>
+            <w:r>
+              <w:rPr>
+                <w:noProof/>
+                <w:webHidden/>
+              </w:rPr>
+              <w:fldChar w:fldCharType="begin"/>
+            </w:r>
+            <w:r>
+              <w:rPr>
+                <w:noProof/>
+                <w:webHidden/>
+              </w:rPr>
+              <w:instrText xml:space="preserve"> PAGEREF _Toc185945908 \h </w:instrText>
+            </w:r>
+            <w:r>
+              <w:rPr>
+                <w:noProof/>
+                <w:webHidden/>
+              </w:rPr>
+            </w:r>
+            <w:r>
+              <w:rPr>
+                <w:noProof/>
+                <w:webHidden/>
+              </w:rPr>
+              <w:fldChar w:fldCharType="separate"/>
+            </w:r>
+            <w:r>
+              <w:rPr>
+                <w:noProof/>
+                <w:webHidden/>
+              </w:rPr>
+              <w:t>18</w:t>
+            </w:r>
+            <w:r>
+              <w:rPr>
+                <w:noProof/>
+                <w:webHidden/>
+              </w:rPr>
+              <w:fldChar w:fldCharType="end"/>
+            </w:r>
+          </w:hyperlink>
+        </w:p>
+        <w:p>
+          <w:pPr>
+            <w:pStyle w:val="32"/>
+            <w:tabs>
+              <w:tab w:val="left" w:pos="1400"/>
+              <w:tab w:val="right" w:leader="dot" w:pos="9345"/>
+            </w:tabs>
+            <w:rPr>
+              <w:rFonts w:eastAsiaTheme="minorEastAsia" w:cstheme="minorBidi"/>
+              <w:noProof/>
+              <w:color w:val="auto"/>
+              <w:sz w:val="24"/>
+              <w:szCs w:val="24"/>
+              <w:lang w:eastAsia="ru-RU"/>
+            </w:rPr>
+          </w:pPr>
+          <w:hyperlink w:anchor="_Toc185945909" w:history="1">
+            <w:r>
+              <w:rPr>
+                <w:rStyle w:val="a8"/>
+                <w:noProof/>
+              </w:rPr>
+              <w:t>2.5.3</w:t>
+            </w:r>
+            <w:r>
+              <w:rPr>
+                <w:rFonts w:eastAsiaTheme="minorEastAsia" w:cstheme="minorBidi"/>
+                <w:noProof/>
+                <w:color w:val="auto"/>
+                <w:sz w:val="24"/>
+                <w:szCs w:val="24"/>
+                <w:lang w:eastAsia="ru-RU"/>
+              </w:rPr>
+              <w:tab/>
+            </w:r>
+            <w:r>
+              <w:rPr>
+                <w:rStyle w:val="a8"/>
+                <w:noProof/>
+              </w:rPr>
+              <w:t>Input System</w:t>
+            </w:r>
+            <w:r>
+              <w:rPr>
+                <w:noProof/>
+                <w:webHidden/>
+              </w:rPr>
+              <w:tab/>
+            </w:r>
+            <w:r>
+              <w:rPr>
+                <w:noProof/>
+                <w:webHidden/>
+              </w:rPr>
+              <w:fldChar w:fldCharType="begin"/>
+            </w:r>
+            <w:r>
+              <w:rPr>
+                <w:noProof/>
+                <w:webHidden/>
+              </w:rPr>
+              <w:instrText xml:space="preserve"> PAGEREF _Toc185945909 \h </w:instrText>
+            </w:r>
+            <w:r>
+              <w:rPr>
+                <w:noProof/>
+                <w:webHidden/>
+              </w:rPr>
+            </w:r>
+            <w:r>
+              <w:rPr>
+                <w:noProof/>
+                <w:webHidden/>
+              </w:rPr>
+              <w:fldChar w:fldCharType="separate"/>
+            </w:r>
+            <w:r>
+              <w:rPr>
+                <w:noProof/>
+                <w:webHidden/>
+              </w:rPr>
+              <w:t>20</w:t>
+            </w:r>
+            <w:r>
+              <w:rPr>
+                <w:noProof/>
+                <w:webHidden/>
+              </w:rPr>
+              <w:fldChar w:fldCharType="end"/>
+            </w:r>
+          </w:hyperlink>
+        </w:p>
+        <w:p>
+          <w:pPr>
+            <w:pStyle w:val="32"/>
+            <w:tabs>
+              <w:tab w:val="left" w:pos="1400"/>
+              <w:tab w:val="right" w:leader="dot" w:pos="9345"/>
+            </w:tabs>
+            <w:rPr>
+              <w:rFonts w:eastAsiaTheme="minorEastAsia" w:cstheme="minorBidi"/>
+              <w:noProof/>
+              <w:color w:val="auto"/>
+              <w:sz w:val="24"/>
+              <w:szCs w:val="24"/>
+              <w:lang w:eastAsia="ru-RU"/>
+            </w:rPr>
+          </w:pPr>
+          <w:hyperlink w:anchor="_Toc185945910" w:history="1">
+            <w:r>
+              <w:rPr>
+                <w:rStyle w:val="a8"/>
+                <w:noProof/>
+              </w:rPr>
+              <w:t>2.5.4</w:t>
+            </w:r>
+            <w:r>
+              <w:rPr>
+                <w:rFonts w:eastAsiaTheme="minorEastAsia" w:cstheme="minorBidi"/>
+                <w:noProof/>
+                <w:color w:val="auto"/>
+                <w:sz w:val="24"/>
+                <w:szCs w:val="24"/>
+                <w:lang w:eastAsia="ru-RU"/>
+              </w:rPr>
+              <w:tab/>
+            </w:r>
+            <w:r>
+              <w:rPr>
+                <w:rStyle w:val="a8"/>
+                <w:noProof/>
+              </w:rPr>
+              <w:t>Пользовательские компоненты</w:t>
+            </w:r>
+            <w:r>
+              <w:rPr>
+                <w:noProof/>
+                <w:webHidden/>
+              </w:rPr>
+              <w:tab/>
+            </w:r>
+            <w:r>
+              <w:rPr>
+                <w:noProof/>
+                <w:webHidden/>
+              </w:rPr>
+              <w:fldChar w:fldCharType="begin"/>
+            </w:r>
+            <w:r>
+              <w:rPr>
+                <w:noProof/>
+                <w:webHidden/>
+              </w:rPr>
+              <w:instrText xml:space="preserve"> PAGEREF _Toc185945910 \h </w:instrText>
+            </w:r>
+            <w:r>
+              <w:rPr>
+                <w:noProof/>
+                <w:webHidden/>
+              </w:rPr>
+            </w:r>
+            <w:r>
+              <w:rPr>
+                <w:noProof/>
+                <w:webHidden/>
+              </w:rPr>
+              <w:fldChar w:fldCharType="separate"/>
+            </w:r>
+            <w:r>
+              <w:rPr>
+                <w:noProof/>
+                <w:webHidden/>
+              </w:rPr>
+              <w:t>21</w:t>
             </w:r>
             <w:r>
               <w:rPr>
@@ -1497,12 +1953,9 @@
     </w:sdt>
     <w:p>
       <w:pPr>
-        <w:spacing w:after="160" w:line="259" w:lineRule="auto"/>
-        <w:jc w:val="left"/>
-        <w:rPr>
-          <w:rFonts w:eastAsiaTheme="majorEastAsia" w:cs="Times New Roman"/>
-          <w:b/>
-          <w:bCs/>
+        <w:pStyle w:val="2"/>
+        <w:rPr>
+          <w:rFonts w:cs="Times New Roman"/>
           <w:szCs w:val="32"/>
         </w:rPr>
       </w:pPr>
@@ -1519,7 +1972,7 @@
         </w:numPr>
         <w:ind w:left="720"/>
       </w:pPr>
-      <w:bookmarkStart w:id="0" w:name="_Toc185658852"/>
+      <w:bookmarkStart w:id="0" w:name="_Toc185945898"/>
       <w:r>
         <w:lastRenderedPageBreak/>
         <w:t>Введение</w:t>
@@ -1644,13 +2097,13 @@
         <w:rPr>
           <w:szCs w:val="28"/>
         </w:rPr>
-        <w:t xml:space="preserve">создание прототипа </w:t>
+        <w:t xml:space="preserve">создание </w:t>
       </w:r>
       <w:r>
         <w:rPr>
           <w:szCs w:val="28"/>
         </w:rPr>
-        <w:t>управления персонажа на основе пользовательской физики</w:t>
+        <w:t>модуля</w:t>
       </w:r>
       <w:r>
         <w:rPr>
@@ -1662,7 +2115,37 @@
         <w:rPr>
           <w:szCs w:val="28"/>
         </w:rPr>
+        <w:t>управления персонаж</w:t>
+      </w:r>
+      <w:r>
+        <w:rPr>
+          <w:szCs w:val="28"/>
+        </w:rPr>
+        <w:t>ем</w:t>
+      </w:r>
+      <w:r>
+        <w:rPr>
+          <w:szCs w:val="28"/>
+        </w:rPr>
+        <w:t xml:space="preserve"> на основе пользовательской физики</w:t>
+      </w:r>
+      <w:r>
+        <w:rPr>
+          <w:szCs w:val="28"/>
+        </w:rPr>
+        <w:t xml:space="preserve"> </w:t>
+      </w:r>
+      <w:r>
+        <w:rPr>
+          <w:szCs w:val="28"/>
+        </w:rPr>
         <w:t xml:space="preserve">в </w:t>
+      </w:r>
+      <w:r>
+        <w:rPr>
+          <w:szCs w:val="28"/>
+        </w:rPr>
+        <w:t xml:space="preserve">прототипе </w:t>
       </w:r>
       <w:r>
         <w:rPr>
@@ -1687,7 +2170,13 @@
         <w:rPr>
           <w:szCs w:val="28"/>
         </w:rPr>
-        <w:t>платформере</w:t>
+        <w:t>платформер</w:t>
+      </w:r>
+      <w:r>
+        <w:rPr>
+          <w:szCs w:val="28"/>
+        </w:rPr>
+        <w:t>а</w:t>
       </w:r>
       <w:r>
         <w:rPr>
@@ -1839,13 +2328,1023 @@
     <w:p>
       <w:pPr>
         <w:pStyle w:val="1"/>
-      </w:pPr>
-      <w:bookmarkStart w:id="1" w:name="_Toc185658853"/>
-      <w:r>
+        <w:numPr>
+          <w:ilvl w:val="0"/>
+          <w:numId w:val="21"/>
+        </w:numPr>
+      </w:pPr>
+      <w:bookmarkStart w:id="1" w:name="_Toc185945899"/>
+      <w:r>
+        <w:lastRenderedPageBreak/>
+        <w:t>Актуальность</w:t>
+      </w:r>
+      <w:r>
+        <w:t xml:space="preserve"> </w:t>
+      </w:r>
+      <w:r>
+        <w:t>жанра платформер</w:t>
+      </w:r>
+      <w:bookmarkEnd w:id="1"/>
+    </w:p>
+    <w:p>
+      <w:r>
+        <w:tab/>
+      </w:r>
+      <w:r>
+        <w:t xml:space="preserve">Платформер — это жанр видеоигр, в котором игрок управляет персонажем, перемещающимся по уровням, состоящим из платформ и препятствий. Основная цель игры — преодолеть эти уровни, используя прыжки, бег и другие движения, чтобы избегать опасностей и достигать конечной точки. </w:t>
+      </w:r>
+      <w:proofErr w:type="spellStart"/>
+      <w:r>
+        <w:t>Платформеры</w:t>
+      </w:r>
+      <w:proofErr w:type="spellEnd"/>
+      <w:r>
+        <w:t xml:space="preserve"> часто включают элементы головоломок и требуют от игрока точности и координации.</w:t>
+      </w:r>
+    </w:p>
+    <w:p>
+      <w:r>
+        <w:tab/>
+        <w:t xml:space="preserve">Данный </w:t>
+      </w:r>
+      <w:r>
+        <w:t xml:space="preserve">жанр </w:t>
+      </w:r>
+      <w:r>
+        <w:t xml:space="preserve">является одним из самых полюбившихся многим игрокам еще со времен первых </w:t>
+      </w:r>
+      <w:r>
+        <w:t>компьютерных игр. Поэтому так важно, чтобы у</w:t>
+      </w:r>
+      <w:r>
+        <w:t>правление персонажем в платформере</w:t>
+      </w:r>
+      <w:r>
+        <w:t xml:space="preserve"> </w:t>
+      </w:r>
+      <w:r>
+        <w:t>бы</w:t>
+      </w:r>
+      <w:r>
+        <w:t>ло</w:t>
+      </w:r>
+      <w:r>
+        <w:t xml:space="preserve"> точным, отзывчивым и интуитивно понятным. </w:t>
+      </w:r>
+    </w:p>
+    <w:p>
+      <w:r>
+        <w:tab/>
+        <w:t>Спроектированное и реализованное далее управление</w:t>
+      </w:r>
+      <w:r>
+        <w:t xml:space="preserve"> </w:t>
+      </w:r>
+      <w:r>
+        <w:t>персонажем планируется использовать, как встраиваемый модуль в игры жанра платформер, разрабатываемые инди-студией, членом которой я являюсь.</w:t>
+      </w:r>
+    </w:p>
+    <w:p>
+      <w:pPr>
+        <w:pStyle w:val="1"/>
+        <w:numPr>
+          <w:ilvl w:val="0"/>
+          <w:numId w:val="21"/>
+        </w:numPr>
+      </w:pPr>
+      <w:bookmarkStart w:id="2" w:name="_Toc185945900"/>
+      <w:r>
+        <w:t>Анализ и проектирование</w:t>
+      </w:r>
+      <w:bookmarkEnd w:id="2"/>
+    </w:p>
+    <w:p>
+      <w:r>
+        <w:tab/>
+      </w:r>
+      <w:r>
+        <w:t>В платформерах управление персонажем играет ключевую роль в создании увлекательного и удобного игрового процесса. Отзывчивое, контролируемое и понятное управление позволяет игрокам полностью погрузиться в игру и получать удовольствие от преодоления уровней. В этой главе мы проведем анализ и проектирование механики управления,</w:t>
+      </w:r>
+      <w:r>
+        <w:t xml:space="preserve"> опираясь на разбор уже существующих игр. </w:t>
+      </w:r>
+    </w:p>
+    <w:p>
+      <w:pPr>
+        <w:pStyle w:val="2"/>
+      </w:pPr>
+      <w:bookmarkStart w:id="3" w:name="_Toc185945901"/>
+      <w:r>
+        <w:t>Анализ существующих игр</w:t>
+      </w:r>
+      <w:bookmarkEnd w:id="3"/>
+    </w:p>
+    <w:p>
+      <w:r>
+        <w:tab/>
+        <w:t>Р</w:t>
+      </w:r>
+      <w:r>
+        <w:t>ассмотрим примеры трех самых показательных в удобстве управления персонажем игр.</w:t>
+      </w:r>
+    </w:p>
+    <w:p>
+      <w:pPr>
+        <w:pStyle w:val="a3"/>
+        <w:numPr>
+          <w:ilvl w:val="0"/>
+          <w:numId w:val="30"/>
+        </w:numPr>
+      </w:pPr>
+      <w:r>
+        <w:t xml:space="preserve">Super </w:t>
+      </w:r>
+      <w:proofErr w:type="spellStart"/>
+      <w:r>
+        <w:t>Mario</w:t>
+      </w:r>
+      <w:proofErr w:type="spellEnd"/>
+      <w:r>
+        <w:t xml:space="preserve"> Bros. (Nintendo, 1985)</w:t>
+      </w:r>
+    </w:p>
+    <w:p>
+      <w:r>
+        <w:tab/>
+        <w:t xml:space="preserve">Super </w:t>
+      </w:r>
+      <w:proofErr w:type="spellStart"/>
+      <w:r>
+        <w:t>Mario</w:t>
+      </w:r>
+      <w:proofErr w:type="spellEnd"/>
+      <w:r>
+        <w:t xml:space="preserve"> Bros. является классическим примером платформера с отличным управлением. Игра предлагает простое и интуитивно понятное управление, которое позволяет игрокам легко освоить основные механики.</w:t>
+      </w:r>
+    </w:p>
+    <w:p>
+      <w:r>
+        <w:lastRenderedPageBreak/>
+        <w:t xml:space="preserve">   Особенности управления:</w:t>
+      </w:r>
+    </w:p>
+    <w:p>
+      <w:pPr>
+        <w:pStyle w:val="a3"/>
+        <w:numPr>
+          <w:ilvl w:val="0"/>
+          <w:numId w:val="29"/>
+        </w:numPr>
+        <w:ind w:left="0" w:firstLine="284"/>
+      </w:pPr>
+      <w:r>
+        <w:rPr>
+          <w:b/>
+          <w:bCs/>
+        </w:rPr>
+        <w:t>Прыжки</w:t>
+      </w:r>
+      <w:r>
+        <w:t>: Прыжки Марио плавные и предсказуемые, что позволяет игрокам точно рассчитывать свои действия.</w:t>
+      </w:r>
+    </w:p>
+    <w:p>
+      <w:pPr>
+        <w:pStyle w:val="a3"/>
+        <w:numPr>
+          <w:ilvl w:val="0"/>
+          <w:numId w:val="29"/>
+        </w:numPr>
+        <w:ind w:left="0" w:firstLine="284"/>
+      </w:pPr>
+      <w:r>
+        <w:rPr>
+          <w:b/>
+          <w:bCs/>
+        </w:rPr>
+        <w:t>Движение</w:t>
+      </w:r>
+      <w:r>
+        <w:t>: Марио может бегать и останавливаться мгновенно, что обеспечивает высокую точность управления.</w:t>
+      </w:r>
+    </w:p>
+    <w:p>
+      <w:pPr>
+        <w:pStyle w:val="a3"/>
+        <w:numPr>
+          <w:ilvl w:val="0"/>
+          <w:numId w:val="29"/>
+        </w:numPr>
+        <w:ind w:left="0" w:firstLine="284"/>
+      </w:pPr>
+      <w:r>
+        <w:rPr>
+          <w:b/>
+          <w:bCs/>
+        </w:rPr>
+        <w:t>Инерция</w:t>
+      </w:r>
+      <w:r>
+        <w:t>: Введение инерции делает движение Марио более реалистичным и удобным для управления.</w:t>
+      </w:r>
+    </w:p>
+    <w:p>
+      <w:r>
+        <w:tab/>
+      </w:r>
+      <w:r>
+        <w:t>Потенциальные ограничения:</w:t>
+      </w:r>
+    </w:p>
+    <w:p>
+      <w:pPr>
+        <w:pStyle w:val="a3"/>
+        <w:numPr>
+          <w:ilvl w:val="0"/>
+          <w:numId w:val="28"/>
+        </w:numPr>
+        <w:ind w:left="0" w:firstLine="284"/>
+      </w:pPr>
+      <w:r>
+        <w:rPr>
+          <w:b/>
+          <w:bCs/>
+        </w:rPr>
+        <w:t>Ограниченные возможности</w:t>
+      </w:r>
+      <w:r>
+        <w:t xml:space="preserve">: Управление Марио может показаться ограниченным по сравнению с современными играми, так как оно не включает дополнительные механики, такие как рывок или </w:t>
+      </w:r>
+      <w:r>
+        <w:t xml:space="preserve">возможность </w:t>
+      </w:r>
+      <w:r>
+        <w:t>цепля</w:t>
+      </w:r>
+      <w:r>
+        <w:t>ться</w:t>
+      </w:r>
+      <w:r>
+        <w:t xml:space="preserve"> за стены.</w:t>
+      </w:r>
+    </w:p>
+    <w:p>
+      <w:r>
+        <w:t xml:space="preserve">   </w:t>
+      </w:r>
+      <w:r>
+        <w:t xml:space="preserve">Заметка </w:t>
+      </w:r>
+      <w:r>
+        <w:t>для проектирования</w:t>
+      </w:r>
+      <w:r>
+        <w:t>: Важно</w:t>
+      </w:r>
+      <w:r>
+        <w:t xml:space="preserve"> обеспечить плавность и предсказуемость движений персонажа, а также мгновенную реакцию на команды игрока.</w:t>
+      </w:r>
+    </w:p>
+    <w:p/>
+    <w:p>
+      <w:pPr>
+        <w:pStyle w:val="a3"/>
+        <w:numPr>
+          <w:ilvl w:val="0"/>
+          <w:numId w:val="30"/>
+        </w:numPr>
+      </w:pPr>
+      <w:proofErr w:type="spellStart"/>
+      <w:r>
+        <w:t>Celeste</w:t>
+      </w:r>
+      <w:proofErr w:type="spellEnd"/>
+      <w:r>
+        <w:t xml:space="preserve"> (</w:t>
+      </w:r>
+      <w:proofErr w:type="spellStart"/>
+      <w:r>
+        <w:t>Maddy</w:t>
+      </w:r>
+      <w:proofErr w:type="spellEnd"/>
+      <w:r>
+        <w:t xml:space="preserve"> </w:t>
+      </w:r>
+      <w:proofErr w:type="spellStart"/>
+      <w:r>
+        <w:t>Makes</w:t>
+      </w:r>
+      <w:proofErr w:type="spellEnd"/>
+      <w:r>
+        <w:t xml:space="preserve"> Games, 2018)</w:t>
+      </w:r>
+    </w:p>
+    <w:p>
+      <w:r>
+        <w:tab/>
+      </w:r>
+      <w:proofErr w:type="spellStart"/>
+      <w:r>
+        <w:t>Celeste</w:t>
+      </w:r>
+      <w:proofErr w:type="spellEnd"/>
+      <w:r>
+        <w:t xml:space="preserve"> — это современный платформер, который получил признание за свою точную и отзывчивую механику управления. Игра требует высокой точности и координации от игрока, что делает управление особенно важным аспектом.</w:t>
+      </w:r>
+    </w:p>
+    <w:p>
+      <w:r>
+        <w:tab/>
+      </w:r>
+      <w:r>
+        <w:t>Особенности управления:</w:t>
+      </w:r>
+    </w:p>
+    <w:p>
+      <w:pPr>
+        <w:pStyle w:val="a3"/>
+        <w:numPr>
+          <w:ilvl w:val="0"/>
+          <w:numId w:val="27"/>
+        </w:numPr>
+        <w:ind w:left="0" w:firstLine="283"/>
+      </w:pPr>
+      <w:r>
+        <w:rPr>
+          <w:b/>
+          <w:bCs/>
+        </w:rPr>
+        <w:t>Прыжки и рывок</w:t>
+      </w:r>
+      <w:r>
+        <w:t xml:space="preserve">: Персонаж может выполнять прыжки и </w:t>
+      </w:r>
+      <w:proofErr w:type="spellStart"/>
+      <w:r>
+        <w:t>деш</w:t>
+      </w:r>
+      <w:proofErr w:type="spellEnd"/>
+      <w:r>
+        <w:t xml:space="preserve"> (быстрое перемещение в воздухе), что добавляет глубину и разнообразие в управление.</w:t>
+      </w:r>
+    </w:p>
+    <w:p>
+      <w:pPr>
+        <w:pStyle w:val="a3"/>
+        <w:numPr>
+          <w:ilvl w:val="0"/>
+          <w:numId w:val="27"/>
+        </w:numPr>
+        <w:ind w:left="0" w:firstLine="283"/>
+      </w:pPr>
+      <w:r>
+        <w:rPr>
+          <w:b/>
+          <w:bCs/>
+        </w:rPr>
+        <w:t>Точность</w:t>
+      </w:r>
+      <w:r>
+        <w:t>: Движения персонажа чрезвычайно точны, что позволяет игрокам выполнять сложные маневры с высокой степенью контроля.</w:t>
+      </w:r>
+    </w:p>
+    <w:p>
+      <w:pPr>
+        <w:pStyle w:val="a3"/>
+        <w:numPr>
+          <w:ilvl w:val="0"/>
+          <w:numId w:val="27"/>
+        </w:numPr>
+        <w:ind w:left="0" w:firstLine="283"/>
+      </w:pPr>
+      <w:r>
+        <w:rPr>
+          <w:b/>
+          <w:bCs/>
+        </w:rPr>
+        <w:t>Обратная связь</w:t>
+      </w:r>
+      <w:r>
+        <w:t>: Визуальные и звуковые эффекты помогают игроку понимать, что происходит в игре, что улучшает общую контролируемость.</w:t>
+      </w:r>
+    </w:p>
+    <w:p>
+      <w:pPr>
+        <w:keepNext/>
+        <w:keepLines/>
+        <w:suppressAutoHyphens/>
+      </w:pPr>
+      <w:r>
+        <w:lastRenderedPageBreak/>
+        <w:tab/>
+        <w:t>Потенциальные ограничения:</w:t>
+      </w:r>
+    </w:p>
+    <w:p>
+      <w:pPr>
+        <w:pStyle w:val="a3"/>
+        <w:keepNext/>
+        <w:keepLines/>
+        <w:numPr>
+          <w:ilvl w:val="0"/>
+          <w:numId w:val="26"/>
+        </w:numPr>
+        <w:suppressAutoHyphens/>
+        <w:ind w:left="0" w:firstLine="283"/>
+      </w:pPr>
+      <w:r>
+        <w:rPr>
+          <w:b/>
+          <w:bCs/>
+        </w:rPr>
+        <w:t>Высокая сложность</w:t>
+      </w:r>
+      <w:proofErr w:type="gramStart"/>
+      <w:r>
+        <w:rPr>
+          <w:b/>
+          <w:bCs/>
+        </w:rPr>
+        <w:t>:</w:t>
+      </w:r>
+      <w:r>
+        <w:t xml:space="preserve"> Для</w:t>
+      </w:r>
+      <w:proofErr w:type="gramEnd"/>
+      <w:r>
+        <w:t xml:space="preserve"> некоторых игроков управление может показаться слишком сложным и требовательным, особенно на поздних уровнях.</w:t>
+      </w:r>
+    </w:p>
+    <w:p>
+      <w:pPr>
+        <w:keepNext/>
+        <w:keepLines/>
+        <w:suppressAutoHyphens/>
+      </w:pPr>
+      <w:r>
+        <w:tab/>
+      </w:r>
+      <w:r>
+        <w:t>Заметка</w:t>
+      </w:r>
+      <w:r>
+        <w:t xml:space="preserve"> для проектирования: Введение дополнительных механик, таких как рывок, может значительно обогатить игровой процесс, если они реализованы с высокой точностью и отзывчивостью.</w:t>
+      </w:r>
+    </w:p>
+    <w:p/>
+    <w:p>
+      <w:pPr>
+        <w:pStyle w:val="a3"/>
+        <w:numPr>
+          <w:ilvl w:val="0"/>
+          <w:numId w:val="30"/>
+        </w:numPr>
+      </w:pPr>
+      <w:proofErr w:type="spellStart"/>
+      <w:r>
+        <w:t>Rayman</w:t>
+      </w:r>
+      <w:proofErr w:type="spellEnd"/>
+      <w:r>
+        <w:t xml:space="preserve"> Legends (</w:t>
+      </w:r>
+      <w:proofErr w:type="spellStart"/>
+      <w:r>
+        <w:t>Ubisoft</w:t>
+      </w:r>
+      <w:proofErr w:type="spellEnd"/>
+      <w:r>
+        <w:t>, 2013)</w:t>
+      </w:r>
+    </w:p>
+    <w:p>
+      <w:pPr>
+        <w:keepNext/>
+        <w:keepLines/>
+        <w:suppressAutoHyphens/>
+      </w:pPr>
+      <w:r>
+        <w:tab/>
+      </w:r>
+      <w:proofErr w:type="spellStart"/>
+      <w:r>
+        <w:t>Rayman</w:t>
+      </w:r>
+      <w:proofErr w:type="spellEnd"/>
+      <w:r>
+        <w:t xml:space="preserve"> Legends — это платформер, который выделяется своей плавной и отзывчивой механикой управления. Игра предлагает разнообразные уровни и механики, что делает управление персонажем особенно важным.</w:t>
+      </w:r>
+    </w:p>
+    <w:p>
+      <w:r>
+        <w:tab/>
+      </w:r>
+      <w:r>
+        <w:t>Особенности управления:</w:t>
+      </w:r>
+    </w:p>
+    <w:p>
+      <w:pPr>
+        <w:pStyle w:val="a3"/>
+        <w:numPr>
+          <w:ilvl w:val="0"/>
+          <w:numId w:val="24"/>
+        </w:numPr>
+        <w:ind w:left="0" w:firstLine="360"/>
+      </w:pPr>
+      <w:r>
+        <w:rPr>
+          <w:b/>
+          <w:bCs/>
+        </w:rPr>
+        <w:t>Прыжки и атаки</w:t>
+      </w:r>
+      <w:r>
+        <w:t>: Прыжки и атаки персонажа плавные и предсказуемые, что позволяет игрокам легко освоить основные механики.</w:t>
+      </w:r>
+    </w:p>
+    <w:p>
+      <w:pPr>
+        <w:pStyle w:val="a3"/>
+        <w:numPr>
+          <w:ilvl w:val="0"/>
+          <w:numId w:val="24"/>
+        </w:numPr>
+        <w:ind w:left="0" w:firstLine="360"/>
+      </w:pPr>
+      <w:r>
+        <w:rPr>
+          <w:b/>
+          <w:bCs/>
+        </w:rPr>
+        <w:t>Инерция и трение</w:t>
+      </w:r>
+      <w:r>
+        <w:t>: Введение инерции и трения делает движение персонажа более реалистичным и удобным для управления.</w:t>
+      </w:r>
+    </w:p>
+    <w:p>
+      <w:pPr>
+        <w:pStyle w:val="a3"/>
+        <w:numPr>
+          <w:ilvl w:val="0"/>
+          <w:numId w:val="24"/>
+        </w:numPr>
+        <w:ind w:left="0" w:firstLine="360"/>
+      </w:pPr>
+      <w:r>
+        <w:rPr>
+          <w:b/>
+          <w:bCs/>
+        </w:rPr>
+        <w:t>Обратная связь</w:t>
+      </w:r>
+      <w:r>
+        <w:t>: Визуальные и звуковые эффекты помогают игроку понимать, что происходит в игре, что улучшает общую контролируемость.</w:t>
+      </w:r>
+    </w:p>
+    <w:p>
+      <w:r>
+        <w:tab/>
+        <w:t>Потенциальные ограничения:</w:t>
+      </w:r>
+    </w:p>
+    <w:p>
+      <w:pPr>
+        <w:pStyle w:val="a3"/>
+        <w:numPr>
+          <w:ilvl w:val="0"/>
+          <w:numId w:val="25"/>
+        </w:numPr>
+        <w:ind w:left="0" w:firstLine="426"/>
+      </w:pPr>
+      <w:r>
+        <w:rPr>
+          <w:b/>
+          <w:bCs/>
+        </w:rPr>
+        <w:t>Сложность управления</w:t>
+      </w:r>
+      <w:r>
+        <w:t>: Некоторые игроки могут найти управление слишком сложным из-за большого количества различных механик и действий, которые нужно освоить.</w:t>
+      </w:r>
+    </w:p>
+    <w:p>
+      <w:r>
+        <w:tab/>
+      </w:r>
+      <w:r>
+        <w:t>Заметка</w:t>
+      </w:r>
+      <w:r>
+        <w:t xml:space="preserve"> </w:t>
+      </w:r>
+      <w:r>
+        <w:t>для проектирования: Важно обеспечить плавность и предсказуемость движений персонажа, а также мгновенную реакцию на команды игрока. Введение инерции и трения может значительно улучшить реалистичность и удобство управления.</w:t>
+      </w:r>
+    </w:p>
+    <w:p>
+      <w:r>
+        <w:tab/>
+      </w:r>
+      <w:r>
+        <w:t xml:space="preserve">Анализ и проектирование механики управления в платформерах требует внимательного подхода к настройке физических параметров и взаимодействия с окружением. Примеры игр, таких как Super </w:t>
+      </w:r>
+      <w:proofErr w:type="spellStart"/>
+      <w:r>
+        <w:t>Mario</w:t>
+      </w:r>
+      <w:proofErr w:type="spellEnd"/>
+      <w:r>
+        <w:t xml:space="preserve"> Bros., </w:t>
+      </w:r>
+      <w:proofErr w:type="spellStart"/>
+      <w:r>
+        <w:t>Celeste</w:t>
+      </w:r>
+      <w:proofErr w:type="spellEnd"/>
+      <w:r>
+        <w:t xml:space="preserve"> и </w:t>
+      </w:r>
+      <w:proofErr w:type="spellStart"/>
+      <w:r>
+        <w:t>Rayman</w:t>
+      </w:r>
+      <w:proofErr w:type="spellEnd"/>
+      <w:r>
+        <w:t xml:space="preserve"> </w:t>
+      </w:r>
+      <w:r>
+        <w:lastRenderedPageBreak/>
+        <w:t>Legends, демонстрируют, как важно обеспечить отзывчивое, контролируемое и понятное управление персонажем.</w:t>
+      </w:r>
+    </w:p>
+    <w:p>
+      <w:pPr>
+        <w:pStyle w:val="2"/>
+      </w:pPr>
+      <w:r>
+        <w:t xml:space="preserve"> </w:t>
+      </w:r>
+      <w:bookmarkStart w:id="4" w:name="_Toc185945902"/>
+      <w:r>
+        <w:t>Концепция прототипа</w:t>
+      </w:r>
+      <w:r>
+        <w:t xml:space="preserve"> модуля</w:t>
+      </w:r>
+      <w:r>
+        <w:t xml:space="preserve"> управления персонажем</w:t>
+      </w:r>
+      <w:bookmarkEnd w:id="4"/>
+    </w:p>
+    <w:p>
+      <w:r>
+        <w:tab/>
+      </w:r>
+      <w:r>
+        <w:t xml:space="preserve">Прототип </w:t>
+      </w:r>
+      <w:r>
+        <w:t xml:space="preserve">модуля </w:t>
+      </w:r>
+      <w:r>
+        <w:t>управления персонажем в платформере представляет собой раннюю версию механики управления, которая разрабатывается для тестирования и оценки основных концепций и идей перед их окончательной реализацией. Прототип позволяет разработчикам проверить, как различные элементы управления взаимодействуют друг с другом и как они воспринимаются игроками.</w:t>
+      </w:r>
+      <w:r>
+        <w:t xml:space="preserve"> </w:t>
+      </w:r>
+    </w:p>
+    <w:p>
+      <w:r>
+        <w:tab/>
+      </w:r>
+      <w:r>
+        <w:t xml:space="preserve">Поскольку </w:t>
+      </w:r>
+      <w:r>
+        <w:t>целью модуля является управлени</w:t>
+      </w:r>
+      <w:r>
+        <w:t>е</w:t>
+      </w:r>
+      <w:r>
+        <w:t xml:space="preserve"> персонажем, то на текущем этапе сущности, из которых будет состоять модель предметной области: игрок и платформы.</w:t>
+      </w:r>
+    </w:p>
+    <w:p>
+      <w:r>
+        <w:tab/>
+        <w:t xml:space="preserve">Сущность игрока представляет собой основного персонажа, которым управляет </w:t>
+      </w:r>
+      <w:r>
+        <w:t>пользователь</w:t>
+      </w:r>
+      <w:r>
+        <w:t>. Эта сущность включает в себя все параметры и механики, необходимые для управления персонажем, такие как скорость, сила прыжка, инерция и взаимодействие с окружением.</w:t>
+      </w:r>
+    </w:p>
+    <w:p>
+      <w:pPr>
+        <w:keepNext/>
+        <w:keepLines/>
+        <w:suppressAutoHyphens/>
+      </w:pPr>
+      <w:r>
+        <w:tab/>
+      </w:r>
+      <w:r>
+        <w:t>Платформы представляют собой статические или динамические объекты, на которых персонаж может стоять, прыгать и взаимодействовать. Платформы могут иметь различные свойства, такие как трение, подвижность и размеры.</w:t>
+      </w:r>
+    </w:p>
+    <w:p>
+      <w:r>
+        <w:tab/>
+        <w:t xml:space="preserve">Названные </w:t>
+      </w:r>
+      <w:r>
+        <w:t>сущност</w:t>
+      </w:r>
+      <w:r>
+        <w:t>и в игровом пространстве сталкиваются и взаимодействуют.</w:t>
+      </w:r>
+      <w:r>
+        <w:t xml:space="preserve"> Далее разберем основные взаимодействия.</w:t>
+      </w:r>
+    </w:p>
+    <w:p>
+      <w:r>
+        <w:tab/>
+      </w:r>
+      <w:r>
+        <w:t>Обработка столкновений: Прототип должен включать точную и предсказуемую обработку столкновений между сущностью игрока и объектами платформ. Это позволяет оценить, насколько корректно персонаж взаимодействует с окружением.</w:t>
+      </w:r>
+    </w:p>
+    <w:p>
+      <w:r>
+        <w:tab/>
+      </w:r>
+      <w:r>
+        <w:t>Трение и скольжение: Введение трения для создания более реалистичного движения по поверхностям. Трение может варьироваться в зависимости от типа поверхности (например, лед или земля).</w:t>
+      </w:r>
+    </w:p>
+    <w:p>
+      <w:r>
+        <w:lastRenderedPageBreak/>
+        <w:t>Движение и прыжки</w:t>
+      </w:r>
+    </w:p>
+    <w:p>
+      <w:r>
+        <w:tab/>
+      </w:r>
+      <w:r>
+        <w:t>Гравитация и прыжки: Гравитация и сила прыжка должны быть настроены таким образом, чтобы движения персонажа выглядели реалистично и были удобны для управления.</w:t>
+      </w:r>
+    </w:p>
+    <w:p>
+      <w:pPr>
+        <w:pStyle w:val="2"/>
+      </w:pPr>
+      <w:r>
+        <w:t xml:space="preserve"> </w:t>
+      </w:r>
+      <w:bookmarkStart w:id="5" w:name="_Toc185945903"/>
+      <w:r>
+        <w:t>Проектирование основных механик</w:t>
+      </w:r>
+      <w:bookmarkEnd w:id="5"/>
+    </w:p>
+    <w:p>
+      <w:pPr>
+        <w:pStyle w:val="ac"/>
+        <w:spacing w:after="0"/>
+        <w:ind w:firstLine="709"/>
+      </w:pPr>
+      <w:r>
+        <w:t xml:space="preserve">На основе концепции игры были выделены следующие основные механики: </w:t>
+      </w:r>
+      <w:r>
+        <w:t>передвижение по платформам, прыжок, рывок. В зависимости от того, в каких условиях находится игровой персонаж, данные механики будут варьироваться. Например, по платформам, имитирующим материал лёд, игрок будет двигаться с большим скольжением, чем по платформам, имитирующим материал земли. Также сам жанр включает в себя особенности управления, которые я далее более подробно рассматриваю.</w:t>
+      </w:r>
+    </w:p>
+    <w:p>
+      <w:pPr>
+        <w:ind w:firstLine="709"/>
+      </w:pPr>
+      <w:r>
+        <w:t>Управление в прыжке</w:t>
+      </w:r>
+      <w:r>
+        <w:t>.</w:t>
+      </w:r>
+      <w:r>
+        <w:t xml:space="preserve"> Игрок должен иметь возможность контролировать персонажа в воздухе, например, изменять направление движения или выполнять дополнительные действия</w:t>
+      </w:r>
+      <w:r>
+        <w:t xml:space="preserve">, </w:t>
+      </w:r>
+      <w:r>
+        <w:t>например, двойной прыжок.</w:t>
+      </w:r>
+      <w:r>
+        <w:t xml:space="preserve"> Для реализации двойного прыжка необходимо встроить буфер прыжков. Количество повторяемых прыжков может быть гораздо </w:t>
+      </w:r>
+      <w:r>
+        <w:t>больше, всё</w:t>
+      </w:r>
+      <w:r>
+        <w:t xml:space="preserve"> зависит от тех условий, в которые мы погружаем игрока, поэтому необходимо встроить универсальный буфер прыжка, чтобы в последствии их количество можно было регулировать.</w:t>
+      </w:r>
+    </w:p>
+    <w:p>
+      <w:pPr>
+        <w:ind w:firstLine="709"/>
+      </w:pPr>
+      <w:r>
+        <w:t>Падение и приземление</w:t>
+      </w:r>
+      <w:r>
+        <w:t>.</w:t>
+      </w:r>
+      <w:r>
+        <w:t xml:space="preserve"> Падение и приземление должны быть плавными и контролируемыми, чтобы игрок мог точно приземляться на платформы. Для прыжка необходимо добавить запоминание нажатия клавиши и таймер прикосновения с платформой. В случае, если игрок нажал на кнопку прыжка чуть раньше приземления, а персонаж не отреагировал на нажатие, то впечатление от управления персонажем испортится, вызвав разногласие ожидаемого и полученного результатов.</w:t>
+      </w:r>
+    </w:p>
+    <w:p>
+      <w:pPr>
+        <w:ind w:firstLine="709"/>
+      </w:pPr>
+      <w:r>
+        <w:t xml:space="preserve">Кроме повторного прыжка при падении, одной из игровых ситуаций может стать прыжок при соскальзывании с платформы. В таком случае </w:t>
+      </w:r>
+      <w:r>
+        <w:lastRenderedPageBreak/>
+        <w:t>необходимо добавить таймер, отмеряющий время после соскальзывания с платформы.</w:t>
+      </w:r>
+    </w:p>
+    <w:p>
+      <w:pPr>
+        <w:ind w:firstLine="709"/>
+      </w:pPr>
+      <w:r>
+        <w:t xml:space="preserve">Таким образом, жанр платформер предъявляет высокие требования к реализации физики и управления персонажем, где каждый аспект движения должен быть тщательно проработан для создания увлекательного игрового процесса. Особое внимание следует уделить таким элементам, как </w:t>
+      </w:r>
+      <w:r>
+        <w:rPr>
+          <w:i/>
+          <w:iCs/>
+        </w:rPr>
+        <w:t>точность отклика</w:t>
+      </w:r>
+      <w:r>
+        <w:t xml:space="preserve"> на действия игрока, </w:t>
+      </w:r>
+      <w:r>
+        <w:rPr>
+          <w:i/>
+          <w:iCs/>
+        </w:rPr>
+        <w:t>реалистичность физического поведения</w:t>
+      </w:r>
+      <w:r>
+        <w:t xml:space="preserve"> и </w:t>
+      </w:r>
+      <w:r>
+        <w:rPr>
+          <w:i/>
+          <w:iCs/>
+        </w:rPr>
+        <w:t>интуитивность</w:t>
+      </w:r>
+      <w:r>
+        <w:t xml:space="preserve"> управления. </w:t>
+      </w:r>
+      <w:r>
+        <w:t>На уровне прототипа достаточно следующего управления:</w:t>
+      </w:r>
+    </w:p>
+    <w:p>
+      <w:pPr>
+        <w:pStyle w:val="a3"/>
+        <w:numPr>
+          <w:ilvl w:val="0"/>
+          <w:numId w:val="23"/>
+        </w:numPr>
+      </w:pPr>
+      <w:r>
+        <w:t>Передвижение по платформе осуществляется с помощью стрелок влево</w:t>
+      </w:r>
+      <w:r>
+        <w:t>/</w:t>
+      </w:r>
+      <w:r>
+        <w:t>вправо</w:t>
+      </w:r>
+      <w:r>
+        <w:t>;</w:t>
+      </w:r>
+    </w:p>
+    <w:p>
+      <w:pPr>
+        <w:pStyle w:val="a3"/>
+        <w:numPr>
+          <w:ilvl w:val="0"/>
+          <w:numId w:val="23"/>
+        </w:numPr>
+      </w:pPr>
+      <w:r>
+        <w:t xml:space="preserve">Прыжок </w:t>
+      </w:r>
+      <w:r>
+        <w:t xml:space="preserve">пользователь осуществляет с помощью клавиши </w:t>
+      </w:r>
+      <w:r>
+        <w:rPr>
+          <w:lang w:val="en-US"/>
+        </w:rPr>
+        <w:t>Z</w:t>
+      </w:r>
+      <w:r>
+        <w:t xml:space="preserve">. </w:t>
+      </w:r>
+      <w:r>
+        <w:t xml:space="preserve">Для двойного прыжка необходимо повторное нажатие на клавишу </w:t>
+      </w:r>
+      <w:r>
+        <w:rPr>
+          <w:lang w:val="en-US"/>
+        </w:rPr>
+        <w:t>Z</w:t>
+      </w:r>
+    </w:p>
+    <w:p>
+      <w:pPr>
+        <w:pStyle w:val="a3"/>
+        <w:numPr>
+          <w:ilvl w:val="0"/>
+          <w:numId w:val="23"/>
+        </w:numPr>
+      </w:pPr>
+      <w:r>
+        <w:t xml:space="preserve">Рывок пользователь осуществляет с помощью клавиши </w:t>
+      </w:r>
+      <w:r>
+        <w:rPr>
+          <w:lang w:val="en-US"/>
+        </w:rPr>
+        <w:t>C</w:t>
+      </w:r>
+      <w:r>
+        <w:t>.</w:t>
+      </w:r>
+    </w:p>
+    <w:p>
+      <w:pPr>
+        <w:pStyle w:val="a3"/>
+        <w:ind w:left="0" w:firstLine="709"/>
+      </w:pPr>
+      <w:r>
+        <w:t>Также в прототип платформера включены статические и динамические платформы. В зависимости от материала платформы будут иметь различное скольжение. Динамические дополнительно могут менять направление и скорость передвижения.</w:t>
+      </w:r>
+    </w:p>
+    <w:p>
+      <w:pPr>
+        <w:ind w:firstLine="709"/>
+      </w:pPr>
+      <w:r>
+        <w:t>Для воплощения всех вышеперечисленных требований критически важным становится выбор подходящего игрового движка, который предоставит необходимые инструменты для реализации точной физики и отзывчивого управления. В следующей главе будут рассмотрены различные варианты игровых движков, их преимущества и недостатки в контексте разработки платформера, а также обоснование финального выбора технологической основы для проекта.</w:t>
+      </w:r>
+    </w:p>
+    <w:p>
+      <w:pPr>
+        <w:spacing w:after="160" w:line="259" w:lineRule="auto"/>
+        <w:jc w:val="left"/>
+      </w:pPr>
+      <w:r>
+        <w:br w:type="page"/>
+      </w:r>
+    </w:p>
+    <w:p>
+      <w:pPr>
+        <w:pStyle w:val="2"/>
+        <w:rPr>
+          <w:rStyle w:val="20"/>
+          <w:b/>
+          <w:bCs/>
+        </w:rPr>
+      </w:pPr>
+      <w:bookmarkStart w:id="6" w:name="_Toc185945904"/>
+      <w:r>
+        <w:rPr>
+          <w:rStyle w:val="20"/>
+          <w:b/>
+          <w:bCs/>
+        </w:rPr>
         <w:lastRenderedPageBreak/>
         <w:t>Игровой движок</w:t>
       </w:r>
-      <w:bookmarkEnd w:id="1"/>
+      <w:bookmarkEnd w:id="6"/>
     </w:p>
     <w:p>
       <w:r>
@@ -2138,7 +3637,11 @@
         <w:t xml:space="preserve">те, </w:t>
       </w:r>
       <w:r>
-        <w:t xml:space="preserve">которые ориентированы только под один тип. Если </w:t>
+        <w:t xml:space="preserve">которые ориентированы только под </w:t>
+      </w:r>
+      <w:r>
+        <w:lastRenderedPageBreak/>
+        <w:t xml:space="preserve">один тип. Если </w:t>
       </w:r>
       <w:r>
         <w:t xml:space="preserve">необходимо </w:t>
@@ -2150,11 +3653,7 @@
         <w:t>вать</w:t>
       </w:r>
       <w:r>
-        <w:t xml:space="preserve"> проекты для мобильных устройств, то </w:t>
-      </w:r>
-      <w:r>
-        <w:lastRenderedPageBreak/>
-        <w:t xml:space="preserve">им не за чем тратить время на изучение </w:t>
+        <w:t xml:space="preserve"> проекты для мобильных устройств, то им не за чем тратить время на изучение </w:t>
       </w:r>
       <w:r>
         <w:t>кроссплатформенност</w:t>
@@ -2362,32 +3861,23 @@
     </w:p>
     <w:p>
       <w:pPr>
-        <w:pStyle w:val="1"/>
-      </w:pPr>
-      <w:bookmarkStart w:id="2" w:name="_Toc185658854"/>
+        <w:pStyle w:val="3"/>
+      </w:pPr>
+      <w:bookmarkStart w:id="7" w:name="_Toc185945905"/>
       <w:r>
         <w:lastRenderedPageBreak/>
-        <w:t xml:space="preserve">Сравнение игровых движков </w:t>
-      </w:r>
-      <w:r>
-        <w:rPr>
-          <w:lang w:val="en-US"/>
-        </w:rPr>
-        <w:t>Unity</w:t>
-      </w:r>
+        <w:t xml:space="preserve">Сравнение </w:t>
+      </w:r>
+      <w:r>
+        <w:t xml:space="preserve">популярных </w:t>
+      </w:r>
+      <w:r>
+        <w:t>игровых движков</w:t>
+      </w:r>
+      <w:bookmarkEnd w:id="7"/>
       <w:r>
         <w:t xml:space="preserve"> </w:t>
       </w:r>
-      <w:r>
-        <w:t xml:space="preserve">и </w:t>
-      </w:r>
-      <w:r>
-        <w:rPr>
-          <w:lang w:eastAsia="ru-RU"/>
-        </w:rPr>
-        <w:t>Unreal Engine</w:t>
-      </w:r>
-      <w:bookmarkEnd w:id="2"/>
     </w:p>
     <w:p>
       <w:pPr>
@@ -2475,18 +3965,19 @@
       <w:tblPr>
         <w:tblStyle w:val="aa"/>
         <w:tblW w:w="0" w:type="auto"/>
+        <w:tblLayout w:type="fixed"/>
         <w:tblLook w:val="04A0" w:firstRow="1" w:lastRow="0" w:firstColumn="1" w:lastColumn="0" w:noHBand="0" w:noVBand="1"/>
       </w:tblPr>
       <w:tblGrid>
         <w:gridCol w:w="2560"/>
         <w:gridCol w:w="2179"/>
-        <w:gridCol w:w="2525"/>
-        <w:gridCol w:w="2081"/>
+        <w:gridCol w:w="1635"/>
+        <w:gridCol w:w="2126"/>
       </w:tblGrid>
       <w:tr>
         <w:tc>
           <w:tcPr>
-            <w:tcW w:w="2548" w:type="dxa"/>
+            <w:tcW w:w="2560" w:type="dxa"/>
           </w:tcPr>
           <w:p>
             <w:pPr>
@@ -2509,7 +4000,7 @@
         </w:tc>
         <w:tc>
           <w:tcPr>
-            <w:tcW w:w="2188" w:type="dxa"/>
+            <w:tcW w:w="2179" w:type="dxa"/>
           </w:tcPr>
           <w:p>
             <w:pPr>
@@ -2532,7 +4023,7 @@
         </w:tc>
         <w:tc>
           <w:tcPr>
-            <w:tcW w:w="2514" w:type="dxa"/>
+            <w:tcW w:w="1635" w:type="dxa"/>
           </w:tcPr>
           <w:p>
             <w:pPr>
@@ -2555,7 +4046,7 @@
         </w:tc>
         <w:tc>
           <w:tcPr>
-            <w:tcW w:w="1534" w:type="dxa"/>
+            <w:tcW w:w="2126" w:type="dxa"/>
           </w:tcPr>
           <w:p>
             <w:pPr>
@@ -2580,7 +4071,7 @@
       <w:tr>
         <w:tc>
           <w:tcPr>
-            <w:tcW w:w="2548" w:type="dxa"/>
+            <w:tcW w:w="2560" w:type="dxa"/>
           </w:tcPr>
           <w:p>
             <w:pPr>
@@ -2598,7 +4089,7 @@
         </w:tc>
         <w:tc>
           <w:tcPr>
-            <w:tcW w:w="2188" w:type="dxa"/>
+            <w:tcW w:w="2179" w:type="dxa"/>
           </w:tcPr>
           <w:p>
             <w:pPr>
@@ -2649,7 +4140,7 @@
         </w:tc>
         <w:tc>
           <w:tcPr>
-            <w:tcW w:w="2514" w:type="dxa"/>
+            <w:tcW w:w="1635" w:type="dxa"/>
           </w:tcPr>
           <w:p>
             <w:pPr>
@@ -2700,7 +4191,7 @@
         </w:tc>
         <w:tc>
           <w:tcPr>
-            <w:tcW w:w="1534" w:type="dxa"/>
+            <w:tcW w:w="2126" w:type="dxa"/>
           </w:tcPr>
           <w:p>
             <w:pPr>
@@ -2731,7 +4222,7 @@
       <w:tr>
         <w:tc>
           <w:tcPr>
-            <w:tcW w:w="2548" w:type="dxa"/>
+            <w:tcW w:w="2560" w:type="dxa"/>
           </w:tcPr>
           <w:p>
             <w:pPr>
@@ -2752,7 +4243,7 @@
         </w:tc>
         <w:tc>
           <w:tcPr>
-            <w:tcW w:w="2188" w:type="dxa"/>
+            <w:tcW w:w="2179" w:type="dxa"/>
           </w:tcPr>
           <w:p>
             <w:pPr>
@@ -2773,7 +4264,7 @@
         </w:tc>
         <w:tc>
           <w:tcPr>
-            <w:tcW w:w="2514" w:type="dxa"/>
+            <w:tcW w:w="1635" w:type="dxa"/>
           </w:tcPr>
           <w:p>
             <w:pPr>
@@ -2794,7 +4285,7 @@
         </w:tc>
         <w:tc>
           <w:tcPr>
-            <w:tcW w:w="1534" w:type="dxa"/>
+            <w:tcW w:w="2126" w:type="dxa"/>
           </w:tcPr>
           <w:p>
             <w:pPr>
@@ -2817,7 +4308,7 @@
       <w:tr>
         <w:tc>
           <w:tcPr>
-            <w:tcW w:w="2548" w:type="dxa"/>
+            <w:tcW w:w="2560" w:type="dxa"/>
           </w:tcPr>
           <w:p>
             <w:pPr>
@@ -2838,7 +4329,7 @@
         </w:tc>
         <w:tc>
           <w:tcPr>
-            <w:tcW w:w="2188" w:type="dxa"/>
+            <w:tcW w:w="2179" w:type="dxa"/>
           </w:tcPr>
           <w:p>
             <w:pPr>
@@ -2853,31 +4344,37 @@
               <w:rPr>
                 <w:lang w:eastAsia="ru-RU"/>
               </w:rPr>
-              <w:t>Наличие исходного кода</w:t>
+              <w:t>П</w:t>
             </w:r>
             <w:r>
               <w:rPr>
                 <w:lang w:eastAsia="ru-RU"/>
               </w:rPr>
-              <w:t>;</w:t>
+              <w:t>лагины и пакеты, з</w:t>
             </w:r>
             <w:r>
               <w:rPr>
                 <w:lang w:eastAsia="ru-RU"/>
               </w:rPr>
-              <w:t xml:space="preserve"> плагины и пакеты, з</w:t>
+              <w:t xml:space="preserve">агружаемые </w:t>
             </w:r>
             <w:r>
               <w:rPr>
                 <w:lang w:eastAsia="ru-RU"/>
               </w:rPr>
-              <w:t xml:space="preserve">агружаемые </w:t>
+              <w:t>из</w:t>
             </w:r>
             <w:r>
               <w:rPr>
                 <w:lang w:eastAsia="ru-RU"/>
               </w:rPr>
-              <w:t>из</w:t>
+              <w:t xml:space="preserve"> </w:t>
+            </w:r>
+            <w:r>
+              <w:rPr>
+                <w:lang w:val="en-US" w:eastAsia="ru-RU"/>
+              </w:rPr>
+              <w:t>Asset</w:t>
             </w:r>
             <w:r>
               <w:rPr>
@@ -2889,19 +4386,13 @@
               <w:rPr>
                 <w:lang w:val="en-US" w:eastAsia="ru-RU"/>
               </w:rPr>
-              <w:t>Asset</w:t>
+              <w:t>Store</w:t>
             </w:r>
             <w:r>
               <w:rPr>
                 <w:lang w:eastAsia="ru-RU"/>
               </w:rPr>
-              <w:t xml:space="preserve"> </w:t>
-            </w:r>
-            <w:r>
-              <w:rPr>
-                <w:lang w:val="en-US" w:eastAsia="ru-RU"/>
-              </w:rPr>
-              <w:t>Store</w:t>
+              <w:t>, платный исходный код</w:t>
             </w:r>
             <w:r>
               <w:rPr>
@@ -2913,7 +4404,7 @@
         </w:tc>
         <w:tc>
           <w:tcPr>
-            <w:tcW w:w="2514" w:type="dxa"/>
+            <w:tcW w:w="1635" w:type="dxa"/>
           </w:tcPr>
           <w:p>
             <w:pPr>
@@ -2924,7 +4415,7 @@
                 <w:lang w:eastAsia="ru-RU"/>
               </w:rPr>
             </w:pPr>
-            <w:bookmarkStart w:id="3" w:name="OLE_LINK2"/>
+            <w:bookmarkStart w:id="8" w:name="OLE_LINK2"/>
             <w:r>
               <w:rPr>
                 <w:lang w:eastAsia="ru-RU"/>
@@ -2943,7 +4434,7 @@
               </w:rPr>
               <w:t xml:space="preserve"> </w:t>
             </w:r>
-            <w:bookmarkEnd w:id="3"/>
+            <w:bookmarkEnd w:id="8"/>
             <w:r>
               <w:rPr>
                 <w:lang w:eastAsia="ru-RU"/>
@@ -2954,7 +4445,7 @@
         </w:tc>
         <w:tc>
           <w:tcPr>
-            <w:tcW w:w="1534" w:type="dxa"/>
+            <w:tcW w:w="2126" w:type="dxa"/>
           </w:tcPr>
           <w:p>
             <w:pPr>
@@ -3001,7 +4492,7 @@
       <w:tr>
         <w:tc>
           <w:tcPr>
-            <w:tcW w:w="2548" w:type="dxa"/>
+            <w:tcW w:w="2560" w:type="dxa"/>
           </w:tcPr>
           <w:p>
             <w:pPr>
@@ -3022,7 +4513,7 @@
         </w:tc>
         <w:tc>
           <w:tcPr>
-            <w:tcW w:w="2188" w:type="dxa"/>
+            <w:tcW w:w="2179" w:type="dxa"/>
           </w:tcPr>
           <w:p>
             <w:pPr>
@@ -3067,7 +4558,7 @@
         </w:tc>
         <w:tc>
           <w:tcPr>
-            <w:tcW w:w="2514" w:type="dxa"/>
+            <w:tcW w:w="1635" w:type="dxa"/>
           </w:tcPr>
           <w:p>
             <w:pPr>
@@ -3100,7 +4591,7 @@
         </w:tc>
         <w:tc>
           <w:tcPr>
-            <w:tcW w:w="1534" w:type="dxa"/>
+            <w:tcW w:w="2126" w:type="dxa"/>
           </w:tcPr>
           <w:p>
             <w:pPr>
@@ -3123,7 +4614,7 @@
       <w:tr>
         <w:tc>
           <w:tcPr>
-            <w:tcW w:w="2548" w:type="dxa"/>
+            <w:tcW w:w="2560" w:type="dxa"/>
           </w:tcPr>
           <w:p>
             <w:pPr>
@@ -3144,7 +4635,7 @@
         </w:tc>
         <w:tc>
           <w:tcPr>
-            <w:tcW w:w="2188" w:type="dxa"/>
+            <w:tcW w:w="2179" w:type="dxa"/>
           </w:tcPr>
           <w:p>
             <w:pPr>
@@ -3165,7 +4656,7 @@
         </w:tc>
         <w:tc>
           <w:tcPr>
-            <w:tcW w:w="2514" w:type="dxa"/>
+            <w:tcW w:w="1635" w:type="dxa"/>
           </w:tcPr>
           <w:p>
             <w:pPr>
@@ -3186,7 +4677,7 @@
         </w:tc>
         <w:tc>
           <w:tcPr>
-            <w:tcW w:w="1534" w:type="dxa"/>
+            <w:tcW w:w="2126" w:type="dxa"/>
           </w:tcPr>
           <w:p>
             <w:pPr>
@@ -3209,7 +4700,7 @@
       <w:tr>
         <w:tc>
           <w:tcPr>
-            <w:tcW w:w="2548" w:type="dxa"/>
+            <w:tcW w:w="2560" w:type="dxa"/>
           </w:tcPr>
           <w:p>
             <w:pPr>
@@ -3224,13 +4715,14 @@
               <w:rPr>
                 <w:lang w:eastAsia="ru-RU"/>
               </w:rPr>
+              <w:lastRenderedPageBreak/>
               <w:t>Ассеты и магазин</w:t>
             </w:r>
           </w:p>
         </w:tc>
         <w:tc>
           <w:tcPr>
-            <w:tcW w:w="2188" w:type="dxa"/>
+            <w:tcW w:w="2179" w:type="dxa"/>
           </w:tcPr>
           <w:p>
             <w:pPr>
@@ -3271,7 +4763,7 @@
         </w:tc>
         <w:tc>
           <w:tcPr>
-            <w:tcW w:w="2514" w:type="dxa"/>
+            <w:tcW w:w="1635" w:type="dxa"/>
           </w:tcPr>
           <w:p>
             <w:pPr>
@@ -3292,7 +4784,7 @@
         </w:tc>
         <w:tc>
           <w:tcPr>
-            <w:tcW w:w="1534" w:type="dxa"/>
+            <w:tcW w:w="2126" w:type="dxa"/>
           </w:tcPr>
           <w:p>
             <w:pPr>
@@ -3315,7 +4807,7 @@
       <w:tr>
         <w:tc>
           <w:tcPr>
-            <w:tcW w:w="2548" w:type="dxa"/>
+            <w:tcW w:w="2560" w:type="dxa"/>
           </w:tcPr>
           <w:p>
             <w:pPr>
@@ -3333,7 +4825,7 @@
         </w:tc>
         <w:tc>
           <w:tcPr>
-            <w:tcW w:w="2188" w:type="dxa"/>
+            <w:tcW w:w="2179" w:type="dxa"/>
           </w:tcPr>
           <w:p>
             <w:pPr>
@@ -3368,20 +4860,13 @@
               <w:rPr>
                 <w:lang w:eastAsia="ru-RU"/>
               </w:rPr>
-              <w:t xml:space="preserve"> (визуальное </w:t>
-            </w:r>
-            <w:r>
-              <w:rPr>
-                <w:lang w:eastAsia="ru-RU"/>
-              </w:rPr>
-              <w:lastRenderedPageBreak/>
-              <w:t>программирование)</w:t>
+              <w:t xml:space="preserve"> (визуальное программирование)</w:t>
             </w:r>
           </w:p>
         </w:tc>
         <w:tc>
           <w:tcPr>
-            <w:tcW w:w="2514" w:type="dxa"/>
+            <w:tcW w:w="1635" w:type="dxa"/>
           </w:tcPr>
           <w:p>
             <w:pPr>
@@ -3396,21 +4881,13 @@
               <w:rPr>
                 <w:lang w:eastAsia="ru-RU"/>
               </w:rPr>
-              <w:lastRenderedPageBreak/>
-              <w:t xml:space="preserve">C++, Blueprints (визуальное </w:t>
-            </w:r>
-            <w:r>
-              <w:rPr>
-                <w:lang w:eastAsia="ru-RU"/>
-              </w:rPr>
-              <w:lastRenderedPageBreak/>
-              <w:t>программирование)</w:t>
+              <w:t>C++, Blueprints (визуальное программирование)</w:t>
             </w:r>
           </w:p>
         </w:tc>
         <w:tc>
           <w:tcPr>
-            <w:tcW w:w="1534" w:type="dxa"/>
+            <w:tcW w:w="2126" w:type="dxa"/>
           </w:tcPr>
           <w:p>
             <w:pPr>
@@ -3426,7 +4903,6 @@
               <w:rPr>
                 <w:lang w:val="en-US" w:eastAsia="ru-RU"/>
               </w:rPr>
-              <w:lastRenderedPageBreak/>
               <w:t>GDScript</w:t>
             </w:r>
             <w:proofErr w:type="spellEnd"/>
@@ -3458,14 +4934,7 @@
               <w:rPr>
                 <w:lang w:val="en-US" w:eastAsia="ru-RU"/>
               </w:rPr>
-              <w:t xml:space="preserve"> </w:t>
-            </w:r>
-            <w:r>
-              <w:rPr>
-                <w:lang w:val="en-US" w:eastAsia="ru-RU"/>
-              </w:rPr>
-              <w:lastRenderedPageBreak/>
-              <w:t>Python), Visual Scripting</w:t>
+              <w:t xml:space="preserve"> Python), Visual Scripting</w:t>
             </w:r>
           </w:p>
         </w:tc>
@@ -3925,6 +5394,7 @@
         <w:rPr>
           <w:lang w:eastAsia="ru-RU"/>
         </w:rPr>
+        <w:lastRenderedPageBreak/>
         <w:t xml:space="preserve">Физическая система: </w:t>
       </w:r>
       <w:r>
@@ -4116,7 +5586,6 @@
         <w:rPr>
           <w:lang w:val="en-US" w:eastAsia="ru-RU"/>
         </w:rPr>
-        <w:lastRenderedPageBreak/>
         <w:t>Blind</w:t>
       </w:r>
       <w:r>
@@ -4408,14 +5877,29 @@
         <w:rPr>
           <w:lang w:eastAsia="ru-RU"/>
         </w:rPr>
-        <w:t xml:space="preserve"> демонстрирует оптимальное сочетание доступных инструментов, поддержки со стороны сообщества и потенциала для дальнейшего развития проекта, что делает его предпочтительным выбором для данного контекста.</w:t>
-      </w:r>
-    </w:p>
-    <w:p>
-      <w:pPr>
-        <w:pStyle w:val="1"/>
-      </w:pPr>
-      <w:bookmarkStart w:id="4" w:name="_Toc185658855"/>
+        <w:t xml:space="preserve"> демонстрирует оптимальное сочетание доступных инструментов</w:t>
+      </w:r>
+      <w:r>
+        <w:rPr>
+          <w:lang w:eastAsia="ru-RU"/>
+        </w:rPr>
+        <w:t>, относительно скромных системных требований</w:t>
+      </w:r>
+      <w:r>
+        <w:rPr>
+          <w:lang w:eastAsia="ru-RU"/>
+        </w:rPr>
+        <w:t>, поддержки со стороны сообщества и потенциала для дальнейшего развития проекта, что делает его предпочтительным выбором для данного контекста.</w:t>
+      </w:r>
+    </w:p>
+    <w:p>
+      <w:pPr>
+        <w:pStyle w:val="2"/>
+      </w:pPr>
+      <w:r>
+        <w:t xml:space="preserve"> </w:t>
+      </w:r>
+      <w:bookmarkStart w:id="9" w:name="_Toc185945906"/>
       <w:r>
         <w:t xml:space="preserve">Особенности разработки игр на </w:t>
       </w:r>
@@ -4426,7 +5910,7 @@
         </w:rPr>
         <w:t>Unity</w:t>
       </w:r>
-      <w:bookmarkEnd w:id="4"/>
+      <w:bookmarkEnd w:id="9"/>
     </w:p>
     <w:p>
       <w:pPr>
@@ -4444,7 +5928,11 @@
         <w:t xml:space="preserve"> – игровое пространство, содержащее все элементы игры. Начиная</w:t>
       </w:r>
       <w:r>
-        <w:t xml:space="preserve"> от элементов ландшафта и препятствий до источников освещения, персонажей и элементов пользовательского интерфейса — фактически, все, что игрок наблюдает в игре. В ходе разработки можно создавать множество сцен, представляющих собой разные уровни или этапы игры, между которыми осуществляется навигация.</w:t>
+        <w:t xml:space="preserve"> от элементов ландшафта и препятствий до источников освещения, персонажей и элементов пользовательского интерфейса — фактически, все, что игрок наблюдает в игре. В ходе разработки можно создавать множество сцен, </w:t>
+      </w:r>
+      <w:r>
+        <w:lastRenderedPageBreak/>
+        <w:t>представляющих собой разные уровни или этапы игры, между которыми осуществляется навигация.</w:t>
       </w:r>
     </w:p>
     <w:p>
@@ -4458,7 +5946,6 @@
         <w:rPr>
           <w:noProof/>
         </w:rPr>
-        <w:lastRenderedPageBreak/>
         <w:drawing>
           <wp:inline distT="0" distB="0" distL="0" distR="0" wp14:anchorId="4AEDE0E3" wp14:editId="076CF8C3">
             <wp:extent cx="3057714" cy="1808480"/>
@@ -4545,7 +6032,15 @@
         <w:ind w:firstLine="360"/>
       </w:pPr>
       <w:r>
-        <w:t>Сцена представляет собой контейнер, содержащий все визуальные и логические элементы игры. Эти элементы, составляющие строительные блоки сцены, называются GameObject (игровыми объектами).</w:t>
+        <w:t xml:space="preserve">Сцена представляет собой контейнер, содержащий все визуальные и логические элементы игры. Эти элементы, составляющие строительные блоки сцены, называются </w:t>
+      </w:r>
+      <w:proofErr w:type="spellStart"/>
+      <w:r>
+        <w:t>GameObject</w:t>
+      </w:r>
+      <w:proofErr w:type="spellEnd"/>
+      <w:r>
+        <w:t xml:space="preserve"> (игровыми объектами).</w:t>
       </w:r>
     </w:p>
     <w:p>
@@ -4553,6 +6048,7 @@
         <w:spacing w:after="160"/>
         <w:ind w:firstLine="360"/>
       </w:pPr>
+      <w:proofErr w:type="spellStart"/>
       <w:r>
         <w:rPr>
           <w:b/>
@@ -4561,6 +6057,7 @@
         </w:rPr>
         <w:t>GameObject</w:t>
       </w:r>
+      <w:proofErr w:type="spellEnd"/>
       <w:r>
         <w:t xml:space="preserve"> – это фундаментальный объект в </w:t>
       </w:r>
@@ -4573,12 +6070,14 @@
       <w:r>
         <w:t xml:space="preserve">, представляющий собой абстрактный контейнер. Каждый объект в сцене, будь то персонаж, камера, источник света, элемент пользовательского интерфейса или даже пустой контейнер для организации других объектов, является экземпляром </w:t>
       </w:r>
+      <w:proofErr w:type="spellStart"/>
       <w:r>
         <w:rPr>
           <w:lang w:val="en-US"/>
         </w:rPr>
         <w:t>GameObject</w:t>
       </w:r>
+      <w:proofErr w:type="spellEnd"/>
       <w:r>
         <w:t>.</w:t>
       </w:r>
@@ -4675,12 +6174,14 @@
         <w:spacing w:after="160"/>
         <w:ind w:firstLine="360"/>
       </w:pPr>
+      <w:proofErr w:type="spellStart"/>
       <w:r>
         <w:rPr>
           <w:lang w:val="en-US"/>
         </w:rPr>
         <w:t>GameObject</w:t>
       </w:r>
+      <w:proofErr w:type="spellEnd"/>
       <w:r>
         <w:t>'ы организуются в иерархическую структуру, называемую иерархией сцены (</w:t>
       </w:r>
@@ -4702,12 +6203,14 @@
       <w:r>
         <w:t xml:space="preserve">). Один </w:t>
       </w:r>
+      <w:proofErr w:type="spellStart"/>
       <w:r>
         <w:rPr>
           <w:lang w:val="en-US"/>
         </w:rPr>
         <w:t>GameObject</w:t>
       </w:r>
+      <w:proofErr w:type="spellEnd"/>
       <w:r>
         <w:t xml:space="preserve"> может быть родителем для другого, создавая отношения "родитель-потомок". Это позволяет группировать объекты, управлять ими совместно и создавать сложные составные объекты.</w:t>
       </w:r>
@@ -4798,6 +6301,7 @@
         </w:rPr>
         <w:t xml:space="preserve">Иерархия </w:t>
       </w:r>
+      <w:proofErr w:type="spellStart"/>
       <w:r>
         <w:rPr>
           <w:i w:val="0"/>
@@ -4806,6 +6310,7 @@
         </w:rPr>
         <w:t>GameObject</w:t>
       </w:r>
+      <w:proofErr w:type="spellEnd"/>
       <w:r>
         <w:rPr>
           <w:i w:val="0"/>
@@ -4818,8 +6323,13 @@
       <w:pPr>
         <w:ind w:firstLine="708"/>
       </w:pPr>
-      <w:r>
-        <w:t>GameObject сам по себе не имеет визуального представления или поведения. Его функциональность определяется компонентами (</w:t>
+      <w:proofErr w:type="spellStart"/>
+      <w:r>
+        <w:t>GameObject</w:t>
+      </w:r>
+      <w:proofErr w:type="spellEnd"/>
+      <w:r>
+        <w:t xml:space="preserve"> сам по себе не имеет визуального представления или поведения. Его функциональность определяется компонентами (</w:t>
       </w:r>
       <w:proofErr w:type="spellStart"/>
       <w:r>
@@ -4841,7 +6351,15 @@
       </w:r>
       <w:proofErr w:type="spellEnd"/>
       <w:r>
-        <w:t>: Обязательный компонент для каждого GameObject, определяющий его положение (</w:t>
+        <w:t xml:space="preserve">: Обязательный компонент для каждого </w:t>
+      </w:r>
+      <w:proofErr w:type="spellStart"/>
+      <w:r>
+        <w:t>GameObject</w:t>
+      </w:r>
+      <w:proofErr w:type="spellEnd"/>
+      <w:r>
+        <w:t>, определяющий его положение (</w:t>
       </w:r>
       <w:proofErr w:type="spellStart"/>
       <w:r>
@@ -4963,9 +6481,11 @@
       <w:r>
         <w:t xml:space="preserve"> </w:t>
       </w:r>
+      <w:proofErr w:type="spellStart"/>
       <w:r>
         <w:t>GameObject</w:t>
       </w:r>
+      <w:proofErr w:type="spellEnd"/>
       <w:r>
         <w:t xml:space="preserve">, основанная на компонентах, позволяет создавать разнообразные объекты с различным поведением и функциональностью. Умение эффективно использовать </w:t>
       </w:r>
@@ -4983,49 +6503,57 @@
     </w:p>
     <w:p>
       <w:pPr>
-        <w:pStyle w:val="2"/>
-        <w:ind w:left="1080" w:hanging="360"/>
-      </w:pPr>
-      <w:bookmarkStart w:id="5" w:name="_Toc185658856"/>
+        <w:pStyle w:val="3"/>
+      </w:pPr>
+      <w:bookmarkStart w:id="10" w:name="_Toc185945907"/>
+      <w:r>
+        <w:t>Физика</w:t>
+      </w:r>
+      <w:bookmarkEnd w:id="10"/>
+    </w:p>
+    <w:p>
+      <w:pPr>
+        <w:ind w:firstLine="708"/>
+      </w:pPr>
+      <w:r>
+        <w:t xml:space="preserve">Компонент Rigidbody2D предоставляет инструменты для создания реалистичной физики в 2D-играх Unity. Он позволяет моделировать движение </w:t>
+      </w:r>
+      <w:r>
+        <w:lastRenderedPageBreak/>
+        <w:t xml:space="preserve">объектов под действием сил, обрабатывать столкновения и создавать разнообразные игровые механики, основанные на физическом взаимодействии. </w:t>
+      </w:r>
+      <w:r>
+        <w:t xml:space="preserve">Rigidbody2D </w:t>
+      </w:r>
+      <w:r>
+        <w:t>предоставляет большое количество методов для работы с физикой, например, приложение силы, добавление крутящего момента и другие.</w:t>
+      </w:r>
+      <w:r>
+        <w:t xml:space="preserve"> </w:t>
+      </w:r>
+    </w:p>
+    <w:p>
+      <w:pPr>
+        <w:ind w:firstLine="708"/>
+      </w:pPr>
+      <w:r>
+        <w:t xml:space="preserve">Как было сказано ранее </w:t>
+      </w:r>
       <w:proofErr w:type="spellStart"/>
       <w:r>
-        <w:lastRenderedPageBreak/>
-        <w:t>Физика</w:t>
-      </w:r>
-      <w:bookmarkEnd w:id="5"/>
+        <w:t>Transform</w:t>
+      </w:r>
       <w:proofErr w:type="spellEnd"/>
-    </w:p>
-    <w:p>
-      <w:pPr>
-        <w:ind w:firstLine="708"/>
-      </w:pPr>
-      <w:r>
-        <w:t xml:space="preserve">Компонент Rigidbody2D предоставляет инструменты для создания реалистичной физики в 2D-играх Unity. Он позволяет моделировать движение объектов под действием сил, обрабатывать столкновения и создавать разнообразные игровые механики, основанные на физическом взаимодействии. </w:t>
-      </w:r>
-      <w:r>
-        <w:t xml:space="preserve">Rigidbody2D </w:t>
-      </w:r>
-      <w:r>
-        <w:t>предоставляет большое количество методов для работы с физикой, например, приложение силы, добавление крутящего момента и другие.</w:t>
-      </w:r>
-      <w:r>
-        <w:t xml:space="preserve"> </w:t>
-      </w:r>
-    </w:p>
-    <w:p>
-      <w:pPr>
-        <w:ind w:firstLine="708"/>
-      </w:pPr>
-      <w:r>
-        <w:t xml:space="preserve">Как было сказано ранее </w:t>
+      <w:r>
+        <w:t xml:space="preserve"> служит основой для определения положения, вращения и масштаба </w:t>
       </w:r>
       <w:proofErr w:type="spellStart"/>
       <w:r>
-        <w:t>Transform</w:t>
+        <w:t>GameObject</w:t>
       </w:r>
       <w:proofErr w:type="spellEnd"/>
       <w:r>
-        <w:t xml:space="preserve"> служит основой для определения положения, вращения и масштаба GameObject, однако его поведение изменяется при добавлении компонента Rigidbody2D. Rigidbody2D берет на себя управление положением объекта в соответствии с законами физики, переопределяя </w:t>
+        <w:t xml:space="preserve">, однако его поведение изменяется при добавлении компонента Rigidbody2D. Rigidbody2D берет на себя управление положением объекта в соответствии с законами физики, переопределяя </w:t>
       </w:r>
       <w:proofErr w:type="spellStart"/>
       <w:r>
@@ -5152,103 +6680,111 @@
         <w:ind w:firstLine="708"/>
       </w:pPr>
       <w:r>
+        <w:t>Сдела</w:t>
+      </w:r>
+      <w:r>
+        <w:t>ть</w:t>
+      </w:r>
+      <w:r>
+        <w:t xml:space="preserve"> </w:t>
+      </w:r>
+      <w:proofErr w:type="spellStart"/>
+      <w:r>
+        <w:rPr>
+          <w:lang w:val="en-US"/>
+        </w:rPr>
+        <w:t>GameObject</w:t>
+      </w:r>
+      <w:proofErr w:type="spellEnd"/>
+      <w:r>
+        <w:t xml:space="preserve"> </w:t>
+      </w:r>
+      <w:r>
+        <w:t xml:space="preserve">твердым телом с помощью </w:t>
+      </w:r>
+      <w:proofErr w:type="spellStart"/>
+      <w:r>
+        <w:rPr>
+          <w:lang w:val="en-US"/>
+        </w:rPr>
+        <w:t>Rigidbody</w:t>
+      </w:r>
+      <w:proofErr w:type="spellEnd"/>
+      <w:r>
+        <w:t>2</w:t>
+      </w:r>
+      <w:r>
+        <w:rPr>
+          <w:lang w:val="en-US"/>
+        </w:rPr>
+        <w:t>D</w:t>
+      </w:r>
+      <w:r>
+        <w:t xml:space="preserve"> </w:t>
+      </w:r>
+      <w:r>
+        <w:t xml:space="preserve">недостаточно для того, чтобы он мог сталкиваться с окружением. Для этого необходимо добавить коллайдер. </w:t>
+      </w:r>
+    </w:p>
+    <w:p>
+      <w:pPr>
+        <w:ind w:firstLine="708"/>
+      </w:pPr>
+      <w:proofErr w:type="spellStart"/>
+      <w:r>
+        <w:t>Collider</w:t>
+      </w:r>
+      <w:proofErr w:type="spellEnd"/>
+      <w:r>
+        <w:t xml:space="preserve"> — это компонент в Unity, который добавляет возможность коллизий с другими объектами для </w:t>
+      </w:r>
+      <w:proofErr w:type="spellStart"/>
+      <w:r>
+        <w:t>GameObject</w:t>
+      </w:r>
+      <w:proofErr w:type="spellEnd"/>
+      <w:r>
+        <w:t>.</w:t>
+      </w:r>
+      <w:r>
+        <w:t xml:space="preserve"> Данный компонент может принимать на объекте различную форму: </w:t>
+      </w:r>
+      <w:r>
+        <w:t xml:space="preserve">Box </w:t>
+      </w:r>
+      <w:proofErr w:type="spellStart"/>
+      <w:r>
+        <w:t>Collider</w:t>
+      </w:r>
+      <w:proofErr w:type="spellEnd"/>
+      <w:r>
+        <w:t xml:space="preserve"> 2D</w:t>
+      </w:r>
+      <w:r>
+        <w:t xml:space="preserve">, </w:t>
+      </w:r>
+      <w:proofErr w:type="spellStart"/>
+      <w:r>
+        <w:t>Circle</w:t>
+      </w:r>
+      <w:proofErr w:type="spellEnd"/>
+      <w:r>
+        <w:t xml:space="preserve"> </w:t>
+      </w:r>
+      <w:proofErr w:type="spellStart"/>
+      <w:r>
+        <w:t>Collider</w:t>
+      </w:r>
+      <w:proofErr w:type="spellEnd"/>
+      <w:r>
+        <w:t xml:space="preserve"> 2D</w:t>
+      </w:r>
+      <w:r>
+        <w:t xml:space="preserve">, </w:t>
+      </w:r>
+      <w:proofErr w:type="spellStart"/>
+      <w:r>
         <w:lastRenderedPageBreak/>
-        <w:t>Сдела</w:t>
-      </w:r>
-      <w:r>
-        <w:t>ть</w:t>
-      </w:r>
-      <w:r>
-        <w:t xml:space="preserve"> </w:t>
-      </w:r>
-      <w:proofErr w:type="spellStart"/>
-      <w:r>
-        <w:rPr>
-          <w:lang w:val="en-US"/>
-        </w:rPr>
-        <w:t>GameObject</w:t>
-      </w:r>
-      <w:proofErr w:type="spellEnd"/>
-      <w:r>
-        <w:t xml:space="preserve"> </w:t>
-      </w:r>
-      <w:r>
-        <w:t xml:space="preserve">твердым телом с помощью </w:t>
-      </w:r>
-      <w:proofErr w:type="spellStart"/>
-      <w:r>
-        <w:rPr>
-          <w:lang w:val="en-US"/>
-        </w:rPr>
-        <w:t>Rigidbody</w:t>
-      </w:r>
-      <w:proofErr w:type="spellEnd"/>
-      <w:r>
-        <w:t>2</w:t>
-      </w:r>
-      <w:r>
-        <w:rPr>
-          <w:lang w:val="en-US"/>
-        </w:rPr>
-        <w:t>D</w:t>
-      </w:r>
-      <w:r>
-        <w:t xml:space="preserve"> </w:t>
-      </w:r>
-      <w:r>
-        <w:t xml:space="preserve">недостаточно для того, чтобы он мог сталкиваться с окружением. Для этого необходимо добавить коллайдер. </w:t>
-      </w:r>
-    </w:p>
-    <w:p>
-      <w:pPr>
-        <w:ind w:firstLine="708"/>
-      </w:pPr>
-      <w:proofErr w:type="spellStart"/>
-      <w:r>
-        <w:t>Collider</w:t>
-      </w:r>
-      <w:proofErr w:type="spellEnd"/>
-      <w:r>
-        <w:t xml:space="preserve"> — это компонент в Unity, который добавляет возможность коллизий с другими объектами для GameObject.</w:t>
-      </w:r>
-      <w:r>
-        <w:t xml:space="preserve"> Данный компонент может принимать на объекте различную форму: </w:t>
-      </w:r>
-      <w:r>
-        <w:t xml:space="preserve">Box </w:t>
-      </w:r>
-      <w:proofErr w:type="spellStart"/>
-      <w:r>
-        <w:t>Collider</w:t>
-      </w:r>
-      <w:proofErr w:type="spellEnd"/>
-      <w:r>
-        <w:t xml:space="preserve"> 2D</w:t>
-      </w:r>
-      <w:r>
-        <w:t xml:space="preserve">, </w:t>
-      </w:r>
-      <w:proofErr w:type="spellStart"/>
-      <w:r>
-        <w:t>Circle</w:t>
-      </w:r>
-      <w:proofErr w:type="spellEnd"/>
-      <w:r>
-        <w:t xml:space="preserve"> </w:t>
-      </w:r>
-      <w:proofErr w:type="spellStart"/>
-      <w:r>
-        <w:t>Collider</w:t>
-      </w:r>
-      <w:proofErr w:type="spellEnd"/>
-      <w:r>
-        <w:t xml:space="preserve"> 2D</w:t>
-      </w:r>
-      <w:r>
-        <w:t xml:space="preserve">, </w:t>
-      </w:r>
-      <w:proofErr w:type="spellStart"/>
-      <w:r>
         <w:t>Polygon</w:t>
       </w:r>
       <w:proofErr w:type="spellEnd"/>
@@ -5454,15 +6990,13 @@
     </w:p>
     <w:p>
       <w:pPr>
-        <w:pStyle w:val="2"/>
-        <w:ind w:left="1080" w:hanging="360"/>
-      </w:pPr>
-      <w:bookmarkStart w:id="6" w:name="_Toc185658857"/>
-      <w:r>
-        <w:lastRenderedPageBreak/>
+        <w:pStyle w:val="3"/>
+      </w:pPr>
+      <w:bookmarkStart w:id="11" w:name="_Toc185945908"/>
+      <w:r>
         <w:t>Графика</w:t>
       </w:r>
-      <w:bookmarkEnd w:id="6"/>
+      <w:bookmarkEnd w:id="11"/>
     </w:p>
     <w:p>
       <w:r>
@@ -5494,7 +7028,7 @@
       <w:r>
         <w:t xml:space="preserve">и </w:t>
       </w:r>
-      <w:bookmarkStart w:id="7" w:name="OLE_LINK1"/>
+      <w:bookmarkStart w:id="12" w:name="OLE_LINK1"/>
       <w:r>
         <w:t>2</w:t>
       </w:r>
@@ -5504,7 +7038,7 @@
         </w:rPr>
         <w:t>D</w:t>
       </w:r>
-      <w:bookmarkEnd w:id="7"/>
+      <w:bookmarkEnd w:id="12"/>
       <w:r>
         <w:t xml:space="preserve">, однако рассмотрим только </w:t>
       </w:r>
@@ -5573,6 +7107,7 @@
         <w:rPr>
           <w:noProof/>
         </w:rPr>
+        <w:lastRenderedPageBreak/>
         <w:drawing>
           <wp:inline distT="0" distB="0" distL="0" distR="0" wp14:anchorId="7BFE44DA" wp14:editId="7D82A221">
             <wp:extent cx="4040372" cy="1770498"/>
@@ -5668,8 +7203,8 @@
           <w:noProof/>
         </w:rPr>
         <w:drawing>
-          <wp:inline distT="0" distB="0" distL="0" distR="0" wp14:anchorId="6FB517C0" wp14:editId="1533B781">
-            <wp:extent cx="3639049" cy="2615565"/>
+          <wp:inline distT="0" distB="0" distL="0" distR="0" wp14:anchorId="6FB517C0" wp14:editId="00CECC3B">
+            <wp:extent cx="3238500" cy="2327670"/>
             <wp:effectExtent l="0" t="0" r="0" b="0"/>
             <wp:docPr id="11" name="Рисунок 11"/>
             <wp:cNvGraphicFramePr>
@@ -5691,7 +7226,7 @@
                   <pic:spPr>
                     <a:xfrm>
                       <a:off x="0" y="0"/>
-                      <a:ext cx="3658179" cy="2629314"/>
+                      <a:ext cx="3261046" cy="2343875"/>
                     </a:xfrm>
                     <a:prstGeom prst="rect">
                       <a:avLst/>
@@ -5874,18 +7409,7 @@
           <w:lang w:eastAsia="ru-RU"/>
           <w14:ligatures w14:val="none"/>
         </w:rPr>
-        <w:t xml:space="preserve">, можно просто хранить всё в едином изображении, которое в дальнейшем можно просто нарезать.  Так </w:t>
-      </w:r>
-      <w:r>
-        <w:rPr>
-          <w:rFonts w:eastAsia="Times New Roman" w:cs="Times New Roman"/>
-          <w:kern w:val="36"/>
-          <w:szCs w:val="48"/>
-          <w:lang w:eastAsia="ru-RU"/>
-          <w14:ligatures w14:val="none"/>
-        </w:rPr>
-        <w:lastRenderedPageBreak/>
-        <w:t>часто поступают при создании 2D персонажей, где все его части и кадры анимации хранятся на едином изображении.</w:t>
+        <w:t>, можно просто хранить всё в едином изображении, которое в дальнейшем можно просто нарезать.  Так часто поступают при создании 2D персонажей, где все его части и кадры анимации хранятся на едином изображении.</w:t>
       </w:r>
     </w:p>
     <w:p>
@@ -5904,8 +7428,8 @@
           <w14:ligatures w14:val="none"/>
         </w:rPr>
         <w:drawing>
-          <wp:inline distT="0" distB="0" distL="0" distR="0" wp14:anchorId="03F275AF" wp14:editId="0823671F">
-            <wp:extent cx="5498516" cy="1892595"/>
+          <wp:inline distT="0" distB="0" distL="0" distR="0" wp14:anchorId="03F275AF" wp14:editId="7AC76FC5">
+            <wp:extent cx="4870410" cy="1676400"/>
             <wp:effectExtent l="0" t="0" r="6985" b="0"/>
             <wp:docPr id="13" name="Рисунок 13"/>
             <wp:cNvGraphicFramePr>
@@ -5927,7 +7451,7 @@
                   <pic:spPr>
                     <a:xfrm>
                       <a:off x="0" y="0"/>
-                      <a:ext cx="5524935" cy="1901688"/>
+                      <a:ext cx="4909958" cy="1690012"/>
                     </a:xfrm>
                     <a:prstGeom prst="rect">
                       <a:avLst/>
@@ -5976,42 +7500,28 @@
     </w:p>
     <w:p>
       <w:pPr>
-        <w:pStyle w:val="2"/>
-        <w:numPr>
-          <w:ilvl w:val="0"/>
-          <w:numId w:val="0"/>
-        </w:numPr>
-        <w:ind w:left="1080"/>
-      </w:pPr>
-    </w:p>
-    <w:p>
-      <w:pPr>
-        <w:pStyle w:val="2"/>
-      </w:pPr>
-      <w:r>
-        <w:rPr>
-          <w:lang w:val="ru-RU"/>
-        </w:rPr>
+        <w:pStyle w:val="3"/>
+      </w:pPr>
+      <w:r>
         <w:br w:type="page"/>
       </w:r>
       <w:r>
         <w:lastRenderedPageBreak/>
         <w:t xml:space="preserve"> </w:t>
       </w:r>
-      <w:bookmarkStart w:id="8" w:name="_Toc185658858"/>
+      <w:bookmarkStart w:id="13" w:name="_Toc185945909"/>
+      <w:proofErr w:type="spellStart"/>
       <w:r>
         <w:t>Input</w:t>
       </w:r>
-      <w:r>
-        <w:rPr>
-          <w:lang w:val="ru-RU"/>
-        </w:rPr>
+      <w:proofErr w:type="spellEnd"/>
+      <w:r>
         <w:t xml:space="preserve"> </w:t>
       </w:r>
       <w:r>
         <w:t>System</w:t>
       </w:r>
-      <w:bookmarkEnd w:id="8"/>
+      <w:bookmarkEnd w:id="13"/>
     </w:p>
     <w:p>
       <w:r>
@@ -6133,24 +7643,20 @@
     </w:p>
     <w:p>
       <w:pPr>
-        <w:pStyle w:val="2"/>
-        <w:ind w:left="1080" w:hanging="360"/>
-      </w:pPr>
-      <w:r>
-        <w:rPr>
-          <w:lang w:val="ru-RU"/>
-        </w:rPr>
+        <w:pStyle w:val="3"/>
+      </w:pPr>
+      <w:r>
         <w:br w:type="page"/>
       </w:r>
       <w:r>
         <w:lastRenderedPageBreak/>
         <w:t xml:space="preserve"> </w:t>
       </w:r>
-      <w:bookmarkStart w:id="9" w:name="_Toc185658859"/>
+      <w:bookmarkStart w:id="14" w:name="_Toc185945910"/>
       <w:r>
         <w:t>Пользовательские компоненты</w:t>
       </w:r>
-      <w:bookmarkEnd w:id="9"/>
+      <w:bookmarkEnd w:id="14"/>
     </w:p>
     <w:p>
       <w:r>
@@ -6343,8 +7849,6 @@
     <w:p>
       <w:r>
         <w:tab/>
-      </w:r>
-      <w:r>
         <w:t xml:space="preserve">В рамках разработки платформера, </w:t>
       </w:r>
       <w:r>
@@ -6366,10 +7870,7 @@
       </w:r>
       <w:proofErr w:type="gramEnd"/>
       <w:r>
-        <w:t>.</w:t>
-      </w:r>
-      <w:r>
-        <w:t xml:space="preserve"> </w:t>
+        <w:t xml:space="preserve">. </w:t>
       </w:r>
       <w:r>
         <w:t>Использование ScriptableObject позволяет легко модифицировать и переиспользовать физические характеристики для различных объектов (например, игрока) без необходимости дублировать код.</w:t>
@@ -6378,234 +7879,9 @@
     <w:p>
       <w:r>
         <w:tab/>
-      </w:r>
-      <w:r>
         <w:t>Таким образом, ScriptableObject в данном контексте выступает как инструмент для разделения данных и логики, что улучшает читаемость кода и облегчает процесс разработки.</w:t>
       </w:r>
     </w:p>
-    <w:p>
-      <w:pPr>
-        <w:pStyle w:val="1"/>
-      </w:pPr>
-      <w:r>
-        <w:t>Особенности жанра</w:t>
-      </w:r>
-    </w:p>
-    <w:p>
-      <w:r>
-        <w:tab/>
-      </w:r>
-      <w:r>
-        <w:t xml:space="preserve">Платформер — это жанр видеоигр, в котором игрок управляет персонажем, перемещающимся по уровням, состоящим из платформ и препятствий. Основная цель игры — преодолеть эти уровни, используя прыжки, бег и другие движения, чтобы избегать опасностей и достигать конечной точки. </w:t>
-      </w:r>
-      <w:proofErr w:type="spellStart"/>
-      <w:r>
-        <w:t>Платформеры</w:t>
-      </w:r>
-      <w:proofErr w:type="spellEnd"/>
-      <w:r>
-        <w:t xml:space="preserve"> часто включают элементы головоломок и требуют от игрока точности и координации.</w:t>
-      </w:r>
-    </w:p>
-    <w:p>
-      <w:r>
-        <w:tab/>
-      </w:r>
-      <w:r>
-        <w:t>Управление персонажем в платформере, особенно написанном на пользовательской физике, должно быть точным, отзывчивым и интуитивно понятным. Вот основные требования к управлению персонажем</w:t>
-      </w:r>
-      <w:r>
-        <w:t>, предъявляемые жанром</w:t>
-      </w:r>
-      <w:r>
-        <w:t>:</w:t>
-      </w:r>
-    </w:p>
-    <w:p/>
-    <w:p>
-      <w:pPr>
-        <w:pStyle w:val="a3"/>
-        <w:numPr>
-          <w:ilvl w:val="0"/>
-          <w:numId w:val="19"/>
-        </w:numPr>
-      </w:pPr>
-      <w:r>
-        <w:t>Точность и отзывчивость</w:t>
-      </w:r>
-      <w:r>
-        <w:t xml:space="preserve">. </w:t>
-      </w:r>
-    </w:p>
-    <w:p>
-      <w:r>
-        <w:tab/>
-      </w:r>
-      <w:r>
-        <w:t>Мгновенная реакция: Персонаж должен мгновенно реагировать на команды игрока, обеспечивая точное и предсказуемое управление.</w:t>
-      </w:r>
-    </w:p>
-    <w:p>
-      <w:r>
-        <w:tab/>
-      </w:r>
-      <w:r>
-        <w:t>Плавность движений: Движения персонажа должны быть плавными и естественными, без резких скачков или задержек.</w:t>
-      </w:r>
-    </w:p>
-    <w:p>
-      <w:pPr>
-        <w:pStyle w:val="a3"/>
-        <w:numPr>
-          <w:ilvl w:val="0"/>
-          <w:numId w:val="19"/>
-        </w:numPr>
-      </w:pPr>
-      <w:r>
-        <w:t>Реалистичность физики</w:t>
-      </w:r>
-      <w:r>
-        <w:t xml:space="preserve">. </w:t>
-      </w:r>
-    </w:p>
-    <w:p>
-      <w:r>
-        <w:tab/>
-      </w:r>
-      <w:r>
-        <w:t>Гравитация и прыжки: Гравитация и сила прыжка должны быть настроены таким образом, чтобы движения персонажа выглядели реалистично</w:t>
-      </w:r>
-      <w:r>
-        <w:t>.</w:t>
-      </w:r>
-    </w:p>
-    <w:p>
-      <w:r>
-        <w:tab/>
-      </w:r>
-      <w:r>
-        <w:t xml:space="preserve">Инерция: </w:t>
-      </w:r>
-      <w:proofErr w:type="gramStart"/>
-      <w:r>
-        <w:t xml:space="preserve">Персонаж </w:t>
-      </w:r>
-      <w:r>
-        <w:t xml:space="preserve"> не</w:t>
-      </w:r>
-      <w:proofErr w:type="gramEnd"/>
-      <w:r>
-        <w:t xml:space="preserve"> должен мгновенно останавливаться или менять направление движения.</w:t>
-      </w:r>
-    </w:p>
-    <w:p>
-      <w:pPr>
-        <w:pStyle w:val="a3"/>
-        <w:numPr>
-          <w:ilvl w:val="0"/>
-          <w:numId w:val="19"/>
-        </w:numPr>
-      </w:pPr>
-      <w:r>
-        <w:t>Точность столкновений</w:t>
-      </w:r>
-      <w:r>
-        <w:t>.</w:t>
-      </w:r>
-    </w:p>
-    <w:p>
-      <w:pPr>
-        <w:ind w:left="360"/>
-      </w:pPr>
-      <w:r>
-        <w:tab/>
-      </w:r>
-      <w:r>
-        <w:t>Обработка столкновений: Обработка столкновений с платформами и другими объектами должна быть точной и предсказуемой. Персонаж должен корректно взаимодействовать с окружением.</w:t>
-      </w:r>
-    </w:p>
-    <w:p>
-      <w:pPr>
-        <w:ind w:left="360"/>
-      </w:pPr>
-      <w:r>
-        <w:tab/>
-      </w:r>
-      <w:r>
-        <w:t>Трение и скольжение: Введение трения для создания более реалистичного движения по поверхностям. Трение может варьироваться в зависимости от типа поверхности (например, лед или земля).</w:t>
-      </w:r>
-    </w:p>
-    <w:p>
-      <w:pPr>
-        <w:pStyle w:val="a3"/>
-        <w:numPr>
-          <w:ilvl w:val="0"/>
-          <w:numId w:val="19"/>
-        </w:numPr>
-      </w:pPr>
-      <w:r>
-        <w:t>Интуитивно понятное управление</w:t>
-      </w:r>
-      <w:r>
-        <w:t>.</w:t>
-      </w:r>
-    </w:p>
-    <w:p>
-      <w:pPr>
-        <w:ind w:left="360"/>
-      </w:pPr>
-      <w:r>
-        <w:tab/>
-      </w:r>
-      <w:r>
-        <w:t xml:space="preserve">Простота управления: Управление должно быть интуитивно понятным и легко осваиваемым, чтобы игроки могли быстро начать </w:t>
-      </w:r>
-      <w:proofErr w:type="gramStart"/>
-      <w:r>
-        <w:t>играть..</w:t>
-      </w:r>
-      <w:proofErr w:type="gramEnd"/>
-    </w:p>
-    <w:p>
-      <w:pPr>
-        <w:pStyle w:val="a3"/>
-        <w:numPr>
-          <w:ilvl w:val="0"/>
-          <w:numId w:val="19"/>
-        </w:numPr>
-      </w:pPr>
-      <w:r>
-        <w:t xml:space="preserve">Контроль в </w:t>
-      </w:r>
-      <w:proofErr w:type="spellStart"/>
-      <w:r>
-        <w:t>воздухе:</w:t>
-      </w:r>
-      <w:proofErr w:type="spellEnd"/>
-    </w:p>
-    <w:p>
-      <w:pPr>
-        <w:ind w:left="360"/>
-      </w:pPr>
-      <w:r>
-        <w:tab/>
-      </w:r>
-      <w:r>
-        <w:t>Управление в прыжке: Игрок должен иметь возможность контролировать персонажа в воздухе, например, изменять направление движения или выполнять дополнительные действия (например, двойной прыжок).</w:t>
-      </w:r>
-    </w:p>
-    <w:p>
-      <w:pPr>
-        <w:ind w:left="360"/>
-      </w:pPr>
-      <w:r>
-        <w:tab/>
-      </w:r>
-      <w:r>
-        <w:t>Падение и приземление: Падение и приземление должны быть плавными и контролируемыми, чтобы игрок мог точно приземляться на платформы.</w:t>
-      </w:r>
-    </w:p>
-    <w:p/>
     <w:p/>
     <w:p/>
     <w:p/>
@@ -6993,6 +8269,208 @@
     </w:lvl>
   </w:abstractNum>
   <w:abstractNum w:abstractNumId="4" w15:restartNumberingAfterBreak="0">
+    <w:nsid w:val="0FC82BD5"/>
+    <w:multiLevelType w:val="hybridMultilevel"/>
+    <w:tmpl w:val="95B858BE"/>
+    <w:lvl w:ilvl="0" w:tplc="04190001">
+      <w:start w:val="1"/>
+      <w:numFmt w:val="bullet"/>
+      <w:lvlText w:val=""/>
+      <w:lvlJc w:val="left"/>
+      <w:pPr>
+        <w:ind w:left="720" w:hanging="360"/>
+      </w:pPr>
+      <w:rPr>
+        <w:rFonts w:ascii="Symbol" w:hAnsi="Symbol" w:hint="default"/>
+      </w:rPr>
+    </w:lvl>
+    <w:lvl w:ilvl="1" w:tplc="04190003" w:tentative="1">
+      <w:start w:val="1"/>
+      <w:numFmt w:val="bullet"/>
+      <w:lvlText w:val="o"/>
+      <w:lvlJc w:val="left"/>
+      <w:pPr>
+        <w:ind w:left="1440" w:hanging="360"/>
+      </w:pPr>
+      <w:rPr>
+        <w:rFonts w:ascii="Courier New" w:hAnsi="Courier New" w:cs="Courier New" w:hint="default"/>
+      </w:rPr>
+    </w:lvl>
+    <w:lvl w:ilvl="2" w:tplc="04190005" w:tentative="1">
+      <w:start w:val="1"/>
+      <w:numFmt w:val="bullet"/>
+      <w:lvlText w:val=""/>
+      <w:lvlJc w:val="left"/>
+      <w:pPr>
+        <w:ind w:left="2160" w:hanging="360"/>
+      </w:pPr>
+      <w:rPr>
+        <w:rFonts w:ascii="Wingdings" w:hAnsi="Wingdings" w:hint="default"/>
+      </w:rPr>
+    </w:lvl>
+    <w:lvl w:ilvl="3" w:tplc="04190001" w:tentative="1">
+      <w:start w:val="1"/>
+      <w:numFmt w:val="bullet"/>
+      <w:lvlText w:val=""/>
+      <w:lvlJc w:val="left"/>
+      <w:pPr>
+        <w:ind w:left="2880" w:hanging="360"/>
+      </w:pPr>
+      <w:rPr>
+        <w:rFonts w:ascii="Symbol" w:hAnsi="Symbol" w:hint="default"/>
+      </w:rPr>
+    </w:lvl>
+    <w:lvl w:ilvl="4" w:tplc="04190003" w:tentative="1">
+      <w:start w:val="1"/>
+      <w:numFmt w:val="bullet"/>
+      <w:lvlText w:val="o"/>
+      <w:lvlJc w:val="left"/>
+      <w:pPr>
+        <w:ind w:left="3600" w:hanging="360"/>
+      </w:pPr>
+      <w:rPr>
+        <w:rFonts w:ascii="Courier New" w:hAnsi="Courier New" w:cs="Courier New" w:hint="default"/>
+      </w:rPr>
+    </w:lvl>
+    <w:lvl w:ilvl="5" w:tplc="04190005" w:tentative="1">
+      <w:start w:val="1"/>
+      <w:numFmt w:val="bullet"/>
+      <w:lvlText w:val=""/>
+      <w:lvlJc w:val="left"/>
+      <w:pPr>
+        <w:ind w:left="4320" w:hanging="360"/>
+      </w:pPr>
+      <w:rPr>
+        <w:rFonts w:ascii="Wingdings" w:hAnsi="Wingdings" w:hint="default"/>
+      </w:rPr>
+    </w:lvl>
+    <w:lvl w:ilvl="6" w:tplc="04190001" w:tentative="1">
+      <w:start w:val="1"/>
+      <w:numFmt w:val="bullet"/>
+      <w:lvlText w:val=""/>
+      <w:lvlJc w:val="left"/>
+      <w:pPr>
+        <w:ind w:left="5040" w:hanging="360"/>
+      </w:pPr>
+      <w:rPr>
+        <w:rFonts w:ascii="Symbol" w:hAnsi="Symbol" w:hint="default"/>
+      </w:rPr>
+    </w:lvl>
+    <w:lvl w:ilvl="7" w:tplc="04190003" w:tentative="1">
+      <w:start w:val="1"/>
+      <w:numFmt w:val="bullet"/>
+      <w:lvlText w:val="o"/>
+      <w:lvlJc w:val="left"/>
+      <w:pPr>
+        <w:ind w:left="5760" w:hanging="360"/>
+      </w:pPr>
+      <w:rPr>
+        <w:rFonts w:ascii="Courier New" w:hAnsi="Courier New" w:cs="Courier New" w:hint="default"/>
+      </w:rPr>
+    </w:lvl>
+    <w:lvl w:ilvl="8" w:tplc="04190005" w:tentative="1">
+      <w:start w:val="1"/>
+      <w:numFmt w:val="bullet"/>
+      <w:lvlText w:val=""/>
+      <w:lvlJc w:val="left"/>
+      <w:pPr>
+        <w:ind w:left="6480" w:hanging="360"/>
+      </w:pPr>
+      <w:rPr>
+        <w:rFonts w:ascii="Wingdings" w:hAnsi="Wingdings" w:hint="default"/>
+      </w:rPr>
+    </w:lvl>
+  </w:abstractNum>
+  <w:abstractNum w:abstractNumId="5" w15:restartNumberingAfterBreak="0">
+    <w:nsid w:val="104147FB"/>
+    <w:multiLevelType w:val="hybridMultilevel"/>
+    <w:tmpl w:val="F30EE120"/>
+    <w:lvl w:ilvl="0" w:tplc="04190001">
+      <w:start w:val="1"/>
+      <w:numFmt w:val="bullet"/>
+      <w:lvlText w:val=""/>
+      <w:lvlJc w:val="left"/>
+      <w:pPr>
+        <w:ind w:left="720" w:hanging="360"/>
+      </w:pPr>
+      <w:rPr>
+        <w:rFonts w:ascii="Symbol" w:hAnsi="Symbol" w:hint="default"/>
+      </w:rPr>
+    </w:lvl>
+    <w:lvl w:ilvl="1" w:tplc="04190019" w:tentative="1">
+      <w:start w:val="1"/>
+      <w:numFmt w:val="lowerLetter"/>
+      <w:lvlText w:val="%2."/>
+      <w:lvlJc w:val="left"/>
+      <w:pPr>
+        <w:ind w:left="1440" w:hanging="360"/>
+      </w:pPr>
+    </w:lvl>
+    <w:lvl w:ilvl="2" w:tplc="0419001B" w:tentative="1">
+      <w:start w:val="1"/>
+      <w:numFmt w:val="lowerRoman"/>
+      <w:lvlText w:val="%3."/>
+      <w:lvlJc w:val="right"/>
+      <w:pPr>
+        <w:ind w:left="2160" w:hanging="180"/>
+      </w:pPr>
+    </w:lvl>
+    <w:lvl w:ilvl="3" w:tplc="0419000F" w:tentative="1">
+      <w:start w:val="1"/>
+      <w:numFmt w:val="decimal"/>
+      <w:lvlText w:val="%4."/>
+      <w:lvlJc w:val="left"/>
+      <w:pPr>
+        <w:ind w:left="2880" w:hanging="360"/>
+      </w:pPr>
+    </w:lvl>
+    <w:lvl w:ilvl="4" w:tplc="04190019" w:tentative="1">
+      <w:start w:val="1"/>
+      <w:numFmt w:val="lowerLetter"/>
+      <w:lvlText w:val="%5."/>
+      <w:lvlJc w:val="left"/>
+      <w:pPr>
+        <w:ind w:left="3600" w:hanging="360"/>
+      </w:pPr>
+    </w:lvl>
+    <w:lvl w:ilvl="5" w:tplc="0419001B" w:tentative="1">
+      <w:start w:val="1"/>
+      <w:numFmt w:val="lowerRoman"/>
+      <w:lvlText w:val="%6."/>
+      <w:lvlJc w:val="right"/>
+      <w:pPr>
+        <w:ind w:left="4320" w:hanging="180"/>
+      </w:pPr>
+    </w:lvl>
+    <w:lvl w:ilvl="6" w:tplc="0419000F" w:tentative="1">
+      <w:start w:val="1"/>
+      <w:numFmt w:val="decimal"/>
+      <w:lvlText w:val="%7."/>
+      <w:lvlJc w:val="left"/>
+      <w:pPr>
+        <w:ind w:left="5040" w:hanging="360"/>
+      </w:pPr>
+    </w:lvl>
+    <w:lvl w:ilvl="7" w:tplc="04190019" w:tentative="1">
+      <w:start w:val="1"/>
+      <w:numFmt w:val="lowerLetter"/>
+      <w:lvlText w:val="%8."/>
+      <w:lvlJc w:val="left"/>
+      <w:pPr>
+        <w:ind w:left="5760" w:hanging="360"/>
+      </w:pPr>
+    </w:lvl>
+    <w:lvl w:ilvl="8" w:tplc="0419001B" w:tentative="1">
+      <w:start w:val="1"/>
+      <w:numFmt w:val="lowerRoman"/>
+      <w:lvlText w:val="%9."/>
+      <w:lvlJc w:val="right"/>
+      <w:pPr>
+        <w:ind w:left="6480" w:hanging="180"/>
+      </w:pPr>
+    </w:lvl>
+  </w:abstractNum>
+  <w:abstractNum w:abstractNumId="6" w15:restartNumberingAfterBreak="0">
     <w:nsid w:val="12B3077D"/>
     <w:multiLevelType w:val="hybridMultilevel"/>
     <w:tmpl w:val="EC04E2C4"/>
@@ -7078,7 +8556,7 @@
       </w:pPr>
     </w:lvl>
   </w:abstractNum>
-  <w:abstractNum w:abstractNumId="5" w15:restartNumberingAfterBreak="0">
+  <w:abstractNum w:abstractNumId="7" w15:restartNumberingAfterBreak="0">
     <w:nsid w:val="12F861A2"/>
     <w:multiLevelType w:val="hybridMultilevel"/>
     <w:tmpl w:val="3CFAB936"/>
@@ -7164,7 +8642,346 @@
       </w:pPr>
     </w:lvl>
   </w:abstractNum>
-  <w:abstractNum w:abstractNumId="6" w15:restartNumberingAfterBreak="0">
+  <w:abstractNum w:abstractNumId="8" w15:restartNumberingAfterBreak="0">
+    <w:nsid w:val="13DD460F"/>
+    <w:multiLevelType w:val="hybridMultilevel"/>
+    <w:tmpl w:val="E3DAB330"/>
+    <w:lvl w:ilvl="0" w:tplc="04190001">
+      <w:start w:val="1"/>
+      <w:numFmt w:val="bullet"/>
+      <w:lvlText w:val=""/>
+      <w:lvlJc w:val="left"/>
+      <w:pPr>
+        <w:ind w:left="720" w:hanging="360"/>
+      </w:pPr>
+      <w:rPr>
+        <w:rFonts w:ascii="Symbol" w:hAnsi="Symbol" w:hint="default"/>
+      </w:rPr>
+    </w:lvl>
+    <w:lvl w:ilvl="1" w:tplc="04190003" w:tentative="1">
+      <w:start w:val="1"/>
+      <w:numFmt w:val="bullet"/>
+      <w:lvlText w:val="o"/>
+      <w:lvlJc w:val="left"/>
+      <w:pPr>
+        <w:ind w:left="1440" w:hanging="360"/>
+      </w:pPr>
+      <w:rPr>
+        <w:rFonts w:ascii="Courier New" w:hAnsi="Courier New" w:cs="Courier New" w:hint="default"/>
+      </w:rPr>
+    </w:lvl>
+    <w:lvl w:ilvl="2" w:tplc="04190005" w:tentative="1">
+      <w:start w:val="1"/>
+      <w:numFmt w:val="bullet"/>
+      <w:lvlText w:val=""/>
+      <w:lvlJc w:val="left"/>
+      <w:pPr>
+        <w:ind w:left="2160" w:hanging="360"/>
+      </w:pPr>
+      <w:rPr>
+        <w:rFonts w:ascii="Wingdings" w:hAnsi="Wingdings" w:hint="default"/>
+      </w:rPr>
+    </w:lvl>
+    <w:lvl w:ilvl="3" w:tplc="04190001" w:tentative="1">
+      <w:start w:val="1"/>
+      <w:numFmt w:val="bullet"/>
+      <w:lvlText w:val=""/>
+      <w:lvlJc w:val="left"/>
+      <w:pPr>
+        <w:ind w:left="2880" w:hanging="360"/>
+      </w:pPr>
+      <w:rPr>
+        <w:rFonts w:ascii="Symbol" w:hAnsi="Symbol" w:hint="default"/>
+      </w:rPr>
+    </w:lvl>
+    <w:lvl w:ilvl="4" w:tplc="04190003" w:tentative="1">
+      <w:start w:val="1"/>
+      <w:numFmt w:val="bullet"/>
+      <w:lvlText w:val="o"/>
+      <w:lvlJc w:val="left"/>
+      <w:pPr>
+        <w:ind w:left="3600" w:hanging="360"/>
+      </w:pPr>
+      <w:rPr>
+        <w:rFonts w:ascii="Courier New" w:hAnsi="Courier New" w:cs="Courier New" w:hint="default"/>
+      </w:rPr>
+    </w:lvl>
+    <w:lvl w:ilvl="5" w:tplc="04190005" w:tentative="1">
+      <w:start w:val="1"/>
+      <w:numFmt w:val="bullet"/>
+      <w:lvlText w:val=""/>
+      <w:lvlJc w:val="left"/>
+      <w:pPr>
+        <w:ind w:left="4320" w:hanging="360"/>
+      </w:pPr>
+      <w:rPr>
+        <w:rFonts w:ascii="Wingdings" w:hAnsi="Wingdings" w:hint="default"/>
+      </w:rPr>
+    </w:lvl>
+    <w:lvl w:ilvl="6" w:tplc="04190001" w:tentative="1">
+      <w:start w:val="1"/>
+      <w:numFmt w:val="bullet"/>
+      <w:lvlText w:val=""/>
+      <w:lvlJc w:val="left"/>
+      <w:pPr>
+        <w:ind w:left="5040" w:hanging="360"/>
+      </w:pPr>
+      <w:rPr>
+        <w:rFonts w:ascii="Symbol" w:hAnsi="Symbol" w:hint="default"/>
+      </w:rPr>
+    </w:lvl>
+    <w:lvl w:ilvl="7" w:tplc="04190003" w:tentative="1">
+      <w:start w:val="1"/>
+      <w:numFmt w:val="bullet"/>
+      <w:lvlText w:val="o"/>
+      <w:lvlJc w:val="left"/>
+      <w:pPr>
+        <w:ind w:left="5760" w:hanging="360"/>
+      </w:pPr>
+      <w:rPr>
+        <w:rFonts w:ascii="Courier New" w:hAnsi="Courier New" w:cs="Courier New" w:hint="default"/>
+      </w:rPr>
+    </w:lvl>
+    <w:lvl w:ilvl="8" w:tplc="04190005" w:tentative="1">
+      <w:start w:val="1"/>
+      <w:numFmt w:val="bullet"/>
+      <w:lvlText w:val=""/>
+      <w:lvlJc w:val="left"/>
+      <w:pPr>
+        <w:ind w:left="6480" w:hanging="360"/>
+      </w:pPr>
+      <w:rPr>
+        <w:rFonts w:ascii="Wingdings" w:hAnsi="Wingdings" w:hint="default"/>
+      </w:rPr>
+    </w:lvl>
+  </w:abstractNum>
+  <w:abstractNum w:abstractNumId="9" w15:restartNumberingAfterBreak="0">
+    <w:nsid w:val="162D7202"/>
+    <w:multiLevelType w:val="hybridMultilevel"/>
+    <w:tmpl w:val="28161AAE"/>
+    <w:lvl w:ilvl="0" w:tplc="04190001">
+      <w:start w:val="1"/>
+      <w:numFmt w:val="bullet"/>
+      <w:lvlText w:val=""/>
+      <w:lvlJc w:val="left"/>
+      <w:pPr>
+        <w:ind w:left="720" w:hanging="360"/>
+      </w:pPr>
+      <w:rPr>
+        <w:rFonts w:ascii="Symbol" w:hAnsi="Symbol" w:hint="default"/>
+      </w:rPr>
+    </w:lvl>
+    <w:lvl w:ilvl="1" w:tplc="04190003" w:tentative="1">
+      <w:start w:val="1"/>
+      <w:numFmt w:val="bullet"/>
+      <w:lvlText w:val="o"/>
+      <w:lvlJc w:val="left"/>
+      <w:pPr>
+        <w:ind w:left="1440" w:hanging="360"/>
+      </w:pPr>
+      <w:rPr>
+        <w:rFonts w:ascii="Courier New" w:hAnsi="Courier New" w:cs="Courier New" w:hint="default"/>
+      </w:rPr>
+    </w:lvl>
+    <w:lvl w:ilvl="2" w:tplc="04190005" w:tentative="1">
+      <w:start w:val="1"/>
+      <w:numFmt w:val="bullet"/>
+      <w:lvlText w:val=""/>
+      <w:lvlJc w:val="left"/>
+      <w:pPr>
+        <w:ind w:left="2160" w:hanging="360"/>
+      </w:pPr>
+      <w:rPr>
+        <w:rFonts w:ascii="Wingdings" w:hAnsi="Wingdings" w:hint="default"/>
+      </w:rPr>
+    </w:lvl>
+    <w:lvl w:ilvl="3" w:tplc="04190001" w:tentative="1">
+      <w:start w:val="1"/>
+      <w:numFmt w:val="bullet"/>
+      <w:lvlText w:val=""/>
+      <w:lvlJc w:val="left"/>
+      <w:pPr>
+        <w:ind w:left="2880" w:hanging="360"/>
+      </w:pPr>
+      <w:rPr>
+        <w:rFonts w:ascii="Symbol" w:hAnsi="Symbol" w:hint="default"/>
+      </w:rPr>
+    </w:lvl>
+    <w:lvl w:ilvl="4" w:tplc="04190003" w:tentative="1">
+      <w:start w:val="1"/>
+      <w:numFmt w:val="bullet"/>
+      <w:lvlText w:val="o"/>
+      <w:lvlJc w:val="left"/>
+      <w:pPr>
+        <w:ind w:left="3600" w:hanging="360"/>
+      </w:pPr>
+      <w:rPr>
+        <w:rFonts w:ascii="Courier New" w:hAnsi="Courier New" w:cs="Courier New" w:hint="default"/>
+      </w:rPr>
+    </w:lvl>
+    <w:lvl w:ilvl="5" w:tplc="04190005" w:tentative="1">
+      <w:start w:val="1"/>
+      <w:numFmt w:val="bullet"/>
+      <w:lvlText w:val=""/>
+      <w:lvlJc w:val="left"/>
+      <w:pPr>
+        <w:ind w:left="4320" w:hanging="360"/>
+      </w:pPr>
+      <w:rPr>
+        <w:rFonts w:ascii="Wingdings" w:hAnsi="Wingdings" w:hint="default"/>
+      </w:rPr>
+    </w:lvl>
+    <w:lvl w:ilvl="6" w:tplc="04190001" w:tentative="1">
+      <w:start w:val="1"/>
+      <w:numFmt w:val="bullet"/>
+      <w:lvlText w:val=""/>
+      <w:lvlJc w:val="left"/>
+      <w:pPr>
+        <w:ind w:left="5040" w:hanging="360"/>
+      </w:pPr>
+      <w:rPr>
+        <w:rFonts w:ascii="Symbol" w:hAnsi="Symbol" w:hint="default"/>
+      </w:rPr>
+    </w:lvl>
+    <w:lvl w:ilvl="7" w:tplc="04190003" w:tentative="1">
+      <w:start w:val="1"/>
+      <w:numFmt w:val="bullet"/>
+      <w:lvlText w:val="o"/>
+      <w:lvlJc w:val="left"/>
+      <w:pPr>
+        <w:ind w:left="5760" w:hanging="360"/>
+      </w:pPr>
+      <w:rPr>
+        <w:rFonts w:ascii="Courier New" w:hAnsi="Courier New" w:cs="Courier New" w:hint="default"/>
+      </w:rPr>
+    </w:lvl>
+    <w:lvl w:ilvl="8" w:tplc="04190005" w:tentative="1">
+      <w:start w:val="1"/>
+      <w:numFmt w:val="bullet"/>
+      <w:lvlText w:val=""/>
+      <w:lvlJc w:val="left"/>
+      <w:pPr>
+        <w:ind w:left="6480" w:hanging="360"/>
+      </w:pPr>
+      <w:rPr>
+        <w:rFonts w:ascii="Wingdings" w:hAnsi="Wingdings" w:hint="default"/>
+      </w:rPr>
+    </w:lvl>
+  </w:abstractNum>
+  <w:abstractNum w:abstractNumId="10" w15:restartNumberingAfterBreak="0">
+    <w:nsid w:val="17530E8E"/>
+    <w:multiLevelType w:val="hybridMultilevel"/>
+    <w:tmpl w:val="020CDF46"/>
+    <w:lvl w:ilvl="0" w:tplc="04190001">
+      <w:start w:val="1"/>
+      <w:numFmt w:val="bullet"/>
+      <w:lvlText w:val=""/>
+      <w:lvlJc w:val="left"/>
+      <w:pPr>
+        <w:ind w:left="720" w:hanging="360"/>
+      </w:pPr>
+      <w:rPr>
+        <w:rFonts w:ascii="Symbol" w:hAnsi="Symbol" w:hint="default"/>
+      </w:rPr>
+    </w:lvl>
+    <w:lvl w:ilvl="1" w:tplc="04190003" w:tentative="1">
+      <w:start w:val="1"/>
+      <w:numFmt w:val="bullet"/>
+      <w:lvlText w:val="o"/>
+      <w:lvlJc w:val="left"/>
+      <w:pPr>
+        <w:ind w:left="1440" w:hanging="360"/>
+      </w:pPr>
+      <w:rPr>
+        <w:rFonts w:ascii="Courier New" w:hAnsi="Courier New" w:cs="Courier New" w:hint="default"/>
+      </w:rPr>
+    </w:lvl>
+    <w:lvl w:ilvl="2" w:tplc="04190005" w:tentative="1">
+      <w:start w:val="1"/>
+      <w:numFmt w:val="bullet"/>
+      <w:lvlText w:val=""/>
+      <w:lvlJc w:val="left"/>
+      <w:pPr>
+        <w:ind w:left="2160" w:hanging="360"/>
+      </w:pPr>
+      <w:rPr>
+        <w:rFonts w:ascii="Wingdings" w:hAnsi="Wingdings" w:hint="default"/>
+      </w:rPr>
+    </w:lvl>
+    <w:lvl w:ilvl="3" w:tplc="04190001" w:tentative="1">
+      <w:start w:val="1"/>
+      <w:numFmt w:val="bullet"/>
+      <w:lvlText w:val=""/>
+      <w:lvlJc w:val="left"/>
+      <w:pPr>
+        <w:ind w:left="2880" w:hanging="360"/>
+      </w:pPr>
+      <w:rPr>
+        <w:rFonts w:ascii="Symbol" w:hAnsi="Symbol" w:hint="default"/>
+      </w:rPr>
+    </w:lvl>
+    <w:lvl w:ilvl="4" w:tplc="04190003" w:tentative="1">
+      <w:start w:val="1"/>
+      <w:numFmt w:val="bullet"/>
+      <w:lvlText w:val="o"/>
+      <w:lvlJc w:val="left"/>
+      <w:pPr>
+        <w:ind w:left="3600" w:hanging="360"/>
+      </w:pPr>
+      <w:rPr>
+        <w:rFonts w:ascii="Courier New" w:hAnsi="Courier New" w:cs="Courier New" w:hint="default"/>
+      </w:rPr>
+    </w:lvl>
+    <w:lvl w:ilvl="5" w:tplc="04190005" w:tentative="1">
+      <w:start w:val="1"/>
+      <w:numFmt w:val="bullet"/>
+      <w:lvlText w:val=""/>
+      <w:lvlJc w:val="left"/>
+      <w:pPr>
+        <w:ind w:left="4320" w:hanging="360"/>
+      </w:pPr>
+      <w:rPr>
+        <w:rFonts w:ascii="Wingdings" w:hAnsi="Wingdings" w:hint="default"/>
+      </w:rPr>
+    </w:lvl>
+    <w:lvl w:ilvl="6" w:tplc="04190001" w:tentative="1">
+      <w:start w:val="1"/>
+      <w:numFmt w:val="bullet"/>
+      <w:lvlText w:val=""/>
+      <w:lvlJc w:val="left"/>
+      <w:pPr>
+        <w:ind w:left="5040" w:hanging="360"/>
+      </w:pPr>
+      <w:rPr>
+        <w:rFonts w:ascii="Symbol" w:hAnsi="Symbol" w:hint="default"/>
+      </w:rPr>
+    </w:lvl>
+    <w:lvl w:ilvl="7" w:tplc="04190003" w:tentative="1">
+      <w:start w:val="1"/>
+      <w:numFmt w:val="bullet"/>
+      <w:lvlText w:val="o"/>
+      <w:lvlJc w:val="left"/>
+      <w:pPr>
+        <w:ind w:left="5760" w:hanging="360"/>
+      </w:pPr>
+      <w:rPr>
+        <w:rFonts w:ascii="Courier New" w:hAnsi="Courier New" w:cs="Courier New" w:hint="default"/>
+      </w:rPr>
+    </w:lvl>
+    <w:lvl w:ilvl="8" w:tplc="04190005" w:tentative="1">
+      <w:start w:val="1"/>
+      <w:numFmt w:val="bullet"/>
+      <w:lvlText w:val=""/>
+      <w:lvlJc w:val="left"/>
+      <w:pPr>
+        <w:ind w:left="6480" w:hanging="360"/>
+      </w:pPr>
+      <w:rPr>
+        <w:rFonts w:ascii="Wingdings" w:hAnsi="Wingdings" w:hint="default"/>
+      </w:rPr>
+    </w:lvl>
+  </w:abstractNum>
+  <w:abstractNum w:abstractNumId="11" w15:restartNumberingAfterBreak="0">
     <w:nsid w:val="1F135B83"/>
     <w:multiLevelType w:val="hybridMultilevel"/>
     <w:tmpl w:val="0352A78E"/>
@@ -7277,10 +9094,10 @@
       </w:rPr>
     </w:lvl>
   </w:abstractNum>
-  <w:abstractNum w:abstractNumId="7" w15:restartNumberingAfterBreak="0">
+  <w:abstractNum w:abstractNumId="12" w15:restartNumberingAfterBreak="0">
     <w:nsid w:val="26FA0D01"/>
     <w:multiLevelType w:val="multilevel"/>
-    <w:tmpl w:val="A5624DEE"/>
+    <w:tmpl w:val="0980B06E"/>
     <w:lvl w:ilvl="0">
       <w:start w:val="1"/>
       <w:numFmt w:val="decimal"/>
@@ -7302,7 +9119,7 @@
       <w:lvlText w:val="%1.%2"/>
       <w:lvlJc w:val="left"/>
       <w:pPr>
-        <w:ind w:left="1080" w:hanging="360"/>
+        <w:ind w:left="9715" w:hanging="360"/>
       </w:pPr>
       <w:rPr>
         <w:rFonts w:hint="default"/>
@@ -7311,6 +9128,7 @@
     <w:lvl w:ilvl="2">
       <w:start w:val="1"/>
       <w:numFmt w:val="decimal"/>
+      <w:pStyle w:val="3"/>
       <w:isLgl/>
       <w:lvlText w:val="%1.%2.%3"/>
       <w:lvlJc w:val="left"/>
@@ -7400,7 +9218,7 @@
       </w:rPr>
     </w:lvl>
   </w:abstractNum>
-  <w:abstractNum w:abstractNumId="8" w15:restartNumberingAfterBreak="0">
+  <w:abstractNum w:abstractNumId="13" w15:restartNumberingAfterBreak="0">
     <w:nsid w:val="29F427D8"/>
     <w:multiLevelType w:val="hybridMultilevel"/>
     <w:tmpl w:val="61BE3F32"/>
@@ -7513,7 +9331,206 @@
       </w:rPr>
     </w:lvl>
   </w:abstractNum>
-  <w:abstractNum w:abstractNumId="9" w15:restartNumberingAfterBreak="0">
+  <w:abstractNum w:abstractNumId="14" w15:restartNumberingAfterBreak="0">
+    <w:nsid w:val="2AB943EE"/>
+    <w:multiLevelType w:val="hybridMultilevel"/>
+    <w:tmpl w:val="8F04EFE6"/>
+    <w:lvl w:ilvl="0" w:tplc="04190001">
+      <w:start w:val="1"/>
+      <w:numFmt w:val="bullet"/>
+      <w:lvlText w:val=""/>
+      <w:lvlJc w:val="left"/>
+      <w:pPr>
+        <w:ind w:left="720" w:hanging="360"/>
+      </w:pPr>
+      <w:rPr>
+        <w:rFonts w:ascii="Symbol" w:hAnsi="Symbol" w:hint="default"/>
+      </w:rPr>
+    </w:lvl>
+    <w:lvl w:ilvl="1" w:tplc="04190003" w:tentative="1">
+      <w:start w:val="1"/>
+      <w:numFmt w:val="bullet"/>
+      <w:lvlText w:val="o"/>
+      <w:lvlJc w:val="left"/>
+      <w:pPr>
+        <w:ind w:left="1440" w:hanging="360"/>
+      </w:pPr>
+      <w:rPr>
+        <w:rFonts w:ascii="Courier New" w:hAnsi="Courier New" w:cs="Courier New" w:hint="default"/>
+      </w:rPr>
+    </w:lvl>
+    <w:lvl w:ilvl="2" w:tplc="04190005" w:tentative="1">
+      <w:start w:val="1"/>
+      <w:numFmt w:val="bullet"/>
+      <w:lvlText w:val=""/>
+      <w:lvlJc w:val="left"/>
+      <w:pPr>
+        <w:ind w:left="2160" w:hanging="360"/>
+      </w:pPr>
+      <w:rPr>
+        <w:rFonts w:ascii="Wingdings" w:hAnsi="Wingdings" w:hint="default"/>
+      </w:rPr>
+    </w:lvl>
+    <w:lvl w:ilvl="3" w:tplc="04190001" w:tentative="1">
+      <w:start w:val="1"/>
+      <w:numFmt w:val="bullet"/>
+      <w:lvlText w:val=""/>
+      <w:lvlJc w:val="left"/>
+      <w:pPr>
+        <w:ind w:left="2880" w:hanging="360"/>
+      </w:pPr>
+      <w:rPr>
+        <w:rFonts w:ascii="Symbol" w:hAnsi="Symbol" w:hint="default"/>
+      </w:rPr>
+    </w:lvl>
+    <w:lvl w:ilvl="4" w:tplc="04190003" w:tentative="1">
+      <w:start w:val="1"/>
+      <w:numFmt w:val="bullet"/>
+      <w:lvlText w:val="o"/>
+      <w:lvlJc w:val="left"/>
+      <w:pPr>
+        <w:ind w:left="3600" w:hanging="360"/>
+      </w:pPr>
+      <w:rPr>
+        <w:rFonts w:ascii="Courier New" w:hAnsi="Courier New" w:cs="Courier New" w:hint="default"/>
+      </w:rPr>
+    </w:lvl>
+    <w:lvl w:ilvl="5" w:tplc="04190005" w:tentative="1">
+      <w:start w:val="1"/>
+      <w:numFmt w:val="bullet"/>
+      <w:lvlText w:val=""/>
+      <w:lvlJc w:val="left"/>
+      <w:pPr>
+        <w:ind w:left="4320" w:hanging="360"/>
+      </w:pPr>
+      <w:rPr>
+        <w:rFonts w:ascii="Wingdings" w:hAnsi="Wingdings" w:hint="default"/>
+      </w:rPr>
+    </w:lvl>
+    <w:lvl w:ilvl="6" w:tplc="04190001" w:tentative="1">
+      <w:start w:val="1"/>
+      <w:numFmt w:val="bullet"/>
+      <w:lvlText w:val=""/>
+      <w:lvlJc w:val="left"/>
+      <w:pPr>
+        <w:ind w:left="5040" w:hanging="360"/>
+      </w:pPr>
+      <w:rPr>
+        <w:rFonts w:ascii="Symbol" w:hAnsi="Symbol" w:hint="default"/>
+      </w:rPr>
+    </w:lvl>
+    <w:lvl w:ilvl="7" w:tplc="04190003" w:tentative="1">
+      <w:start w:val="1"/>
+      <w:numFmt w:val="bullet"/>
+      <w:lvlText w:val="o"/>
+      <w:lvlJc w:val="left"/>
+      <w:pPr>
+        <w:ind w:left="5760" w:hanging="360"/>
+      </w:pPr>
+      <w:rPr>
+        <w:rFonts w:ascii="Courier New" w:hAnsi="Courier New" w:cs="Courier New" w:hint="default"/>
+      </w:rPr>
+    </w:lvl>
+    <w:lvl w:ilvl="8" w:tplc="04190005" w:tentative="1">
+      <w:start w:val="1"/>
+      <w:numFmt w:val="bullet"/>
+      <w:lvlText w:val=""/>
+      <w:lvlJc w:val="left"/>
+      <w:pPr>
+        <w:ind w:left="6480" w:hanging="360"/>
+      </w:pPr>
+      <w:rPr>
+        <w:rFonts w:ascii="Wingdings" w:hAnsi="Wingdings" w:hint="default"/>
+      </w:rPr>
+    </w:lvl>
+  </w:abstractNum>
+  <w:abstractNum w:abstractNumId="15" w15:restartNumberingAfterBreak="0">
+    <w:nsid w:val="32C147F9"/>
+    <w:multiLevelType w:val="hybridMultilevel"/>
+    <w:tmpl w:val="465CCD18"/>
+    <w:lvl w:ilvl="0" w:tplc="0419000F">
+      <w:start w:val="1"/>
+      <w:numFmt w:val="decimal"/>
+      <w:lvlText w:val="%1."/>
+      <w:lvlJc w:val="left"/>
+      <w:pPr>
+        <w:ind w:left="720" w:hanging="360"/>
+      </w:pPr>
+    </w:lvl>
+    <w:lvl w:ilvl="1" w:tplc="04190019" w:tentative="1">
+      <w:start w:val="1"/>
+      <w:numFmt w:val="lowerLetter"/>
+      <w:lvlText w:val="%2."/>
+      <w:lvlJc w:val="left"/>
+      <w:pPr>
+        <w:ind w:left="1440" w:hanging="360"/>
+      </w:pPr>
+    </w:lvl>
+    <w:lvl w:ilvl="2" w:tplc="0419001B" w:tentative="1">
+      <w:start w:val="1"/>
+      <w:numFmt w:val="lowerRoman"/>
+      <w:lvlText w:val="%3."/>
+      <w:lvlJc w:val="right"/>
+      <w:pPr>
+        <w:ind w:left="2160" w:hanging="180"/>
+      </w:pPr>
+    </w:lvl>
+    <w:lvl w:ilvl="3" w:tplc="0419000F" w:tentative="1">
+      <w:start w:val="1"/>
+      <w:numFmt w:val="decimal"/>
+      <w:lvlText w:val="%4."/>
+      <w:lvlJc w:val="left"/>
+      <w:pPr>
+        <w:ind w:left="2880" w:hanging="360"/>
+      </w:pPr>
+    </w:lvl>
+    <w:lvl w:ilvl="4" w:tplc="04190019" w:tentative="1">
+      <w:start w:val="1"/>
+      <w:numFmt w:val="lowerLetter"/>
+      <w:lvlText w:val="%5."/>
+      <w:lvlJc w:val="left"/>
+      <w:pPr>
+        <w:ind w:left="3600" w:hanging="360"/>
+      </w:pPr>
+    </w:lvl>
+    <w:lvl w:ilvl="5" w:tplc="0419001B" w:tentative="1">
+      <w:start w:val="1"/>
+      <w:numFmt w:val="lowerRoman"/>
+      <w:lvlText w:val="%6."/>
+      <w:lvlJc w:val="right"/>
+      <w:pPr>
+        <w:ind w:left="4320" w:hanging="180"/>
+      </w:pPr>
+    </w:lvl>
+    <w:lvl w:ilvl="6" w:tplc="0419000F" w:tentative="1">
+      <w:start w:val="1"/>
+      <w:numFmt w:val="decimal"/>
+      <w:lvlText w:val="%7."/>
+      <w:lvlJc w:val="left"/>
+      <w:pPr>
+        <w:ind w:left="5040" w:hanging="360"/>
+      </w:pPr>
+    </w:lvl>
+    <w:lvl w:ilvl="7" w:tplc="04190019" w:tentative="1">
+      <w:start w:val="1"/>
+      <w:numFmt w:val="lowerLetter"/>
+      <w:lvlText w:val="%8."/>
+      <w:lvlJc w:val="left"/>
+      <w:pPr>
+        <w:ind w:left="5760" w:hanging="360"/>
+      </w:pPr>
+    </w:lvl>
+    <w:lvl w:ilvl="8" w:tplc="0419001B" w:tentative="1">
+      <w:start w:val="1"/>
+      <w:numFmt w:val="lowerRoman"/>
+      <w:lvlText w:val="%9."/>
+      <w:lvlJc w:val="right"/>
+      <w:pPr>
+        <w:ind w:left="6480" w:hanging="180"/>
+      </w:pPr>
+    </w:lvl>
+  </w:abstractNum>
+  <w:abstractNum w:abstractNumId="16" w15:restartNumberingAfterBreak="0">
     <w:nsid w:val="459704EF"/>
     <w:multiLevelType w:val="hybridMultilevel"/>
     <w:tmpl w:val="EEF03140"/>
@@ -7626,7 +9643,7 @@
       </w:rPr>
     </w:lvl>
   </w:abstractNum>
-  <w:abstractNum w:abstractNumId="10" w15:restartNumberingAfterBreak="0">
+  <w:abstractNum w:abstractNumId="17" w15:restartNumberingAfterBreak="0">
     <w:nsid w:val="45E93552"/>
     <w:multiLevelType w:val="hybridMultilevel"/>
     <w:tmpl w:val="916681C8"/>
@@ -7712,7 +9729,7 @@
       </w:pPr>
     </w:lvl>
   </w:abstractNum>
-  <w:abstractNum w:abstractNumId="11" w15:restartNumberingAfterBreak="0">
+  <w:abstractNum w:abstractNumId="18" w15:restartNumberingAfterBreak="0">
     <w:nsid w:val="4A013C8E"/>
     <w:multiLevelType w:val="hybridMultilevel"/>
     <w:tmpl w:val="C3762054"/>
@@ -7825,7 +9842,7 @@
       </w:rPr>
     </w:lvl>
   </w:abstractNum>
-  <w:abstractNum w:abstractNumId="12" w15:restartNumberingAfterBreak="0">
+  <w:abstractNum w:abstractNumId="19" w15:restartNumberingAfterBreak="0">
     <w:nsid w:val="4B913C5F"/>
     <w:multiLevelType w:val="hybridMultilevel"/>
     <w:tmpl w:val="7C100B4C"/>
@@ -7938,7 +9955,120 @@
       </w:rPr>
     </w:lvl>
   </w:abstractNum>
-  <w:abstractNum w:abstractNumId="13" w15:restartNumberingAfterBreak="0">
+  <w:abstractNum w:abstractNumId="20" w15:restartNumberingAfterBreak="0">
+    <w:nsid w:val="4D987FD0"/>
+    <w:multiLevelType w:val="hybridMultilevel"/>
+    <w:tmpl w:val="21BECB9A"/>
+    <w:lvl w:ilvl="0" w:tplc="04190001">
+      <w:start w:val="1"/>
+      <w:numFmt w:val="bullet"/>
+      <w:lvlText w:val=""/>
+      <w:lvlJc w:val="left"/>
+      <w:pPr>
+        <w:ind w:left="720" w:hanging="360"/>
+      </w:pPr>
+      <w:rPr>
+        <w:rFonts w:ascii="Symbol" w:hAnsi="Symbol" w:hint="default"/>
+      </w:rPr>
+    </w:lvl>
+    <w:lvl w:ilvl="1" w:tplc="04190003" w:tentative="1">
+      <w:start w:val="1"/>
+      <w:numFmt w:val="bullet"/>
+      <w:lvlText w:val="o"/>
+      <w:lvlJc w:val="left"/>
+      <w:pPr>
+        <w:ind w:left="1440" w:hanging="360"/>
+      </w:pPr>
+      <w:rPr>
+        <w:rFonts w:ascii="Courier New" w:hAnsi="Courier New" w:cs="Courier New" w:hint="default"/>
+      </w:rPr>
+    </w:lvl>
+    <w:lvl w:ilvl="2" w:tplc="04190005" w:tentative="1">
+      <w:start w:val="1"/>
+      <w:numFmt w:val="bullet"/>
+      <w:lvlText w:val=""/>
+      <w:lvlJc w:val="left"/>
+      <w:pPr>
+        <w:ind w:left="2160" w:hanging="360"/>
+      </w:pPr>
+      <w:rPr>
+        <w:rFonts w:ascii="Wingdings" w:hAnsi="Wingdings" w:hint="default"/>
+      </w:rPr>
+    </w:lvl>
+    <w:lvl w:ilvl="3" w:tplc="04190001" w:tentative="1">
+      <w:start w:val="1"/>
+      <w:numFmt w:val="bullet"/>
+      <w:lvlText w:val=""/>
+      <w:lvlJc w:val="left"/>
+      <w:pPr>
+        <w:ind w:left="2880" w:hanging="360"/>
+      </w:pPr>
+      <w:rPr>
+        <w:rFonts w:ascii="Symbol" w:hAnsi="Symbol" w:hint="default"/>
+      </w:rPr>
+    </w:lvl>
+    <w:lvl w:ilvl="4" w:tplc="04190003" w:tentative="1">
+      <w:start w:val="1"/>
+      <w:numFmt w:val="bullet"/>
+      <w:lvlText w:val="o"/>
+      <w:lvlJc w:val="left"/>
+      <w:pPr>
+        <w:ind w:left="3600" w:hanging="360"/>
+      </w:pPr>
+      <w:rPr>
+        <w:rFonts w:ascii="Courier New" w:hAnsi="Courier New" w:cs="Courier New" w:hint="default"/>
+      </w:rPr>
+    </w:lvl>
+    <w:lvl w:ilvl="5" w:tplc="04190005" w:tentative="1">
+      <w:start w:val="1"/>
+      <w:numFmt w:val="bullet"/>
+      <w:lvlText w:val=""/>
+      <w:lvlJc w:val="left"/>
+      <w:pPr>
+        <w:ind w:left="4320" w:hanging="360"/>
+      </w:pPr>
+      <w:rPr>
+        <w:rFonts w:ascii="Wingdings" w:hAnsi="Wingdings" w:hint="default"/>
+      </w:rPr>
+    </w:lvl>
+    <w:lvl w:ilvl="6" w:tplc="04190001" w:tentative="1">
+      <w:start w:val="1"/>
+      <w:numFmt w:val="bullet"/>
+      <w:lvlText w:val=""/>
+      <w:lvlJc w:val="left"/>
+      <w:pPr>
+        <w:ind w:left="5040" w:hanging="360"/>
+      </w:pPr>
+      <w:rPr>
+        <w:rFonts w:ascii="Symbol" w:hAnsi="Symbol" w:hint="default"/>
+      </w:rPr>
+    </w:lvl>
+    <w:lvl w:ilvl="7" w:tplc="04190003" w:tentative="1">
+      <w:start w:val="1"/>
+      <w:numFmt w:val="bullet"/>
+      <w:lvlText w:val="o"/>
+      <w:lvlJc w:val="left"/>
+      <w:pPr>
+        <w:ind w:left="5760" w:hanging="360"/>
+      </w:pPr>
+      <w:rPr>
+        <w:rFonts w:ascii="Courier New" w:hAnsi="Courier New" w:cs="Courier New" w:hint="default"/>
+      </w:rPr>
+    </w:lvl>
+    <w:lvl w:ilvl="8" w:tplc="04190005" w:tentative="1">
+      <w:start w:val="1"/>
+      <w:numFmt w:val="bullet"/>
+      <w:lvlText w:val=""/>
+      <w:lvlJc w:val="left"/>
+      <w:pPr>
+        <w:ind w:left="6480" w:hanging="360"/>
+      </w:pPr>
+      <w:rPr>
+        <w:rFonts w:ascii="Wingdings" w:hAnsi="Wingdings" w:hint="default"/>
+      </w:rPr>
+    </w:lvl>
+  </w:abstractNum>
+  <w:abstractNum w:abstractNumId="21" w15:restartNumberingAfterBreak="0">
     <w:nsid w:val="67CF3C7F"/>
     <w:multiLevelType w:val="hybridMultilevel"/>
     <w:tmpl w:val="130E73EE"/>
@@ -8051,7 +10181,7 @@
       </w:rPr>
     </w:lvl>
   </w:abstractNum>
-  <w:abstractNum w:abstractNumId="14" w15:restartNumberingAfterBreak="0">
+  <w:abstractNum w:abstractNumId="22" w15:restartNumberingAfterBreak="0">
     <w:nsid w:val="745C33A5"/>
     <w:multiLevelType w:val="hybridMultilevel"/>
     <w:tmpl w:val="D3D2ABEC"/>
@@ -8164,7 +10294,7 @@
       </w:rPr>
     </w:lvl>
   </w:abstractNum>
-  <w:abstractNum w:abstractNumId="15" w15:restartNumberingAfterBreak="0">
+  <w:abstractNum w:abstractNumId="23" w15:restartNumberingAfterBreak="0">
     <w:nsid w:val="7946485E"/>
     <w:multiLevelType w:val="hybridMultilevel"/>
     <w:tmpl w:val="749E4BC4"/>
@@ -8253,7 +10383,7 @@
       </w:pPr>
     </w:lvl>
   </w:abstractNum>
-  <w:abstractNum w:abstractNumId="16" w15:restartNumberingAfterBreak="0">
+  <w:abstractNum w:abstractNumId="24" w15:restartNumberingAfterBreak="0">
     <w:nsid w:val="798541D3"/>
     <w:multiLevelType w:val="hybridMultilevel"/>
     <w:tmpl w:val="10C81E8E"/>
@@ -8366,7 +10496,7 @@
       </w:rPr>
     </w:lvl>
   </w:abstractNum>
-  <w:abstractNum w:abstractNumId="17" w15:restartNumberingAfterBreak="0">
+  <w:abstractNum w:abstractNumId="25" w15:restartNumberingAfterBreak="0">
     <w:nsid w:val="7AB66FE1"/>
     <w:multiLevelType w:val="hybridMultilevel"/>
     <w:tmpl w:val="95CA07D2"/>
@@ -8452,70 +10582,97 @@
       </w:pPr>
     </w:lvl>
   </w:abstractNum>
-  <w:num w:numId="1" w16cid:durableId="208687433">
+  <w:num w:numId="1" w16cid:durableId="154882569">
+    <w:abstractNumId w:val="7"/>
+  </w:num>
+  <w:num w:numId="2" w16cid:durableId="1457797569">
+    <w:abstractNumId w:val="21"/>
+  </w:num>
+  <w:num w:numId="3" w16cid:durableId="497574294">
+    <w:abstractNumId w:val="24"/>
+  </w:num>
+  <w:num w:numId="4" w16cid:durableId="1381858466">
+    <w:abstractNumId w:val="17"/>
+  </w:num>
+  <w:num w:numId="5" w16cid:durableId="1259606088">
+    <w:abstractNumId w:val="0"/>
+  </w:num>
+  <w:num w:numId="6" w16cid:durableId="1686253145">
+    <w:abstractNumId w:val="12"/>
+  </w:num>
+  <w:num w:numId="7" w16cid:durableId="1363896487">
+    <w:abstractNumId w:val="22"/>
+  </w:num>
+  <w:num w:numId="8" w16cid:durableId="371272184">
+    <w:abstractNumId w:val="16"/>
+  </w:num>
+  <w:num w:numId="9" w16cid:durableId="975645008">
+    <w:abstractNumId w:val="3"/>
+  </w:num>
+  <w:num w:numId="10" w16cid:durableId="580138999">
+    <w:abstractNumId w:val="19"/>
+  </w:num>
+  <w:num w:numId="11" w16cid:durableId="355498578">
+    <w:abstractNumId w:val="13"/>
+  </w:num>
+  <w:num w:numId="12" w16cid:durableId="31467959">
+    <w:abstractNumId w:val="6"/>
+  </w:num>
+  <w:num w:numId="13" w16cid:durableId="2105615343">
+    <w:abstractNumId w:val="11"/>
+  </w:num>
+  <w:num w:numId="14" w16cid:durableId="403183016">
+    <w:abstractNumId w:val="18"/>
+  </w:num>
+  <w:num w:numId="15" w16cid:durableId="1908414368">
+    <w:abstractNumId w:val="2"/>
+  </w:num>
+  <w:num w:numId="16" w16cid:durableId="882055437">
+    <w:abstractNumId w:val="1"/>
+  </w:num>
+  <w:num w:numId="17" w16cid:durableId="605503552">
+    <w:abstractNumId w:val="12"/>
+  </w:num>
+  <w:num w:numId="18" w16cid:durableId="1482573101">
+    <w:abstractNumId w:val="25"/>
+  </w:num>
+  <w:num w:numId="19" w16cid:durableId="1950619522">
+    <w:abstractNumId w:val="23"/>
+  </w:num>
+  <w:num w:numId="20" w16cid:durableId="1378891305">
+    <w:abstractNumId w:val="12"/>
+  </w:num>
+  <w:num w:numId="21" w16cid:durableId="1533151643">
+    <w:abstractNumId w:val="12"/>
+    <w:lvlOverride w:ilvl="0">
+      <w:startOverride w:val="1"/>
+    </w:lvlOverride>
+  </w:num>
+  <w:num w:numId="22" w16cid:durableId="1329361487">
+    <w:abstractNumId w:val="12"/>
+  </w:num>
+  <w:num w:numId="23" w16cid:durableId="511846239">
     <w:abstractNumId w:val="5"/>
   </w:num>
-  <w:num w:numId="2" w16cid:durableId="1886404538">
-    <w:abstractNumId w:val="13"/>
+  <w:num w:numId="24" w16cid:durableId="818350293">
+    <w:abstractNumId w:val="9"/>
   </w:num>
-  <w:num w:numId="3" w16cid:durableId="886917389">
-    <w:abstractNumId w:val="16"/>
+  <w:num w:numId="25" w16cid:durableId="1489980594">
+    <w:abstractNumId w:val="8"/>
   </w:num>
-  <w:num w:numId="4" w16cid:durableId="888150025">
+  <w:num w:numId="26" w16cid:durableId="375348937">
     <w:abstractNumId w:val="10"/>
   </w:num>
-  <w:num w:numId="5" w16cid:durableId="698623888">
-    <w:abstractNumId w:val="0"/>
+  <w:num w:numId="27" w16cid:durableId="1741826429">
+    <w:abstractNumId w:val="20"/>
   </w:num>
-  <w:num w:numId="6" w16cid:durableId="1519389920">
-    <w:abstractNumId w:val="7"/>
+  <w:num w:numId="28" w16cid:durableId="1752190627">
+    <w:abstractNumId w:val="4"/>
   </w:num>
-  <w:num w:numId="7" w16cid:durableId="2022122431">
+  <w:num w:numId="29" w16cid:durableId="1569539741">
     <w:abstractNumId w:val="14"/>
   </w:num>
-  <w:num w:numId="8" w16cid:durableId="591203454">
-    <w:abstractNumId w:val="9"/>
-  </w:num>
-  <w:num w:numId="9" w16cid:durableId="1123812538">
-    <w:abstractNumId w:val="3"/>
-  </w:num>
-  <w:num w:numId="10" w16cid:durableId="1100755350">
-    <w:abstractNumId w:val="12"/>
-  </w:num>
-  <w:num w:numId="11" w16cid:durableId="2099406738">
-    <w:abstractNumId w:val="8"/>
-  </w:num>
-  <w:num w:numId="12" w16cid:durableId="597295882">
-    <w:abstractNumId w:val="4"/>
-  </w:num>
-  <w:num w:numId="13" w16cid:durableId="2007434624">
-    <w:abstractNumId w:val="6"/>
-  </w:num>
-  <w:num w:numId="14" w16cid:durableId="406345778">
-    <w:abstractNumId w:val="11"/>
-  </w:num>
-  <w:num w:numId="15" w16cid:durableId="27414524">
-    <w:abstractNumId w:val="2"/>
-  </w:num>
-  <w:num w:numId="16" w16cid:durableId="400104836">
-    <w:abstractNumId w:val="1"/>
-  </w:num>
-  <w:num w:numId="17" w16cid:durableId="1474180218">
-    <w:abstractNumId w:val="7"/>
-    <w:lvlOverride w:ilvl="0"/>
-    <w:lvlOverride w:ilvl="1"/>
-    <w:lvlOverride w:ilvl="2"/>
-    <w:lvlOverride w:ilvl="3"/>
-    <w:lvlOverride w:ilvl="4"/>
-    <w:lvlOverride w:ilvl="5"/>
-    <w:lvlOverride w:ilvl="6"/>
-    <w:lvlOverride w:ilvl="7"/>
-    <w:lvlOverride w:ilvl="8"/>
-  </w:num>
-  <w:num w:numId="18" w16cid:durableId="2053842785">
-    <w:abstractNumId w:val="17"/>
-  </w:num>
-  <w:num w:numId="19" w16cid:durableId="2057926995">
+  <w:num w:numId="30" w16cid:durableId="552231122">
     <w:abstractNumId w:val="15"/>
   </w:num>
 </w:numbering>
@@ -8964,7 +11121,7 @@
     <w:uiPriority w:val="9"/>
     <w:unhideWhenUsed/>
     <w:qFormat/>
-    <w:rsid w:val="00B417B3"/>
+    <w:rsid w:val="00BC4585"/>
     <w:pPr>
       <w:keepNext/>
       <w:keepLines/>
@@ -8973,7 +11130,7 @@
         <w:numId w:val="6"/>
       </w:numPr>
       <w:spacing w:before="280" w:after="240"/>
-      <w:ind w:left="1077" w:hanging="357"/>
+      <w:ind w:left="1080"/>
       <w:jc w:val="center"/>
       <w:outlineLvl w:val="1"/>
     </w:pPr>
@@ -8982,14 +11139,13 @@
       <w:b/>
       <w:bCs/>
       <w:szCs w:val="26"/>
-      <w:lang w:val="en-US"/>
     </w:rPr>
   </w:style>
-  <w:style w:type="paragraph" w:styleId="3">
+  <w:style w:type="paragraph" w:styleId="30">
     <w:name w:val="heading 3"/>
     <w:basedOn w:val="a"/>
     <w:next w:val="a"/>
-    <w:link w:val="30"/>
+    <w:link w:val="31"/>
     <w:uiPriority w:val="9"/>
     <w:unhideWhenUsed/>
     <w:qFormat/>
@@ -9065,7 +11221,7 @@
     <w:basedOn w:val="10"/>
     <w:autoRedefine/>
     <w:qFormat/>
-    <w:rsid w:val="006B6187"/>
+    <w:rsid w:val="00DF075F"/>
     <w:pPr>
       <w:keepNext/>
       <w:keepLines/>
@@ -9128,7 +11284,7 @@
     <w:basedOn w:val="a0"/>
     <w:link w:val="2"/>
     <w:uiPriority w:val="9"/>
-    <w:rsid w:val="00B417B3"/>
+    <w:rsid w:val="00BC4585"/>
     <w:rPr>
       <w:rFonts w:ascii="Times New Roman" w:eastAsiaTheme="majorEastAsia" w:hAnsi="Times New Roman" w:cstheme="majorBidi"/>
       <w:b/>
@@ -9137,7 +11293,6 @@
       <w:kern w:val="2"/>
       <w:sz w:val="28"/>
       <w:szCs w:val="26"/>
-      <w:lang w:val="en-US"/>
       <w14:ligatures w14:val="standardContextual"/>
     </w:rPr>
   </w:style>
@@ -9217,13 +11372,12 @@
       <w:szCs w:val="22"/>
     </w:rPr>
   </w:style>
-  <w:style w:type="paragraph" w:styleId="31">
+  <w:style w:type="paragraph" w:styleId="32">
     <w:name w:val="toc 3"/>
     <w:basedOn w:val="a"/>
     <w:next w:val="a"/>
     <w:autoRedefine/>
     <w:uiPriority w:val="39"/>
-    <w:semiHidden/>
     <w:unhideWhenUsed/>
     <w:rsid w:val="004476E5"/>
     <w:pPr>
@@ -9464,10 +11618,10 @@
       <w:szCs w:val="18"/>
     </w:rPr>
   </w:style>
-  <w:style w:type="character" w:customStyle="1" w:styleId="30">
+  <w:style w:type="character" w:customStyle="1" w:styleId="31">
     <w:name w:val="Заголовок 3 Знак"/>
     <w:basedOn w:val="a0"/>
-    <w:link w:val="3"/>
+    <w:link w:val="30"/>
     <w:uiPriority w:val="9"/>
     <w:rsid w:val="00FE0C2C"/>
     <w:rPr>
@@ -9477,6 +11631,62 @@
       <w:sz w:val="24"/>
       <w:szCs w:val="24"/>
       <w14:ligatures w14:val="standardContextual"/>
+    </w:rPr>
+  </w:style>
+  <w:style w:type="paragraph" w:customStyle="1" w:styleId="3">
+    <w:name w:val="Заголовок 3 уровня"/>
+    <w:basedOn w:val="30"/>
+    <w:next w:val="a"/>
+    <w:link w:val="33"/>
+    <w:qFormat/>
+    <w:rsid w:val="00DF075F"/>
+    <w:pPr>
+      <w:numPr>
+        <w:ilvl w:val="2"/>
+        <w:numId w:val="6"/>
+      </w:numPr>
+      <w:jc w:val="center"/>
+    </w:pPr>
+    <w:rPr>
+      <w:rFonts w:ascii="Times New Roman" w:hAnsi="Times New Roman"/>
+      <w:b/>
+      <w:color w:val="000000" w:themeColor="text1"/>
+      <w:sz w:val="28"/>
+    </w:rPr>
+  </w:style>
+  <w:style w:type="character" w:customStyle="1" w:styleId="33">
+    <w:name w:val="Заголовок 3 уровня Знак"/>
+    <w:basedOn w:val="31"/>
+    <w:link w:val="3"/>
+    <w:rsid w:val="00DF075F"/>
+    <w:rPr>
+      <w:rFonts w:ascii="Times New Roman" w:eastAsiaTheme="majorEastAsia" w:hAnsi="Times New Roman" w:cstheme="majorBidi"/>
+      <w:b/>
+      <w:color w:val="000000" w:themeColor="text1"/>
+      <w:kern w:val="2"/>
+      <w:sz w:val="28"/>
+      <w:szCs w:val="24"/>
+      <w14:ligatures w14:val="standardContextual"/>
+    </w:rPr>
+  </w:style>
+  <w:style w:type="paragraph" w:customStyle="1" w:styleId="ac">
+    <w:name w:val="Содержание курсовой"/>
+    <w:basedOn w:val="a"/>
+    <w:qFormat/>
+    <w:rsid w:val="00DC3C05"/>
+    <w:pPr>
+      <w:spacing w:after="240"/>
+      <w:ind w:firstLine="708"/>
+      <w:contextualSpacing/>
+    </w:pPr>
+    <w:rPr>
+      <w:rFonts w:eastAsia="Times New Roman" w:cs="Times New Roman"/>
+      <w:color w:val="000000"/>
+      <w:kern w:val="0"/>
+      <w:szCs w:val="28"/>
+      <w:shd w:val="clear" w:color="auto" w:fill="FFFFFF"/>
+      <w:lang w:eastAsia="ru-RU"/>
+      <w14:ligatures w14:val="none"/>
     </w:rPr>
   </w:style>
 </w:styles>

--- a/srw.docx
+++ b/srw.docx
@@ -2037,34 +2037,7 @@
         <w:t xml:space="preserve"> </w:t>
       </w:r>
       <w:r>
-        <w:t xml:space="preserve">Опыт – вот за чем приходит игрок. Уникальный игровой опыт, который одни готовы получать в качестве хобби, развлечения в свободный пятничный вечер, а другие целенаправленно готовы выделить несколько часов в выходные дни для того, чтобы с головой окунуться в другой мир. </w:t>
-      </w:r>
-      <w:r>
-        <w:t xml:space="preserve">Разработчику игр или инди-студии важно дать игроку то, за чем он приходит. Кроме приятных глазу визуальных составляющих и затягивающих сюжетов, игрока увлекает непосредственно управление в игре. Если оно будет не интуитивным, мало </w:t>
-      </w:r>
-      <w:r>
-        <w:t>под</w:t>
-      </w:r>
-      <w:r>
-        <w:t xml:space="preserve">контрольным, то игрок не сможет задержаться в игре надолго. </w:t>
-      </w:r>
-      <w:r>
-        <w:t>Создать игру с откликающимся управлением можно, используя современные игровые движки. Но</w:t>
-      </w:r>
-      <w:r>
-        <w:t xml:space="preserve"> </w:t>
-      </w:r>
-      <w:r>
-        <w:t xml:space="preserve">сможет </w:t>
-      </w:r>
-      <w:r>
-        <w:t>ли игровой</w:t>
-      </w:r>
-      <w:r>
-        <w:t xml:space="preserve"> движок взять на себя все особенности управлени</w:t>
-      </w:r>
-      <w:r>
-        <w:t>я персонажем?</w:t>
+        <w:t>Опыт – вот за чем приходит игрок. Уникальный игровой опыт, который одни готовы получать в качестве хобби, развлечения в свободный пятничный вечер, а другие целенаправленно готовы выделить несколько часов в выходные дни для того, чтобы с головой окунуться в другой мир. Разработчику игр или инди-студии важно дать игроку то, за чем он приходит. Кроме приятных глазу визуальных составляющих и затягивающих сюжетов, игрока увлекает непосредственно управление в игре. Если оно будет не интуитивным, мало подконтрольным, то игрок не сможет задержаться в игре надолго. Создать игру с откликающимся управлением можно, используя современные игровые движки. Но сможет ли игровой движок взять на себя все особенности управления персонажем?</w:t>
       </w:r>
     </w:p>
     <w:p>
@@ -2091,61 +2064,19 @@
         <w:rPr>
           <w:szCs w:val="28"/>
         </w:rPr>
-        <w:t xml:space="preserve">: </w:t>
+        <w:t>: создание модуля управления персонажем на основе пользовательской физики</w:t>
       </w:r>
       <w:r>
         <w:rPr>
           <w:szCs w:val="28"/>
         </w:rPr>
-        <w:t xml:space="preserve">создание </w:t>
+        <w:t xml:space="preserve"> </w:t>
       </w:r>
       <w:r>
         <w:rPr>
           <w:szCs w:val="28"/>
         </w:rPr>
-        <w:t>модуля</w:t>
-      </w:r>
-      <w:r>
-        <w:rPr>
-          <w:szCs w:val="28"/>
-        </w:rPr>
-        <w:t xml:space="preserve"> </w:t>
-      </w:r>
-      <w:r>
-        <w:rPr>
-          <w:szCs w:val="28"/>
-        </w:rPr>
-        <w:t>управления персонаж</w:t>
-      </w:r>
-      <w:r>
-        <w:rPr>
-          <w:szCs w:val="28"/>
-        </w:rPr>
-        <w:t>ем</w:t>
-      </w:r>
-      <w:r>
-        <w:rPr>
-          <w:szCs w:val="28"/>
-        </w:rPr>
-        <w:t xml:space="preserve"> на основе пользовательской физики</w:t>
-      </w:r>
-      <w:r>
-        <w:rPr>
-          <w:szCs w:val="28"/>
-        </w:rPr>
-        <w:t xml:space="preserve"> </w:t>
-      </w:r>
-      <w:r>
-        <w:rPr>
-          <w:szCs w:val="28"/>
-        </w:rPr>
-        <w:t xml:space="preserve">в </w:t>
-      </w:r>
-      <w:r>
-        <w:rPr>
-          <w:szCs w:val="28"/>
-        </w:rPr>
-        <w:t xml:space="preserve">прототипе </w:t>
+        <w:t xml:space="preserve">в прототипе </w:t>
       </w:r>
       <w:r>
         <w:rPr>
@@ -2170,19 +2101,7 @@
         <w:rPr>
           <w:szCs w:val="28"/>
         </w:rPr>
-        <w:t>платформер</w:t>
-      </w:r>
-      <w:r>
-        <w:rPr>
-          <w:szCs w:val="28"/>
-        </w:rPr>
-        <w:t>а</w:t>
-      </w:r>
-      <w:r>
-        <w:rPr>
-          <w:szCs w:val="28"/>
-        </w:rPr>
-        <w:t>.</w:t>
+        <w:t>платформера.</w:t>
       </w:r>
     </w:p>
     <w:p>
@@ -2316,13 +2235,7 @@
         <w:rPr>
           <w:szCs w:val="28"/>
         </w:rPr>
-        <w:t>-платформере на основе пользовательской физики</w:t>
-      </w:r>
-      <w:r>
-        <w:rPr>
-          <w:szCs w:val="28"/>
-        </w:rPr>
-        <w:t>.</w:t>
+        <w:t>-платформере на основе пользовательской физики.</w:t>
       </w:r>
     </w:p>
     <w:p>
@@ -2336,13 +2249,7 @@
       <w:bookmarkStart w:id="1" w:name="_Toc185945899"/>
       <w:r>
         <w:lastRenderedPageBreak/>
-        <w:t>Актуальность</w:t>
-      </w:r>
-      <w:r>
-        <w:t xml:space="preserve"> </w:t>
-      </w:r>
-      <w:r>
-        <w:t>жанра платформер</w:t>
+        <w:t>Актуальность жанра платформер</w:t>
       </w:r>
       <w:bookmarkEnd w:id="1"/>
     </w:p>
@@ -2365,31 +2272,7 @@
     <w:p>
       <w:r>
         <w:tab/>
-        <w:t xml:space="preserve">Данный </w:t>
-      </w:r>
-      <w:r>
-        <w:t xml:space="preserve">жанр </w:t>
-      </w:r>
-      <w:r>
-        <w:t xml:space="preserve">является одним из самых полюбившихся многим игрокам еще со времен первых </w:t>
-      </w:r>
-      <w:r>
-        <w:t>компьютерных игр. Поэтому так важно, чтобы у</w:t>
-      </w:r>
-      <w:r>
-        <w:t>правление персонажем в платформере</w:t>
-      </w:r>
-      <w:r>
-        <w:t xml:space="preserve"> </w:t>
-      </w:r>
-      <w:r>
-        <w:t>бы</w:t>
-      </w:r>
-      <w:r>
-        <w:t>ло</w:t>
-      </w:r>
-      <w:r>
-        <w:t xml:space="preserve"> точным, отзывчивым и интуитивно понятным. </w:t>
+        <w:t xml:space="preserve">Данный жанр является одним из самых полюбившихся многим игрокам еще со времен первых компьютерных игр. Поэтому так важно, чтобы управление персонажем в платформере было точным, отзывчивым и интуитивно понятным. </w:t>
       </w:r>
     </w:p>
     <w:p>
@@ -2442,10 +2325,7 @@
     <w:p>
       <w:r>
         <w:tab/>
-        <w:t>Р</w:t>
-      </w:r>
-      <w:r>
-        <w:t>ассмотрим примеры трех самых показательных в удобстве управления персонажем игр.</w:t>
+        <w:t>Рассмотрим примеры трех самых показательных в удобстве управления персонажем игр.</w:t>
       </w:r>
     </w:p>
     <w:p>
@@ -2551,8 +2431,6 @@
     <w:p>
       <w:r>
         <w:tab/>
-      </w:r>
-      <w:r>
         <w:t>Потенциальные ограничения:</w:t>
       </w:r>
     </w:p>
@@ -2573,34 +2451,18 @@
         <w:t>Ограниченные возможности</w:t>
       </w:r>
       <w:r>
-        <w:t xml:space="preserve">: Управление Марио может показаться ограниченным по сравнению с современными играми, так как оно не включает дополнительные механики, такие как рывок или </w:t>
-      </w:r>
-      <w:r>
-        <w:t xml:space="preserve">возможность </w:t>
-      </w:r>
-      <w:r>
-        <w:t>цепля</w:t>
-      </w:r>
-      <w:r>
-        <w:t>ться</w:t>
-      </w:r>
-      <w:r>
-        <w:t xml:space="preserve"> за стены.</w:t>
-      </w:r>
-    </w:p>
-    <w:p>
-      <w:r>
-        <w:t xml:space="preserve">   </w:t>
-      </w:r>
-      <w:r>
-        <w:t xml:space="preserve">Заметка </w:t>
-      </w:r>
-      <w:r>
-        <w:t>для проектирования</w:t>
-      </w:r>
+        <w:t>: Управление Марио может показаться ограниченным по сравнению с современными играми, так как оно не включает дополнительные механики, такие как рывок или возможность цепляться за стены.</w:t>
+      </w:r>
+    </w:p>
+    <w:p>
+      <w:r>
+        <w:t xml:space="preserve">   Заметка для проектирования</w:t>
+      </w:r>
+      <w:proofErr w:type="gramStart"/>
       <w:r>
         <w:t>: Важно</w:t>
       </w:r>
+      <w:proofErr w:type="gramEnd"/>
       <w:r>
         <w:t xml:space="preserve"> обеспечить плавность и предсказуемость движений персонажа, а также мгновенную реакцию на команды игрока.</w:t>
       </w:r>
@@ -2655,8 +2517,6 @@
     <w:p>
       <w:r>
         <w:tab/>
-      </w:r>
-      <w:r>
         <w:t>Особенности управления:</w:t>
       </w:r>
     </w:p>
@@ -2783,12 +2643,7 @@
       </w:pPr>
       <w:r>
         <w:tab/>
-      </w:r>
-      <w:r>
-        <w:t>Заметка</w:t>
-      </w:r>
-      <w:r>
-        <w:t xml:space="preserve"> для проектирования: Введение дополнительных механик, таких как рывок, может значительно обогатить игровой процесс, если они реализованы с высокой точностью и отзывчивостью.</w:t>
+        <w:t>Заметка для проектирования: Введение дополнительных механик, таких как рывок, может значительно обогатить игровой процесс, если они реализованы с высокой точностью и отзывчивостью.</w:t>
       </w:r>
     </w:p>
     <w:p/>
@@ -2838,8 +2693,6 @@
     <w:p>
       <w:r>
         <w:tab/>
-      </w:r>
-      <w:r>
         <w:t>Особенности управления:</w:t>
       </w:r>
     </w:p>
@@ -2932,22 +2785,20 @@
     <w:p>
       <w:r>
         <w:tab/>
-      </w:r>
-      <w:r>
-        <w:t>Заметка</w:t>
-      </w:r>
-      <w:r>
-        <w:t xml:space="preserve"> </w:t>
-      </w:r>
-      <w:r>
-        <w:t>для проектирования: Важно обеспечить плавность и предсказуемость движений персонажа, а также мгновенную реакцию на команды игрока. Введение инерции и трения может значительно улучшить реалистичность и удобство управления.</w:t>
+        <w:t>Заметка для проектирования</w:t>
+      </w:r>
+      <w:proofErr w:type="gramStart"/>
+      <w:r>
+        <w:t>: Важно</w:t>
+      </w:r>
+      <w:proofErr w:type="gramEnd"/>
+      <w:r>
+        <w:t xml:space="preserve"> обеспечить плавность и предсказуемость движений персонажа, а также мгновенную реакцию на команды игрока. Введение инерции и трения может значительно улучшить реалистичность и удобство управления.</w:t>
       </w:r>
     </w:p>
     <w:p>
       <w:r>
         <w:tab/>
-      </w:r>
-      <w:r>
         <w:t xml:space="preserve">Анализ и проектирование механики управления в платформерах требует внимательного подхода к настройке физических параметров и взаимодействия с окружением. Примеры игр, таких как Super </w:t>
       </w:r>
       <w:proofErr w:type="spellStart"/>
@@ -2988,13 +2839,7 @@
       </w:r>
       <w:bookmarkStart w:id="4" w:name="_Toc185945902"/>
       <w:r>
-        <w:t>Концепция прототипа</w:t>
-      </w:r>
-      <w:r>
-        <w:t xml:space="preserve"> модуля</w:t>
-      </w:r>
-      <w:r>
-        <w:t xml:space="preserve"> управления персонажем</w:t>
+        <w:t>Концепция прототипа модуля управления персонажем</w:t>
       </w:r>
       <w:bookmarkEnd w:id="4"/>
     </w:p>
@@ -3016,32 +2861,110 @@
       </w:r>
     </w:p>
     <w:p>
+      <w:pPr>
+        <w:pStyle w:val="ac"/>
+      </w:pPr>
+      <w:r>
+        <w:t>На основе концепции были выделены основные сущности и составлена модель предметной области.</w:t>
+      </w:r>
+    </w:p>
+    <w:p>
+      <w:pPr>
+        <w:jc w:val="center"/>
+      </w:pPr>
+      <w:r>
+        <w:rPr>
+          <w:noProof/>
+        </w:rPr>
+        <w:drawing>
+          <wp:inline distT="0" distB="0" distL="0" distR="0" wp14:anchorId="0312763A" wp14:editId="2A30021F">
+            <wp:extent cx="4868333" cy="3787985"/>
+            <wp:effectExtent l="0" t="0" r="0" b="0"/>
+            <wp:docPr id="1865399118" name="Рисунок 1"/>
+            <wp:cNvGraphicFramePr>
+              <a:graphicFrameLocks xmlns:a="http://schemas.openxmlformats.org/drawingml/2006/main" noChangeAspect="1"/>
+            </wp:cNvGraphicFramePr>
+            <a:graphic xmlns:a="http://schemas.openxmlformats.org/drawingml/2006/main">
+              <a:graphicData uri="http://schemas.openxmlformats.org/drawingml/2006/picture">
+                <pic:pic xmlns:pic="http://schemas.openxmlformats.org/drawingml/2006/picture">
+                  <pic:nvPicPr>
+                    <pic:cNvPr id="1865399118" name=""/>
+                    <pic:cNvPicPr/>
+                  </pic:nvPicPr>
+                  <pic:blipFill>
+                    <a:blip r:embed="rId8"/>
+                    <a:stretch>
+                      <a:fillRect/>
+                    </a:stretch>
+                  </pic:blipFill>
+                  <pic:spPr>
+                    <a:xfrm>
+                      <a:off x="0" y="0"/>
+                      <a:ext cx="4933305" cy="3838539"/>
+                    </a:xfrm>
+                    <a:prstGeom prst="rect">
+                      <a:avLst/>
+                    </a:prstGeom>
+                  </pic:spPr>
+                </pic:pic>
+              </a:graphicData>
+            </a:graphic>
+          </wp:inline>
+        </w:drawing>
+      </w:r>
+    </w:p>
+    <w:p>
+      <w:pPr>
+        <w:pStyle w:val="ab"/>
+        <w:jc w:val="center"/>
+        <w:rPr>
+          <w:i w:val="0"/>
+          <w:iCs w:val="0"/>
+        </w:rPr>
+      </w:pPr>
       <w:r>
         <w:tab/>
       </w:r>
       <w:r>
-        <w:t xml:space="preserve">Поскольку </w:t>
-      </w:r>
-      <w:r>
-        <w:t>целью модуля является управлени</w:t>
-      </w:r>
-      <w:r>
-        <w:t>е</w:t>
-      </w:r>
-      <w:r>
-        <w:t xml:space="preserve"> персонажем, то на текущем этапе сущности, из которых будет состоять модель предметной области: игрок и платформы.</w:t>
+        <w:rPr>
+          <w:i w:val="0"/>
+          <w:iCs w:val="0"/>
+        </w:rPr>
+        <w:t xml:space="preserve">Рисунок </w:t>
+      </w:r>
+      <w:r>
+        <w:rPr>
+          <w:i w:val="0"/>
+          <w:iCs w:val="0"/>
+        </w:rPr>
+        <w:t>1</w:t>
+      </w:r>
+      <w:r>
+        <w:rPr>
+          <w:i w:val="0"/>
+          <w:iCs w:val="0"/>
+        </w:rPr>
+        <w:t xml:space="preserve">. </w:t>
+      </w:r>
+      <w:r>
+        <w:rPr>
+          <w:i w:val="0"/>
+          <w:iCs w:val="0"/>
+        </w:rPr>
+        <w:t>Модель предметной области</w:t>
       </w:r>
     </w:p>
     <w:p>
       <w:r>
         <w:tab/>
-        <w:t xml:space="preserve">Сущность игрока представляет собой основного персонажа, которым управляет </w:t>
-      </w:r>
-      <w:r>
-        <w:t>пользователь</w:t>
-      </w:r>
-      <w:r>
-        <w:t>. Эта сущность включает в себя все параметры и механики, необходимые для управления персонажем, такие как скорость, сила прыжка, инерция и взаимодействие с окружением.</w:t>
+        <w:t>Поскольку целью модуля является управление персонажем, то на текущем этапе сущности, из которых будет состоять модель предметной области: игрок и платформы.</w:t>
+      </w:r>
+    </w:p>
+    <w:p>
+      <w:r>
+        <w:lastRenderedPageBreak/>
+        <w:tab/>
+        <w:t>Сущность игрока представляет собой основного персонажа, которым управляет пользователь. Эта сущность включает в себя все параметры и механики, необходимые для управления персонажем, такие как скорость, сила прыжка, инерция и взаимодействие с окружением.</w:t>
       </w:r>
     </w:p>
     <w:p>
@@ -3052,53 +2975,35 @@
       </w:pPr>
       <w:r>
         <w:tab/>
-      </w:r>
-      <w:r>
         <w:t>Платформы представляют собой статические или динамические объекты, на которых персонаж может стоять, прыгать и взаимодействовать. Платформы могут иметь различные свойства, такие как трение, подвижность и размеры.</w:t>
       </w:r>
     </w:p>
     <w:p>
       <w:r>
         <w:tab/>
-        <w:t xml:space="preserve">Названные </w:t>
-      </w:r>
-      <w:r>
-        <w:t>сущност</w:t>
-      </w:r>
-      <w:r>
-        <w:t>и в игровом пространстве сталкиваются и взаимодействуют.</w:t>
-      </w:r>
-      <w:r>
-        <w:t xml:space="preserve"> Далее разберем основные взаимодействия.</w:t>
+        <w:t>Названные сущности в игровом пространстве сталкиваются и взаимодействуют. Далее разберем основные взаимодействия.</w:t>
       </w:r>
     </w:p>
     <w:p>
       <w:r>
         <w:tab/>
-      </w:r>
-      <w:r>
         <w:t>Обработка столкновений: Прототип должен включать точную и предсказуемую обработку столкновений между сущностью игрока и объектами платформ. Это позволяет оценить, насколько корректно персонаж взаимодействует с окружением.</w:t>
       </w:r>
     </w:p>
     <w:p>
       <w:r>
         <w:tab/>
-      </w:r>
-      <w:r>
         <w:t>Трение и скольжение: Введение трения для создания более реалистичного движения по поверхностям. Трение может варьироваться в зависимости от типа поверхности (например, лед или земля).</w:t>
       </w:r>
     </w:p>
     <w:p>
       <w:r>
-        <w:lastRenderedPageBreak/>
         <w:t>Движение и прыжки</w:t>
       </w:r>
     </w:p>
     <w:p>
       <w:r>
         <w:tab/>
-      </w:r>
-      <w:r>
         <w:t>Гравитация и прыжки: Гравитация и сила прыжка должны быть настроены таким образом, чтобы движения персонажа выглядели реалистично и были удобны для управления.</w:t>
       </w:r>
     </w:p>
@@ -3122,10 +3027,7 @@
         <w:ind w:firstLine="709"/>
       </w:pPr>
       <w:r>
-        <w:t xml:space="preserve">На основе концепции игры были выделены следующие основные механики: </w:t>
-      </w:r>
-      <w:r>
-        <w:t>передвижение по платформам, прыжок, рывок. В зависимости от того, в каких условиях находится игровой персонаж, данные механики будут варьироваться. Например, по платформам, имитирующим материал лёд, игрок будет двигаться с большим скольжением, чем по платформам, имитирующим материал земли. Также сам жанр включает в себя особенности управления, которые я далее более подробно рассматриваю.</w:t>
+        <w:t>На основе концепции игры были выделены следующие основные механики: передвижение по платформам, прыжок, рывок. В зависимости от того, в каких условиях находится игровой персонаж, данные механики будут варьироваться. Например, по платформам, имитирующим материал лёд, игрок будет двигаться с большим скольжением, чем по платформам, имитирующим материал земли. Также сам жанр включает в себя особенности управления, которые я далее более подробно рассматриваю.</w:t>
       </w:r>
     </w:p>
     <w:p>
@@ -3133,28 +3035,8 @@
         <w:ind w:firstLine="709"/>
       </w:pPr>
       <w:r>
-        <w:t>Управление в прыжке</w:t>
-      </w:r>
-      <w:r>
-        <w:t>.</w:t>
-      </w:r>
-      <w:r>
-        <w:t xml:space="preserve"> Игрок должен иметь возможность контролировать персонажа в воздухе, например, изменять направление движения или выполнять дополнительные действия</w:t>
-      </w:r>
-      <w:r>
-        <w:t xml:space="preserve">, </w:t>
-      </w:r>
-      <w:r>
-        <w:t>например, двойной прыжок.</w:t>
-      </w:r>
-      <w:r>
-        <w:t xml:space="preserve"> Для реализации двойного прыжка необходимо встроить буфер прыжков. Количество повторяемых прыжков может быть гораздо </w:t>
-      </w:r>
-      <w:r>
-        <w:t>больше, всё</w:t>
-      </w:r>
-      <w:r>
-        <w:t xml:space="preserve"> зависит от тех условий, в которые мы погружаем игрока, поэтому необходимо встроить универсальный буфер прыжка, чтобы в последствии их количество можно было регулировать.</w:t>
+        <w:lastRenderedPageBreak/>
+        <w:t>Управление в прыжке. Игрок должен иметь возможность контролировать персонажа в воздухе, например, изменять направление движения или выполнять дополнительные действия, например, двойной прыжок. Для реализации двойного прыжка необходимо встроить буфер прыжков. Количество повторяемых прыжков может быть гораздо больше, всё зависит от тех условий, в которые мы погружаем игрока, поэтому необходимо встроить универсальный буфер прыжка, чтобы в последствии их количество можно было регулировать.</w:t>
       </w:r>
     </w:p>
     <w:p>
@@ -3162,13 +3044,7 @@
         <w:ind w:firstLine="709"/>
       </w:pPr>
       <w:r>
-        <w:t>Падение и приземление</w:t>
-      </w:r>
-      <w:r>
-        <w:t>.</w:t>
-      </w:r>
-      <w:r>
-        <w:t xml:space="preserve"> Падение и приземление должны быть плавными и контролируемыми, чтобы игрок мог точно приземляться на платформы. Для прыжка необходимо добавить запоминание нажатия клавиши и таймер прикосновения с платформой. В случае, если игрок нажал на кнопку прыжка чуть раньше приземления, а персонаж не отреагировал на нажатие, то впечатление от управления персонажем испортится, вызвав разногласие ожидаемого и полученного результатов.</w:t>
+        <w:t>Падение и приземление. Падение и приземление должны быть плавными и контролируемыми, чтобы игрок мог точно приземляться на платформы. Для прыжка необходимо добавить запоминание нажатия клавиши и таймер прикосновения с платформой. В случае, если игрок нажал на кнопку прыжка чуть раньше приземления, а персонаж не отреагировал на нажатие, то впечатление от управления персонажем испортится, вызвав разногласие ожидаемого и полученного результатов.</w:t>
       </w:r>
     </w:p>
     <w:p>
@@ -3176,11 +3052,7 @@
         <w:ind w:firstLine="709"/>
       </w:pPr>
       <w:r>
-        <w:t xml:space="preserve">Кроме повторного прыжка при падении, одной из игровых ситуаций может стать прыжок при соскальзывании с платформы. В таком случае </w:t>
-      </w:r>
-      <w:r>
-        <w:lastRenderedPageBreak/>
-        <w:t>необходимо добавить таймер, отмеряющий время после соскальзывания с платформы.</w:t>
+        <w:t>Кроме повторного прыжка при падении, одной из игровых ситуаций может стать прыжок при соскальзывании с платформы. В таком случае необходимо добавить таймер, отмеряющий время после соскальзывания с платформы.</w:t>
       </w:r>
     </w:p>
     <w:p>
@@ -3218,10 +3090,7 @@
         <w:t>интуитивность</w:t>
       </w:r>
       <w:r>
-        <w:t xml:space="preserve"> управления. </w:t>
-      </w:r>
-      <w:r>
-        <w:t>На уровне прототипа достаточно следующего управления:</w:t>
+        <w:t xml:space="preserve"> управления. На уровне прототипа достаточно следующего управления:</w:t>
       </w:r>
     </w:p>
     <w:p>
@@ -3254,10 +3123,7 @@
         </w:numPr>
       </w:pPr>
       <w:r>
-        <w:t xml:space="preserve">Прыжок </w:t>
-      </w:r>
-      <w:r>
-        <w:t xml:space="preserve">пользователь осуществляет с помощью клавиши </w:t>
+        <w:t xml:space="preserve">Прыжок пользователь осуществляет с помощью клавиши </w:t>
       </w:r>
       <w:r>
         <w:rPr>
@@ -3287,6 +3153,7 @@
         </w:numPr>
       </w:pPr>
       <w:r>
+        <w:lastRenderedPageBreak/>
         <w:t xml:space="preserve">Рывок пользователь осуществляет с помощью клавиши </w:t>
       </w:r>
       <w:r>
@@ -3482,13 +3349,7 @@
         <w:ind w:left="567"/>
       </w:pPr>
       <w:r>
-        <w:t>предоставл</w:t>
-      </w:r>
-      <w:r>
-        <w:t>яют</w:t>
-      </w:r>
-      <w:r>
-        <w:t xml:space="preserve"> готовую физику и системы моделирования.</w:t>
+        <w:t>предоставляют готовую физику и системы моделирования.</w:t>
       </w:r>
     </w:p>
     <w:p>
@@ -3527,10 +3388,7 @@
         <w:ind w:left="567"/>
       </w:pPr>
       <w:r>
-        <w:t>кроссплатформенность</w:t>
-      </w:r>
-      <w:r>
-        <w:t xml:space="preserve"> движков позволяет создавать игры для различных устройств.</w:t>
+        <w:t>кроссплатформенность движков позволяет создавать игры для различных устройств.</w:t>
       </w:r>
     </w:p>
     <w:p>
@@ -3601,71 +3459,17 @@
     <w:p>
       <w:r>
         <w:tab/>
-        <w:t>Среди всего предоставляемого выбора игровых движков на рынке нужно определит</w:t>
-      </w:r>
-      <w:r>
-        <w:t>ь</w:t>
-      </w:r>
-      <w:r>
-        <w:t xml:space="preserve">ся, что подойдет для </w:t>
-      </w:r>
-      <w:r>
-        <w:t>меня, как для начинающего разработчика игр</w:t>
-      </w:r>
-      <w:r>
-        <w:t xml:space="preserve">. Возможно создание своего собственного движка, но это очень затратно для </w:t>
-      </w:r>
-      <w:r>
-        <w:t>соло-разработчика</w:t>
-      </w:r>
-      <w:r>
-        <w:t xml:space="preserve">. Также можно рассмотреть опенсорсные варианты движков, код для которых находится в свободном доступе, но для этого необходимы опытные программисты, которые встроят необходимый функционал. Остановимся на готовых игровых движках. </w:t>
+        <w:t xml:space="preserve">Среди всего предоставляемого выбора игровых движков на рынке нужно определиться, что подойдет для меня, как для начинающего разработчика игр. Возможно создание своего собственного движка, но это очень затратно для соло-разработчика. Также можно рассмотреть опенсорсные варианты движков, код для которых находится в свободном доступе, но для этого необходимы опытные программисты, которые встроят необходимый функционал. Остановимся на готовых игровых движках. </w:t>
       </w:r>
     </w:p>
     <w:p>
       <w:r>
         <w:tab/>
-        <w:t xml:space="preserve">Первое, что необходимо учесть, это платформа, под которую будет разрабатываться проект. Существуют движки, </w:t>
-      </w:r>
-      <w:r>
-        <w:t>которые поддерживают</w:t>
-      </w:r>
-      <w:r>
-        <w:t xml:space="preserve"> кроссплатформенную разработку, а есть </w:t>
-      </w:r>
-      <w:r>
-        <w:t xml:space="preserve">те, </w:t>
-      </w:r>
-      <w:r>
-        <w:t xml:space="preserve">которые ориентированы только под </w:t>
+        <w:t xml:space="preserve">Первое, что необходимо учесть, это платформа, под которую будет разрабатываться проект. Существуют движки, которые поддерживают кроссплатформенную разработку, а есть те, которые ориентированы только под </w:t>
       </w:r>
       <w:r>
         <w:lastRenderedPageBreak/>
-        <w:t xml:space="preserve">один тип. Если </w:t>
-      </w:r>
-      <w:r>
-        <w:t xml:space="preserve">необходимо </w:t>
-      </w:r>
-      <w:r>
-        <w:t>созда</w:t>
-      </w:r>
-      <w:r>
-        <w:t>вать</w:t>
-      </w:r>
-      <w:r>
-        <w:t xml:space="preserve"> проекты для мобильных устройств, то им не за чем тратить время на изучение </w:t>
-      </w:r>
-      <w:r>
-        <w:t>кроссплатформенност</w:t>
-      </w:r>
-      <w:r>
-        <w:t>и</w:t>
-      </w:r>
-      <w:r>
-        <w:t xml:space="preserve"> программного обеспечения.</w:t>
-      </w:r>
-      <w:r>
-        <w:t xml:space="preserve"> </w:t>
+        <w:t xml:space="preserve">один тип. Если необходимо создавать проекты для мобильных устройств, то им не за чем тратить время на изучение кроссплатформенности программного обеспечения. </w:t>
       </w:r>
     </w:p>
     <w:p>
@@ -3835,10 +3639,7 @@
     <w:p>
       <w:r>
         <w:tab/>
-        <w:t>Также полезно перед разработкой проекта изучить движки тех игр, которые используются в качестве референса. Возможно, это может стать ключевой причиной, по которой придется выбрать новый игровой движок</w:t>
-      </w:r>
-      <w:r>
-        <w:t>.</w:t>
+        <w:t>Также полезно перед разработкой проекта изучить движки тех игр, которые используются в качестве референса. Возможно, это может стать ключевой причиной, по которой придется выбрать новый игровой движок.</w:t>
       </w:r>
     </w:p>
     <w:p>
@@ -4344,13 +4145,7 @@
               <w:rPr>
                 <w:lang w:eastAsia="ru-RU"/>
               </w:rPr>
-              <w:t>П</w:t>
-            </w:r>
-            <w:r>
-              <w:rPr>
-                <w:lang w:eastAsia="ru-RU"/>
-              </w:rPr>
-              <w:t>лагины и пакеты, з</w:t>
+              <w:t>Плагины и пакеты, з</w:t>
             </w:r>
             <w:r>
               <w:rPr>
@@ -4983,13 +4778,7 @@
         <w:rPr>
           <w:lang w:eastAsia="ru-RU"/>
         </w:rPr>
-        <w:t xml:space="preserve"> платформере</w:t>
-      </w:r>
-      <w:r>
-        <w:rPr>
-          <w:lang w:eastAsia="ru-RU"/>
-        </w:rPr>
-        <w:t xml:space="preserve">, движок </w:t>
+        <w:t xml:space="preserve"> платформере, движок </w:t>
       </w:r>
       <w:r>
         <w:rPr>
@@ -5032,19 +4821,7 @@
         <w:rPr>
           <w:lang w:eastAsia="ru-RU"/>
         </w:rPr>
-        <w:t xml:space="preserve"> функционала</w:t>
-      </w:r>
-      <w:r>
-        <w:rPr>
-          <w:lang w:eastAsia="ru-RU"/>
-        </w:rPr>
-        <w:t>: несмотря</w:t>
-      </w:r>
-      <w:r>
-        <w:rPr>
-          <w:lang w:eastAsia="ru-RU"/>
-        </w:rPr>
-        <w:t xml:space="preserve"> на первоначальную фокусировку на 3</w:t>
+        <w:t xml:space="preserve"> функционала: несмотря на первоначальную фокусировку на 3</w:t>
       </w:r>
       <w:r>
         <w:rPr>
@@ -5185,19 +4962,7 @@
         <w:rPr>
           <w:lang w:eastAsia="ru-RU"/>
         </w:rPr>
-        <w:t xml:space="preserve">позволяет значительно ускорить процесс разработки прототипа. Использование </w:t>
-      </w:r>
-      <w:r>
-        <w:rPr>
-          <w:lang w:eastAsia="ru-RU"/>
-        </w:rPr>
-        <w:t>готовых компонентов</w:t>
-      </w:r>
-      <w:r>
-        <w:rPr>
-          <w:lang w:eastAsia="ru-RU"/>
-        </w:rPr>
-        <w:t xml:space="preserve"> для управления персонажем может сократить время на разработку основных механик игры</w:t>
+        <w:t>позволяет значительно ускорить процесс разработки прототипа. Использование готовых компонентов для управления персонажем может сократить время на разработку основных механик игры</w:t>
       </w:r>
       <w:r>
         <w:rPr>
@@ -5947,7 +5712,7 @@
           <w:noProof/>
         </w:rPr>
         <w:drawing>
-          <wp:inline distT="0" distB="0" distL="0" distR="0" wp14:anchorId="4AEDE0E3" wp14:editId="076CF8C3">
+          <wp:inline distT="0" distB="0" distL="0" distR="0" wp14:anchorId="34B56F9A" wp14:editId="2F8731BA">
             <wp:extent cx="3057714" cy="1808480"/>
             <wp:effectExtent l="0" t="0" r="9525" b="1270"/>
             <wp:docPr id="2" name="Рисунок 2">
@@ -5974,7 +5739,7 @@
                     <pic:cNvPicPr/>
                   </pic:nvPicPr>
                   <pic:blipFill>
-                    <a:blip r:embed="rId8"/>
+                    <a:blip r:embed="rId9"/>
                     <a:stretch>
                       <a:fillRect/>
                     </a:stretch>
@@ -6094,144 +5859,10 @@
           <w:noProof/>
         </w:rPr>
         <w:drawing>
-          <wp:inline distT="0" distB="0" distL="0" distR="0" wp14:anchorId="6ED3E53A" wp14:editId="7A966BBB">
+          <wp:inline distT="0" distB="0" distL="0" distR="0" wp14:anchorId="708B6AAF" wp14:editId="2F88ABAB">
             <wp:extent cx="3371850" cy="1188348"/>
             <wp:effectExtent l="0" t="0" r="0" b="0"/>
             <wp:docPr id="4" name="Рисунок 4"/>
-            <wp:cNvGraphicFramePr>
-              <a:graphicFrameLocks xmlns:a="http://schemas.openxmlformats.org/drawingml/2006/main" noChangeAspect="1"/>
-            </wp:cNvGraphicFramePr>
-            <a:graphic xmlns:a="http://schemas.openxmlformats.org/drawingml/2006/main">
-              <a:graphicData uri="http://schemas.openxmlformats.org/drawingml/2006/picture">
-                <pic:pic xmlns:pic="http://schemas.openxmlformats.org/drawingml/2006/picture">
-                  <pic:nvPicPr>
-                    <pic:cNvPr id="1" name=""/>
-                    <pic:cNvPicPr/>
-                  </pic:nvPicPr>
-                  <pic:blipFill>
-                    <a:blip r:embed="rId9"/>
-                    <a:stretch>
-                      <a:fillRect/>
-                    </a:stretch>
-                  </pic:blipFill>
-                  <pic:spPr>
-                    <a:xfrm>
-                      <a:off x="0" y="0"/>
-                      <a:ext cx="3400716" cy="1198521"/>
-                    </a:xfrm>
-                    <a:prstGeom prst="rect">
-                      <a:avLst/>
-                    </a:prstGeom>
-                  </pic:spPr>
-                </pic:pic>
-              </a:graphicData>
-            </a:graphic>
-          </wp:inline>
-        </w:drawing>
-      </w:r>
-    </w:p>
-    <w:p>
-      <w:pPr>
-        <w:pStyle w:val="ab"/>
-        <w:jc w:val="center"/>
-        <w:rPr>
-          <w:i w:val="0"/>
-          <w:iCs w:val="0"/>
-        </w:rPr>
-      </w:pPr>
-      <w:r>
-        <w:rPr>
-          <w:i w:val="0"/>
-          <w:iCs w:val="0"/>
-        </w:rPr>
-        <w:t xml:space="preserve">Рисунок </w:t>
-      </w:r>
-      <w:r>
-        <w:rPr>
-          <w:i w:val="0"/>
-          <w:iCs w:val="0"/>
-        </w:rPr>
-        <w:t xml:space="preserve">2. </w:t>
-      </w:r>
-      <w:r>
-        <w:rPr>
-          <w:i w:val="0"/>
-          <w:iCs w:val="0"/>
-        </w:rPr>
-        <w:t xml:space="preserve">Игровой объект </w:t>
-      </w:r>
-      <w:r>
-        <w:rPr>
-          <w:i w:val="0"/>
-          <w:iCs w:val="0"/>
-          <w:lang w:val="en-US"/>
-        </w:rPr>
-        <w:t>Player</w:t>
-      </w:r>
-    </w:p>
-    <w:p>
-      <w:pPr>
-        <w:spacing w:after="160"/>
-        <w:ind w:firstLine="360"/>
-      </w:pPr>
-      <w:proofErr w:type="spellStart"/>
-      <w:r>
-        <w:rPr>
-          <w:lang w:val="en-US"/>
-        </w:rPr>
-        <w:t>GameObject</w:t>
-      </w:r>
-      <w:proofErr w:type="spellEnd"/>
-      <w:r>
-        <w:t>'ы организуются в иерархическую структуру, называемую иерархией сцены (</w:t>
-      </w:r>
-      <w:r>
-        <w:rPr>
-          <w:lang w:val="en-US"/>
-        </w:rPr>
-        <w:t>Scene</w:t>
-      </w:r>
-      <w:r>
-        <w:t xml:space="preserve"> </w:t>
-      </w:r>
-      <w:r>
-        <w:rPr>
-          <w:lang w:val="en-US"/>
-        </w:rPr>
-        <w:t>Hierarchy</w:t>
-      </w:r>
-      <w:r>
-        <w:t xml:space="preserve">). Один </w:t>
-      </w:r>
-      <w:proofErr w:type="spellStart"/>
-      <w:r>
-        <w:rPr>
-          <w:lang w:val="en-US"/>
-        </w:rPr>
-        <w:t>GameObject</w:t>
-      </w:r>
-      <w:proofErr w:type="spellEnd"/>
-      <w:r>
-        <w:t xml:space="preserve"> может быть родителем для другого, создавая отношения "родитель-потомок". Это позволяет группировать объекты, управлять ими совместно и создавать сложные составные объекты.</w:t>
-      </w:r>
-    </w:p>
-    <w:p>
-      <w:pPr>
-        <w:keepNext/>
-        <w:spacing w:after="160"/>
-        <w:ind w:firstLine="360"/>
-        <w:jc w:val="center"/>
-      </w:pPr>
-      <w:r>
-        <w:rPr>
-          <w:noProof/>
-        </w:rPr>
-        <w:lastRenderedPageBreak/>
-        <w:drawing>
-          <wp:inline distT="0" distB="0" distL="0" distR="0" wp14:anchorId="6DF0ABB6" wp14:editId="694B7E6D">
-            <wp:extent cx="2308811" cy="2886075"/>
-            <wp:effectExtent l="0" t="0" r="0" b="0"/>
-            <wp:docPr id="3" name="Рисунок 3"/>
             <wp:cNvGraphicFramePr>
               <a:graphicFrameLocks xmlns:a="http://schemas.openxmlformats.org/drawingml/2006/main" noChangeAspect="1"/>
             </wp:cNvGraphicFramePr>
@@ -6251,7 +5882,7 @@
                   <pic:spPr>
                     <a:xfrm>
                       <a:off x="0" y="0"/>
-                      <a:ext cx="2321372" cy="2901777"/>
+                      <a:ext cx="3400716" cy="1198521"/>
                     </a:xfrm>
                     <a:prstGeom prst="rect">
                       <a:avLst/>
@@ -6285,117 +5916,87 @@
           <w:i w:val="0"/>
           <w:iCs w:val="0"/>
         </w:rPr>
-        <w:t>3</w:t>
+        <w:t xml:space="preserve">2. </w:t>
       </w:r>
       <w:r>
         <w:rPr>
           <w:i w:val="0"/>
           <w:iCs w:val="0"/>
         </w:rPr>
-        <w:t xml:space="preserve">. </w:t>
-      </w:r>
-      <w:r>
-        <w:rPr>
-          <w:i w:val="0"/>
-          <w:iCs w:val="0"/>
-        </w:rPr>
-        <w:t xml:space="preserve">Иерархия </w:t>
-      </w:r>
-      <w:proofErr w:type="spellStart"/>
+        <w:t xml:space="preserve">Игровой объект </w:t>
+      </w:r>
       <w:r>
         <w:rPr>
           <w:i w:val="0"/>
           <w:iCs w:val="0"/>
           <w:lang w:val="en-US"/>
         </w:rPr>
+        <w:t>Player</w:t>
+      </w:r>
+    </w:p>
+    <w:p>
+      <w:pPr>
+        <w:spacing w:after="160"/>
+        <w:ind w:firstLine="360"/>
+      </w:pPr>
+      <w:proofErr w:type="spellStart"/>
+      <w:r>
+        <w:rPr>
+          <w:lang w:val="en-US"/>
+        </w:rPr>
         <w:t>GameObject</w:t>
       </w:r>
       <w:proofErr w:type="spellEnd"/>
       <w:r>
-        <w:rPr>
-          <w:i w:val="0"/>
-          <w:iCs w:val="0"/>
-        </w:rPr>
-        <w:t xml:space="preserve"> на сцене</w:t>
-      </w:r>
-    </w:p>
-    <w:p>
-      <w:pPr>
-        <w:ind w:firstLine="708"/>
-      </w:pPr>
+        <w:t>'ы организуются в иерархическую структуру, называемую иерархией сцены (</w:t>
+      </w:r>
+      <w:r>
+        <w:rPr>
+          <w:lang w:val="en-US"/>
+        </w:rPr>
+        <w:t>Scene</w:t>
+      </w:r>
+      <w:r>
+        <w:t xml:space="preserve"> </w:t>
+      </w:r>
+      <w:r>
+        <w:rPr>
+          <w:lang w:val="en-US"/>
+        </w:rPr>
+        <w:t>Hierarchy</w:t>
+      </w:r>
+      <w:r>
+        <w:t xml:space="preserve">). Один </w:t>
+      </w:r>
       <w:proofErr w:type="spellStart"/>
       <w:r>
+        <w:rPr>
+          <w:lang w:val="en-US"/>
+        </w:rPr>
         <w:t>GameObject</w:t>
       </w:r>
       <w:proofErr w:type="spellEnd"/>
       <w:r>
-        <w:t xml:space="preserve"> сам по себе не имеет визуального представления или поведения. Его функциональность определяется компонентами (</w:t>
-      </w:r>
-      <w:proofErr w:type="spellStart"/>
-      <w:r>
-        <w:t>Components</w:t>
-      </w:r>
-      <w:proofErr w:type="spellEnd"/>
-      <w:r>
-        <w:t>), которые прикрепляются к нему. Компоненты – это модульные фрагменты кода, реализующие определенные аспекты объекта.</w:t>
-      </w:r>
-    </w:p>
-    <w:p>
-      <w:r>
-        <w:tab/>
-        <w:t xml:space="preserve">Например, </w:t>
-      </w:r>
-      <w:proofErr w:type="spellStart"/>
-      <w:r>
-        <w:t>Transform</w:t>
-      </w:r>
-      <w:proofErr w:type="spellEnd"/>
-      <w:r>
-        <w:t xml:space="preserve">: Обязательный компонент для каждого </w:t>
-      </w:r>
-      <w:proofErr w:type="spellStart"/>
-      <w:r>
-        <w:t>GameObject</w:t>
-      </w:r>
-      <w:proofErr w:type="spellEnd"/>
-      <w:r>
-        <w:t>, определяющий его положение (</w:t>
-      </w:r>
-      <w:proofErr w:type="spellStart"/>
-      <w:r>
-        <w:t>position</w:t>
-      </w:r>
-      <w:proofErr w:type="spellEnd"/>
-      <w:r>
-        <w:t>), вращение (</w:t>
-      </w:r>
-      <w:proofErr w:type="spellStart"/>
-      <w:r>
-        <w:t>rotation</w:t>
-      </w:r>
-      <w:proofErr w:type="spellEnd"/>
-      <w:r>
-        <w:t>) и масштаб (</w:t>
-      </w:r>
-      <w:proofErr w:type="spellStart"/>
-      <w:r>
-        <w:t>scale</w:t>
-      </w:r>
-      <w:proofErr w:type="spellEnd"/>
-      <w:r>
-        <w:t>) в пространстве сцены.</w:t>
-      </w:r>
-    </w:p>
-    <w:p>
+        <w:t xml:space="preserve"> может быть родителем для другого, создавая отношения "родитель-потомок". Это позволяет группировать объекты, управлять ими совместно и создавать сложные составные объекты.</w:t>
+      </w:r>
+    </w:p>
+    <w:p>
+      <w:pPr>
+        <w:keepNext/>
+        <w:spacing w:after="160"/>
+        <w:ind w:firstLine="360"/>
+        <w:jc w:val="center"/>
+      </w:pPr>
       <w:r>
         <w:rPr>
           <w:noProof/>
         </w:rPr>
+        <w:lastRenderedPageBreak/>
         <w:drawing>
-          <wp:inline distT="0" distB="0" distL="0" distR="0" wp14:anchorId="033A5171" wp14:editId="3831A477">
-            <wp:extent cx="5940425" cy="875030"/>
-            <wp:effectExtent l="0" t="0" r="3175" b="1270"/>
-            <wp:docPr id="5" name="Рисунок 5"/>
+          <wp:inline distT="0" distB="0" distL="0" distR="0" wp14:anchorId="292E8EC6" wp14:editId="7A27F8A0">
+            <wp:extent cx="2308811" cy="2886075"/>
+            <wp:effectExtent l="0" t="0" r="0" b="0"/>
+            <wp:docPr id="3" name="Рисунок 3"/>
             <wp:cNvGraphicFramePr>
               <a:graphicFrameLocks xmlns:a="http://schemas.openxmlformats.org/drawingml/2006/main" noChangeAspect="1"/>
             </wp:cNvGraphicFramePr>
@@ -6415,7 +6016,7 @@
                   <pic:spPr>
                     <a:xfrm>
                       <a:off x="0" y="0"/>
-                      <a:ext cx="5940425" cy="875030"/>
+                      <a:ext cx="2321372" cy="2901777"/>
                     </a:xfrm>
                     <a:prstGeom prst="rect">
                       <a:avLst/>
@@ -6442,44 +6043,80 @@
           <w:i w:val="0"/>
           <w:iCs w:val="0"/>
         </w:rPr>
-        <w:t>Рисунок 4</w:t>
+        <w:t xml:space="preserve">Рисунок </w:t>
       </w:r>
       <w:r>
         <w:rPr>
           <w:i w:val="0"/>
           <w:iCs w:val="0"/>
         </w:rPr>
-        <w:t>.</w:t>
+        <w:t>3</w:t>
       </w:r>
       <w:r>
         <w:rPr>
           <w:i w:val="0"/>
           <w:iCs w:val="0"/>
         </w:rPr>
-        <w:t xml:space="preserve"> Компонент </w:t>
-      </w:r>
-      <w:proofErr w:type="spellStart"/>
+        <w:t xml:space="preserve">. </w:t>
+      </w:r>
       <w:r>
         <w:rPr>
           <w:i w:val="0"/>
           <w:iCs w:val="0"/>
         </w:rPr>
+        <w:t xml:space="preserve">Иерархия </w:t>
+      </w:r>
+      <w:proofErr w:type="spellStart"/>
+      <w:r>
+        <w:rPr>
+          <w:i w:val="0"/>
+          <w:iCs w:val="0"/>
+          <w:lang w:val="en-US"/>
+        </w:rPr>
+        <w:t>GameObject</w:t>
+      </w:r>
+      <w:proofErr w:type="spellEnd"/>
+      <w:r>
+        <w:rPr>
+          <w:i w:val="0"/>
+          <w:iCs w:val="0"/>
+        </w:rPr>
+        <w:t xml:space="preserve"> на сцене</w:t>
+      </w:r>
+    </w:p>
+    <w:p>
+      <w:pPr>
+        <w:ind w:firstLine="708"/>
+      </w:pPr>
+      <w:proofErr w:type="spellStart"/>
+      <w:r>
+        <w:t>GameObject</w:t>
+      </w:r>
+      <w:proofErr w:type="spellEnd"/>
+      <w:r>
+        <w:t xml:space="preserve"> сам по себе не имеет визуального представления или поведения. Его функциональность определяется компонентами (</w:t>
+      </w:r>
+      <w:proofErr w:type="spellStart"/>
+      <w:r>
+        <w:t>Components</w:t>
+      </w:r>
+      <w:proofErr w:type="spellEnd"/>
+      <w:r>
+        <w:t>), которые прикрепляются к нему. Компоненты – это модульные фрагменты кода, реализующие определенные аспекты объекта.</w:t>
+      </w:r>
+    </w:p>
+    <w:p>
+      <w:r>
+        <w:tab/>
+        <w:t xml:space="preserve">Например, </w:t>
+      </w:r>
+      <w:proofErr w:type="spellStart"/>
+      <w:r>
         <w:t>Transform</w:t>
       </w:r>
       <w:proofErr w:type="spellEnd"/>
-    </w:p>
-    <w:p>
-      <w:pPr>
-        <w:ind w:firstLine="708"/>
-      </w:pPr>
-      <w:r>
-        <w:t>М</w:t>
-      </w:r>
-      <w:r>
-        <w:t>одульная архитектура</w:t>
-      </w:r>
-      <w:r>
-        <w:t xml:space="preserve"> </w:t>
+      <w:r>
+        <w:t xml:space="preserve">: Обязательный компонент для каждого </w:t>
       </w:r>
       <w:proofErr w:type="spellStart"/>
       <w:r>
@@ -6487,111 +6124,43 @@
       </w:r>
       <w:proofErr w:type="spellEnd"/>
       <w:r>
-        <w:t xml:space="preserve">, основанная на компонентах, позволяет создавать разнообразные объекты с различным поведением и функциональностью. Умение эффективно использовать </w:t>
+        <w:t>, определяющий его положение (</w:t>
       </w:r>
       <w:proofErr w:type="spellStart"/>
       <w:r>
-        <w:t>GameObject'ы</w:t>
+        <w:t>position</w:t>
       </w:r>
       <w:proofErr w:type="spellEnd"/>
       <w:r>
-        <w:t xml:space="preserve"> и их компоненты является ключевым навыком для разработчика игр и интерактивных приложений в Unity.</w:t>
-      </w:r>
-      <w:r>
-        <w:t xml:space="preserve"> Рассмотрим некоторые из компонентов.</w:t>
-      </w:r>
-    </w:p>
-    <w:p>
-      <w:pPr>
-        <w:pStyle w:val="3"/>
-      </w:pPr>
-      <w:bookmarkStart w:id="10" w:name="_Toc185945907"/>
-      <w:r>
-        <w:t>Физика</w:t>
-      </w:r>
-      <w:bookmarkEnd w:id="10"/>
-    </w:p>
-    <w:p>
-      <w:pPr>
-        <w:ind w:firstLine="708"/>
-      </w:pPr>
-      <w:r>
-        <w:t xml:space="preserve">Компонент Rigidbody2D предоставляет инструменты для создания реалистичной физики в 2D-играх Unity. Он позволяет моделировать движение </w:t>
-      </w:r>
-      <w:r>
-        <w:lastRenderedPageBreak/>
-        <w:t xml:space="preserve">объектов под действием сил, обрабатывать столкновения и создавать разнообразные игровые механики, основанные на физическом взаимодействии. </w:t>
-      </w:r>
-      <w:r>
-        <w:t xml:space="preserve">Rigidbody2D </w:t>
-      </w:r>
-      <w:r>
-        <w:t>предоставляет большое количество методов для работы с физикой, например, приложение силы, добавление крутящего момента и другие.</w:t>
-      </w:r>
-      <w:r>
-        <w:t xml:space="preserve"> </w:t>
-      </w:r>
-    </w:p>
-    <w:p>
-      <w:pPr>
-        <w:ind w:firstLine="708"/>
-      </w:pPr>
-      <w:r>
-        <w:t xml:space="preserve">Как было сказано ранее </w:t>
+        <w:t>), вращение (</w:t>
       </w:r>
       <w:proofErr w:type="spellStart"/>
       <w:r>
-        <w:t>Transform</w:t>
+        <w:t>rotation</w:t>
       </w:r>
       <w:proofErr w:type="spellEnd"/>
       <w:r>
-        <w:t xml:space="preserve"> служит основой для определения положения, вращения и масштаба </w:t>
+        <w:t>) и масштаб (</w:t>
       </w:r>
       <w:proofErr w:type="spellStart"/>
       <w:r>
-        <w:t>GameObject</w:t>
+        <w:t>scale</w:t>
       </w:r>
       <w:proofErr w:type="spellEnd"/>
       <w:r>
-        <w:t xml:space="preserve">, однако его поведение изменяется при добавлении компонента Rigidbody2D. Rigidbody2D берет на себя управление положением объекта в соответствии с законами физики, переопределяя </w:t>
-      </w:r>
-      <w:proofErr w:type="spellStart"/>
-      <w:r>
-        <w:t>Transform</w:t>
-      </w:r>
-      <w:proofErr w:type="spellEnd"/>
-      <w:r>
-        <w:t xml:space="preserve"> для синхронизации визуального отображения с физической симуляцией. Прямое изменение </w:t>
-      </w:r>
-      <w:proofErr w:type="spellStart"/>
-      <w:r>
-        <w:t>Transform</w:t>
-      </w:r>
-      <w:proofErr w:type="spellEnd"/>
-      <w:r>
-        <w:t xml:space="preserve"> объекта с Rigidbody2D приводит к непредсказуемому поведению и ошибкам, поэтому управление положением должно осуществляться исключительно через сам Rigidbody2D.</w:t>
-      </w:r>
-    </w:p>
-    <w:p>
-      <w:pPr>
-        <w:ind w:firstLine="708"/>
-      </w:pPr>
-    </w:p>
-    <w:p>
-      <w:pPr>
-        <w:keepNext/>
-        <w:ind w:firstLine="708"/>
-        <w:jc w:val="center"/>
-      </w:pPr>
+        <w:t>) в пространстве сцены.</w:t>
+      </w:r>
+    </w:p>
+    <w:p>
       <w:r>
         <w:rPr>
           <w:noProof/>
         </w:rPr>
         <w:drawing>
-          <wp:inline distT="0" distB="0" distL="0" distR="0" wp14:anchorId="505FD1CF" wp14:editId="021B1B87">
-            <wp:extent cx="2743200" cy="2836976"/>
-            <wp:effectExtent l="0" t="0" r="0" b="1905"/>
-            <wp:docPr id="7" name="Рисунок 7"/>
+          <wp:inline distT="0" distB="0" distL="0" distR="0" wp14:anchorId="6A7A02E4" wp14:editId="65CDCCE7">
+            <wp:extent cx="5940425" cy="875030"/>
+            <wp:effectExtent l="0" t="0" r="3175" b="1270"/>
+            <wp:docPr id="5" name="Рисунок 5"/>
             <wp:cNvGraphicFramePr>
               <a:graphicFrameLocks xmlns:a="http://schemas.openxmlformats.org/drawingml/2006/main" noChangeAspect="1"/>
             </wp:cNvGraphicFramePr>
@@ -6611,7 +6180,7 @@
                   <pic:spPr>
                     <a:xfrm>
                       <a:off x="0" y="0"/>
-                      <a:ext cx="2801585" cy="2897357"/>
+                      <a:ext cx="5940425" cy="875030"/>
                     </a:xfrm>
                     <a:prstGeom prst="rect">
                       <a:avLst/>
@@ -6638,286 +6207,137 @@
           <w:i w:val="0"/>
           <w:iCs w:val="0"/>
         </w:rPr>
-        <w:t>Рисунок 5. Компонент</w:t>
+        <w:t>Рисунок 4</w:t>
       </w:r>
       <w:r>
         <w:rPr>
           <w:i w:val="0"/>
           <w:iCs w:val="0"/>
-          <w:noProof/>
-        </w:rPr>
-        <w:t xml:space="preserve"> </w:t>
+        </w:rPr>
+        <w:t>.</w:t>
       </w:r>
       <w:r>
         <w:rPr>
           <w:i w:val="0"/>
           <w:iCs w:val="0"/>
-          <w:noProof/>
-          <w:lang w:val="en-US"/>
-        </w:rPr>
-        <w:t>Rigidbody</w:t>
-      </w:r>
+        </w:rPr>
+        <w:t xml:space="preserve"> Компонент </w:t>
+      </w:r>
+      <w:proofErr w:type="spellStart"/>
       <w:r>
         <w:rPr>
           <w:i w:val="0"/>
           <w:iCs w:val="0"/>
-          <w:noProof/>
-        </w:rPr>
-        <w:t>2</w:t>
-      </w:r>
-      <w:r>
-        <w:rPr>
-          <w:i w:val="0"/>
-          <w:iCs w:val="0"/>
-          <w:noProof/>
-          <w:lang w:val="en-US"/>
-        </w:rPr>
-        <w:t>D</w:t>
-      </w:r>
+        </w:rPr>
+        <w:t>Transform</w:t>
+      </w:r>
+      <w:proofErr w:type="spellEnd"/>
     </w:p>
     <w:p>
       <w:pPr>
         <w:ind w:firstLine="708"/>
       </w:pPr>
       <w:r>
-        <w:t>Сдела</w:t>
-      </w:r>
-      <w:r>
-        <w:t>ть</w:t>
+        <w:t>М</w:t>
+      </w:r>
+      <w:r>
+        <w:t>одульная архитектура</w:t>
       </w:r>
       <w:r>
         <w:t xml:space="preserve"> </w:t>
       </w:r>
       <w:proofErr w:type="spellStart"/>
       <w:r>
-        <w:rPr>
-          <w:lang w:val="en-US"/>
-        </w:rPr>
         <w:t>GameObject</w:t>
       </w:r>
       <w:proofErr w:type="spellEnd"/>
       <w:r>
+        <w:t xml:space="preserve">, основанная на компонентах, позволяет создавать разнообразные объекты с различным поведением и функциональностью. Умение эффективно использовать </w:t>
+      </w:r>
+      <w:proofErr w:type="spellStart"/>
+      <w:r>
+        <w:t>GameObject'ы</w:t>
+      </w:r>
+      <w:proofErr w:type="spellEnd"/>
+      <w:r>
+        <w:t xml:space="preserve"> и их компоненты является ключевым навыком для разработчика игр и интерактивных приложений в Unity.</w:t>
+      </w:r>
+      <w:r>
+        <w:t xml:space="preserve"> Рассмотрим некоторые из компонентов.</w:t>
+      </w:r>
+    </w:p>
+    <w:p>
+      <w:pPr>
+        <w:pStyle w:val="3"/>
+      </w:pPr>
+      <w:bookmarkStart w:id="10" w:name="_Toc185945907"/>
+      <w:r>
+        <w:t>Физика</w:t>
+      </w:r>
+      <w:bookmarkEnd w:id="10"/>
+    </w:p>
+    <w:p>
+      <w:pPr>
+        <w:ind w:firstLine="708"/>
+      </w:pPr>
+      <w:r>
+        <w:t xml:space="preserve">Компонент Rigidbody2D предоставляет инструменты для создания реалистичной физики в 2D-играх Unity. Он позволяет моделировать движение </w:t>
+      </w:r>
+      <w:r>
+        <w:lastRenderedPageBreak/>
+        <w:t xml:space="preserve">объектов под действием сил, обрабатывать столкновения и создавать разнообразные игровые механики, основанные на физическом взаимодействии. Rigidbody2D </w:t>
+      </w:r>
+      <w:r>
+        <w:t>предоставляет большое количество методов для работы с физикой, например, приложение силы, добавление крутящего момента и другие.</w:t>
+      </w:r>
+      <w:r>
         <w:t xml:space="preserve"> </w:t>
       </w:r>
-      <w:r>
-        <w:t xml:space="preserve">твердым телом с помощью </w:t>
+    </w:p>
+    <w:p>
+      <w:pPr>
+        <w:ind w:firstLine="708"/>
+      </w:pPr>
+      <w:r>
+        <w:t xml:space="preserve">Как было сказано ранее </w:t>
       </w:r>
       <w:proofErr w:type="spellStart"/>
       <w:r>
-        <w:rPr>
-          <w:lang w:val="en-US"/>
-        </w:rPr>
-        <w:t>Rigidbody</w:t>
+        <w:t>Transform</w:t>
       </w:r>
       <w:proofErr w:type="spellEnd"/>
       <w:r>
-        <w:t>2</w:t>
-      </w:r>
-      <w:r>
-        <w:rPr>
-          <w:lang w:val="en-US"/>
-        </w:rPr>
-        <w:t>D</w:t>
-      </w:r>
-      <w:r>
-        <w:t xml:space="preserve"> </w:t>
-      </w:r>
-      <w:r>
-        <w:t xml:space="preserve">недостаточно для того, чтобы он мог сталкиваться с окружением. Для этого необходимо добавить коллайдер. </w:t>
+        <w:t xml:space="preserve"> служит основой для определения положения, вращения и масштаба </w:t>
+      </w:r>
+      <w:proofErr w:type="spellStart"/>
+      <w:r>
+        <w:t>GameObject</w:t>
+      </w:r>
+      <w:proofErr w:type="spellEnd"/>
+      <w:r>
+        <w:t xml:space="preserve">, однако его поведение изменяется при добавлении компонента Rigidbody2D. Rigidbody2D берет на себя управление положением объекта в соответствии с законами физики, переопределяя </w:t>
+      </w:r>
+      <w:proofErr w:type="spellStart"/>
+      <w:r>
+        <w:t>Transform</w:t>
+      </w:r>
+      <w:proofErr w:type="spellEnd"/>
+      <w:r>
+        <w:t xml:space="preserve"> для синхронизации визуального отображения с физической симуляцией. Прямое изменение </w:t>
+      </w:r>
+      <w:proofErr w:type="spellStart"/>
+      <w:r>
+        <w:t>Transform</w:t>
+      </w:r>
+      <w:proofErr w:type="spellEnd"/>
+      <w:r>
+        <w:t xml:space="preserve"> объекта с Rigidbody2D приводит к непредсказуемому поведению и ошибкам, поэтому управление положением должно осуществляться исключительно через сам Rigidbody2D.</w:t>
       </w:r>
     </w:p>
     <w:p>
       <w:pPr>
         <w:ind w:firstLine="708"/>
       </w:pPr>
-      <w:proofErr w:type="spellStart"/>
-      <w:r>
-        <w:t>Collider</w:t>
-      </w:r>
-      <w:proofErr w:type="spellEnd"/>
-      <w:r>
-        <w:t xml:space="preserve"> — это компонент в Unity, который добавляет возможность коллизий с другими объектами для </w:t>
-      </w:r>
-      <w:proofErr w:type="spellStart"/>
-      <w:r>
-        <w:t>GameObject</w:t>
-      </w:r>
-      <w:proofErr w:type="spellEnd"/>
-      <w:r>
-        <w:t>.</w:t>
-      </w:r>
-      <w:r>
-        <w:t xml:space="preserve"> Данный компонент может принимать на объекте различную форму: </w:t>
-      </w:r>
-      <w:r>
-        <w:t xml:space="preserve">Box </w:t>
-      </w:r>
-      <w:proofErr w:type="spellStart"/>
-      <w:r>
-        <w:t>Collider</w:t>
-      </w:r>
-      <w:proofErr w:type="spellEnd"/>
-      <w:r>
-        <w:t xml:space="preserve"> 2D</w:t>
-      </w:r>
-      <w:r>
-        <w:t xml:space="preserve">, </w:t>
-      </w:r>
-      <w:proofErr w:type="spellStart"/>
-      <w:r>
-        <w:t>Circle</w:t>
-      </w:r>
-      <w:proofErr w:type="spellEnd"/>
-      <w:r>
-        <w:t xml:space="preserve"> </w:t>
-      </w:r>
-      <w:proofErr w:type="spellStart"/>
-      <w:r>
-        <w:t>Collider</w:t>
-      </w:r>
-      <w:proofErr w:type="spellEnd"/>
-      <w:r>
-        <w:t xml:space="preserve"> 2D</w:t>
-      </w:r>
-      <w:r>
-        <w:t xml:space="preserve">, </w:t>
-      </w:r>
-      <w:proofErr w:type="spellStart"/>
-      <w:r>
-        <w:lastRenderedPageBreak/>
-        <w:t>Polygon</w:t>
-      </w:r>
-      <w:proofErr w:type="spellEnd"/>
-      <w:r>
-        <w:t xml:space="preserve"> </w:t>
-      </w:r>
-      <w:proofErr w:type="spellStart"/>
-      <w:r>
-        <w:t>Collider</w:t>
-      </w:r>
-      <w:proofErr w:type="spellEnd"/>
-      <w:r>
-        <w:t xml:space="preserve"> 2D</w:t>
-      </w:r>
-      <w:r>
-        <w:t xml:space="preserve">, </w:t>
-      </w:r>
-      <w:r>
-        <w:t xml:space="preserve">Edge </w:t>
-      </w:r>
-      <w:proofErr w:type="spellStart"/>
-      <w:r>
-        <w:t>Collider</w:t>
-      </w:r>
-      <w:proofErr w:type="spellEnd"/>
-      <w:r>
-        <w:t xml:space="preserve"> 2D</w:t>
-      </w:r>
-      <w:r>
-        <w:t xml:space="preserve">, </w:t>
-      </w:r>
-      <w:proofErr w:type="spellStart"/>
-      <w:r>
-        <w:t>Capsule</w:t>
-      </w:r>
-      <w:proofErr w:type="spellEnd"/>
-      <w:r>
-        <w:t xml:space="preserve"> </w:t>
-      </w:r>
-      <w:proofErr w:type="spellStart"/>
-      <w:r>
-        <w:t>Collider</w:t>
-      </w:r>
-      <w:proofErr w:type="spellEnd"/>
-      <w:r>
-        <w:t xml:space="preserve"> 2D</w:t>
-      </w:r>
-      <w:r>
-        <w:t xml:space="preserve">. </w:t>
-      </w:r>
-      <w:r>
-        <w:t xml:space="preserve">При выборе коллайдера следует учитывать форму объекта, требования к точности столкновений и производительность. Для простых объектов лучше использовать Box </w:t>
-      </w:r>
-      <w:proofErr w:type="spellStart"/>
-      <w:r>
-        <w:t>Collider</w:t>
-      </w:r>
-      <w:proofErr w:type="spellEnd"/>
-      <w:r>
-        <w:t xml:space="preserve"> 2D или </w:t>
-      </w:r>
-      <w:proofErr w:type="spellStart"/>
-      <w:r>
-        <w:t>Circle</w:t>
-      </w:r>
-      <w:proofErr w:type="spellEnd"/>
-      <w:r>
-        <w:t xml:space="preserve"> </w:t>
-      </w:r>
-      <w:proofErr w:type="spellStart"/>
-      <w:r>
-        <w:t>Collider</w:t>
-      </w:r>
-      <w:proofErr w:type="spellEnd"/>
-      <w:r>
-        <w:t xml:space="preserve"> 2D. Для объектов сложной формы можно использовать </w:t>
-      </w:r>
-      <w:proofErr w:type="spellStart"/>
-      <w:r>
-        <w:t>Polygon</w:t>
-      </w:r>
-      <w:proofErr w:type="spellEnd"/>
-      <w:r>
-        <w:t xml:space="preserve"> </w:t>
-      </w:r>
-      <w:proofErr w:type="spellStart"/>
-      <w:r>
-        <w:t>Collider</w:t>
-      </w:r>
-      <w:proofErr w:type="spellEnd"/>
-      <w:r>
-        <w:t xml:space="preserve"> 2D или </w:t>
-      </w:r>
-      <w:proofErr w:type="spellStart"/>
-      <w:r>
-        <w:t>Composite</w:t>
-      </w:r>
-      <w:proofErr w:type="spellEnd"/>
-      <w:r>
-        <w:t xml:space="preserve"> </w:t>
-      </w:r>
-      <w:proofErr w:type="spellStart"/>
-      <w:r>
-        <w:t>Collider</w:t>
-      </w:r>
-      <w:proofErr w:type="spellEnd"/>
-      <w:r>
-        <w:t xml:space="preserve"> 2D. Edge </w:t>
-      </w:r>
-      <w:proofErr w:type="spellStart"/>
-      <w:r>
-        <w:t>Collider</w:t>
-      </w:r>
-      <w:proofErr w:type="spellEnd"/>
-      <w:r>
-        <w:t xml:space="preserve"> 2D подходит для представления тонких объектов. </w:t>
-      </w:r>
-      <w:proofErr w:type="spellStart"/>
-      <w:r>
-        <w:t>Capsule</w:t>
-      </w:r>
-      <w:proofErr w:type="spellEnd"/>
-      <w:r>
-        <w:t xml:space="preserve"> </w:t>
-      </w:r>
-      <w:proofErr w:type="spellStart"/>
-      <w:r>
-        <w:t>Collider</w:t>
-      </w:r>
-      <w:proofErr w:type="spellEnd"/>
-      <w:r>
-        <w:t xml:space="preserve"> 2D хорошо подходит для персонажей.</w:t>
-      </w:r>
     </w:p>
     <w:p>
       <w:pPr>
@@ -6930,10 +6350,10 @@
           <w:noProof/>
         </w:rPr>
         <w:drawing>
-          <wp:inline distT="0" distB="0" distL="0" distR="0" wp14:anchorId="5DC56C6E" wp14:editId="3DD9C83F">
-            <wp:extent cx="4008729" cy="1611509"/>
-            <wp:effectExtent l="0" t="0" r="0" b="8255"/>
-            <wp:docPr id="8" name="Рисунок 8"/>
+          <wp:inline distT="0" distB="0" distL="0" distR="0" wp14:anchorId="233A9F39" wp14:editId="1AFB175D">
+            <wp:extent cx="2743200" cy="2836976"/>
+            <wp:effectExtent l="0" t="0" r="0" b="1905"/>
+            <wp:docPr id="7" name="Рисунок 7"/>
             <wp:cNvGraphicFramePr>
               <a:graphicFrameLocks xmlns:a="http://schemas.openxmlformats.org/drawingml/2006/main" noChangeAspect="1"/>
             </wp:cNvGraphicFramePr>
@@ -6953,6 +6373,342 @@
                   <pic:spPr>
                     <a:xfrm>
                       <a:off x="0" y="0"/>
+                      <a:ext cx="2801585" cy="2897357"/>
+                    </a:xfrm>
+                    <a:prstGeom prst="rect">
+                      <a:avLst/>
+                    </a:prstGeom>
+                  </pic:spPr>
+                </pic:pic>
+              </a:graphicData>
+            </a:graphic>
+          </wp:inline>
+        </w:drawing>
+      </w:r>
+    </w:p>
+    <w:p>
+      <w:pPr>
+        <w:pStyle w:val="ab"/>
+        <w:jc w:val="center"/>
+        <w:rPr>
+          <w:i w:val="0"/>
+          <w:iCs w:val="0"/>
+        </w:rPr>
+      </w:pPr>
+      <w:r>
+        <w:rPr>
+          <w:i w:val="0"/>
+          <w:iCs w:val="0"/>
+        </w:rPr>
+        <w:t>Рисунок 5. Компонент</w:t>
+      </w:r>
+      <w:r>
+        <w:rPr>
+          <w:i w:val="0"/>
+          <w:iCs w:val="0"/>
+          <w:noProof/>
+        </w:rPr>
+        <w:t xml:space="preserve"> </w:t>
+      </w:r>
+      <w:r>
+        <w:rPr>
+          <w:i w:val="0"/>
+          <w:iCs w:val="0"/>
+          <w:noProof/>
+          <w:lang w:val="en-US"/>
+        </w:rPr>
+        <w:t>Rigidbody</w:t>
+      </w:r>
+      <w:r>
+        <w:rPr>
+          <w:i w:val="0"/>
+          <w:iCs w:val="0"/>
+          <w:noProof/>
+        </w:rPr>
+        <w:t>2</w:t>
+      </w:r>
+      <w:r>
+        <w:rPr>
+          <w:i w:val="0"/>
+          <w:iCs w:val="0"/>
+          <w:noProof/>
+          <w:lang w:val="en-US"/>
+        </w:rPr>
+        <w:t>D</w:t>
+      </w:r>
+    </w:p>
+    <w:p>
+      <w:pPr>
+        <w:ind w:firstLine="708"/>
+      </w:pPr>
+      <w:r>
+        <w:t xml:space="preserve">Сделать </w:t>
+      </w:r>
+      <w:proofErr w:type="spellStart"/>
+      <w:r>
+        <w:rPr>
+          <w:lang w:val="en-US"/>
+        </w:rPr>
+        <w:t>GameObject</w:t>
+      </w:r>
+      <w:proofErr w:type="spellEnd"/>
+      <w:r>
+        <w:t xml:space="preserve"> </w:t>
+      </w:r>
+      <w:r>
+        <w:t xml:space="preserve">твердым телом с помощью </w:t>
+      </w:r>
+      <w:proofErr w:type="spellStart"/>
+      <w:r>
+        <w:rPr>
+          <w:lang w:val="en-US"/>
+        </w:rPr>
+        <w:t>Rigidbody</w:t>
+      </w:r>
+      <w:proofErr w:type="spellEnd"/>
+      <w:r>
+        <w:t>2</w:t>
+      </w:r>
+      <w:r>
+        <w:rPr>
+          <w:lang w:val="en-US"/>
+        </w:rPr>
+        <w:t>D</w:t>
+      </w:r>
+      <w:r>
+        <w:t xml:space="preserve"> </w:t>
+      </w:r>
+      <w:r>
+        <w:t xml:space="preserve">недостаточно для того, чтобы он мог сталкиваться с окружением. Для этого необходимо добавить коллайдер. </w:t>
+      </w:r>
+    </w:p>
+    <w:p>
+      <w:pPr>
+        <w:ind w:firstLine="708"/>
+      </w:pPr>
+      <w:proofErr w:type="spellStart"/>
+      <w:r>
+        <w:t>Collider</w:t>
+      </w:r>
+      <w:proofErr w:type="spellEnd"/>
+      <w:r>
+        <w:t xml:space="preserve"> — это компонент в Unity, который добавляет возможность коллизий с другими объектами для </w:t>
+      </w:r>
+      <w:proofErr w:type="spellStart"/>
+      <w:r>
+        <w:t>GameObject</w:t>
+      </w:r>
+      <w:proofErr w:type="spellEnd"/>
+      <w:r>
+        <w:t>.</w:t>
+      </w:r>
+      <w:r>
+        <w:t xml:space="preserve"> Данный компонент может принимать на объекте различную форму: </w:t>
+      </w:r>
+      <w:r>
+        <w:t xml:space="preserve">Box </w:t>
+      </w:r>
+      <w:proofErr w:type="spellStart"/>
+      <w:r>
+        <w:t>Collider</w:t>
+      </w:r>
+      <w:proofErr w:type="spellEnd"/>
+      <w:r>
+        <w:t xml:space="preserve"> 2D</w:t>
+      </w:r>
+      <w:r>
+        <w:t xml:space="preserve">, </w:t>
+      </w:r>
+      <w:proofErr w:type="spellStart"/>
+      <w:r>
+        <w:t>Circle</w:t>
+      </w:r>
+      <w:proofErr w:type="spellEnd"/>
+      <w:r>
+        <w:t xml:space="preserve"> </w:t>
+      </w:r>
+      <w:proofErr w:type="spellStart"/>
+      <w:r>
+        <w:t>Collider</w:t>
+      </w:r>
+      <w:proofErr w:type="spellEnd"/>
+      <w:r>
+        <w:t xml:space="preserve"> 2D</w:t>
+      </w:r>
+      <w:r>
+        <w:t xml:space="preserve">, </w:t>
+      </w:r>
+      <w:proofErr w:type="spellStart"/>
+      <w:r>
+        <w:lastRenderedPageBreak/>
+        <w:t>Polygon</w:t>
+      </w:r>
+      <w:proofErr w:type="spellEnd"/>
+      <w:r>
+        <w:t xml:space="preserve"> </w:t>
+      </w:r>
+      <w:proofErr w:type="spellStart"/>
+      <w:r>
+        <w:t>Collider</w:t>
+      </w:r>
+      <w:proofErr w:type="spellEnd"/>
+      <w:r>
+        <w:t xml:space="preserve"> 2D</w:t>
+      </w:r>
+      <w:r>
+        <w:t xml:space="preserve">, </w:t>
+      </w:r>
+      <w:r>
+        <w:t xml:space="preserve">Edge </w:t>
+      </w:r>
+      <w:proofErr w:type="spellStart"/>
+      <w:r>
+        <w:t>Collider</w:t>
+      </w:r>
+      <w:proofErr w:type="spellEnd"/>
+      <w:r>
+        <w:t xml:space="preserve"> 2D</w:t>
+      </w:r>
+      <w:r>
+        <w:t xml:space="preserve">, </w:t>
+      </w:r>
+      <w:proofErr w:type="spellStart"/>
+      <w:r>
+        <w:t>Capsule</w:t>
+      </w:r>
+      <w:proofErr w:type="spellEnd"/>
+      <w:r>
+        <w:t xml:space="preserve"> </w:t>
+      </w:r>
+      <w:proofErr w:type="spellStart"/>
+      <w:r>
+        <w:t>Collider</w:t>
+      </w:r>
+      <w:proofErr w:type="spellEnd"/>
+      <w:r>
+        <w:t xml:space="preserve"> 2D</w:t>
+      </w:r>
+      <w:r>
+        <w:t xml:space="preserve">. </w:t>
+      </w:r>
+      <w:r>
+        <w:t xml:space="preserve">При выборе коллайдера следует учитывать форму объекта, требования к точности столкновений и производительность. Для простых объектов лучше использовать Box </w:t>
+      </w:r>
+      <w:proofErr w:type="spellStart"/>
+      <w:r>
+        <w:t>Collider</w:t>
+      </w:r>
+      <w:proofErr w:type="spellEnd"/>
+      <w:r>
+        <w:t xml:space="preserve"> 2D или </w:t>
+      </w:r>
+      <w:proofErr w:type="spellStart"/>
+      <w:r>
+        <w:t>Circle</w:t>
+      </w:r>
+      <w:proofErr w:type="spellEnd"/>
+      <w:r>
+        <w:t xml:space="preserve"> </w:t>
+      </w:r>
+      <w:proofErr w:type="spellStart"/>
+      <w:r>
+        <w:t>Collider</w:t>
+      </w:r>
+      <w:proofErr w:type="spellEnd"/>
+      <w:r>
+        <w:t xml:space="preserve"> 2D. Для объектов сложной формы можно использовать </w:t>
+      </w:r>
+      <w:proofErr w:type="spellStart"/>
+      <w:r>
+        <w:t>Polygon</w:t>
+      </w:r>
+      <w:proofErr w:type="spellEnd"/>
+      <w:r>
+        <w:t xml:space="preserve"> </w:t>
+      </w:r>
+      <w:proofErr w:type="spellStart"/>
+      <w:r>
+        <w:t>Collider</w:t>
+      </w:r>
+      <w:proofErr w:type="spellEnd"/>
+      <w:r>
+        <w:t xml:space="preserve"> 2D или </w:t>
+      </w:r>
+      <w:proofErr w:type="spellStart"/>
+      <w:r>
+        <w:t>Composite</w:t>
+      </w:r>
+      <w:proofErr w:type="spellEnd"/>
+      <w:r>
+        <w:t xml:space="preserve"> </w:t>
+      </w:r>
+      <w:proofErr w:type="spellStart"/>
+      <w:r>
+        <w:t>Collider</w:t>
+      </w:r>
+      <w:proofErr w:type="spellEnd"/>
+      <w:r>
+        <w:t xml:space="preserve"> 2D. Edge </w:t>
+      </w:r>
+      <w:proofErr w:type="spellStart"/>
+      <w:r>
+        <w:t>Collider</w:t>
+      </w:r>
+      <w:proofErr w:type="spellEnd"/>
+      <w:r>
+        <w:t xml:space="preserve"> 2D подходит для представления тонких объектов. </w:t>
+      </w:r>
+      <w:proofErr w:type="spellStart"/>
+      <w:r>
+        <w:t>Capsule</w:t>
+      </w:r>
+      <w:proofErr w:type="spellEnd"/>
+      <w:r>
+        <w:t xml:space="preserve"> </w:t>
+      </w:r>
+      <w:proofErr w:type="spellStart"/>
+      <w:r>
+        <w:t>Collider</w:t>
+      </w:r>
+      <w:proofErr w:type="spellEnd"/>
+      <w:r>
+        <w:t xml:space="preserve"> 2D хорошо подходит для персонажей.</w:t>
+      </w:r>
+    </w:p>
+    <w:p>
+      <w:pPr>
+        <w:keepNext/>
+        <w:ind w:firstLine="708"/>
+        <w:jc w:val="center"/>
+      </w:pPr>
+      <w:r>
+        <w:rPr>
+          <w:noProof/>
+        </w:rPr>
+        <w:drawing>
+          <wp:inline distT="0" distB="0" distL="0" distR="0" wp14:anchorId="2DBC1378" wp14:editId="23439D6A">
+            <wp:extent cx="4008729" cy="1611509"/>
+            <wp:effectExtent l="0" t="0" r="0" b="8255"/>
+            <wp:docPr id="8" name="Рисунок 8"/>
+            <wp:cNvGraphicFramePr>
+              <a:graphicFrameLocks xmlns:a="http://schemas.openxmlformats.org/drawingml/2006/main" noChangeAspect="1"/>
+            </wp:cNvGraphicFramePr>
+            <a:graphic xmlns:a="http://schemas.openxmlformats.org/drawingml/2006/main">
+              <a:graphicData uri="http://schemas.openxmlformats.org/drawingml/2006/picture">
+                <pic:pic xmlns:pic="http://schemas.openxmlformats.org/drawingml/2006/picture">
+                  <pic:nvPicPr>
+                    <pic:cNvPr id="1" name=""/>
+                    <pic:cNvPicPr/>
+                  </pic:nvPicPr>
+                  <pic:blipFill>
+                    <a:blip r:embed="rId14"/>
+                    <a:stretch>
+                      <a:fillRect/>
+                    </a:stretch>
+                  </pic:blipFill>
+                  <pic:spPr>
+                    <a:xfrm>
+                      <a:off x="0" y="0"/>
                       <a:ext cx="4030350" cy="1620201"/>
                     </a:xfrm>
                     <a:prstGeom prst="rect">
@@ -7061,10 +6817,7 @@
         <w:t>D</w:t>
       </w:r>
       <w:r>
-        <w:t xml:space="preserve"> платформера. Текстуры,</w:t>
-      </w:r>
-      <w:r>
-        <w:t xml:space="preserve"> накладываемые на </w:t>
+        <w:t xml:space="preserve"> платформера. Текстуры, накладываемые на </w:t>
       </w:r>
       <w:r>
         <w:t>2</w:t>
@@ -7089,13 +6842,7 @@
         <w:t>спрайтами</w:t>
       </w:r>
       <w:r>
-        <w:t>. Начиная с простых фигур</w:t>
-      </w:r>
-      <w:r>
-        <w:t xml:space="preserve"> </w:t>
-      </w:r>
-      <w:r>
-        <w:t>(круг, квадрат), заканчивая детализированными персонажами и объектами окружения.</w:t>
+        <w:t>. Начиная с простых фигур (круг, квадрат), заканчивая детализированными персонажами и объектами окружения.</w:t>
       </w:r>
     </w:p>
     <w:p>
@@ -7109,7 +6856,7 @@
         </w:rPr>
         <w:lastRenderedPageBreak/>
         <w:drawing>
-          <wp:inline distT="0" distB="0" distL="0" distR="0" wp14:anchorId="7BFE44DA" wp14:editId="7D82A221">
+          <wp:inline distT="0" distB="0" distL="0" distR="0" wp14:anchorId="73FAB589" wp14:editId="7413344A">
             <wp:extent cx="4040372" cy="1770498"/>
             <wp:effectExtent l="0" t="0" r="0" b="1270"/>
             <wp:docPr id="10" name="Рисунок 10"/>
@@ -7126,7 +6873,7 @@
                     </pic:cNvPicPr>
                   </pic:nvPicPr>
                   <pic:blipFill>
-                    <a:blip r:embed="rId14">
+                    <a:blip r:embed="rId15">
                       <a:extLst>
                         <a:ext uri="{28A0092B-C50C-407E-A947-70E740481C1C}">
                           <a14:useLocalDpi xmlns:a14="http://schemas.microsoft.com/office/drawing/2010/main" val="0"/>
@@ -7203,235 +6950,10 @@
           <w:noProof/>
         </w:rPr>
         <w:drawing>
-          <wp:inline distT="0" distB="0" distL="0" distR="0" wp14:anchorId="6FB517C0" wp14:editId="00CECC3B">
+          <wp:inline distT="0" distB="0" distL="0" distR="0" wp14:anchorId="1FC9EDE6" wp14:editId="20B86381">
             <wp:extent cx="3238500" cy="2327670"/>
             <wp:effectExtent l="0" t="0" r="0" b="0"/>
             <wp:docPr id="11" name="Рисунок 11"/>
-            <wp:cNvGraphicFramePr>
-              <a:graphicFrameLocks xmlns:a="http://schemas.openxmlformats.org/drawingml/2006/main" noChangeAspect="1"/>
-            </wp:cNvGraphicFramePr>
-            <a:graphic xmlns:a="http://schemas.openxmlformats.org/drawingml/2006/main">
-              <a:graphicData uri="http://schemas.openxmlformats.org/drawingml/2006/picture">
-                <pic:pic xmlns:pic="http://schemas.openxmlformats.org/drawingml/2006/picture">
-                  <pic:nvPicPr>
-                    <pic:cNvPr id="1" name=""/>
-                    <pic:cNvPicPr/>
-                  </pic:nvPicPr>
-                  <pic:blipFill>
-                    <a:blip r:embed="rId15"/>
-                    <a:stretch>
-                      <a:fillRect/>
-                    </a:stretch>
-                  </pic:blipFill>
-                  <pic:spPr>
-                    <a:xfrm>
-                      <a:off x="0" y="0"/>
-                      <a:ext cx="3261046" cy="2343875"/>
-                    </a:xfrm>
-                    <a:prstGeom prst="rect">
-                      <a:avLst/>
-                    </a:prstGeom>
-                  </pic:spPr>
-                </pic:pic>
-              </a:graphicData>
-            </a:graphic>
-          </wp:inline>
-        </w:drawing>
-      </w:r>
-    </w:p>
-    <w:p>
-      <w:pPr>
-        <w:pStyle w:val="ab"/>
-        <w:jc w:val="center"/>
-      </w:pPr>
-      <w:r>
-        <w:t xml:space="preserve">Рисунок </w:t>
-      </w:r>
-      <w:r>
-        <w:t xml:space="preserve">8. </w:t>
-      </w:r>
-      <w:r>
-        <w:rPr>
-          <w:lang w:val="en-US"/>
-        </w:rPr>
-        <w:t>Sprite</w:t>
-      </w:r>
-      <w:r>
-        <w:t xml:space="preserve"> </w:t>
-      </w:r>
-      <w:r>
-        <w:rPr>
-          <w:lang w:val="en-US"/>
-        </w:rPr>
-        <w:t>Renderer</w:t>
-      </w:r>
-    </w:p>
-    <w:p>
-      <w:pPr>
-        <w:ind w:firstLine="708"/>
-        <w:rPr>
-          <w:rFonts w:eastAsia="Times New Roman" w:cs="Times New Roman"/>
-          <w:kern w:val="36"/>
-          <w:szCs w:val="48"/>
-          <w:lang w:eastAsia="ru-RU"/>
-          <w14:ligatures w14:val="none"/>
-        </w:rPr>
-      </w:pPr>
-      <w:r>
-        <w:rPr>
-          <w:rFonts w:eastAsia="Times New Roman" w:cs="Times New Roman"/>
-          <w:kern w:val="36"/>
-          <w:szCs w:val="48"/>
-          <w:lang w:eastAsia="ru-RU"/>
-          <w14:ligatures w14:val="none"/>
-        </w:rPr>
-        <w:t>Д</w:t>
-      </w:r>
-      <w:r>
-        <w:rPr>
-          <w:rFonts w:eastAsia="Times New Roman" w:cs="Times New Roman"/>
-          <w:kern w:val="36"/>
-          <w:szCs w:val="48"/>
-          <w:lang w:eastAsia="ru-RU"/>
-          <w14:ligatures w14:val="none"/>
-        </w:rPr>
-        <w:t>ля нарезки изображения на отдельные спрайты</w:t>
-      </w:r>
-      <w:r>
-        <w:rPr>
-          <w:rFonts w:eastAsia="Times New Roman" w:cs="Times New Roman"/>
-          <w:kern w:val="36"/>
-          <w:szCs w:val="48"/>
-          <w:lang w:eastAsia="ru-RU"/>
-          <w14:ligatures w14:val="none"/>
-        </w:rPr>
-        <w:t xml:space="preserve"> используется инструмент </w:t>
-      </w:r>
-      <w:proofErr w:type="spellStart"/>
-      <w:r>
-        <w:rPr>
-          <w:rFonts w:eastAsia="Times New Roman" w:cs="Times New Roman"/>
-          <w:kern w:val="36"/>
-          <w:szCs w:val="48"/>
-          <w:lang w:eastAsia="ru-RU"/>
-          <w14:ligatures w14:val="none"/>
-        </w:rPr>
-        <w:t>Sp</w:t>
-      </w:r>
-      <w:proofErr w:type="spellEnd"/>
-      <w:r>
-        <w:rPr>
-          <w:rFonts w:eastAsia="Times New Roman" w:cs="Times New Roman"/>
-          <w:kern w:val="36"/>
-          <w:szCs w:val="48"/>
-          <w:lang w:val="en-US" w:eastAsia="ru-RU"/>
-          <w14:ligatures w14:val="none"/>
-        </w:rPr>
-        <w:t>r</w:t>
-      </w:r>
-      <w:proofErr w:type="spellStart"/>
-      <w:r>
-        <w:rPr>
-          <w:rFonts w:eastAsia="Times New Roman" w:cs="Times New Roman"/>
-          <w:kern w:val="36"/>
-          <w:szCs w:val="48"/>
-          <w:lang w:eastAsia="ru-RU"/>
-          <w14:ligatures w14:val="none"/>
-        </w:rPr>
-        <w:t>ite</w:t>
-      </w:r>
-      <w:proofErr w:type="spellEnd"/>
-      <w:r>
-        <w:rPr>
-          <w:rFonts w:eastAsia="Times New Roman" w:cs="Times New Roman"/>
-          <w:kern w:val="36"/>
-          <w:szCs w:val="48"/>
-          <w:lang w:eastAsia="ru-RU"/>
-          <w14:ligatures w14:val="none"/>
-        </w:rPr>
-        <w:t xml:space="preserve"> Editor. </w:t>
-      </w:r>
-      <w:r>
-        <w:rPr>
-          <w:rFonts w:eastAsia="Times New Roman" w:cs="Times New Roman"/>
-          <w:kern w:val="36"/>
-          <w:szCs w:val="48"/>
-          <w:lang w:eastAsia="ru-RU"/>
-          <w14:ligatures w14:val="none"/>
-        </w:rPr>
-        <w:t>Н</w:t>
-      </w:r>
-      <w:r>
-        <w:rPr>
-          <w:rFonts w:eastAsia="Times New Roman" w:cs="Times New Roman"/>
-          <w:kern w:val="36"/>
-          <w:szCs w:val="48"/>
-          <w:lang w:eastAsia="ru-RU"/>
-          <w14:ligatures w14:val="none"/>
-        </w:rPr>
-        <w:t>еобходимост</w:t>
-      </w:r>
-      <w:r>
-        <w:rPr>
-          <w:rFonts w:eastAsia="Times New Roman" w:cs="Times New Roman"/>
-          <w:kern w:val="36"/>
-          <w:szCs w:val="48"/>
-          <w:lang w:eastAsia="ru-RU"/>
-          <w14:ligatures w14:val="none"/>
-        </w:rPr>
-        <w:t>ь</w:t>
-      </w:r>
-      <w:r>
-        <w:rPr>
-          <w:rFonts w:eastAsia="Times New Roman" w:cs="Times New Roman"/>
-          <w:kern w:val="36"/>
-          <w:szCs w:val="48"/>
-          <w:lang w:eastAsia="ru-RU"/>
-          <w14:ligatures w14:val="none"/>
-        </w:rPr>
-        <w:t xml:space="preserve"> создавать отдельные файлы изображений для каждого спрайта</w:t>
-      </w:r>
-      <w:r>
-        <w:rPr>
-          <w:rFonts w:eastAsia="Times New Roman" w:cs="Times New Roman"/>
-          <w:kern w:val="36"/>
-          <w:szCs w:val="48"/>
-          <w:lang w:eastAsia="ru-RU"/>
-          <w14:ligatures w14:val="none"/>
-        </w:rPr>
-        <w:t xml:space="preserve"> отсутствует</w:t>
-      </w:r>
-      <w:r>
-        <w:rPr>
-          <w:rFonts w:eastAsia="Times New Roman" w:cs="Times New Roman"/>
-          <w:kern w:val="36"/>
-          <w:szCs w:val="48"/>
-          <w:lang w:eastAsia="ru-RU"/>
-          <w14:ligatures w14:val="none"/>
-        </w:rPr>
-        <w:t>, можно просто хранить всё в едином изображении, которое в дальнейшем можно просто нарезать.  Так часто поступают при создании 2D персонажей, где все его части и кадры анимации хранятся на едином изображении.</w:t>
-      </w:r>
-    </w:p>
-    <w:p>
-      <w:pPr>
-        <w:keepNext/>
-        <w:ind w:firstLine="708"/>
-        <w:jc w:val="center"/>
-      </w:pPr>
-      <w:r>
-        <w:rPr>
-          <w:rFonts w:eastAsia="Times New Roman" w:cs="Times New Roman"/>
-          <w:noProof/>
-          <w:kern w:val="36"/>
-          <w:szCs w:val="48"/>
-          <w:lang w:eastAsia="ru-RU"/>
-          <w14:ligatures w14:val="none"/>
-        </w:rPr>
-        <w:drawing>
-          <wp:inline distT="0" distB="0" distL="0" distR="0" wp14:anchorId="03F275AF" wp14:editId="7AC76FC5">
-            <wp:extent cx="4870410" cy="1676400"/>
-            <wp:effectExtent l="0" t="0" r="6985" b="0"/>
-            <wp:docPr id="13" name="Рисунок 13"/>
             <wp:cNvGraphicFramePr>
               <a:graphicFrameLocks xmlns:a="http://schemas.openxmlformats.org/drawingml/2006/main" noChangeAspect="1"/>
             </wp:cNvGraphicFramePr>
@@ -7451,6 +6973,231 @@
                   <pic:spPr>
                     <a:xfrm>
                       <a:off x="0" y="0"/>
+                      <a:ext cx="3261046" cy="2343875"/>
+                    </a:xfrm>
+                    <a:prstGeom prst="rect">
+                      <a:avLst/>
+                    </a:prstGeom>
+                  </pic:spPr>
+                </pic:pic>
+              </a:graphicData>
+            </a:graphic>
+          </wp:inline>
+        </w:drawing>
+      </w:r>
+    </w:p>
+    <w:p>
+      <w:pPr>
+        <w:pStyle w:val="ab"/>
+        <w:jc w:val="center"/>
+      </w:pPr>
+      <w:r>
+        <w:t xml:space="preserve">Рисунок </w:t>
+      </w:r>
+      <w:r>
+        <w:t xml:space="preserve">8. </w:t>
+      </w:r>
+      <w:r>
+        <w:rPr>
+          <w:lang w:val="en-US"/>
+        </w:rPr>
+        <w:t>Sprite</w:t>
+      </w:r>
+      <w:r>
+        <w:t xml:space="preserve"> </w:t>
+      </w:r>
+      <w:r>
+        <w:rPr>
+          <w:lang w:val="en-US"/>
+        </w:rPr>
+        <w:t>Renderer</w:t>
+      </w:r>
+    </w:p>
+    <w:p>
+      <w:pPr>
+        <w:ind w:firstLine="708"/>
+        <w:rPr>
+          <w:rFonts w:eastAsia="Times New Roman" w:cs="Times New Roman"/>
+          <w:kern w:val="36"/>
+          <w:szCs w:val="48"/>
+          <w:lang w:eastAsia="ru-RU"/>
+          <w14:ligatures w14:val="none"/>
+        </w:rPr>
+      </w:pPr>
+      <w:r>
+        <w:rPr>
+          <w:rFonts w:eastAsia="Times New Roman" w:cs="Times New Roman"/>
+          <w:kern w:val="36"/>
+          <w:szCs w:val="48"/>
+          <w:lang w:eastAsia="ru-RU"/>
+          <w14:ligatures w14:val="none"/>
+        </w:rPr>
+        <w:t>Д</w:t>
+      </w:r>
+      <w:r>
+        <w:rPr>
+          <w:rFonts w:eastAsia="Times New Roman" w:cs="Times New Roman"/>
+          <w:kern w:val="36"/>
+          <w:szCs w:val="48"/>
+          <w:lang w:eastAsia="ru-RU"/>
+          <w14:ligatures w14:val="none"/>
+        </w:rPr>
+        <w:t>ля нарезки изображения на отдельные спрайты</w:t>
+      </w:r>
+      <w:r>
+        <w:rPr>
+          <w:rFonts w:eastAsia="Times New Roman" w:cs="Times New Roman"/>
+          <w:kern w:val="36"/>
+          <w:szCs w:val="48"/>
+          <w:lang w:eastAsia="ru-RU"/>
+          <w14:ligatures w14:val="none"/>
+        </w:rPr>
+        <w:t xml:space="preserve"> используется инструмент </w:t>
+      </w:r>
+      <w:proofErr w:type="spellStart"/>
+      <w:r>
+        <w:rPr>
+          <w:rFonts w:eastAsia="Times New Roman" w:cs="Times New Roman"/>
+          <w:kern w:val="36"/>
+          <w:szCs w:val="48"/>
+          <w:lang w:eastAsia="ru-RU"/>
+          <w14:ligatures w14:val="none"/>
+        </w:rPr>
+        <w:t>Sp</w:t>
+      </w:r>
+      <w:proofErr w:type="spellEnd"/>
+      <w:r>
+        <w:rPr>
+          <w:rFonts w:eastAsia="Times New Roman" w:cs="Times New Roman"/>
+          <w:kern w:val="36"/>
+          <w:szCs w:val="48"/>
+          <w:lang w:val="en-US" w:eastAsia="ru-RU"/>
+          <w14:ligatures w14:val="none"/>
+        </w:rPr>
+        <w:t>r</w:t>
+      </w:r>
+      <w:proofErr w:type="spellStart"/>
+      <w:r>
+        <w:rPr>
+          <w:rFonts w:eastAsia="Times New Roman" w:cs="Times New Roman"/>
+          <w:kern w:val="36"/>
+          <w:szCs w:val="48"/>
+          <w:lang w:eastAsia="ru-RU"/>
+          <w14:ligatures w14:val="none"/>
+        </w:rPr>
+        <w:t>ite</w:t>
+      </w:r>
+      <w:proofErr w:type="spellEnd"/>
+      <w:r>
+        <w:rPr>
+          <w:rFonts w:eastAsia="Times New Roman" w:cs="Times New Roman"/>
+          <w:kern w:val="36"/>
+          <w:szCs w:val="48"/>
+          <w:lang w:eastAsia="ru-RU"/>
+          <w14:ligatures w14:val="none"/>
+        </w:rPr>
+        <w:t xml:space="preserve"> Editor. </w:t>
+      </w:r>
+      <w:r>
+        <w:rPr>
+          <w:rFonts w:eastAsia="Times New Roman" w:cs="Times New Roman"/>
+          <w:kern w:val="36"/>
+          <w:szCs w:val="48"/>
+          <w:lang w:eastAsia="ru-RU"/>
+          <w14:ligatures w14:val="none"/>
+        </w:rPr>
+        <w:t>Н</w:t>
+      </w:r>
+      <w:r>
+        <w:rPr>
+          <w:rFonts w:eastAsia="Times New Roman" w:cs="Times New Roman"/>
+          <w:kern w:val="36"/>
+          <w:szCs w:val="48"/>
+          <w:lang w:eastAsia="ru-RU"/>
+          <w14:ligatures w14:val="none"/>
+        </w:rPr>
+        <w:t>еобходимост</w:t>
+      </w:r>
+      <w:r>
+        <w:rPr>
+          <w:rFonts w:eastAsia="Times New Roman" w:cs="Times New Roman"/>
+          <w:kern w:val="36"/>
+          <w:szCs w:val="48"/>
+          <w:lang w:eastAsia="ru-RU"/>
+          <w14:ligatures w14:val="none"/>
+        </w:rPr>
+        <w:t>ь</w:t>
+      </w:r>
+      <w:r>
+        <w:rPr>
+          <w:rFonts w:eastAsia="Times New Roman" w:cs="Times New Roman"/>
+          <w:kern w:val="36"/>
+          <w:szCs w:val="48"/>
+          <w:lang w:eastAsia="ru-RU"/>
+          <w14:ligatures w14:val="none"/>
+        </w:rPr>
+        <w:t xml:space="preserve"> создавать отдельные файлы изображений для каждого спрайта</w:t>
+      </w:r>
+      <w:r>
+        <w:rPr>
+          <w:rFonts w:eastAsia="Times New Roman" w:cs="Times New Roman"/>
+          <w:kern w:val="36"/>
+          <w:szCs w:val="48"/>
+          <w:lang w:eastAsia="ru-RU"/>
+          <w14:ligatures w14:val="none"/>
+        </w:rPr>
+        <w:t xml:space="preserve"> отсутствует</w:t>
+      </w:r>
+      <w:r>
+        <w:rPr>
+          <w:rFonts w:eastAsia="Times New Roman" w:cs="Times New Roman"/>
+          <w:kern w:val="36"/>
+          <w:szCs w:val="48"/>
+          <w:lang w:eastAsia="ru-RU"/>
+          <w14:ligatures w14:val="none"/>
+        </w:rPr>
+        <w:t>, можно просто хранить всё в едином изображении, которое в дальнейшем можно просто нарезать.  Так часто поступают при создании 2D персонажей, где все его части и кадры анимации хранятся на едином изображении.</w:t>
+      </w:r>
+    </w:p>
+    <w:p>
+      <w:pPr>
+        <w:keepNext/>
+        <w:ind w:firstLine="708"/>
+        <w:jc w:val="center"/>
+      </w:pPr>
+      <w:r>
+        <w:rPr>
+          <w:rFonts w:eastAsia="Times New Roman" w:cs="Times New Roman"/>
+          <w:noProof/>
+          <w:kern w:val="36"/>
+          <w:szCs w:val="48"/>
+          <w:lang w:eastAsia="ru-RU"/>
+          <w14:ligatures w14:val="none"/>
+        </w:rPr>
+        <w:drawing>
+          <wp:inline distT="0" distB="0" distL="0" distR="0" wp14:anchorId="5CCE0243" wp14:editId="6639993B">
+            <wp:extent cx="4870410" cy="1676400"/>
+            <wp:effectExtent l="0" t="0" r="6985" b="0"/>
+            <wp:docPr id="13" name="Рисунок 13"/>
+            <wp:cNvGraphicFramePr>
+              <a:graphicFrameLocks xmlns:a="http://schemas.openxmlformats.org/drawingml/2006/main" noChangeAspect="1"/>
+            </wp:cNvGraphicFramePr>
+            <a:graphic xmlns:a="http://schemas.openxmlformats.org/drawingml/2006/main">
+              <a:graphicData uri="http://schemas.openxmlformats.org/drawingml/2006/picture">
+                <pic:pic xmlns:pic="http://schemas.openxmlformats.org/drawingml/2006/picture">
+                  <pic:nvPicPr>
+                    <pic:cNvPr id="1" name=""/>
+                    <pic:cNvPicPr/>
+                  </pic:nvPicPr>
+                  <pic:blipFill>
+                    <a:blip r:embed="rId17"/>
+                    <a:stretch>
+                      <a:fillRect/>
+                    </a:stretch>
+                  </pic:blipFill>
+                  <pic:spPr>
+                    <a:xfrm>
+                      <a:off x="0" y="0"/>
                       <a:ext cx="4909958" cy="1690012"/>
                     </a:xfrm>
                     <a:prstGeom prst="rect">
@@ -7489,13 +7236,7 @@
         <w:rPr>
           <w:lang w:val="en-US"/>
         </w:rPr>
-        <w:t>9. Sprite Edito</w:t>
-      </w:r>
-      <w:r>
-        <w:rPr>
-          <w:lang w:val="en-US"/>
-        </w:rPr>
-        <w:t>r</w:t>
+        <w:t>9. Sprite Editor</w:t>
       </w:r>
     </w:p>
     <w:p>
@@ -7584,7 +7325,7 @@
           <w14:ligatures w14:val="none"/>
         </w:rPr>
         <w:drawing>
-          <wp:inline distT="0" distB="0" distL="0" distR="0" wp14:anchorId="1E29B1EB" wp14:editId="409B3D04">
+          <wp:inline distT="0" distB="0" distL="0" distR="0" wp14:anchorId="4AB864EB" wp14:editId="1F046836">
             <wp:extent cx="5940425" cy="3277870"/>
             <wp:effectExtent l="0" t="0" r="3175" b="0"/>
             <wp:docPr id="1571577846" name="Рисунок 1"/>
@@ -7599,7 +7340,7 @@
                     <pic:cNvPicPr/>
                   </pic:nvPicPr>
                   <pic:blipFill>
-                    <a:blip r:embed="rId17">
+                    <a:blip r:embed="rId18">
                       <a:extLst>
                         <a:ext uri="{28A0092B-C50C-407E-A947-70E740481C1C}">
                           <a14:useLocalDpi xmlns:a14="http://schemas.microsoft.com/office/drawing/2010/main" val="0"/>
@@ -7661,7 +7402,77 @@
     <w:p>
       <w:r>
         <w:tab/>
-        <w:t>В процессе разработки игры потребовалось создать несколько пользовательских компонентов, чтобы реализовать необходимые функции и поведения игровых объектов. Создание пользовательских компонентов в Unity позволяет расширить функциональность стандартных компонентов и создать уникальные элементы игры.</w:t>
+        <w:t xml:space="preserve">В процессе разработки игры потребовалось создать несколько пользовательских компонентов, чтобы реализовать необходимые функции и поведения игровых объектов. </w:t>
+      </w:r>
+      <w:r>
+        <w:rPr>
+          <w:color w:val="FF0000"/>
+        </w:rPr>
+        <w:t xml:space="preserve">Объяснить, почему </w:t>
+      </w:r>
+      <w:r>
+        <w:rPr>
+          <w:color w:val="FF0000"/>
+          <w:lang w:val="en-US"/>
+        </w:rPr>
+        <w:t>RB</w:t>
+      </w:r>
+      <w:r>
+        <w:rPr>
+          <w:color w:val="FF0000"/>
+        </w:rPr>
+        <w:t>2 не используется</w:t>
+      </w:r>
+      <w:r>
+        <w:rPr>
+          <w:color w:val="FF0000"/>
+        </w:rPr>
+        <w:t xml:space="preserve">. Чаще всего используется </w:t>
+      </w:r>
+      <w:proofErr w:type="spellStart"/>
+      <w:r>
+        <w:rPr>
+          <w:color w:val="FF0000"/>
+          <w:lang w:val="en-US"/>
+        </w:rPr>
+        <w:t>rb</w:t>
+      </w:r>
+      <w:proofErr w:type="spellEnd"/>
+      <w:r>
+        <w:rPr>
+          <w:color w:val="FF0000"/>
+        </w:rPr>
+        <w:t xml:space="preserve">2 для мнимого упрощения разработки, так как ему не нужно описывать физическое движение самостоятельно, достаточно вызвать необходимый метод. Однако, это не значит, что использовать </w:t>
+      </w:r>
+      <w:proofErr w:type="spellStart"/>
+      <w:r>
+        <w:rPr>
+          <w:color w:val="FF0000"/>
+          <w:lang w:val="en-US"/>
+        </w:rPr>
+        <w:t>rb</w:t>
+      </w:r>
+      <w:proofErr w:type="spellEnd"/>
+      <w:r>
+        <w:rPr>
+          <w:color w:val="FF0000"/>
+        </w:rPr>
+        <w:t xml:space="preserve">2 не   </w:t>
+      </w:r>
+      <w:r>
+        <w:rPr>
+          <w:color w:val="FF0000"/>
+        </w:rPr>
+        <w:t>нужно вовсе. Напротив, … (физика коробки бочки, ну ты поняла - разберешься)</w:t>
+      </w:r>
+    </w:p>
+    <w:p/>
+    <w:p>
+      <w:pPr>
+        <w:ind w:firstLine="708"/>
+      </w:pPr>
+      <w:r>
+        <w:t>Создание пользовательских компонентов в Unity позволяет расширить функциональность стандартных компонентов и создать уникальные элементы игры.</w:t>
       </w:r>
     </w:p>
     <w:p>
@@ -7759,27 +7570,20 @@
         </w:numPr>
       </w:pPr>
       <w:r>
+        <w:lastRenderedPageBreak/>
         <w:t>Присоединение компонента к игровому объекту: после написания кода мы присоединяем компонент к игровому объекту, выбрав его в инспекторе Unity и перетащив скрипт на объект.</w:t>
       </w:r>
     </w:p>
     <w:p>
       <w:r>
         <w:tab/>
-      </w:r>
-      <w:r>
         <w:t xml:space="preserve">Создание пользовательских компонентов в Unity позволяет нам создать уникальные элементы игры и реализовать необходимые функции и поведения игровых объектов. </w:t>
       </w:r>
     </w:p>
     <w:p>
       <w:r>
         <w:tab/>
-        <w:t>В Unity</w:t>
-      </w:r>
-      <w:r>
-        <w:t xml:space="preserve"> многие</w:t>
-      </w:r>
-      <w:r>
-        <w:t xml:space="preserve"> пользовательские компоненты, как правило, наследуются от класса </w:t>
+        <w:t xml:space="preserve">В Unity многие пользовательские компоненты, как правило, наследуются от класса </w:t>
       </w:r>
       <w:r>
         <w:rPr>
@@ -7789,11 +7593,7 @@
         <w:t>MonoBehaviour</w:t>
       </w:r>
       <w:r>
-        <w:t xml:space="preserve">. Этот класс предоставляет базовую </w:t>
-      </w:r>
-      <w:r>
-        <w:lastRenderedPageBreak/>
-        <w:t>функциональность для работы с игровыми объектами (</w:t>
+        <w:t>. Этот класс предоставляет базовую функциональность для работы с игровыми объектами (</w:t>
       </w:r>
       <w:r>
         <w:rPr>
@@ -7859,10 +7659,7 @@
         <w:t>ScriptableObject</w:t>
       </w:r>
       <w:r>
-        <w:t xml:space="preserve"> используется для создания настраиваемых данных, которые определяют поведение физики объектов в игре. Например, это может быть конфигурация параметров, таких как масса, сила гравитации, трение, скорость движения или параметры прыжка. </w:t>
-      </w:r>
-      <w:r>
-        <w:t xml:space="preserve">Эти данные затем подключаются к компоненту, отвечающему за физику, что упрощает настройку и балансировку игры. Это особенно полезно в Unity, так как ScriptableObject позволяет хранить данные вне сцены, делая их централизованными и легко редактируемыми </w:t>
+        <w:t xml:space="preserve"> используется для создания настраиваемых данных, которые определяют поведение физики объектов в игре. Например, это может быть конфигурация параметров, таких как масса, сила гравитации, трение, скорость движения или параметры прыжка. Эти данные затем подключаются к компоненту, отвечающему за физику, что упрощает настройку и балансировку игры. Это особенно полезно в Unity, так как ScriptableObject позволяет хранить данные вне сцены, делая их централизованными и легко редактируемыми </w:t>
       </w:r>
       <w:proofErr w:type="gramStart"/>
       <w:r>
@@ -7870,10 +7667,7 @@
       </w:r>
       <w:proofErr w:type="gramEnd"/>
       <w:r>
-        <w:t xml:space="preserve">. </w:t>
-      </w:r>
-      <w:r>
-        <w:t>Использование ScriptableObject позволяет легко модифицировать и переиспользовать физические характеристики для различных объектов (например, игрока) без необходимости дублировать код.</w:t>
+        <w:t>. Использование ScriptableObject позволяет легко модифицировать и переиспользовать физические характеристики для различных объектов (например, игрока) без необходимости дублировать код.</w:t>
       </w:r>
     </w:p>
     <w:p>
@@ -7885,6 +7679,33 @@
     <w:p/>
     <w:p/>
     <w:p/>
+    <w:p>
+      <w:pPr>
+        <w:pStyle w:val="1"/>
+      </w:pPr>
+      <w:r>
+        <w:lastRenderedPageBreak/>
+        <w:t>Реализация</w:t>
+      </w:r>
+    </w:p>
+    <w:p>
+      <w:pPr>
+        <w:pStyle w:val="1"/>
+        <w:numPr>
+          <w:ilvl w:val="0"/>
+          <w:numId w:val="0"/>
+        </w:numPr>
+        <w:ind w:left="720"/>
+        <w:jc w:val="both"/>
+      </w:pPr>
+    </w:p>
+    <w:p>
+      <w:pPr>
+        <w:rPr>
+          <w:lang w:val="en-US"/>
+        </w:rPr>
+      </w:pPr>
+    </w:p>
     <w:sectPr>
       <w:pgSz w:w="11906" w:h="16838"/>
       <w:pgMar w:top="1134" w:right="850" w:bottom="1134" w:left="1701" w:header="708" w:footer="708" w:gutter="0"/>

--- a/srw.docx
+++ b/srw.docx
@@ -599,7 +599,11 @@
               <w:iCs w:val="0"/>
               <w:noProof/>
               <w:color w:val="auto"/>
+              <w:kern w:val="0"/>
+              <w:sz w:val="22"/>
+              <w:szCs w:val="22"/>
               <w:lang w:eastAsia="ru-RU"/>
+              <w14:ligatures w14:val="none"/>
             </w:rPr>
           </w:pPr>
           <w:r>
@@ -623,20 +627,16 @@
             </w:rPr>
             <w:fldChar w:fldCharType="separate"/>
           </w:r>
-          <w:hyperlink w:anchor="_Toc185945898" w:history="1">
+          <w:hyperlink w:anchor="_Toc188503216" w:history="1">
             <w:r>
               <w:rPr>
                 <w:rStyle w:val="a8"/>
-                <w:b w:val="0"/>
-                <w:bCs w:val="0"/>
                 <w:noProof/>
               </w:rPr>
               <w:t>Введение</w:t>
             </w:r>
             <w:r>
               <w:rPr>
-                <w:b w:val="0"/>
-                <w:bCs w:val="0"/>
                 <w:noProof/>
                 <w:webHidden/>
               </w:rPr>
@@ -644,8 +644,6 @@
             </w:r>
             <w:r>
               <w:rPr>
-                <w:b w:val="0"/>
-                <w:bCs w:val="0"/>
                 <w:noProof/>
                 <w:webHidden/>
               </w:rPr>
@@ -653,25 +651,19 @@
             </w:r>
             <w:r>
               <w:rPr>
-                <w:b w:val="0"/>
-                <w:bCs w:val="0"/>
                 <w:noProof/>
                 <w:webHidden/>
               </w:rPr>
-              <w:instrText xml:space="preserve"> PAGEREF _Toc185945898 \h </w:instrText>
-            </w:r>
-            <w:r>
-              <w:rPr>
-                <w:b w:val="0"/>
-                <w:bCs w:val="0"/>
+              <w:instrText xml:space="preserve"> PAGEREF _Toc188503216 \h </w:instrText>
+            </w:r>
+            <w:r>
+              <w:rPr>
                 <w:noProof/>
                 <w:webHidden/>
               </w:rPr>
             </w:r>
             <w:r>
               <w:rPr>
-                <w:b w:val="0"/>
-                <w:bCs w:val="0"/>
                 <w:noProof/>
                 <w:webHidden/>
               </w:rPr>
@@ -679,8 +671,6 @@
             </w:r>
             <w:r>
               <w:rPr>
-                <w:b w:val="0"/>
-                <w:bCs w:val="0"/>
                 <w:noProof/>
                 <w:webHidden/>
               </w:rPr>
@@ -688,8 +678,6 @@
             </w:r>
             <w:r>
               <w:rPr>
-                <w:b w:val="0"/>
-                <w:bCs w:val="0"/>
                 <w:noProof/>
                 <w:webHidden/>
               </w:rPr>
@@ -712,15 +700,17 @@
               <w:iCs w:val="0"/>
               <w:noProof/>
               <w:color w:val="auto"/>
+              <w:kern w:val="0"/>
+              <w:sz w:val="22"/>
+              <w:szCs w:val="22"/>
               <w:lang w:eastAsia="ru-RU"/>
+              <w14:ligatures w14:val="none"/>
             </w:rPr>
           </w:pPr>
-          <w:hyperlink w:anchor="_Toc185945899" w:history="1">
+          <w:hyperlink w:anchor="_Toc188503217" w:history="1">
             <w:r>
               <w:rPr>
                 <w:rStyle w:val="a8"/>
-                <w:b w:val="0"/>
-                <w:bCs w:val="0"/>
                 <w:noProof/>
               </w:rPr>
               <w:t>1.</w:t>
@@ -734,23 +724,23 @@
                 <w:iCs w:val="0"/>
                 <w:noProof/>
                 <w:color w:val="auto"/>
+                <w:kern w:val="0"/>
+                <w:sz w:val="22"/>
+                <w:szCs w:val="22"/>
                 <w:lang w:eastAsia="ru-RU"/>
+                <w14:ligatures w14:val="none"/>
               </w:rPr>
               <w:tab/>
             </w:r>
             <w:r>
               <w:rPr>
                 <w:rStyle w:val="a8"/>
-                <w:b w:val="0"/>
-                <w:bCs w:val="0"/>
                 <w:noProof/>
               </w:rPr>
               <w:t>Актуальность жанра платформер</w:t>
             </w:r>
             <w:r>
               <w:rPr>
-                <w:b w:val="0"/>
-                <w:bCs w:val="0"/>
                 <w:noProof/>
                 <w:webHidden/>
               </w:rPr>
@@ -758,8 +748,6 @@
             </w:r>
             <w:r>
               <w:rPr>
-                <w:b w:val="0"/>
-                <w:bCs w:val="0"/>
                 <w:noProof/>
                 <w:webHidden/>
               </w:rPr>
@@ -767,25 +755,19 @@
             </w:r>
             <w:r>
               <w:rPr>
-                <w:b w:val="0"/>
-                <w:bCs w:val="0"/>
                 <w:noProof/>
                 <w:webHidden/>
               </w:rPr>
-              <w:instrText xml:space="preserve"> PAGEREF _Toc185945899 \h </w:instrText>
-            </w:r>
-            <w:r>
-              <w:rPr>
-                <w:b w:val="0"/>
-                <w:bCs w:val="0"/>
+              <w:instrText xml:space="preserve"> PAGEREF _Toc188503217 \h </w:instrText>
+            </w:r>
+            <w:r>
+              <w:rPr>
                 <w:noProof/>
                 <w:webHidden/>
               </w:rPr>
             </w:r>
             <w:r>
               <w:rPr>
-                <w:b w:val="0"/>
-                <w:bCs w:val="0"/>
                 <w:noProof/>
                 <w:webHidden/>
               </w:rPr>
@@ -793,8 +775,6 @@
             </w:r>
             <w:r>
               <w:rPr>
-                <w:b w:val="0"/>
-                <w:bCs w:val="0"/>
                 <w:noProof/>
                 <w:webHidden/>
               </w:rPr>
@@ -802,8 +782,6 @@
             </w:r>
             <w:r>
               <w:rPr>
-                <w:b w:val="0"/>
-                <w:bCs w:val="0"/>
                 <w:noProof/>
                 <w:webHidden/>
               </w:rPr>
@@ -826,15 +804,17 @@
               <w:iCs w:val="0"/>
               <w:noProof/>
               <w:color w:val="auto"/>
+              <w:kern w:val="0"/>
+              <w:sz w:val="22"/>
+              <w:szCs w:val="22"/>
               <w:lang w:eastAsia="ru-RU"/>
+              <w14:ligatures w14:val="none"/>
             </w:rPr>
           </w:pPr>
-          <w:hyperlink w:anchor="_Toc185945900" w:history="1">
+          <w:hyperlink w:anchor="_Toc188503218" w:history="1">
             <w:r>
               <w:rPr>
                 <w:rStyle w:val="a8"/>
-                <w:b w:val="0"/>
-                <w:bCs w:val="0"/>
                 <w:noProof/>
               </w:rPr>
               <w:t>2.</w:t>
@@ -848,23 +828,23 @@
                 <w:iCs w:val="0"/>
                 <w:noProof/>
                 <w:color w:val="auto"/>
+                <w:kern w:val="0"/>
+                <w:sz w:val="22"/>
+                <w:szCs w:val="22"/>
                 <w:lang w:eastAsia="ru-RU"/>
+                <w14:ligatures w14:val="none"/>
               </w:rPr>
               <w:tab/>
             </w:r>
             <w:r>
               <w:rPr>
                 <w:rStyle w:val="a8"/>
-                <w:b w:val="0"/>
-                <w:bCs w:val="0"/>
                 <w:noProof/>
               </w:rPr>
               <w:t>Анализ и проектирование</w:t>
             </w:r>
             <w:r>
               <w:rPr>
-                <w:b w:val="0"/>
-                <w:bCs w:val="0"/>
                 <w:noProof/>
                 <w:webHidden/>
               </w:rPr>
@@ -872,8 +852,6 @@
             </w:r>
             <w:r>
               <w:rPr>
-                <w:b w:val="0"/>
-                <w:bCs w:val="0"/>
                 <w:noProof/>
                 <w:webHidden/>
               </w:rPr>
@@ -881,25 +859,19 @@
             </w:r>
             <w:r>
               <w:rPr>
-                <w:b w:val="0"/>
-                <w:bCs w:val="0"/>
                 <w:noProof/>
                 <w:webHidden/>
               </w:rPr>
-              <w:instrText xml:space="preserve"> PAGEREF _Toc185945900 \h </w:instrText>
-            </w:r>
-            <w:r>
-              <w:rPr>
-                <w:b w:val="0"/>
-                <w:bCs w:val="0"/>
+              <w:instrText xml:space="preserve"> PAGEREF _Toc188503218 \h </w:instrText>
+            </w:r>
+            <w:r>
+              <w:rPr>
                 <w:noProof/>
                 <w:webHidden/>
               </w:rPr>
             </w:r>
             <w:r>
               <w:rPr>
-                <w:b w:val="0"/>
-                <w:bCs w:val="0"/>
                 <w:noProof/>
                 <w:webHidden/>
               </w:rPr>
@@ -907,8 +879,6 @@
             </w:r>
             <w:r>
               <w:rPr>
-                <w:b w:val="0"/>
-                <w:bCs w:val="0"/>
                 <w:noProof/>
                 <w:webHidden/>
               </w:rPr>
@@ -916,8 +886,6 @@
             </w:r>
             <w:r>
               <w:rPr>
-                <w:b w:val="0"/>
-                <w:bCs w:val="0"/>
                 <w:noProof/>
                 <w:webHidden/>
               </w:rPr>
@@ -938,17 +906,15 @@
               <w:bCs w:val="0"/>
               <w:noProof/>
               <w:color w:val="auto"/>
-              <w:sz w:val="24"/>
-              <w:szCs w:val="24"/>
+              <w:kern w:val="0"/>
               <w:lang w:eastAsia="ru-RU"/>
+              <w14:ligatures w14:val="none"/>
             </w:rPr>
           </w:pPr>
-          <w:hyperlink w:anchor="_Toc185945901" w:history="1">
+          <w:hyperlink w:anchor="_Toc188503219" w:history="1">
             <w:r>
               <w:rPr>
                 <w:rStyle w:val="a8"/>
-                <w:b w:val="0"/>
-                <w:bCs w:val="0"/>
                 <w:noProof/>
               </w:rPr>
               <w:t>2.1</w:t>
@@ -960,25 +926,21 @@
                 <w:bCs w:val="0"/>
                 <w:noProof/>
                 <w:color w:val="auto"/>
-                <w:sz w:val="24"/>
-                <w:szCs w:val="24"/>
+                <w:kern w:val="0"/>
                 <w:lang w:eastAsia="ru-RU"/>
+                <w14:ligatures w14:val="none"/>
               </w:rPr>
               <w:tab/>
             </w:r>
             <w:r>
               <w:rPr>
                 <w:rStyle w:val="a8"/>
-                <w:b w:val="0"/>
-                <w:bCs w:val="0"/>
                 <w:noProof/>
               </w:rPr>
               <w:t>Анализ существующих игр</w:t>
             </w:r>
             <w:r>
               <w:rPr>
-                <w:b w:val="0"/>
-                <w:bCs w:val="0"/>
                 <w:noProof/>
                 <w:webHidden/>
               </w:rPr>
@@ -986,8 +948,6 @@
             </w:r>
             <w:r>
               <w:rPr>
-                <w:b w:val="0"/>
-                <w:bCs w:val="0"/>
                 <w:noProof/>
                 <w:webHidden/>
               </w:rPr>
@@ -995,25 +955,19 @@
             </w:r>
             <w:r>
               <w:rPr>
-                <w:b w:val="0"/>
-                <w:bCs w:val="0"/>
                 <w:noProof/>
                 <w:webHidden/>
               </w:rPr>
-              <w:instrText xml:space="preserve"> PAGEREF _Toc185945901 \h </w:instrText>
-            </w:r>
-            <w:r>
-              <w:rPr>
-                <w:b w:val="0"/>
-                <w:bCs w:val="0"/>
+              <w:instrText xml:space="preserve"> PAGEREF _Toc188503219 \h </w:instrText>
+            </w:r>
+            <w:r>
+              <w:rPr>
                 <w:noProof/>
                 <w:webHidden/>
               </w:rPr>
             </w:r>
             <w:r>
               <w:rPr>
-                <w:b w:val="0"/>
-                <w:bCs w:val="0"/>
                 <w:noProof/>
                 <w:webHidden/>
               </w:rPr>
@@ -1021,8 +975,6 @@
             </w:r>
             <w:r>
               <w:rPr>
-                <w:b w:val="0"/>
-                <w:bCs w:val="0"/>
                 <w:noProof/>
                 <w:webHidden/>
               </w:rPr>
@@ -1030,8 +982,6 @@
             </w:r>
             <w:r>
               <w:rPr>
-                <w:b w:val="0"/>
-                <w:bCs w:val="0"/>
                 <w:noProof/>
                 <w:webHidden/>
               </w:rPr>
@@ -1052,17 +1002,15 @@
               <w:bCs w:val="0"/>
               <w:noProof/>
               <w:color w:val="auto"/>
-              <w:sz w:val="24"/>
-              <w:szCs w:val="24"/>
+              <w:kern w:val="0"/>
               <w:lang w:eastAsia="ru-RU"/>
+              <w14:ligatures w14:val="none"/>
             </w:rPr>
           </w:pPr>
-          <w:hyperlink w:anchor="_Toc185945902" w:history="1">
+          <w:hyperlink w:anchor="_Toc188503220" w:history="1">
             <w:r>
               <w:rPr>
                 <w:rStyle w:val="a8"/>
-                <w:b w:val="0"/>
-                <w:bCs w:val="0"/>
                 <w:noProof/>
               </w:rPr>
               <w:t>2.2</w:t>
@@ -1074,25 +1022,21 @@
                 <w:bCs w:val="0"/>
                 <w:noProof/>
                 <w:color w:val="auto"/>
-                <w:sz w:val="24"/>
-                <w:szCs w:val="24"/>
+                <w:kern w:val="0"/>
                 <w:lang w:eastAsia="ru-RU"/>
+                <w14:ligatures w14:val="none"/>
               </w:rPr>
               <w:tab/>
             </w:r>
             <w:r>
               <w:rPr>
                 <w:rStyle w:val="a8"/>
-                <w:b w:val="0"/>
-                <w:bCs w:val="0"/>
-                <w:noProof/>
-              </w:rPr>
-              <w:t>Концепция прототипа модуля управления персонажем</w:t>
-            </w:r>
-            <w:r>
-              <w:rPr>
-                <w:b w:val="0"/>
-                <w:bCs w:val="0"/>
+                <w:noProof/>
+              </w:rPr>
+              <w:t>Концепция прототипа контроллера персонажа</w:t>
+            </w:r>
+            <w:r>
+              <w:rPr>
                 <w:noProof/>
                 <w:webHidden/>
               </w:rPr>
@@ -1100,8 +1044,6 @@
             </w:r>
             <w:r>
               <w:rPr>
-                <w:b w:val="0"/>
-                <w:bCs w:val="0"/>
                 <w:noProof/>
                 <w:webHidden/>
               </w:rPr>
@@ -1109,25 +1051,19 @@
             </w:r>
             <w:r>
               <w:rPr>
-                <w:b w:val="0"/>
-                <w:bCs w:val="0"/>
                 <w:noProof/>
                 <w:webHidden/>
               </w:rPr>
-              <w:instrText xml:space="preserve"> PAGEREF _Toc185945902 \h </w:instrText>
-            </w:r>
-            <w:r>
-              <w:rPr>
-                <w:b w:val="0"/>
-                <w:bCs w:val="0"/>
+              <w:instrText xml:space="preserve"> PAGEREF _Toc188503220 \h </w:instrText>
+            </w:r>
+            <w:r>
+              <w:rPr>
                 <w:noProof/>
                 <w:webHidden/>
               </w:rPr>
             </w:r>
             <w:r>
               <w:rPr>
-                <w:b w:val="0"/>
-                <w:bCs w:val="0"/>
                 <w:noProof/>
                 <w:webHidden/>
               </w:rPr>
@@ -1135,17 +1071,13 @@
             </w:r>
             <w:r>
               <w:rPr>
-                <w:b w:val="0"/>
-                <w:bCs w:val="0"/>
                 <w:noProof/>
                 <w:webHidden/>
               </w:rPr>
-              <w:t>7</w:t>
-            </w:r>
-            <w:r>
-              <w:rPr>
-                <w:b w:val="0"/>
-                <w:bCs w:val="0"/>
+              <w:t>6</w:t>
+            </w:r>
+            <w:r>
+              <w:rPr>
                 <w:noProof/>
                 <w:webHidden/>
               </w:rPr>
@@ -1166,17 +1098,15 @@
               <w:bCs w:val="0"/>
               <w:noProof/>
               <w:color w:val="auto"/>
-              <w:sz w:val="24"/>
-              <w:szCs w:val="24"/>
+              <w:kern w:val="0"/>
               <w:lang w:eastAsia="ru-RU"/>
+              <w14:ligatures w14:val="none"/>
             </w:rPr>
           </w:pPr>
-          <w:hyperlink w:anchor="_Toc185945903" w:history="1">
+          <w:hyperlink w:anchor="_Toc188503221" w:history="1">
             <w:r>
               <w:rPr>
                 <w:rStyle w:val="a8"/>
-                <w:b w:val="0"/>
-                <w:bCs w:val="0"/>
                 <w:noProof/>
               </w:rPr>
               <w:t>2.3</w:t>
@@ -1188,25 +1118,21 @@
                 <w:bCs w:val="0"/>
                 <w:noProof/>
                 <w:color w:val="auto"/>
-                <w:sz w:val="24"/>
-                <w:szCs w:val="24"/>
+                <w:kern w:val="0"/>
                 <w:lang w:eastAsia="ru-RU"/>
+                <w14:ligatures w14:val="none"/>
               </w:rPr>
               <w:tab/>
             </w:r>
             <w:r>
               <w:rPr>
                 <w:rStyle w:val="a8"/>
-                <w:b w:val="0"/>
-                <w:bCs w:val="0"/>
                 <w:noProof/>
               </w:rPr>
               <w:t>Проектирование основных механик</w:t>
             </w:r>
             <w:r>
               <w:rPr>
-                <w:b w:val="0"/>
-                <w:bCs w:val="0"/>
                 <w:noProof/>
                 <w:webHidden/>
               </w:rPr>
@@ -1214,8 +1140,6 @@
             </w:r>
             <w:r>
               <w:rPr>
-                <w:b w:val="0"/>
-                <w:bCs w:val="0"/>
                 <w:noProof/>
                 <w:webHidden/>
               </w:rPr>
@@ -1223,25 +1147,19 @@
             </w:r>
             <w:r>
               <w:rPr>
-                <w:b w:val="0"/>
-                <w:bCs w:val="0"/>
                 <w:noProof/>
                 <w:webHidden/>
               </w:rPr>
-              <w:instrText xml:space="preserve"> PAGEREF _Toc185945903 \h </w:instrText>
-            </w:r>
-            <w:r>
-              <w:rPr>
-                <w:b w:val="0"/>
-                <w:bCs w:val="0"/>
+              <w:instrText xml:space="preserve"> PAGEREF _Toc188503221 \h </w:instrText>
+            </w:r>
+            <w:r>
+              <w:rPr>
                 <w:noProof/>
                 <w:webHidden/>
               </w:rPr>
             </w:r>
             <w:r>
               <w:rPr>
-                <w:b w:val="0"/>
-                <w:bCs w:val="0"/>
                 <w:noProof/>
                 <w:webHidden/>
               </w:rPr>
@@ -1249,17 +1167,13 @@
             </w:r>
             <w:r>
               <w:rPr>
-                <w:b w:val="0"/>
-                <w:bCs w:val="0"/>
                 <w:noProof/>
                 <w:webHidden/>
               </w:rPr>
-              <w:t>8</w:t>
-            </w:r>
-            <w:r>
-              <w:rPr>
-                <w:b w:val="0"/>
-                <w:bCs w:val="0"/>
+              <w:t>9</w:t>
+            </w:r>
+            <w:r>
+              <w:rPr>
                 <w:noProof/>
                 <w:webHidden/>
               </w:rPr>
@@ -1280,17 +1194,15 @@
               <w:bCs w:val="0"/>
               <w:noProof/>
               <w:color w:val="auto"/>
-              <w:sz w:val="24"/>
-              <w:szCs w:val="24"/>
+              <w:kern w:val="0"/>
               <w:lang w:eastAsia="ru-RU"/>
+              <w14:ligatures w14:val="none"/>
             </w:rPr>
           </w:pPr>
-          <w:hyperlink w:anchor="_Toc185945904" w:history="1">
+          <w:hyperlink w:anchor="_Toc188503222" w:history="1">
             <w:r>
               <w:rPr>
                 <w:rStyle w:val="a8"/>
-                <w:b w:val="0"/>
-                <w:bCs w:val="0"/>
                 <w:noProof/>
               </w:rPr>
               <w:t>2.4</w:t>
@@ -1302,43 +1214,21 @@
                 <w:bCs w:val="0"/>
                 <w:noProof/>
                 <w:color w:val="auto"/>
-                <w:sz w:val="24"/>
-                <w:szCs w:val="24"/>
+                <w:kern w:val="0"/>
                 <w:lang w:eastAsia="ru-RU"/>
+                <w14:ligatures w14:val="none"/>
               </w:rPr>
               <w:tab/>
             </w:r>
             <w:r>
               <w:rPr>
                 <w:rStyle w:val="a8"/>
-                <w:b w:val="0"/>
-                <w:bCs w:val="0"/>
-                <w:noProof/>
-              </w:rPr>
-              <w:t>Игровой дв</w:t>
-            </w:r>
-            <w:r>
-              <w:rPr>
-                <w:rStyle w:val="a8"/>
-                <w:b w:val="0"/>
-                <w:bCs w:val="0"/>
-                <w:noProof/>
-              </w:rPr>
-              <w:t>и</w:t>
-            </w:r>
-            <w:r>
-              <w:rPr>
-                <w:rStyle w:val="a8"/>
-                <w:b w:val="0"/>
-                <w:bCs w:val="0"/>
-                <w:noProof/>
-              </w:rPr>
-              <w:t>жок</w:t>
-            </w:r>
-            <w:r>
-              <w:rPr>
-                <w:b w:val="0"/>
-                <w:bCs w:val="0"/>
+                <w:noProof/>
+              </w:rPr>
+              <w:t>Игровой движок</w:t>
+            </w:r>
+            <w:r>
+              <w:rPr>
                 <w:noProof/>
                 <w:webHidden/>
               </w:rPr>
@@ -1346,8 +1236,6 @@
             </w:r>
             <w:r>
               <w:rPr>
-                <w:b w:val="0"/>
-                <w:bCs w:val="0"/>
                 <w:noProof/>
                 <w:webHidden/>
               </w:rPr>
@@ -1355,25 +1243,19 @@
             </w:r>
             <w:r>
               <w:rPr>
-                <w:b w:val="0"/>
-                <w:bCs w:val="0"/>
                 <w:noProof/>
                 <w:webHidden/>
               </w:rPr>
-              <w:instrText xml:space="preserve"> PAGEREF _Toc185945904 \h </w:instrText>
-            </w:r>
-            <w:r>
-              <w:rPr>
-                <w:b w:val="0"/>
-                <w:bCs w:val="0"/>
+              <w:instrText xml:space="preserve"> PAGEREF _Toc188503222 \h </w:instrText>
+            </w:r>
+            <w:r>
+              <w:rPr>
                 <w:noProof/>
                 <w:webHidden/>
               </w:rPr>
             </w:r>
             <w:r>
               <w:rPr>
-                <w:b w:val="0"/>
-                <w:bCs w:val="0"/>
                 <w:noProof/>
                 <w:webHidden/>
               </w:rPr>
@@ -1381,17 +1263,13 @@
             </w:r>
             <w:r>
               <w:rPr>
-                <w:b w:val="0"/>
-                <w:bCs w:val="0"/>
                 <w:noProof/>
                 <w:webHidden/>
               </w:rPr>
-              <w:t>10</w:t>
-            </w:r>
-            <w:r>
-              <w:rPr>
-                <w:b w:val="0"/>
-                <w:bCs w:val="0"/>
+              <w:t>11</w:t>
+            </w:r>
+            <w:r>
+              <w:rPr>
                 <w:noProof/>
                 <w:webHidden/>
               </w:rPr>
@@ -1410,12 +1288,14 @@
               <w:rFonts w:eastAsiaTheme="minorEastAsia" w:cstheme="minorBidi"/>
               <w:noProof/>
               <w:color w:val="auto"/>
-              <w:sz w:val="24"/>
-              <w:szCs w:val="24"/>
+              <w:kern w:val="0"/>
+              <w:sz w:val="22"/>
+              <w:szCs w:val="22"/>
               <w:lang w:eastAsia="ru-RU"/>
+              <w14:ligatures w14:val="none"/>
             </w:rPr>
           </w:pPr>
-          <w:hyperlink w:anchor="_Toc185945905" w:history="1">
+          <w:hyperlink w:anchor="_Toc188503223" w:history="1">
             <w:r>
               <w:rPr>
                 <w:rStyle w:val="a8"/>
@@ -1428,9 +1308,11 @@
                 <w:rFonts w:eastAsiaTheme="minorEastAsia" w:cstheme="minorBidi"/>
                 <w:noProof/>
                 <w:color w:val="auto"/>
-                <w:sz w:val="24"/>
-                <w:szCs w:val="24"/>
+                <w:kern w:val="0"/>
+                <w:sz w:val="22"/>
+                <w:szCs w:val="22"/>
                 <w:lang w:eastAsia="ru-RU"/>
+                <w14:ligatures w14:val="none"/>
               </w:rPr>
               <w:tab/>
             </w:r>
@@ -1460,7 +1342,7 @@
                 <w:noProof/>
                 <w:webHidden/>
               </w:rPr>
-              <w:instrText xml:space="preserve"> PAGEREF _Toc185945905 \h </w:instrText>
+              <w:instrText xml:space="preserve"> PAGEREF _Toc188503223 \h </w:instrText>
             </w:r>
             <w:r>
               <w:rPr>
@@ -1504,17 +1386,15 @@
               <w:bCs w:val="0"/>
               <w:noProof/>
               <w:color w:val="auto"/>
-              <w:sz w:val="24"/>
-              <w:szCs w:val="24"/>
+              <w:kern w:val="0"/>
               <w:lang w:eastAsia="ru-RU"/>
+              <w14:ligatures w14:val="none"/>
             </w:rPr>
           </w:pPr>
-          <w:hyperlink w:anchor="_Toc185945906" w:history="1">
+          <w:hyperlink w:anchor="_Toc188503224" w:history="1">
             <w:r>
               <w:rPr>
                 <w:rStyle w:val="a8"/>
-                <w:b w:val="0"/>
-                <w:bCs w:val="0"/>
                 <w:noProof/>
               </w:rPr>
               <w:t>2.5</w:t>
@@ -1526,17 +1406,15 @@
                 <w:bCs w:val="0"/>
                 <w:noProof/>
                 <w:color w:val="auto"/>
-                <w:sz w:val="24"/>
-                <w:szCs w:val="24"/>
+                <w:kern w:val="0"/>
                 <w:lang w:eastAsia="ru-RU"/>
+                <w14:ligatures w14:val="none"/>
               </w:rPr>
               <w:tab/>
             </w:r>
             <w:r>
               <w:rPr>
                 <w:rStyle w:val="a8"/>
-                <w:b w:val="0"/>
-                <w:bCs w:val="0"/>
                 <w:noProof/>
               </w:rPr>
               <w:t xml:space="preserve">Особенности разработки игр на </w:t>
@@ -1544,8 +1422,6 @@
             <w:r>
               <w:rPr>
                 <w:rStyle w:val="a8"/>
-                <w:b w:val="0"/>
-                <w:bCs w:val="0"/>
                 <w:noProof/>
                 <w:lang w:val="en-US"/>
               </w:rPr>
@@ -1553,8 +1429,6 @@
             </w:r>
             <w:r>
               <w:rPr>
-                <w:b w:val="0"/>
-                <w:bCs w:val="0"/>
                 <w:noProof/>
                 <w:webHidden/>
               </w:rPr>
@@ -1562,8 +1436,6 @@
             </w:r>
             <w:r>
               <w:rPr>
-                <w:b w:val="0"/>
-                <w:bCs w:val="0"/>
                 <w:noProof/>
                 <w:webHidden/>
               </w:rPr>
@@ -1571,25 +1443,19 @@
             </w:r>
             <w:r>
               <w:rPr>
-                <w:b w:val="0"/>
-                <w:bCs w:val="0"/>
                 <w:noProof/>
                 <w:webHidden/>
               </w:rPr>
-              <w:instrText xml:space="preserve"> PAGEREF _Toc185945906 \h </w:instrText>
-            </w:r>
-            <w:r>
-              <w:rPr>
-                <w:b w:val="0"/>
-                <w:bCs w:val="0"/>
+              <w:instrText xml:space="preserve"> PAGEREF _Toc188503224 \h </w:instrText>
+            </w:r>
+            <w:r>
+              <w:rPr>
                 <w:noProof/>
                 <w:webHidden/>
               </w:rPr>
             </w:r>
             <w:r>
               <w:rPr>
-                <w:b w:val="0"/>
-                <w:bCs w:val="0"/>
                 <w:noProof/>
                 <w:webHidden/>
               </w:rPr>
@@ -1597,17 +1463,13 @@
             </w:r>
             <w:r>
               <w:rPr>
-                <w:b w:val="0"/>
-                <w:bCs w:val="0"/>
                 <w:noProof/>
                 <w:webHidden/>
               </w:rPr>
-              <w:t>14</w:t>
-            </w:r>
-            <w:r>
-              <w:rPr>
-                <w:b w:val="0"/>
-                <w:bCs w:val="0"/>
+              <w:t>15</w:t>
+            </w:r>
+            <w:r>
+              <w:rPr>
                 <w:noProof/>
                 <w:webHidden/>
               </w:rPr>
@@ -1626,12 +1488,14 @@
               <w:rFonts w:eastAsiaTheme="minorEastAsia" w:cstheme="minorBidi"/>
               <w:noProof/>
               <w:color w:val="auto"/>
-              <w:sz w:val="24"/>
-              <w:szCs w:val="24"/>
+              <w:kern w:val="0"/>
+              <w:sz w:val="22"/>
+              <w:szCs w:val="22"/>
               <w:lang w:eastAsia="ru-RU"/>
+              <w14:ligatures w14:val="none"/>
             </w:rPr>
           </w:pPr>
-          <w:hyperlink w:anchor="_Toc185945907" w:history="1">
+          <w:hyperlink w:anchor="_Toc188503225" w:history="1">
             <w:r>
               <w:rPr>
                 <w:rStyle w:val="a8"/>
@@ -1644,9 +1508,11 @@
                 <w:rFonts w:eastAsiaTheme="minorEastAsia" w:cstheme="minorBidi"/>
                 <w:noProof/>
                 <w:color w:val="auto"/>
-                <w:sz w:val="24"/>
-                <w:szCs w:val="24"/>
+                <w:kern w:val="0"/>
+                <w:sz w:val="22"/>
+                <w:szCs w:val="22"/>
                 <w:lang w:eastAsia="ru-RU"/>
+                <w14:ligatures w14:val="none"/>
               </w:rPr>
               <w:tab/>
             </w:r>
@@ -1676,7 +1542,7 @@
                 <w:noProof/>
                 <w:webHidden/>
               </w:rPr>
-              <w:instrText xml:space="preserve"> PAGEREF _Toc185945907 \h </w:instrText>
+              <w:instrText xml:space="preserve"> PAGEREF _Toc188503225 \h </w:instrText>
             </w:r>
             <w:r>
               <w:rPr>
@@ -1696,7 +1562,7 @@
                 <w:noProof/>
                 <w:webHidden/>
               </w:rPr>
-              <w:t>16</w:t>
+              <w:t>17</w:t>
             </w:r>
             <w:r>
               <w:rPr>
@@ -1718,12 +1584,14 @@
               <w:rFonts w:eastAsiaTheme="minorEastAsia" w:cstheme="minorBidi"/>
               <w:noProof/>
               <w:color w:val="auto"/>
-              <w:sz w:val="24"/>
-              <w:szCs w:val="24"/>
+              <w:kern w:val="0"/>
+              <w:sz w:val="22"/>
+              <w:szCs w:val="22"/>
               <w:lang w:eastAsia="ru-RU"/>
+              <w14:ligatures w14:val="none"/>
             </w:rPr>
           </w:pPr>
-          <w:hyperlink w:anchor="_Toc185945908" w:history="1">
+          <w:hyperlink w:anchor="_Toc188503226" w:history="1">
             <w:r>
               <w:rPr>
                 <w:rStyle w:val="a8"/>
@@ -1736,9 +1604,11 @@
                 <w:rFonts w:eastAsiaTheme="minorEastAsia" w:cstheme="minorBidi"/>
                 <w:noProof/>
                 <w:color w:val="auto"/>
-                <w:sz w:val="24"/>
-                <w:szCs w:val="24"/>
+                <w:kern w:val="0"/>
+                <w:sz w:val="22"/>
+                <w:szCs w:val="22"/>
                 <w:lang w:eastAsia="ru-RU"/>
+                <w14:ligatures w14:val="none"/>
               </w:rPr>
               <w:tab/>
             </w:r>
@@ -1768,7 +1638,7 @@
                 <w:noProof/>
                 <w:webHidden/>
               </w:rPr>
-              <w:instrText xml:space="preserve"> PAGEREF _Toc185945908 \h </w:instrText>
+              <w:instrText xml:space="preserve"> PAGEREF _Toc188503226 \h </w:instrText>
             </w:r>
             <w:r>
               <w:rPr>
@@ -1788,7 +1658,7 @@
                 <w:noProof/>
                 <w:webHidden/>
               </w:rPr>
-              <w:t>18</w:t>
+              <w:t>19</w:t>
             </w:r>
             <w:r>
               <w:rPr>
@@ -1810,12 +1680,14 @@
               <w:rFonts w:eastAsiaTheme="minorEastAsia" w:cstheme="minorBidi"/>
               <w:noProof/>
               <w:color w:val="auto"/>
-              <w:sz w:val="24"/>
-              <w:szCs w:val="24"/>
+              <w:kern w:val="0"/>
+              <w:sz w:val="22"/>
+              <w:szCs w:val="22"/>
               <w:lang w:eastAsia="ru-RU"/>
+              <w14:ligatures w14:val="none"/>
             </w:rPr>
           </w:pPr>
-          <w:hyperlink w:anchor="_Toc185945909" w:history="1">
+          <w:hyperlink w:anchor="_Toc188503227" w:history="1">
             <w:r>
               <w:rPr>
                 <w:rStyle w:val="a8"/>
@@ -1828,9 +1700,11 @@
                 <w:rFonts w:eastAsiaTheme="minorEastAsia" w:cstheme="minorBidi"/>
                 <w:noProof/>
                 <w:color w:val="auto"/>
-                <w:sz w:val="24"/>
-                <w:szCs w:val="24"/>
+                <w:kern w:val="0"/>
+                <w:sz w:val="22"/>
+                <w:szCs w:val="22"/>
                 <w:lang w:eastAsia="ru-RU"/>
+                <w14:ligatures w14:val="none"/>
               </w:rPr>
               <w:tab/>
             </w:r>
@@ -1860,7 +1734,7 @@
                 <w:noProof/>
                 <w:webHidden/>
               </w:rPr>
-              <w:instrText xml:space="preserve"> PAGEREF _Toc185945909 \h </w:instrText>
+              <w:instrText xml:space="preserve"> PAGEREF _Toc188503227 \h </w:instrText>
             </w:r>
             <w:r>
               <w:rPr>
@@ -1902,12 +1776,14 @@
               <w:rFonts w:eastAsiaTheme="minorEastAsia" w:cstheme="minorBidi"/>
               <w:noProof/>
               <w:color w:val="auto"/>
-              <w:sz w:val="24"/>
-              <w:szCs w:val="24"/>
+              <w:kern w:val="0"/>
+              <w:sz w:val="22"/>
+              <w:szCs w:val="22"/>
               <w:lang w:eastAsia="ru-RU"/>
+              <w14:ligatures w14:val="none"/>
             </w:rPr>
           </w:pPr>
-          <w:hyperlink w:anchor="_Toc185945910" w:history="1">
+          <w:hyperlink w:anchor="_Toc188503228" w:history="1">
             <w:r>
               <w:rPr>
                 <w:rStyle w:val="a8"/>
@@ -1920,9 +1796,11 @@
                 <w:rFonts w:eastAsiaTheme="minorEastAsia" w:cstheme="minorBidi"/>
                 <w:noProof/>
                 <w:color w:val="auto"/>
-                <w:sz w:val="24"/>
-                <w:szCs w:val="24"/>
+                <w:kern w:val="0"/>
+                <w:sz w:val="22"/>
+                <w:szCs w:val="22"/>
                 <w:lang w:eastAsia="ru-RU"/>
+                <w14:ligatures w14:val="none"/>
               </w:rPr>
               <w:tab/>
             </w:r>
@@ -1952,7 +1830,7 @@
                 <w:noProof/>
                 <w:webHidden/>
               </w:rPr>
-              <w:instrText xml:space="preserve"> PAGEREF _Toc185945910 \h </w:instrText>
+              <w:instrText xml:space="preserve"> PAGEREF _Toc188503228 \h </w:instrText>
             </w:r>
             <w:r>
               <w:rPr>
@@ -1973,6 +1851,110 @@
                 <w:webHidden/>
               </w:rPr>
               <w:t>21</w:t>
+            </w:r>
+            <w:r>
+              <w:rPr>
+                <w:noProof/>
+                <w:webHidden/>
+              </w:rPr>
+              <w:fldChar w:fldCharType="end"/>
+            </w:r>
+          </w:hyperlink>
+        </w:p>
+        <w:p>
+          <w:pPr>
+            <w:pStyle w:val="12"/>
+            <w:tabs>
+              <w:tab w:val="left" w:pos="560"/>
+              <w:tab w:val="right" w:leader="dot" w:pos="9345"/>
+            </w:tabs>
+            <w:rPr>
+              <w:rFonts w:eastAsiaTheme="minorEastAsia" w:cstheme="minorBidi"/>
+              <w:b w:val="0"/>
+              <w:bCs w:val="0"/>
+              <w:i w:val="0"/>
+              <w:iCs w:val="0"/>
+              <w:noProof/>
+              <w:color w:val="auto"/>
+              <w:kern w:val="0"/>
+              <w:sz w:val="22"/>
+              <w:szCs w:val="22"/>
+              <w:lang w:eastAsia="ru-RU"/>
+              <w14:ligatures w14:val="none"/>
+            </w:rPr>
+          </w:pPr>
+          <w:hyperlink w:anchor="_Toc188503229" w:history="1">
+            <w:r>
+              <w:rPr>
+                <w:rStyle w:val="a8"/>
+                <w:noProof/>
+              </w:rPr>
+              <w:t>3.</w:t>
+            </w:r>
+            <w:r>
+              <w:rPr>
+                <w:rFonts w:eastAsiaTheme="minorEastAsia" w:cstheme="minorBidi"/>
+                <w:b w:val="0"/>
+                <w:bCs w:val="0"/>
+                <w:i w:val="0"/>
+                <w:iCs w:val="0"/>
+                <w:noProof/>
+                <w:color w:val="auto"/>
+                <w:kern w:val="0"/>
+                <w:sz w:val="22"/>
+                <w:szCs w:val="22"/>
+                <w:lang w:eastAsia="ru-RU"/>
+                <w14:ligatures w14:val="none"/>
+              </w:rPr>
+              <w:tab/>
+            </w:r>
+            <w:r>
+              <w:rPr>
+                <w:rStyle w:val="a8"/>
+                <w:noProof/>
+              </w:rPr>
+              <w:t>Реализация</w:t>
+            </w:r>
+            <w:r>
+              <w:rPr>
+                <w:noProof/>
+                <w:webHidden/>
+              </w:rPr>
+              <w:tab/>
+            </w:r>
+            <w:r>
+              <w:rPr>
+                <w:noProof/>
+                <w:webHidden/>
+              </w:rPr>
+              <w:fldChar w:fldCharType="begin"/>
+            </w:r>
+            <w:r>
+              <w:rPr>
+                <w:noProof/>
+                <w:webHidden/>
+              </w:rPr>
+              <w:instrText xml:space="preserve"> PAGEREF _Toc188503229 \h </w:instrText>
+            </w:r>
+            <w:r>
+              <w:rPr>
+                <w:noProof/>
+                <w:webHidden/>
+              </w:rPr>
+            </w:r>
+            <w:r>
+              <w:rPr>
+                <w:noProof/>
+                <w:webHidden/>
+              </w:rPr>
+              <w:fldChar w:fldCharType="separate"/>
+            </w:r>
+            <w:r>
+              <w:rPr>
+                <w:noProof/>
+                <w:webHidden/>
+              </w:rPr>
+              <w:t>23</w:t>
             </w:r>
             <w:r>
               <w:rPr>
@@ -1995,7 +1977,7 @@
     </w:sdt>
     <w:p>
       <w:pPr>
-        <w:pStyle w:val="2"/>
+        <w:pStyle w:val="3"/>
         <w:rPr>
           <w:rFonts w:cs="Times New Roman"/>
           <w:szCs w:val="32"/>
@@ -2014,7 +1996,7 @@
         </w:numPr>
         <w:ind w:left="720"/>
       </w:pPr>
-      <w:bookmarkStart w:id="0" w:name="_Toc185945898"/>
+      <w:bookmarkStart w:id="0" w:name="_Toc188503216"/>
       <w:r>
         <w:lastRenderedPageBreak/>
         <w:t>Введение</w:t>
@@ -2106,19 +2088,19 @@
         <w:rPr>
           <w:szCs w:val="28"/>
         </w:rPr>
-        <w:t>: создание модуля управления персонажем на основе пользовательской физики</w:t>
+        <w:t xml:space="preserve">: создание </w:t>
       </w:r>
       <w:r>
         <w:rPr>
           <w:szCs w:val="28"/>
         </w:rPr>
-        <w:t xml:space="preserve"> </w:t>
+        <w:t>контроллера</w:t>
       </w:r>
       <w:r>
         <w:rPr>
           <w:szCs w:val="28"/>
         </w:rPr>
-        <w:t xml:space="preserve">в прототипе </w:t>
+        <w:t xml:space="preserve"> управления персонажем в прототипе </w:t>
       </w:r>
       <w:r>
         <w:rPr>
@@ -2277,7 +2259,7 @@
         <w:rPr>
           <w:szCs w:val="28"/>
         </w:rPr>
-        <w:t>-платформере на основе пользовательской физики.</w:t>
+        <w:t>-платформере.</w:t>
       </w:r>
     </w:p>
     <w:p>
@@ -2288,7 +2270,7 @@
           <w:numId w:val="21"/>
         </w:numPr>
       </w:pPr>
-      <w:bookmarkStart w:id="1" w:name="_Toc185945899"/>
+      <w:bookmarkStart w:id="1" w:name="_Toc188503217"/>
       <w:r>
         <w:lastRenderedPageBreak/>
         <w:t>Актуальность жанра платформер</w:t>
@@ -2333,7 +2315,7 @@
           <w:numId w:val="21"/>
         </w:numPr>
       </w:pPr>
-      <w:bookmarkStart w:id="2" w:name="_Toc185945900"/>
+      <w:bookmarkStart w:id="2" w:name="_Toc188503218"/>
       <w:r>
         <w:t>Анализ и проектирование</w:t>
       </w:r>
@@ -2354,7 +2336,7 @@
       <w:pPr>
         <w:pStyle w:val="2"/>
       </w:pPr>
-      <w:bookmarkStart w:id="3" w:name="_Toc185945901"/>
+      <w:bookmarkStart w:id="3" w:name="_Toc188503219"/>
       <w:r>
         <w:t>Анализ существующих игр</w:t>
       </w:r>
@@ -2363,7 +2345,265 @@
     <w:p>
       <w:r>
         <w:tab/>
-        <w:t>Рассмотрим примеры трех самых показательных в удобстве управления персонажем игр.</w:t>
+      </w:r>
+      <w:r>
+        <w:t xml:space="preserve">Для понимания ключевых принципов разработки контроллера персонажа, рассмотрим три показательных примера из мира 2D </w:t>
+      </w:r>
+      <w:proofErr w:type="spellStart"/>
+      <w:r>
+        <w:t>платформеров</w:t>
+      </w:r>
+      <w:proofErr w:type="spellEnd"/>
+      <w:r>
+        <w:t xml:space="preserve">: </w:t>
+      </w:r>
+    </w:p>
+    <w:p>
+      <w:r>
+        <w:rPr>
+          <w:b/>
+          <w:bCs/>
+        </w:rPr>
+        <w:t xml:space="preserve">Super </w:t>
+      </w:r>
+      <w:proofErr w:type="spellStart"/>
+      <w:r>
+        <w:rPr>
+          <w:b/>
+          <w:bCs/>
+        </w:rPr>
+        <w:t>Mario</w:t>
+      </w:r>
+      <w:proofErr w:type="spellEnd"/>
+      <w:r>
+        <w:rPr>
+          <w:b/>
+          <w:bCs/>
+        </w:rPr>
+        <w:t xml:space="preserve"> Bros.</w:t>
+      </w:r>
+      <w:r>
+        <w:t xml:space="preserve"> (1985): Классическая простота и отзывчивость</w:t>
+      </w:r>
+    </w:p>
+    <w:p>
+      <w:pPr>
+        <w:pStyle w:val="a3"/>
+        <w:numPr>
+          <w:ilvl w:val="1"/>
+          <w:numId w:val="35"/>
+        </w:numPr>
+        <w:ind w:left="1418" w:firstLine="261"/>
+      </w:pPr>
+      <w:r>
+        <w:t>Ключевые особенности: Плавные и предсказуемые прыжки, мгновенная реакция на движение, базовая инерция.</w:t>
+      </w:r>
+    </w:p>
+    <w:p>
+      <w:pPr>
+        <w:pStyle w:val="a3"/>
+        <w:numPr>
+          <w:ilvl w:val="1"/>
+          <w:numId w:val="35"/>
+        </w:numPr>
+        <w:ind w:left="1418" w:firstLine="261"/>
+      </w:pPr>
+      <w:r>
+        <w:t>Урок для проектирования: Простота и отзывчивость управления - основа хорошего платформера. Важно обеспечить точное управление и мгновенную реакцию на действия игрока.</w:t>
+      </w:r>
+    </w:p>
+    <w:p>
+      <w:pPr>
+        <w:pStyle w:val="a3"/>
+        <w:numPr>
+          <w:ilvl w:val="1"/>
+          <w:numId w:val="35"/>
+        </w:numPr>
+        <w:ind w:left="1418" w:firstLine="261"/>
+      </w:pPr>
+      <w:r>
+        <w:lastRenderedPageBreak/>
+        <w:t>Ограничение: Отсутствие продвинутых механик (рывок, цепляние за стены) ограничивает возможности персонажа.</w:t>
+      </w:r>
+    </w:p>
+    <w:p>
+      <w:pPr>
+        <w:pStyle w:val="a3"/>
+        <w:ind w:left="709"/>
+      </w:pPr>
+    </w:p>
+    <w:p>
+      <w:proofErr w:type="spellStart"/>
+      <w:r>
+        <w:rPr>
+          <w:b/>
+          <w:bCs/>
+        </w:rPr>
+        <w:t>Celeste</w:t>
+      </w:r>
+      <w:proofErr w:type="spellEnd"/>
+      <w:r>
+        <w:rPr>
+          <w:b/>
+          <w:bCs/>
+        </w:rPr>
+        <w:t xml:space="preserve"> (2018): Точность и сложность</w:t>
+      </w:r>
+      <w:r>
+        <w:t xml:space="preserve"> </w:t>
+      </w:r>
+    </w:p>
+    <w:p>
+      <w:pPr>
+        <w:pStyle w:val="a3"/>
+        <w:numPr>
+          <w:ilvl w:val="1"/>
+          <w:numId w:val="35"/>
+        </w:numPr>
+        <w:ind w:left="1985"/>
+      </w:pPr>
+      <w:r>
+        <w:t>Ключевые особенности: Высокоточный контроль, механика рывка в воздухе, требовательность к координации.</w:t>
+      </w:r>
+    </w:p>
+    <w:p>
+      <w:pPr>
+        <w:pStyle w:val="a3"/>
+        <w:numPr>
+          <w:ilvl w:val="1"/>
+          <w:numId w:val="35"/>
+        </w:numPr>
+        <w:ind w:left="1985"/>
+      </w:pPr>
+      <w:r>
+        <w:t>Урок для проектирования: Введение дополнительных механик (рывок) может значительно обогатить игровой процесс, если они реализованы с высокой точностью и отзывчивостью.</w:t>
+      </w:r>
+    </w:p>
+    <w:p>
+      <w:pPr>
+        <w:pStyle w:val="a3"/>
+        <w:numPr>
+          <w:ilvl w:val="1"/>
+          <w:numId w:val="35"/>
+        </w:numPr>
+        <w:ind w:left="1985"/>
+      </w:pPr>
+      <w:r>
+        <w:t>Ограничение: Высокая сложность управления может отпугнуть некоторых игроков.</w:t>
+      </w:r>
+    </w:p>
+    <w:p>
+      <w:pPr>
+        <w:rPr>
+          <w:b/>
+          <w:bCs/>
+        </w:rPr>
+      </w:pPr>
+      <w:proofErr w:type="spellStart"/>
+      <w:r>
+        <w:rPr>
+          <w:b/>
+          <w:bCs/>
+        </w:rPr>
+        <w:t>Rayman</w:t>
+      </w:r>
+      <w:proofErr w:type="spellEnd"/>
+      <w:r>
+        <w:rPr>
+          <w:b/>
+          <w:bCs/>
+        </w:rPr>
+        <w:t xml:space="preserve"> </w:t>
+      </w:r>
+      <w:proofErr w:type="spellStart"/>
+      <w:r>
+        <w:rPr>
+          <w:b/>
+          <w:bCs/>
+        </w:rPr>
+        <w:t>Legends</w:t>
+      </w:r>
+      <w:proofErr w:type="spellEnd"/>
+      <w:r>
+        <w:rPr>
+          <w:b/>
+          <w:bCs/>
+        </w:rPr>
+        <w:t xml:space="preserve"> (2013): Плавность и разнообразие</w:t>
+      </w:r>
+      <w:r>
+        <w:rPr>
+          <w:b/>
+          <w:bCs/>
+        </w:rPr>
+        <w:t xml:space="preserve"> </w:t>
+      </w:r>
+    </w:p>
+    <w:p>
+      <w:pPr>
+        <w:pStyle w:val="a3"/>
+        <w:numPr>
+          <w:ilvl w:val="1"/>
+          <w:numId w:val="35"/>
+        </w:numPr>
+        <w:ind w:left="1985" w:hanging="425"/>
+        <w:rPr>
+          <w:b/>
+          <w:bCs/>
+        </w:rPr>
+      </w:pPr>
+      <w:r>
+        <w:t>Ключевые особенности: Плавные прыжки и атаки, реалистичная инерция и трение, отзывчивая обратная связь.</w:t>
+      </w:r>
+    </w:p>
+    <w:p>
+      <w:pPr>
+        <w:pStyle w:val="a3"/>
+        <w:numPr>
+          <w:ilvl w:val="1"/>
+          <w:numId w:val="35"/>
+        </w:numPr>
+        <w:ind w:left="1985" w:hanging="425"/>
+        <w:rPr>
+          <w:b/>
+          <w:bCs/>
+        </w:rPr>
+      </w:pPr>
+      <w:r>
+        <w:t>Урок для проектирования: Реалистичная инерция и трение могут улучшить ощущения от управления. Важна обратная связь для понимания действий персонажа.</w:t>
+      </w:r>
+    </w:p>
+    <w:p>
+      <w:pPr>
+        <w:pStyle w:val="a3"/>
+        <w:numPr>
+          <w:ilvl w:val="1"/>
+          <w:numId w:val="35"/>
+        </w:numPr>
+        <w:ind w:left="1985" w:hanging="425"/>
+        <w:rPr>
+          <w:b/>
+          <w:bCs/>
+        </w:rPr>
+      </w:pPr>
+      <w:r>
+        <w:t>Ограничение: Большое количество механик может усложнить освоение управления.</w:t>
+      </w:r>
+    </w:p>
+    <w:p>
+      <w:pPr>
+        <w:ind w:firstLine="360"/>
+      </w:pPr>
+      <w:r>
+        <w:t xml:space="preserve">Анализ этих игр показывает, что ключевыми факторами успешного управления персонажем в 2D </w:t>
+      </w:r>
+      <w:proofErr w:type="spellStart"/>
+      <w:r>
+        <w:t>платформерах</w:t>
+      </w:r>
+      <w:proofErr w:type="spellEnd"/>
+      <w:r>
+        <w:t xml:space="preserve"> являются:</w:t>
       </w:r>
     </w:p>
     <w:p>
@@ -2371,38 +2611,11 @@
         <w:pStyle w:val="a3"/>
         <w:numPr>
           <w:ilvl w:val="0"/>
-          <w:numId w:val="30"/>
+          <w:numId w:val="36"/>
         </w:numPr>
       </w:pPr>
       <w:r>
-        <w:t xml:space="preserve">Super </w:t>
-      </w:r>
-      <w:proofErr w:type="spellStart"/>
-      <w:r>
-        <w:t>Mario</w:t>
-      </w:r>
-      <w:proofErr w:type="spellEnd"/>
-      <w:r>
-        <w:t xml:space="preserve"> Bros. (Nintendo, 1985)</w:t>
-      </w:r>
-    </w:p>
-    <w:p>
-      <w:r>
-        <w:tab/>
-        <w:t xml:space="preserve">Super </w:t>
-      </w:r>
-      <w:proofErr w:type="spellStart"/>
-      <w:r>
-        <w:t>Mario</w:t>
-      </w:r>
-      <w:proofErr w:type="spellEnd"/>
-      <w:r>
-        <w:t xml:space="preserve"> Bros. является классическим примером платформера с отличным управлением. Игра предлагает простое и интуитивно понятное управление, которое позволяет игрокам легко освоить основные механики.</w:t>
-      </w:r>
-    </w:p>
-    <w:p>
-      <w:r>
-        <w:t xml:space="preserve">   Особенности управления:</w:t>
+        <w:t>Отзывчивость: Мгновенная реакция на действия игрока.</w:t>
       </w:r>
     </w:p>
     <w:p>
@@ -2410,20 +2623,11 @@
         <w:pStyle w:val="a3"/>
         <w:numPr>
           <w:ilvl w:val="0"/>
-          <w:numId w:val="29"/>
+          <w:numId w:val="36"/>
         </w:numPr>
-        <w:ind w:left="0" w:firstLine="284"/>
-      </w:pPr>
-      <w:r>
-        <w:rPr>
-          <w:b/>
-          <w:bCs/>
-        </w:rPr>
-        <w:lastRenderedPageBreak/>
-        <w:t>Прыжки</w:t>
-      </w:r>
-      <w:r>
-        <w:t>: Прыжки Марио плавные и предсказуемые, что позволяет игрокам точно рассчитывать свои действия.</w:t>
+      </w:pPr>
+      <w:r>
+        <w:t>Точность: Возможность выполнять точные маневры.</w:t>
       </w:r>
     </w:p>
     <w:p>
@@ -2431,19 +2635,11 @@
         <w:pStyle w:val="a3"/>
         <w:numPr>
           <w:ilvl w:val="0"/>
-          <w:numId w:val="29"/>
+          <w:numId w:val="36"/>
         </w:numPr>
-        <w:ind w:left="0" w:firstLine="284"/>
-      </w:pPr>
-      <w:r>
-        <w:rPr>
-          <w:b/>
-          <w:bCs/>
-        </w:rPr>
-        <w:t>Движение</w:t>
-      </w:r>
-      <w:r>
-        <w:t>: Марио может бегать и останавливаться мгновенно, что обеспечивает высокую точность управления.</w:t>
+      </w:pPr>
+      <w:r>
+        <w:t>Плавность: Плавные переходы между действиями.</w:t>
       </w:r>
     </w:p>
     <w:p>
@@ -2451,25 +2647,11 @@
         <w:pStyle w:val="a3"/>
         <w:numPr>
           <w:ilvl w:val="0"/>
-          <w:numId w:val="29"/>
+          <w:numId w:val="36"/>
         </w:numPr>
-        <w:ind w:left="0" w:firstLine="284"/>
-      </w:pPr>
-      <w:r>
-        <w:rPr>
-          <w:b/>
-          <w:bCs/>
-        </w:rPr>
-        <w:t>Инерция</w:t>
-      </w:r>
-      <w:r>
-        <w:t>: Введение инерции делает движение Марио более реалистичным и удобным для управления.</w:t>
-      </w:r>
-    </w:p>
-    <w:p>
-      <w:r>
-        <w:tab/>
-        <w:t>Потенциальные ограничения:</w:t>
+      </w:pPr>
+      <w:r>
+        <w:t>Понятная обратная связь: Визуальные и звуковые эффекты, помогающие игроку понимать действия персонажа.</w:t>
       </w:r>
     </w:p>
     <w:p>
@@ -2477,427 +2659,37 @@
         <w:pStyle w:val="a3"/>
         <w:numPr>
           <w:ilvl w:val="0"/>
-          <w:numId w:val="28"/>
+          <w:numId w:val="36"/>
         </w:numPr>
-        <w:ind w:left="0" w:firstLine="284"/>
-      </w:pPr>
-      <w:r>
-        <w:rPr>
-          <w:b/>
-          <w:bCs/>
-        </w:rPr>
-        <w:t>Ограниченные возможности</w:t>
-      </w:r>
-      <w:r>
-        <w:t>: Управление Марио может показаться ограниченным по сравнению с современными играми, так как оно не включает дополнительные механики, такие как рывок или возможность цепляться за стены.</w:t>
-      </w:r>
-    </w:p>
-    <w:p>
-      <w:r>
-        <w:t xml:space="preserve">   Заметка для проектирования</w:t>
-      </w:r>
-      <w:r>
-        <w:t>: важно</w:t>
-      </w:r>
-      <w:r>
-        <w:t xml:space="preserve"> обеспечить плавность и предсказуемость движений персонажа, а также мгновенную реакцию на команды игрока.</w:t>
-      </w:r>
-    </w:p>
-    <w:p/>
-    <w:p>
-      <w:pPr>
-        <w:pStyle w:val="a3"/>
-        <w:numPr>
-          <w:ilvl w:val="0"/>
-          <w:numId w:val="30"/>
-        </w:numPr>
-      </w:pPr>
-      <w:proofErr w:type="spellStart"/>
-      <w:r>
-        <w:t>Celeste</w:t>
-      </w:r>
-      <w:proofErr w:type="spellEnd"/>
-      <w:r>
-        <w:t xml:space="preserve"> (</w:t>
-      </w:r>
-      <w:proofErr w:type="spellStart"/>
-      <w:r>
-        <w:t>Maddy</w:t>
-      </w:r>
-      <w:proofErr w:type="spellEnd"/>
+      </w:pPr>
+      <w:r>
+        <w:t>Умеренная сложность: Баланс между простотой освоения и глубиной механик.</w:t>
+      </w:r>
+    </w:p>
+    <w:p>
+      <w:pPr>
+        <w:ind w:firstLine="709"/>
+      </w:pPr>
+      <w:r>
+        <w:lastRenderedPageBreak/>
+        <w:t>При проектировании контроллера персонажа необходимо учитывать эти факторы, чтобы создать удобное и приятное управление.</w:t>
+      </w:r>
+    </w:p>
+    <w:p>
+      <w:pPr>
+        <w:pStyle w:val="2"/>
+      </w:pPr>
       <w:r>
         <w:t xml:space="preserve"> </w:t>
       </w:r>
-      <w:proofErr w:type="spellStart"/>
-      <w:r>
-        <w:t>Makes</w:t>
-      </w:r>
-      <w:proofErr w:type="spellEnd"/>
-      <w:r>
-        <w:t xml:space="preserve"> Games, 2018)</w:t>
-      </w:r>
-    </w:p>
-    <w:p>
-      <w:r>
-        <w:tab/>
-      </w:r>
-      <w:proofErr w:type="spellStart"/>
-      <w:r>
-        <w:t>Celeste</w:t>
-      </w:r>
-      <w:proofErr w:type="spellEnd"/>
-      <w:r>
-        <w:t xml:space="preserve"> — это современный платформер, который получил признание за свою точную и отзывчивую механику управления. Игра требует высокой точности и координации от игрока, что делает управление особенно важным аспектом.</w:t>
-      </w:r>
-    </w:p>
-    <w:p>
-      <w:r>
-        <w:tab/>
-        <w:t>Особенности управления:</w:t>
-      </w:r>
-    </w:p>
-    <w:p>
-      <w:pPr>
-        <w:pStyle w:val="a3"/>
-        <w:numPr>
-          <w:ilvl w:val="0"/>
-          <w:numId w:val="27"/>
-        </w:numPr>
-        <w:ind w:left="0" w:firstLine="283"/>
-      </w:pPr>
-      <w:r>
-        <w:rPr>
-          <w:b/>
-          <w:bCs/>
-        </w:rPr>
-        <w:t>Прыжки и рывок</w:t>
-      </w:r>
-      <w:r>
-        <w:t xml:space="preserve">: Персонаж может выполнять прыжки и </w:t>
-      </w:r>
-      <w:proofErr w:type="spellStart"/>
-      <w:r>
-        <w:t>деш</w:t>
-      </w:r>
-      <w:proofErr w:type="spellEnd"/>
-      <w:r>
-        <w:t xml:space="preserve"> (быстрое перемещение в воздухе), что добавляет глубину и разнообразие в управление.</w:t>
-      </w:r>
-    </w:p>
-    <w:p>
-      <w:pPr>
-        <w:pStyle w:val="a3"/>
-        <w:numPr>
-          <w:ilvl w:val="0"/>
-          <w:numId w:val="27"/>
-        </w:numPr>
-        <w:ind w:left="0" w:firstLine="283"/>
-      </w:pPr>
-      <w:r>
-        <w:rPr>
-          <w:b/>
-          <w:bCs/>
-        </w:rPr>
-        <w:t>Точность</w:t>
-      </w:r>
-      <w:r>
-        <w:t>: Движения персонажа чрезвычайно точны, что позволяет игрокам выполнять сложные маневры с высокой степенью контроля.</w:t>
-      </w:r>
-    </w:p>
-    <w:p>
-      <w:pPr>
-        <w:pStyle w:val="a3"/>
-        <w:numPr>
-          <w:ilvl w:val="0"/>
-          <w:numId w:val="27"/>
-        </w:numPr>
-        <w:ind w:left="0" w:firstLine="283"/>
-      </w:pPr>
-      <w:r>
-        <w:rPr>
-          <w:b/>
-          <w:bCs/>
-        </w:rPr>
-        <w:t>Обратная связь</w:t>
-      </w:r>
-      <w:r>
-        <w:t>: Визуальные и звуковые эффекты помогают игроку понимать, что происходит в игре, что улучшает общую контролируемость.</w:t>
-      </w:r>
-    </w:p>
-    <w:p>
-      <w:pPr>
-        <w:keepNext/>
-        <w:keepLines/>
-        <w:suppressAutoHyphens/>
-      </w:pPr>
-      <w:r>
-        <w:lastRenderedPageBreak/>
-        <w:tab/>
-        <w:t>Потенциальные ограничения:</w:t>
-      </w:r>
-    </w:p>
-    <w:p>
-      <w:pPr>
-        <w:pStyle w:val="a3"/>
-        <w:keepNext/>
-        <w:keepLines/>
-        <w:numPr>
-          <w:ilvl w:val="0"/>
-          <w:numId w:val="26"/>
-        </w:numPr>
-        <w:suppressAutoHyphens/>
-        <w:ind w:left="0" w:firstLine="283"/>
-      </w:pPr>
-      <w:r>
-        <w:rPr>
-          <w:b/>
-          <w:bCs/>
-        </w:rPr>
-        <w:t>Высокая сложность</w:t>
-      </w:r>
-      <w:r>
-        <w:rPr>
-          <w:b/>
-          <w:bCs/>
-        </w:rPr>
-        <w:t>:</w:t>
-      </w:r>
-      <w:r>
-        <w:t xml:space="preserve"> для</w:t>
-      </w:r>
-      <w:r>
-        <w:t xml:space="preserve"> некоторых игроков управление может показаться слишком сложным и требовательным, особенно на поздних уровнях.</w:t>
-      </w:r>
-    </w:p>
-    <w:p>
-      <w:pPr>
-        <w:keepNext/>
-        <w:keepLines/>
-        <w:suppressAutoHyphens/>
-      </w:pPr>
-      <w:r>
-        <w:tab/>
-        <w:t>Заметка для проектирования: Введение дополнительных механик, таких как рывок, может значительно обогатить игровой процесс, если они реализованы с высокой точностью и отзывчивостью.</w:t>
-      </w:r>
-    </w:p>
-    <w:p/>
-    <w:p>
-      <w:pPr>
-        <w:pStyle w:val="a3"/>
-        <w:numPr>
-          <w:ilvl w:val="0"/>
-          <w:numId w:val="30"/>
-        </w:numPr>
-      </w:pPr>
-      <w:proofErr w:type="spellStart"/>
-      <w:r>
-        <w:t>Rayman</w:t>
-      </w:r>
-      <w:proofErr w:type="spellEnd"/>
-      <w:r>
-        <w:t xml:space="preserve"> </w:t>
-      </w:r>
-      <w:proofErr w:type="spellStart"/>
-      <w:r>
-        <w:t>Legends</w:t>
-      </w:r>
-      <w:proofErr w:type="spellEnd"/>
-      <w:r>
-        <w:t xml:space="preserve"> (</w:t>
-      </w:r>
-      <w:proofErr w:type="spellStart"/>
-      <w:r>
-        <w:t>Ubisoft</w:t>
-      </w:r>
-      <w:proofErr w:type="spellEnd"/>
-      <w:r>
-        <w:t>, 2013)</w:t>
-      </w:r>
-    </w:p>
-    <w:p>
-      <w:pPr>
-        <w:keepNext/>
-        <w:keepLines/>
-        <w:suppressAutoHyphens/>
-      </w:pPr>
-      <w:r>
-        <w:tab/>
-      </w:r>
-      <w:proofErr w:type="spellStart"/>
-      <w:r>
-        <w:t>Rayman</w:t>
-      </w:r>
-      <w:proofErr w:type="spellEnd"/>
-      <w:r>
-        <w:t xml:space="preserve"> </w:t>
-      </w:r>
-      <w:proofErr w:type="spellStart"/>
-      <w:r>
-        <w:t>Legends</w:t>
-      </w:r>
-      <w:proofErr w:type="spellEnd"/>
-      <w:r>
-        <w:t xml:space="preserve"> — это платформер, который выделяется своей плавной и отзывчивой механикой управления. Игра предлагает разнообразные уровни и механики, что делает управление персонажем особенно важным.</w:t>
-      </w:r>
-    </w:p>
-    <w:p>
-      <w:r>
-        <w:tab/>
-        <w:t>Особенности управления:</w:t>
-      </w:r>
-    </w:p>
-    <w:p>
-      <w:pPr>
-        <w:pStyle w:val="a3"/>
-        <w:numPr>
-          <w:ilvl w:val="0"/>
-          <w:numId w:val="24"/>
-        </w:numPr>
-        <w:ind w:left="0" w:firstLine="360"/>
-      </w:pPr>
-      <w:r>
-        <w:rPr>
-          <w:b/>
-          <w:bCs/>
-        </w:rPr>
-        <w:t>Прыжки и атаки</w:t>
-      </w:r>
-      <w:r>
-        <w:t>: Прыжки и атаки персонажа плавные и предсказуемые, что позволяет игрокам легко освоить основные механики.</w:t>
-      </w:r>
-    </w:p>
-    <w:p>
-      <w:pPr>
-        <w:pStyle w:val="a3"/>
-        <w:numPr>
-          <w:ilvl w:val="0"/>
-          <w:numId w:val="24"/>
-        </w:numPr>
-        <w:ind w:left="0" w:firstLine="360"/>
-      </w:pPr>
-      <w:r>
-        <w:rPr>
-          <w:b/>
-          <w:bCs/>
-        </w:rPr>
-        <w:t>Инерция и трение</w:t>
-      </w:r>
-      <w:r>
-        <w:t>: Введение инерции и трения делает движение персонажа более реалистичным и удобным для управления.</w:t>
-      </w:r>
-    </w:p>
-    <w:p>
-      <w:pPr>
-        <w:pStyle w:val="a3"/>
-        <w:numPr>
-          <w:ilvl w:val="0"/>
-          <w:numId w:val="24"/>
-        </w:numPr>
-        <w:ind w:left="0" w:firstLine="360"/>
-      </w:pPr>
-      <w:r>
-        <w:rPr>
-          <w:b/>
-          <w:bCs/>
-        </w:rPr>
-        <w:t>Обратная связь</w:t>
-      </w:r>
-      <w:r>
-        <w:t>: Визуальные и звуковые эффекты помогают игроку понимать, что происходит в игре, что улучшает общую контролируемость.</w:t>
-      </w:r>
-    </w:p>
-    <w:p>
-      <w:r>
-        <w:tab/>
-        <w:t>Потенциальные ограничения:</w:t>
-      </w:r>
-    </w:p>
-    <w:p>
-      <w:pPr>
-        <w:pStyle w:val="a3"/>
-        <w:numPr>
-          <w:ilvl w:val="0"/>
-          <w:numId w:val="25"/>
-        </w:numPr>
-        <w:ind w:left="0" w:firstLine="426"/>
-      </w:pPr>
-      <w:r>
-        <w:rPr>
-          <w:b/>
-          <w:bCs/>
-        </w:rPr>
-        <w:t>Сложность управления</w:t>
-      </w:r>
-      <w:r>
-        <w:t>: Некоторые игроки могут найти управление слишком сложным из-за большого количества различных механик и действий, которые нужно освоить.</w:t>
-      </w:r>
-    </w:p>
-    <w:p>
-      <w:r>
-        <w:tab/>
-        <w:t>Заметка для проектирования</w:t>
-      </w:r>
-      <w:r>
-        <w:t>: важно</w:t>
-      </w:r>
-      <w:r>
-        <w:t xml:space="preserve"> обеспечить плавность и предсказуемость движений персонажа, а также мгновенную реакцию на команды игрока. Введение инерции и трения может значительно улучшить реалистичность и удобство управления.</w:t>
-      </w:r>
-    </w:p>
-    <w:p>
-      <w:r>
-        <w:tab/>
-        <w:t xml:space="preserve">Анализ и проектирование механики управления в платформерах требует внимательного подхода к настройке физических параметров и взаимодействия с окружением. Примеры игр, таких как Super </w:t>
-      </w:r>
-      <w:proofErr w:type="spellStart"/>
-      <w:r>
-        <w:t>Mario</w:t>
-      </w:r>
-      <w:proofErr w:type="spellEnd"/>
-      <w:r>
-        <w:t xml:space="preserve"> Bros., </w:t>
-      </w:r>
-      <w:proofErr w:type="spellStart"/>
-      <w:r>
-        <w:t>Celeste</w:t>
-      </w:r>
-      <w:proofErr w:type="spellEnd"/>
-      <w:r>
-        <w:t xml:space="preserve"> и </w:t>
-      </w:r>
-      <w:proofErr w:type="spellStart"/>
-      <w:r>
-        <w:t>Rayman</w:t>
-      </w:r>
-      <w:proofErr w:type="spellEnd"/>
-      <w:r>
-        <w:t xml:space="preserve"> </w:t>
-      </w:r>
-      <w:proofErr w:type="spellStart"/>
-      <w:r>
-        <w:lastRenderedPageBreak/>
-        <w:t>Legends</w:t>
-      </w:r>
-      <w:proofErr w:type="spellEnd"/>
-      <w:r>
-        <w:t>, демонстрируют, как важно обеспечить отзывчивое, контролируемое и понятное управление персонажем.</w:t>
-      </w:r>
-    </w:p>
-    <w:p>
-      <w:pPr>
-        <w:pStyle w:val="2"/>
-      </w:pPr>
-      <w:r>
-        <w:t xml:space="preserve"> </w:t>
-      </w:r>
-      <w:bookmarkStart w:id="4" w:name="_Toc185945902"/>
+      <w:bookmarkStart w:id="4" w:name="_Toc188503220"/>
       <w:r>
         <w:t xml:space="preserve">Концепция прототипа </w:t>
       </w:r>
+      <w:r>
+        <w:t>контроллера персонажа</w:t>
+      </w:r>
       <w:bookmarkEnd w:id="4"/>
-      <w:r>
-        <w:t>контроллера персонажа</w:t>
-      </w:r>
     </w:p>
     <w:p>
       <w:r>
@@ -3108,52 +2900,102 @@
         <w:t>контроллера</w:t>
       </w:r>
       <w:r>
-        <w:t xml:space="preserve"> является управление персонажем, то на текущем этапе сущности, из которых будет состоять модель предметной области: игрок и платформы.</w:t>
+        <w:t xml:space="preserve"> является управление персонажем, то </w:t>
+      </w:r>
+      <w:r>
+        <w:t>о</w:t>
+      </w:r>
+      <w:r>
+        <w:t>сновное внимание уделено взаимодействию между различными компонентами системы, такими как игровой мир, игрок, автомат состояний и обработчик движений.</w:t>
       </w:r>
     </w:p>
     <w:p>
       <w:r>
         <w:tab/>
-        <w:t>Сущность игрока представляет собой основного персонажа, которым управляет пользователь. Эта сущность включает в себя все параметры и механики, необходимые для управления персонажем, такие как скорость, сила прыжка, инерция и взаимодействие с окружением.</w:t>
-      </w:r>
-      <w:r>
-        <w:t xml:space="preserve"> От того, как будут заданы данные параметры</w:t>
-      </w:r>
-      <w:r>
-        <w:t>,</w:t>
-      </w:r>
-      <w:r>
-        <w:t xml:space="preserve"> будет зависеть</w:t>
-      </w:r>
-      <w:r>
-        <w:t xml:space="preserve"> передвижение в</w:t>
-      </w:r>
-      <w:r>
-        <w:t xml:space="preserve"> состоян</w:t>
-      </w:r>
-      <w:r>
-        <w:t>иях</w:t>
-      </w:r>
-      <w:r>
-        <w:t>, в котор</w:t>
-      </w:r>
-      <w:r>
-        <w:t>ых</w:t>
-      </w:r>
-      <w:r>
-        <w:t xml:space="preserve"> будет находиться игрок. </w:t>
-      </w:r>
-      <w:r>
-        <w:t>Возможные</w:t>
-      </w:r>
-      <w:r>
-        <w:t xml:space="preserve"> состояния игрока в</w:t>
-      </w:r>
-      <w:r>
-        <w:t>о</w:t>
-      </w:r>
-      <w:r>
-        <w:t xml:space="preserve"> время игры: </w:t>
+      </w:r>
+      <w:r>
+        <w:rPr>
+          <w:b/>
+          <w:bCs/>
+        </w:rPr>
+        <w:t>Игровой мир</w:t>
+      </w:r>
+      <w:r>
+        <w:t xml:space="preserve"> представляет собой основную среду, в пределах которой происходит взаимодействие всех элементов. Он включает в себя платформы, на которых может находиться игрок, а также другие элементы игрового окружения. </w:t>
+      </w:r>
+      <w:r>
+        <w:rPr>
+          <w:b/>
+          <w:bCs/>
+        </w:rPr>
+        <w:t>Платформы</w:t>
+      </w:r>
+      <w:r>
+        <w:t xml:space="preserve"> определяют физические границы и условия, с которыми взаимодействует персонаж, например, поверхности, на которых можно стоять, прыгать или скользить.</w:t>
+      </w:r>
+    </w:p>
+    <w:p>
+      <w:r>
+        <w:tab/>
+        <w:t xml:space="preserve">Сущность </w:t>
+      </w:r>
+      <w:r>
+        <w:rPr>
+          <w:b/>
+          <w:bCs/>
+        </w:rPr>
+        <w:t>игрока</w:t>
+      </w:r>
+      <w:r>
+        <w:t xml:space="preserve"> представляет собой основного персонажа, которым управляет пользователь. </w:t>
+      </w:r>
+      <w:r>
+        <w:t>Игрок взаимодействует с игровым миром, включая платформы, используя физические свойства и заданные состояния.</w:t>
+      </w:r>
+    </w:p>
+    <w:p>
+      <w:pPr>
+        <w:ind w:firstLine="708"/>
+      </w:pPr>
+      <w:r>
+        <w:t>Управление игроком организовано через автомат состояний и обработчик движений.</w:t>
+      </w:r>
+    </w:p>
+    <w:p>
+      <w:pPr>
+        <w:ind w:firstLine="708"/>
+      </w:pPr>
+      <w:r>
+        <w:rPr>
+          <w:b/>
+          <w:bCs/>
+        </w:rPr>
+        <w:t>Обработчик движений</w:t>
+      </w:r>
+      <w:r>
+        <w:t xml:space="preserve"> отвечает за применение физики и логики перемещения персонажа. Он интерпретирует ввод пользователя и преобразует его в движение персонажа. В обработчике учитываются такие аспекты, как </w:t>
+      </w:r>
+      <w:r>
+        <w:lastRenderedPageBreak/>
+        <w:t>гравитация, трение, импульсы для рывков и прыжков, а также взаимодействие с поверхностями (например, стенами). Этот компонент тесно связан с автоматом состояний, который определяет, какое именно движение должно быть выполнено в текущий момент.</w:t>
+      </w:r>
+    </w:p>
+    <w:p>
+      <w:pPr>
+        <w:keepNext/>
+        <w:keepLines/>
+        <w:suppressAutoHyphens/>
+        <w:ind w:firstLine="708"/>
+      </w:pPr>
+      <w:r>
+        <w:rPr>
+          <w:b/>
+          <w:bCs/>
+        </w:rPr>
+        <w:t>Автомат состояний</w:t>
+      </w:r>
+      <w:r>
+        <w:t xml:space="preserve"> является важным элементом управления логикой поведения персонажа. Он определяет различные состояния, в которых может находиться игрок, и переходы между ними. В данной модели выделены следующие состояния:</w:t>
       </w:r>
     </w:p>
     <w:p>
@@ -3165,7 +3007,13 @@
         </w:numPr>
       </w:pPr>
       <w:r>
-        <w:t>Покой – состояние отсутствия движения, игрок в этот момент находится на платформе.</w:t>
+        <w:t>Покой – состояние отсутствия движения, игрок в этот момент находится на платформе</w:t>
+      </w:r>
+      <w:r>
+        <w:t xml:space="preserve"> в ожидании</w:t>
+      </w:r>
+      <w:r>
+        <w:t>.</w:t>
       </w:r>
     </w:p>
     <w:p>
@@ -3207,17 +3055,16 @@
         </w:numPr>
       </w:pPr>
       <w:r>
-        <w:lastRenderedPageBreak/>
-        <w:t>Рывок – состояние, при котором игрок совершает ускоренное передвижение в пространстве влево</w:t>
-      </w:r>
-      <w:r>
-        <w:t>/</w:t>
-      </w:r>
-      <w:r>
-        <w:t>вправо</w:t>
-      </w:r>
-      <w:r>
-        <w:t>.</w:t>
+        <w:t xml:space="preserve">Рывок – состояние, при котором игрок совершает </w:t>
+      </w:r>
+      <w:r>
+        <w:t>резкое</w:t>
+      </w:r>
+      <w:r>
+        <w:t xml:space="preserve"> передвижение в пространстве </w:t>
+      </w:r>
+      <w:r>
+        <w:t>в направлении движения.</w:t>
       </w:r>
     </w:p>
     <w:p>
@@ -3229,13 +3076,7 @@
         </w:numPr>
       </w:pPr>
       <w:r>
-        <w:t xml:space="preserve">Падение – состояние перемещения игрока вниз до столкновения с платформой или </w:t>
-      </w:r>
-      <w:r>
-        <w:t>до активации</w:t>
-      </w:r>
-      <w:r>
-        <w:t xml:space="preserve"> рывка</w:t>
+        <w:t>Падение – состояние перемещения игрока вниз до столкновения с платформой или до активации рывка</w:t>
       </w:r>
       <w:r>
         <w:t>/</w:t>
@@ -3245,49 +3086,102 @@
       </w:r>
     </w:p>
     <w:p>
-      <w:r>
-        <w:tab/>
-      </w:r>
-    </w:p>
-    <w:p>
-      <w:pPr>
-        <w:keepNext/>
-        <w:keepLines/>
-        <w:suppressAutoHyphens/>
-      </w:pPr>
-      <w:r>
-        <w:tab/>
-        <w:t>Платформы представляют собой статические или динамические объекты, на которых персонаж может стоять, прыгать и взаимодействовать. Платформы могут иметь различные свойства, такие как трение, подвижность и размеры.</w:t>
-      </w:r>
-    </w:p>
-    <w:p>
-      <w:r>
-        <w:tab/>
-        <w:t>Названные сущности в игровом пространстве сталкиваются и взаимодействуют. Далее разберем основные взаимодействия.</w:t>
-      </w:r>
-    </w:p>
-    <w:p>
-      <w:r>
-        <w:tab/>
-        <w:t>Обработка столкновений: Прототип должен включать точную и предсказуемую обработку столкновений между сущностью игрока и объектами платформ. Это позволяет оценить, насколько корректно персонаж взаимодействует с окружением.</w:t>
-      </w:r>
-    </w:p>
-    <w:p>
-      <w:pPr>
-        <w:ind w:firstLine="708"/>
-      </w:pPr>
-      <w:r>
-        <w:t>Гравитация и прыжки: Гравитация и сила прыжка должны быть настроены таким образом, чтобы движения персонажа выглядели реалистично и были удобны для управления.</w:t>
+      <w:pPr>
+        <w:pStyle w:val="a3"/>
+        <w:numPr>
+          <w:ilvl w:val="0"/>
+          <w:numId w:val="25"/>
+        </w:numPr>
+      </w:pPr>
+      <w:r>
+        <w:t xml:space="preserve">Скольжение по стене – состояние перемещения игрока вниз по платформе. Из этого состояния возможен рывок и прыжок, даже если ранее они были использованы. </w:t>
+      </w:r>
+    </w:p>
+    <w:p>
+      <w:pPr>
+        <w:ind w:left="360" w:firstLine="349"/>
+      </w:pPr>
+      <w:r>
+        <w:t>Автомат состояний обеспечивает плавные переходы между состояниями, например, из состояния "Движение по поверхности" в "Прыжок" или из "Падения" в "Скольжение по стене".</w:t>
+      </w:r>
+    </w:p>
+    <w:p>
+      <w:r>
+        <w:t>Взаимодействие между компонентами</w:t>
+      </w:r>
+      <w:r>
+        <w:t xml:space="preserve"> можно описать так:</w:t>
+      </w:r>
+    </w:p>
+    <w:p>
+      <w:pPr>
+        <w:pStyle w:val="a3"/>
+        <w:numPr>
+          <w:ilvl w:val="0"/>
+          <w:numId w:val="37"/>
+        </w:numPr>
+        <w:ind w:left="709" w:hanging="425"/>
+      </w:pPr>
+      <w:r>
+        <w:t>Игрок получает информацию от игрового мира о его текущем состоянии (например, находится ли он на платформе или в воздухе).</w:t>
+      </w:r>
+    </w:p>
+    <w:p>
+      <w:pPr>
+        <w:pStyle w:val="a3"/>
+        <w:numPr>
+          <w:ilvl w:val="0"/>
+          <w:numId w:val="37"/>
+        </w:numPr>
+        <w:ind w:left="709" w:hanging="425"/>
+      </w:pPr>
+      <w:r>
+        <w:lastRenderedPageBreak/>
+        <w:t>Обработчик движений отвечает за реализацию физического перемещения персонажа, используя данные, переданные из автомата состояний.</w:t>
+      </w:r>
+    </w:p>
+    <w:p>
+      <w:pPr>
+        <w:pStyle w:val="a3"/>
+        <w:numPr>
+          <w:ilvl w:val="0"/>
+          <w:numId w:val="37"/>
+        </w:numPr>
+        <w:ind w:left="709" w:hanging="425"/>
+      </w:pPr>
+      <w:r>
+        <w:t>Автомат состояний управляет логикой поведения персонажа, устанавливая текущие задачи для обработчика движений.</w:t>
+      </w:r>
+    </w:p>
+    <w:p>
+      <w:pPr>
+        <w:pStyle w:val="a3"/>
+        <w:numPr>
+          <w:ilvl w:val="0"/>
+          <w:numId w:val="37"/>
+        </w:numPr>
+        <w:ind w:left="709" w:hanging="425"/>
+      </w:pPr>
+      <w:r>
+        <w:t>Платформы, являясь частью игрового мира, предоставляют поверхности для взаимодействия персонажа, такие как места для приземления или стены для скольжения.</w:t>
+      </w:r>
+    </w:p>
+    <w:p>
+      <w:pPr>
+        <w:ind w:left="284" w:firstLine="424"/>
+      </w:pPr>
+      <w:r>
+        <w:t>Предложенная модель предметной области обеспечивает модульный и гибкий подход к разработке контроллера персонажа в 2D платформере. Разделение логики на автомат состояний и обработчик движений позволяет легко добавлять новые механики и улучшать существующие</w:t>
+      </w:r>
+      <w:r>
+        <w:t>.</w:t>
       </w:r>
     </w:p>
     <w:p>
       <w:pPr>
         <w:pStyle w:val="2"/>
       </w:pPr>
-      <w:r>
-        <w:t xml:space="preserve"> </w:t>
-      </w:r>
-      <w:bookmarkStart w:id="5" w:name="_Toc185945903"/>
+      <w:bookmarkStart w:id="5" w:name="_Toc188503221"/>
       <w:r>
         <w:t>Проектирование основных механик</w:t>
       </w:r>
@@ -3300,7 +3194,19 @@
         <w:ind w:firstLine="709"/>
       </w:pPr>
       <w:r>
-        <w:t>На основе концепции игры были выделены следующие основные механики: передвижение по платформам, прыжок, рывок. В зависимости от того, в каких условиях находится игровой персонаж, данные механики будут варьироваться. Например, по платформам, имитирующим материал лёд, игрок будет двигаться с большим скольжением, чем по платформам, имитирующим материал земли. Также сам жанр включает в себя особенности управления, которые я далее более подробно рассматриваю.</w:t>
+        <w:t>На основе концепции игры были выделены следующие основные механики: передвижение по платформам, прыжок, рывок</w:t>
+      </w:r>
+      <w:r>
+        <w:t>, скольжение по стене</w:t>
+      </w:r>
+      <w:r>
+        <w:t xml:space="preserve">. </w:t>
+      </w:r>
+      <w:r>
+        <w:t>Ж</w:t>
+      </w:r>
+      <w:r>
+        <w:t>анр включает в себя особенности управления, которые я далее более подробно рассматриваю.</w:t>
       </w:r>
     </w:p>
     <w:p>
@@ -3308,19 +3214,19 @@
         <w:ind w:firstLine="709"/>
       </w:pPr>
       <w:r>
-        <w:t xml:space="preserve">Управление в прыжке. Игрок должен иметь возможность контролировать персонажа в воздухе, например, изменять направление </w:t>
+        <w:t>Управление в прыжке. Игрок должен иметь возможность контролировать персонажа в воздухе, например, изменять направление движения или выполнять дополнительные действия, например, двойной прыжок. Для реализации двойного прыжка необходимо встроить буфер прыжков. Количество повторяемых прыжков может быть гораздо больше, всё зависит от тех условий, в которые мы погружаем игрока, поэтому необходимо встроить универсальный буфер прыжка, чтобы в последствии их количество можно было регулировать.</w:t>
+      </w:r>
+    </w:p>
+    <w:p>
+      <w:pPr>
+        <w:ind w:firstLine="709"/>
+      </w:pPr>
+      <w:r>
+        <w:t xml:space="preserve">Падение и приземление. Падение и приземление должны быть плавными и контролируемыми, чтобы игрок мог точно приземляться на платформы. Для прыжка необходимо добавить запоминание нажатия клавиши и таймер прикосновения с платформой. В случае, если игрок нажал на кнопку прыжка </w:t>
       </w:r>
       <w:r>
         <w:lastRenderedPageBreak/>
-        <w:t>движения или выполнять дополнительные действия, например, двойной прыжок. Для реализации двойного прыжка необходимо встроить буфер прыжков. Количество повторяемых прыжков может быть гораздо больше, всё зависит от тех условий, в которые мы погружаем игрока, поэтому необходимо встроить универсальный буфер прыжка, чтобы в последствии их количество можно было регулировать.</w:t>
-      </w:r>
-    </w:p>
-    <w:p>
-      <w:pPr>
-        <w:ind w:firstLine="709"/>
-      </w:pPr>
-      <w:r>
-        <w:t>Падение и приземление. Падение и приземление должны быть плавными и контролируемыми, чтобы игрок мог точно приземляться на платформы. Для прыжка необходимо добавить запоминание нажатия клавиши и таймер прикосновения с платформой. В случае, если игрок нажал на кнопку прыжка чуть раньше приземления, а персонаж не отреагировал на нажатие, то впечатление от управления персонажем испортится, вызвав разногласие ожидаемого и полученного результатов.</w:t>
+        <w:t>чуть раньше приземления, а персонаж не отреагировал на нажатие, то впечатление от управления персонажем испортится, вызвав разногласие ожидаемого и полученного результатов.</w:t>
       </w:r>
     </w:p>
     <w:p>
@@ -3419,6 +3325,9 @@
         </w:rPr>
         <w:t>Z</w:t>
       </w:r>
+      <w:r>
+        <w:t>.</w:t>
+      </w:r>
     </w:p>
     <w:p>
       <w:pPr>
@@ -3443,16 +3352,6 @@
     </w:p>
     <w:p>
       <w:pPr>
-        <w:pStyle w:val="a3"/>
-        <w:ind w:left="0" w:firstLine="709"/>
-      </w:pPr>
-      <w:r>
-        <w:lastRenderedPageBreak/>
-        <w:t>Также в прототип платформера включены статические и динамические платформы. В зависимости от материала платформы будут иметь различное скольжение. Динамические дополнительно могут менять направление и скорость передвижения.</w:t>
-      </w:r>
-    </w:p>
-    <w:p>
-      <w:pPr>
         <w:ind w:firstLine="709"/>
       </w:pPr>
       <w:r>
@@ -3477,7 +3376,7 @@
           <w:bCs/>
         </w:rPr>
       </w:pPr>
-      <w:bookmarkStart w:id="6" w:name="_Toc185945904"/>
+      <w:bookmarkStart w:id="6" w:name="_Toc188503222"/>
       <w:r>
         <w:rPr>
           <w:rStyle w:val="20"/>
@@ -3920,29 +3819,10 @@
     </w:p>
     <w:p>
       <w:pPr>
-        <w:spacing w:after="160" w:line="259" w:lineRule="auto"/>
-        <w:jc w:val="left"/>
-        <w:rPr>
-          <w:rFonts w:eastAsiaTheme="majorEastAsia" w:cs="Times New Roman"/>
-          <w:b/>
-          <w:bCs/>
-          <w:szCs w:val="32"/>
-        </w:rPr>
-      </w:pPr>
-      <w:r>
-        <w:tab/>
-      </w:r>
-      <w:r>
-        <w:br w:type="page"/>
-      </w:r>
-    </w:p>
-    <w:p>
-      <w:pPr>
         <w:pStyle w:val="3"/>
       </w:pPr>
-      <w:bookmarkStart w:id="7" w:name="_Toc185945905"/>
-      <w:r>
-        <w:lastRenderedPageBreak/>
+      <w:bookmarkStart w:id="7" w:name="_Toc188503223"/>
+      <w:r>
         <w:t xml:space="preserve">Сравнение </w:t>
       </w:r>
       <w:r>
@@ -4037,6 +3917,14 @@
         </w:rPr>
         <w:t xml:space="preserve"> пункты, по которым буду сравнивать движки и рассмотрю их в следующей таблице.</w:t>
       </w:r>
+    </w:p>
+    <w:p>
+      <w:pPr>
+        <w:ind w:firstLine="708"/>
+        <w:rPr>
+          <w:lang w:eastAsia="ru-RU"/>
+        </w:rPr>
+      </w:pPr>
     </w:p>
     <w:tbl>
       <w:tblPr>
@@ -4048,8 +3936,8 @@
       <w:tblGrid>
         <w:gridCol w:w="2560"/>
         <w:gridCol w:w="2179"/>
-        <w:gridCol w:w="1635"/>
-        <w:gridCol w:w="2126"/>
+        <w:gridCol w:w="1777"/>
+        <w:gridCol w:w="2410"/>
       </w:tblGrid>
       <w:tr>
         <w:tc>
@@ -4058,6 +3946,7 @@
           </w:tcPr>
           <w:p>
             <w:pPr>
+              <w:spacing w:line="240" w:lineRule="auto"/>
               <w:ind w:right="35"/>
               <w:rPr>
                 <w:b/>
@@ -4071,6 +3960,7 @@
                 <w:bCs/>
                 <w:lang w:eastAsia="ru-RU"/>
               </w:rPr>
+              <w:lastRenderedPageBreak/>
               <w:t>Характеристика</w:t>
             </w:r>
           </w:p>
@@ -4081,6 +3971,7 @@
           </w:tcPr>
           <w:p>
             <w:pPr>
+              <w:spacing w:line="240" w:lineRule="auto"/>
               <w:ind w:right="35"/>
               <w:rPr>
                 <w:b/>
@@ -4100,10 +3991,11 @@
         </w:tc>
         <w:tc>
           <w:tcPr>
-            <w:tcW w:w="1635" w:type="dxa"/>
+            <w:tcW w:w="1777" w:type="dxa"/>
           </w:tcPr>
           <w:p>
             <w:pPr>
+              <w:spacing w:line="240" w:lineRule="auto"/>
               <w:ind w:right="35"/>
               <w:rPr>
                 <w:b/>
@@ -4123,10 +4015,11 @@
         </w:tc>
         <w:tc>
           <w:tcPr>
-            <w:tcW w:w="2126" w:type="dxa"/>
+            <w:tcW w:w="2410" w:type="dxa"/>
           </w:tcPr>
           <w:p>
             <w:pPr>
+              <w:spacing w:line="240" w:lineRule="auto"/>
               <w:ind w:right="35"/>
               <w:rPr>
                 <w:b/>
@@ -4217,7 +4110,7 @@
         </w:tc>
         <w:tc>
           <w:tcPr>
-            <w:tcW w:w="1635" w:type="dxa"/>
+            <w:tcW w:w="1777" w:type="dxa"/>
           </w:tcPr>
           <w:p>
             <w:pPr>
@@ -4268,7 +4161,7 @@
         </w:tc>
         <w:tc>
           <w:tcPr>
-            <w:tcW w:w="2126" w:type="dxa"/>
+            <w:tcW w:w="2410" w:type="dxa"/>
           </w:tcPr>
           <w:p>
             <w:pPr>
@@ -4341,7 +4234,7 @@
         </w:tc>
         <w:tc>
           <w:tcPr>
-            <w:tcW w:w="1635" w:type="dxa"/>
+            <w:tcW w:w="1777" w:type="dxa"/>
           </w:tcPr>
           <w:p>
             <w:pPr>
@@ -4362,7 +4255,7 @@
         </w:tc>
         <w:tc>
           <w:tcPr>
-            <w:tcW w:w="2126" w:type="dxa"/>
+            <w:tcW w:w="2410" w:type="dxa"/>
           </w:tcPr>
           <w:p>
             <w:pPr>
@@ -4475,7 +4368,7 @@
         </w:tc>
         <w:tc>
           <w:tcPr>
-            <w:tcW w:w="1635" w:type="dxa"/>
+            <w:tcW w:w="1777" w:type="dxa"/>
           </w:tcPr>
           <w:p>
             <w:pPr>
@@ -4516,7 +4409,7 @@
         </w:tc>
         <w:tc>
           <w:tcPr>
-            <w:tcW w:w="2126" w:type="dxa"/>
+            <w:tcW w:w="2410" w:type="dxa"/>
           </w:tcPr>
           <w:p>
             <w:pPr>
@@ -4629,7 +4522,7 @@
         </w:tc>
         <w:tc>
           <w:tcPr>
-            <w:tcW w:w="1635" w:type="dxa"/>
+            <w:tcW w:w="1777" w:type="dxa"/>
           </w:tcPr>
           <w:p>
             <w:pPr>
@@ -4662,7 +4555,7 @@
         </w:tc>
         <w:tc>
           <w:tcPr>
-            <w:tcW w:w="2126" w:type="dxa"/>
+            <w:tcW w:w="2410" w:type="dxa"/>
           </w:tcPr>
           <w:p>
             <w:pPr>
@@ -4727,7 +4620,7 @@
         </w:tc>
         <w:tc>
           <w:tcPr>
-            <w:tcW w:w="1635" w:type="dxa"/>
+            <w:tcW w:w="1777" w:type="dxa"/>
           </w:tcPr>
           <w:p>
             <w:pPr>
@@ -4748,7 +4641,7 @@
         </w:tc>
         <w:tc>
           <w:tcPr>
-            <w:tcW w:w="2126" w:type="dxa"/>
+            <w:tcW w:w="2410" w:type="dxa"/>
           </w:tcPr>
           <w:p>
             <w:pPr>
@@ -4786,7 +4679,6 @@
               <w:rPr>
                 <w:lang w:eastAsia="ru-RU"/>
               </w:rPr>
-              <w:lastRenderedPageBreak/>
               <w:t>Ассеты и магазин</w:t>
             </w:r>
           </w:p>
@@ -4834,7 +4726,7 @@
         </w:tc>
         <w:tc>
           <w:tcPr>
-            <w:tcW w:w="1635" w:type="dxa"/>
+            <w:tcW w:w="1777" w:type="dxa"/>
           </w:tcPr>
           <w:p>
             <w:pPr>
@@ -4855,7 +4747,7 @@
         </w:tc>
         <w:tc>
           <w:tcPr>
-            <w:tcW w:w="2126" w:type="dxa"/>
+            <w:tcW w:w="2410" w:type="dxa"/>
           </w:tcPr>
           <w:p>
             <w:pPr>
@@ -4937,7 +4829,7 @@
         </w:tc>
         <w:tc>
           <w:tcPr>
-            <w:tcW w:w="1635" w:type="dxa"/>
+            <w:tcW w:w="1777" w:type="dxa"/>
           </w:tcPr>
           <w:p>
             <w:pPr>
@@ -4958,7 +4850,7 @@
         </w:tc>
         <w:tc>
           <w:tcPr>
-            <w:tcW w:w="2126" w:type="dxa"/>
+            <w:tcW w:w="2410" w:type="dxa"/>
           </w:tcPr>
           <w:p>
             <w:pPr>
@@ -5013,11 +4905,18 @@
     </w:tbl>
     <w:p>
       <w:pPr>
+        <w:spacing w:before="240"/>
         <w:ind w:firstLine="708"/>
         <w:rPr>
-          <w:lang w:val="en-US" w:eastAsia="ru-RU"/>
-        </w:rPr>
-      </w:pPr>
+          <w:lang w:eastAsia="ru-RU"/>
+        </w:rPr>
+      </w:pPr>
+      <w:r>
+        <w:rPr>
+          <w:lang w:eastAsia="ru-RU"/>
+        </w:rPr>
+        <w:t>Для разработки прототипа 2D платформера в рамках курсовой работы был выбран движок Unity. Этот выбор был обоснован следующими факторами:</w:t>
+      </w:r>
     </w:p>
     <w:p>
       <w:pPr>
@@ -5030,53 +4929,41 @@
         <w:rPr>
           <w:lang w:eastAsia="ru-RU"/>
         </w:rPr>
-        <w:t>На основе анализа доступных на рынке решений</w:t>
-      </w:r>
+        <w:lastRenderedPageBreak/>
+        <w:t xml:space="preserve">   Развитие 2D функционала: Unity имеет развитый 2D функционал, включая систему </w:t>
+      </w:r>
+      <w:proofErr w:type="spellStart"/>
       <w:r>
         <w:rPr>
           <w:lang w:eastAsia="ru-RU"/>
         </w:rPr>
-        <w:t xml:space="preserve"> в</w:t>
-      </w:r>
+        <w:t>Tilemap</w:t>
+      </w:r>
+      <w:proofErr w:type="spellEnd"/>
       <w:r>
         <w:rPr>
           <w:lang w:eastAsia="ru-RU"/>
         </w:rPr>
-        <w:t xml:space="preserve"> контексте разработки прототипа управления персонажем в 2</w:t>
-      </w:r>
-      <w:r>
-        <w:rPr>
-          <w:lang w:val="en-US" w:eastAsia="ru-RU"/>
-        </w:rPr>
-        <w:t>D</w:t>
-      </w:r>
-      <w:r>
+        <w:t>, улучшенную физику для 2D объектов и специализированные инструменты для работы со спрайтами и анимацией.</w:t>
+      </w:r>
+    </w:p>
+    <w:p>
+      <w:pPr>
+        <w:ind w:firstLine="708"/>
         <w:rPr>
           <w:lang w:eastAsia="ru-RU"/>
         </w:rPr>
-        <w:t xml:space="preserve"> платформере, движок </w:t>
-      </w:r>
-      <w:r>
-        <w:rPr>
-          <w:lang w:val="en-US" w:eastAsia="ru-RU"/>
-        </w:rPr>
-        <w:t>Unity</w:t>
-      </w:r>
+      </w:pPr>
       <w:r>
         <w:rPr>
           <w:lang w:eastAsia="ru-RU"/>
         </w:rPr>
-        <w:t xml:space="preserve"> представляется оптимальным выбором по ряду ключевых параметров:</w:t>
-      </w:r>
-    </w:p>
-    <w:p>
-      <w:pPr>
-        <w:pStyle w:val="a3"/>
-        <w:numPr>
-          <w:ilvl w:val="0"/>
-          <w:numId w:val="15"/>
-        </w:numPr>
-        <w:ind w:left="0" w:firstLine="284"/>
+        <w:t xml:space="preserve">   Эффективность прототипирования: Unity имеет интуитивно понятный интерфейс и гибкость настройки, что позволяет ускорить процесс разработки прототипа.</w:t>
+      </w:r>
+    </w:p>
+    <w:p>
+      <w:pPr>
+        <w:ind w:firstLine="708"/>
         <w:rPr>
           <w:lang w:eastAsia="ru-RU"/>
         </w:rPr>
@@ -5085,862 +4972,209 @@
         <w:rPr>
           <w:lang w:eastAsia="ru-RU"/>
         </w:rPr>
-        <w:t>Развитие 2</w:t>
-      </w:r>
-      <w:r>
-        <w:rPr>
-          <w:lang w:val="en-US" w:eastAsia="ru-RU"/>
-        </w:rPr>
-        <w:t>D</w:t>
-      </w:r>
+        <w:t xml:space="preserve">   Ресурсы Asset Store: Unity Asset Store предоставляет широкий спектр готовых решений, включая </w:t>
+      </w:r>
+      <w:proofErr w:type="spellStart"/>
       <w:r>
         <w:rPr>
           <w:lang w:eastAsia="ru-RU"/>
         </w:rPr>
-        <w:t xml:space="preserve"> функционала: несмотря на первоначальную фокусировку на 3</w:t>
-      </w:r>
-      <w:r>
-        <w:rPr>
-          <w:lang w:val="en-US" w:eastAsia="ru-RU"/>
-        </w:rPr>
-        <w:t>D</w:t>
-      </w:r>
+        <w:t>ассеты</w:t>
+      </w:r>
+      <w:proofErr w:type="spellEnd"/>
       <w:r>
         <w:rPr>
           <w:lang w:eastAsia="ru-RU"/>
         </w:rPr>
-        <w:t xml:space="preserve"> разработку, </w:t>
-      </w:r>
-      <w:r>
-        <w:rPr>
-          <w:lang w:val="en-US" w:eastAsia="ru-RU"/>
-        </w:rPr>
-        <w:t>Unity</w:t>
-      </w:r>
+        <w:t xml:space="preserve"> для персонажей 2D игр и специализированные спрайты для </w:t>
+      </w:r>
+      <w:proofErr w:type="spellStart"/>
       <w:r>
         <w:rPr>
           <w:lang w:eastAsia="ru-RU"/>
         </w:rPr>
-        <w:t xml:space="preserve"> существенно расширил свои возможности в области 2</w:t>
-      </w:r>
-      <w:r>
-        <w:rPr>
-          <w:lang w:val="en-US" w:eastAsia="ru-RU"/>
-        </w:rPr>
-        <w:t>D</w:t>
-      </w:r>
+        <w:t>платформеров</w:t>
+      </w:r>
+      <w:proofErr w:type="spellEnd"/>
       <w:r>
         <w:rPr>
           <w:lang w:eastAsia="ru-RU"/>
         </w:rPr>
-        <w:t xml:space="preserve">. Внедрение системы </w:t>
+        <w:t>.</w:t>
+      </w:r>
+    </w:p>
+    <w:p>
+      <w:pPr>
+        <w:ind w:firstLine="708"/>
+        <w:rPr>
+          <w:lang w:eastAsia="ru-RU"/>
+        </w:rPr>
+      </w:pPr>
+      <w:r>
+        <w:rPr>
+          <w:lang w:eastAsia="ru-RU"/>
+        </w:rPr>
+        <w:t xml:space="preserve">   Поддержка сообщества: обширное сообщество пользователей Unity обеспечивает доступ к ресурсам, включая учебные материалы, примеры проектов и активные форумы.</w:t>
+      </w:r>
+    </w:p>
+    <w:p>
+      <w:pPr>
+        <w:ind w:firstLine="708"/>
+        <w:rPr>
+          <w:lang w:eastAsia="ru-RU"/>
+        </w:rPr>
+      </w:pPr>
+      <w:r>
+        <w:rPr>
+          <w:lang w:eastAsia="ru-RU"/>
+        </w:rPr>
+        <w:t xml:space="preserve">   Физическая система: встроенная в Unity физическая система, адаптированная для 2D, обеспечивает необходимую точность взаимодействий.</w:t>
+      </w:r>
+    </w:p>
+    <w:p>
+      <w:pPr>
+        <w:ind w:firstLine="708"/>
+        <w:rPr>
+          <w:lang w:eastAsia="ru-RU"/>
+        </w:rPr>
+      </w:pPr>
+      <w:r>
+        <w:rPr>
+          <w:lang w:eastAsia="ru-RU"/>
+        </w:rPr>
+        <w:t>Сравнение с альтернативами</w:t>
+      </w:r>
+    </w:p>
+    <w:p>
+      <w:pPr>
+        <w:ind w:firstLine="708"/>
+        <w:rPr>
+          <w:lang w:eastAsia="ru-RU"/>
+        </w:rPr>
+      </w:pPr>
+      <w:r>
+        <w:rPr>
+          <w:lang w:eastAsia="ru-RU"/>
+        </w:rPr>
+        <w:t xml:space="preserve">Альтернативные движки, такие как </w:t>
       </w:r>
       <w:proofErr w:type="spellStart"/>
       <w:r>
         <w:rPr>
-          <w:lang w:val="en-US" w:eastAsia="ru-RU"/>
-        </w:rPr>
-        <w:t>Tilemap</w:t>
+          <w:lang w:eastAsia="ru-RU"/>
+        </w:rPr>
+        <w:t>Godot</w:t>
       </w:r>
       <w:proofErr w:type="spellEnd"/>
       <w:r>
         <w:rPr>
           <w:lang w:eastAsia="ru-RU"/>
         </w:rPr>
-        <w:t>, улучшенная физика для 2</w:t>
-      </w:r>
-      <w:r>
-        <w:rPr>
-          <w:lang w:val="en-US" w:eastAsia="ru-RU"/>
-        </w:rPr>
-        <w:t>D</w:t>
-      </w:r>
-      <w:r>
+        <w:t xml:space="preserve"> и Unreal Engine, также обладают своими преимуществами:</w:t>
+      </w:r>
+    </w:p>
+    <w:p>
+      <w:pPr>
+        <w:ind w:firstLine="708"/>
         <w:rPr>
           <w:lang w:eastAsia="ru-RU"/>
         </w:rPr>
-        <w:t xml:space="preserve"> объектов, а также специализированные инструменты для работы со спрайтами и анимацией делают </w:t>
-      </w:r>
-      <w:r>
-        <w:rPr>
-          <w:lang w:val="en-US" w:eastAsia="ru-RU"/>
-        </w:rPr>
-        <w:t>Unity</w:t>
-      </w:r>
+      </w:pPr>
       <w:r>
         <w:rPr>
           <w:lang w:eastAsia="ru-RU"/>
         </w:rPr>
-        <w:t xml:space="preserve"> пригодным для создания качественных 2</w:t>
-      </w:r>
-      <w:r>
-        <w:rPr>
-          <w:lang w:val="en-US" w:eastAsia="ru-RU"/>
-        </w:rPr>
-        <w:t>D</w:t>
-      </w:r>
+        <w:t xml:space="preserve">   </w:t>
+      </w:r>
+      <w:proofErr w:type="spellStart"/>
       <w:r>
         <w:rPr>
           <w:lang w:eastAsia="ru-RU"/>
         </w:rPr>
-        <w:t xml:space="preserve"> игр.</w:t>
-      </w:r>
-    </w:p>
-    <w:p>
-      <w:pPr>
-        <w:pStyle w:val="a3"/>
-        <w:numPr>
-          <w:ilvl w:val="0"/>
-          <w:numId w:val="15"/>
-        </w:numPr>
-        <w:ind w:left="0" w:firstLine="284"/>
+        <w:t>Godot</w:t>
+      </w:r>
+      <w:proofErr w:type="spellEnd"/>
+      <w:r>
         <w:rPr>
           <w:lang w:eastAsia="ru-RU"/>
         </w:rPr>
-      </w:pPr>
-      <w:r>
+        <w:t>: предлагает открытый исходный код и легкость в освоении, но его экосистема и библиотека ресурсов менее обширны по сравнению с Unity.</w:t>
+      </w:r>
+    </w:p>
+    <w:p>
+      <w:pPr>
+        <w:ind w:firstLine="708"/>
         <w:rPr>
           <w:lang w:eastAsia="ru-RU"/>
         </w:rPr>
-        <w:t xml:space="preserve">Эффективность прототипирования: </w:t>
-      </w:r>
+      </w:pPr>
       <w:r>
         <w:rPr>
           <w:lang w:eastAsia="ru-RU"/>
         </w:rPr>
-        <w:t>и</w:t>
-      </w:r>
+        <w:t xml:space="preserve">   Unreal Engine: имеет систему </w:t>
+      </w:r>
+      <w:proofErr w:type="spellStart"/>
       <w:r>
         <w:rPr>
           <w:lang w:eastAsia="ru-RU"/>
         </w:rPr>
-        <w:t xml:space="preserve">нтерфейс </w:t>
-      </w:r>
-      <w:r>
-        <w:rPr>
-          <w:lang w:val="en-US" w:eastAsia="ru-RU"/>
-        </w:rPr>
-        <w:t>Unity</w:t>
-      </w:r>
+        <w:t>Blueprints</w:t>
+      </w:r>
+      <w:proofErr w:type="spellEnd"/>
       <w:r>
         <w:rPr>
           <w:lang w:eastAsia="ru-RU"/>
         </w:rPr>
-        <w:t>, отличающийся интуитивной понятностью и гибкостью настройки</w:t>
-      </w:r>
-      <w:r>
+        <w:t>, но может показаться чрезмерным для простого 2D проекта из-за его первоначальной ориентации на высококачественные 3D проекты.</w:t>
+      </w:r>
+    </w:p>
+    <w:p>
+      <w:pPr>
+        <w:ind w:firstLine="708"/>
         <w:rPr>
           <w:lang w:eastAsia="ru-RU"/>
         </w:rPr>
+      </w:pPr>
+      <w:r>
+        <w:rPr>
+          <w:lang w:eastAsia="ru-RU"/>
+        </w:rPr>
+        <w:t>Unity демонстрирует оптимальное сочетание доступных инструментов, относительно скромных системных требований, поддержки со стороны сообщества и потенциала для дальнейшего развития проекта, что делает его предпочтительным выбором для разработки прототипа 2D платформера в рамках курсовой работы.</w:t>
+      </w:r>
+    </w:p>
+    <w:p>
+      <w:pPr>
+        <w:rPr>
+          <w:lang w:eastAsia="ru-RU"/>
+        </w:rPr>
+      </w:pPr>
+    </w:p>
+    <w:p>
+      <w:pPr>
+        <w:tabs>
+          <w:tab w:val="left" w:pos="2175"/>
+        </w:tabs>
+        <w:rPr>
+          <w:lang w:eastAsia="ru-RU"/>
+        </w:rPr>
+      </w:pPr>
+      <w:r>
+        <w:rPr>
+          <w:lang w:eastAsia="ru-RU"/>
+        </w:rPr>
+        <w:tab/>
+      </w:r>
+    </w:p>
+    <w:p>
+      <w:pPr>
+        <w:pStyle w:val="2"/>
+      </w:pPr>
+      <w:r>
+        <w:lastRenderedPageBreak/>
         <w:t xml:space="preserve"> </w:t>
       </w:r>
-      <w:r>
-        <w:rPr>
-          <w:lang w:eastAsia="ru-RU"/>
-        </w:rPr>
-        <w:t>позволяет значительно ускорить процесс разработки прототипа. Использование готовых компонентов для управления персонажем может сократить время на разработку основных механик игры</w:t>
-      </w:r>
-      <w:r>
-        <w:rPr>
-          <w:lang w:eastAsia="ru-RU"/>
-        </w:rPr>
-        <w:t>, которые запланированы на будущее</w:t>
-      </w:r>
-      <w:r>
-        <w:rPr>
-          <w:lang w:eastAsia="ru-RU"/>
-        </w:rPr>
-        <w:t>.</w:t>
-      </w:r>
-    </w:p>
-    <w:p>
-      <w:pPr>
-        <w:pStyle w:val="a3"/>
-        <w:numPr>
-          <w:ilvl w:val="0"/>
-          <w:numId w:val="15"/>
-        </w:numPr>
-        <w:ind w:left="0" w:firstLine="284"/>
-        <w:rPr>
-          <w:lang w:eastAsia="ru-RU"/>
-        </w:rPr>
-      </w:pPr>
-      <w:r>
-        <w:rPr>
-          <w:lang w:eastAsia="ru-RU"/>
-        </w:rPr>
-        <w:t xml:space="preserve">Ресурсы </w:t>
-      </w:r>
-      <w:r>
-        <w:rPr>
-          <w:lang w:val="en-US" w:eastAsia="ru-RU"/>
-        </w:rPr>
-        <w:t>Asset</w:t>
-      </w:r>
-      <w:r>
-        <w:rPr>
-          <w:lang w:eastAsia="ru-RU"/>
-        </w:rPr>
-        <w:t xml:space="preserve"> </w:t>
-      </w:r>
-      <w:r>
-        <w:rPr>
-          <w:lang w:val="en-US" w:eastAsia="ru-RU"/>
-        </w:rPr>
-        <w:t>Store</w:t>
-      </w:r>
-      <w:r>
-        <w:rPr>
-          <w:lang w:eastAsia="ru-RU"/>
-        </w:rPr>
-        <w:t xml:space="preserve">: </w:t>
-      </w:r>
-      <w:r>
-        <w:rPr>
-          <w:lang w:val="en-US" w:eastAsia="ru-RU"/>
-        </w:rPr>
-        <w:t>Unity</w:t>
-      </w:r>
-      <w:r>
-        <w:rPr>
-          <w:lang w:eastAsia="ru-RU"/>
-        </w:rPr>
-        <w:t xml:space="preserve"> </w:t>
-      </w:r>
-      <w:r>
-        <w:rPr>
-          <w:lang w:val="en-US" w:eastAsia="ru-RU"/>
-        </w:rPr>
-        <w:t>Asset</w:t>
-      </w:r>
-      <w:r>
-        <w:rPr>
-          <w:lang w:eastAsia="ru-RU"/>
-        </w:rPr>
-        <w:t xml:space="preserve"> </w:t>
-      </w:r>
-      <w:r>
-        <w:rPr>
-          <w:lang w:val="en-US" w:eastAsia="ru-RU"/>
-        </w:rPr>
-        <w:t>Store</w:t>
-      </w:r>
-      <w:r>
-        <w:rPr>
-          <w:lang w:eastAsia="ru-RU"/>
-        </w:rPr>
-        <w:t xml:space="preserve"> предоставляет широкий спектр готовых решений, включая ассеты для персонажей 2</w:t>
-      </w:r>
-      <w:r>
-        <w:rPr>
-          <w:lang w:val="en-US" w:eastAsia="ru-RU"/>
-        </w:rPr>
-        <w:t>D</w:t>
-      </w:r>
-      <w:r>
-        <w:rPr>
-          <w:lang w:eastAsia="ru-RU"/>
-        </w:rPr>
-        <w:t xml:space="preserve"> игр и специализированные </w:t>
-      </w:r>
-      <w:r>
-        <w:rPr>
-          <w:lang w:eastAsia="ru-RU"/>
-        </w:rPr>
-        <w:t>спрайты</w:t>
-      </w:r>
-      <w:r>
-        <w:rPr>
-          <w:lang w:eastAsia="ru-RU"/>
-        </w:rPr>
-        <w:t xml:space="preserve"> для </w:t>
-      </w:r>
-      <w:proofErr w:type="spellStart"/>
-      <w:r>
-        <w:rPr>
-          <w:lang w:eastAsia="ru-RU"/>
-        </w:rPr>
-        <w:t>платформеров</w:t>
-      </w:r>
-      <w:proofErr w:type="spellEnd"/>
-      <w:r>
-        <w:rPr>
-          <w:lang w:eastAsia="ru-RU"/>
-        </w:rPr>
-        <w:t>, что может существенно облегчить и ускорить процесс разработки.</w:t>
-      </w:r>
-    </w:p>
-    <w:p>
-      <w:pPr>
-        <w:pStyle w:val="a3"/>
-        <w:numPr>
-          <w:ilvl w:val="0"/>
-          <w:numId w:val="15"/>
-        </w:numPr>
-        <w:ind w:left="0" w:firstLine="284"/>
-        <w:rPr>
-          <w:lang w:eastAsia="ru-RU"/>
-        </w:rPr>
-      </w:pPr>
-      <w:r>
-        <w:rPr>
-          <w:lang w:eastAsia="ru-RU"/>
-        </w:rPr>
-        <w:t xml:space="preserve">Поддержка сообщества: </w:t>
-      </w:r>
-      <w:r>
-        <w:rPr>
-          <w:lang w:eastAsia="ru-RU"/>
-        </w:rPr>
-        <w:t>о</w:t>
-      </w:r>
-      <w:r>
-        <w:rPr>
-          <w:lang w:eastAsia="ru-RU"/>
-        </w:rPr>
-        <w:t xml:space="preserve">бширное сообщество пользователей </w:t>
-      </w:r>
-      <w:r>
-        <w:rPr>
-          <w:lang w:val="en-US" w:eastAsia="ru-RU"/>
-        </w:rPr>
-        <w:t>Unity</w:t>
-      </w:r>
-      <w:r>
-        <w:rPr>
-          <w:lang w:eastAsia="ru-RU"/>
-        </w:rPr>
-        <w:t xml:space="preserve"> обеспечивает доступ к ресурсам, включая учебные материалы, примеры проектов и активные форумы, что может быть полезно для решения возникающих в процессе разработки вопросов.</w:t>
-      </w:r>
-      <w:r>
-        <w:rPr>
-          <w:lang w:eastAsia="ru-RU"/>
-        </w:rPr>
-        <w:t xml:space="preserve"> </w:t>
-      </w:r>
-    </w:p>
-    <w:p>
-      <w:pPr>
-        <w:pStyle w:val="a3"/>
-        <w:numPr>
-          <w:ilvl w:val="0"/>
-          <w:numId w:val="15"/>
-        </w:numPr>
-        <w:ind w:left="0" w:firstLine="284"/>
-        <w:rPr>
-          <w:lang w:eastAsia="ru-RU"/>
-        </w:rPr>
-      </w:pPr>
-      <w:r>
-        <w:rPr>
-          <w:lang w:eastAsia="ru-RU"/>
-        </w:rPr>
-        <w:lastRenderedPageBreak/>
-        <w:t xml:space="preserve">Физическая система: </w:t>
-      </w:r>
-      <w:r>
-        <w:rPr>
-          <w:lang w:eastAsia="ru-RU"/>
-        </w:rPr>
-        <w:t>в</w:t>
-      </w:r>
-      <w:r>
-        <w:rPr>
-          <w:lang w:eastAsia="ru-RU"/>
-        </w:rPr>
-        <w:t xml:space="preserve">строенная в </w:t>
-      </w:r>
-      <w:r>
-        <w:rPr>
-          <w:lang w:val="en-US" w:eastAsia="ru-RU"/>
-        </w:rPr>
-        <w:t>Unity</w:t>
-      </w:r>
-      <w:r>
-        <w:rPr>
-          <w:lang w:eastAsia="ru-RU"/>
-        </w:rPr>
-        <w:t xml:space="preserve"> физическая система, адаптированная для 2</w:t>
-      </w:r>
-      <w:r>
-        <w:rPr>
-          <w:lang w:val="en-US" w:eastAsia="ru-RU"/>
-        </w:rPr>
-        <w:t>D</w:t>
-      </w:r>
-      <w:r>
-        <w:rPr>
-          <w:lang w:eastAsia="ru-RU"/>
-        </w:rPr>
-        <w:t xml:space="preserve">, обеспечивает необходимую точность взаимодействий, что является ключевым для жанра </w:t>
-      </w:r>
-      <w:proofErr w:type="spellStart"/>
-      <w:r>
-        <w:rPr>
-          <w:lang w:eastAsia="ru-RU"/>
-        </w:rPr>
-        <w:t>платформеров</w:t>
-      </w:r>
-      <w:proofErr w:type="spellEnd"/>
-      <w:r>
-        <w:rPr>
-          <w:lang w:eastAsia="ru-RU"/>
-        </w:rPr>
-        <w:t>, где взаимодействие с окружением должно быть предсказуемым и отзывчивым.</w:t>
-      </w:r>
-    </w:p>
-    <w:p>
-      <w:pPr>
-        <w:pStyle w:val="a3"/>
-        <w:numPr>
-          <w:ilvl w:val="0"/>
-          <w:numId w:val="15"/>
-        </w:numPr>
-        <w:ind w:left="0" w:firstLine="708"/>
-        <w:rPr>
-          <w:lang w:eastAsia="ru-RU"/>
-        </w:rPr>
-      </w:pPr>
-      <w:r>
-        <w:rPr>
-          <w:lang w:eastAsia="ru-RU"/>
-        </w:rPr>
-        <w:t xml:space="preserve">На </w:t>
-      </w:r>
-      <w:r>
-        <w:rPr>
-          <w:lang w:val="en-US" w:eastAsia="ru-RU"/>
-        </w:rPr>
-        <w:t>Unity</w:t>
-      </w:r>
-      <w:r>
-        <w:rPr>
-          <w:lang w:eastAsia="ru-RU"/>
-        </w:rPr>
-        <w:t xml:space="preserve"> </w:t>
-      </w:r>
-      <w:r>
-        <w:rPr>
-          <w:lang w:eastAsia="ru-RU"/>
-        </w:rPr>
-        <w:t>были созданы и впущены такие известные игры</w:t>
-      </w:r>
-      <w:r>
-        <w:rPr>
-          <w:lang w:eastAsia="ru-RU"/>
-        </w:rPr>
-        <w:t xml:space="preserve"> </w:t>
-      </w:r>
-      <w:r>
-        <w:rPr>
-          <w:lang w:eastAsia="ru-RU"/>
-        </w:rPr>
-        <w:t xml:space="preserve">в жанре платформер, как </w:t>
-      </w:r>
-      <w:proofErr w:type="gramStart"/>
-      <w:r>
-        <w:rPr>
-          <w:lang w:val="en-US" w:eastAsia="ru-RU"/>
-        </w:rPr>
-        <w:t>Cuphead</w:t>
-      </w:r>
-      <w:r>
-        <w:rPr>
-          <w:lang w:eastAsia="ru-RU"/>
-        </w:rPr>
-        <w:t>(</w:t>
-      </w:r>
-      <w:proofErr w:type="gramEnd"/>
-      <w:r>
-        <w:rPr>
-          <w:lang w:eastAsia="ru-RU"/>
-        </w:rPr>
-        <w:t>2017)</w:t>
-      </w:r>
-      <w:r>
-        <w:rPr>
-          <w:lang w:eastAsia="ru-RU"/>
-        </w:rPr>
-        <w:t>, разработанная</w:t>
-      </w:r>
-      <w:r>
-        <w:rPr>
-          <w:lang w:eastAsia="ru-RU"/>
-        </w:rPr>
-        <w:t xml:space="preserve"> </w:t>
-      </w:r>
-      <w:r>
-        <w:rPr>
-          <w:lang w:eastAsia="ru-RU"/>
-        </w:rPr>
-        <w:t xml:space="preserve">студией </w:t>
-      </w:r>
-      <w:r>
-        <w:rPr>
-          <w:lang w:val="en-US" w:eastAsia="ru-RU"/>
-        </w:rPr>
-        <w:t>MDHR</w:t>
-      </w:r>
-      <w:r>
-        <w:rPr>
-          <w:lang w:eastAsia="ru-RU"/>
-        </w:rPr>
-        <w:t xml:space="preserve">, </w:t>
-      </w:r>
-      <w:r>
-        <w:rPr>
-          <w:lang w:val="en-US" w:eastAsia="ru-RU"/>
-        </w:rPr>
-        <w:t>Ori</w:t>
-      </w:r>
-      <w:r>
-        <w:rPr>
-          <w:lang w:eastAsia="ru-RU"/>
-        </w:rPr>
-        <w:t xml:space="preserve"> </w:t>
-      </w:r>
-      <w:r>
-        <w:rPr>
-          <w:lang w:val="en-US" w:eastAsia="ru-RU"/>
-        </w:rPr>
-        <w:t>and</w:t>
-      </w:r>
-      <w:r>
-        <w:rPr>
-          <w:lang w:eastAsia="ru-RU"/>
-        </w:rPr>
-        <w:t xml:space="preserve"> </w:t>
-      </w:r>
-      <w:r>
-        <w:rPr>
-          <w:lang w:val="en-US" w:eastAsia="ru-RU"/>
-        </w:rPr>
-        <w:t>the</w:t>
-      </w:r>
-      <w:r>
-        <w:rPr>
-          <w:lang w:eastAsia="ru-RU"/>
-        </w:rPr>
-        <w:t xml:space="preserve"> </w:t>
-      </w:r>
-      <w:r>
-        <w:rPr>
-          <w:lang w:val="en-US" w:eastAsia="ru-RU"/>
-        </w:rPr>
-        <w:t>Blind</w:t>
-      </w:r>
-      <w:r>
-        <w:rPr>
-          <w:lang w:eastAsia="ru-RU"/>
-        </w:rPr>
-        <w:t xml:space="preserve"> </w:t>
-      </w:r>
-      <w:r>
-        <w:rPr>
-          <w:lang w:val="en-US" w:eastAsia="ru-RU"/>
-        </w:rPr>
-        <w:t>Forest</w:t>
-      </w:r>
-      <w:r>
-        <w:rPr>
-          <w:lang w:eastAsia="ru-RU"/>
-        </w:rPr>
-        <w:t xml:space="preserve"> от </w:t>
-      </w:r>
-      <w:r>
-        <w:rPr>
-          <w:lang w:eastAsia="ru-RU"/>
-        </w:rPr>
-        <w:t xml:space="preserve">(2015) </w:t>
-      </w:r>
-      <w:r>
-        <w:rPr>
-          <w:lang w:eastAsia="ru-RU"/>
-        </w:rPr>
-        <w:t xml:space="preserve">от </w:t>
-      </w:r>
-      <w:r>
-        <w:rPr>
-          <w:lang w:val="en-US" w:eastAsia="ru-RU"/>
-        </w:rPr>
-        <w:t>Moon</w:t>
-      </w:r>
-      <w:r>
-        <w:rPr>
-          <w:lang w:eastAsia="ru-RU"/>
-        </w:rPr>
-        <w:t xml:space="preserve"> </w:t>
-      </w:r>
-      <w:r>
-        <w:rPr>
-          <w:lang w:val="en-US" w:eastAsia="ru-RU"/>
-        </w:rPr>
-        <w:t>Studios</w:t>
-      </w:r>
-      <w:r>
-        <w:rPr>
-          <w:lang w:eastAsia="ru-RU"/>
-        </w:rPr>
-        <w:t>.</w:t>
-      </w:r>
-      <w:r>
-        <w:rPr>
-          <w:lang w:eastAsia="ru-RU"/>
-        </w:rPr>
-        <w:t xml:space="preserve"> Эти известные </w:t>
-      </w:r>
-      <w:proofErr w:type="spellStart"/>
-      <w:r>
-        <w:rPr>
-          <w:lang w:eastAsia="ru-RU"/>
-        </w:rPr>
-        <w:t>платформеры</w:t>
-      </w:r>
-      <w:proofErr w:type="spellEnd"/>
-      <w:r>
-        <w:rPr>
-          <w:lang w:eastAsia="ru-RU"/>
-        </w:rPr>
-        <w:t xml:space="preserve"> также стали популярными за счет большей подконтрольности персонажа.</w:t>
-      </w:r>
-    </w:p>
-    <w:p>
-      <w:pPr>
-        <w:pStyle w:val="a3"/>
-        <w:ind w:left="0" w:firstLine="709"/>
-        <w:rPr>
-          <w:lang w:eastAsia="ru-RU"/>
-        </w:rPr>
-      </w:pPr>
-      <w:r>
-        <w:rPr>
-          <w:lang w:eastAsia="ru-RU"/>
-        </w:rPr>
-        <w:t xml:space="preserve">В то время как альтернативы, такие как </w:t>
-      </w:r>
-      <w:r>
-        <w:rPr>
-          <w:lang w:val="en-US" w:eastAsia="ru-RU"/>
-        </w:rPr>
-        <w:t>Godot</w:t>
-      </w:r>
-      <w:r>
-        <w:rPr>
-          <w:lang w:eastAsia="ru-RU"/>
-        </w:rPr>
-        <w:t xml:space="preserve"> и </w:t>
-      </w:r>
-      <w:r>
-        <w:rPr>
-          <w:lang w:val="en-US" w:eastAsia="ru-RU"/>
-        </w:rPr>
-        <w:t>Unreal</w:t>
-      </w:r>
-      <w:r>
-        <w:rPr>
-          <w:lang w:eastAsia="ru-RU"/>
-        </w:rPr>
-        <w:t xml:space="preserve"> </w:t>
-      </w:r>
-      <w:r>
-        <w:rPr>
-          <w:lang w:val="en-US" w:eastAsia="ru-RU"/>
-        </w:rPr>
-        <w:t>Engine</w:t>
-      </w:r>
-      <w:r>
-        <w:rPr>
-          <w:lang w:eastAsia="ru-RU"/>
-        </w:rPr>
-        <w:t>, также обладают своими преимуществами:</w:t>
-      </w:r>
-    </w:p>
-    <w:p>
-      <w:pPr>
-        <w:pStyle w:val="a3"/>
-        <w:numPr>
-          <w:ilvl w:val="0"/>
-          <w:numId w:val="14"/>
-        </w:numPr>
-        <w:ind w:left="0" w:firstLine="284"/>
-        <w:rPr>
-          <w:lang w:eastAsia="ru-RU"/>
-        </w:rPr>
-      </w:pPr>
-      <w:r>
-        <w:rPr>
-          <w:lang w:val="en-US" w:eastAsia="ru-RU"/>
-        </w:rPr>
-        <w:t>Godot</w:t>
-      </w:r>
-      <w:r>
-        <w:rPr>
-          <w:lang w:eastAsia="ru-RU"/>
-        </w:rPr>
-        <w:t xml:space="preserve"> предлагает открытый исходный код и легкость в освоении, что может быть привлекательно для индивидуальных разработчиков или небольших команд, однако его экосистема и библиотека ресурсов менее обширны по сравнению с </w:t>
-      </w:r>
-      <w:r>
-        <w:rPr>
-          <w:lang w:val="en-US" w:eastAsia="ru-RU"/>
-        </w:rPr>
-        <w:t>Unity</w:t>
-      </w:r>
-      <w:r>
-        <w:rPr>
-          <w:lang w:eastAsia="ru-RU"/>
-        </w:rPr>
-        <w:t>.</w:t>
-      </w:r>
-      <w:r>
-        <w:rPr>
-          <w:lang w:eastAsia="ru-RU"/>
-        </w:rPr>
-        <w:t xml:space="preserve"> </w:t>
-      </w:r>
-    </w:p>
-    <w:p>
-      <w:pPr>
-        <w:pStyle w:val="a3"/>
-        <w:numPr>
-          <w:ilvl w:val="0"/>
-          <w:numId w:val="14"/>
-        </w:numPr>
-        <w:ind w:left="0" w:firstLine="284"/>
-        <w:rPr>
-          <w:lang w:eastAsia="ru-RU"/>
-        </w:rPr>
-      </w:pPr>
-      <w:r>
-        <w:rPr>
-          <w:lang w:val="en-US" w:eastAsia="ru-RU"/>
-        </w:rPr>
-        <w:t>Unreal</w:t>
-      </w:r>
-      <w:r>
-        <w:rPr>
-          <w:lang w:eastAsia="ru-RU"/>
-        </w:rPr>
-        <w:t xml:space="preserve"> </w:t>
-      </w:r>
-      <w:r>
-        <w:rPr>
-          <w:lang w:val="en-US" w:eastAsia="ru-RU"/>
-        </w:rPr>
-        <w:t>Engine</w:t>
-      </w:r>
-      <w:r>
-        <w:rPr>
-          <w:lang w:eastAsia="ru-RU"/>
-        </w:rPr>
-        <w:t xml:space="preserve">, с его системой </w:t>
-      </w:r>
-      <w:r>
-        <w:rPr>
-          <w:lang w:val="en-US" w:eastAsia="ru-RU"/>
-        </w:rPr>
-        <w:t>Blueprints</w:t>
-      </w:r>
-      <w:r>
-        <w:rPr>
-          <w:lang w:eastAsia="ru-RU"/>
-        </w:rPr>
-        <w:t>, может показаться чрезмерным для простого 2</w:t>
-      </w:r>
-      <w:r>
-        <w:rPr>
-          <w:lang w:val="en-US" w:eastAsia="ru-RU"/>
-        </w:rPr>
-        <w:t>D</w:t>
-      </w:r>
-      <w:r>
-        <w:rPr>
-          <w:lang w:eastAsia="ru-RU"/>
-        </w:rPr>
-        <w:t xml:space="preserve"> проекта из-за его первоначальной ориентации на высококачественные 3</w:t>
-      </w:r>
-      <w:r>
-        <w:rPr>
-          <w:lang w:val="en-US" w:eastAsia="ru-RU"/>
-        </w:rPr>
-        <w:t>D</w:t>
-      </w:r>
-      <w:r>
-        <w:rPr>
-          <w:lang w:eastAsia="ru-RU"/>
-        </w:rPr>
-        <w:t xml:space="preserve"> проекты, что может усложнить процесс разработки для начинающих</w:t>
-      </w:r>
-      <w:r>
-        <w:rPr>
-          <w:lang w:eastAsia="ru-RU"/>
-        </w:rPr>
-        <w:t xml:space="preserve"> разработчиков</w:t>
-      </w:r>
-      <w:r>
-        <w:rPr>
-          <w:lang w:eastAsia="ru-RU"/>
-        </w:rPr>
-        <w:t>.</w:t>
-      </w:r>
-    </w:p>
-    <w:p>
-      <w:pPr>
-        <w:ind w:firstLine="708"/>
-        <w:rPr>
-          <w:lang w:eastAsia="ru-RU"/>
-        </w:rPr>
-      </w:pPr>
-      <w:r>
-        <w:rPr>
-          <w:lang w:eastAsia="ru-RU"/>
-        </w:rPr>
-        <w:t>Таким образом, для целей прототипирования 2</w:t>
-      </w:r>
-      <w:r>
-        <w:rPr>
-          <w:lang w:val="en-US" w:eastAsia="ru-RU"/>
-        </w:rPr>
-        <w:t>D</w:t>
-      </w:r>
-      <w:r>
-        <w:rPr>
-          <w:lang w:eastAsia="ru-RU"/>
-        </w:rPr>
-        <w:t xml:space="preserve"> платформера в рамках курсовой работы, </w:t>
-      </w:r>
-      <w:r>
-        <w:rPr>
-          <w:lang w:val="en-US" w:eastAsia="ru-RU"/>
-        </w:rPr>
-        <w:t>Unity</w:t>
-      </w:r>
-      <w:r>
-        <w:rPr>
-          <w:lang w:eastAsia="ru-RU"/>
-        </w:rPr>
-        <w:t xml:space="preserve"> демонстрирует оптимальное сочетание доступных инструментов</w:t>
-      </w:r>
-      <w:r>
-        <w:rPr>
-          <w:lang w:eastAsia="ru-RU"/>
-        </w:rPr>
-        <w:t>, относительно скромных системных требований</w:t>
-      </w:r>
-      <w:r>
-        <w:rPr>
-          <w:lang w:eastAsia="ru-RU"/>
-        </w:rPr>
-        <w:t>, поддержки со стороны сообщества и потенциала для дальнейшего развития проекта, что делает его предпочтительным выбором для данного контекста.</w:t>
-      </w:r>
-    </w:p>
-    <w:p>
-      <w:pPr>
-        <w:pStyle w:val="2"/>
-      </w:pPr>
-      <w:r>
-        <w:t xml:space="preserve"> </w:t>
-      </w:r>
-      <w:bookmarkStart w:id="9" w:name="_Toc185945906"/>
+      <w:bookmarkStart w:id="9" w:name="_Toc188503224"/>
       <w:r>
         <w:t xml:space="preserve">Особенности разработки игр на </w:t>
       </w:r>
@@ -5969,11 +5203,7 @@
         <w:t xml:space="preserve"> – игровое пространство, содержащее все элементы игры. Начиная</w:t>
       </w:r>
       <w:r>
-        <w:t xml:space="preserve"> от элементов ландшафта и препятствий до источников освещения, персонажей и элементов пользовательского интерфейса — фактически, все, что игрок наблюдает в игре. В ходе разработки можно создавать множество сцен, </w:t>
-      </w:r>
-      <w:r>
-        <w:lastRenderedPageBreak/>
-        <w:t>представляющих собой разные уровни или этапы игры, между которыми осуществляется навигация.</w:t>
+        <w:t xml:space="preserve"> от элементов ландшафта и препятствий до источников освещения, персонажей и элементов пользовательского интерфейса — фактически, все, что игрок наблюдает в игре. В ходе разработки можно создавать множество сцен, представляющих собой разные уровни или этапы игры, между которыми осуществляется навигация.</w:t>
       </w:r>
     </w:p>
     <w:p>
@@ -6207,6 +5437,7 @@
         <w:rPr>
           <w:lang w:val="en-US"/>
         </w:rPr>
+        <w:lastRenderedPageBreak/>
         <w:t>GameObject</w:t>
       </w:r>
       <w:r>
@@ -6251,7 +5482,6 @@
         <w:rPr>
           <w:noProof/>
         </w:rPr>
-        <w:lastRenderedPageBreak/>
         <w:drawing>
           <wp:inline distT="0" distB="0" distL="0" distR="0" wp14:anchorId="292E8EC6" wp14:editId="7A27F8A0">
             <wp:extent cx="2308811" cy="2886075"/>
@@ -6503,7 +5733,11 @@
       </w:r>
       <w:proofErr w:type="spellEnd"/>
       <w:r>
-        <w:t xml:space="preserve"> и их компоненты является ключевым навыком для разработчика игр и интерактивных приложений в Unity.</w:t>
+        <w:t xml:space="preserve"> и их </w:t>
+      </w:r>
+      <w:r>
+        <w:lastRenderedPageBreak/>
+        <w:t>компоненты является ключевым навыком для разработчика игр и интерактивных приложений в Unity.</w:t>
       </w:r>
       <w:r>
         <w:t xml:space="preserve"> Рассмотрим некоторые из компонентов.</w:t>
@@ -6512,8 +5746,9 @@
     <w:p>
       <w:pPr>
         <w:pStyle w:val="3"/>
-      </w:pPr>
-      <w:bookmarkStart w:id="10" w:name="_Toc185945907"/>
+        <w:ind w:left="1418" w:hanging="709"/>
+      </w:pPr>
+      <w:bookmarkStart w:id="10" w:name="_Toc188503225"/>
       <w:r>
         <w:t>Физика</w:t>
       </w:r>
@@ -6524,11 +5759,7 @@
         <w:ind w:firstLine="708"/>
       </w:pPr>
       <w:r>
-        <w:t xml:space="preserve">Компонент Rigidbody2D предоставляет инструменты для создания реалистичной физики в 2D-играх Unity. Он позволяет моделировать движение </w:t>
-      </w:r>
-      <w:r>
-        <w:lastRenderedPageBreak/>
-        <w:t xml:space="preserve">объектов под действием сил, обрабатывать столкновения и создавать разнообразные игровые механики, основанные на физическом взаимодействии. Rigidbody2D </w:t>
+        <w:t xml:space="preserve">Компонент Rigidbody2D предоставляет инструменты для создания реалистичной физики в 2D-играх Unity. Он позволяет моделировать движение объектов под действием сил, обрабатывать столкновения и создавать разнообразные игровые механики, основанные на физическом взаимодействии. Rigidbody2D </w:t>
       </w:r>
       <w:r>
         <w:t>предоставляет большое количество методов для работы с физикой, например, приложение силы, добавление крутящего момента и другие.</w:t>
@@ -6677,6 +5908,7 @@
         <w:ind w:firstLine="708"/>
       </w:pPr>
       <w:r>
+        <w:lastRenderedPageBreak/>
         <w:t xml:space="preserve">Сделать </w:t>
       </w:r>
       <w:r>
@@ -6765,7 +5997,6 @@
       </w:r>
       <w:proofErr w:type="spellStart"/>
       <w:r>
-        <w:lastRenderedPageBreak/>
         <w:t>Polygon</w:t>
       </w:r>
       <w:proofErr w:type="spellEnd"/>
@@ -6972,9 +6203,11 @@
     <w:p>
       <w:pPr>
         <w:pStyle w:val="3"/>
-      </w:pPr>
-      <w:bookmarkStart w:id="11" w:name="_Toc185945908"/>
-      <w:r>
+        <w:ind w:left="1418" w:hanging="709"/>
+      </w:pPr>
+      <w:bookmarkStart w:id="11" w:name="_Toc188503226"/>
+      <w:r>
+        <w:lastRenderedPageBreak/>
         <w:t>Графика</w:t>
       </w:r>
       <w:bookmarkEnd w:id="11"/>
@@ -7079,7 +6312,6 @@
         <w:rPr>
           <w:noProof/>
         </w:rPr>
-        <w:lastRenderedPageBreak/>
         <w:drawing>
           <wp:inline distT="0" distB="0" distL="0" distR="0" wp14:anchorId="73FAB589" wp14:editId="7413344A">
             <wp:extent cx="4040372" cy="1770498"/>
@@ -7399,6 +6631,7 @@
           <w:lang w:eastAsia="ru-RU"/>
           <w14:ligatures w14:val="none"/>
         </w:rPr>
+        <w:lastRenderedPageBreak/>
         <w:drawing>
           <wp:inline distT="0" distB="0" distL="0" distR="0" wp14:anchorId="5CCE0243" wp14:editId="6639993B">
             <wp:extent cx="4870410" cy="1676400"/>
@@ -7467,15 +6700,12 @@
     <w:p>
       <w:pPr>
         <w:pStyle w:val="3"/>
-      </w:pPr>
-      <w:r>
-        <w:br w:type="page"/>
-      </w:r>
-      <w:r>
-        <w:lastRenderedPageBreak/>
+        <w:ind w:left="1276" w:hanging="567"/>
+      </w:pPr>
+      <w:r>
         <w:t xml:space="preserve"> </w:t>
       </w:r>
-      <w:bookmarkStart w:id="13" w:name="_Toc185945909"/>
+      <w:bookmarkStart w:id="13" w:name="_Toc188503227"/>
       <w:proofErr w:type="spellStart"/>
       <w:r>
         <w:t>Input</w:t>
@@ -7618,92 +6848,50 @@
         <w:lastRenderedPageBreak/>
         <w:t xml:space="preserve"> </w:t>
       </w:r>
-      <w:bookmarkStart w:id="14" w:name="_Toc185945910"/>
+      <w:bookmarkStart w:id="14" w:name="_Toc188503228"/>
       <w:r>
         <w:t>Пользовательские компоненты</w:t>
       </w:r>
       <w:bookmarkEnd w:id="14"/>
     </w:p>
     <w:p>
-      <w:r>
-        <w:tab/>
-        <w:t xml:space="preserve">В процессе разработки игры потребовалось создать несколько пользовательских компонентов, чтобы реализовать необходимые функции и поведения игровых объектов. </w:t>
-      </w:r>
-      <w:r>
-        <w:rPr>
-          <w:color w:val="FF0000"/>
-        </w:rPr>
-        <w:t xml:space="preserve">Объяснить, почему </w:t>
-      </w:r>
-      <w:r>
-        <w:rPr>
-          <w:color w:val="FF0000"/>
-          <w:lang w:val="en-US"/>
-        </w:rPr>
-        <w:t>RB</w:t>
-      </w:r>
-      <w:r>
-        <w:rPr>
-          <w:color w:val="FF0000"/>
-        </w:rPr>
-        <w:t>2 не используется</w:t>
-      </w:r>
-      <w:r>
-        <w:rPr>
-          <w:color w:val="FF0000"/>
-        </w:rPr>
-        <w:t xml:space="preserve">. Чаще всего используется </w:t>
+      <w:pPr>
+        <w:ind w:firstLine="708"/>
+      </w:pPr>
+      <w:r>
+        <w:t xml:space="preserve">В процессе разработки игры потребовалось создать несколько пользовательских компонентов, чтобы реализовать специфическое поведение игровых объектов. Это связано с тем, что стандартный компонент Rigidbody2D часто используется для упрощения разработки, так как он предоставляет встроенные методы для управления физическим движением, такие как </w:t>
       </w:r>
       <w:proofErr w:type="spellStart"/>
       <w:r>
-        <w:rPr>
-          <w:color w:val="FF0000"/>
-          <w:lang w:val="en-US"/>
-        </w:rPr>
-        <w:t>rb</w:t>
+        <w:t>AddForce</w:t>
       </w:r>
       <w:proofErr w:type="spellEnd"/>
       <w:r>
-        <w:rPr>
-          <w:color w:val="FF0000"/>
-        </w:rPr>
-        <w:t xml:space="preserve">2 для мнимого упрощения разработки, так как ему не нужно описывать физическое движение самостоятельно, достаточно вызвать необходимый метод. Однако, это не значит, что использовать </w:t>
+        <w:t xml:space="preserve">, </w:t>
       </w:r>
       <w:proofErr w:type="spellStart"/>
       <w:r>
-        <w:rPr>
-          <w:color w:val="FF0000"/>
-          <w:lang w:val="en-US"/>
-        </w:rPr>
-        <w:t>rb</w:t>
+        <w:t>MovePosition</w:t>
       </w:r>
       <w:proofErr w:type="spellEnd"/>
       <w:r>
-        <w:rPr>
-          <w:color w:val="FF0000"/>
-        </w:rPr>
-        <w:t xml:space="preserve">2 не   </w:t>
-      </w:r>
-      <w:r>
-        <w:rPr>
-          <w:color w:val="FF0000"/>
-        </w:rPr>
-        <w:t>нужно вовсе. Напротив, … (физика коробки бочки, ну ты поняла - разберешься)</w:t>
-      </w:r>
-    </w:p>
-    <w:p/>
+        <w:t xml:space="preserve"> или </w:t>
+      </w:r>
+      <w:proofErr w:type="spellStart"/>
+      <w:r>
+        <w:t>velocity</w:t>
+      </w:r>
+      <w:proofErr w:type="spellEnd"/>
+      <w:r>
+        <w:t>, которые позволяют задавать движение объекта без необходимости прописывать всю физику вручную. Однако такое упрощение не всегда подходит для заданных целей.</w:t>
+      </w:r>
+    </w:p>
     <w:p>
       <w:pPr>
         <w:ind w:firstLine="708"/>
       </w:pPr>
       <w:r>
-        <w:t>Создание пользовательских компонентов в Unity позволяет расширить функциональность стандартных компонентов и создать уникальные элементы игры.</w:t>
-      </w:r>
-    </w:p>
-    <w:p>
-      <w:r>
-        <w:tab/>
-        <w:t>Процесс создания пользовательских компонентов:</w:t>
+        <w:t>Основные причины отказа от использования Rigidbody2D в некоторых случаях:</w:t>
       </w:r>
     </w:p>
     <w:p>
@@ -7711,11 +6899,38 @@
         <w:pStyle w:val="a3"/>
         <w:numPr>
           <w:ilvl w:val="0"/>
-          <w:numId w:val="16"/>
+          <w:numId w:val="38"/>
         </w:numPr>
       </w:pPr>
       <w:r>
-        <w:t>Определение цели компонента: прежде чем начать создание компонента, необходимо определить его цель и функциональность. Это помогает определить, какие свойства и методы будут необходимы для компонента.</w:t>
+        <w:t>Необходим точный</w:t>
+      </w:r>
+      <w:r>
+        <w:t xml:space="preserve"> контроль над движением  </w:t>
+      </w:r>
+    </w:p>
+    <w:p>
+      <w:pPr>
+        <w:ind w:left="360" w:firstLine="348"/>
+      </w:pPr>
+      <w:r>
+        <w:t xml:space="preserve">При использовании Rigidbody2D движения объекта зависят от встроенного физического движка Unity, что может усложнить реализацию точного поведения, например, нестандартных перемещений, рывков или </w:t>
+      </w:r>
+      <w:proofErr w:type="spellStart"/>
+      <w:r>
+        <w:t>анимаций</w:t>
+      </w:r>
+      <w:proofErr w:type="spellEnd"/>
+      <w:r>
+        <w:t xml:space="preserve">. В таких ситуациях удобнее реализовать движение вручную, например, через изменение позиции объекта с помощью </w:t>
+      </w:r>
+      <w:proofErr w:type="spellStart"/>
+      <w:r>
+        <w:t>Transform.Translate</w:t>
+      </w:r>
+      <w:proofErr w:type="spellEnd"/>
+      <w:r>
+        <w:t xml:space="preserve"> или других методов. </w:t>
       </w:r>
     </w:p>
     <w:p>
@@ -7723,99 +6938,41 @@
         <w:pStyle w:val="a3"/>
         <w:numPr>
           <w:ilvl w:val="0"/>
-          <w:numId w:val="16"/>
+          <w:numId w:val="38"/>
         </w:numPr>
       </w:pPr>
       <w:r>
-        <w:t>Создание нового скрипта: в Unity мы создаем новый скрипт, выбрав в меню "</w:t>
-      </w:r>
-      <w:proofErr w:type="spellStart"/>
-      <w:r>
-        <w:t>Assets</w:t>
-      </w:r>
-      <w:proofErr w:type="spellEnd"/>
-      <w:r>
-        <w:t>" -&gt; "</w:t>
-      </w:r>
-      <w:proofErr w:type="spellStart"/>
-      <w:r>
-        <w:t>Create</w:t>
-      </w:r>
-      <w:proofErr w:type="spellEnd"/>
-      <w:r>
-        <w:t xml:space="preserve">" -&gt; "C# </w:t>
-      </w:r>
-      <w:proofErr w:type="spellStart"/>
-      <w:r>
-        <w:t>Script</w:t>
-      </w:r>
-      <w:proofErr w:type="spellEnd"/>
-      <w:r>
-        <w:t>". Мы называем скрипт в соответствии с его предназначением, например, "</w:t>
-      </w:r>
-      <w:proofErr w:type="spellStart"/>
-      <w:r>
-        <w:t>PlayerController</w:t>
-      </w:r>
-      <w:proofErr w:type="spellEnd"/>
-      <w:r>
-        <w:t>".</w:t>
-      </w:r>
-    </w:p>
-    <w:p>
-      <w:pPr>
-        <w:pStyle w:val="a3"/>
-        <w:numPr>
-          <w:ilvl w:val="0"/>
-          <w:numId w:val="16"/>
-        </w:numPr>
-      </w:pPr>
-      <w:r>
-        <w:t>Определение свойств и методов в скрипте мы определяем свойства и методы, необходимые для компонента. Например, в компоненте "</w:t>
-      </w:r>
-      <w:proofErr w:type="spellStart"/>
-      <w:r>
-        <w:t>PlayerController</w:t>
-      </w:r>
-      <w:proofErr w:type="spellEnd"/>
-      <w:r>
-        <w:t>" мы можем определить свойства для скорости перемещения и прыжка, а также методы для обработки пользовательского ввода.</w:t>
-      </w:r>
-    </w:p>
-    <w:p>
-      <w:pPr>
-        <w:pStyle w:val="a3"/>
-        <w:numPr>
-          <w:ilvl w:val="0"/>
-          <w:numId w:val="16"/>
-        </w:numPr>
-      </w:pPr>
-      <w:r>
-        <w:t>Написание кода: после определения свойств и методов мы пишем код, реализующий функциональность компонента. Мы используем язык программирования C# и API Unity для доступа к игровым объектам и их свойствам.</w:t>
-      </w:r>
-    </w:p>
-    <w:p>
-      <w:pPr>
-        <w:pStyle w:val="a3"/>
-        <w:numPr>
-          <w:ilvl w:val="0"/>
-          <w:numId w:val="16"/>
-        </w:numPr>
-      </w:pPr>
+        <w:t xml:space="preserve">Проблемы с предсказуемостью  </w:t>
+      </w:r>
+    </w:p>
+    <w:p>
+      <w:pPr>
+        <w:ind w:left="360" w:firstLine="348"/>
+      </w:pPr>
+      <w:r>
+        <w:t>Физический движок Unity может создавать непредсказуемое поведение при сложных взаимодействиях объектов, например, при столкновениях, скольжении или рывках. Это может привести к багам и усложнить отладку. Пользовательские компоненты позволяют избежать этой неопределённости.</w:t>
+      </w:r>
+    </w:p>
+    <w:p>
+      <w:pPr>
+        <w:ind w:firstLine="708"/>
+      </w:pPr>
+      <w:r>
+        <w:t xml:space="preserve">Тем не менее, это не означает, что Rigidbody2D нужно полностью избегать. Этот компонент остаётся отличным инструментом, особенно для объектов, которые должны подчиняться законам физики, таким как платформы, динамические препятствия или персонажи с физическим взаимодействием. Однако в случаях, когда требуется полный контроль над </w:t>
+      </w:r>
       <w:r>
         <w:lastRenderedPageBreak/>
-        <w:t>Присоединение компонента к игровому объекту: после написания кода мы присоединяем компонент к игровому объекту, выбрав его в инспекторе Unity и перетащив скрипт на объект.</w:t>
-      </w:r>
-    </w:p>
-    <w:p>
+        <w:t>движением или физика не нужна, использование пользовательских компонентов становится более подходящим решением.</w:t>
+      </w:r>
       <w:r>
         <w:tab/>
-        <w:t xml:space="preserve">Создание пользовательских компонентов в Unity позволяет нам создать уникальные элементы игры и реализовать необходимые функции и поведения игровых объектов. </w:t>
-      </w:r>
-    </w:p>
-    <w:p>
-      <w:r>
-        <w:tab/>
+      </w:r>
+    </w:p>
+    <w:p>
+      <w:pPr>
+        <w:ind w:firstLine="708"/>
+      </w:pPr>
+      <w:r>
         <w:t xml:space="preserve">В Unity многие пользовательские компоненты, как правило, наследуются от класса </w:t>
       </w:r>
       <w:r>
@@ -7892,13 +7049,25 @@
         <w:t>ScriptableObject</w:t>
       </w:r>
       <w:r>
-        <w:t xml:space="preserve"> используется для создания настраиваемых данных, которые определяют поведение физики объектов в игре. Например, это может быть конфигурация параметров, таких как масса, сила гравитации, трение, скорость движения или параметры прыжка. Эти данные затем подключаются к компоненту, отвечающему за физику, что упрощает настройку и балансировку игры. Это особенно полезно в Unity, так как ScriptableObject позволяет хранить данные вне сцены, делая их централизованными и легко редактируемыми </w:t>
+        <w:t xml:space="preserve"> используется для создания настраиваемых данных, которые определяют поведение физики объектов в игре. Например, это может быть конфигурация параметров, таких как масса, сила гравитации, трение, скорость движения или параметры прыжка. Эти данные затем подключаются к компоненту, отвечающему за </w:t>
+      </w:r>
+      <w:r>
+        <w:t>логику передвижения объекта</w:t>
+      </w:r>
+      <w:r>
+        <w:t xml:space="preserve">, что упрощает настройку и балансировку игры. Это особенно полезно в Unity, так как ScriptableObject позволяет хранить данные вне сцены, делая их централизованными и легко редактируемыми </w:t>
       </w:r>
       <w:proofErr w:type="gramStart"/>
       <w:r>
         <w:t>через инспектор</w:t>
       </w:r>
       <w:proofErr w:type="gramEnd"/>
+      <w:r>
+        <w:rPr>
+          <w:rStyle w:val="a6"/>
+        </w:rPr>
+        <w:footnoteReference w:id="2"/>
+      </w:r>
       <w:r>
         <w:t>. Использование ScriptableObject позволяет легко модифицировать и переиспользовать физические характеристики для различных объектов (например, игрока) без необходимости дублировать код.</w:t>
       </w:r>
@@ -7916,10 +7085,12 @@
       <w:pPr>
         <w:pStyle w:val="1"/>
       </w:pPr>
+      <w:bookmarkStart w:id="15" w:name="_Toc188503229"/>
       <w:r>
         <w:lastRenderedPageBreak/>
         <w:t>Реализация</w:t>
       </w:r>
+      <w:bookmarkEnd w:id="15"/>
     </w:p>
     <w:p>
       <w:pPr>
@@ -8044,6 +7215,25 @@
       </w:r>
     </w:p>
   </w:footnote>
+  <w:footnote w:id="2">
+    <w:p>
+      <w:pPr>
+        <w:pStyle w:val="a4"/>
+      </w:pPr>
+      <w:r>
+        <w:rPr>
+          <w:rStyle w:val="a6"/>
+        </w:rPr>
+        <w:footnoteRef/>
+      </w:r>
+      <w:r>
+        <w:t xml:space="preserve"> </w:t>
+      </w:r>
+      <w:r>
+        <w:t>Инспектор в Unity — это панель интерфейса, которая отображает и позволяет редактировать свойства выбранного объекта или компонента в сцене.</w:t>
+      </w:r>
+    </w:p>
+  </w:footnote>
 </w:footnotes>
 </file>
 
@@ -8810,6 +8000,119 @@
     </w:lvl>
   </w:abstractNum>
   <w:abstractNum w:abstractNumId="9" w15:restartNumberingAfterBreak="0">
+    <w:nsid w:val="140E196D"/>
+    <w:multiLevelType w:val="hybridMultilevel"/>
+    <w:tmpl w:val="A4D4F77E"/>
+    <w:lvl w:ilvl="0" w:tplc="04190001">
+      <w:start w:val="1"/>
+      <w:numFmt w:val="bullet"/>
+      <w:lvlText w:val=""/>
+      <w:lvlJc w:val="left"/>
+      <w:pPr>
+        <w:ind w:left="720" w:hanging="360"/>
+      </w:pPr>
+      <w:rPr>
+        <w:rFonts w:ascii="Symbol" w:hAnsi="Symbol" w:hint="default"/>
+      </w:rPr>
+    </w:lvl>
+    <w:lvl w:ilvl="1" w:tplc="04190003">
+      <w:start w:val="1"/>
+      <w:numFmt w:val="bullet"/>
+      <w:lvlText w:val="o"/>
+      <w:lvlJc w:val="left"/>
+      <w:pPr>
+        <w:ind w:left="1440" w:hanging="360"/>
+      </w:pPr>
+      <w:rPr>
+        <w:rFonts w:ascii="Courier New" w:hAnsi="Courier New" w:cs="Courier New" w:hint="default"/>
+      </w:rPr>
+    </w:lvl>
+    <w:lvl w:ilvl="2" w:tplc="04190005" w:tentative="1">
+      <w:start w:val="1"/>
+      <w:numFmt w:val="bullet"/>
+      <w:lvlText w:val=""/>
+      <w:lvlJc w:val="left"/>
+      <w:pPr>
+        <w:ind w:left="2160" w:hanging="360"/>
+      </w:pPr>
+      <w:rPr>
+        <w:rFonts w:ascii="Wingdings" w:hAnsi="Wingdings" w:hint="default"/>
+      </w:rPr>
+    </w:lvl>
+    <w:lvl w:ilvl="3" w:tplc="04190001" w:tentative="1">
+      <w:start w:val="1"/>
+      <w:numFmt w:val="bullet"/>
+      <w:lvlText w:val=""/>
+      <w:lvlJc w:val="left"/>
+      <w:pPr>
+        <w:ind w:left="2880" w:hanging="360"/>
+      </w:pPr>
+      <w:rPr>
+        <w:rFonts w:ascii="Symbol" w:hAnsi="Symbol" w:hint="default"/>
+      </w:rPr>
+    </w:lvl>
+    <w:lvl w:ilvl="4" w:tplc="04190003" w:tentative="1">
+      <w:start w:val="1"/>
+      <w:numFmt w:val="bullet"/>
+      <w:lvlText w:val="o"/>
+      <w:lvlJc w:val="left"/>
+      <w:pPr>
+        <w:ind w:left="3600" w:hanging="360"/>
+      </w:pPr>
+      <w:rPr>
+        <w:rFonts w:ascii="Courier New" w:hAnsi="Courier New" w:cs="Courier New" w:hint="default"/>
+      </w:rPr>
+    </w:lvl>
+    <w:lvl w:ilvl="5" w:tplc="04190005" w:tentative="1">
+      <w:start w:val="1"/>
+      <w:numFmt w:val="bullet"/>
+      <w:lvlText w:val=""/>
+      <w:lvlJc w:val="left"/>
+      <w:pPr>
+        <w:ind w:left="4320" w:hanging="360"/>
+      </w:pPr>
+      <w:rPr>
+        <w:rFonts w:ascii="Wingdings" w:hAnsi="Wingdings" w:hint="default"/>
+      </w:rPr>
+    </w:lvl>
+    <w:lvl w:ilvl="6" w:tplc="04190001" w:tentative="1">
+      <w:start w:val="1"/>
+      <w:numFmt w:val="bullet"/>
+      <w:lvlText w:val=""/>
+      <w:lvlJc w:val="left"/>
+      <w:pPr>
+        <w:ind w:left="5040" w:hanging="360"/>
+      </w:pPr>
+      <w:rPr>
+        <w:rFonts w:ascii="Symbol" w:hAnsi="Symbol" w:hint="default"/>
+      </w:rPr>
+    </w:lvl>
+    <w:lvl w:ilvl="7" w:tplc="04190003" w:tentative="1">
+      <w:start w:val="1"/>
+      <w:numFmt w:val="bullet"/>
+      <w:lvlText w:val="o"/>
+      <w:lvlJc w:val="left"/>
+      <w:pPr>
+        <w:ind w:left="5760" w:hanging="360"/>
+      </w:pPr>
+      <w:rPr>
+        <w:rFonts w:ascii="Courier New" w:hAnsi="Courier New" w:cs="Courier New" w:hint="default"/>
+      </w:rPr>
+    </w:lvl>
+    <w:lvl w:ilvl="8" w:tplc="04190005" w:tentative="1">
+      <w:start w:val="1"/>
+      <w:numFmt w:val="bullet"/>
+      <w:lvlText w:val=""/>
+      <w:lvlJc w:val="left"/>
+      <w:pPr>
+        <w:ind w:left="6480" w:hanging="360"/>
+      </w:pPr>
+      <w:rPr>
+        <w:rFonts w:ascii="Wingdings" w:hAnsi="Wingdings" w:hint="default"/>
+      </w:rPr>
+    </w:lvl>
+  </w:abstractNum>
+  <w:abstractNum w:abstractNumId="10" w15:restartNumberingAfterBreak="0">
     <w:nsid w:val="162D7202"/>
     <w:multiLevelType w:val="hybridMultilevel"/>
     <w:tmpl w:val="28161AAE"/>
@@ -8922,7 +8225,7 @@
       </w:rPr>
     </w:lvl>
   </w:abstractNum>
-  <w:abstractNum w:abstractNumId="10" w15:restartNumberingAfterBreak="0">
+  <w:abstractNum w:abstractNumId="11" w15:restartNumberingAfterBreak="0">
     <w:nsid w:val="17530E8E"/>
     <w:multiLevelType w:val="hybridMultilevel"/>
     <w:tmpl w:val="020CDF46"/>
@@ -9035,7 +8338,7 @@
       </w:rPr>
     </w:lvl>
   </w:abstractNum>
-  <w:abstractNum w:abstractNumId="11" w15:restartNumberingAfterBreak="0">
+  <w:abstractNum w:abstractNumId="12" w15:restartNumberingAfterBreak="0">
     <w:nsid w:val="1F135B83"/>
     <w:multiLevelType w:val="hybridMultilevel"/>
     <w:tmpl w:val="0352A78E"/>
@@ -9148,7 +8451,93 @@
       </w:rPr>
     </w:lvl>
   </w:abstractNum>
-  <w:abstractNum w:abstractNumId="12" w15:restartNumberingAfterBreak="0">
+  <w:abstractNum w:abstractNumId="13" w15:restartNumberingAfterBreak="0">
+    <w:nsid w:val="216274C5"/>
+    <w:multiLevelType w:val="hybridMultilevel"/>
+    <w:tmpl w:val="EAA8D27A"/>
+    <w:lvl w:ilvl="0" w:tplc="0419000F">
+      <w:start w:val="1"/>
+      <w:numFmt w:val="decimal"/>
+      <w:lvlText w:val="%1."/>
+      <w:lvlJc w:val="left"/>
+      <w:pPr>
+        <w:ind w:left="720" w:hanging="360"/>
+      </w:pPr>
+    </w:lvl>
+    <w:lvl w:ilvl="1" w:tplc="04190019">
+      <w:start w:val="1"/>
+      <w:numFmt w:val="lowerLetter"/>
+      <w:lvlText w:val="%2."/>
+      <w:lvlJc w:val="left"/>
+      <w:pPr>
+        <w:ind w:left="1440" w:hanging="360"/>
+      </w:pPr>
+    </w:lvl>
+    <w:lvl w:ilvl="2" w:tplc="0419001B" w:tentative="1">
+      <w:start w:val="1"/>
+      <w:numFmt w:val="lowerRoman"/>
+      <w:lvlText w:val="%3."/>
+      <w:lvlJc w:val="right"/>
+      <w:pPr>
+        <w:ind w:left="2160" w:hanging="180"/>
+      </w:pPr>
+    </w:lvl>
+    <w:lvl w:ilvl="3" w:tplc="0419000F" w:tentative="1">
+      <w:start w:val="1"/>
+      <w:numFmt w:val="decimal"/>
+      <w:lvlText w:val="%4."/>
+      <w:lvlJc w:val="left"/>
+      <w:pPr>
+        <w:ind w:left="2880" w:hanging="360"/>
+      </w:pPr>
+    </w:lvl>
+    <w:lvl w:ilvl="4" w:tplc="04190019" w:tentative="1">
+      <w:start w:val="1"/>
+      <w:numFmt w:val="lowerLetter"/>
+      <w:lvlText w:val="%5."/>
+      <w:lvlJc w:val="left"/>
+      <w:pPr>
+        <w:ind w:left="3600" w:hanging="360"/>
+      </w:pPr>
+    </w:lvl>
+    <w:lvl w:ilvl="5" w:tplc="0419001B" w:tentative="1">
+      <w:start w:val="1"/>
+      <w:numFmt w:val="lowerRoman"/>
+      <w:lvlText w:val="%6."/>
+      <w:lvlJc w:val="right"/>
+      <w:pPr>
+        <w:ind w:left="4320" w:hanging="180"/>
+      </w:pPr>
+    </w:lvl>
+    <w:lvl w:ilvl="6" w:tplc="0419000F" w:tentative="1">
+      <w:start w:val="1"/>
+      <w:numFmt w:val="decimal"/>
+      <w:lvlText w:val="%7."/>
+      <w:lvlJc w:val="left"/>
+      <w:pPr>
+        <w:ind w:left="5040" w:hanging="360"/>
+      </w:pPr>
+    </w:lvl>
+    <w:lvl w:ilvl="7" w:tplc="04190019" w:tentative="1">
+      <w:start w:val="1"/>
+      <w:numFmt w:val="lowerLetter"/>
+      <w:lvlText w:val="%8."/>
+      <w:lvlJc w:val="left"/>
+      <w:pPr>
+        <w:ind w:left="5760" w:hanging="360"/>
+      </w:pPr>
+    </w:lvl>
+    <w:lvl w:ilvl="8" w:tplc="0419001B" w:tentative="1">
+      <w:start w:val="1"/>
+      <w:numFmt w:val="lowerRoman"/>
+      <w:lvlText w:val="%9."/>
+      <w:lvlJc w:val="right"/>
+      <w:pPr>
+        <w:ind w:left="6480" w:hanging="180"/>
+      </w:pPr>
+    </w:lvl>
+  </w:abstractNum>
+  <w:abstractNum w:abstractNumId="14" w15:restartNumberingAfterBreak="0">
     <w:nsid w:val="26FA0D01"/>
     <w:multiLevelType w:val="multilevel"/>
     <w:tmpl w:val="0980B06E"/>
@@ -9272,7 +8661,7 @@
       </w:rPr>
     </w:lvl>
   </w:abstractNum>
-  <w:abstractNum w:abstractNumId="13" w15:restartNumberingAfterBreak="0">
+  <w:abstractNum w:abstractNumId="15" w15:restartNumberingAfterBreak="0">
     <w:nsid w:val="29F427D8"/>
     <w:multiLevelType w:val="hybridMultilevel"/>
     <w:tmpl w:val="61BE3F32"/>
@@ -9385,7 +8774,7 @@
       </w:rPr>
     </w:lvl>
   </w:abstractNum>
-  <w:abstractNum w:abstractNumId="14" w15:restartNumberingAfterBreak="0">
+  <w:abstractNum w:abstractNumId="16" w15:restartNumberingAfterBreak="0">
     <w:nsid w:val="2AB943EE"/>
     <w:multiLevelType w:val="hybridMultilevel"/>
     <w:tmpl w:val="8F04EFE6"/>
@@ -9498,7 +8887,120 @@
       </w:rPr>
     </w:lvl>
   </w:abstractNum>
-  <w:abstractNum w:abstractNumId="15" w15:restartNumberingAfterBreak="0">
+  <w:abstractNum w:abstractNumId="17" w15:restartNumberingAfterBreak="0">
+    <w:nsid w:val="2B523188"/>
+    <w:multiLevelType w:val="hybridMultilevel"/>
+    <w:tmpl w:val="D3DC2FE6"/>
+    <w:lvl w:ilvl="0" w:tplc="04190001">
+      <w:start w:val="1"/>
+      <w:numFmt w:val="bullet"/>
+      <w:lvlText w:val=""/>
+      <w:lvlJc w:val="left"/>
+      <w:pPr>
+        <w:ind w:left="1440" w:hanging="360"/>
+      </w:pPr>
+      <w:rPr>
+        <w:rFonts w:ascii="Symbol" w:hAnsi="Symbol" w:hint="default"/>
+      </w:rPr>
+    </w:lvl>
+    <w:lvl w:ilvl="1" w:tplc="04190003">
+      <w:start w:val="1"/>
+      <w:numFmt w:val="bullet"/>
+      <w:lvlText w:val="o"/>
+      <w:lvlJc w:val="left"/>
+      <w:pPr>
+        <w:ind w:left="1440" w:hanging="360"/>
+      </w:pPr>
+      <w:rPr>
+        <w:rFonts w:ascii="Courier New" w:hAnsi="Courier New" w:cs="Courier New" w:hint="default"/>
+      </w:rPr>
+    </w:lvl>
+    <w:lvl w:ilvl="2" w:tplc="04190005" w:tentative="1">
+      <w:start w:val="1"/>
+      <w:numFmt w:val="bullet"/>
+      <w:lvlText w:val=""/>
+      <w:lvlJc w:val="left"/>
+      <w:pPr>
+        <w:ind w:left="2160" w:hanging="360"/>
+      </w:pPr>
+      <w:rPr>
+        <w:rFonts w:ascii="Wingdings" w:hAnsi="Wingdings" w:hint="default"/>
+      </w:rPr>
+    </w:lvl>
+    <w:lvl w:ilvl="3" w:tplc="04190001" w:tentative="1">
+      <w:start w:val="1"/>
+      <w:numFmt w:val="bullet"/>
+      <w:lvlText w:val=""/>
+      <w:lvlJc w:val="left"/>
+      <w:pPr>
+        <w:ind w:left="2880" w:hanging="360"/>
+      </w:pPr>
+      <w:rPr>
+        <w:rFonts w:ascii="Symbol" w:hAnsi="Symbol" w:hint="default"/>
+      </w:rPr>
+    </w:lvl>
+    <w:lvl w:ilvl="4" w:tplc="04190003" w:tentative="1">
+      <w:start w:val="1"/>
+      <w:numFmt w:val="bullet"/>
+      <w:lvlText w:val="o"/>
+      <w:lvlJc w:val="left"/>
+      <w:pPr>
+        <w:ind w:left="3600" w:hanging="360"/>
+      </w:pPr>
+      <w:rPr>
+        <w:rFonts w:ascii="Courier New" w:hAnsi="Courier New" w:cs="Courier New" w:hint="default"/>
+      </w:rPr>
+    </w:lvl>
+    <w:lvl w:ilvl="5" w:tplc="04190005" w:tentative="1">
+      <w:start w:val="1"/>
+      <w:numFmt w:val="bullet"/>
+      <w:lvlText w:val=""/>
+      <w:lvlJc w:val="left"/>
+      <w:pPr>
+        <w:ind w:left="4320" w:hanging="360"/>
+      </w:pPr>
+      <w:rPr>
+        <w:rFonts w:ascii="Wingdings" w:hAnsi="Wingdings" w:hint="default"/>
+      </w:rPr>
+    </w:lvl>
+    <w:lvl w:ilvl="6" w:tplc="04190001" w:tentative="1">
+      <w:start w:val="1"/>
+      <w:numFmt w:val="bullet"/>
+      <w:lvlText w:val=""/>
+      <w:lvlJc w:val="left"/>
+      <w:pPr>
+        <w:ind w:left="5040" w:hanging="360"/>
+      </w:pPr>
+      <w:rPr>
+        <w:rFonts w:ascii="Symbol" w:hAnsi="Symbol" w:hint="default"/>
+      </w:rPr>
+    </w:lvl>
+    <w:lvl w:ilvl="7" w:tplc="04190003" w:tentative="1">
+      <w:start w:val="1"/>
+      <w:numFmt w:val="bullet"/>
+      <w:lvlText w:val="o"/>
+      <w:lvlJc w:val="left"/>
+      <w:pPr>
+        <w:ind w:left="5760" w:hanging="360"/>
+      </w:pPr>
+      <w:rPr>
+        <w:rFonts w:ascii="Courier New" w:hAnsi="Courier New" w:cs="Courier New" w:hint="default"/>
+      </w:rPr>
+    </w:lvl>
+    <w:lvl w:ilvl="8" w:tplc="04190005" w:tentative="1">
+      <w:start w:val="1"/>
+      <w:numFmt w:val="bullet"/>
+      <w:lvlText w:val=""/>
+      <w:lvlJc w:val="left"/>
+      <w:pPr>
+        <w:ind w:left="6480" w:hanging="360"/>
+      </w:pPr>
+      <w:rPr>
+        <w:rFonts w:ascii="Wingdings" w:hAnsi="Wingdings" w:hint="default"/>
+      </w:rPr>
+    </w:lvl>
+  </w:abstractNum>
+  <w:abstractNum w:abstractNumId="18" w15:restartNumberingAfterBreak="0">
     <w:nsid w:val="2C1D040F"/>
     <w:multiLevelType w:val="multilevel"/>
     <w:tmpl w:val="B906A122"/>
@@ -9647,7 +9149,7 @@
       </w:rPr>
     </w:lvl>
   </w:abstractNum>
-  <w:abstractNum w:abstractNumId="16" w15:restartNumberingAfterBreak="0">
+  <w:abstractNum w:abstractNumId="19" w15:restartNumberingAfterBreak="0">
     <w:nsid w:val="32C147F9"/>
     <w:multiLevelType w:val="hybridMultilevel"/>
     <w:tmpl w:val="465CCD18"/>
@@ -9733,7 +9235,120 @@
       </w:pPr>
     </w:lvl>
   </w:abstractNum>
-  <w:abstractNum w:abstractNumId="17" w15:restartNumberingAfterBreak="0">
+  <w:abstractNum w:abstractNumId="20" w15:restartNumberingAfterBreak="0">
+    <w:nsid w:val="3E8A7B6A"/>
+    <w:multiLevelType w:val="hybridMultilevel"/>
+    <w:tmpl w:val="E7B0CABC"/>
+    <w:lvl w:ilvl="0" w:tplc="04190001">
+      <w:start w:val="1"/>
+      <w:numFmt w:val="bullet"/>
+      <w:lvlText w:val=""/>
+      <w:lvlJc w:val="left"/>
+      <w:pPr>
+        <w:ind w:left="720" w:hanging="360"/>
+      </w:pPr>
+      <w:rPr>
+        <w:rFonts w:ascii="Symbol" w:hAnsi="Symbol" w:hint="default"/>
+      </w:rPr>
+    </w:lvl>
+    <w:lvl w:ilvl="1" w:tplc="04190003" w:tentative="1">
+      <w:start w:val="1"/>
+      <w:numFmt w:val="bullet"/>
+      <w:lvlText w:val="o"/>
+      <w:lvlJc w:val="left"/>
+      <w:pPr>
+        <w:ind w:left="1440" w:hanging="360"/>
+      </w:pPr>
+      <w:rPr>
+        <w:rFonts w:ascii="Courier New" w:hAnsi="Courier New" w:cs="Courier New" w:hint="default"/>
+      </w:rPr>
+    </w:lvl>
+    <w:lvl w:ilvl="2" w:tplc="04190005" w:tentative="1">
+      <w:start w:val="1"/>
+      <w:numFmt w:val="bullet"/>
+      <w:lvlText w:val=""/>
+      <w:lvlJc w:val="left"/>
+      <w:pPr>
+        <w:ind w:left="2160" w:hanging="360"/>
+      </w:pPr>
+      <w:rPr>
+        <w:rFonts w:ascii="Wingdings" w:hAnsi="Wingdings" w:hint="default"/>
+      </w:rPr>
+    </w:lvl>
+    <w:lvl w:ilvl="3" w:tplc="04190001" w:tentative="1">
+      <w:start w:val="1"/>
+      <w:numFmt w:val="bullet"/>
+      <w:lvlText w:val=""/>
+      <w:lvlJc w:val="left"/>
+      <w:pPr>
+        <w:ind w:left="2880" w:hanging="360"/>
+      </w:pPr>
+      <w:rPr>
+        <w:rFonts w:ascii="Symbol" w:hAnsi="Symbol" w:hint="default"/>
+      </w:rPr>
+    </w:lvl>
+    <w:lvl w:ilvl="4" w:tplc="04190003" w:tentative="1">
+      <w:start w:val="1"/>
+      <w:numFmt w:val="bullet"/>
+      <w:lvlText w:val="o"/>
+      <w:lvlJc w:val="left"/>
+      <w:pPr>
+        <w:ind w:left="3600" w:hanging="360"/>
+      </w:pPr>
+      <w:rPr>
+        <w:rFonts w:ascii="Courier New" w:hAnsi="Courier New" w:cs="Courier New" w:hint="default"/>
+      </w:rPr>
+    </w:lvl>
+    <w:lvl w:ilvl="5" w:tplc="04190005" w:tentative="1">
+      <w:start w:val="1"/>
+      <w:numFmt w:val="bullet"/>
+      <w:lvlText w:val=""/>
+      <w:lvlJc w:val="left"/>
+      <w:pPr>
+        <w:ind w:left="4320" w:hanging="360"/>
+      </w:pPr>
+      <w:rPr>
+        <w:rFonts w:ascii="Wingdings" w:hAnsi="Wingdings" w:hint="default"/>
+      </w:rPr>
+    </w:lvl>
+    <w:lvl w:ilvl="6" w:tplc="04190001" w:tentative="1">
+      <w:start w:val="1"/>
+      <w:numFmt w:val="bullet"/>
+      <w:lvlText w:val=""/>
+      <w:lvlJc w:val="left"/>
+      <w:pPr>
+        <w:ind w:left="5040" w:hanging="360"/>
+      </w:pPr>
+      <w:rPr>
+        <w:rFonts w:ascii="Symbol" w:hAnsi="Symbol" w:hint="default"/>
+      </w:rPr>
+    </w:lvl>
+    <w:lvl w:ilvl="7" w:tplc="04190003" w:tentative="1">
+      <w:start w:val="1"/>
+      <w:numFmt w:val="bullet"/>
+      <w:lvlText w:val="o"/>
+      <w:lvlJc w:val="left"/>
+      <w:pPr>
+        <w:ind w:left="5760" w:hanging="360"/>
+      </w:pPr>
+      <w:rPr>
+        <w:rFonts w:ascii="Courier New" w:hAnsi="Courier New" w:cs="Courier New" w:hint="default"/>
+      </w:rPr>
+    </w:lvl>
+    <w:lvl w:ilvl="8" w:tplc="04190005" w:tentative="1">
+      <w:start w:val="1"/>
+      <w:numFmt w:val="bullet"/>
+      <w:lvlText w:val=""/>
+      <w:lvlJc w:val="left"/>
+      <w:pPr>
+        <w:ind w:left="6480" w:hanging="360"/>
+      </w:pPr>
+      <w:rPr>
+        <w:rFonts w:ascii="Wingdings" w:hAnsi="Wingdings" w:hint="default"/>
+      </w:rPr>
+    </w:lvl>
+  </w:abstractNum>
+  <w:abstractNum w:abstractNumId="21" w15:restartNumberingAfterBreak="0">
     <w:nsid w:val="459704EF"/>
     <w:multiLevelType w:val="hybridMultilevel"/>
     <w:tmpl w:val="EEF03140"/>
@@ -9846,7 +9461,7 @@
       </w:rPr>
     </w:lvl>
   </w:abstractNum>
-  <w:abstractNum w:abstractNumId="18" w15:restartNumberingAfterBreak="0">
+  <w:abstractNum w:abstractNumId="22" w15:restartNumberingAfterBreak="0">
     <w:nsid w:val="45E93552"/>
     <w:multiLevelType w:val="hybridMultilevel"/>
     <w:tmpl w:val="916681C8"/>
@@ -9932,7 +9547,93 @@
       </w:pPr>
     </w:lvl>
   </w:abstractNum>
-  <w:abstractNum w:abstractNumId="19" w15:restartNumberingAfterBreak="0">
+  <w:abstractNum w:abstractNumId="23" w15:restartNumberingAfterBreak="0">
+    <w:nsid w:val="48BD2CD3"/>
+    <w:multiLevelType w:val="hybridMultilevel"/>
+    <w:tmpl w:val="9070AA1C"/>
+    <w:lvl w:ilvl="0" w:tplc="0419000F">
+      <w:start w:val="1"/>
+      <w:numFmt w:val="decimal"/>
+      <w:lvlText w:val="%1."/>
+      <w:lvlJc w:val="left"/>
+      <w:pPr>
+        <w:ind w:left="720" w:hanging="360"/>
+      </w:pPr>
+    </w:lvl>
+    <w:lvl w:ilvl="1" w:tplc="04190019">
+      <w:start w:val="1"/>
+      <w:numFmt w:val="lowerLetter"/>
+      <w:lvlText w:val="%2."/>
+      <w:lvlJc w:val="left"/>
+      <w:pPr>
+        <w:ind w:left="1440" w:hanging="360"/>
+      </w:pPr>
+    </w:lvl>
+    <w:lvl w:ilvl="2" w:tplc="0419001B" w:tentative="1">
+      <w:start w:val="1"/>
+      <w:numFmt w:val="lowerRoman"/>
+      <w:lvlText w:val="%3."/>
+      <w:lvlJc w:val="right"/>
+      <w:pPr>
+        <w:ind w:left="2160" w:hanging="180"/>
+      </w:pPr>
+    </w:lvl>
+    <w:lvl w:ilvl="3" w:tplc="0419000F" w:tentative="1">
+      <w:start w:val="1"/>
+      <w:numFmt w:val="decimal"/>
+      <w:lvlText w:val="%4."/>
+      <w:lvlJc w:val="left"/>
+      <w:pPr>
+        <w:ind w:left="2880" w:hanging="360"/>
+      </w:pPr>
+    </w:lvl>
+    <w:lvl w:ilvl="4" w:tplc="04190019" w:tentative="1">
+      <w:start w:val="1"/>
+      <w:numFmt w:val="lowerLetter"/>
+      <w:lvlText w:val="%5."/>
+      <w:lvlJc w:val="left"/>
+      <w:pPr>
+        <w:ind w:left="3600" w:hanging="360"/>
+      </w:pPr>
+    </w:lvl>
+    <w:lvl w:ilvl="5" w:tplc="0419001B" w:tentative="1">
+      <w:start w:val="1"/>
+      <w:numFmt w:val="lowerRoman"/>
+      <w:lvlText w:val="%6."/>
+      <w:lvlJc w:val="right"/>
+      <w:pPr>
+        <w:ind w:left="4320" w:hanging="180"/>
+      </w:pPr>
+    </w:lvl>
+    <w:lvl w:ilvl="6" w:tplc="0419000F" w:tentative="1">
+      <w:start w:val="1"/>
+      <w:numFmt w:val="decimal"/>
+      <w:lvlText w:val="%7."/>
+      <w:lvlJc w:val="left"/>
+      <w:pPr>
+        <w:ind w:left="5040" w:hanging="360"/>
+      </w:pPr>
+    </w:lvl>
+    <w:lvl w:ilvl="7" w:tplc="04190019" w:tentative="1">
+      <w:start w:val="1"/>
+      <w:numFmt w:val="lowerLetter"/>
+      <w:lvlText w:val="%8."/>
+      <w:lvlJc w:val="left"/>
+      <w:pPr>
+        <w:ind w:left="5760" w:hanging="360"/>
+      </w:pPr>
+    </w:lvl>
+    <w:lvl w:ilvl="8" w:tplc="0419001B" w:tentative="1">
+      <w:start w:val="1"/>
+      <w:numFmt w:val="lowerRoman"/>
+      <w:lvlText w:val="%9."/>
+      <w:lvlJc w:val="right"/>
+      <w:pPr>
+        <w:ind w:left="6480" w:hanging="180"/>
+      </w:pPr>
+    </w:lvl>
+  </w:abstractNum>
+  <w:abstractNum w:abstractNumId="24" w15:restartNumberingAfterBreak="0">
     <w:nsid w:val="4A013C8E"/>
     <w:multiLevelType w:val="hybridMultilevel"/>
     <w:tmpl w:val="C3762054"/>
@@ -10045,7 +9746,7 @@
       </w:rPr>
     </w:lvl>
   </w:abstractNum>
-  <w:abstractNum w:abstractNumId="20" w15:restartNumberingAfterBreak="0">
+  <w:abstractNum w:abstractNumId="25" w15:restartNumberingAfterBreak="0">
     <w:nsid w:val="4B913C5F"/>
     <w:multiLevelType w:val="hybridMultilevel"/>
     <w:tmpl w:val="7C100B4C"/>
@@ -10158,7 +9859,7 @@
       </w:rPr>
     </w:lvl>
   </w:abstractNum>
-  <w:abstractNum w:abstractNumId="21" w15:restartNumberingAfterBreak="0">
+  <w:abstractNum w:abstractNumId="26" w15:restartNumberingAfterBreak="0">
     <w:nsid w:val="4D987FD0"/>
     <w:multiLevelType w:val="hybridMultilevel"/>
     <w:tmpl w:val="21BECB9A"/>
@@ -10271,7 +9972,346 @@
       </w:rPr>
     </w:lvl>
   </w:abstractNum>
-  <w:abstractNum w:abstractNumId="22" w15:restartNumberingAfterBreak="0">
+  <w:abstractNum w:abstractNumId="27" w15:restartNumberingAfterBreak="0">
+    <w:nsid w:val="4EA37EF7"/>
+    <w:multiLevelType w:val="hybridMultilevel"/>
+    <w:tmpl w:val="30B4EB1E"/>
+    <w:lvl w:ilvl="0" w:tplc="04190001">
+      <w:start w:val="1"/>
+      <w:numFmt w:val="bullet"/>
+      <w:lvlText w:val=""/>
+      <w:lvlJc w:val="left"/>
+      <w:pPr>
+        <w:ind w:left="1428" w:hanging="360"/>
+      </w:pPr>
+      <w:rPr>
+        <w:rFonts w:ascii="Symbol" w:hAnsi="Symbol" w:hint="default"/>
+      </w:rPr>
+    </w:lvl>
+    <w:lvl w:ilvl="1" w:tplc="04190003" w:tentative="1">
+      <w:start w:val="1"/>
+      <w:numFmt w:val="bullet"/>
+      <w:lvlText w:val="o"/>
+      <w:lvlJc w:val="left"/>
+      <w:pPr>
+        <w:ind w:left="2148" w:hanging="360"/>
+      </w:pPr>
+      <w:rPr>
+        <w:rFonts w:ascii="Courier New" w:hAnsi="Courier New" w:cs="Courier New" w:hint="default"/>
+      </w:rPr>
+    </w:lvl>
+    <w:lvl w:ilvl="2" w:tplc="04190005" w:tentative="1">
+      <w:start w:val="1"/>
+      <w:numFmt w:val="bullet"/>
+      <w:lvlText w:val=""/>
+      <w:lvlJc w:val="left"/>
+      <w:pPr>
+        <w:ind w:left="2868" w:hanging="360"/>
+      </w:pPr>
+      <w:rPr>
+        <w:rFonts w:ascii="Wingdings" w:hAnsi="Wingdings" w:hint="default"/>
+      </w:rPr>
+    </w:lvl>
+    <w:lvl w:ilvl="3" w:tplc="04190001" w:tentative="1">
+      <w:start w:val="1"/>
+      <w:numFmt w:val="bullet"/>
+      <w:lvlText w:val=""/>
+      <w:lvlJc w:val="left"/>
+      <w:pPr>
+        <w:ind w:left="3588" w:hanging="360"/>
+      </w:pPr>
+      <w:rPr>
+        <w:rFonts w:ascii="Symbol" w:hAnsi="Symbol" w:hint="default"/>
+      </w:rPr>
+    </w:lvl>
+    <w:lvl w:ilvl="4" w:tplc="04190003" w:tentative="1">
+      <w:start w:val="1"/>
+      <w:numFmt w:val="bullet"/>
+      <w:lvlText w:val="o"/>
+      <w:lvlJc w:val="left"/>
+      <w:pPr>
+        <w:ind w:left="4308" w:hanging="360"/>
+      </w:pPr>
+      <w:rPr>
+        <w:rFonts w:ascii="Courier New" w:hAnsi="Courier New" w:cs="Courier New" w:hint="default"/>
+      </w:rPr>
+    </w:lvl>
+    <w:lvl w:ilvl="5" w:tplc="04190005" w:tentative="1">
+      <w:start w:val="1"/>
+      <w:numFmt w:val="bullet"/>
+      <w:lvlText w:val=""/>
+      <w:lvlJc w:val="left"/>
+      <w:pPr>
+        <w:ind w:left="5028" w:hanging="360"/>
+      </w:pPr>
+      <w:rPr>
+        <w:rFonts w:ascii="Wingdings" w:hAnsi="Wingdings" w:hint="default"/>
+      </w:rPr>
+    </w:lvl>
+    <w:lvl w:ilvl="6" w:tplc="04190001" w:tentative="1">
+      <w:start w:val="1"/>
+      <w:numFmt w:val="bullet"/>
+      <w:lvlText w:val=""/>
+      <w:lvlJc w:val="left"/>
+      <w:pPr>
+        <w:ind w:left="5748" w:hanging="360"/>
+      </w:pPr>
+      <w:rPr>
+        <w:rFonts w:ascii="Symbol" w:hAnsi="Symbol" w:hint="default"/>
+      </w:rPr>
+    </w:lvl>
+    <w:lvl w:ilvl="7" w:tplc="04190003" w:tentative="1">
+      <w:start w:val="1"/>
+      <w:numFmt w:val="bullet"/>
+      <w:lvlText w:val="o"/>
+      <w:lvlJc w:val="left"/>
+      <w:pPr>
+        <w:ind w:left="6468" w:hanging="360"/>
+      </w:pPr>
+      <w:rPr>
+        <w:rFonts w:ascii="Courier New" w:hAnsi="Courier New" w:cs="Courier New" w:hint="default"/>
+      </w:rPr>
+    </w:lvl>
+    <w:lvl w:ilvl="8" w:tplc="04190005" w:tentative="1">
+      <w:start w:val="1"/>
+      <w:numFmt w:val="bullet"/>
+      <w:lvlText w:val=""/>
+      <w:lvlJc w:val="left"/>
+      <w:pPr>
+        <w:ind w:left="7188" w:hanging="360"/>
+      </w:pPr>
+      <w:rPr>
+        <w:rFonts w:ascii="Wingdings" w:hAnsi="Wingdings" w:hint="default"/>
+      </w:rPr>
+    </w:lvl>
+  </w:abstractNum>
+  <w:abstractNum w:abstractNumId="28" w15:restartNumberingAfterBreak="0">
+    <w:nsid w:val="5BDC42F0"/>
+    <w:multiLevelType w:val="hybridMultilevel"/>
+    <w:tmpl w:val="75DAB5BE"/>
+    <w:lvl w:ilvl="0" w:tplc="04190001">
+      <w:start w:val="1"/>
+      <w:numFmt w:val="bullet"/>
+      <w:lvlText w:val=""/>
+      <w:lvlJc w:val="left"/>
+      <w:pPr>
+        <w:ind w:left="1429" w:hanging="360"/>
+      </w:pPr>
+      <w:rPr>
+        <w:rFonts w:ascii="Symbol" w:hAnsi="Symbol" w:hint="default"/>
+      </w:rPr>
+    </w:lvl>
+    <w:lvl w:ilvl="1" w:tplc="04190003" w:tentative="1">
+      <w:start w:val="1"/>
+      <w:numFmt w:val="bullet"/>
+      <w:lvlText w:val="o"/>
+      <w:lvlJc w:val="left"/>
+      <w:pPr>
+        <w:ind w:left="2149" w:hanging="360"/>
+      </w:pPr>
+      <w:rPr>
+        <w:rFonts w:ascii="Courier New" w:hAnsi="Courier New" w:cs="Courier New" w:hint="default"/>
+      </w:rPr>
+    </w:lvl>
+    <w:lvl w:ilvl="2" w:tplc="04190005" w:tentative="1">
+      <w:start w:val="1"/>
+      <w:numFmt w:val="bullet"/>
+      <w:lvlText w:val=""/>
+      <w:lvlJc w:val="left"/>
+      <w:pPr>
+        <w:ind w:left="2869" w:hanging="360"/>
+      </w:pPr>
+      <w:rPr>
+        <w:rFonts w:ascii="Wingdings" w:hAnsi="Wingdings" w:hint="default"/>
+      </w:rPr>
+    </w:lvl>
+    <w:lvl w:ilvl="3" w:tplc="04190001" w:tentative="1">
+      <w:start w:val="1"/>
+      <w:numFmt w:val="bullet"/>
+      <w:lvlText w:val=""/>
+      <w:lvlJc w:val="left"/>
+      <w:pPr>
+        <w:ind w:left="3589" w:hanging="360"/>
+      </w:pPr>
+      <w:rPr>
+        <w:rFonts w:ascii="Symbol" w:hAnsi="Symbol" w:hint="default"/>
+      </w:rPr>
+    </w:lvl>
+    <w:lvl w:ilvl="4" w:tplc="04190003" w:tentative="1">
+      <w:start w:val="1"/>
+      <w:numFmt w:val="bullet"/>
+      <w:lvlText w:val="o"/>
+      <w:lvlJc w:val="left"/>
+      <w:pPr>
+        <w:ind w:left="4309" w:hanging="360"/>
+      </w:pPr>
+      <w:rPr>
+        <w:rFonts w:ascii="Courier New" w:hAnsi="Courier New" w:cs="Courier New" w:hint="default"/>
+      </w:rPr>
+    </w:lvl>
+    <w:lvl w:ilvl="5" w:tplc="04190005" w:tentative="1">
+      <w:start w:val="1"/>
+      <w:numFmt w:val="bullet"/>
+      <w:lvlText w:val=""/>
+      <w:lvlJc w:val="left"/>
+      <w:pPr>
+        <w:ind w:left="5029" w:hanging="360"/>
+      </w:pPr>
+      <w:rPr>
+        <w:rFonts w:ascii="Wingdings" w:hAnsi="Wingdings" w:hint="default"/>
+      </w:rPr>
+    </w:lvl>
+    <w:lvl w:ilvl="6" w:tplc="04190001" w:tentative="1">
+      <w:start w:val="1"/>
+      <w:numFmt w:val="bullet"/>
+      <w:lvlText w:val=""/>
+      <w:lvlJc w:val="left"/>
+      <w:pPr>
+        <w:ind w:left="5749" w:hanging="360"/>
+      </w:pPr>
+      <w:rPr>
+        <w:rFonts w:ascii="Symbol" w:hAnsi="Symbol" w:hint="default"/>
+      </w:rPr>
+    </w:lvl>
+    <w:lvl w:ilvl="7" w:tplc="04190003" w:tentative="1">
+      <w:start w:val="1"/>
+      <w:numFmt w:val="bullet"/>
+      <w:lvlText w:val="o"/>
+      <w:lvlJc w:val="left"/>
+      <w:pPr>
+        <w:ind w:left="6469" w:hanging="360"/>
+      </w:pPr>
+      <w:rPr>
+        <w:rFonts w:ascii="Courier New" w:hAnsi="Courier New" w:cs="Courier New" w:hint="default"/>
+      </w:rPr>
+    </w:lvl>
+    <w:lvl w:ilvl="8" w:tplc="04190005" w:tentative="1">
+      <w:start w:val="1"/>
+      <w:numFmt w:val="bullet"/>
+      <w:lvlText w:val=""/>
+      <w:lvlJc w:val="left"/>
+      <w:pPr>
+        <w:ind w:left="7189" w:hanging="360"/>
+      </w:pPr>
+      <w:rPr>
+        <w:rFonts w:ascii="Wingdings" w:hAnsi="Wingdings" w:hint="default"/>
+      </w:rPr>
+    </w:lvl>
+  </w:abstractNum>
+  <w:abstractNum w:abstractNumId="29" w15:restartNumberingAfterBreak="0">
+    <w:nsid w:val="5D0F537B"/>
+    <w:multiLevelType w:val="hybridMultilevel"/>
+    <w:tmpl w:val="95487B26"/>
+    <w:lvl w:ilvl="0" w:tplc="04190003">
+      <w:start w:val="1"/>
+      <w:numFmt w:val="bullet"/>
+      <w:lvlText w:val="o"/>
+      <w:lvlJc w:val="left"/>
+      <w:pPr>
+        <w:ind w:left="1440" w:hanging="360"/>
+      </w:pPr>
+      <w:rPr>
+        <w:rFonts w:ascii="Courier New" w:hAnsi="Courier New" w:cs="Courier New" w:hint="default"/>
+      </w:rPr>
+    </w:lvl>
+    <w:lvl w:ilvl="1" w:tplc="04190003" w:tentative="1">
+      <w:start w:val="1"/>
+      <w:numFmt w:val="bullet"/>
+      <w:lvlText w:val="o"/>
+      <w:lvlJc w:val="left"/>
+      <w:pPr>
+        <w:ind w:left="1440" w:hanging="360"/>
+      </w:pPr>
+      <w:rPr>
+        <w:rFonts w:ascii="Courier New" w:hAnsi="Courier New" w:cs="Courier New" w:hint="default"/>
+      </w:rPr>
+    </w:lvl>
+    <w:lvl w:ilvl="2" w:tplc="04190005" w:tentative="1">
+      <w:start w:val="1"/>
+      <w:numFmt w:val="bullet"/>
+      <w:lvlText w:val=""/>
+      <w:lvlJc w:val="left"/>
+      <w:pPr>
+        <w:ind w:left="2160" w:hanging="360"/>
+      </w:pPr>
+      <w:rPr>
+        <w:rFonts w:ascii="Wingdings" w:hAnsi="Wingdings" w:hint="default"/>
+      </w:rPr>
+    </w:lvl>
+    <w:lvl w:ilvl="3" w:tplc="04190001" w:tentative="1">
+      <w:start w:val="1"/>
+      <w:numFmt w:val="bullet"/>
+      <w:lvlText w:val=""/>
+      <w:lvlJc w:val="left"/>
+      <w:pPr>
+        <w:ind w:left="2880" w:hanging="360"/>
+      </w:pPr>
+      <w:rPr>
+        <w:rFonts w:ascii="Symbol" w:hAnsi="Symbol" w:hint="default"/>
+      </w:rPr>
+    </w:lvl>
+    <w:lvl w:ilvl="4" w:tplc="04190003" w:tentative="1">
+      <w:start w:val="1"/>
+      <w:numFmt w:val="bullet"/>
+      <w:lvlText w:val="o"/>
+      <w:lvlJc w:val="left"/>
+      <w:pPr>
+        <w:ind w:left="3600" w:hanging="360"/>
+      </w:pPr>
+      <w:rPr>
+        <w:rFonts w:ascii="Courier New" w:hAnsi="Courier New" w:cs="Courier New" w:hint="default"/>
+      </w:rPr>
+    </w:lvl>
+    <w:lvl w:ilvl="5" w:tplc="04190005" w:tentative="1">
+      <w:start w:val="1"/>
+      <w:numFmt w:val="bullet"/>
+      <w:lvlText w:val=""/>
+      <w:lvlJc w:val="left"/>
+      <w:pPr>
+        <w:ind w:left="4320" w:hanging="360"/>
+      </w:pPr>
+      <w:rPr>
+        <w:rFonts w:ascii="Wingdings" w:hAnsi="Wingdings" w:hint="default"/>
+      </w:rPr>
+    </w:lvl>
+    <w:lvl w:ilvl="6" w:tplc="04190001" w:tentative="1">
+      <w:start w:val="1"/>
+      <w:numFmt w:val="bullet"/>
+      <w:lvlText w:val=""/>
+      <w:lvlJc w:val="left"/>
+      <w:pPr>
+        <w:ind w:left="5040" w:hanging="360"/>
+      </w:pPr>
+      <w:rPr>
+        <w:rFonts w:ascii="Symbol" w:hAnsi="Symbol" w:hint="default"/>
+      </w:rPr>
+    </w:lvl>
+    <w:lvl w:ilvl="7" w:tplc="04190003" w:tentative="1">
+      <w:start w:val="1"/>
+      <w:numFmt w:val="bullet"/>
+      <w:lvlText w:val="o"/>
+      <w:lvlJc w:val="left"/>
+      <w:pPr>
+        <w:ind w:left="5760" w:hanging="360"/>
+      </w:pPr>
+      <w:rPr>
+        <w:rFonts w:ascii="Courier New" w:hAnsi="Courier New" w:cs="Courier New" w:hint="default"/>
+      </w:rPr>
+    </w:lvl>
+    <w:lvl w:ilvl="8" w:tplc="04190005" w:tentative="1">
+      <w:start w:val="1"/>
+      <w:numFmt w:val="bullet"/>
+      <w:lvlText w:val=""/>
+      <w:lvlJc w:val="left"/>
+      <w:pPr>
+        <w:ind w:left="6480" w:hanging="360"/>
+      </w:pPr>
+      <w:rPr>
+        <w:rFonts w:ascii="Wingdings" w:hAnsi="Wingdings" w:hint="default"/>
+      </w:rPr>
+    </w:lvl>
+  </w:abstractNum>
+  <w:abstractNum w:abstractNumId="30" w15:restartNumberingAfterBreak="0">
     <w:nsid w:val="67CF3C7F"/>
     <w:multiLevelType w:val="hybridMultilevel"/>
     <w:tmpl w:val="130E73EE"/>
@@ -10384,7 +10424,93 @@
       </w:rPr>
     </w:lvl>
   </w:abstractNum>
-  <w:abstractNum w:abstractNumId="23" w15:restartNumberingAfterBreak="0">
+  <w:abstractNum w:abstractNumId="31" w15:restartNumberingAfterBreak="0">
+    <w:nsid w:val="69EC4EBE"/>
+    <w:multiLevelType w:val="hybridMultilevel"/>
+    <w:tmpl w:val="1DC46F6C"/>
+    <w:lvl w:ilvl="0" w:tplc="0419000F">
+      <w:start w:val="1"/>
+      <w:numFmt w:val="decimal"/>
+      <w:lvlText w:val="%1."/>
+      <w:lvlJc w:val="left"/>
+      <w:pPr>
+        <w:ind w:left="720" w:hanging="360"/>
+      </w:pPr>
+    </w:lvl>
+    <w:lvl w:ilvl="1" w:tplc="04190019" w:tentative="1">
+      <w:start w:val="1"/>
+      <w:numFmt w:val="lowerLetter"/>
+      <w:lvlText w:val="%2."/>
+      <w:lvlJc w:val="left"/>
+      <w:pPr>
+        <w:ind w:left="1440" w:hanging="360"/>
+      </w:pPr>
+    </w:lvl>
+    <w:lvl w:ilvl="2" w:tplc="0419001B" w:tentative="1">
+      <w:start w:val="1"/>
+      <w:numFmt w:val="lowerRoman"/>
+      <w:lvlText w:val="%3."/>
+      <w:lvlJc w:val="right"/>
+      <w:pPr>
+        <w:ind w:left="2160" w:hanging="180"/>
+      </w:pPr>
+    </w:lvl>
+    <w:lvl w:ilvl="3" w:tplc="0419000F" w:tentative="1">
+      <w:start w:val="1"/>
+      <w:numFmt w:val="decimal"/>
+      <w:lvlText w:val="%4."/>
+      <w:lvlJc w:val="left"/>
+      <w:pPr>
+        <w:ind w:left="2880" w:hanging="360"/>
+      </w:pPr>
+    </w:lvl>
+    <w:lvl w:ilvl="4" w:tplc="04190019" w:tentative="1">
+      <w:start w:val="1"/>
+      <w:numFmt w:val="lowerLetter"/>
+      <w:lvlText w:val="%5."/>
+      <w:lvlJc w:val="left"/>
+      <w:pPr>
+        <w:ind w:left="3600" w:hanging="360"/>
+      </w:pPr>
+    </w:lvl>
+    <w:lvl w:ilvl="5" w:tplc="0419001B" w:tentative="1">
+      <w:start w:val="1"/>
+      <w:numFmt w:val="lowerRoman"/>
+      <w:lvlText w:val="%6."/>
+      <w:lvlJc w:val="right"/>
+      <w:pPr>
+        <w:ind w:left="4320" w:hanging="180"/>
+      </w:pPr>
+    </w:lvl>
+    <w:lvl w:ilvl="6" w:tplc="0419000F" w:tentative="1">
+      <w:start w:val="1"/>
+      <w:numFmt w:val="decimal"/>
+      <w:lvlText w:val="%7."/>
+      <w:lvlJc w:val="left"/>
+      <w:pPr>
+        <w:ind w:left="5040" w:hanging="360"/>
+      </w:pPr>
+    </w:lvl>
+    <w:lvl w:ilvl="7" w:tplc="04190019" w:tentative="1">
+      <w:start w:val="1"/>
+      <w:numFmt w:val="lowerLetter"/>
+      <w:lvlText w:val="%8."/>
+      <w:lvlJc w:val="left"/>
+      <w:pPr>
+        <w:ind w:left="5760" w:hanging="360"/>
+      </w:pPr>
+    </w:lvl>
+    <w:lvl w:ilvl="8" w:tplc="0419001B" w:tentative="1">
+      <w:start w:val="1"/>
+      <w:numFmt w:val="lowerRoman"/>
+      <w:lvlText w:val="%9."/>
+      <w:lvlJc w:val="right"/>
+      <w:pPr>
+        <w:ind w:left="6480" w:hanging="180"/>
+      </w:pPr>
+    </w:lvl>
+  </w:abstractNum>
+  <w:abstractNum w:abstractNumId="32" w15:restartNumberingAfterBreak="0">
     <w:nsid w:val="745C33A5"/>
     <w:multiLevelType w:val="hybridMultilevel"/>
     <w:tmpl w:val="D3D2ABEC"/>
@@ -10497,7 +10623,7 @@
       </w:rPr>
     </w:lvl>
   </w:abstractNum>
-  <w:abstractNum w:abstractNumId="24" w15:restartNumberingAfterBreak="0">
+  <w:abstractNum w:abstractNumId="33" w15:restartNumberingAfterBreak="0">
     <w:nsid w:val="7946485E"/>
     <w:multiLevelType w:val="hybridMultilevel"/>
     <w:tmpl w:val="749E4BC4"/>
@@ -10586,7 +10712,7 @@
       </w:pPr>
     </w:lvl>
   </w:abstractNum>
-  <w:abstractNum w:abstractNumId="25" w15:restartNumberingAfterBreak="0">
+  <w:abstractNum w:abstractNumId="34" w15:restartNumberingAfterBreak="0">
     <w:nsid w:val="798541D3"/>
     <w:multiLevelType w:val="hybridMultilevel"/>
     <w:tmpl w:val="10C81E8E"/>
@@ -10699,7 +10825,7 @@
       </w:rPr>
     </w:lvl>
   </w:abstractNum>
-  <w:abstractNum w:abstractNumId="26" w15:restartNumberingAfterBreak="0">
+  <w:abstractNum w:abstractNumId="35" w15:restartNumberingAfterBreak="0">
     <w:nsid w:val="7AB66FE1"/>
     <w:multiLevelType w:val="hybridMultilevel"/>
     <w:tmpl w:val="95CA07D2"/>
@@ -10789,43 +10915,43 @@
     <w:abstractNumId w:val="7"/>
   </w:num>
   <w:num w:numId="2">
-    <w:abstractNumId w:val="22"/>
+    <w:abstractNumId w:val="30"/>
   </w:num>
   <w:num w:numId="3">
-    <w:abstractNumId w:val="25"/>
+    <w:abstractNumId w:val="34"/>
   </w:num>
   <w:num w:numId="4">
-    <w:abstractNumId w:val="18"/>
+    <w:abstractNumId w:val="22"/>
   </w:num>
   <w:num w:numId="5">
     <w:abstractNumId w:val="0"/>
   </w:num>
   <w:num w:numId="6">
-    <w:abstractNumId w:val="12"/>
+    <w:abstractNumId w:val="14"/>
   </w:num>
   <w:num w:numId="7">
-    <w:abstractNumId w:val="23"/>
+    <w:abstractNumId w:val="32"/>
   </w:num>
   <w:num w:numId="8">
-    <w:abstractNumId w:val="17"/>
+    <w:abstractNumId w:val="21"/>
   </w:num>
   <w:num w:numId="9">
     <w:abstractNumId w:val="3"/>
   </w:num>
   <w:num w:numId="10">
-    <w:abstractNumId w:val="20"/>
+    <w:abstractNumId w:val="25"/>
   </w:num>
   <w:num w:numId="11">
-    <w:abstractNumId w:val="13"/>
+    <w:abstractNumId w:val="15"/>
   </w:num>
   <w:num w:numId="12">
     <w:abstractNumId w:val="6"/>
   </w:num>
   <w:num w:numId="13">
-    <w:abstractNumId w:val="11"/>
+    <w:abstractNumId w:val="12"/>
   </w:num>
   <w:num w:numId="14">
-    <w:abstractNumId w:val="19"/>
+    <w:abstractNumId w:val="24"/>
   </w:num>
   <w:num w:numId="15">
     <w:abstractNumId w:val="2"/>
@@ -10834,52 +10960,79 @@
     <w:abstractNumId w:val="1"/>
   </w:num>
   <w:num w:numId="17">
-    <w:abstractNumId w:val="12"/>
+    <w:abstractNumId w:val="14"/>
   </w:num>
   <w:num w:numId="18">
-    <w:abstractNumId w:val="26"/>
+    <w:abstractNumId w:val="35"/>
   </w:num>
   <w:num w:numId="19">
-    <w:abstractNumId w:val="24"/>
+    <w:abstractNumId w:val="33"/>
   </w:num>
   <w:num w:numId="20">
-    <w:abstractNumId w:val="12"/>
+    <w:abstractNumId w:val="14"/>
   </w:num>
   <w:num w:numId="21">
-    <w:abstractNumId w:val="12"/>
+    <w:abstractNumId w:val="14"/>
     <w:lvlOverride w:ilvl="0">
       <w:startOverride w:val="1"/>
     </w:lvlOverride>
   </w:num>
   <w:num w:numId="22">
-    <w:abstractNumId w:val="12"/>
+    <w:abstractNumId w:val="14"/>
   </w:num>
   <w:num w:numId="23">
     <w:abstractNumId w:val="5"/>
   </w:num>
   <w:num w:numId="24">
-    <w:abstractNumId w:val="9"/>
+    <w:abstractNumId w:val="10"/>
   </w:num>
   <w:num w:numId="25">
     <w:abstractNumId w:val="8"/>
   </w:num>
   <w:num w:numId="26">
-    <w:abstractNumId w:val="10"/>
+    <w:abstractNumId w:val="11"/>
   </w:num>
   <w:num w:numId="27">
-    <w:abstractNumId w:val="21"/>
+    <w:abstractNumId w:val="26"/>
   </w:num>
   <w:num w:numId="28">
     <w:abstractNumId w:val="4"/>
   </w:num>
   <w:num w:numId="29">
-    <w:abstractNumId w:val="14"/>
+    <w:abstractNumId w:val="16"/>
   </w:num>
   <w:num w:numId="30">
-    <w:abstractNumId w:val="16"/>
+    <w:abstractNumId w:val="19"/>
   </w:num>
   <w:num w:numId="31">
-    <w:abstractNumId w:val="15"/>
+    <w:abstractNumId w:val="18"/>
+  </w:num>
+  <w:num w:numId="32">
+    <w:abstractNumId w:val="13"/>
+  </w:num>
+  <w:num w:numId="33">
+    <w:abstractNumId w:val="9"/>
+  </w:num>
+  <w:num w:numId="34">
+    <w:abstractNumId w:val="29"/>
+  </w:num>
+  <w:num w:numId="35">
+    <w:abstractNumId w:val="17"/>
+  </w:num>
+  <w:num w:numId="36">
+    <w:abstractNumId w:val="20"/>
+  </w:num>
+  <w:num w:numId="37">
+    <w:abstractNumId w:val="28"/>
+  </w:num>
+  <w:num w:numId="38">
+    <w:abstractNumId w:val="23"/>
+  </w:num>
+  <w:num w:numId="39">
+    <w:abstractNumId w:val="27"/>
+  </w:num>
+  <w:num w:numId="40">
+    <w:abstractNumId w:val="31"/>
   </w:num>
 </w:numbering>
 </file>
@@ -11327,7 +11480,7 @@
     <w:uiPriority w:val="9"/>
     <w:unhideWhenUsed/>
     <w:qFormat/>
-    <w:rsid w:val="00BC4585"/>
+    <w:rsid w:val="001A37B5"/>
     <w:pPr>
       <w:keepNext/>
       <w:keepLines/>
@@ -11336,8 +11489,8 @@
         <w:numId w:val="6"/>
       </w:numPr>
       <w:spacing w:before="280" w:after="240"/>
-      <w:ind w:left="1080"/>
-      <w:jc w:val="center"/>
+      <w:ind w:left="1068"/>
+      <w:jc w:val="left"/>
       <w:outlineLvl w:val="1"/>
     </w:pPr>
     <w:rPr>
@@ -11366,6 +11519,29 @@
       <w:rFonts w:asciiTheme="majorHAnsi" w:eastAsiaTheme="majorEastAsia" w:hAnsiTheme="majorHAnsi" w:cstheme="majorBidi"/>
       <w:color w:val="1F3763" w:themeColor="accent1" w:themeShade="7F"/>
       <w:sz w:val="24"/>
+    </w:rPr>
+  </w:style>
+  <w:style w:type="paragraph" w:styleId="4">
+    <w:name w:val="heading 4"/>
+    <w:basedOn w:val="a"/>
+    <w:next w:val="a"/>
+    <w:link w:val="40"/>
+    <w:uiPriority w:val="9"/>
+    <w:semiHidden/>
+    <w:unhideWhenUsed/>
+    <w:qFormat/>
+    <w:rsid w:val="008A2D58"/>
+    <w:pPr>
+      <w:keepNext/>
+      <w:keepLines/>
+      <w:spacing w:before="40"/>
+      <w:outlineLvl w:val="3"/>
+    </w:pPr>
+    <w:rPr>
+      <w:rFonts w:asciiTheme="majorHAnsi" w:eastAsiaTheme="majorEastAsia" w:hAnsiTheme="majorHAnsi" w:cstheme="majorBidi"/>
+      <w:i/>
+      <w:iCs/>
+      <w:color w:val="2F5496" w:themeColor="accent1" w:themeShade="BF"/>
     </w:rPr>
   </w:style>
   <w:style w:type="character" w:default="1" w:styleId="a0">
@@ -11427,7 +11603,7 @@
     <w:basedOn w:val="10"/>
     <w:autoRedefine/>
     <w:qFormat/>
-    <w:rsid w:val="00DF075F"/>
+    <w:rsid w:val="001A37B5"/>
     <w:pPr>
       <w:keepNext/>
       <w:keepLines/>
@@ -11435,6 +11611,8 @@
         <w:numId w:val="6"/>
       </w:numPr>
       <w:spacing w:before="240" w:beforeAutospacing="0" w:after="0" w:afterAutospacing="0"/>
+      <w:ind w:left="1068"/>
+      <w:jc w:val="left"/>
     </w:pPr>
     <w:rPr>
       <w:rFonts w:eastAsiaTheme="majorEastAsia"/>
@@ -11490,7 +11668,7 @@
     <w:basedOn w:val="a0"/>
     <w:link w:val="2"/>
     <w:uiPriority w:val="9"/>
-    <w:rsid w:val="00BC4585"/>
+    <w:rsid w:val="001A37B5"/>
     <w:rPr>
       <w:rFonts w:ascii="Times New Roman" w:eastAsiaTheme="majorEastAsia" w:hAnsi="Times New Roman" w:cstheme="majorBidi"/>
       <w:b/>
@@ -11596,7 +11774,7 @@
       <w:szCs w:val="20"/>
     </w:rPr>
   </w:style>
-  <w:style w:type="paragraph" w:styleId="4">
+  <w:style w:type="paragraph" w:styleId="41">
     <w:name w:val="toc 4"/>
     <w:basedOn w:val="a"/>
     <w:next w:val="a"/>
@@ -11845,13 +12023,14 @@
     <w:next w:val="a"/>
     <w:link w:val="33"/>
     <w:qFormat/>
-    <w:rsid w:val="00DF075F"/>
+    <w:rsid w:val="001A37B5"/>
     <w:pPr>
       <w:numPr>
         <w:ilvl w:val="2"/>
         <w:numId w:val="6"/>
       </w:numPr>
-      <w:jc w:val="center"/>
+      <w:ind w:left="1428"/>
+      <w:jc w:val="left"/>
     </w:pPr>
     <w:rPr>
       <w:rFonts w:ascii="Times New Roman" w:hAnsi="Times New Roman"/>
@@ -11864,7 +12043,7 @@
     <w:name w:val="Заголовок 3 уровня Знак"/>
     <w:basedOn w:val="31"/>
     <w:link w:val="3"/>
-    <w:rsid w:val="00DF075F"/>
+    <w:rsid w:val="001A37B5"/>
     <w:rPr>
       <w:rFonts w:ascii="Times New Roman" w:eastAsiaTheme="majorEastAsia" w:hAnsi="Times New Roman" w:cstheme="majorBidi"/>
       <w:b/>
@@ -11904,6 +12083,203 @@
     <w:rPr>
       <w:b/>
       <w:bCs/>
+    </w:rPr>
+  </w:style>
+  <w:style w:type="character" w:customStyle="1" w:styleId="40">
+    <w:name w:val="Заголовок 4 Знак"/>
+    <w:basedOn w:val="a0"/>
+    <w:link w:val="4"/>
+    <w:uiPriority w:val="9"/>
+    <w:semiHidden/>
+    <w:rsid w:val="008A2D58"/>
+    <w:rPr>
+      <w:rFonts w:asciiTheme="majorHAnsi" w:eastAsiaTheme="majorEastAsia" w:hAnsiTheme="majorHAnsi" w:cstheme="majorBidi"/>
+      <w:i/>
+      <w:iCs/>
+      <w:color w:val="2F5496" w:themeColor="accent1" w:themeShade="BF"/>
+      <w:kern w:val="2"/>
+      <w:sz w:val="28"/>
+      <w:szCs w:val="24"/>
+      <w14:ligatures w14:val="standardContextual"/>
+    </w:rPr>
+  </w:style>
+  <w:style w:type="paragraph" w:styleId="ae">
+    <w:name w:val="header"/>
+    <w:basedOn w:val="a"/>
+    <w:link w:val="af"/>
+    <w:uiPriority w:val="99"/>
+    <w:unhideWhenUsed/>
+    <w:rsid w:val="003E677B"/>
+    <w:pPr>
+      <w:tabs>
+        <w:tab w:val="center" w:pos="4677"/>
+        <w:tab w:val="right" w:pos="9355"/>
+      </w:tabs>
+      <w:spacing w:line="240" w:lineRule="auto"/>
+    </w:pPr>
+  </w:style>
+  <w:style w:type="character" w:customStyle="1" w:styleId="af">
+    <w:name w:val="Верхний колонтитул Знак"/>
+    <w:basedOn w:val="a0"/>
+    <w:link w:val="ae"/>
+    <w:uiPriority w:val="99"/>
+    <w:rsid w:val="003E677B"/>
+    <w:rPr>
+      <w:rFonts w:ascii="Times New Roman" w:hAnsi="Times New Roman"/>
+      <w:color w:val="000000" w:themeColor="text1"/>
+      <w:kern w:val="2"/>
+      <w:sz w:val="28"/>
+      <w:szCs w:val="24"/>
+      <w14:ligatures w14:val="standardContextual"/>
+    </w:rPr>
+  </w:style>
+  <w:style w:type="paragraph" w:styleId="af0">
+    <w:name w:val="footer"/>
+    <w:basedOn w:val="a"/>
+    <w:link w:val="af1"/>
+    <w:uiPriority w:val="99"/>
+    <w:unhideWhenUsed/>
+    <w:rsid w:val="003E677B"/>
+    <w:pPr>
+      <w:tabs>
+        <w:tab w:val="center" w:pos="4677"/>
+        <w:tab w:val="right" w:pos="9355"/>
+      </w:tabs>
+      <w:spacing w:line="240" w:lineRule="auto"/>
+    </w:pPr>
+  </w:style>
+  <w:style w:type="character" w:customStyle="1" w:styleId="af1">
+    <w:name w:val="Нижний колонтитул Знак"/>
+    <w:basedOn w:val="a0"/>
+    <w:link w:val="af0"/>
+    <w:uiPriority w:val="99"/>
+    <w:rsid w:val="003E677B"/>
+    <w:rPr>
+      <w:rFonts w:ascii="Times New Roman" w:hAnsi="Times New Roman"/>
+      <w:color w:val="000000" w:themeColor="text1"/>
+      <w:kern w:val="2"/>
+      <w:sz w:val="28"/>
+      <w:szCs w:val="24"/>
+      <w14:ligatures w14:val="standardContextual"/>
+    </w:rPr>
+  </w:style>
+  <w:style w:type="character" w:styleId="af2">
+    <w:name w:val="annotation reference"/>
+    <w:basedOn w:val="a0"/>
+    <w:uiPriority w:val="99"/>
+    <w:semiHidden/>
+    <w:unhideWhenUsed/>
+    <w:rsid w:val="001A37B5"/>
+    <w:rPr>
+      <w:sz w:val="16"/>
+      <w:szCs w:val="16"/>
+    </w:rPr>
+  </w:style>
+  <w:style w:type="paragraph" w:styleId="af3">
+    <w:name w:val="annotation text"/>
+    <w:basedOn w:val="a"/>
+    <w:link w:val="af4"/>
+    <w:uiPriority w:val="99"/>
+    <w:semiHidden/>
+    <w:unhideWhenUsed/>
+    <w:rsid w:val="001A37B5"/>
+    <w:pPr>
+      <w:spacing w:line="240" w:lineRule="auto"/>
+    </w:pPr>
+    <w:rPr>
+      <w:sz w:val="20"/>
+      <w:szCs w:val="20"/>
+    </w:rPr>
+  </w:style>
+  <w:style w:type="character" w:customStyle="1" w:styleId="af4">
+    <w:name w:val="Текст примечания Знак"/>
+    <w:basedOn w:val="a0"/>
+    <w:link w:val="af3"/>
+    <w:uiPriority w:val="99"/>
+    <w:semiHidden/>
+    <w:rsid w:val="001A37B5"/>
+    <w:rPr>
+      <w:rFonts w:ascii="Times New Roman" w:hAnsi="Times New Roman"/>
+      <w:color w:val="000000" w:themeColor="text1"/>
+      <w:kern w:val="2"/>
+      <w:sz w:val="20"/>
+      <w:szCs w:val="20"/>
+      <w14:ligatures w14:val="standardContextual"/>
+    </w:rPr>
+  </w:style>
+  <w:style w:type="paragraph" w:styleId="af5">
+    <w:name w:val="annotation subject"/>
+    <w:basedOn w:val="af3"/>
+    <w:next w:val="af3"/>
+    <w:link w:val="af6"/>
+    <w:uiPriority w:val="99"/>
+    <w:semiHidden/>
+    <w:unhideWhenUsed/>
+    <w:rsid w:val="001A37B5"/>
+    <w:rPr>
+      <w:b/>
+      <w:bCs/>
+    </w:rPr>
+  </w:style>
+  <w:style w:type="character" w:customStyle="1" w:styleId="af6">
+    <w:name w:val="Тема примечания Знак"/>
+    <w:basedOn w:val="af4"/>
+    <w:link w:val="af5"/>
+    <w:uiPriority w:val="99"/>
+    <w:semiHidden/>
+    <w:rsid w:val="001A37B5"/>
+    <w:rPr>
+      <w:rFonts w:ascii="Times New Roman" w:hAnsi="Times New Roman"/>
+      <w:b/>
+      <w:bCs/>
+      <w:color w:val="000000" w:themeColor="text1"/>
+      <w:kern w:val="2"/>
+      <w:sz w:val="20"/>
+      <w:szCs w:val="20"/>
+      <w14:ligatures w14:val="standardContextual"/>
+    </w:rPr>
+  </w:style>
+  <w:style w:type="paragraph" w:styleId="af7">
+    <w:name w:val="endnote text"/>
+    <w:basedOn w:val="a"/>
+    <w:link w:val="af8"/>
+    <w:uiPriority w:val="99"/>
+    <w:semiHidden/>
+    <w:unhideWhenUsed/>
+    <w:rsid w:val="001A37B5"/>
+    <w:pPr>
+      <w:spacing w:line="240" w:lineRule="auto"/>
+    </w:pPr>
+    <w:rPr>
+      <w:sz w:val="20"/>
+      <w:szCs w:val="20"/>
+    </w:rPr>
+  </w:style>
+  <w:style w:type="character" w:customStyle="1" w:styleId="af8">
+    <w:name w:val="Текст концевой сноски Знак"/>
+    <w:basedOn w:val="a0"/>
+    <w:link w:val="af7"/>
+    <w:uiPriority w:val="99"/>
+    <w:semiHidden/>
+    <w:rsid w:val="001A37B5"/>
+    <w:rPr>
+      <w:rFonts w:ascii="Times New Roman" w:hAnsi="Times New Roman"/>
+      <w:color w:val="000000" w:themeColor="text1"/>
+      <w:kern w:val="2"/>
+      <w:sz w:val="20"/>
+      <w:szCs w:val="20"/>
+      <w14:ligatures w14:val="standardContextual"/>
+    </w:rPr>
+  </w:style>
+  <w:style w:type="character" w:styleId="af9">
+    <w:name w:val="endnote reference"/>
+    <w:basedOn w:val="a0"/>
+    <w:uiPriority w:val="99"/>
+    <w:semiHidden/>
+    <w:unhideWhenUsed/>
+    <w:rsid w:val="001A37B5"/>
+    <w:rPr>
+      <w:vertAlign w:val="superscript"/>
     </w:rPr>
   </w:style>
 </w:styles>

--- a/srw.docx
+++ b/srw.docx
@@ -627,7 +627,7 @@
             </w:rPr>
             <w:fldChar w:fldCharType="separate"/>
           </w:r>
-          <w:hyperlink w:anchor="_Toc188503216" w:history="1">
+          <w:hyperlink w:anchor="_Toc188515857" w:history="1">
             <w:r>
               <w:rPr>
                 <w:rStyle w:val="a8"/>
@@ -654,7 +654,7 @@
                 <w:noProof/>
                 <w:webHidden/>
               </w:rPr>
-              <w:instrText xml:space="preserve"> PAGEREF _Toc188503216 \h </w:instrText>
+              <w:instrText xml:space="preserve"> PAGEREF _Toc188515857 \h </w:instrText>
             </w:r>
             <w:r>
               <w:rPr>
@@ -693,7 +693,7 @@
               <w:tab w:val="right" w:leader="dot" w:pos="9345"/>
             </w:tabs>
             <w:rPr>
-              <w:rFonts w:eastAsiaTheme="minorEastAsia" w:cstheme="minorBidi"/>
+              <w:rFonts w:ascii="Times New Roman" w:eastAsiaTheme="minorEastAsia" w:hAnsi="Times New Roman" w:cs="Times New Roman"/>
               <w:b w:val="0"/>
               <w:bCs w:val="0"/>
               <w:i w:val="0"/>
@@ -707,17 +707,20 @@
               <w14:ligatures w14:val="none"/>
             </w:rPr>
           </w:pPr>
-          <w:hyperlink w:anchor="_Toc188503217" w:history="1">
+          <w:hyperlink w:anchor="_Toc188515858" w:history="1">
             <w:r>
               <w:rPr>
                 <w:rStyle w:val="a8"/>
+                <w:rFonts w:ascii="Times New Roman" w:hAnsi="Times New Roman" w:cs="Times New Roman"/>
+                <w:b w:val="0"/>
+                <w:bCs w:val="0"/>
                 <w:noProof/>
               </w:rPr>
               <w:t>1.</w:t>
             </w:r>
             <w:r>
               <w:rPr>
-                <w:rFonts w:eastAsiaTheme="minorEastAsia" w:cstheme="minorBidi"/>
+                <w:rFonts w:ascii="Times New Roman" w:eastAsiaTheme="minorEastAsia" w:hAnsi="Times New Roman" w:cs="Times New Roman"/>
                 <w:b w:val="0"/>
                 <w:bCs w:val="0"/>
                 <w:i w:val="0"/>
@@ -735,12 +738,18 @@
             <w:r>
               <w:rPr>
                 <w:rStyle w:val="a8"/>
+                <w:rFonts w:ascii="Times New Roman" w:hAnsi="Times New Roman" w:cs="Times New Roman"/>
+                <w:b w:val="0"/>
+                <w:bCs w:val="0"/>
                 <w:noProof/>
               </w:rPr>
               <w:t>Актуальность жанра платформер</w:t>
             </w:r>
             <w:r>
               <w:rPr>
+                <w:rFonts w:ascii="Times New Roman" w:hAnsi="Times New Roman" w:cs="Times New Roman"/>
+                <w:b w:val="0"/>
+                <w:bCs w:val="0"/>
                 <w:noProof/>
                 <w:webHidden/>
               </w:rPr>
@@ -748,6 +757,9 @@
             </w:r>
             <w:r>
               <w:rPr>
+                <w:rFonts w:ascii="Times New Roman" w:hAnsi="Times New Roman" w:cs="Times New Roman"/>
+                <w:b w:val="0"/>
+                <w:bCs w:val="0"/>
                 <w:noProof/>
                 <w:webHidden/>
               </w:rPr>
@@ -755,19 +767,28 @@
             </w:r>
             <w:r>
               <w:rPr>
+                <w:rFonts w:ascii="Times New Roman" w:hAnsi="Times New Roman" w:cs="Times New Roman"/>
+                <w:b w:val="0"/>
+                <w:bCs w:val="0"/>
                 <w:noProof/>
                 <w:webHidden/>
               </w:rPr>
-              <w:instrText xml:space="preserve"> PAGEREF _Toc188503217 \h </w:instrText>
-            </w:r>
-            <w:r>
-              <w:rPr>
+              <w:instrText xml:space="preserve"> PAGEREF _Toc188515858 \h </w:instrText>
+            </w:r>
+            <w:r>
+              <w:rPr>
+                <w:rFonts w:ascii="Times New Roman" w:hAnsi="Times New Roman" w:cs="Times New Roman"/>
+                <w:b w:val="0"/>
+                <w:bCs w:val="0"/>
                 <w:noProof/>
                 <w:webHidden/>
               </w:rPr>
             </w:r>
             <w:r>
               <w:rPr>
+                <w:rFonts w:ascii="Times New Roman" w:hAnsi="Times New Roman" w:cs="Times New Roman"/>
+                <w:b w:val="0"/>
+                <w:bCs w:val="0"/>
                 <w:noProof/>
                 <w:webHidden/>
               </w:rPr>
@@ -775,6 +796,9 @@
             </w:r>
             <w:r>
               <w:rPr>
+                <w:rFonts w:ascii="Times New Roman" w:hAnsi="Times New Roman" w:cs="Times New Roman"/>
+                <w:b w:val="0"/>
+                <w:bCs w:val="0"/>
                 <w:noProof/>
                 <w:webHidden/>
               </w:rPr>
@@ -782,6 +806,9 @@
             </w:r>
             <w:r>
               <w:rPr>
+                <w:rFonts w:ascii="Times New Roman" w:hAnsi="Times New Roman" w:cs="Times New Roman"/>
+                <w:b w:val="0"/>
+                <w:bCs w:val="0"/>
                 <w:noProof/>
                 <w:webHidden/>
               </w:rPr>
@@ -797,7 +824,7 @@
               <w:tab w:val="right" w:leader="dot" w:pos="9345"/>
             </w:tabs>
             <w:rPr>
-              <w:rFonts w:eastAsiaTheme="minorEastAsia" w:cstheme="minorBidi"/>
+              <w:rFonts w:ascii="Times New Roman" w:eastAsiaTheme="minorEastAsia" w:hAnsi="Times New Roman" w:cs="Times New Roman"/>
               <w:b w:val="0"/>
               <w:bCs w:val="0"/>
               <w:i w:val="0"/>
@@ -811,17 +838,20 @@
               <w14:ligatures w14:val="none"/>
             </w:rPr>
           </w:pPr>
-          <w:hyperlink w:anchor="_Toc188503218" w:history="1">
+          <w:hyperlink w:anchor="_Toc188515859" w:history="1">
             <w:r>
               <w:rPr>
                 <w:rStyle w:val="a8"/>
+                <w:rFonts w:ascii="Times New Roman" w:hAnsi="Times New Roman" w:cs="Times New Roman"/>
+                <w:b w:val="0"/>
+                <w:bCs w:val="0"/>
                 <w:noProof/>
               </w:rPr>
               <w:t>2.</w:t>
             </w:r>
             <w:r>
               <w:rPr>
-                <w:rFonts w:eastAsiaTheme="minorEastAsia" w:cstheme="minorBidi"/>
+                <w:rFonts w:ascii="Times New Roman" w:eastAsiaTheme="minorEastAsia" w:hAnsi="Times New Roman" w:cs="Times New Roman"/>
                 <w:b w:val="0"/>
                 <w:bCs w:val="0"/>
                 <w:i w:val="0"/>
@@ -839,12 +869,18 @@
             <w:r>
               <w:rPr>
                 <w:rStyle w:val="a8"/>
+                <w:rFonts w:ascii="Times New Roman" w:hAnsi="Times New Roman" w:cs="Times New Roman"/>
+                <w:b w:val="0"/>
+                <w:bCs w:val="0"/>
                 <w:noProof/>
               </w:rPr>
               <w:t>Анализ и проектирование</w:t>
             </w:r>
             <w:r>
               <w:rPr>
+                <w:rFonts w:ascii="Times New Roman" w:hAnsi="Times New Roman" w:cs="Times New Roman"/>
+                <w:b w:val="0"/>
+                <w:bCs w:val="0"/>
                 <w:noProof/>
                 <w:webHidden/>
               </w:rPr>
@@ -852,6 +888,9 @@
             </w:r>
             <w:r>
               <w:rPr>
+                <w:rFonts w:ascii="Times New Roman" w:hAnsi="Times New Roman" w:cs="Times New Roman"/>
+                <w:b w:val="0"/>
+                <w:bCs w:val="0"/>
                 <w:noProof/>
                 <w:webHidden/>
               </w:rPr>
@@ -859,19 +898,28 @@
             </w:r>
             <w:r>
               <w:rPr>
+                <w:rFonts w:ascii="Times New Roman" w:hAnsi="Times New Roman" w:cs="Times New Roman"/>
+                <w:b w:val="0"/>
+                <w:bCs w:val="0"/>
                 <w:noProof/>
                 <w:webHidden/>
               </w:rPr>
-              <w:instrText xml:space="preserve"> PAGEREF _Toc188503218 \h </w:instrText>
-            </w:r>
-            <w:r>
-              <w:rPr>
+              <w:instrText xml:space="preserve"> PAGEREF _Toc188515859 \h </w:instrText>
+            </w:r>
+            <w:r>
+              <w:rPr>
+                <w:rFonts w:ascii="Times New Roman" w:hAnsi="Times New Roman" w:cs="Times New Roman"/>
+                <w:b w:val="0"/>
+                <w:bCs w:val="0"/>
                 <w:noProof/>
                 <w:webHidden/>
               </w:rPr>
             </w:r>
             <w:r>
               <w:rPr>
+                <w:rFonts w:ascii="Times New Roman" w:hAnsi="Times New Roman" w:cs="Times New Roman"/>
+                <w:b w:val="0"/>
+                <w:bCs w:val="0"/>
                 <w:noProof/>
                 <w:webHidden/>
               </w:rPr>
@@ -879,6 +927,9 @@
             </w:r>
             <w:r>
               <w:rPr>
+                <w:rFonts w:ascii="Times New Roman" w:hAnsi="Times New Roman" w:cs="Times New Roman"/>
+                <w:b w:val="0"/>
+                <w:bCs w:val="0"/>
                 <w:noProof/>
                 <w:webHidden/>
               </w:rPr>
@@ -886,6 +937,9 @@
             </w:r>
             <w:r>
               <w:rPr>
+                <w:rFonts w:ascii="Times New Roman" w:hAnsi="Times New Roman" w:cs="Times New Roman"/>
+                <w:b w:val="0"/>
+                <w:bCs w:val="0"/>
                 <w:noProof/>
                 <w:webHidden/>
               </w:rPr>
@@ -901,7 +955,7 @@
               <w:tab w:val="right" w:leader="dot" w:pos="9345"/>
             </w:tabs>
             <w:rPr>
-              <w:rFonts w:eastAsiaTheme="minorEastAsia" w:cstheme="minorBidi"/>
+              <w:rFonts w:ascii="Times New Roman" w:eastAsiaTheme="minorEastAsia" w:hAnsi="Times New Roman" w:cs="Times New Roman"/>
               <w:b w:val="0"/>
               <w:bCs w:val="0"/>
               <w:noProof/>
@@ -911,17 +965,20 @@
               <w14:ligatures w14:val="none"/>
             </w:rPr>
           </w:pPr>
-          <w:hyperlink w:anchor="_Toc188503219" w:history="1">
+          <w:hyperlink w:anchor="_Toc188515860" w:history="1">
             <w:r>
               <w:rPr>
                 <w:rStyle w:val="a8"/>
+                <w:rFonts w:ascii="Times New Roman" w:hAnsi="Times New Roman" w:cs="Times New Roman"/>
+                <w:b w:val="0"/>
+                <w:bCs w:val="0"/>
                 <w:noProof/>
               </w:rPr>
               <w:t>2.1</w:t>
             </w:r>
             <w:r>
               <w:rPr>
-                <w:rFonts w:eastAsiaTheme="minorEastAsia" w:cstheme="minorBidi"/>
+                <w:rFonts w:ascii="Times New Roman" w:eastAsiaTheme="minorEastAsia" w:hAnsi="Times New Roman" w:cs="Times New Roman"/>
                 <w:b w:val="0"/>
                 <w:bCs w:val="0"/>
                 <w:noProof/>
@@ -935,12 +992,18 @@
             <w:r>
               <w:rPr>
                 <w:rStyle w:val="a8"/>
+                <w:rFonts w:ascii="Times New Roman" w:hAnsi="Times New Roman" w:cs="Times New Roman"/>
+                <w:b w:val="0"/>
+                <w:bCs w:val="0"/>
                 <w:noProof/>
               </w:rPr>
               <w:t>Анализ существующих игр</w:t>
             </w:r>
             <w:r>
               <w:rPr>
+                <w:rFonts w:ascii="Times New Roman" w:hAnsi="Times New Roman" w:cs="Times New Roman"/>
+                <w:b w:val="0"/>
+                <w:bCs w:val="0"/>
                 <w:noProof/>
                 <w:webHidden/>
               </w:rPr>
@@ -948,6 +1011,9 @@
             </w:r>
             <w:r>
               <w:rPr>
+                <w:rFonts w:ascii="Times New Roman" w:hAnsi="Times New Roman" w:cs="Times New Roman"/>
+                <w:b w:val="0"/>
+                <w:bCs w:val="0"/>
                 <w:noProof/>
                 <w:webHidden/>
               </w:rPr>
@@ -955,19 +1021,28 @@
             </w:r>
             <w:r>
               <w:rPr>
+                <w:rFonts w:ascii="Times New Roman" w:hAnsi="Times New Roman" w:cs="Times New Roman"/>
+                <w:b w:val="0"/>
+                <w:bCs w:val="0"/>
                 <w:noProof/>
                 <w:webHidden/>
               </w:rPr>
-              <w:instrText xml:space="preserve"> PAGEREF _Toc188503219 \h </w:instrText>
-            </w:r>
-            <w:r>
-              <w:rPr>
+              <w:instrText xml:space="preserve"> PAGEREF _Toc188515860 \h </w:instrText>
+            </w:r>
+            <w:r>
+              <w:rPr>
+                <w:rFonts w:ascii="Times New Roman" w:hAnsi="Times New Roman" w:cs="Times New Roman"/>
+                <w:b w:val="0"/>
+                <w:bCs w:val="0"/>
                 <w:noProof/>
                 <w:webHidden/>
               </w:rPr>
             </w:r>
             <w:r>
               <w:rPr>
+                <w:rFonts w:ascii="Times New Roman" w:hAnsi="Times New Roman" w:cs="Times New Roman"/>
+                <w:b w:val="0"/>
+                <w:bCs w:val="0"/>
                 <w:noProof/>
                 <w:webHidden/>
               </w:rPr>
@@ -975,6 +1050,9 @@
             </w:r>
             <w:r>
               <w:rPr>
+                <w:rFonts w:ascii="Times New Roman" w:hAnsi="Times New Roman" w:cs="Times New Roman"/>
+                <w:b w:val="0"/>
+                <w:bCs w:val="0"/>
                 <w:noProof/>
                 <w:webHidden/>
               </w:rPr>
@@ -982,6 +1060,9 @@
             </w:r>
             <w:r>
               <w:rPr>
+                <w:rFonts w:ascii="Times New Roman" w:hAnsi="Times New Roman" w:cs="Times New Roman"/>
+                <w:b w:val="0"/>
+                <w:bCs w:val="0"/>
                 <w:noProof/>
                 <w:webHidden/>
               </w:rPr>
@@ -997,7 +1078,7 @@
               <w:tab w:val="right" w:leader="dot" w:pos="9345"/>
             </w:tabs>
             <w:rPr>
-              <w:rFonts w:eastAsiaTheme="minorEastAsia" w:cstheme="minorBidi"/>
+              <w:rFonts w:ascii="Times New Roman" w:eastAsiaTheme="minorEastAsia" w:hAnsi="Times New Roman" w:cs="Times New Roman"/>
               <w:b w:val="0"/>
               <w:bCs w:val="0"/>
               <w:noProof/>
@@ -1007,17 +1088,20 @@
               <w14:ligatures w14:val="none"/>
             </w:rPr>
           </w:pPr>
-          <w:hyperlink w:anchor="_Toc188503220" w:history="1">
+          <w:hyperlink w:anchor="_Toc188515861" w:history="1">
             <w:r>
               <w:rPr>
                 <w:rStyle w:val="a8"/>
+                <w:rFonts w:ascii="Times New Roman" w:hAnsi="Times New Roman" w:cs="Times New Roman"/>
+                <w:b w:val="0"/>
+                <w:bCs w:val="0"/>
                 <w:noProof/>
               </w:rPr>
               <w:t>2.2</w:t>
             </w:r>
             <w:r>
               <w:rPr>
-                <w:rFonts w:eastAsiaTheme="minorEastAsia" w:cstheme="minorBidi"/>
+                <w:rFonts w:ascii="Times New Roman" w:eastAsiaTheme="minorEastAsia" w:hAnsi="Times New Roman" w:cs="Times New Roman"/>
                 <w:b w:val="0"/>
                 <w:bCs w:val="0"/>
                 <w:noProof/>
@@ -1031,12 +1115,18 @@
             <w:r>
               <w:rPr>
                 <w:rStyle w:val="a8"/>
+                <w:rFonts w:ascii="Times New Roman" w:hAnsi="Times New Roman" w:cs="Times New Roman"/>
+                <w:b w:val="0"/>
+                <w:bCs w:val="0"/>
                 <w:noProof/>
               </w:rPr>
               <w:t>Концепция прототипа контроллера персонажа</w:t>
             </w:r>
             <w:r>
               <w:rPr>
+                <w:rFonts w:ascii="Times New Roman" w:hAnsi="Times New Roman" w:cs="Times New Roman"/>
+                <w:b w:val="0"/>
+                <w:bCs w:val="0"/>
                 <w:noProof/>
                 <w:webHidden/>
               </w:rPr>
@@ -1044,6 +1134,9 @@
             </w:r>
             <w:r>
               <w:rPr>
+                <w:rFonts w:ascii="Times New Roman" w:hAnsi="Times New Roman" w:cs="Times New Roman"/>
+                <w:b w:val="0"/>
+                <w:bCs w:val="0"/>
                 <w:noProof/>
                 <w:webHidden/>
               </w:rPr>
@@ -1051,19 +1144,28 @@
             </w:r>
             <w:r>
               <w:rPr>
+                <w:rFonts w:ascii="Times New Roman" w:hAnsi="Times New Roman" w:cs="Times New Roman"/>
+                <w:b w:val="0"/>
+                <w:bCs w:val="0"/>
                 <w:noProof/>
                 <w:webHidden/>
               </w:rPr>
-              <w:instrText xml:space="preserve"> PAGEREF _Toc188503220 \h </w:instrText>
-            </w:r>
-            <w:r>
-              <w:rPr>
+              <w:instrText xml:space="preserve"> PAGEREF _Toc188515861 \h </w:instrText>
+            </w:r>
+            <w:r>
+              <w:rPr>
+                <w:rFonts w:ascii="Times New Roman" w:hAnsi="Times New Roman" w:cs="Times New Roman"/>
+                <w:b w:val="0"/>
+                <w:bCs w:val="0"/>
                 <w:noProof/>
                 <w:webHidden/>
               </w:rPr>
             </w:r>
             <w:r>
               <w:rPr>
+                <w:rFonts w:ascii="Times New Roman" w:hAnsi="Times New Roman" w:cs="Times New Roman"/>
+                <w:b w:val="0"/>
+                <w:bCs w:val="0"/>
                 <w:noProof/>
                 <w:webHidden/>
               </w:rPr>
@@ -1071,6 +1173,9 @@
             </w:r>
             <w:r>
               <w:rPr>
+                <w:rFonts w:ascii="Times New Roman" w:hAnsi="Times New Roman" w:cs="Times New Roman"/>
+                <w:b w:val="0"/>
+                <w:bCs w:val="0"/>
                 <w:noProof/>
                 <w:webHidden/>
               </w:rPr>
@@ -1078,6 +1183,9 @@
             </w:r>
             <w:r>
               <w:rPr>
+                <w:rFonts w:ascii="Times New Roman" w:hAnsi="Times New Roman" w:cs="Times New Roman"/>
+                <w:b w:val="0"/>
+                <w:bCs w:val="0"/>
                 <w:noProof/>
                 <w:webHidden/>
               </w:rPr>
@@ -1093,7 +1201,7 @@
               <w:tab w:val="right" w:leader="dot" w:pos="9345"/>
             </w:tabs>
             <w:rPr>
-              <w:rFonts w:eastAsiaTheme="minorEastAsia" w:cstheme="minorBidi"/>
+              <w:rFonts w:ascii="Times New Roman" w:eastAsiaTheme="minorEastAsia" w:hAnsi="Times New Roman" w:cs="Times New Roman"/>
               <w:b w:val="0"/>
               <w:bCs w:val="0"/>
               <w:noProof/>
@@ -1103,17 +1211,20 @@
               <w14:ligatures w14:val="none"/>
             </w:rPr>
           </w:pPr>
-          <w:hyperlink w:anchor="_Toc188503221" w:history="1">
+          <w:hyperlink w:anchor="_Toc188515862" w:history="1">
             <w:r>
               <w:rPr>
                 <w:rStyle w:val="a8"/>
+                <w:rFonts w:ascii="Times New Roman" w:hAnsi="Times New Roman" w:cs="Times New Roman"/>
+                <w:b w:val="0"/>
+                <w:bCs w:val="0"/>
                 <w:noProof/>
               </w:rPr>
               <w:t>2.3</w:t>
             </w:r>
             <w:r>
               <w:rPr>
-                <w:rFonts w:eastAsiaTheme="minorEastAsia" w:cstheme="minorBidi"/>
+                <w:rFonts w:ascii="Times New Roman" w:eastAsiaTheme="minorEastAsia" w:hAnsi="Times New Roman" w:cs="Times New Roman"/>
                 <w:b w:val="0"/>
                 <w:bCs w:val="0"/>
                 <w:noProof/>
@@ -1127,12 +1238,18 @@
             <w:r>
               <w:rPr>
                 <w:rStyle w:val="a8"/>
+                <w:rFonts w:ascii="Times New Roman" w:hAnsi="Times New Roman" w:cs="Times New Roman"/>
+                <w:b w:val="0"/>
+                <w:bCs w:val="0"/>
                 <w:noProof/>
               </w:rPr>
               <w:t>Проектирование основных механик</w:t>
             </w:r>
             <w:r>
               <w:rPr>
+                <w:rFonts w:ascii="Times New Roman" w:hAnsi="Times New Roman" w:cs="Times New Roman"/>
+                <w:b w:val="0"/>
+                <w:bCs w:val="0"/>
                 <w:noProof/>
                 <w:webHidden/>
               </w:rPr>
@@ -1140,6 +1257,9 @@
             </w:r>
             <w:r>
               <w:rPr>
+                <w:rFonts w:ascii="Times New Roman" w:hAnsi="Times New Roman" w:cs="Times New Roman"/>
+                <w:b w:val="0"/>
+                <w:bCs w:val="0"/>
                 <w:noProof/>
                 <w:webHidden/>
               </w:rPr>
@@ -1147,19 +1267,28 @@
             </w:r>
             <w:r>
               <w:rPr>
+                <w:rFonts w:ascii="Times New Roman" w:hAnsi="Times New Roman" w:cs="Times New Roman"/>
+                <w:b w:val="0"/>
+                <w:bCs w:val="0"/>
                 <w:noProof/>
                 <w:webHidden/>
               </w:rPr>
-              <w:instrText xml:space="preserve"> PAGEREF _Toc188503221 \h </w:instrText>
-            </w:r>
-            <w:r>
-              <w:rPr>
+              <w:instrText xml:space="preserve"> PAGEREF _Toc188515862 \h </w:instrText>
+            </w:r>
+            <w:r>
+              <w:rPr>
+                <w:rFonts w:ascii="Times New Roman" w:hAnsi="Times New Roman" w:cs="Times New Roman"/>
+                <w:b w:val="0"/>
+                <w:bCs w:val="0"/>
                 <w:noProof/>
                 <w:webHidden/>
               </w:rPr>
             </w:r>
             <w:r>
               <w:rPr>
+                <w:rFonts w:ascii="Times New Roman" w:hAnsi="Times New Roman" w:cs="Times New Roman"/>
+                <w:b w:val="0"/>
+                <w:bCs w:val="0"/>
                 <w:noProof/>
                 <w:webHidden/>
               </w:rPr>
@@ -1167,6 +1296,9 @@
             </w:r>
             <w:r>
               <w:rPr>
+                <w:rFonts w:ascii="Times New Roman" w:hAnsi="Times New Roman" w:cs="Times New Roman"/>
+                <w:b w:val="0"/>
+                <w:bCs w:val="0"/>
                 <w:noProof/>
                 <w:webHidden/>
               </w:rPr>
@@ -1174,6 +1306,9 @@
             </w:r>
             <w:r>
               <w:rPr>
+                <w:rFonts w:ascii="Times New Roman" w:hAnsi="Times New Roman" w:cs="Times New Roman"/>
+                <w:b w:val="0"/>
+                <w:bCs w:val="0"/>
                 <w:noProof/>
                 <w:webHidden/>
               </w:rPr>
@@ -1189,7 +1324,7 @@
               <w:tab w:val="right" w:leader="dot" w:pos="9345"/>
             </w:tabs>
             <w:rPr>
-              <w:rFonts w:eastAsiaTheme="minorEastAsia" w:cstheme="minorBidi"/>
+              <w:rFonts w:ascii="Times New Roman" w:eastAsiaTheme="minorEastAsia" w:hAnsi="Times New Roman" w:cs="Times New Roman"/>
               <w:b w:val="0"/>
               <w:bCs w:val="0"/>
               <w:noProof/>
@@ -1199,17 +1334,20 @@
               <w14:ligatures w14:val="none"/>
             </w:rPr>
           </w:pPr>
-          <w:hyperlink w:anchor="_Toc188503222" w:history="1">
+          <w:hyperlink w:anchor="_Toc188515863" w:history="1">
             <w:r>
               <w:rPr>
                 <w:rStyle w:val="a8"/>
+                <w:rFonts w:ascii="Times New Roman" w:hAnsi="Times New Roman" w:cs="Times New Roman"/>
+                <w:b w:val="0"/>
+                <w:bCs w:val="0"/>
                 <w:noProof/>
               </w:rPr>
               <w:t>2.4</w:t>
             </w:r>
             <w:r>
               <w:rPr>
-                <w:rFonts w:eastAsiaTheme="minorEastAsia" w:cstheme="minorBidi"/>
+                <w:rFonts w:ascii="Times New Roman" w:eastAsiaTheme="minorEastAsia" w:hAnsi="Times New Roman" w:cs="Times New Roman"/>
                 <w:b w:val="0"/>
                 <w:bCs w:val="0"/>
                 <w:noProof/>
@@ -1223,12 +1361,18 @@
             <w:r>
               <w:rPr>
                 <w:rStyle w:val="a8"/>
+                <w:rFonts w:ascii="Times New Roman" w:hAnsi="Times New Roman" w:cs="Times New Roman"/>
+                <w:b w:val="0"/>
+                <w:bCs w:val="0"/>
                 <w:noProof/>
               </w:rPr>
               <w:t>Игровой движок</w:t>
             </w:r>
             <w:r>
               <w:rPr>
+                <w:rFonts w:ascii="Times New Roman" w:hAnsi="Times New Roman" w:cs="Times New Roman"/>
+                <w:b w:val="0"/>
+                <w:bCs w:val="0"/>
                 <w:noProof/>
                 <w:webHidden/>
               </w:rPr>
@@ -1236,6 +1380,9 @@
             </w:r>
             <w:r>
               <w:rPr>
+                <w:rFonts w:ascii="Times New Roman" w:hAnsi="Times New Roman" w:cs="Times New Roman"/>
+                <w:b w:val="0"/>
+                <w:bCs w:val="0"/>
                 <w:noProof/>
                 <w:webHidden/>
               </w:rPr>
@@ -1243,19 +1390,28 @@
             </w:r>
             <w:r>
               <w:rPr>
+                <w:rFonts w:ascii="Times New Roman" w:hAnsi="Times New Roman" w:cs="Times New Roman"/>
+                <w:b w:val="0"/>
+                <w:bCs w:val="0"/>
                 <w:noProof/>
                 <w:webHidden/>
               </w:rPr>
-              <w:instrText xml:space="preserve"> PAGEREF _Toc188503222 \h </w:instrText>
-            </w:r>
-            <w:r>
-              <w:rPr>
+              <w:instrText xml:space="preserve"> PAGEREF _Toc188515863 \h </w:instrText>
+            </w:r>
+            <w:r>
+              <w:rPr>
+                <w:rFonts w:ascii="Times New Roman" w:hAnsi="Times New Roman" w:cs="Times New Roman"/>
+                <w:b w:val="0"/>
+                <w:bCs w:val="0"/>
                 <w:noProof/>
                 <w:webHidden/>
               </w:rPr>
             </w:r>
             <w:r>
               <w:rPr>
+                <w:rFonts w:ascii="Times New Roman" w:hAnsi="Times New Roman" w:cs="Times New Roman"/>
+                <w:b w:val="0"/>
+                <w:bCs w:val="0"/>
                 <w:noProof/>
                 <w:webHidden/>
               </w:rPr>
@@ -1263,6 +1419,9 @@
             </w:r>
             <w:r>
               <w:rPr>
+                <w:rFonts w:ascii="Times New Roman" w:hAnsi="Times New Roman" w:cs="Times New Roman"/>
+                <w:b w:val="0"/>
+                <w:bCs w:val="0"/>
                 <w:noProof/>
                 <w:webHidden/>
               </w:rPr>
@@ -1270,6 +1429,9 @@
             </w:r>
             <w:r>
               <w:rPr>
+                <w:rFonts w:ascii="Times New Roman" w:hAnsi="Times New Roman" w:cs="Times New Roman"/>
+                <w:b w:val="0"/>
+                <w:bCs w:val="0"/>
                 <w:noProof/>
                 <w:webHidden/>
               </w:rPr>
@@ -1285,7 +1447,7 @@
               <w:tab w:val="right" w:leader="dot" w:pos="9345"/>
             </w:tabs>
             <w:rPr>
-              <w:rFonts w:eastAsiaTheme="minorEastAsia" w:cstheme="minorBidi"/>
+              <w:rFonts w:ascii="Times New Roman" w:eastAsiaTheme="minorEastAsia" w:hAnsi="Times New Roman" w:cs="Times New Roman"/>
               <w:noProof/>
               <w:color w:val="auto"/>
               <w:kern w:val="0"/>
@@ -1295,17 +1457,18 @@
               <w14:ligatures w14:val="none"/>
             </w:rPr>
           </w:pPr>
-          <w:hyperlink w:anchor="_Toc188503223" w:history="1">
+          <w:hyperlink w:anchor="_Toc188515864" w:history="1">
             <w:r>
               <w:rPr>
                 <w:rStyle w:val="a8"/>
+                <w:rFonts w:ascii="Times New Roman" w:hAnsi="Times New Roman" w:cs="Times New Roman"/>
                 <w:noProof/>
               </w:rPr>
               <w:t>2.4.1</w:t>
             </w:r>
             <w:r>
               <w:rPr>
-                <w:rFonts w:eastAsiaTheme="minorEastAsia" w:cstheme="minorBidi"/>
+                <w:rFonts w:ascii="Times New Roman" w:eastAsiaTheme="minorEastAsia" w:hAnsi="Times New Roman" w:cs="Times New Roman"/>
                 <w:noProof/>
                 <w:color w:val="auto"/>
                 <w:kern w:val="0"/>
@@ -1319,12 +1482,14 @@
             <w:r>
               <w:rPr>
                 <w:rStyle w:val="a8"/>
+                <w:rFonts w:ascii="Times New Roman" w:hAnsi="Times New Roman" w:cs="Times New Roman"/>
                 <w:noProof/>
               </w:rPr>
               <w:t>Сравнение популярных игровых движков</w:t>
             </w:r>
             <w:r>
               <w:rPr>
+                <w:rFonts w:ascii="Times New Roman" w:hAnsi="Times New Roman" w:cs="Times New Roman"/>
                 <w:noProof/>
                 <w:webHidden/>
               </w:rPr>
@@ -1332,6 +1497,7 @@
             </w:r>
             <w:r>
               <w:rPr>
+                <w:rFonts w:ascii="Times New Roman" w:hAnsi="Times New Roman" w:cs="Times New Roman"/>
                 <w:noProof/>
                 <w:webHidden/>
               </w:rPr>
@@ -1339,19 +1505,22 @@
             </w:r>
             <w:r>
               <w:rPr>
+                <w:rFonts w:ascii="Times New Roman" w:hAnsi="Times New Roman" w:cs="Times New Roman"/>
                 <w:noProof/>
                 <w:webHidden/>
               </w:rPr>
-              <w:instrText xml:space="preserve"> PAGEREF _Toc188503223 \h </w:instrText>
-            </w:r>
-            <w:r>
-              <w:rPr>
+              <w:instrText xml:space="preserve"> PAGEREF _Toc188515864 \h </w:instrText>
+            </w:r>
+            <w:r>
+              <w:rPr>
+                <w:rFonts w:ascii="Times New Roman" w:hAnsi="Times New Roman" w:cs="Times New Roman"/>
                 <w:noProof/>
                 <w:webHidden/>
               </w:rPr>
             </w:r>
             <w:r>
               <w:rPr>
+                <w:rFonts w:ascii="Times New Roman" w:hAnsi="Times New Roman" w:cs="Times New Roman"/>
                 <w:noProof/>
                 <w:webHidden/>
               </w:rPr>
@@ -1359,6 +1528,7 @@
             </w:r>
             <w:r>
               <w:rPr>
+                <w:rFonts w:ascii="Times New Roman" w:hAnsi="Times New Roman" w:cs="Times New Roman"/>
                 <w:noProof/>
                 <w:webHidden/>
               </w:rPr>
@@ -1366,6 +1536,7 @@
             </w:r>
             <w:r>
               <w:rPr>
+                <w:rFonts w:ascii="Times New Roman" w:hAnsi="Times New Roman" w:cs="Times New Roman"/>
                 <w:noProof/>
                 <w:webHidden/>
               </w:rPr>
@@ -1381,7 +1552,7 @@
               <w:tab w:val="right" w:leader="dot" w:pos="9345"/>
             </w:tabs>
             <w:rPr>
-              <w:rFonts w:eastAsiaTheme="minorEastAsia" w:cstheme="minorBidi"/>
+              <w:rFonts w:ascii="Times New Roman" w:eastAsiaTheme="minorEastAsia" w:hAnsi="Times New Roman" w:cs="Times New Roman"/>
               <w:b w:val="0"/>
               <w:bCs w:val="0"/>
               <w:noProof/>
@@ -1391,17 +1562,20 @@
               <w14:ligatures w14:val="none"/>
             </w:rPr>
           </w:pPr>
-          <w:hyperlink w:anchor="_Toc188503224" w:history="1">
+          <w:hyperlink w:anchor="_Toc188515865" w:history="1">
             <w:r>
               <w:rPr>
                 <w:rStyle w:val="a8"/>
+                <w:rFonts w:ascii="Times New Roman" w:hAnsi="Times New Roman" w:cs="Times New Roman"/>
+                <w:b w:val="0"/>
+                <w:bCs w:val="0"/>
                 <w:noProof/>
               </w:rPr>
               <w:t>2.5</w:t>
             </w:r>
             <w:r>
               <w:rPr>
-                <w:rFonts w:eastAsiaTheme="minorEastAsia" w:cstheme="minorBidi"/>
+                <w:rFonts w:ascii="Times New Roman" w:eastAsiaTheme="minorEastAsia" w:hAnsi="Times New Roman" w:cs="Times New Roman"/>
                 <w:b w:val="0"/>
                 <w:bCs w:val="0"/>
                 <w:noProof/>
@@ -1415,6 +1589,9 @@
             <w:r>
               <w:rPr>
                 <w:rStyle w:val="a8"/>
+                <w:rFonts w:ascii="Times New Roman" w:hAnsi="Times New Roman" w:cs="Times New Roman"/>
+                <w:b w:val="0"/>
+                <w:bCs w:val="0"/>
                 <w:noProof/>
               </w:rPr>
               <w:t xml:space="preserve">Особенности разработки игр на </w:t>
@@ -1422,6 +1599,9 @@
             <w:r>
               <w:rPr>
                 <w:rStyle w:val="a8"/>
+                <w:rFonts w:ascii="Times New Roman" w:hAnsi="Times New Roman" w:cs="Times New Roman"/>
+                <w:b w:val="0"/>
+                <w:bCs w:val="0"/>
                 <w:noProof/>
                 <w:lang w:val="en-US"/>
               </w:rPr>
@@ -1429,6 +1609,9 @@
             </w:r>
             <w:r>
               <w:rPr>
+                <w:rFonts w:ascii="Times New Roman" w:hAnsi="Times New Roman" w:cs="Times New Roman"/>
+                <w:b w:val="0"/>
+                <w:bCs w:val="0"/>
                 <w:noProof/>
                 <w:webHidden/>
               </w:rPr>
@@ -1436,6 +1619,9 @@
             </w:r>
             <w:r>
               <w:rPr>
+                <w:rFonts w:ascii="Times New Roman" w:hAnsi="Times New Roman" w:cs="Times New Roman"/>
+                <w:b w:val="0"/>
+                <w:bCs w:val="0"/>
                 <w:noProof/>
                 <w:webHidden/>
               </w:rPr>
@@ -1443,19 +1629,28 @@
             </w:r>
             <w:r>
               <w:rPr>
+                <w:rFonts w:ascii="Times New Roman" w:hAnsi="Times New Roman" w:cs="Times New Roman"/>
+                <w:b w:val="0"/>
+                <w:bCs w:val="0"/>
                 <w:noProof/>
                 <w:webHidden/>
               </w:rPr>
-              <w:instrText xml:space="preserve"> PAGEREF _Toc188503224 \h </w:instrText>
-            </w:r>
-            <w:r>
-              <w:rPr>
+              <w:instrText xml:space="preserve"> PAGEREF _Toc188515865 \h </w:instrText>
+            </w:r>
+            <w:r>
+              <w:rPr>
+                <w:rFonts w:ascii="Times New Roman" w:hAnsi="Times New Roman" w:cs="Times New Roman"/>
+                <w:b w:val="0"/>
+                <w:bCs w:val="0"/>
                 <w:noProof/>
                 <w:webHidden/>
               </w:rPr>
             </w:r>
             <w:r>
               <w:rPr>
+                <w:rFonts w:ascii="Times New Roman" w:hAnsi="Times New Roman" w:cs="Times New Roman"/>
+                <w:b w:val="0"/>
+                <w:bCs w:val="0"/>
                 <w:noProof/>
                 <w:webHidden/>
               </w:rPr>
@@ -1463,13 +1658,19 @@
             </w:r>
             <w:r>
               <w:rPr>
+                <w:rFonts w:ascii="Times New Roman" w:hAnsi="Times New Roman" w:cs="Times New Roman"/>
+                <w:b w:val="0"/>
+                <w:bCs w:val="0"/>
                 <w:noProof/>
                 <w:webHidden/>
               </w:rPr>
-              <w:t>15</w:t>
-            </w:r>
-            <w:r>
-              <w:rPr>
+              <w:t>14</w:t>
+            </w:r>
+            <w:r>
+              <w:rPr>
+                <w:rFonts w:ascii="Times New Roman" w:hAnsi="Times New Roman" w:cs="Times New Roman"/>
+                <w:b w:val="0"/>
+                <w:bCs w:val="0"/>
                 <w:noProof/>
                 <w:webHidden/>
               </w:rPr>
@@ -1485,7 +1686,7 @@
               <w:tab w:val="right" w:leader="dot" w:pos="9345"/>
             </w:tabs>
             <w:rPr>
-              <w:rFonts w:eastAsiaTheme="minorEastAsia" w:cstheme="minorBidi"/>
+              <w:rFonts w:ascii="Times New Roman" w:eastAsiaTheme="minorEastAsia" w:hAnsi="Times New Roman" w:cs="Times New Roman"/>
               <w:noProof/>
               <w:color w:val="auto"/>
               <w:kern w:val="0"/>
@@ -1495,17 +1696,18 @@
               <w14:ligatures w14:val="none"/>
             </w:rPr>
           </w:pPr>
-          <w:hyperlink w:anchor="_Toc188503225" w:history="1">
+          <w:hyperlink w:anchor="_Toc188515866" w:history="1">
             <w:r>
               <w:rPr>
                 <w:rStyle w:val="a8"/>
+                <w:rFonts w:ascii="Times New Roman" w:hAnsi="Times New Roman" w:cs="Times New Roman"/>
                 <w:noProof/>
               </w:rPr>
               <w:t>2.5.1</w:t>
             </w:r>
             <w:r>
               <w:rPr>
-                <w:rFonts w:eastAsiaTheme="minorEastAsia" w:cstheme="minorBidi"/>
+                <w:rFonts w:ascii="Times New Roman" w:eastAsiaTheme="minorEastAsia" w:hAnsi="Times New Roman" w:cs="Times New Roman"/>
                 <w:noProof/>
                 <w:color w:val="auto"/>
                 <w:kern w:val="0"/>
@@ -1519,12 +1721,14 @@
             <w:r>
               <w:rPr>
                 <w:rStyle w:val="a8"/>
+                <w:rFonts w:ascii="Times New Roman" w:hAnsi="Times New Roman" w:cs="Times New Roman"/>
                 <w:noProof/>
               </w:rPr>
               <w:t>Физика</w:t>
             </w:r>
             <w:r>
               <w:rPr>
+                <w:rFonts w:ascii="Times New Roman" w:hAnsi="Times New Roman" w:cs="Times New Roman"/>
                 <w:noProof/>
                 <w:webHidden/>
               </w:rPr>
@@ -1532,6 +1736,7 @@
             </w:r>
             <w:r>
               <w:rPr>
+                <w:rFonts w:ascii="Times New Roman" w:hAnsi="Times New Roman" w:cs="Times New Roman"/>
                 <w:noProof/>
                 <w:webHidden/>
               </w:rPr>
@@ -1539,19 +1744,22 @@
             </w:r>
             <w:r>
               <w:rPr>
+                <w:rFonts w:ascii="Times New Roman" w:hAnsi="Times New Roman" w:cs="Times New Roman"/>
                 <w:noProof/>
                 <w:webHidden/>
               </w:rPr>
-              <w:instrText xml:space="preserve"> PAGEREF _Toc188503225 \h </w:instrText>
-            </w:r>
-            <w:r>
-              <w:rPr>
+              <w:instrText xml:space="preserve"> PAGEREF _Toc188515866 \h </w:instrText>
+            </w:r>
+            <w:r>
+              <w:rPr>
+                <w:rFonts w:ascii="Times New Roman" w:hAnsi="Times New Roman" w:cs="Times New Roman"/>
                 <w:noProof/>
                 <w:webHidden/>
               </w:rPr>
             </w:r>
             <w:r>
               <w:rPr>
+                <w:rFonts w:ascii="Times New Roman" w:hAnsi="Times New Roman" w:cs="Times New Roman"/>
                 <w:noProof/>
                 <w:webHidden/>
               </w:rPr>
@@ -1559,13 +1767,15 @@
             </w:r>
             <w:r>
               <w:rPr>
+                <w:rFonts w:ascii="Times New Roman" w:hAnsi="Times New Roman" w:cs="Times New Roman"/>
                 <w:noProof/>
                 <w:webHidden/>
               </w:rPr>
-              <w:t>17</w:t>
-            </w:r>
-            <w:r>
-              <w:rPr>
+              <w:t>16</w:t>
+            </w:r>
+            <w:r>
+              <w:rPr>
+                <w:rFonts w:ascii="Times New Roman" w:hAnsi="Times New Roman" w:cs="Times New Roman"/>
                 <w:noProof/>
                 <w:webHidden/>
               </w:rPr>
@@ -1581,7 +1791,7 @@
               <w:tab w:val="right" w:leader="dot" w:pos="9345"/>
             </w:tabs>
             <w:rPr>
-              <w:rFonts w:eastAsiaTheme="minorEastAsia" w:cstheme="minorBidi"/>
+              <w:rFonts w:ascii="Times New Roman" w:eastAsiaTheme="minorEastAsia" w:hAnsi="Times New Roman" w:cs="Times New Roman"/>
               <w:noProof/>
               <w:color w:val="auto"/>
               <w:kern w:val="0"/>
@@ -1591,17 +1801,18 @@
               <w14:ligatures w14:val="none"/>
             </w:rPr>
           </w:pPr>
-          <w:hyperlink w:anchor="_Toc188503226" w:history="1">
+          <w:hyperlink w:anchor="_Toc188515867" w:history="1">
             <w:r>
               <w:rPr>
                 <w:rStyle w:val="a8"/>
+                <w:rFonts w:ascii="Times New Roman" w:hAnsi="Times New Roman" w:cs="Times New Roman"/>
                 <w:noProof/>
               </w:rPr>
               <w:t>2.5.2</w:t>
             </w:r>
             <w:r>
               <w:rPr>
-                <w:rFonts w:eastAsiaTheme="minorEastAsia" w:cstheme="minorBidi"/>
+                <w:rFonts w:ascii="Times New Roman" w:eastAsiaTheme="minorEastAsia" w:hAnsi="Times New Roman" w:cs="Times New Roman"/>
                 <w:noProof/>
                 <w:color w:val="auto"/>
                 <w:kern w:val="0"/>
@@ -1615,12 +1826,14 @@
             <w:r>
               <w:rPr>
                 <w:rStyle w:val="a8"/>
+                <w:rFonts w:ascii="Times New Roman" w:hAnsi="Times New Roman" w:cs="Times New Roman"/>
                 <w:noProof/>
               </w:rPr>
               <w:t>Графика</w:t>
             </w:r>
             <w:r>
               <w:rPr>
+                <w:rFonts w:ascii="Times New Roman" w:hAnsi="Times New Roman" w:cs="Times New Roman"/>
                 <w:noProof/>
                 <w:webHidden/>
               </w:rPr>
@@ -1628,6 +1841,7 @@
             </w:r>
             <w:r>
               <w:rPr>
+                <w:rFonts w:ascii="Times New Roman" w:hAnsi="Times New Roman" w:cs="Times New Roman"/>
                 <w:noProof/>
                 <w:webHidden/>
               </w:rPr>
@@ -1635,19 +1849,22 @@
             </w:r>
             <w:r>
               <w:rPr>
+                <w:rFonts w:ascii="Times New Roman" w:hAnsi="Times New Roman" w:cs="Times New Roman"/>
                 <w:noProof/>
                 <w:webHidden/>
               </w:rPr>
-              <w:instrText xml:space="preserve"> PAGEREF _Toc188503226 \h </w:instrText>
-            </w:r>
-            <w:r>
-              <w:rPr>
+              <w:instrText xml:space="preserve"> PAGEREF _Toc188515867 \h </w:instrText>
+            </w:r>
+            <w:r>
+              <w:rPr>
+                <w:rFonts w:ascii="Times New Roman" w:hAnsi="Times New Roman" w:cs="Times New Roman"/>
                 <w:noProof/>
                 <w:webHidden/>
               </w:rPr>
             </w:r>
             <w:r>
               <w:rPr>
+                <w:rFonts w:ascii="Times New Roman" w:hAnsi="Times New Roman" w:cs="Times New Roman"/>
                 <w:noProof/>
                 <w:webHidden/>
               </w:rPr>
@@ -1655,13 +1872,15 @@
             </w:r>
             <w:r>
               <w:rPr>
+                <w:rFonts w:ascii="Times New Roman" w:hAnsi="Times New Roman" w:cs="Times New Roman"/>
                 <w:noProof/>
                 <w:webHidden/>
               </w:rPr>
-              <w:t>19</w:t>
-            </w:r>
-            <w:r>
-              <w:rPr>
+              <w:t>18</w:t>
+            </w:r>
+            <w:r>
+              <w:rPr>
+                <w:rFonts w:ascii="Times New Roman" w:hAnsi="Times New Roman" w:cs="Times New Roman"/>
                 <w:noProof/>
                 <w:webHidden/>
               </w:rPr>
@@ -1677,7 +1896,7 @@
               <w:tab w:val="right" w:leader="dot" w:pos="9345"/>
             </w:tabs>
             <w:rPr>
-              <w:rFonts w:eastAsiaTheme="minorEastAsia" w:cstheme="minorBidi"/>
+              <w:rFonts w:ascii="Times New Roman" w:eastAsiaTheme="minorEastAsia" w:hAnsi="Times New Roman" w:cs="Times New Roman"/>
               <w:noProof/>
               <w:color w:val="auto"/>
               <w:kern w:val="0"/>
@@ -1687,17 +1906,18 @@
               <w14:ligatures w14:val="none"/>
             </w:rPr>
           </w:pPr>
-          <w:hyperlink w:anchor="_Toc188503227" w:history="1">
+          <w:hyperlink w:anchor="_Toc188515868" w:history="1">
             <w:r>
               <w:rPr>
                 <w:rStyle w:val="a8"/>
+                <w:rFonts w:ascii="Times New Roman" w:hAnsi="Times New Roman" w:cs="Times New Roman"/>
                 <w:noProof/>
               </w:rPr>
               <w:t>2.5.3</w:t>
             </w:r>
             <w:r>
               <w:rPr>
-                <w:rFonts w:eastAsiaTheme="minorEastAsia" w:cstheme="minorBidi"/>
+                <w:rFonts w:ascii="Times New Roman" w:eastAsiaTheme="minorEastAsia" w:hAnsi="Times New Roman" w:cs="Times New Roman"/>
                 <w:noProof/>
                 <w:color w:val="auto"/>
                 <w:kern w:val="0"/>
@@ -1711,12 +1931,14 @@
             <w:r>
               <w:rPr>
                 <w:rStyle w:val="a8"/>
+                <w:rFonts w:ascii="Times New Roman" w:hAnsi="Times New Roman" w:cs="Times New Roman"/>
                 <w:noProof/>
               </w:rPr>
               <w:t>Input System</w:t>
             </w:r>
             <w:r>
               <w:rPr>
+                <w:rFonts w:ascii="Times New Roman" w:hAnsi="Times New Roman" w:cs="Times New Roman"/>
                 <w:noProof/>
                 <w:webHidden/>
               </w:rPr>
@@ -1724,6 +1946,7 @@
             </w:r>
             <w:r>
               <w:rPr>
+                <w:rFonts w:ascii="Times New Roman" w:hAnsi="Times New Roman" w:cs="Times New Roman"/>
                 <w:noProof/>
                 <w:webHidden/>
               </w:rPr>
@@ -1731,19 +1954,22 @@
             </w:r>
             <w:r>
               <w:rPr>
+                <w:rFonts w:ascii="Times New Roman" w:hAnsi="Times New Roman" w:cs="Times New Roman"/>
                 <w:noProof/>
                 <w:webHidden/>
               </w:rPr>
-              <w:instrText xml:space="preserve"> PAGEREF _Toc188503227 \h </w:instrText>
-            </w:r>
-            <w:r>
-              <w:rPr>
+              <w:instrText xml:space="preserve"> PAGEREF _Toc188515868 \h </w:instrText>
+            </w:r>
+            <w:r>
+              <w:rPr>
+                <w:rFonts w:ascii="Times New Roman" w:hAnsi="Times New Roman" w:cs="Times New Roman"/>
                 <w:noProof/>
                 <w:webHidden/>
               </w:rPr>
             </w:r>
             <w:r>
               <w:rPr>
+                <w:rFonts w:ascii="Times New Roman" w:hAnsi="Times New Roman" w:cs="Times New Roman"/>
                 <w:noProof/>
                 <w:webHidden/>
               </w:rPr>
@@ -1751,13 +1977,15 @@
             </w:r>
             <w:r>
               <w:rPr>
+                <w:rFonts w:ascii="Times New Roman" w:hAnsi="Times New Roman" w:cs="Times New Roman"/>
                 <w:noProof/>
                 <w:webHidden/>
               </w:rPr>
-              <w:t>20</w:t>
-            </w:r>
-            <w:r>
-              <w:rPr>
+              <w:t>19</w:t>
+            </w:r>
+            <w:r>
+              <w:rPr>
+                <w:rFonts w:ascii="Times New Roman" w:hAnsi="Times New Roman" w:cs="Times New Roman"/>
                 <w:noProof/>
                 <w:webHidden/>
               </w:rPr>
@@ -1773,7 +2001,7 @@
               <w:tab w:val="right" w:leader="dot" w:pos="9345"/>
             </w:tabs>
             <w:rPr>
-              <w:rFonts w:eastAsiaTheme="minorEastAsia" w:cstheme="minorBidi"/>
+              <w:rFonts w:ascii="Times New Roman" w:eastAsiaTheme="minorEastAsia" w:hAnsi="Times New Roman" w:cs="Times New Roman"/>
               <w:noProof/>
               <w:color w:val="auto"/>
               <w:kern w:val="0"/>
@@ -1783,17 +2011,18 @@
               <w14:ligatures w14:val="none"/>
             </w:rPr>
           </w:pPr>
-          <w:hyperlink w:anchor="_Toc188503228" w:history="1">
+          <w:hyperlink w:anchor="_Toc188515869" w:history="1">
             <w:r>
               <w:rPr>
                 <w:rStyle w:val="a8"/>
+                <w:rFonts w:ascii="Times New Roman" w:hAnsi="Times New Roman" w:cs="Times New Roman"/>
                 <w:noProof/>
               </w:rPr>
               <w:t>2.5.4</w:t>
             </w:r>
             <w:r>
               <w:rPr>
-                <w:rFonts w:eastAsiaTheme="minorEastAsia" w:cstheme="minorBidi"/>
+                <w:rFonts w:ascii="Times New Roman" w:eastAsiaTheme="minorEastAsia" w:hAnsi="Times New Roman" w:cs="Times New Roman"/>
                 <w:noProof/>
                 <w:color w:val="auto"/>
                 <w:kern w:val="0"/>
@@ -1807,12 +2036,120 @@
             <w:r>
               <w:rPr>
                 <w:rStyle w:val="a8"/>
+                <w:rFonts w:ascii="Times New Roman" w:hAnsi="Times New Roman" w:cs="Times New Roman"/>
+                <w:noProof/>
+                <w:lang w:val="en-US"/>
+              </w:rPr>
+              <w:t>Cinemachine</w:t>
+            </w:r>
+            <w:r>
+              <w:rPr>
+                <w:rFonts w:ascii="Times New Roman" w:hAnsi="Times New Roman" w:cs="Times New Roman"/>
+                <w:noProof/>
+                <w:webHidden/>
+              </w:rPr>
+              <w:tab/>
+            </w:r>
+            <w:r>
+              <w:rPr>
+                <w:rFonts w:ascii="Times New Roman" w:hAnsi="Times New Roman" w:cs="Times New Roman"/>
+                <w:noProof/>
+                <w:webHidden/>
+              </w:rPr>
+              <w:fldChar w:fldCharType="begin"/>
+            </w:r>
+            <w:r>
+              <w:rPr>
+                <w:rFonts w:ascii="Times New Roman" w:hAnsi="Times New Roman" w:cs="Times New Roman"/>
+                <w:noProof/>
+                <w:webHidden/>
+              </w:rPr>
+              <w:instrText xml:space="preserve"> PAGEREF _Toc188515869 \h </w:instrText>
+            </w:r>
+            <w:r>
+              <w:rPr>
+                <w:rFonts w:ascii="Times New Roman" w:hAnsi="Times New Roman" w:cs="Times New Roman"/>
+                <w:noProof/>
+                <w:webHidden/>
+              </w:rPr>
+            </w:r>
+            <w:r>
+              <w:rPr>
+                <w:rFonts w:ascii="Times New Roman" w:hAnsi="Times New Roman" w:cs="Times New Roman"/>
+                <w:noProof/>
+                <w:webHidden/>
+              </w:rPr>
+              <w:fldChar w:fldCharType="separate"/>
+            </w:r>
+            <w:r>
+              <w:rPr>
+                <w:rFonts w:ascii="Times New Roman" w:hAnsi="Times New Roman" w:cs="Times New Roman"/>
+                <w:noProof/>
+                <w:webHidden/>
+              </w:rPr>
+              <w:t>20</w:t>
+            </w:r>
+            <w:r>
+              <w:rPr>
+                <w:rFonts w:ascii="Times New Roman" w:hAnsi="Times New Roman" w:cs="Times New Roman"/>
+                <w:noProof/>
+                <w:webHidden/>
+              </w:rPr>
+              <w:fldChar w:fldCharType="end"/>
+            </w:r>
+          </w:hyperlink>
+        </w:p>
+        <w:p>
+          <w:pPr>
+            <w:pStyle w:val="32"/>
+            <w:tabs>
+              <w:tab w:val="left" w:pos="1400"/>
+              <w:tab w:val="right" w:leader="dot" w:pos="9345"/>
+            </w:tabs>
+            <w:rPr>
+              <w:rFonts w:ascii="Times New Roman" w:eastAsiaTheme="minorEastAsia" w:hAnsi="Times New Roman" w:cs="Times New Roman"/>
+              <w:noProof/>
+              <w:color w:val="auto"/>
+              <w:kern w:val="0"/>
+              <w:sz w:val="22"/>
+              <w:szCs w:val="22"/>
+              <w:lang w:eastAsia="ru-RU"/>
+              <w14:ligatures w14:val="none"/>
+            </w:rPr>
+          </w:pPr>
+          <w:hyperlink w:anchor="_Toc188515870" w:history="1">
+            <w:r>
+              <w:rPr>
+                <w:rStyle w:val="a8"/>
+                <w:rFonts w:ascii="Times New Roman" w:hAnsi="Times New Roman" w:cs="Times New Roman"/>
+                <w:noProof/>
+              </w:rPr>
+              <w:t>2.5.5</w:t>
+            </w:r>
+            <w:r>
+              <w:rPr>
+                <w:rFonts w:ascii="Times New Roman" w:eastAsiaTheme="minorEastAsia" w:hAnsi="Times New Roman" w:cs="Times New Roman"/>
+                <w:noProof/>
+                <w:color w:val="auto"/>
+                <w:kern w:val="0"/>
+                <w:sz w:val="22"/>
+                <w:szCs w:val="22"/>
+                <w:lang w:eastAsia="ru-RU"/>
+                <w14:ligatures w14:val="none"/>
+              </w:rPr>
+              <w:tab/>
+            </w:r>
+            <w:r>
+              <w:rPr>
+                <w:rStyle w:val="a8"/>
+                <w:rFonts w:ascii="Times New Roman" w:hAnsi="Times New Roman" w:cs="Times New Roman"/>
                 <w:noProof/>
               </w:rPr>
               <w:t>Пользовательские компоненты</w:t>
             </w:r>
             <w:r>
               <w:rPr>
+                <w:rFonts w:ascii="Times New Roman" w:hAnsi="Times New Roman" w:cs="Times New Roman"/>
                 <w:noProof/>
                 <w:webHidden/>
               </w:rPr>
@@ -1820,6 +2157,7 @@
             </w:r>
             <w:r>
               <w:rPr>
+                <w:rFonts w:ascii="Times New Roman" w:hAnsi="Times New Roman" w:cs="Times New Roman"/>
                 <w:noProof/>
                 <w:webHidden/>
               </w:rPr>
@@ -1827,19 +2165,22 @@
             </w:r>
             <w:r>
               <w:rPr>
+                <w:rFonts w:ascii="Times New Roman" w:hAnsi="Times New Roman" w:cs="Times New Roman"/>
                 <w:noProof/>
                 <w:webHidden/>
               </w:rPr>
-              <w:instrText xml:space="preserve"> PAGEREF _Toc188503228 \h </w:instrText>
-            </w:r>
-            <w:r>
-              <w:rPr>
+              <w:instrText xml:space="preserve"> PAGEREF _Toc188515870 \h </w:instrText>
+            </w:r>
+            <w:r>
+              <w:rPr>
+                <w:rFonts w:ascii="Times New Roman" w:hAnsi="Times New Roman" w:cs="Times New Roman"/>
                 <w:noProof/>
                 <w:webHidden/>
               </w:rPr>
             </w:r>
             <w:r>
               <w:rPr>
+                <w:rFonts w:ascii="Times New Roman" w:hAnsi="Times New Roman" w:cs="Times New Roman"/>
                 <w:noProof/>
                 <w:webHidden/>
               </w:rPr>
@@ -1847,6 +2188,7 @@
             </w:r>
             <w:r>
               <w:rPr>
+                <w:rFonts w:ascii="Times New Roman" w:hAnsi="Times New Roman" w:cs="Times New Roman"/>
                 <w:noProof/>
                 <w:webHidden/>
               </w:rPr>
@@ -1854,6 +2196,7 @@
             </w:r>
             <w:r>
               <w:rPr>
+                <w:rFonts w:ascii="Times New Roman" w:hAnsi="Times New Roman" w:cs="Times New Roman"/>
                 <w:noProof/>
                 <w:webHidden/>
               </w:rPr>
@@ -1869,7 +2212,7 @@
               <w:tab w:val="right" w:leader="dot" w:pos="9345"/>
             </w:tabs>
             <w:rPr>
-              <w:rFonts w:eastAsiaTheme="minorEastAsia" w:cstheme="minorBidi"/>
+              <w:rFonts w:ascii="Times New Roman" w:eastAsiaTheme="minorEastAsia" w:hAnsi="Times New Roman" w:cs="Times New Roman"/>
               <w:b w:val="0"/>
               <w:bCs w:val="0"/>
               <w:i w:val="0"/>
@@ -1883,17 +2226,20 @@
               <w14:ligatures w14:val="none"/>
             </w:rPr>
           </w:pPr>
-          <w:hyperlink w:anchor="_Toc188503229" w:history="1">
+          <w:hyperlink w:anchor="_Toc188515871" w:history="1">
             <w:r>
               <w:rPr>
                 <w:rStyle w:val="a8"/>
+                <w:rFonts w:ascii="Times New Roman" w:hAnsi="Times New Roman" w:cs="Times New Roman"/>
+                <w:b w:val="0"/>
+                <w:bCs w:val="0"/>
                 <w:noProof/>
               </w:rPr>
               <w:t>3.</w:t>
             </w:r>
             <w:r>
               <w:rPr>
-                <w:rFonts w:eastAsiaTheme="minorEastAsia" w:cstheme="minorBidi"/>
+                <w:rFonts w:ascii="Times New Roman" w:eastAsiaTheme="minorEastAsia" w:hAnsi="Times New Roman" w:cs="Times New Roman"/>
                 <w:b w:val="0"/>
                 <w:bCs w:val="0"/>
                 <w:i w:val="0"/>
@@ -1911,12 +2257,18 @@
             <w:r>
               <w:rPr>
                 <w:rStyle w:val="a8"/>
+                <w:rFonts w:ascii="Times New Roman" w:hAnsi="Times New Roman" w:cs="Times New Roman"/>
+                <w:b w:val="0"/>
+                <w:bCs w:val="0"/>
                 <w:noProof/>
               </w:rPr>
               <w:t>Реализация</w:t>
             </w:r>
             <w:r>
               <w:rPr>
+                <w:rFonts w:ascii="Times New Roman" w:hAnsi="Times New Roman" w:cs="Times New Roman"/>
+                <w:b w:val="0"/>
+                <w:bCs w:val="0"/>
                 <w:noProof/>
                 <w:webHidden/>
               </w:rPr>
@@ -1924,6 +2276,9 @@
             </w:r>
             <w:r>
               <w:rPr>
+                <w:rFonts w:ascii="Times New Roman" w:hAnsi="Times New Roman" w:cs="Times New Roman"/>
+                <w:b w:val="0"/>
+                <w:bCs w:val="0"/>
                 <w:noProof/>
                 <w:webHidden/>
               </w:rPr>
@@ -1931,19 +2286,28 @@
             </w:r>
             <w:r>
               <w:rPr>
+                <w:rFonts w:ascii="Times New Roman" w:hAnsi="Times New Roman" w:cs="Times New Roman"/>
+                <w:b w:val="0"/>
+                <w:bCs w:val="0"/>
                 <w:noProof/>
                 <w:webHidden/>
               </w:rPr>
-              <w:instrText xml:space="preserve"> PAGEREF _Toc188503229 \h </w:instrText>
-            </w:r>
-            <w:r>
-              <w:rPr>
+              <w:instrText xml:space="preserve"> PAGEREF _Toc188515871 \h </w:instrText>
+            </w:r>
+            <w:r>
+              <w:rPr>
+                <w:rFonts w:ascii="Times New Roman" w:hAnsi="Times New Roman" w:cs="Times New Roman"/>
+                <w:b w:val="0"/>
+                <w:bCs w:val="0"/>
                 <w:noProof/>
                 <w:webHidden/>
               </w:rPr>
             </w:r>
             <w:r>
               <w:rPr>
+                <w:rFonts w:ascii="Times New Roman" w:hAnsi="Times New Roman" w:cs="Times New Roman"/>
+                <w:b w:val="0"/>
+                <w:bCs w:val="0"/>
                 <w:noProof/>
                 <w:webHidden/>
               </w:rPr>
@@ -1951,13 +2315,825 @@
             </w:r>
             <w:r>
               <w:rPr>
+                <w:rFonts w:ascii="Times New Roman" w:hAnsi="Times New Roman" w:cs="Times New Roman"/>
+                <w:b w:val="0"/>
+                <w:bCs w:val="0"/>
                 <w:noProof/>
                 <w:webHidden/>
               </w:rPr>
-              <w:t>23</w:t>
-            </w:r>
-            <w:r>
-              <w:rPr>
+              <w:t>24</w:t>
+            </w:r>
+            <w:r>
+              <w:rPr>
+                <w:rFonts w:ascii="Times New Roman" w:hAnsi="Times New Roman" w:cs="Times New Roman"/>
+                <w:b w:val="0"/>
+                <w:bCs w:val="0"/>
+                <w:noProof/>
+                <w:webHidden/>
+              </w:rPr>
+              <w:fldChar w:fldCharType="end"/>
+            </w:r>
+          </w:hyperlink>
+        </w:p>
+        <w:p>
+          <w:pPr>
+            <w:pStyle w:val="21"/>
+            <w:tabs>
+              <w:tab w:val="left" w:pos="840"/>
+              <w:tab w:val="right" w:leader="dot" w:pos="9345"/>
+            </w:tabs>
+            <w:rPr>
+              <w:rFonts w:ascii="Times New Roman" w:eastAsiaTheme="minorEastAsia" w:hAnsi="Times New Roman" w:cs="Times New Roman"/>
+              <w:b w:val="0"/>
+              <w:bCs w:val="0"/>
+              <w:noProof/>
+              <w:color w:val="auto"/>
+              <w:kern w:val="0"/>
+              <w:lang w:eastAsia="ru-RU"/>
+              <w14:ligatures w14:val="none"/>
+            </w:rPr>
+          </w:pPr>
+          <w:hyperlink w:anchor="_Toc188515872" w:history="1">
+            <w:r>
+              <w:rPr>
+                <w:rStyle w:val="a8"/>
+                <w:rFonts w:ascii="Times New Roman" w:hAnsi="Times New Roman" w:cs="Times New Roman"/>
+                <w:b w:val="0"/>
+                <w:bCs w:val="0"/>
+                <w:noProof/>
+              </w:rPr>
+              <w:t>3.1</w:t>
+            </w:r>
+            <w:r>
+              <w:rPr>
+                <w:rFonts w:ascii="Times New Roman" w:eastAsiaTheme="minorEastAsia" w:hAnsi="Times New Roman" w:cs="Times New Roman"/>
+                <w:b w:val="0"/>
+                <w:bCs w:val="0"/>
+                <w:noProof/>
+                <w:color w:val="auto"/>
+                <w:kern w:val="0"/>
+                <w:lang w:eastAsia="ru-RU"/>
+                <w14:ligatures w14:val="none"/>
+              </w:rPr>
+              <w:tab/>
+            </w:r>
+            <w:r>
+              <w:rPr>
+                <w:rStyle w:val="a8"/>
+                <w:rFonts w:ascii="Times New Roman" w:hAnsi="Times New Roman" w:cs="Times New Roman"/>
+                <w:b w:val="0"/>
+                <w:bCs w:val="0"/>
+                <w:noProof/>
+              </w:rPr>
+              <w:t>Ввод пользователя</w:t>
+            </w:r>
+            <w:r>
+              <w:rPr>
+                <w:rFonts w:ascii="Times New Roman" w:hAnsi="Times New Roman" w:cs="Times New Roman"/>
+                <w:b w:val="0"/>
+                <w:bCs w:val="0"/>
+                <w:noProof/>
+                <w:webHidden/>
+              </w:rPr>
+              <w:tab/>
+            </w:r>
+            <w:r>
+              <w:rPr>
+                <w:rFonts w:ascii="Times New Roman" w:hAnsi="Times New Roman" w:cs="Times New Roman"/>
+                <w:b w:val="0"/>
+                <w:bCs w:val="0"/>
+                <w:noProof/>
+                <w:webHidden/>
+              </w:rPr>
+              <w:fldChar w:fldCharType="begin"/>
+            </w:r>
+            <w:r>
+              <w:rPr>
+                <w:rFonts w:ascii="Times New Roman" w:hAnsi="Times New Roman" w:cs="Times New Roman"/>
+                <w:b w:val="0"/>
+                <w:bCs w:val="0"/>
+                <w:noProof/>
+                <w:webHidden/>
+              </w:rPr>
+              <w:instrText xml:space="preserve"> PAGEREF _Toc188515872 \h </w:instrText>
+            </w:r>
+            <w:r>
+              <w:rPr>
+                <w:rFonts w:ascii="Times New Roman" w:hAnsi="Times New Roman" w:cs="Times New Roman"/>
+                <w:b w:val="0"/>
+                <w:bCs w:val="0"/>
+                <w:noProof/>
+                <w:webHidden/>
+              </w:rPr>
+            </w:r>
+            <w:r>
+              <w:rPr>
+                <w:rFonts w:ascii="Times New Roman" w:hAnsi="Times New Roman" w:cs="Times New Roman"/>
+                <w:b w:val="0"/>
+                <w:bCs w:val="0"/>
+                <w:noProof/>
+                <w:webHidden/>
+              </w:rPr>
+              <w:fldChar w:fldCharType="separate"/>
+            </w:r>
+            <w:r>
+              <w:rPr>
+                <w:rFonts w:ascii="Times New Roman" w:hAnsi="Times New Roman" w:cs="Times New Roman"/>
+                <w:b w:val="0"/>
+                <w:bCs w:val="0"/>
+                <w:noProof/>
+                <w:webHidden/>
+              </w:rPr>
+              <w:t>24</w:t>
+            </w:r>
+            <w:r>
+              <w:rPr>
+                <w:rFonts w:ascii="Times New Roman" w:hAnsi="Times New Roman" w:cs="Times New Roman"/>
+                <w:b w:val="0"/>
+                <w:bCs w:val="0"/>
+                <w:noProof/>
+                <w:webHidden/>
+              </w:rPr>
+              <w:fldChar w:fldCharType="end"/>
+            </w:r>
+          </w:hyperlink>
+        </w:p>
+        <w:p>
+          <w:pPr>
+            <w:pStyle w:val="21"/>
+            <w:tabs>
+              <w:tab w:val="left" w:pos="840"/>
+              <w:tab w:val="right" w:leader="dot" w:pos="9345"/>
+            </w:tabs>
+            <w:rPr>
+              <w:rFonts w:ascii="Times New Roman" w:eastAsiaTheme="minorEastAsia" w:hAnsi="Times New Roman" w:cs="Times New Roman"/>
+              <w:b w:val="0"/>
+              <w:bCs w:val="0"/>
+              <w:noProof/>
+              <w:color w:val="auto"/>
+              <w:kern w:val="0"/>
+              <w:lang w:eastAsia="ru-RU"/>
+              <w14:ligatures w14:val="none"/>
+            </w:rPr>
+          </w:pPr>
+          <w:hyperlink w:anchor="_Toc188515873" w:history="1">
+            <w:r>
+              <w:rPr>
+                <w:rStyle w:val="a8"/>
+                <w:rFonts w:ascii="Times New Roman" w:hAnsi="Times New Roman" w:cs="Times New Roman"/>
+                <w:b w:val="0"/>
+                <w:bCs w:val="0"/>
+                <w:noProof/>
+              </w:rPr>
+              <w:t>3.2</w:t>
+            </w:r>
+            <w:r>
+              <w:rPr>
+                <w:rFonts w:ascii="Times New Roman" w:eastAsiaTheme="minorEastAsia" w:hAnsi="Times New Roman" w:cs="Times New Roman"/>
+                <w:b w:val="0"/>
+                <w:bCs w:val="0"/>
+                <w:noProof/>
+                <w:color w:val="auto"/>
+                <w:kern w:val="0"/>
+                <w:lang w:eastAsia="ru-RU"/>
+                <w14:ligatures w14:val="none"/>
+              </w:rPr>
+              <w:tab/>
+            </w:r>
+            <w:r>
+              <w:rPr>
+                <w:rStyle w:val="a8"/>
+                <w:rFonts w:ascii="Times New Roman" w:hAnsi="Times New Roman" w:cs="Times New Roman"/>
+                <w:b w:val="0"/>
+                <w:bCs w:val="0"/>
+                <w:noProof/>
+              </w:rPr>
+              <w:t>Конечный автомат состояний</w:t>
+            </w:r>
+            <w:r>
+              <w:rPr>
+                <w:rFonts w:ascii="Times New Roman" w:hAnsi="Times New Roman" w:cs="Times New Roman"/>
+                <w:b w:val="0"/>
+                <w:bCs w:val="0"/>
+                <w:noProof/>
+                <w:webHidden/>
+              </w:rPr>
+              <w:tab/>
+            </w:r>
+            <w:r>
+              <w:rPr>
+                <w:rFonts w:ascii="Times New Roman" w:hAnsi="Times New Roman" w:cs="Times New Roman"/>
+                <w:b w:val="0"/>
+                <w:bCs w:val="0"/>
+                <w:noProof/>
+                <w:webHidden/>
+              </w:rPr>
+              <w:fldChar w:fldCharType="begin"/>
+            </w:r>
+            <w:r>
+              <w:rPr>
+                <w:rFonts w:ascii="Times New Roman" w:hAnsi="Times New Roman" w:cs="Times New Roman"/>
+                <w:b w:val="0"/>
+                <w:bCs w:val="0"/>
+                <w:noProof/>
+                <w:webHidden/>
+              </w:rPr>
+              <w:instrText xml:space="preserve"> PAGEREF _Toc188515873 \h </w:instrText>
+            </w:r>
+            <w:r>
+              <w:rPr>
+                <w:rFonts w:ascii="Times New Roman" w:hAnsi="Times New Roman" w:cs="Times New Roman"/>
+                <w:b w:val="0"/>
+                <w:bCs w:val="0"/>
+                <w:noProof/>
+                <w:webHidden/>
+              </w:rPr>
+            </w:r>
+            <w:r>
+              <w:rPr>
+                <w:rFonts w:ascii="Times New Roman" w:hAnsi="Times New Roman" w:cs="Times New Roman"/>
+                <w:b w:val="0"/>
+                <w:bCs w:val="0"/>
+                <w:noProof/>
+                <w:webHidden/>
+              </w:rPr>
+              <w:fldChar w:fldCharType="separate"/>
+            </w:r>
+            <w:r>
+              <w:rPr>
+                <w:rFonts w:ascii="Times New Roman" w:hAnsi="Times New Roman" w:cs="Times New Roman"/>
+                <w:b w:val="0"/>
+                <w:bCs w:val="0"/>
+                <w:noProof/>
+                <w:webHidden/>
+              </w:rPr>
+              <w:t>24</w:t>
+            </w:r>
+            <w:r>
+              <w:rPr>
+                <w:rFonts w:ascii="Times New Roman" w:hAnsi="Times New Roman" w:cs="Times New Roman"/>
+                <w:b w:val="0"/>
+                <w:bCs w:val="0"/>
+                <w:noProof/>
+                <w:webHidden/>
+              </w:rPr>
+              <w:fldChar w:fldCharType="end"/>
+            </w:r>
+          </w:hyperlink>
+        </w:p>
+        <w:p>
+          <w:pPr>
+            <w:pStyle w:val="32"/>
+            <w:tabs>
+              <w:tab w:val="left" w:pos="1400"/>
+              <w:tab w:val="right" w:leader="dot" w:pos="9345"/>
+            </w:tabs>
+            <w:rPr>
+              <w:rFonts w:ascii="Times New Roman" w:eastAsiaTheme="minorEastAsia" w:hAnsi="Times New Roman" w:cs="Times New Roman"/>
+              <w:noProof/>
+              <w:color w:val="auto"/>
+              <w:kern w:val="0"/>
+              <w:sz w:val="22"/>
+              <w:szCs w:val="22"/>
+              <w:lang w:eastAsia="ru-RU"/>
+              <w14:ligatures w14:val="none"/>
+            </w:rPr>
+          </w:pPr>
+          <w:hyperlink w:anchor="_Toc188515874" w:history="1">
+            <w:r>
+              <w:rPr>
+                <w:rStyle w:val="a8"/>
+                <w:rFonts w:ascii="Times New Roman" w:hAnsi="Times New Roman" w:cs="Times New Roman"/>
+                <w:noProof/>
+              </w:rPr>
+              <w:t>3.2.1</w:t>
+            </w:r>
+            <w:r>
+              <w:rPr>
+                <w:rFonts w:ascii="Times New Roman" w:eastAsiaTheme="minorEastAsia" w:hAnsi="Times New Roman" w:cs="Times New Roman"/>
+                <w:noProof/>
+                <w:color w:val="auto"/>
+                <w:kern w:val="0"/>
+                <w:sz w:val="22"/>
+                <w:szCs w:val="22"/>
+                <w:lang w:eastAsia="ru-RU"/>
+                <w14:ligatures w14:val="none"/>
+              </w:rPr>
+              <w:tab/>
+            </w:r>
+            <w:r>
+              <w:rPr>
+                <w:rStyle w:val="a8"/>
+                <w:rFonts w:ascii="Times New Roman" w:hAnsi="Times New Roman" w:cs="Times New Roman"/>
+                <w:noProof/>
+              </w:rPr>
+              <w:t>Управление состояниями</w:t>
+            </w:r>
+            <w:r>
+              <w:rPr>
+                <w:rFonts w:ascii="Times New Roman" w:hAnsi="Times New Roman" w:cs="Times New Roman"/>
+                <w:noProof/>
+                <w:webHidden/>
+              </w:rPr>
+              <w:tab/>
+            </w:r>
+            <w:r>
+              <w:rPr>
+                <w:rFonts w:ascii="Times New Roman" w:hAnsi="Times New Roman" w:cs="Times New Roman"/>
+                <w:noProof/>
+                <w:webHidden/>
+              </w:rPr>
+              <w:fldChar w:fldCharType="begin"/>
+            </w:r>
+            <w:r>
+              <w:rPr>
+                <w:rFonts w:ascii="Times New Roman" w:hAnsi="Times New Roman" w:cs="Times New Roman"/>
+                <w:noProof/>
+                <w:webHidden/>
+              </w:rPr>
+              <w:instrText xml:space="preserve"> PAGEREF _Toc188515874 \h </w:instrText>
+            </w:r>
+            <w:r>
+              <w:rPr>
+                <w:rFonts w:ascii="Times New Roman" w:hAnsi="Times New Roman" w:cs="Times New Roman"/>
+                <w:noProof/>
+                <w:webHidden/>
+              </w:rPr>
+            </w:r>
+            <w:r>
+              <w:rPr>
+                <w:rFonts w:ascii="Times New Roman" w:hAnsi="Times New Roman" w:cs="Times New Roman"/>
+                <w:noProof/>
+                <w:webHidden/>
+              </w:rPr>
+              <w:fldChar w:fldCharType="separate"/>
+            </w:r>
+            <w:r>
+              <w:rPr>
+                <w:rFonts w:ascii="Times New Roman" w:hAnsi="Times New Roman" w:cs="Times New Roman"/>
+                <w:noProof/>
+                <w:webHidden/>
+              </w:rPr>
+              <w:t>25</w:t>
+            </w:r>
+            <w:r>
+              <w:rPr>
+                <w:rFonts w:ascii="Times New Roman" w:hAnsi="Times New Roman" w:cs="Times New Roman"/>
+                <w:noProof/>
+                <w:webHidden/>
+              </w:rPr>
+              <w:fldChar w:fldCharType="end"/>
+            </w:r>
+          </w:hyperlink>
+        </w:p>
+        <w:p>
+          <w:pPr>
+            <w:pStyle w:val="32"/>
+            <w:tabs>
+              <w:tab w:val="left" w:pos="1400"/>
+              <w:tab w:val="right" w:leader="dot" w:pos="9345"/>
+            </w:tabs>
+            <w:rPr>
+              <w:rFonts w:ascii="Times New Roman" w:eastAsiaTheme="minorEastAsia" w:hAnsi="Times New Roman" w:cs="Times New Roman"/>
+              <w:noProof/>
+              <w:color w:val="auto"/>
+              <w:kern w:val="0"/>
+              <w:sz w:val="22"/>
+              <w:szCs w:val="22"/>
+              <w:lang w:eastAsia="ru-RU"/>
+              <w14:ligatures w14:val="none"/>
+            </w:rPr>
+          </w:pPr>
+          <w:hyperlink w:anchor="_Toc188515875" w:history="1">
+            <w:r>
+              <w:rPr>
+                <w:rStyle w:val="a8"/>
+                <w:rFonts w:ascii="Times New Roman" w:hAnsi="Times New Roman" w:cs="Times New Roman"/>
+                <w:noProof/>
+              </w:rPr>
+              <w:t>3.2.2</w:t>
+            </w:r>
+            <w:r>
+              <w:rPr>
+                <w:rFonts w:ascii="Times New Roman" w:eastAsiaTheme="minorEastAsia" w:hAnsi="Times New Roman" w:cs="Times New Roman"/>
+                <w:noProof/>
+                <w:color w:val="auto"/>
+                <w:kern w:val="0"/>
+                <w:sz w:val="22"/>
+                <w:szCs w:val="22"/>
+                <w:lang w:eastAsia="ru-RU"/>
+                <w14:ligatures w14:val="none"/>
+              </w:rPr>
+              <w:tab/>
+            </w:r>
+            <w:r>
+              <w:rPr>
+                <w:rStyle w:val="a8"/>
+                <w:rFonts w:ascii="Times New Roman" w:hAnsi="Times New Roman" w:cs="Times New Roman"/>
+                <w:noProof/>
+              </w:rPr>
+              <w:t>Состояния</w:t>
+            </w:r>
+            <w:r>
+              <w:rPr>
+                <w:rFonts w:ascii="Times New Roman" w:hAnsi="Times New Roman" w:cs="Times New Roman"/>
+                <w:noProof/>
+                <w:webHidden/>
+              </w:rPr>
+              <w:tab/>
+            </w:r>
+            <w:r>
+              <w:rPr>
+                <w:rFonts w:ascii="Times New Roman" w:hAnsi="Times New Roman" w:cs="Times New Roman"/>
+                <w:noProof/>
+                <w:webHidden/>
+              </w:rPr>
+              <w:fldChar w:fldCharType="begin"/>
+            </w:r>
+            <w:r>
+              <w:rPr>
+                <w:rFonts w:ascii="Times New Roman" w:hAnsi="Times New Roman" w:cs="Times New Roman"/>
+                <w:noProof/>
+                <w:webHidden/>
+              </w:rPr>
+              <w:instrText xml:space="preserve"> PAGEREF _Toc188515875 \h </w:instrText>
+            </w:r>
+            <w:r>
+              <w:rPr>
+                <w:rFonts w:ascii="Times New Roman" w:hAnsi="Times New Roman" w:cs="Times New Roman"/>
+                <w:noProof/>
+                <w:webHidden/>
+              </w:rPr>
+            </w:r>
+            <w:r>
+              <w:rPr>
+                <w:rFonts w:ascii="Times New Roman" w:hAnsi="Times New Roman" w:cs="Times New Roman"/>
+                <w:noProof/>
+                <w:webHidden/>
+              </w:rPr>
+              <w:fldChar w:fldCharType="separate"/>
+            </w:r>
+            <w:r>
+              <w:rPr>
+                <w:rFonts w:ascii="Times New Roman" w:hAnsi="Times New Roman" w:cs="Times New Roman"/>
+                <w:noProof/>
+                <w:webHidden/>
+              </w:rPr>
+              <w:t>25</w:t>
+            </w:r>
+            <w:r>
+              <w:rPr>
+                <w:rFonts w:ascii="Times New Roman" w:hAnsi="Times New Roman" w:cs="Times New Roman"/>
+                <w:noProof/>
+                <w:webHidden/>
+              </w:rPr>
+              <w:fldChar w:fldCharType="end"/>
+            </w:r>
+          </w:hyperlink>
+        </w:p>
+        <w:p>
+          <w:pPr>
+            <w:pStyle w:val="21"/>
+            <w:tabs>
+              <w:tab w:val="left" w:pos="840"/>
+              <w:tab w:val="right" w:leader="dot" w:pos="9345"/>
+            </w:tabs>
+            <w:rPr>
+              <w:rFonts w:ascii="Times New Roman" w:eastAsiaTheme="minorEastAsia" w:hAnsi="Times New Roman" w:cs="Times New Roman"/>
+              <w:b w:val="0"/>
+              <w:bCs w:val="0"/>
+              <w:noProof/>
+              <w:color w:val="auto"/>
+              <w:kern w:val="0"/>
+              <w:lang w:eastAsia="ru-RU"/>
+              <w14:ligatures w14:val="none"/>
+            </w:rPr>
+          </w:pPr>
+          <w:hyperlink w:anchor="_Toc188515876" w:history="1">
+            <w:r>
+              <w:rPr>
+                <w:rStyle w:val="a8"/>
+                <w:rFonts w:ascii="Times New Roman" w:hAnsi="Times New Roman" w:cs="Times New Roman"/>
+                <w:b w:val="0"/>
+                <w:bCs w:val="0"/>
+                <w:noProof/>
+              </w:rPr>
+              <w:t>3.3</w:t>
+            </w:r>
+            <w:r>
+              <w:rPr>
+                <w:rFonts w:ascii="Times New Roman" w:eastAsiaTheme="minorEastAsia" w:hAnsi="Times New Roman" w:cs="Times New Roman"/>
+                <w:b w:val="0"/>
+                <w:bCs w:val="0"/>
+                <w:noProof/>
+                <w:color w:val="auto"/>
+                <w:kern w:val="0"/>
+                <w:lang w:eastAsia="ru-RU"/>
+                <w14:ligatures w14:val="none"/>
+              </w:rPr>
+              <w:tab/>
+            </w:r>
+            <w:r>
+              <w:rPr>
+                <w:rStyle w:val="a8"/>
+                <w:rFonts w:ascii="Times New Roman" w:hAnsi="Times New Roman" w:cs="Times New Roman"/>
+                <w:b w:val="0"/>
+                <w:bCs w:val="0"/>
+                <w:noProof/>
+              </w:rPr>
+              <w:t>Контроллер персонажа</w:t>
+            </w:r>
+            <w:r>
+              <w:rPr>
+                <w:rFonts w:ascii="Times New Roman" w:hAnsi="Times New Roman" w:cs="Times New Roman"/>
+                <w:b w:val="0"/>
+                <w:bCs w:val="0"/>
+                <w:noProof/>
+                <w:webHidden/>
+              </w:rPr>
+              <w:tab/>
+            </w:r>
+            <w:r>
+              <w:rPr>
+                <w:rFonts w:ascii="Times New Roman" w:hAnsi="Times New Roman" w:cs="Times New Roman"/>
+                <w:b w:val="0"/>
+                <w:bCs w:val="0"/>
+                <w:noProof/>
+                <w:webHidden/>
+              </w:rPr>
+              <w:fldChar w:fldCharType="begin"/>
+            </w:r>
+            <w:r>
+              <w:rPr>
+                <w:rFonts w:ascii="Times New Roman" w:hAnsi="Times New Roman" w:cs="Times New Roman"/>
+                <w:b w:val="0"/>
+                <w:bCs w:val="0"/>
+                <w:noProof/>
+                <w:webHidden/>
+              </w:rPr>
+              <w:instrText xml:space="preserve"> PAGEREF _Toc188515876 \h </w:instrText>
+            </w:r>
+            <w:r>
+              <w:rPr>
+                <w:rFonts w:ascii="Times New Roman" w:hAnsi="Times New Roman" w:cs="Times New Roman"/>
+                <w:b w:val="0"/>
+                <w:bCs w:val="0"/>
+                <w:noProof/>
+                <w:webHidden/>
+              </w:rPr>
+            </w:r>
+            <w:r>
+              <w:rPr>
+                <w:rFonts w:ascii="Times New Roman" w:hAnsi="Times New Roman" w:cs="Times New Roman"/>
+                <w:b w:val="0"/>
+                <w:bCs w:val="0"/>
+                <w:noProof/>
+                <w:webHidden/>
+              </w:rPr>
+              <w:fldChar w:fldCharType="separate"/>
+            </w:r>
+            <w:r>
+              <w:rPr>
+                <w:rFonts w:ascii="Times New Roman" w:hAnsi="Times New Roman" w:cs="Times New Roman"/>
+                <w:b w:val="0"/>
+                <w:bCs w:val="0"/>
+                <w:noProof/>
+                <w:webHidden/>
+              </w:rPr>
+              <w:t>27</w:t>
+            </w:r>
+            <w:r>
+              <w:rPr>
+                <w:rFonts w:ascii="Times New Roman" w:hAnsi="Times New Roman" w:cs="Times New Roman"/>
+                <w:b w:val="0"/>
+                <w:bCs w:val="0"/>
+                <w:noProof/>
+                <w:webHidden/>
+              </w:rPr>
+              <w:fldChar w:fldCharType="end"/>
+            </w:r>
+          </w:hyperlink>
+        </w:p>
+        <w:p>
+          <w:pPr>
+            <w:pStyle w:val="12"/>
+            <w:tabs>
+              <w:tab w:val="right" w:leader="dot" w:pos="9345"/>
+            </w:tabs>
+            <w:rPr>
+              <w:rFonts w:ascii="Times New Roman" w:eastAsiaTheme="minorEastAsia" w:hAnsi="Times New Roman" w:cs="Times New Roman"/>
+              <w:b w:val="0"/>
+              <w:bCs w:val="0"/>
+              <w:i w:val="0"/>
+              <w:iCs w:val="0"/>
+              <w:noProof/>
+              <w:color w:val="auto"/>
+              <w:kern w:val="0"/>
+              <w:sz w:val="22"/>
+              <w:szCs w:val="22"/>
+              <w:lang w:eastAsia="ru-RU"/>
+              <w14:ligatures w14:val="none"/>
+            </w:rPr>
+          </w:pPr>
+          <w:hyperlink w:anchor="_Toc188515877" w:history="1">
+            <w:r>
+              <w:rPr>
+                <w:rStyle w:val="a8"/>
+                <w:rFonts w:ascii="Times New Roman" w:hAnsi="Times New Roman" w:cs="Times New Roman"/>
+                <w:b w:val="0"/>
+                <w:bCs w:val="0"/>
+                <w:noProof/>
+              </w:rPr>
+              <w:t>ЗАКЛЮЧЕНИЕ</w:t>
+            </w:r>
+            <w:r>
+              <w:rPr>
+                <w:rFonts w:ascii="Times New Roman" w:hAnsi="Times New Roman" w:cs="Times New Roman"/>
+                <w:b w:val="0"/>
+                <w:bCs w:val="0"/>
+                <w:noProof/>
+                <w:webHidden/>
+              </w:rPr>
+              <w:tab/>
+            </w:r>
+            <w:r>
+              <w:rPr>
+                <w:rFonts w:ascii="Times New Roman" w:hAnsi="Times New Roman" w:cs="Times New Roman"/>
+                <w:b w:val="0"/>
+                <w:bCs w:val="0"/>
+                <w:noProof/>
+                <w:webHidden/>
+              </w:rPr>
+              <w:fldChar w:fldCharType="begin"/>
+            </w:r>
+            <w:r>
+              <w:rPr>
+                <w:rFonts w:ascii="Times New Roman" w:hAnsi="Times New Roman" w:cs="Times New Roman"/>
+                <w:b w:val="0"/>
+                <w:bCs w:val="0"/>
+                <w:noProof/>
+                <w:webHidden/>
+              </w:rPr>
+              <w:instrText xml:space="preserve"> PAGEREF _Toc188515877 \h </w:instrText>
+            </w:r>
+            <w:r>
+              <w:rPr>
+                <w:rFonts w:ascii="Times New Roman" w:hAnsi="Times New Roman" w:cs="Times New Roman"/>
+                <w:b w:val="0"/>
+                <w:bCs w:val="0"/>
+                <w:noProof/>
+                <w:webHidden/>
+              </w:rPr>
+            </w:r>
+            <w:r>
+              <w:rPr>
+                <w:rFonts w:ascii="Times New Roman" w:hAnsi="Times New Roman" w:cs="Times New Roman"/>
+                <w:b w:val="0"/>
+                <w:bCs w:val="0"/>
+                <w:noProof/>
+                <w:webHidden/>
+              </w:rPr>
+              <w:fldChar w:fldCharType="separate"/>
+            </w:r>
+            <w:r>
+              <w:rPr>
+                <w:rFonts w:ascii="Times New Roman" w:hAnsi="Times New Roman" w:cs="Times New Roman"/>
+                <w:b w:val="0"/>
+                <w:bCs w:val="0"/>
+                <w:noProof/>
+                <w:webHidden/>
+              </w:rPr>
+              <w:t>28</w:t>
+            </w:r>
+            <w:r>
+              <w:rPr>
+                <w:rFonts w:ascii="Times New Roman" w:hAnsi="Times New Roman" w:cs="Times New Roman"/>
+                <w:b w:val="0"/>
+                <w:bCs w:val="0"/>
+                <w:noProof/>
+                <w:webHidden/>
+              </w:rPr>
+              <w:fldChar w:fldCharType="end"/>
+            </w:r>
+          </w:hyperlink>
+        </w:p>
+        <w:p>
+          <w:pPr>
+            <w:pStyle w:val="12"/>
+            <w:tabs>
+              <w:tab w:val="right" w:leader="dot" w:pos="9345"/>
+            </w:tabs>
+            <w:rPr>
+              <w:rFonts w:ascii="Times New Roman" w:eastAsiaTheme="minorEastAsia" w:hAnsi="Times New Roman" w:cs="Times New Roman"/>
+              <w:b w:val="0"/>
+              <w:bCs w:val="0"/>
+              <w:i w:val="0"/>
+              <w:iCs w:val="0"/>
+              <w:noProof/>
+              <w:color w:val="auto"/>
+              <w:kern w:val="0"/>
+              <w:sz w:val="22"/>
+              <w:szCs w:val="22"/>
+              <w:lang w:eastAsia="ru-RU"/>
+              <w14:ligatures w14:val="none"/>
+            </w:rPr>
+          </w:pPr>
+          <w:hyperlink w:anchor="_Toc188515878" w:history="1">
+            <w:r>
+              <w:rPr>
+                <w:rStyle w:val="a8"/>
+                <w:rFonts w:ascii="Times New Roman" w:hAnsi="Times New Roman" w:cs="Times New Roman"/>
+                <w:b w:val="0"/>
+                <w:bCs w:val="0"/>
+                <w:noProof/>
+              </w:rPr>
+              <w:t>СПИСОК</w:t>
+            </w:r>
+            <w:r>
+              <w:rPr>
+                <w:rStyle w:val="a8"/>
+                <w:rFonts w:ascii="Times New Roman" w:hAnsi="Times New Roman" w:cs="Times New Roman"/>
+                <w:b w:val="0"/>
+                <w:bCs w:val="0"/>
+                <w:noProof/>
+                <w:lang w:val="en-US"/>
+              </w:rPr>
+              <w:t xml:space="preserve"> </w:t>
+            </w:r>
+            <w:r>
+              <w:rPr>
+                <w:rStyle w:val="a8"/>
+                <w:rFonts w:ascii="Times New Roman" w:hAnsi="Times New Roman" w:cs="Times New Roman"/>
+                <w:b w:val="0"/>
+                <w:bCs w:val="0"/>
+                <w:noProof/>
+              </w:rPr>
+              <w:t>ЛИТЕРАТУРЫ</w:t>
+            </w:r>
+            <w:r>
+              <w:rPr>
+                <w:rFonts w:ascii="Times New Roman" w:hAnsi="Times New Roman" w:cs="Times New Roman"/>
+                <w:b w:val="0"/>
+                <w:bCs w:val="0"/>
+                <w:noProof/>
+                <w:webHidden/>
+              </w:rPr>
+              <w:tab/>
+            </w:r>
+            <w:r>
+              <w:rPr>
+                <w:rFonts w:ascii="Times New Roman" w:hAnsi="Times New Roman" w:cs="Times New Roman"/>
+                <w:b w:val="0"/>
+                <w:bCs w:val="0"/>
+                <w:noProof/>
+                <w:webHidden/>
+              </w:rPr>
+              <w:fldChar w:fldCharType="begin"/>
+            </w:r>
+            <w:r>
+              <w:rPr>
+                <w:rFonts w:ascii="Times New Roman" w:hAnsi="Times New Roman" w:cs="Times New Roman"/>
+                <w:b w:val="0"/>
+                <w:bCs w:val="0"/>
+                <w:noProof/>
+                <w:webHidden/>
+              </w:rPr>
+              <w:instrText xml:space="preserve"> PAGEREF _Toc188515878 \h </w:instrText>
+            </w:r>
+            <w:r>
+              <w:rPr>
+                <w:rFonts w:ascii="Times New Roman" w:hAnsi="Times New Roman" w:cs="Times New Roman"/>
+                <w:b w:val="0"/>
+                <w:bCs w:val="0"/>
+                <w:noProof/>
+                <w:webHidden/>
+              </w:rPr>
+            </w:r>
+            <w:r>
+              <w:rPr>
+                <w:rFonts w:ascii="Times New Roman" w:hAnsi="Times New Roman" w:cs="Times New Roman"/>
+                <w:b w:val="0"/>
+                <w:bCs w:val="0"/>
+                <w:noProof/>
+                <w:webHidden/>
+              </w:rPr>
+              <w:fldChar w:fldCharType="separate"/>
+            </w:r>
+            <w:r>
+              <w:rPr>
+                <w:rFonts w:ascii="Times New Roman" w:hAnsi="Times New Roman" w:cs="Times New Roman"/>
+                <w:b w:val="0"/>
+                <w:bCs w:val="0"/>
+                <w:noProof/>
+                <w:webHidden/>
+              </w:rPr>
+              <w:t>29</w:t>
+            </w:r>
+            <w:r>
+              <w:rPr>
+                <w:rFonts w:ascii="Times New Roman" w:hAnsi="Times New Roman" w:cs="Times New Roman"/>
+                <w:b w:val="0"/>
+                <w:bCs w:val="0"/>
                 <w:noProof/>
                 <w:webHidden/>
               </w:rPr>
@@ -1996,7 +3172,7 @@
         </w:numPr>
         <w:ind w:left="720"/>
       </w:pPr>
-      <w:bookmarkStart w:id="0" w:name="_Toc188503216"/>
+      <w:bookmarkStart w:id="0" w:name="_Toc188515857"/>
       <w:r>
         <w:lastRenderedPageBreak/>
         <w:t>Введение</w:t>
@@ -2270,7 +3446,7 @@
           <w:numId w:val="21"/>
         </w:numPr>
       </w:pPr>
-      <w:bookmarkStart w:id="1" w:name="_Toc188503217"/>
+      <w:bookmarkStart w:id="1" w:name="_Toc188515858"/>
       <w:r>
         <w:lastRenderedPageBreak/>
         <w:t>Актуальность жанра платформер</w:t>
@@ -2282,15 +3458,7 @@
         <w:tab/>
       </w:r>
       <w:r>
-        <w:t xml:space="preserve">Платформер — это жанр видеоигр, в котором игрок управляет персонажем, перемещающимся по уровням, состоящим из платформ и препятствий. Основная цель игры — преодолеть эти уровни, используя прыжки, бег и другие движения, чтобы избегать опасностей и достигать конечной точки. </w:t>
-      </w:r>
-      <w:proofErr w:type="spellStart"/>
-      <w:r>
-        <w:t>Платформеры</w:t>
-      </w:r>
-      <w:proofErr w:type="spellEnd"/>
-      <w:r>
-        <w:t xml:space="preserve"> часто включают элементы головоломок и требуют от игрока точности и координации.</w:t>
+        <w:t>Платформер — это жанр видеоигр, в котором игрок управляет персонажем, перемещающимся по уровням, состоящим из платформ и препятствий. Основная цель игры — преодолеть эти уровни, используя прыжки, бег и другие движения, чтобы избегать опасностей и достигать конечной точки. Платформеры часто включают элементы головоломок и требуют от игрока точности и координации.</w:t>
       </w:r>
     </w:p>
     <w:p>
@@ -2315,7 +3483,7 @@
           <w:numId w:val="21"/>
         </w:numPr>
       </w:pPr>
-      <w:bookmarkStart w:id="2" w:name="_Toc188503218"/>
+      <w:bookmarkStart w:id="2" w:name="_Toc188515859"/>
       <w:r>
         <w:t>Анализ и проектирование</w:t>
       </w:r>
@@ -2336,7 +3504,7 @@
       <w:pPr>
         <w:pStyle w:val="2"/>
       </w:pPr>
-      <w:bookmarkStart w:id="3" w:name="_Toc188503219"/>
+      <w:bookmarkStart w:id="3" w:name="_Toc188515860"/>
       <w:r>
         <w:t>Анализ существующих игр</w:t>
       </w:r>
@@ -2347,15 +3515,7 @@
         <w:tab/>
       </w:r>
       <w:r>
-        <w:t xml:space="preserve">Для понимания ключевых принципов разработки контроллера персонажа, рассмотрим три показательных примера из мира 2D </w:t>
-      </w:r>
-      <w:proofErr w:type="spellStart"/>
-      <w:r>
-        <w:t>платформеров</w:t>
-      </w:r>
-      <w:proofErr w:type="spellEnd"/>
-      <w:r>
-        <w:t xml:space="preserve">: </w:t>
+        <w:t xml:space="preserve">Для понимания ключевых принципов разработки контроллера персонажа, рассмотрим три показательных примера из мира 2D платформеров: </w:t>
       </w:r>
     </w:p>
     <w:p>
@@ -2364,23 +3524,7 @@
           <w:b/>
           <w:bCs/>
         </w:rPr>
-        <w:t xml:space="preserve">Super </w:t>
-      </w:r>
-      <w:proofErr w:type="spellStart"/>
-      <w:r>
-        <w:rPr>
-          <w:b/>
-          <w:bCs/>
-        </w:rPr>
-        <w:t>Mario</w:t>
-      </w:r>
-      <w:proofErr w:type="spellEnd"/>
-      <w:r>
-        <w:rPr>
-          <w:b/>
-          <w:bCs/>
-        </w:rPr>
-        <w:t xml:space="preserve"> Bros.</w:t>
+        <w:t>Super Mario Bros.</w:t>
       </w:r>
       <w:r>
         <w:t xml:space="preserve"> (1985): Классическая простота и отзывчивость</w:t>
@@ -2433,21 +3577,12 @@
       </w:pPr>
     </w:p>
     <w:p>
-      <w:proofErr w:type="spellStart"/>
       <w:r>
         <w:rPr>
           <w:b/>
           <w:bCs/>
         </w:rPr>
-        <w:t>Celeste</w:t>
-      </w:r>
-      <w:proofErr w:type="spellEnd"/>
-      <w:r>
-        <w:rPr>
-          <w:b/>
-          <w:bCs/>
-        </w:rPr>
-        <w:t xml:space="preserve"> (2018): Точность и сложность</w:t>
+        <w:t>Celeste (2018): Точность и сложность</w:t>
       </w:r>
       <w:r>
         <w:t xml:space="preserve"> </w:t>
@@ -2499,37 +3634,12 @@
           <w:bCs/>
         </w:rPr>
       </w:pPr>
-      <w:proofErr w:type="spellStart"/>
       <w:r>
         <w:rPr>
           <w:b/>
           <w:bCs/>
         </w:rPr>
-        <w:t>Rayman</w:t>
-      </w:r>
-      <w:proofErr w:type="spellEnd"/>
-      <w:r>
-        <w:rPr>
-          <w:b/>
-          <w:bCs/>
-        </w:rPr>
-        <w:t xml:space="preserve"> </w:t>
-      </w:r>
-      <w:proofErr w:type="spellStart"/>
-      <w:r>
-        <w:rPr>
-          <w:b/>
-          <w:bCs/>
-        </w:rPr>
-        <w:t>Legends</w:t>
-      </w:r>
-      <w:proofErr w:type="spellEnd"/>
-      <w:r>
-        <w:rPr>
-          <w:b/>
-          <w:bCs/>
-        </w:rPr>
-        <w:t xml:space="preserve"> (2013): Плавность и разнообразие</w:t>
+        <w:t>Rayman Legends (2013): Плавность и разнообразие</w:t>
       </w:r>
       <w:r>
         <w:rPr>
@@ -2595,15 +3705,7 @@
         <w:ind w:firstLine="360"/>
       </w:pPr>
       <w:r>
-        <w:t xml:space="preserve">Анализ этих игр показывает, что ключевыми факторами успешного управления персонажем в 2D </w:t>
-      </w:r>
-      <w:proofErr w:type="spellStart"/>
-      <w:r>
-        <w:t>платформерах</w:t>
-      </w:r>
-      <w:proofErr w:type="spellEnd"/>
-      <w:r>
-        <w:t xml:space="preserve"> являются:</w:t>
+        <w:t>Анализ этих игр показывает, что ключевыми факторами успешного управления персонажем в 2D платформерах являются:</w:t>
       </w:r>
     </w:p>
     <w:p>
@@ -2682,7 +3784,7 @@
       <w:r>
         <w:t xml:space="preserve"> </w:t>
       </w:r>
-      <w:bookmarkStart w:id="4" w:name="_Toc188503220"/>
+      <w:bookmarkStart w:id="4" w:name="_Toc188515861"/>
       <w:r>
         <w:t xml:space="preserve">Концепция прототипа </w:t>
       </w:r>
@@ -3181,7 +4283,7 @@
       <w:pPr>
         <w:pStyle w:val="2"/>
       </w:pPr>
-      <w:bookmarkStart w:id="5" w:name="_Toc188503221"/>
+      <w:bookmarkStart w:id="5" w:name="_Toc188515862"/>
       <w:r>
         <w:t>Проектирование основных механик</w:t>
       </w:r>
@@ -3376,7 +4478,7 @@
           <w:bCs/>
         </w:rPr>
       </w:pPr>
-      <w:bookmarkStart w:id="6" w:name="_Toc188503222"/>
+      <w:bookmarkStart w:id="6" w:name="_Toc188515863"/>
       <w:r>
         <w:rPr>
           <w:rStyle w:val="20"/>
@@ -3476,13 +4578,8 @@
         <w:t xml:space="preserve"> </w:t>
       </w:r>
       <w:r>
-        <w:t xml:space="preserve">стал представлять из себя именно то, что сейчас понимается в современном </w:t>
-      </w:r>
-      <w:proofErr w:type="spellStart"/>
-      <w:r>
-        <w:t>геймдеве</w:t>
-      </w:r>
-      <w:proofErr w:type="spellEnd"/>
+        <w:t>стал представлять из себя именно то, что сейчас понимается в современном геймдеве</w:t>
+      </w:r>
       <w:r>
         <w:t>.</w:t>
       </w:r>
@@ -3511,140 +4608,13 @@
     <w:p>
       <w:r>
         <w:tab/>
-        <w:t>Рассмотрим подробнее возможности игривых движков:</w:t>
-      </w:r>
-    </w:p>
-    <w:p>
-      <w:pPr>
-        <w:pStyle w:val="a3"/>
-        <w:numPr>
-          <w:ilvl w:val="0"/>
-          <w:numId w:val="8"/>
-        </w:numPr>
-        <w:ind w:left="567"/>
-      </w:pPr>
-      <w:r>
-        <w:t>предоставляют готовую физику и системы моделирования.</w:t>
-      </w:r>
-    </w:p>
-    <w:p>
-      <w:pPr>
-        <w:pStyle w:val="a3"/>
-        <w:numPr>
-          <w:ilvl w:val="0"/>
-          <w:numId w:val="7"/>
-        </w:numPr>
-        <w:ind w:left="567"/>
-      </w:pPr>
-      <w:r>
-        <w:t>включают сетевые протоколы для онлайн-игр.</w:t>
-      </w:r>
-    </w:p>
-    <w:p>
-      <w:pPr>
-        <w:pStyle w:val="a3"/>
-        <w:numPr>
-          <w:ilvl w:val="0"/>
-          <w:numId w:val="7"/>
-        </w:numPr>
-        <w:ind w:left="567"/>
-      </w:pPr>
-      <w:r>
-        <w:t>предлагают системы искусственного интеллекта для управления NPC.</w:t>
-      </w:r>
-    </w:p>
-    <w:p>
-      <w:pPr>
-        <w:pStyle w:val="a3"/>
-        <w:numPr>
-          <w:ilvl w:val="0"/>
-          <w:numId w:val="7"/>
-        </w:numPr>
-        <w:ind w:left="567"/>
-      </w:pPr>
-      <w:r>
-        <w:t>кроссплатформенность движков позволяет создавать игры для различных устройств.</w:t>
-      </w:r>
-    </w:p>
-    <w:p>
-      <w:pPr>
-        <w:pStyle w:val="a3"/>
-        <w:numPr>
-          <w:ilvl w:val="0"/>
-          <w:numId w:val="7"/>
-        </w:numPr>
-        <w:ind w:left="567"/>
-      </w:pPr>
-      <w:r>
-        <w:t>предоставляют инструменты для создания игрового контента.</w:t>
-      </w:r>
-    </w:p>
-    <w:p>
-      <w:pPr>
-        <w:pStyle w:val="a3"/>
-        <w:numPr>
-          <w:ilvl w:val="0"/>
-          <w:numId w:val="7"/>
-        </w:numPr>
-        <w:ind w:left="567"/>
-      </w:pPr>
-      <w:r>
-        <w:t>некоторые позволяют создавать игровую логику без программирования.</w:t>
-      </w:r>
-    </w:p>
-    <w:p>
-      <w:pPr>
-        <w:pStyle w:val="a3"/>
-        <w:numPr>
-          <w:ilvl w:val="0"/>
-          <w:numId w:val="7"/>
-        </w:numPr>
-        <w:ind w:left="567"/>
-      </w:pPr>
-      <w:r>
-        <w:t>включают инструменты для оптимизации и отладки.</w:t>
-      </w:r>
-    </w:p>
-    <w:p>
-      <w:pPr>
-        <w:pStyle w:val="a3"/>
-        <w:numPr>
-          <w:ilvl w:val="0"/>
-          <w:numId w:val="7"/>
-        </w:numPr>
-        <w:ind w:left="567"/>
-      </w:pPr>
-      <w:r>
-        <w:t>имеют активные сообщества, которые предоставляют поддержку.</w:t>
-      </w:r>
-    </w:p>
-    <w:p>
-      <w:pPr>
-        <w:pStyle w:val="a3"/>
-        <w:numPr>
-          <w:ilvl w:val="0"/>
-          <w:numId w:val="7"/>
-        </w:numPr>
-        <w:ind w:left="567"/>
-      </w:pPr>
-      <w:r>
-        <w:t>предлагают магазины с готовыми решениями и активами.</w:t>
+        <w:t xml:space="preserve">Среди всего предоставляемого выбора игровых движков на рынке нужно определиться, что подойдет для меня, как для начинающего разработчика игр. Возможно создание своего собственного движка, но это очень затратно для соло-разработчика. Также можно рассмотреть опенсорсные варианты движков, код для которых находится в свободном доступе, но для этого необходимы опытные программисты, которые встроят необходимый функционал. Остановимся на готовых игровых движках. </w:t>
       </w:r>
     </w:p>
     <w:p>
       <w:r>
         <w:tab/>
-        <w:t xml:space="preserve">Среди всего предоставляемого выбора игровых движков на рынке нужно определиться, что подойдет для меня, как для начинающего разработчика игр. Возможно создание своего собственного движка, но это очень затратно для соло-разработчика. Также можно рассмотреть опенсорсные варианты движков, код для которых находится в свободном доступе, но для этого необходимы опытные программисты, которые встроят необходимый функционал. Остановимся на готовых игровых движках. </w:t>
-      </w:r>
-    </w:p>
-    <w:p>
-      <w:r>
-        <w:tab/>
-        <w:t xml:space="preserve">Первое, что необходимо учесть, это платформа, под которую будет разрабатываться проект. Существуют движки, которые поддерживают кроссплатформенную разработку, а есть те, которые ориентированы только под </w:t>
-      </w:r>
-      <w:r>
-        <w:lastRenderedPageBreak/>
-        <w:t xml:space="preserve">один тип. Если необходимо создавать проекты для мобильных устройств, то им не за чем тратить время на изучение кроссплатформенности программного обеспечения. </w:t>
+        <w:t xml:space="preserve">Первое, что необходимо учесть, это платформа, под которую будет разрабатываться проект. Существуют движки, которые поддерживают кроссплатформенную разработку, а есть те, которые ориентированы только под один тип. Если необходимо создавать проекты для мобильных устройств, то им не за чем тратить время на изучение кроссплатформенности программного обеспечения. </w:t>
       </w:r>
     </w:p>
     <w:p>
@@ -3694,14 +4664,12 @@
       <w:r>
         <w:t>’</w:t>
       </w:r>
-      <w:proofErr w:type="spellStart"/>
       <w:r>
         <w:rPr>
           <w:lang w:val="en-US"/>
         </w:rPr>
         <w:t>Py</w:t>
       </w:r>
-      <w:proofErr w:type="spellEnd"/>
       <w:r>
         <w:t xml:space="preserve">, предназначенный исключительно для создания новелл и не имеющий функциональности необходимой платформерам, например, физику. </w:t>
       </w:r>
@@ -3709,15 +4677,7 @@
     <w:p>
       <w:r>
         <w:tab/>
-        <w:t xml:space="preserve">Третье, опыт участников проекта. К нему относится не только </w:t>
-      </w:r>
-      <w:proofErr w:type="spellStart"/>
-      <w:r>
-        <w:t>допроектная</w:t>
-      </w:r>
-      <w:proofErr w:type="spellEnd"/>
-      <w:r>
-        <w:t xml:space="preserve"> работа в движках, но и языки программирования.</w:t>
+        <w:t>Третье, опыт участников проекта. К нему относится не только допроектная работа в движках, но и языки программирования.</w:t>
       </w:r>
     </w:p>
     <w:p>
@@ -3725,47 +4685,40 @@
         <w:tab/>
         <w:t xml:space="preserve">Существуют игровые движки, где программировать совершенно не требуется, так как игра создается из готовых частей. Такими являются </w:t>
       </w:r>
-      <w:proofErr w:type="spellStart"/>
       <w:r>
         <w:rPr>
           <w:lang w:val="en-US"/>
         </w:rPr>
+        <w:lastRenderedPageBreak/>
         <w:t>BuildBox</w:t>
       </w:r>
-      <w:proofErr w:type="spellEnd"/>
       <w:r>
         <w:t xml:space="preserve">, </w:t>
       </w:r>
-      <w:proofErr w:type="spellStart"/>
       <w:r>
         <w:rPr>
           <w:lang w:val="en-US"/>
         </w:rPr>
         <w:t>GDevelop</w:t>
       </w:r>
-      <w:proofErr w:type="spellEnd"/>
       <w:r>
         <w:t xml:space="preserve">, </w:t>
       </w:r>
-      <w:proofErr w:type="spellStart"/>
       <w:r>
         <w:rPr>
           <w:lang w:val="en-US"/>
         </w:rPr>
         <w:t>Stencyl</w:t>
       </w:r>
-      <w:proofErr w:type="spellEnd"/>
       <w:r>
         <w:t xml:space="preserve">, </w:t>
       </w:r>
-      <w:proofErr w:type="spellStart"/>
       <w:r>
         <w:rPr>
           <w:lang w:val="en-US"/>
         </w:rPr>
         <w:t>GameMaker</w:t>
       </w:r>
-      <w:proofErr w:type="spellEnd"/>
       <w:r>
         <w:t xml:space="preserve"> </w:t>
       </w:r>
@@ -3779,15 +4732,7 @@
         <w:t xml:space="preserve"> 2. </w:t>
       </w:r>
       <w:r>
-        <w:t xml:space="preserve">Однако данные редакторы предлагают ограниченный набор функций, по сравнению с движками, которые используют программирование. Также сложно добиться уникального стиля, так как все строится на уже готовых </w:t>
-      </w:r>
-      <w:proofErr w:type="spellStart"/>
-      <w:r>
-        <w:t>ассетах</w:t>
-      </w:r>
-      <w:proofErr w:type="spellEnd"/>
-      <w:r>
-        <w:t xml:space="preserve"> и инструментах. </w:t>
+        <w:t xml:space="preserve">Однако данные редакторы предлагают ограниченный набор функций, по сравнению с движками, которые используют программирование. Также сложно добиться уникального стиля, так как все строится на уже готовых ассетах и инструментах. </w:t>
       </w:r>
       <w:r>
         <w:t xml:space="preserve">Движки для создания игр без программирования — это отличный инструмент для быстрого прототипирования и создания простых игр. Однако, если </w:t>
@@ -3821,7 +4766,7 @@
       <w:pPr>
         <w:pStyle w:val="3"/>
       </w:pPr>
-      <w:bookmarkStart w:id="7" w:name="_Toc188503223"/>
+      <w:bookmarkStart w:id="7" w:name="_Toc188515864"/>
       <w:r>
         <w:t xml:space="preserve">Сравнение </w:t>
       </w:r>
@@ -3888,6 +4833,7 @@
     </w:p>
     <w:p>
       <w:pPr>
+        <w:spacing w:after="240"/>
         <w:ind w:firstLine="708"/>
         <w:rPr>
           <w:lang w:eastAsia="ru-RU"/>
@@ -3917,37 +4863,30 @@
         </w:rPr>
         <w:t xml:space="preserve"> пункты, по которым буду сравнивать движки и рассмотрю их в следующей таблице.</w:t>
       </w:r>
-    </w:p>
-    <w:p>
-      <w:pPr>
-        <w:ind w:firstLine="708"/>
-        <w:rPr>
-          <w:lang w:eastAsia="ru-RU"/>
-        </w:rPr>
-      </w:pPr>
     </w:p>
     <w:tbl>
       <w:tblPr>
         <w:tblStyle w:val="aa"/>
-        <w:tblW w:w="0" w:type="auto"/>
+        <w:tblW w:w="9350" w:type="dxa"/>
         <w:tblLayout w:type="fixed"/>
         <w:tblLook w:val="04A0" w:firstRow="1" w:lastRow="0" w:firstColumn="1" w:lastColumn="0" w:noHBand="0" w:noVBand="1"/>
       </w:tblPr>
       <w:tblGrid>
-        <w:gridCol w:w="2560"/>
-        <w:gridCol w:w="2179"/>
-        <w:gridCol w:w="1777"/>
-        <w:gridCol w:w="2410"/>
+        <w:gridCol w:w="2405"/>
+        <w:gridCol w:w="2268"/>
+        <w:gridCol w:w="2126"/>
+        <w:gridCol w:w="2551"/>
       </w:tblGrid>
       <w:tr>
         <w:tc>
           <w:tcPr>
-            <w:tcW w:w="2560" w:type="dxa"/>
+            <w:tcW w:w="2405" w:type="dxa"/>
           </w:tcPr>
           <w:p>
             <w:pPr>
               <w:spacing w:line="240" w:lineRule="auto"/>
               <w:ind w:right="35"/>
+              <w:jc w:val="center"/>
               <w:rPr>
                 <w:b/>
                 <w:bCs/>
@@ -3960,19 +4899,19 @@
                 <w:bCs/>
                 <w:lang w:eastAsia="ru-RU"/>
               </w:rPr>
-              <w:lastRenderedPageBreak/>
               <w:t>Характеристика</w:t>
             </w:r>
           </w:p>
         </w:tc>
         <w:tc>
           <w:tcPr>
-            <w:tcW w:w="2179" w:type="dxa"/>
+            <w:tcW w:w="2268" w:type="dxa"/>
           </w:tcPr>
           <w:p>
             <w:pPr>
               <w:spacing w:line="240" w:lineRule="auto"/>
               <w:ind w:right="35"/>
+              <w:jc w:val="center"/>
               <w:rPr>
                 <w:b/>
                 <w:bCs/>
@@ -3991,12 +4930,13 @@
         </w:tc>
         <w:tc>
           <w:tcPr>
-            <w:tcW w:w="1777" w:type="dxa"/>
+            <w:tcW w:w="2126" w:type="dxa"/>
           </w:tcPr>
           <w:p>
             <w:pPr>
               <w:spacing w:line="240" w:lineRule="auto"/>
               <w:ind w:right="35"/>
+              <w:jc w:val="center"/>
               <w:rPr>
                 <w:b/>
                 <w:bCs/>
@@ -4015,12 +4955,13 @@
         </w:tc>
         <w:tc>
           <w:tcPr>
-            <w:tcW w:w="2410" w:type="dxa"/>
+            <w:tcW w:w="2551" w:type="dxa"/>
           </w:tcPr>
           <w:p>
             <w:pPr>
               <w:spacing w:line="240" w:lineRule="auto"/>
               <w:ind w:right="35"/>
+              <w:jc w:val="center"/>
               <w:rPr>
                 <w:b/>
                 <w:bCs/>
@@ -4041,7 +4982,7 @@
       <w:tr>
         <w:tc>
           <w:tcPr>
-            <w:tcW w:w="2560" w:type="dxa"/>
+            <w:tcW w:w="2405" w:type="dxa"/>
           </w:tcPr>
           <w:p>
             <w:pPr>
@@ -4059,7 +5000,7 @@
         </w:tc>
         <w:tc>
           <w:tcPr>
-            <w:tcW w:w="2179" w:type="dxa"/>
+            <w:tcW w:w="2268" w:type="dxa"/>
           </w:tcPr>
           <w:p>
             <w:pPr>
@@ -4110,7 +5051,7 @@
         </w:tc>
         <w:tc>
           <w:tcPr>
-            <w:tcW w:w="1777" w:type="dxa"/>
+            <w:tcW w:w="2126" w:type="dxa"/>
           </w:tcPr>
           <w:p>
             <w:pPr>
@@ -4161,7 +5102,7 @@
         </w:tc>
         <w:tc>
           <w:tcPr>
-            <w:tcW w:w="2410" w:type="dxa"/>
+            <w:tcW w:w="2551" w:type="dxa"/>
           </w:tcPr>
           <w:p>
             <w:pPr>
@@ -4176,23 +5117,15 @@
               <w:rPr>
                 <w:lang w:val="en-US" w:eastAsia="ru-RU"/>
               </w:rPr>
-              <w:t xml:space="preserve">Windows, macOS, Linux, Android, iOS и </w:t>
-            </w:r>
-            <w:proofErr w:type="spellStart"/>
-            <w:r>
-              <w:rPr>
-                <w:lang w:val="en-US" w:eastAsia="ru-RU"/>
-              </w:rPr>
-              <w:t>веб-браузеры</w:t>
-            </w:r>
-            <w:proofErr w:type="spellEnd"/>
+              <w:t>Windows, macOS, Linux, Android, iOS и веб-браузеры</w:t>
+            </w:r>
           </w:p>
         </w:tc>
       </w:tr>
       <w:tr>
         <w:tc>
           <w:tcPr>
-            <w:tcW w:w="2560" w:type="dxa"/>
+            <w:tcW w:w="2405" w:type="dxa"/>
           </w:tcPr>
           <w:p>
             <w:pPr>
@@ -4213,7 +5146,7 @@
         </w:tc>
         <w:tc>
           <w:tcPr>
-            <w:tcW w:w="2179" w:type="dxa"/>
+            <w:tcW w:w="2268" w:type="dxa"/>
           </w:tcPr>
           <w:p>
             <w:pPr>
@@ -4234,7 +5167,7 @@
         </w:tc>
         <w:tc>
           <w:tcPr>
-            <w:tcW w:w="1777" w:type="dxa"/>
+            <w:tcW w:w="2126" w:type="dxa"/>
           </w:tcPr>
           <w:p>
             <w:pPr>
@@ -4255,7 +5188,7 @@
         </w:tc>
         <w:tc>
           <w:tcPr>
-            <w:tcW w:w="2410" w:type="dxa"/>
+            <w:tcW w:w="2551" w:type="dxa"/>
           </w:tcPr>
           <w:p>
             <w:pPr>
@@ -4278,7 +5211,7 @@
       <w:tr>
         <w:tc>
           <w:tcPr>
-            <w:tcW w:w="2560" w:type="dxa"/>
+            <w:tcW w:w="2405" w:type="dxa"/>
           </w:tcPr>
           <w:p>
             <w:pPr>
@@ -4299,7 +5232,7 @@
         </w:tc>
         <w:tc>
           <w:tcPr>
-            <w:tcW w:w="2179" w:type="dxa"/>
+            <w:tcW w:w="2268" w:type="dxa"/>
           </w:tcPr>
           <w:p>
             <w:pPr>
@@ -4368,7 +5301,7 @@
         </w:tc>
         <w:tc>
           <w:tcPr>
-            <w:tcW w:w="1777" w:type="dxa"/>
+            <w:tcW w:w="2126" w:type="dxa"/>
           </w:tcPr>
           <w:p>
             <w:pPr>
@@ -4409,7 +5342,7 @@
         </w:tc>
         <w:tc>
           <w:tcPr>
-            <w:tcW w:w="2410" w:type="dxa"/>
+            <w:tcW w:w="2551" w:type="dxa"/>
           </w:tcPr>
           <w:p>
             <w:pPr>
@@ -4442,21 +5375,19 @@
               </w:rPr>
               <w:t xml:space="preserve">Интегрирование сторонних библиотек и расширений за счет технологии </w:t>
             </w:r>
-            <w:proofErr w:type="spellStart"/>
             <w:r>
               <w:rPr>
                 <w:lang w:eastAsia="ru-RU"/>
               </w:rPr>
               <w:t>GDNative</w:t>
             </w:r>
-            <w:proofErr w:type="spellEnd"/>
           </w:p>
         </w:tc>
       </w:tr>
       <w:tr>
         <w:tc>
           <w:tcPr>
-            <w:tcW w:w="2560" w:type="dxa"/>
+            <w:tcW w:w="2405" w:type="dxa"/>
           </w:tcPr>
           <w:p>
             <w:pPr>
@@ -4477,7 +5408,7 @@
         </w:tc>
         <w:tc>
           <w:tcPr>
-            <w:tcW w:w="2179" w:type="dxa"/>
+            <w:tcW w:w="2268" w:type="dxa"/>
           </w:tcPr>
           <w:p>
             <w:pPr>
@@ -4492,7 +5423,14 @@
               <w:rPr>
                 <w:lang w:eastAsia="ru-RU"/>
               </w:rPr>
-              <w:t xml:space="preserve">Бесплатна для личного использования; </w:t>
+              <w:t xml:space="preserve">Бесплатна для личного </w:t>
+            </w:r>
+            <w:r>
+              <w:rPr>
+                <w:lang w:eastAsia="ru-RU"/>
+              </w:rPr>
+              <w:lastRenderedPageBreak/>
+              <w:t xml:space="preserve">использования; </w:t>
             </w:r>
             <w:r>
               <w:rPr>
@@ -4522,7 +5460,7 @@
         </w:tc>
         <w:tc>
           <w:tcPr>
-            <w:tcW w:w="1777" w:type="dxa"/>
+            <w:tcW w:w="2126" w:type="dxa"/>
           </w:tcPr>
           <w:p>
             <w:pPr>
@@ -4537,7 +5475,15 @@
               <w:rPr>
                 <w:lang w:eastAsia="ru-RU"/>
               </w:rPr>
-              <w:t>Бесплатна для использования; 5% роялти после $1</w:t>
+              <w:lastRenderedPageBreak/>
+              <w:t xml:space="preserve">Бесплатна для использования; </w:t>
+            </w:r>
+            <w:r>
+              <w:rPr>
+                <w:lang w:eastAsia="ru-RU"/>
+              </w:rPr>
+              <w:lastRenderedPageBreak/>
+              <w:t>5% роялти после $1</w:t>
             </w:r>
             <w:r>
               <w:rPr>
@@ -4555,7 +5501,7 @@
         </w:tc>
         <w:tc>
           <w:tcPr>
-            <w:tcW w:w="2410" w:type="dxa"/>
+            <w:tcW w:w="2551" w:type="dxa"/>
           </w:tcPr>
           <w:p>
             <w:pPr>
@@ -4570,7 +5516,15 @@
               <w:rPr>
                 <w:lang w:eastAsia="ru-RU"/>
               </w:rPr>
-              <w:t>полностью бесплатен, без роялти, открытый исходный код</w:t>
+              <w:lastRenderedPageBreak/>
+              <w:t xml:space="preserve">полностью бесплатен, без </w:t>
+            </w:r>
+            <w:r>
+              <w:rPr>
+                <w:lang w:eastAsia="ru-RU"/>
+              </w:rPr>
+              <w:lastRenderedPageBreak/>
+              <w:t>роялти, открытый исходный код</w:t>
             </w:r>
           </w:p>
         </w:tc>
@@ -4578,7 +5532,7 @@
       <w:tr>
         <w:tc>
           <w:tcPr>
-            <w:tcW w:w="2560" w:type="dxa"/>
+            <w:tcW w:w="2405" w:type="dxa"/>
           </w:tcPr>
           <w:p>
             <w:pPr>
@@ -4593,13 +5547,14 @@
               <w:rPr>
                 <w:lang w:eastAsia="ru-RU"/>
               </w:rPr>
+              <w:lastRenderedPageBreak/>
               <w:t>Интерфейс</w:t>
             </w:r>
           </w:p>
         </w:tc>
         <w:tc>
           <w:tcPr>
-            <w:tcW w:w="2179" w:type="dxa"/>
+            <w:tcW w:w="2268" w:type="dxa"/>
           </w:tcPr>
           <w:p>
             <w:pPr>
@@ -4620,7 +5575,7 @@
         </w:tc>
         <w:tc>
           <w:tcPr>
-            <w:tcW w:w="1777" w:type="dxa"/>
+            <w:tcW w:w="2126" w:type="dxa"/>
           </w:tcPr>
           <w:p>
             <w:pPr>
@@ -4641,7 +5596,7 @@
         </w:tc>
         <w:tc>
           <w:tcPr>
-            <w:tcW w:w="2410" w:type="dxa"/>
+            <w:tcW w:w="2551" w:type="dxa"/>
           </w:tcPr>
           <w:p>
             <w:pPr>
@@ -4664,7 +5619,7 @@
       <w:tr>
         <w:tc>
           <w:tcPr>
-            <w:tcW w:w="2560" w:type="dxa"/>
+            <w:tcW w:w="2405" w:type="dxa"/>
           </w:tcPr>
           <w:p>
             <w:pPr>
@@ -4685,7 +5640,7 @@
         </w:tc>
         <w:tc>
           <w:tcPr>
-            <w:tcW w:w="2179" w:type="dxa"/>
+            <w:tcW w:w="2268" w:type="dxa"/>
           </w:tcPr>
           <w:p>
             <w:pPr>
@@ -4712,21 +5667,13 @@
               <w:rPr>
                 <w:lang w:val="en-US" w:eastAsia="ru-RU"/>
               </w:rPr>
-              <w:t xml:space="preserve"> </w:t>
-            </w:r>
-            <w:proofErr w:type="spellStart"/>
-            <w:r>
-              <w:rPr>
-                <w:lang w:val="en-US" w:eastAsia="ru-RU"/>
-              </w:rPr>
-              <w:t>выбор</w:t>
-            </w:r>
-            <w:proofErr w:type="spellEnd"/>
+              <w:t xml:space="preserve"> выбор</w:t>
+            </w:r>
           </w:p>
         </w:tc>
         <w:tc>
           <w:tcPr>
-            <w:tcW w:w="1777" w:type="dxa"/>
+            <w:tcW w:w="2126" w:type="dxa"/>
           </w:tcPr>
           <w:p>
             <w:pPr>
@@ -4747,7 +5694,7 @@
         </w:tc>
         <w:tc>
           <w:tcPr>
-            <w:tcW w:w="2410" w:type="dxa"/>
+            <w:tcW w:w="2551" w:type="dxa"/>
           </w:tcPr>
           <w:p>
             <w:pPr>
@@ -4770,7 +5717,7 @@
       <w:tr>
         <w:tc>
           <w:tcPr>
-            <w:tcW w:w="2560" w:type="dxa"/>
+            <w:tcW w:w="2405" w:type="dxa"/>
           </w:tcPr>
           <w:p>
             <w:pPr>
@@ -4788,7 +5735,7 @@
         </w:tc>
         <w:tc>
           <w:tcPr>
-            <w:tcW w:w="2179" w:type="dxa"/>
+            <w:tcW w:w="2268" w:type="dxa"/>
           </w:tcPr>
           <w:p>
             <w:pPr>
@@ -4811,25 +5758,17 @@
               </w:rPr>
               <w:t xml:space="preserve">, </w:t>
             </w:r>
-            <w:proofErr w:type="spellStart"/>
             <w:r>
               <w:rPr>
                 <w:lang w:eastAsia="ru-RU"/>
               </w:rPr>
-              <w:t>Bolt</w:t>
-            </w:r>
-            <w:proofErr w:type="spellEnd"/>
-            <w:r>
-              <w:rPr>
-                <w:lang w:eastAsia="ru-RU"/>
-              </w:rPr>
-              <w:t xml:space="preserve"> (визуальное программирование)</w:t>
+              <w:t>Bolt (визуальное программирование)</w:t>
             </w:r>
           </w:p>
         </w:tc>
         <w:tc>
           <w:tcPr>
-            <w:tcW w:w="1777" w:type="dxa"/>
+            <w:tcW w:w="2126" w:type="dxa"/>
           </w:tcPr>
           <w:p>
             <w:pPr>
@@ -4850,7 +5789,7 @@
         </w:tc>
         <w:tc>
           <w:tcPr>
-            <w:tcW w:w="2410" w:type="dxa"/>
+            <w:tcW w:w="2551" w:type="dxa"/>
           </w:tcPr>
           <w:p>
             <w:pPr>
@@ -4861,19 +5800,11 @@
                 <w:lang w:val="en-US" w:eastAsia="ru-RU"/>
               </w:rPr>
             </w:pPr>
-            <w:proofErr w:type="spellStart"/>
             <w:r>
               <w:rPr>
                 <w:lang w:val="en-US" w:eastAsia="ru-RU"/>
               </w:rPr>
-              <w:t>GDScript</w:t>
-            </w:r>
-            <w:proofErr w:type="spellEnd"/>
-            <w:r>
-              <w:rPr>
-                <w:lang w:val="en-US" w:eastAsia="ru-RU"/>
-              </w:rPr>
-              <w:t xml:space="preserve"> (</w:t>
+              <w:t>GDScript (</w:t>
             </w:r>
             <w:r>
               <w:rPr>
@@ -4929,22 +5860,106 @@
         <w:rPr>
           <w:lang w:eastAsia="ru-RU"/>
         </w:rPr>
+        <w:t xml:space="preserve">   Развитие 2D функционала: Unity имеет развитый 2D функционал, включая систему Tilemap, улучшенную физику для 2D объектов и специализированные инструменты для работы со спрайтами и анимацией.</w:t>
+      </w:r>
+    </w:p>
+    <w:p>
+      <w:pPr>
+        <w:ind w:firstLine="708"/>
+        <w:rPr>
+          <w:lang w:eastAsia="ru-RU"/>
+        </w:rPr>
+      </w:pPr>
+      <w:r>
+        <w:rPr>
+          <w:lang w:eastAsia="ru-RU"/>
+        </w:rPr>
+        <w:t xml:space="preserve">   Эффективность прототипирования: Unity имеет интуитивно понятный интерфейс и гибкость настройки, что позволяет ускорить процесс разработки прототипа.</w:t>
+      </w:r>
+    </w:p>
+    <w:p>
+      <w:pPr>
+        <w:ind w:firstLine="708"/>
+        <w:rPr>
+          <w:lang w:eastAsia="ru-RU"/>
+        </w:rPr>
+      </w:pPr>
+      <w:r>
+        <w:rPr>
+          <w:lang w:eastAsia="ru-RU"/>
+        </w:rPr>
+        <w:t xml:space="preserve">   Ресурсы Asset Store: Unity Asset Store предоставляет широкий спектр готовых решений, включая ассеты для персонажей 2D игр и специализированные спрайты для платформеров.</w:t>
+      </w:r>
+    </w:p>
+    <w:p>
+      <w:pPr>
+        <w:ind w:firstLine="708"/>
+        <w:rPr>
+          <w:lang w:eastAsia="ru-RU"/>
+        </w:rPr>
+      </w:pPr>
+      <w:r>
+        <w:rPr>
+          <w:lang w:eastAsia="ru-RU"/>
+        </w:rPr>
+        <w:t xml:space="preserve">   Поддержка сообщества: обширное сообщество пользователей Unity обеспечивает доступ к ресурсам, включая учебные материалы, примеры проектов и активные форумы.</w:t>
+      </w:r>
+    </w:p>
+    <w:p>
+      <w:pPr>
+        <w:ind w:firstLine="708"/>
+        <w:rPr>
+          <w:lang w:eastAsia="ru-RU"/>
+        </w:rPr>
+      </w:pPr>
+      <w:r>
+        <w:rPr>
+          <w:lang w:eastAsia="ru-RU"/>
+        </w:rPr>
+        <w:t xml:space="preserve">   Физическая система: встроенная в Unity физическая система, адаптированная для 2D, обеспечивает необходимую точность взаимодействий.</w:t>
+      </w:r>
+    </w:p>
+    <w:p>
+      <w:pPr>
+        <w:ind w:firstLine="708"/>
+        <w:rPr>
+          <w:lang w:eastAsia="ru-RU"/>
+        </w:rPr>
+      </w:pPr>
+      <w:r>
+        <w:rPr>
+          <w:lang w:eastAsia="ru-RU"/>
+        </w:rPr>
+        <w:t>Сравнение с альтернативами</w:t>
+      </w:r>
+    </w:p>
+    <w:p>
+      <w:pPr>
+        <w:ind w:firstLine="708"/>
+        <w:rPr>
+          <w:lang w:eastAsia="ru-RU"/>
+        </w:rPr>
+      </w:pPr>
+      <w:r>
+        <w:rPr>
+          <w:lang w:eastAsia="ru-RU"/>
+        </w:rPr>
         <w:lastRenderedPageBreak/>
-        <w:t xml:space="preserve">   Развитие 2D функционала: Unity имеет развитый 2D функционал, включая систему </w:t>
-      </w:r>
-      <w:proofErr w:type="spellStart"/>
-      <w:r>
+        <w:t>Альтернативные движки, такие как Godot и Unreal Engine, также обладают своими преимуществами:</w:t>
+      </w:r>
+    </w:p>
+    <w:p>
+      <w:pPr>
+        <w:ind w:firstLine="708"/>
         <w:rPr>
           <w:lang w:eastAsia="ru-RU"/>
         </w:rPr>
-        <w:t>Tilemap</w:t>
-      </w:r>
-      <w:proofErr w:type="spellEnd"/>
+      </w:pPr>
       <w:r>
         <w:rPr>
           <w:lang w:eastAsia="ru-RU"/>
         </w:rPr>
-        <w:t>, улучшенную физику для 2D объектов и специализированные инструменты для работы со спрайтами и анимацией.</w:t>
+        <w:t xml:space="preserve">   Godot: предлагает открытый исходный код и легкость в освоении, но его экосистема и библиотека ресурсов менее обширны по сравнению с Unity.</w:t>
       </w:r>
     </w:p>
     <w:p>
@@ -4958,7 +5973,7 @@
         <w:rPr>
           <w:lang w:eastAsia="ru-RU"/>
         </w:rPr>
-        <w:t xml:space="preserve">   Эффективность прототипирования: Unity имеет интуитивно понятный интерфейс и гибкость настройки, что позволяет ускорить процесс разработки прототипа.</w:t>
+        <w:t xml:space="preserve">   Unreal Engine: имеет систему Blueprints, но может показаться чрезмерным для простого 2D проекта из-за его первоначальной ориентации на высококачественные 3D проекты.</w:t>
       </w:r>
     </w:p>
     <w:p>
@@ -4972,197 +5987,12 @@
         <w:rPr>
           <w:lang w:eastAsia="ru-RU"/>
         </w:rPr>
-        <w:t xml:space="preserve">   Ресурсы Asset Store: Unity Asset Store предоставляет широкий спектр готовых решений, включая </w:t>
-      </w:r>
-      <w:proofErr w:type="spellStart"/>
+        <w:t>Unity демонстрирует оптимальное сочетание доступных инструментов, относительно скромных системных требований, поддержки со стороны сообщества и потенциала для дальнейшего развития проекта, что делает его предпочтительным выбором для разработки прототипа 2D платформера в рамках курсовой работы.</w:t>
+      </w:r>
       <w:r>
         <w:rPr>
           <w:lang w:eastAsia="ru-RU"/>
         </w:rPr>
-        <w:t>ассеты</w:t>
-      </w:r>
-      <w:proofErr w:type="spellEnd"/>
-      <w:r>
-        <w:rPr>
-          <w:lang w:eastAsia="ru-RU"/>
-        </w:rPr>
-        <w:t xml:space="preserve"> для персонажей 2D игр и специализированные спрайты для </w:t>
-      </w:r>
-      <w:proofErr w:type="spellStart"/>
-      <w:r>
-        <w:rPr>
-          <w:lang w:eastAsia="ru-RU"/>
-        </w:rPr>
-        <w:t>платформеров</w:t>
-      </w:r>
-      <w:proofErr w:type="spellEnd"/>
-      <w:r>
-        <w:rPr>
-          <w:lang w:eastAsia="ru-RU"/>
-        </w:rPr>
-        <w:t>.</w:t>
-      </w:r>
-    </w:p>
-    <w:p>
-      <w:pPr>
-        <w:ind w:firstLine="708"/>
-        <w:rPr>
-          <w:lang w:eastAsia="ru-RU"/>
-        </w:rPr>
-      </w:pPr>
-      <w:r>
-        <w:rPr>
-          <w:lang w:eastAsia="ru-RU"/>
-        </w:rPr>
-        <w:t xml:space="preserve">   Поддержка сообщества: обширное сообщество пользователей Unity обеспечивает доступ к ресурсам, включая учебные материалы, примеры проектов и активные форумы.</w:t>
-      </w:r>
-    </w:p>
-    <w:p>
-      <w:pPr>
-        <w:ind w:firstLine="708"/>
-        <w:rPr>
-          <w:lang w:eastAsia="ru-RU"/>
-        </w:rPr>
-      </w:pPr>
-      <w:r>
-        <w:rPr>
-          <w:lang w:eastAsia="ru-RU"/>
-        </w:rPr>
-        <w:t xml:space="preserve">   Физическая система: встроенная в Unity физическая система, адаптированная для 2D, обеспечивает необходимую точность взаимодействий.</w:t>
-      </w:r>
-    </w:p>
-    <w:p>
-      <w:pPr>
-        <w:ind w:firstLine="708"/>
-        <w:rPr>
-          <w:lang w:eastAsia="ru-RU"/>
-        </w:rPr>
-      </w:pPr>
-      <w:r>
-        <w:rPr>
-          <w:lang w:eastAsia="ru-RU"/>
-        </w:rPr>
-        <w:t>Сравнение с альтернативами</w:t>
-      </w:r>
-    </w:p>
-    <w:p>
-      <w:pPr>
-        <w:ind w:firstLine="708"/>
-        <w:rPr>
-          <w:lang w:eastAsia="ru-RU"/>
-        </w:rPr>
-      </w:pPr>
-      <w:r>
-        <w:rPr>
-          <w:lang w:eastAsia="ru-RU"/>
-        </w:rPr>
-        <w:t xml:space="preserve">Альтернативные движки, такие как </w:t>
-      </w:r>
-      <w:proofErr w:type="spellStart"/>
-      <w:r>
-        <w:rPr>
-          <w:lang w:eastAsia="ru-RU"/>
-        </w:rPr>
-        <w:t>Godot</w:t>
-      </w:r>
-      <w:proofErr w:type="spellEnd"/>
-      <w:r>
-        <w:rPr>
-          <w:lang w:eastAsia="ru-RU"/>
-        </w:rPr>
-        <w:t xml:space="preserve"> и Unreal Engine, также обладают своими преимуществами:</w:t>
-      </w:r>
-    </w:p>
-    <w:p>
-      <w:pPr>
-        <w:ind w:firstLine="708"/>
-        <w:rPr>
-          <w:lang w:eastAsia="ru-RU"/>
-        </w:rPr>
-      </w:pPr>
-      <w:r>
-        <w:rPr>
-          <w:lang w:eastAsia="ru-RU"/>
-        </w:rPr>
-        <w:t xml:space="preserve">   </w:t>
-      </w:r>
-      <w:proofErr w:type="spellStart"/>
-      <w:r>
-        <w:rPr>
-          <w:lang w:eastAsia="ru-RU"/>
-        </w:rPr>
-        <w:t>Godot</w:t>
-      </w:r>
-      <w:proofErr w:type="spellEnd"/>
-      <w:r>
-        <w:rPr>
-          <w:lang w:eastAsia="ru-RU"/>
-        </w:rPr>
-        <w:t>: предлагает открытый исходный код и легкость в освоении, но его экосистема и библиотека ресурсов менее обширны по сравнению с Unity.</w:t>
-      </w:r>
-    </w:p>
-    <w:p>
-      <w:pPr>
-        <w:ind w:firstLine="708"/>
-        <w:rPr>
-          <w:lang w:eastAsia="ru-RU"/>
-        </w:rPr>
-      </w:pPr>
-      <w:r>
-        <w:rPr>
-          <w:lang w:eastAsia="ru-RU"/>
-        </w:rPr>
-        <w:t xml:space="preserve">   Unreal Engine: имеет систему </w:t>
-      </w:r>
-      <w:proofErr w:type="spellStart"/>
-      <w:r>
-        <w:rPr>
-          <w:lang w:eastAsia="ru-RU"/>
-        </w:rPr>
-        <w:t>Blueprints</w:t>
-      </w:r>
-      <w:proofErr w:type="spellEnd"/>
-      <w:r>
-        <w:rPr>
-          <w:lang w:eastAsia="ru-RU"/>
-        </w:rPr>
-        <w:t>, но может показаться чрезмерным для простого 2D проекта из-за его первоначальной ориентации на высококачественные 3D проекты.</w:t>
-      </w:r>
-    </w:p>
-    <w:p>
-      <w:pPr>
-        <w:ind w:firstLine="708"/>
-        <w:rPr>
-          <w:lang w:eastAsia="ru-RU"/>
-        </w:rPr>
-      </w:pPr>
-      <w:r>
-        <w:rPr>
-          <w:lang w:eastAsia="ru-RU"/>
-        </w:rPr>
-        <w:t>Unity демонстрирует оптимальное сочетание доступных инструментов, относительно скромных системных требований, поддержки со стороны сообщества и потенциала для дальнейшего развития проекта, что делает его предпочтительным выбором для разработки прототипа 2D платформера в рамках курсовой работы.</w:t>
-      </w:r>
-    </w:p>
-    <w:p>
-      <w:pPr>
-        <w:rPr>
-          <w:lang w:eastAsia="ru-RU"/>
-        </w:rPr>
-      </w:pPr>
-    </w:p>
-    <w:p>
-      <w:pPr>
-        <w:tabs>
-          <w:tab w:val="left" w:pos="2175"/>
-        </w:tabs>
-        <w:rPr>
-          <w:lang w:eastAsia="ru-RU"/>
-        </w:rPr>
-      </w:pPr>
-      <w:r>
-        <w:rPr>
-          <w:lang w:eastAsia="ru-RU"/>
-        </w:rPr>
         <w:tab/>
       </w:r>
     </w:p>
@@ -5171,10 +6001,9 @@
         <w:pStyle w:val="2"/>
       </w:pPr>
       <w:r>
-        <w:lastRenderedPageBreak/>
         <w:t xml:space="preserve"> </w:t>
       </w:r>
-      <w:bookmarkStart w:id="9" w:name="_Toc188503224"/>
+      <w:bookmarkStart w:id="9" w:name="_Toc188515865"/>
       <w:r>
         <w:t xml:space="preserve">Особенности разработки игр на </w:t>
       </w:r>
@@ -5303,6 +6132,7 @@
         <w:ind w:firstLine="360"/>
       </w:pPr>
       <w:r>
+        <w:lastRenderedPageBreak/>
         <w:t>Сцена представляет собой контейнер, содержащий все визуальные и логические элементы игры. Эти элементы, составляющие строительные блоки сцены, называются GameObject (игровыми объектами).</w:t>
       </w:r>
     </w:p>
@@ -5437,7 +6267,6 @@
         <w:rPr>
           <w:lang w:val="en-US"/>
         </w:rPr>
-        <w:lastRenderedPageBreak/>
         <w:t>GameObject</w:t>
       </w:r>
       <w:r>
@@ -5577,15 +6406,8 @@
         <w:ind w:firstLine="708"/>
       </w:pPr>
       <w:r>
-        <w:t>GameObject сам по себе не имеет визуального представления или поведения. Его функциональность определяется компонентами (</w:t>
-      </w:r>
-      <w:proofErr w:type="spellStart"/>
-      <w:r>
-        <w:t>Components</w:t>
-      </w:r>
-      <w:proofErr w:type="spellEnd"/>
-      <w:r>
-        <w:t>), которые прикрепляются к нему. Компоненты – это модульные фрагменты кода, реализующие определенные аспекты объекта.</w:t>
+        <w:lastRenderedPageBreak/>
+        <w:t>GameObject сам по себе не имеет визуального представления или поведения. Его функциональность определяется компонентами (Components), которые прикрепляются к нему. Компоненты – это модульные фрагменты кода, реализующие определенные аспекты объекта.</w:t>
       </w:r>
     </w:p>
     <w:p>
@@ -5593,37 +6415,8 @@
         <w:tab/>
         <w:t xml:space="preserve">Например, </w:t>
       </w:r>
-      <w:proofErr w:type="spellStart"/>
-      <w:r>
-        <w:t>Transform</w:t>
-      </w:r>
-      <w:proofErr w:type="spellEnd"/>
-      <w:r>
-        <w:t>: Обязательный компонент для каждого GameObject, определяющий его положение (</w:t>
-      </w:r>
-      <w:proofErr w:type="spellStart"/>
-      <w:r>
-        <w:t>position</w:t>
-      </w:r>
-      <w:proofErr w:type="spellEnd"/>
-      <w:r>
-        <w:t>), вращение (</w:t>
-      </w:r>
-      <w:proofErr w:type="spellStart"/>
-      <w:r>
-        <w:t>rotation</w:t>
-      </w:r>
-      <w:proofErr w:type="spellEnd"/>
-      <w:r>
-        <w:t>) и масштаб (</w:t>
-      </w:r>
-      <w:proofErr w:type="spellStart"/>
-      <w:r>
-        <w:t>scale</w:t>
-      </w:r>
-      <w:proofErr w:type="spellEnd"/>
-      <w:r>
-        <w:t>) в пространстве сцены.</w:t>
+      <w:r>
+        <w:t>Transform: Обязательный компонент для каждого GameObject, определяющий его положение (position), вращение (rotation) и масштаб (scale) в пространстве сцены.</w:t>
       </w:r>
     </w:p>
     <w:p>
@@ -5696,17 +6489,8 @@
           <w:i w:val="0"/>
           <w:iCs w:val="0"/>
         </w:rPr>
-        <w:t xml:space="preserve"> Компонент </w:t>
-      </w:r>
-      <w:proofErr w:type="spellStart"/>
-      <w:r>
-        <w:rPr>
-          <w:i w:val="0"/>
-          <w:iCs w:val="0"/>
-        </w:rPr>
-        <w:t>Transform</w:t>
-      </w:r>
-      <w:proofErr w:type="spellEnd"/>
+        <w:t xml:space="preserve"> Компонент Transform</w:t>
+      </w:r>
     </w:p>
     <w:p>
       <w:pPr>
@@ -5725,19 +6509,7 @@
         <w:t>GameObject</w:t>
       </w:r>
       <w:r>
-        <w:t xml:space="preserve">, основанная на компонентах, позволяет создавать разнообразные объекты с различным поведением и функциональностью. Умение эффективно использовать </w:t>
-      </w:r>
-      <w:proofErr w:type="spellStart"/>
-      <w:r>
-        <w:t>GameObject'ы</w:t>
-      </w:r>
-      <w:proofErr w:type="spellEnd"/>
-      <w:r>
-        <w:t xml:space="preserve"> и их </w:t>
-      </w:r>
-      <w:r>
-        <w:lastRenderedPageBreak/>
-        <w:t>компоненты является ключевым навыком для разработчика игр и интерактивных приложений в Unity.</w:t>
+        <w:t>, основанная на компонентах, позволяет создавать разнообразные объекты с различным поведением и функциональностью. Умение эффективно использовать GameObject'ы и их компоненты является ключевым навыком для разработчика игр и интерактивных приложений в Unity.</w:t>
       </w:r>
       <w:r>
         <w:t xml:space="preserve"> Рассмотрим некоторые из компонентов.</w:t>
@@ -5748,7 +6520,7 @@
         <w:pStyle w:val="3"/>
         <w:ind w:left="1418" w:hanging="709"/>
       </w:pPr>
-      <w:bookmarkStart w:id="10" w:name="_Toc188503225"/>
+      <w:bookmarkStart w:id="10" w:name="_Toc188515866"/>
       <w:r>
         <w:t>Физика</w:t>
       </w:r>
@@ -5773,31 +6545,11 @@
         <w:ind w:firstLine="708"/>
       </w:pPr>
       <w:r>
-        <w:t xml:space="preserve">Как было сказано ранее </w:t>
-      </w:r>
-      <w:proofErr w:type="spellStart"/>
-      <w:r>
-        <w:t>Transform</w:t>
-      </w:r>
-      <w:proofErr w:type="spellEnd"/>
-      <w:r>
-        <w:t xml:space="preserve"> служит основой для определения положения, вращения и масштаба GameObject, однако его поведение изменяется при добавлении компонента Rigidbody2D. Rigidbody2D берет на себя управление положением объекта в соответствии с законами физики, переопределяя </w:t>
-      </w:r>
-      <w:proofErr w:type="spellStart"/>
-      <w:r>
-        <w:t>Transform</w:t>
-      </w:r>
-      <w:proofErr w:type="spellEnd"/>
-      <w:r>
-        <w:t xml:space="preserve"> для синхронизации визуального отображения с физической симуляцией. Прямое изменение </w:t>
-      </w:r>
-      <w:proofErr w:type="spellStart"/>
-      <w:r>
-        <w:t>Transform</w:t>
-      </w:r>
-      <w:proofErr w:type="spellEnd"/>
-      <w:r>
-        <w:t xml:space="preserve"> объекта с Rigidbody2D приводит к непредсказуемому поведению и ошибкам, поэтому управление положением должно осуществляться исключительно через сам Rigidbody2D.</w:t>
+        <w:t xml:space="preserve">Как было сказано ранее Transform служит основой для определения положения, вращения и масштаба GameObject, однако его поведение изменяется при добавлении компонента Rigidbody2D. Rigidbody2D берет на себя управление положением объекта в соответствии с законами физики, переопределяя Transform для синхронизации визуального отображения с физической симуляцией. Прямое изменение Transform объекта с Rigidbody2D </w:t>
+      </w:r>
+      <w:r>
+        <w:lastRenderedPageBreak/>
+        <w:t>приводит к непредсказуемому поведению и ошибкам, поэтому управление положением должно осуществляться исключительно через сам Rigidbody2D.</w:t>
       </w:r>
     </w:p>
     <w:p>
@@ -5908,7 +6660,6 @@
         <w:ind w:firstLine="708"/>
       </w:pPr>
       <w:r>
-        <w:lastRenderedPageBreak/>
         <w:t xml:space="preserve">Сделать </w:t>
       </w:r>
       <w:r>
@@ -5923,14 +6674,12 @@
       <w:r>
         <w:t xml:space="preserve">твердым телом с помощью </w:t>
       </w:r>
-      <w:proofErr w:type="spellStart"/>
       <w:r>
         <w:rPr>
           <w:lang w:val="en-US"/>
         </w:rPr>
         <w:t>Rigidbody</w:t>
       </w:r>
-      <w:proofErr w:type="spellEnd"/>
       <w:r>
         <w:t>2</w:t>
       </w:r>
@@ -5951,184 +6700,44 @@
       <w:pPr>
         <w:ind w:firstLine="708"/>
       </w:pPr>
-      <w:proofErr w:type="spellStart"/>
-      <w:r>
-        <w:t>Collider</w:t>
-      </w:r>
-      <w:proofErr w:type="spellEnd"/>
-      <w:r>
-        <w:t xml:space="preserve"> — это компонент в Unity, который добавляет возможность коллизий с другими объектами для GameObject.</w:t>
+      <w:r>
+        <w:t>Collider — это компонент в Unity, который добавляет возможность коллизий с другими объектами для GameObject.</w:t>
       </w:r>
       <w:r>
         <w:t xml:space="preserve"> Данный компонент может принимать на объекте различную форму: </w:t>
       </w:r>
       <w:r>
-        <w:t xml:space="preserve">Box </w:t>
-      </w:r>
-      <w:proofErr w:type="spellStart"/>
-      <w:r>
-        <w:t>Collider</w:t>
-      </w:r>
-      <w:proofErr w:type="spellEnd"/>
-      <w:r>
-        <w:t xml:space="preserve"> 2D</w:t>
+        <w:t>Box Collider 2D</w:t>
       </w:r>
       <w:r>
         <w:t xml:space="preserve">, </w:t>
       </w:r>
-      <w:proofErr w:type="spellStart"/>
-      <w:r>
-        <w:t>Circle</w:t>
-      </w:r>
-      <w:proofErr w:type="spellEnd"/>
-      <w:r>
-        <w:t xml:space="preserve"> </w:t>
-      </w:r>
-      <w:proofErr w:type="spellStart"/>
-      <w:r>
-        <w:t>Collider</w:t>
-      </w:r>
-      <w:proofErr w:type="spellEnd"/>
-      <w:r>
-        <w:t xml:space="preserve"> 2D</w:t>
+      <w:r>
+        <w:t>Circle Collider 2D</w:t>
       </w:r>
       <w:r>
         <w:t xml:space="preserve">, </w:t>
       </w:r>
-      <w:proofErr w:type="spellStart"/>
-      <w:r>
-        <w:t>Polygon</w:t>
-      </w:r>
-      <w:proofErr w:type="spellEnd"/>
-      <w:r>
-        <w:t xml:space="preserve"> </w:t>
-      </w:r>
-      <w:proofErr w:type="spellStart"/>
-      <w:r>
-        <w:t>Collider</w:t>
-      </w:r>
-      <w:proofErr w:type="spellEnd"/>
-      <w:r>
-        <w:t xml:space="preserve"> 2D</w:t>
+      <w:r>
+        <w:t>Polygon Collider 2D</w:t>
       </w:r>
       <w:r>
         <w:t xml:space="preserve">, </w:t>
       </w:r>
       <w:r>
-        <w:t xml:space="preserve">Edge </w:t>
-      </w:r>
-      <w:proofErr w:type="spellStart"/>
-      <w:r>
-        <w:t>Collider</w:t>
-      </w:r>
-      <w:proofErr w:type="spellEnd"/>
-      <w:r>
-        <w:t xml:space="preserve"> 2D</w:t>
+        <w:t>Edge Collider 2D</w:t>
       </w:r>
       <w:r>
         <w:t xml:space="preserve">, </w:t>
       </w:r>
-      <w:proofErr w:type="spellStart"/>
-      <w:r>
-        <w:t>Capsule</w:t>
-      </w:r>
-      <w:proofErr w:type="spellEnd"/>
-      <w:r>
-        <w:t xml:space="preserve"> </w:t>
-      </w:r>
-      <w:proofErr w:type="spellStart"/>
-      <w:r>
-        <w:t>Collider</w:t>
-      </w:r>
-      <w:proofErr w:type="spellEnd"/>
-      <w:r>
-        <w:t xml:space="preserve"> 2D</w:t>
+      <w:r>
+        <w:t>Capsule Collider 2D</w:t>
       </w:r>
       <w:r>
         <w:t xml:space="preserve">. </w:t>
       </w:r>
       <w:r>
-        <w:t xml:space="preserve">При выборе коллайдера следует учитывать форму объекта, требования к точности столкновений и производительность. Для простых объектов лучше использовать Box </w:t>
-      </w:r>
-      <w:proofErr w:type="spellStart"/>
-      <w:r>
-        <w:t>Collider</w:t>
-      </w:r>
-      <w:proofErr w:type="spellEnd"/>
-      <w:r>
-        <w:t xml:space="preserve"> 2D или </w:t>
-      </w:r>
-      <w:proofErr w:type="spellStart"/>
-      <w:r>
-        <w:t>Circle</w:t>
-      </w:r>
-      <w:proofErr w:type="spellEnd"/>
-      <w:r>
-        <w:t xml:space="preserve"> </w:t>
-      </w:r>
-      <w:proofErr w:type="spellStart"/>
-      <w:r>
-        <w:t>Collider</w:t>
-      </w:r>
-      <w:proofErr w:type="spellEnd"/>
-      <w:r>
-        <w:t xml:space="preserve"> 2D. Для объектов сложной формы можно использовать </w:t>
-      </w:r>
-      <w:proofErr w:type="spellStart"/>
-      <w:r>
-        <w:t>Polygon</w:t>
-      </w:r>
-      <w:proofErr w:type="spellEnd"/>
-      <w:r>
-        <w:t xml:space="preserve"> </w:t>
-      </w:r>
-      <w:proofErr w:type="spellStart"/>
-      <w:r>
-        <w:t>Collider</w:t>
-      </w:r>
-      <w:proofErr w:type="spellEnd"/>
-      <w:r>
-        <w:t xml:space="preserve"> 2D или </w:t>
-      </w:r>
-      <w:proofErr w:type="spellStart"/>
-      <w:r>
-        <w:t>Composite</w:t>
-      </w:r>
-      <w:proofErr w:type="spellEnd"/>
-      <w:r>
-        <w:t xml:space="preserve"> </w:t>
-      </w:r>
-      <w:proofErr w:type="spellStart"/>
-      <w:r>
-        <w:t>Collider</w:t>
-      </w:r>
-      <w:proofErr w:type="spellEnd"/>
-      <w:r>
-        <w:t xml:space="preserve"> 2D. Edge </w:t>
-      </w:r>
-      <w:proofErr w:type="spellStart"/>
-      <w:r>
-        <w:t>Collider</w:t>
-      </w:r>
-      <w:proofErr w:type="spellEnd"/>
-      <w:r>
-        <w:t xml:space="preserve"> 2D подходит для представления тонких объектов. </w:t>
-      </w:r>
-      <w:proofErr w:type="spellStart"/>
-      <w:r>
-        <w:t>Capsule</w:t>
-      </w:r>
-      <w:proofErr w:type="spellEnd"/>
-      <w:r>
-        <w:t xml:space="preserve"> </w:t>
-      </w:r>
-      <w:proofErr w:type="spellStart"/>
-      <w:r>
-        <w:t>Collider</w:t>
-      </w:r>
-      <w:proofErr w:type="spellEnd"/>
-      <w:r>
-        <w:t xml:space="preserve"> 2D хорошо подходит для персонажей.</w:t>
+        <w:t>При выборе коллайдера следует учитывать форму объекта, требования к точности столкновений и производительность. Для простых объектов лучше использовать Box Collider 2D или Circle Collider 2D. Для объектов сложной формы можно использовать Polygon Collider 2D или Composite Collider 2D. Edge Collider 2D подходит для представления тонких объектов. Capsule Collider 2D хорошо подходит для персонажей.</w:t>
       </w:r>
     </w:p>
     <w:p>
@@ -6141,6 +6750,7 @@
         <w:rPr>
           <w:noProof/>
         </w:rPr>
+        <w:lastRenderedPageBreak/>
         <w:drawing>
           <wp:inline distT="0" distB="0" distL="0" distR="0" wp14:anchorId="2DBC1378" wp14:editId="23439D6A">
             <wp:extent cx="4008729" cy="1611509"/>
@@ -6205,9 +6815,8 @@
         <w:pStyle w:val="3"/>
         <w:ind w:left="1418" w:hanging="709"/>
       </w:pPr>
-      <w:bookmarkStart w:id="11" w:name="_Toc188503226"/>
-      <w:r>
-        <w:lastRenderedPageBreak/>
+      <w:bookmarkStart w:id="11" w:name="_Toc188515867"/>
+      <w:r>
         <w:t>Графика</w:t>
       </w:r>
       <w:bookmarkEnd w:id="11"/>
@@ -6218,14 +6827,7 @@
       </w:r>
       <w:r>
         <w:tab/>
-      </w:r>
-      <w:proofErr w:type="spellStart"/>
-      <w:r>
-        <w:t>Юнити</w:t>
-      </w:r>
-      <w:proofErr w:type="spellEnd"/>
-      <w:r>
-        <w:t xml:space="preserve"> поддерживает графику </w:t>
+        <w:t xml:space="preserve">Юнити поддерживает графику </w:t>
       </w:r>
       <w:r>
         <w:t>3</w:t>
@@ -6373,6 +6975,7 @@
     </w:p>
     <w:p>
       <w:r>
+        <w:lastRenderedPageBreak/>
         <w:tab/>
       </w:r>
       <w:r>
@@ -6385,15 +6988,7 @@
         <w:t>используется</w:t>
       </w:r>
       <w:r>
-        <w:t xml:space="preserve"> компонент Sprite </w:t>
-      </w:r>
-      <w:proofErr w:type="spellStart"/>
-      <w:r>
-        <w:t>Renderer</w:t>
-      </w:r>
-      <w:proofErr w:type="spellEnd"/>
-      <w:r>
-        <w:t>, который позволяет отобразить спрайт или анимацию из спрайтов.</w:t>
+        <w:t xml:space="preserve"> компонент Sprite Renderer, который позволяет отобразить спрайт или анимацию из спрайтов.</w:t>
       </w:r>
     </w:p>
     <w:p>
@@ -6511,7 +7106,6 @@
         </w:rPr>
         <w:t xml:space="preserve"> используется инструмент </w:t>
       </w:r>
-      <w:proofErr w:type="spellStart"/>
       <w:r>
         <w:rPr>
           <w:rFonts w:eastAsia="Times New Roman" w:cs="Times New Roman"/>
@@ -6522,7 +7116,6 @@
         </w:rPr>
         <w:t>Sp</w:t>
       </w:r>
-      <w:proofErr w:type="spellEnd"/>
       <w:r>
         <w:rPr>
           <w:rFonts w:eastAsia="Times New Roman" w:cs="Times New Roman"/>
@@ -6533,7 +7126,6 @@
         </w:rPr>
         <w:t>r</w:t>
       </w:r>
-      <w:proofErr w:type="spellStart"/>
       <w:r>
         <w:rPr>
           <w:rFonts w:eastAsia="Times New Roman" w:cs="Times New Roman"/>
@@ -6542,18 +7134,7 @@
           <w:lang w:eastAsia="ru-RU"/>
           <w14:ligatures w14:val="none"/>
         </w:rPr>
-        <w:t>ite</w:t>
-      </w:r>
-      <w:proofErr w:type="spellEnd"/>
-      <w:r>
-        <w:rPr>
-          <w:rFonts w:eastAsia="Times New Roman" w:cs="Times New Roman"/>
-          <w:kern w:val="36"/>
-          <w:szCs w:val="48"/>
-          <w:lang w:eastAsia="ru-RU"/>
-          <w14:ligatures w14:val="none"/>
-        </w:rPr>
-        <w:t xml:space="preserve"> Editor. </w:t>
+        <w:t xml:space="preserve">ite Editor. </w:t>
       </w:r>
       <w:r>
         <w:rPr>
@@ -6631,7 +7212,6 @@
           <w:lang w:eastAsia="ru-RU"/>
           <w14:ligatures w14:val="none"/>
         </w:rPr>
-        <w:lastRenderedPageBreak/>
         <w:drawing>
           <wp:inline distT="0" distB="0" distL="0" distR="0" wp14:anchorId="5CCE0243" wp14:editId="6639993B">
             <wp:extent cx="4870410" cy="1676400"/>
@@ -6705,12 +7285,10 @@
       <w:r>
         <w:t xml:space="preserve"> </w:t>
       </w:r>
-      <w:bookmarkStart w:id="13" w:name="_Toc188503227"/>
-      <w:proofErr w:type="spellStart"/>
+      <w:bookmarkStart w:id="13" w:name="_Toc188515868"/>
       <w:r>
         <w:t>Input</w:t>
       </w:r>
-      <w:proofErr w:type="spellEnd"/>
       <w:r>
         <w:t xml:space="preserve"> </w:t>
       </w:r>
@@ -6722,52 +7300,14 @@
     <w:p>
       <w:r>
         <w:tab/>
-      </w:r>
-      <w:proofErr w:type="spellStart"/>
-      <w:r>
-        <w:t>Input</w:t>
-      </w:r>
-      <w:proofErr w:type="spellEnd"/>
-      <w:r>
-        <w:t xml:space="preserve"> System - современный инструмент позволяет гибко настраивать действия, такие как движение персонажа, прыжки и атаки, связывая их с клавишами клавиатуры, кнопками геймпада или сенсорными экранами. </w:t>
-      </w:r>
-      <w:proofErr w:type="spellStart"/>
-      <w:r>
-        <w:t>Input</w:t>
-      </w:r>
-      <w:proofErr w:type="spellEnd"/>
-      <w:r>
-        <w:t xml:space="preserve"> System работает на основе событийной модели, что обеспечивает точное отслеживание нажатий, удержаний и </w:t>
-      </w:r>
-      <w:proofErr w:type="spellStart"/>
-      <w:r>
-        <w:t>отпусканий</w:t>
-      </w:r>
-      <w:proofErr w:type="spellEnd"/>
-      <w:r>
-        <w:t xml:space="preserve"> клавиш, что особенно важно для реализации механики прыжка и других динамических действий.</w:t>
-      </w:r>
-    </w:p>
-    <w:p>
-      <w:r>
+        <w:t>Input System - современный инструмент позволяет гибко настраивать действия, такие как движение персонажа, прыжки и атаки, связывая их с клавишами клавиатуры, кнопками геймпада или сенсорными экранами. Input System работает на основе событийной модели, что обеспечивает точное отслеживание нажатий, удержаний и отпусканий клавиш, что особенно важно для реализации механики прыжка и других динамических действий.</w:t>
+      </w:r>
+    </w:p>
+    <w:p>
+      <w:r>
+        <w:lastRenderedPageBreak/>
         <w:tab/>
-        <w:t xml:space="preserve">Интеграция </w:t>
-      </w:r>
-      <w:proofErr w:type="spellStart"/>
-      <w:r>
-        <w:t>Input</w:t>
-      </w:r>
-      <w:proofErr w:type="spellEnd"/>
-      <w:r>
-        <w:t xml:space="preserve"> System с пользовательской физикой осуществляется через обработку ввода в методах Update или FixedUpdate, в зависимости от требований физического движка. Кроме того, </w:t>
-      </w:r>
-      <w:proofErr w:type="spellStart"/>
-      <w:r>
-        <w:t>Input</w:t>
-      </w:r>
-      <w:proofErr w:type="spellEnd"/>
-      <w:r>
-        <w:t xml:space="preserve"> System поддерживает кроссплатформенность, упрощая адаптацию игры под различные устройства ввода без необходимости дополнительного программирования. </w:t>
+        <w:t xml:space="preserve">Интеграция Input System с пользовательской физикой осуществляется через обработку ввода в методах Update или FixedUpdate, в зависимости от требований физического движка. Кроме того, Input System поддерживает кроссплатформенность, упрощая адаптацию игры под различные устройства ввода без необходимости дополнительного программирования. </w:t>
       </w:r>
     </w:p>
     <w:p>
@@ -6826,64 +7366,181 @@
       <w:pPr>
         <w:pStyle w:val="ab"/>
         <w:jc w:val="center"/>
+        <w:rPr>
+          <w:lang w:val="en-US"/>
+        </w:rPr>
       </w:pPr>
       <w:r>
         <w:t xml:space="preserve">Рисунок </w:t>
       </w:r>
       <w:r>
+        <w:t xml:space="preserve">10. </w:t>
+      </w:r>
+      <w:r>
         <w:rPr>
           <w:lang w:val="en-US"/>
         </w:rPr>
-        <w:t>10. Input System</w:t>
+        <w:t>Input</w:t>
+      </w:r>
+      <w:r>
+        <w:t xml:space="preserve"> </w:t>
+      </w:r>
+      <w:r>
+        <w:rPr>
+          <w:lang w:val="en-US"/>
+        </w:rPr>
+        <w:t>System</w:t>
       </w:r>
     </w:p>
     <w:p>
       <w:pPr>
         <w:pStyle w:val="3"/>
       </w:pPr>
-      <w:r>
-        <w:br w:type="page"/>
-      </w:r>
+      <w:bookmarkStart w:id="14" w:name="_Toc668"/>
+      <w:bookmarkStart w:id="15" w:name="_Toc3298"/>
+      <w:r>
+        <w:t xml:space="preserve"> </w:t>
+      </w:r>
+      <w:bookmarkStart w:id="16" w:name="_Toc188515869"/>
+      <w:r>
+        <w:rPr>
+          <w:lang w:val="en-US"/>
+        </w:rPr>
+        <w:t>Cinemachine</w:t>
+      </w:r>
+      <w:bookmarkEnd w:id="14"/>
+      <w:bookmarkEnd w:id="15"/>
+      <w:bookmarkEnd w:id="16"/>
+    </w:p>
+    <w:p>
+      <w:pPr>
+        <w:ind w:firstLine="708"/>
+        <w:rPr>
+          <w:szCs w:val="28"/>
+        </w:rPr>
+      </w:pPr>
+      <w:r>
+        <w:rPr>
+          <w:szCs w:val="28"/>
+          <w:lang w:val="en-US"/>
+        </w:rPr>
+        <w:t>Cinemachine</w:t>
+      </w:r>
+      <w:r>
+        <w:rPr>
+          <w:szCs w:val="28"/>
+        </w:rPr>
+        <w:t xml:space="preserve"> </w:t>
+      </w:r>
+      <w:r>
+        <w:rPr>
+          <w:szCs w:val="28"/>
+        </w:rPr>
+        <w:t>–</w:t>
+      </w:r>
+      <w:r>
+        <w:rPr>
+          <w:szCs w:val="28"/>
+        </w:rPr>
+        <w:t xml:space="preserve"> </w:t>
+      </w:r>
+      <w:r>
+        <w:rPr>
+          <w:szCs w:val="28"/>
+        </w:rPr>
+        <w:t>самый популярный и удобный инструмент для работы с игровой камерой. Он позволяет значительно упростить работу с ней, предоставляя большое количество настроек и готовых прессетов.</w:t>
+      </w:r>
+    </w:p>
+    <w:p>
+      <w:pPr>
+        <w:jc w:val="center"/>
+      </w:pPr>
+      <w:r>
+        <w:rPr>
+          <w:noProof/>
+        </w:rPr>
+        <w:drawing>
+          <wp:inline distT="0" distB="0" distL="114300" distR="114300" wp14:anchorId="3F9C7C45" wp14:editId="71584B5D">
+            <wp:extent cx="2463165" cy="2243455"/>
+            <wp:effectExtent l="0" t="0" r="13335" b="4445"/>
+            <wp:docPr id="17" name="Изображение 12"/>
+            <wp:cNvGraphicFramePr>
+              <a:graphicFrameLocks xmlns:a="http://schemas.openxmlformats.org/drawingml/2006/main" noChangeAspect="1"/>
+            </wp:cNvGraphicFramePr>
+            <a:graphic xmlns:a="http://schemas.openxmlformats.org/drawingml/2006/main">
+              <a:graphicData uri="http://schemas.openxmlformats.org/drawingml/2006/picture">
+                <pic:pic xmlns:pic="http://schemas.openxmlformats.org/drawingml/2006/picture">
+                  <pic:nvPicPr>
+                    <pic:cNvPr id="17" name="Изображение 12"/>
+                    <pic:cNvPicPr>
+                      <a:picLocks noChangeAspect="1"/>
+                    </pic:cNvPicPr>
+                  </pic:nvPicPr>
+                  <pic:blipFill>
+                    <a:blip r:embed="rId19"/>
+                    <a:stretch>
+                      <a:fillRect/>
+                    </a:stretch>
+                  </pic:blipFill>
+                  <pic:spPr>
+                    <a:xfrm>
+                      <a:off x="0" y="0"/>
+                      <a:ext cx="2463165" cy="2243455"/>
+                    </a:xfrm>
+                    <a:prstGeom prst="rect">
+                      <a:avLst/>
+                    </a:prstGeom>
+                    <a:noFill/>
+                    <a:ln>
+                      <a:noFill/>
+                    </a:ln>
+                  </pic:spPr>
+                </pic:pic>
+              </a:graphicData>
+            </a:graphic>
+          </wp:inline>
+        </w:drawing>
+      </w:r>
+    </w:p>
+    <w:p>
+      <w:pPr>
+        <w:pStyle w:val="ab"/>
+        <w:jc w:val="center"/>
+      </w:pPr>
+      <w:r>
+        <w:t xml:space="preserve">Рисунок </w:t>
+      </w:r>
+      <w:r>
+        <w:t>1</w:t>
+      </w:r>
+      <w:r>
+        <w:t>1</w:t>
+      </w:r>
+      <w:r>
+        <w:t>. Компонент виртуальной камеры</w:t>
+      </w:r>
+    </w:p>
+    <w:p/>
+    <w:p>
+      <w:pPr>
+        <w:pStyle w:val="3"/>
+      </w:pPr>
+      <w:bookmarkStart w:id="17" w:name="_Toc188515870"/>
       <w:r>
         <w:lastRenderedPageBreak/>
-        <w:t xml:space="preserve"> </w:t>
-      </w:r>
-      <w:bookmarkStart w:id="14" w:name="_Toc188503228"/>
-      <w:r>
-        <w:t>Пользовательские компоненты</w:t>
-      </w:r>
-      <w:bookmarkEnd w:id="14"/>
+        <w:t>П</w:t>
+      </w:r>
+      <w:r>
+        <w:t>ользовательские компоненты</w:t>
+      </w:r>
+      <w:bookmarkEnd w:id="17"/>
     </w:p>
     <w:p>
       <w:pPr>
         <w:ind w:firstLine="708"/>
       </w:pPr>
       <w:r>
-        <w:t xml:space="preserve">В процессе разработки игры потребовалось создать несколько пользовательских компонентов, чтобы реализовать специфическое поведение игровых объектов. Это связано с тем, что стандартный компонент Rigidbody2D часто используется для упрощения разработки, так как он предоставляет встроенные методы для управления физическим движением, такие как </w:t>
-      </w:r>
-      <w:proofErr w:type="spellStart"/>
-      <w:r>
-        <w:t>AddForce</w:t>
-      </w:r>
-      <w:proofErr w:type="spellEnd"/>
-      <w:r>
-        <w:t xml:space="preserve">, </w:t>
-      </w:r>
-      <w:proofErr w:type="spellStart"/>
-      <w:r>
-        <w:t>MovePosition</w:t>
-      </w:r>
-      <w:proofErr w:type="spellEnd"/>
-      <w:r>
-        <w:t xml:space="preserve"> или </w:t>
-      </w:r>
-      <w:proofErr w:type="spellStart"/>
-      <w:r>
-        <w:t>velocity</w:t>
-      </w:r>
-      <w:proofErr w:type="spellEnd"/>
-      <w:r>
-        <w:t>, которые позволяют задавать движение объекта без необходимости прописывать всю физику вручную. Однако такое упрощение не всегда подходит для заданных целей.</w:t>
+        <w:t>В процессе разработки игры потребовалось создать несколько пользовательских компонентов, чтобы реализовать специфическое поведение игровых объектов. Это связано с тем, что стандартный компонент Rigidbody2D часто используется для упрощения разработки, так как он предоставляет встроенные методы для управления физическим движением, такие как AddForce, MovePosition или velocity, которые позволяют задавать движение объекта без необходимости прописывать всю физику вручную. Однако такое упрощение не всегда подходит для заданных целей.</w:t>
       </w:r>
     </w:p>
     <w:p>
@@ -6914,23 +7571,7 @@
         <w:ind w:left="360" w:firstLine="348"/>
       </w:pPr>
       <w:r>
-        <w:t xml:space="preserve">При использовании Rigidbody2D движения объекта зависят от встроенного физического движка Unity, что может усложнить реализацию точного поведения, например, нестандартных перемещений, рывков или </w:t>
-      </w:r>
-      <w:proofErr w:type="spellStart"/>
-      <w:r>
-        <w:t>анимаций</w:t>
-      </w:r>
-      <w:proofErr w:type="spellEnd"/>
-      <w:r>
-        <w:t xml:space="preserve">. В таких ситуациях удобнее реализовать движение вручную, например, через изменение позиции объекта с помощью </w:t>
-      </w:r>
-      <w:proofErr w:type="spellStart"/>
-      <w:r>
-        <w:t>Transform.Translate</w:t>
-      </w:r>
-      <w:proofErr w:type="spellEnd"/>
-      <w:r>
-        <w:t xml:space="preserve"> или других методов. </w:t>
+        <w:t xml:space="preserve">При использовании Rigidbody2D движения объекта зависят от встроенного физического движка Unity, что может усложнить реализацию точного поведения, например, нестандартных перемещений, рывков или анимаций. В таких ситуациях удобнее реализовать движение вручную, например, через изменение позиции объекта с помощью Transform.Translate или других методов. </w:t>
       </w:r>
     </w:p>
     <w:p>
@@ -7037,6 +7678,254 @@
       </w:r>
     </w:p>
     <w:p>
+      <w:pPr>
+        <w:ind w:firstLine="708"/>
+      </w:pPr>
+      <w:r>
+        <w:t xml:space="preserve">   Жизненный цикл: MonoBehaviour предоставляет набор методов, которые вызываются Unity в определенные моменты жизненного цикла объекта. Это позволяет контролировать, что происходит при создании, обновлении и уничтожении объекта.</w:t>
+      </w:r>
+    </w:p>
+    <w:p>
+      <w:pPr>
+        <w:ind w:firstLine="708"/>
+      </w:pPr>
+      <w:r>
+        <w:t>Наиболее распространенные методы MonoBehaviour:</w:t>
+      </w:r>
+    </w:p>
+    <w:p>
+      <w:pPr>
+        <w:pStyle w:val="a3"/>
+        <w:numPr>
+          <w:ilvl w:val="0"/>
+          <w:numId w:val="41"/>
+        </w:numPr>
+      </w:pPr>
+      <w:r>
+        <w:t>Awake()</w:t>
+      </w:r>
+      <w:r>
+        <w:t xml:space="preserve">. </w:t>
+      </w:r>
+      <w:r>
+        <w:t>Вызывается один раз, когда экземпляр скрипта загружается.</w:t>
+      </w:r>
+      <w:r>
+        <w:t xml:space="preserve"> </w:t>
+      </w:r>
+      <w:r>
+        <w:t>Используется для инициализации переменных, поиска других компонентов и настройки начального состояния.</w:t>
+      </w:r>
+      <w:r>
+        <w:t xml:space="preserve"> </w:t>
+      </w:r>
+      <w:r>
+        <w:t>Вызывается до Start().</w:t>
+      </w:r>
+      <w:r>
+        <w:rPr>
+          <w:lang w:val="en-US"/>
+        </w:rPr>
+        <w:t xml:space="preserve"> </w:t>
+      </w:r>
+    </w:p>
+    <w:p>
+      <w:pPr>
+        <w:pStyle w:val="a3"/>
+        <w:numPr>
+          <w:ilvl w:val="0"/>
+          <w:numId w:val="41"/>
+        </w:numPr>
+      </w:pPr>
+      <w:r>
+        <w:t>Start()</w:t>
+      </w:r>
+      <w:r>
+        <w:t xml:space="preserve">. </w:t>
+      </w:r>
+      <w:r>
+        <w:t>Вызывается один раз, перед первым кадром обновления.</w:t>
+      </w:r>
+      <w:r>
+        <w:t xml:space="preserve"> </w:t>
+      </w:r>
+      <w:r>
+        <w:t>Используется для настройки, которая зависит от других компонентов, которые могут быть еще не инициализированы в Awake().</w:t>
+      </w:r>
+      <w:r>
+        <w:t xml:space="preserve"> </w:t>
+      </w:r>
+      <w:r>
+        <w:t>Вызывается после Awake().</w:t>
+      </w:r>
+      <w:r>
+        <w:rPr>
+          <w:lang w:val="en-US"/>
+        </w:rPr>
+        <w:t xml:space="preserve"> </w:t>
+      </w:r>
+    </w:p>
+    <w:p>
+      <w:pPr>
+        <w:pStyle w:val="a3"/>
+        <w:numPr>
+          <w:ilvl w:val="0"/>
+          <w:numId w:val="41"/>
+        </w:numPr>
+      </w:pPr>
+      <w:r>
+        <w:t>Update()</w:t>
+      </w:r>
+      <w:r>
+        <w:t xml:space="preserve">. </w:t>
+      </w:r>
+      <w:r>
+        <w:t>Вызывается каждый кадр.</w:t>
+      </w:r>
+      <w:r>
+        <w:t xml:space="preserve"> </w:t>
+      </w:r>
+      <w:r>
+        <w:t>Используется для логики, которая должна обновляться постоянно, например, движение, ввод пользователя, анимации.</w:t>
+      </w:r>
+      <w:r>
+        <w:t xml:space="preserve"> </w:t>
+      </w:r>
+    </w:p>
+    <w:p>
+      <w:pPr>
+        <w:pStyle w:val="a3"/>
+        <w:numPr>
+          <w:ilvl w:val="0"/>
+          <w:numId w:val="41"/>
+        </w:numPr>
+      </w:pPr>
+      <w:r>
+        <w:t>FixedUpdate()</w:t>
+      </w:r>
+      <w:r>
+        <w:t xml:space="preserve">. </w:t>
+      </w:r>
+      <w:r>
+        <w:t>Вызывается с фиксированной частотой (по умолчанию 50 раз в секунду), независимо от частоты кадров.</w:t>
+      </w:r>
+      <w:r>
+        <w:t xml:space="preserve"> </w:t>
+      </w:r>
+      <w:r>
+        <w:t>Используется для физических расчетов, так как обеспечивает более стабильное поведение.</w:t>
+      </w:r>
+      <w:r>
+        <w:t xml:space="preserve"> </w:t>
+      </w:r>
+    </w:p>
+    <w:p>
+      <w:pPr>
+        <w:pStyle w:val="a3"/>
+        <w:numPr>
+          <w:ilvl w:val="0"/>
+          <w:numId w:val="41"/>
+        </w:numPr>
+      </w:pPr>
+      <w:r>
+        <w:t>LateUpdate()</w:t>
+      </w:r>
+      <w:r>
+        <w:t xml:space="preserve">. </w:t>
+      </w:r>
+      <w:r>
+        <w:t>Вызывается после всех вызовов Update() в кадре.</w:t>
+      </w:r>
+      <w:r>
+        <w:t xml:space="preserve"> </w:t>
+      </w:r>
+      <w:r>
+        <w:t>Используется для логики, которая должна выполняться после всех обновлений, например, движение камеры за персонажем.</w:t>
+      </w:r>
+      <w:r>
+        <w:t xml:space="preserve"> </w:t>
+      </w:r>
+    </w:p>
+    <w:p>
+      <w:pPr>
+        <w:pStyle w:val="a3"/>
+        <w:numPr>
+          <w:ilvl w:val="0"/>
+          <w:numId w:val="41"/>
+        </w:numPr>
+      </w:pPr>
+      <w:r>
+        <w:lastRenderedPageBreak/>
+        <w:t>OnEnable()</w:t>
+      </w:r>
+      <w:r>
+        <w:t xml:space="preserve">. </w:t>
+      </w:r>
+      <w:r>
+        <w:t>Вызывается, когда компонент становится активным (включается в инспекторе или через скрипт).</w:t>
+      </w:r>
+      <w:r>
+        <w:t xml:space="preserve"> </w:t>
+      </w:r>
+      <w:r>
+        <w:t>Используется для настройки при активации.</w:t>
+      </w:r>
+      <w:r>
+        <w:rPr>
+          <w:lang w:val="en-US"/>
+        </w:rPr>
+        <w:t xml:space="preserve"> </w:t>
+      </w:r>
+    </w:p>
+    <w:p>
+      <w:pPr>
+        <w:pStyle w:val="a3"/>
+        <w:numPr>
+          <w:ilvl w:val="0"/>
+          <w:numId w:val="41"/>
+        </w:numPr>
+      </w:pPr>
+      <w:r>
+        <w:t>OnDisable()</w:t>
+      </w:r>
+      <w:r>
+        <w:t xml:space="preserve">. </w:t>
+      </w:r>
+      <w:r>
+        <w:t>Вызывается, когда компонент становится неактивным (выключается в инспекторе или через скрипт).</w:t>
+      </w:r>
+      <w:r>
+        <w:t xml:space="preserve"> </w:t>
+      </w:r>
+      <w:r>
+        <w:t>Используется для очистки ресурсов или сброса состояния при деактивации.</w:t>
+      </w:r>
+    </w:p>
+    <w:p>
+      <w:pPr>
+        <w:pStyle w:val="a3"/>
+        <w:numPr>
+          <w:ilvl w:val="0"/>
+          <w:numId w:val="41"/>
+        </w:numPr>
+      </w:pPr>
+      <w:r>
+        <w:t>OnDestroy()</w:t>
+      </w:r>
+      <w:r>
+        <w:t xml:space="preserve">. </w:t>
+      </w:r>
+      <w:r>
+        <w:t>Вызывается, когда компонент уничтожается.</w:t>
+      </w:r>
+      <w:r>
+        <w:t xml:space="preserve"> </w:t>
+      </w:r>
+      <w:r>
+        <w:t>Используется для освобождения ресурсов или выполнения финальных действий перед уничтожением.</w:t>
+      </w:r>
+    </w:p>
+    <w:p>
       <w:r>
         <w:tab/>
         <w:t xml:space="preserve">В рамках разработки платформера, </w:t>
@@ -7057,11 +7946,9 @@
       <w:r>
         <w:t xml:space="preserve">, что упрощает настройку и балансировку игры. Это особенно полезно в Unity, так как ScriptableObject позволяет хранить данные вне сцены, делая их централизованными и легко редактируемыми </w:t>
       </w:r>
-      <w:proofErr w:type="gramStart"/>
       <w:r>
         <w:t>через инспектор</w:t>
       </w:r>
-      <w:proofErr w:type="gramEnd"/>
       <w:r>
         <w:rPr>
           <w:rStyle w:val="a6"/>
@@ -7079,18 +7966,1130 @@
       </w:r>
     </w:p>
     <w:p/>
-    <w:p/>
-    <w:p/>
+    <w:p>
+      <w:pPr>
+        <w:spacing w:after="160" w:line="259" w:lineRule="auto"/>
+        <w:jc w:val="left"/>
+      </w:pPr>
+      <w:r>
+        <w:br w:type="page"/>
+      </w:r>
+    </w:p>
     <w:p>
       <w:pPr>
         <w:pStyle w:val="1"/>
       </w:pPr>
-      <w:bookmarkStart w:id="15" w:name="_Toc188503229"/>
+      <w:bookmarkStart w:id="18" w:name="_Toc188515871"/>
       <w:r>
         <w:lastRenderedPageBreak/>
         <w:t>Реализация</w:t>
       </w:r>
-      <w:bookmarkEnd w:id="15"/>
+      <w:bookmarkEnd w:id="18"/>
+    </w:p>
+    <w:p>
+      <w:pPr>
+        <w:ind w:firstLine="708"/>
+      </w:pPr>
+      <w:r>
+        <w:t xml:space="preserve">В этой главе будет описана реализация игровых механик с использованием встроенных и собственных компонентов.  </w:t>
+      </w:r>
+    </w:p>
+    <w:p>
+      <w:pPr>
+        <w:pStyle w:val="2"/>
+      </w:pPr>
+      <w:bookmarkStart w:id="19" w:name="_Toc188515872"/>
+      <w:r>
+        <w:t>Ввод пользователя</w:t>
+      </w:r>
+      <w:bookmarkEnd w:id="19"/>
+    </w:p>
+    <w:p>
+      <w:pPr>
+        <w:ind w:firstLine="708"/>
+        <w:rPr>
+          <w:szCs w:val="28"/>
+        </w:rPr>
+      </w:pPr>
+      <w:r>
+        <w:rPr>
+          <w:szCs w:val="28"/>
+        </w:rPr>
+        <w:t xml:space="preserve">Класс </w:t>
+      </w:r>
+      <w:r>
+        <w:rPr>
+          <w:b/>
+          <w:bCs/>
+          <w:szCs w:val="28"/>
+        </w:rPr>
+        <w:t>CharacterInputController</w:t>
+      </w:r>
+      <w:r>
+        <w:rPr>
+          <w:szCs w:val="28"/>
+        </w:rPr>
+        <w:t xml:space="preserve"> </w:t>
+      </w:r>
+      <w:r>
+        <w:rPr>
+          <w:szCs w:val="28"/>
+        </w:rPr>
+        <w:t>отвечает за получение данных о направлении движения от игрока</w:t>
+      </w:r>
+      <w:r>
+        <w:rPr>
+          <w:szCs w:val="28"/>
+        </w:rPr>
+        <w:t xml:space="preserve">. </w:t>
+      </w:r>
+      <w:r>
+        <w:t>Он использует метод GetInput(), чтобы возвращать вектор направления, который будет использоваться для движения персонажа.</w:t>
+      </w:r>
+    </w:p>
+    <w:p>
+      <w:pPr>
+        <w:ind w:firstLine="708"/>
+        <w:rPr>
+          <w:szCs w:val="28"/>
+        </w:rPr>
+      </w:pPr>
+      <w:r>
+        <w:rPr>
+          <w:szCs w:val="28"/>
+        </w:rPr>
+        <w:t>CharacterInputController</w:t>
+      </w:r>
+      <w:r>
+        <w:rPr>
+          <w:szCs w:val="28"/>
+        </w:rPr>
+        <w:t xml:space="preserve"> управляет</w:t>
+      </w:r>
+      <w:r>
+        <w:rPr>
+          <w:szCs w:val="28"/>
+        </w:rPr>
+        <w:t xml:space="preserve"> вводом пользователя в игре, используя новую систему ввода Unity. Он обрабатывает основные действия, такие как движение, прыжок и дабл-даш, и генерирует соответствующие события.</w:t>
+      </w:r>
+    </w:p>
+    <w:p>
+      <w:pPr>
+        <w:ind w:firstLine="708"/>
+        <w:rPr>
+          <w:szCs w:val="28"/>
+        </w:rPr>
+      </w:pPr>
+      <w:r>
+        <w:rPr>
+          <w:szCs w:val="28"/>
+        </w:rPr>
+        <w:t>Основные методы класса:</w:t>
+      </w:r>
+    </w:p>
+    <w:p>
+      <w:pPr>
+        <w:ind w:firstLine="708"/>
+      </w:pPr>
+      <w:r>
+        <w:t>Awake(): Инициализация объекта ввода и его активация при запуске.</w:t>
+      </w:r>
+    </w:p>
+    <w:p>
+      <w:pPr>
+        <w:ind w:firstLine="708"/>
+      </w:pPr>
+      <w:r>
+        <w:t>OnEnable(): Подписка на события ввода (начало/отмена прыжка и начало даша) при активации объекта.</w:t>
+      </w:r>
+    </w:p>
+    <w:p>
+      <w:pPr>
+        <w:ind w:firstLine="708"/>
+      </w:pPr>
+      <w:r>
+        <w:t>OnDisable(): Отписка от событий ввода при деактивации объекта.</w:t>
+      </w:r>
+    </w:p>
+    <w:p>
+      <w:pPr>
+        <w:ind w:firstLine="708"/>
+      </w:pPr>
+      <w:r>
+        <w:t>ReadMovement(): Чтение текущего направления движения игрока и сохранение его в переменной _inputDirection.</w:t>
+      </w:r>
+    </w:p>
+    <w:p>
+      <w:pPr>
+        <w:ind w:firstLine="708"/>
+      </w:pPr>
+      <w:r>
+        <w:t>GetInput(): Возвращает текущее направление ввода.</w:t>
+      </w:r>
+      <w:r>
+        <w:t>\</w:t>
+      </w:r>
+    </w:p>
+    <w:p>
+      <w:pPr>
+        <w:pStyle w:val="2"/>
+      </w:pPr>
+      <w:r>
+        <w:t xml:space="preserve"> </w:t>
+      </w:r>
+      <w:bookmarkStart w:id="20" w:name="_Toc188515873"/>
+      <w:r>
+        <w:t>Конечный автомат состояний</w:t>
+      </w:r>
+      <w:bookmarkEnd w:id="20"/>
+    </w:p>
+    <w:p>
+      <w:pPr>
+        <w:ind w:firstLine="708"/>
+      </w:pPr>
+      <w:r>
+        <w:t>Для реализации контроллера персонажа в 2D платформере на Unity можно использовать концепцию конечного автомата состояний (FSM), что позволяет эффективно управлять различными состояниями персонажа, такими как движение, прыжок, падение и использование</w:t>
+      </w:r>
+      <w:r>
+        <w:t xml:space="preserve"> рывка</w:t>
+      </w:r>
+      <w:r>
+        <w:t xml:space="preserve">. </w:t>
+      </w:r>
+    </w:p>
+    <w:p>
+      <w:pPr>
+        <w:pStyle w:val="3"/>
+      </w:pPr>
+      <w:bookmarkStart w:id="21" w:name="_Toc188515874"/>
+      <w:r>
+        <w:lastRenderedPageBreak/>
+        <w:t>У</w:t>
+      </w:r>
+      <w:r>
+        <w:t>правл</w:t>
+      </w:r>
+      <w:r>
+        <w:t>ение</w:t>
+      </w:r>
+      <w:r>
+        <w:t xml:space="preserve"> состояниями</w:t>
+      </w:r>
+      <w:bookmarkEnd w:id="21"/>
+    </w:p>
+    <w:p>
+      <w:pPr>
+        <w:ind w:firstLine="708"/>
+      </w:pPr>
+      <w:r>
+        <w:t xml:space="preserve">Класс </w:t>
+      </w:r>
+      <w:r>
+        <w:rPr>
+          <w:b/>
+          <w:bCs/>
+        </w:rPr>
+        <w:t>StateMachine</w:t>
+      </w:r>
+      <w:r>
+        <w:t xml:space="preserve"> управляет состояниями в игре, обеспечивая переходы и хранение текущего и предыдущего состояний. Для этого реализованы следующие методы</w:t>
+      </w:r>
+      <w:r>
+        <w:t>:</w:t>
+      </w:r>
+    </w:p>
+    <w:p>
+      <w:pPr>
+        <w:pStyle w:val="a3"/>
+        <w:numPr>
+          <w:ilvl w:val="0"/>
+          <w:numId w:val="42"/>
+        </w:numPr>
+        <w:ind w:left="709" w:firstLine="425"/>
+      </w:pPr>
+      <w:r>
+        <w:t>EnterIn&lt;TState&gt;()</w:t>
+      </w:r>
+      <w:r>
+        <w:t xml:space="preserve"> – метод, отвечающий за п</w:t>
+      </w:r>
+      <w:r>
+        <w:t>ереход в новое состояние.</w:t>
+      </w:r>
+      <w:r>
+        <w:t xml:space="preserve"> </w:t>
+      </w:r>
+      <w:r>
+        <w:t xml:space="preserve">Проверяет наличие состояния в словаре </w:t>
+      </w:r>
+      <w:r>
+        <w:t>возможных состояний</w:t>
+      </w:r>
+      <w:r>
+        <w:t xml:space="preserve">. Если состояние найдено, сохраняет текущее состояние в </w:t>
+      </w:r>
+      <w:r>
+        <w:t>предыдущее</w:t>
+      </w:r>
+      <w:r>
+        <w:t xml:space="preserve">, </w:t>
+      </w:r>
+      <w:r>
+        <w:t xml:space="preserve">вызывая завершение текущего состояния, и </w:t>
+      </w:r>
+      <w:r>
+        <w:t>устанавливает новое состояние</w:t>
+      </w:r>
+      <w:r>
+        <w:t xml:space="preserve">, </w:t>
+      </w:r>
+      <w:r>
+        <w:t>вызыва</w:t>
+      </w:r>
+      <w:r>
+        <w:t>я его запуск</w:t>
+      </w:r>
+      <w:r>
+        <w:t>.</w:t>
+      </w:r>
+    </w:p>
+    <w:p>
+      <w:pPr>
+        <w:ind w:firstLine="708"/>
+      </w:pPr>
+      <w:r>
+        <w:t xml:space="preserve">От данного класса наследуется класс </w:t>
+      </w:r>
+      <w:r>
+        <w:t>PlayerStateMachine</w:t>
+      </w:r>
+      <w:r>
+        <w:t xml:space="preserve">. Он отвечает за управление состояниями исключительно персонажа. </w:t>
+      </w:r>
+      <w:r>
+        <w:t>Для этого реализованы следующие методы:</w:t>
+      </w:r>
+    </w:p>
+    <w:p>
+      <w:pPr>
+        <w:pStyle w:val="a3"/>
+        <w:numPr>
+          <w:ilvl w:val="0"/>
+          <w:numId w:val="43"/>
+        </w:numPr>
+        <w:ind w:left="709" w:firstLine="425"/>
+      </w:pPr>
+      <w:r>
+        <w:t>Awake()</w:t>
+      </w:r>
+      <w:r>
+        <w:t xml:space="preserve"> – метод, и</w:t>
+      </w:r>
+      <w:r>
+        <w:t>нициализ</w:t>
+      </w:r>
+      <w:r>
+        <w:t>ирующий</w:t>
+      </w:r>
+      <w:r>
+        <w:t xml:space="preserve"> состояни</w:t>
+      </w:r>
+      <w:r>
+        <w:t>я</w:t>
+      </w:r>
+      <w:r>
+        <w:t>.</w:t>
+      </w:r>
+      <w:r>
+        <w:t xml:space="preserve"> </w:t>
+      </w:r>
+      <w:r>
+        <w:t xml:space="preserve">Создает и заполняет словарь </w:t>
+      </w:r>
+      <w:r>
+        <w:t>возможных состояний персонажа</w:t>
+      </w:r>
+      <w:r>
+        <w:t>, таких как GroundedState, JumpingState, FallingState и DashState, связывая их с текущим экземпляром PlayerStateMachine и ссылкой на PlayerMovement.</w:t>
+      </w:r>
+    </w:p>
+    <w:p>
+      <w:pPr>
+        <w:pStyle w:val="a3"/>
+        <w:numPr>
+          <w:ilvl w:val="0"/>
+          <w:numId w:val="43"/>
+        </w:numPr>
+        <w:ind w:left="567" w:firstLine="426"/>
+      </w:pPr>
+      <w:r>
+        <w:rPr>
+          <w:lang w:val="en-US"/>
+        </w:rPr>
+        <w:t>SetPlayer</w:t>
+      </w:r>
+      <w:r>
+        <w:t>(</w:t>
+      </w:r>
+      <w:r>
+        <w:rPr>
+          <w:lang w:val="en-US"/>
+        </w:rPr>
+        <w:t>PlayerMovement</w:t>
+      </w:r>
+      <w:r>
+        <w:t xml:space="preserve"> </w:t>
+      </w:r>
+      <w:r>
+        <w:rPr>
+          <w:lang w:val="en-US"/>
+        </w:rPr>
+        <w:t>player</w:t>
+      </w:r>
+      <w:r>
+        <w:t>)</w:t>
+      </w:r>
+      <w:r>
+        <w:t xml:space="preserve"> </w:t>
+      </w:r>
+      <w:r>
+        <w:t>-</w:t>
+      </w:r>
+      <w:r>
+        <w:t xml:space="preserve"> </w:t>
+      </w:r>
+      <w:r>
+        <w:t>м</w:t>
+      </w:r>
+      <w:r>
+        <w:t>етод, который сохраняет ссылку на объект PlayerMovement, позволяя состояниям взаимодействовать с логикой движения персонажа.</w:t>
+      </w:r>
+    </w:p>
+    <w:p>
+      <w:pPr>
+        <w:pStyle w:val="3"/>
+      </w:pPr>
+      <w:bookmarkStart w:id="22" w:name="_Toc188515875"/>
+      <w:r>
+        <w:t>Состояния</w:t>
+      </w:r>
+      <w:bookmarkEnd w:id="22"/>
+    </w:p>
+    <w:p>
+      <w:pPr>
+        <w:ind w:firstLine="708"/>
+      </w:pPr>
+      <w:r>
+        <w:t xml:space="preserve">Класс </w:t>
+      </w:r>
+      <w:r>
+        <w:rPr>
+          <w:b/>
+          <w:bCs/>
+        </w:rPr>
+        <w:t>State</w:t>
+      </w:r>
+      <w:r>
+        <w:t xml:space="preserve"> служит базовым классом для всех состояний в конечном автомате состояний. Он определяет общие методы, которые могут быть переопределены в производных классах. Для этого реализованы следующие методы:</w:t>
+      </w:r>
+    </w:p>
+    <w:p>
+      <w:pPr>
+        <w:pStyle w:val="a3"/>
+        <w:numPr>
+          <w:ilvl w:val="0"/>
+          <w:numId w:val="44"/>
+        </w:numPr>
+      </w:pPr>
+      <w:r>
+        <w:rPr>
+          <w:lang w:val="en-US"/>
+        </w:rPr>
+        <w:t>State</w:t>
+      </w:r>
+      <w:r>
+        <w:t>(</w:t>
+      </w:r>
+      <w:r>
+        <w:rPr>
+          <w:lang w:val="en-US"/>
+        </w:rPr>
+        <w:t>StateMachine</w:t>
+      </w:r>
+      <w:r>
+        <w:t xml:space="preserve"> </w:t>
+      </w:r>
+      <w:r>
+        <w:rPr>
+          <w:lang w:val="en-US"/>
+        </w:rPr>
+        <w:t>stateMachine</w:t>
+      </w:r>
+      <w:r>
+        <w:t>)</w:t>
+      </w:r>
+      <w:r>
+        <w:t xml:space="preserve"> – метод и</w:t>
+      </w:r>
+      <w:r>
+        <w:t>нициализирует новое состояние, принимая ссылку на экземпляр StateMachine, с которым оно будет связано.</w:t>
+      </w:r>
+    </w:p>
+    <w:p>
+      <w:pPr>
+        <w:pStyle w:val="a3"/>
+        <w:numPr>
+          <w:ilvl w:val="0"/>
+          <w:numId w:val="44"/>
+        </w:numPr>
+      </w:pPr>
+      <w:r>
+        <w:t>Enter()</w:t>
+      </w:r>
+      <w:r>
+        <w:t xml:space="preserve"> - м</w:t>
+      </w:r>
+      <w:r>
+        <w:t xml:space="preserve">етод, который вызывается, когда состояние становится текущим. </w:t>
+      </w:r>
+    </w:p>
+    <w:p>
+      <w:pPr>
+        <w:pStyle w:val="a3"/>
+        <w:numPr>
+          <w:ilvl w:val="0"/>
+          <w:numId w:val="44"/>
+        </w:numPr>
+      </w:pPr>
+      <w:r>
+        <w:lastRenderedPageBreak/>
+        <w:t>Exit()</w:t>
+      </w:r>
+      <w:r>
+        <w:t xml:space="preserve"> - м</w:t>
+      </w:r>
+      <w:r>
+        <w:t xml:space="preserve">етод, который вызывается, когда состояние перестает быть текущим. </w:t>
+      </w:r>
+    </w:p>
+    <w:p>
+      <w:pPr>
+        <w:pStyle w:val="a3"/>
+        <w:numPr>
+          <w:ilvl w:val="0"/>
+          <w:numId w:val="44"/>
+        </w:numPr>
+      </w:pPr>
+      <w:r>
+        <w:t>Update()</w:t>
+      </w:r>
+      <w:r>
+        <w:t xml:space="preserve"> - м</w:t>
+      </w:r>
+      <w:r>
+        <w:t>етод, который может быть вызван каждый кадр. Обычно используется для обновления состояния</w:t>
+      </w:r>
+      <w:r>
+        <w:t>.</w:t>
+      </w:r>
+    </w:p>
+    <w:p>
+      <w:pPr>
+        <w:pStyle w:val="a3"/>
+        <w:numPr>
+          <w:ilvl w:val="0"/>
+          <w:numId w:val="44"/>
+        </w:numPr>
+      </w:pPr>
+      <w:r>
+        <w:t>LogicUpdate()</w:t>
+      </w:r>
+      <w:r>
+        <w:t xml:space="preserve"> - м</w:t>
+      </w:r>
+      <w:r>
+        <w:t xml:space="preserve">етод, который может быть вызван для выполнения специфичной логики в зависимости от состояния. </w:t>
+      </w:r>
+    </w:p>
+    <w:p>
+      <w:r>
+        <w:t xml:space="preserve">От класса </w:t>
+      </w:r>
+      <w:r>
+        <w:rPr>
+          <w:lang w:val="en-US"/>
+        </w:rPr>
+        <w:t>State</w:t>
+      </w:r>
+      <w:r>
+        <w:t xml:space="preserve"> </w:t>
+      </w:r>
+      <w:r>
+        <w:t>наследуется класс к</w:t>
+      </w:r>
+      <w:r>
+        <w:t xml:space="preserve">ласс </w:t>
+      </w:r>
+      <w:r>
+        <w:rPr>
+          <w:b/>
+          <w:bCs/>
+        </w:rPr>
+        <w:t>PlayerState</w:t>
+      </w:r>
+      <w:r>
+        <w:t xml:space="preserve">. </w:t>
+      </w:r>
+      <w:r>
+        <w:t>и предоставляет специфичное поведение для состояний, связанных с движением игрока.</w:t>
+      </w:r>
+      <w:r>
+        <w:t xml:space="preserve"> </w:t>
+      </w:r>
+      <w:r>
+        <w:t>Для этого реализованы следующие методы:</w:t>
+      </w:r>
+    </w:p>
+    <w:p>
+      <w:pPr>
+        <w:pStyle w:val="a3"/>
+        <w:numPr>
+          <w:ilvl w:val="0"/>
+          <w:numId w:val="45"/>
+        </w:numPr>
+      </w:pPr>
+      <w:r>
+        <w:rPr>
+          <w:lang w:val="en-US"/>
+        </w:rPr>
+        <w:t>PlayerState(StateMachine stateMachine, PlayerMovement playerMovement)</w:t>
+      </w:r>
+      <w:r>
+        <w:rPr>
+          <w:lang w:val="en-US"/>
+        </w:rPr>
+        <w:t xml:space="preserve"> </w:t>
+      </w:r>
+      <w:r>
+        <w:rPr>
+          <w:lang w:val="en-US"/>
+        </w:rPr>
+        <w:t>–</w:t>
+      </w:r>
+      <w:r>
+        <w:rPr>
+          <w:lang w:val="en-US"/>
+        </w:rPr>
+        <w:t xml:space="preserve"> </w:t>
+      </w:r>
+      <w:r>
+        <w:t>метод</w:t>
+      </w:r>
+      <w:r>
+        <w:rPr>
+          <w:lang w:val="en-US"/>
+        </w:rPr>
+        <w:t xml:space="preserve"> </w:t>
+      </w:r>
+      <w:r>
+        <w:t>и</w:t>
+      </w:r>
+      <w:r>
+        <w:t>нициализирует</w:t>
+      </w:r>
+      <w:r>
+        <w:rPr>
+          <w:lang w:val="en-US"/>
+        </w:rPr>
+        <w:t xml:space="preserve"> </w:t>
+      </w:r>
+      <w:r>
+        <w:t>новое</w:t>
+      </w:r>
+      <w:r>
+        <w:rPr>
+          <w:lang w:val="en-US"/>
+        </w:rPr>
+        <w:t xml:space="preserve"> </w:t>
+      </w:r>
+      <w:r>
+        <w:t>состояние</w:t>
+      </w:r>
+      <w:r>
+        <w:rPr>
+          <w:lang w:val="en-US"/>
+        </w:rPr>
+        <w:t xml:space="preserve">, </w:t>
+      </w:r>
+      <w:r>
+        <w:t>принимая</w:t>
+      </w:r>
+      <w:r>
+        <w:rPr>
+          <w:lang w:val="en-US"/>
+        </w:rPr>
+        <w:t xml:space="preserve"> </w:t>
+      </w:r>
+      <w:r>
+        <w:t>ссылки</w:t>
+      </w:r>
+      <w:r>
+        <w:rPr>
+          <w:lang w:val="en-US"/>
+        </w:rPr>
+        <w:t xml:space="preserve"> </w:t>
+      </w:r>
+      <w:r>
+        <w:t>на</w:t>
+      </w:r>
+      <w:r>
+        <w:rPr>
+          <w:lang w:val="en-US"/>
+        </w:rPr>
+        <w:t xml:space="preserve"> StateMachine </w:t>
+      </w:r>
+      <w:r>
+        <w:t>и</w:t>
+      </w:r>
+      <w:r>
+        <w:rPr>
+          <w:lang w:val="en-US"/>
+        </w:rPr>
+        <w:t xml:space="preserve"> PlayerMovement. </w:t>
+      </w:r>
+      <w:r>
+        <w:t>Сохраняет ссылку на объект PlayerMovement, чтобы взаимодействовать с его логикой.</w:t>
+      </w:r>
+    </w:p>
+    <w:p>
+      <w:pPr>
+        <w:pStyle w:val="a3"/>
+        <w:numPr>
+          <w:ilvl w:val="0"/>
+          <w:numId w:val="45"/>
+        </w:numPr>
+      </w:pPr>
+      <w:r>
+        <w:t>Update()</w:t>
+      </w:r>
+      <w:r>
+        <w:t xml:space="preserve"> - </w:t>
+      </w:r>
+      <w:r>
+        <w:t xml:space="preserve"> </w:t>
+      </w:r>
+      <w:r>
+        <w:t>метод о</w:t>
+      </w:r>
+      <w:r>
+        <w:t>бработк</w:t>
+      </w:r>
+      <w:r>
+        <w:t>и</w:t>
+      </w:r>
+      <w:r>
+        <w:t xml:space="preserve"> логики обновления состояния</w:t>
+      </w:r>
+    </w:p>
+    <w:p>
+      <w:pPr>
+        <w:pStyle w:val="a3"/>
+        <w:numPr>
+          <w:ilvl w:val="0"/>
+          <w:numId w:val="45"/>
+        </w:numPr>
+      </w:pPr>
+      <w:r>
+        <w:t>CheckCollision()</w:t>
+      </w:r>
+      <w:r>
+        <w:t xml:space="preserve"> – метод совершает проверку на столкновение. </w:t>
+      </w:r>
+    </w:p>
+    <w:p>
+      <w:pPr>
+        <w:pStyle w:val="a3"/>
+        <w:numPr>
+          <w:ilvl w:val="0"/>
+          <w:numId w:val="45"/>
+        </w:numPr>
+      </w:pPr>
+      <w:r>
+        <w:t>CheckGround()</w:t>
+      </w:r>
+      <w:r>
+        <w:t xml:space="preserve"> – метод, п</w:t>
+      </w:r>
+      <w:r>
+        <w:t>рове</w:t>
+      </w:r>
+      <w:r>
+        <w:t>ряющий</w:t>
+      </w:r>
+      <w:r>
+        <w:t>, находится ли персонаж на земле.</w:t>
+      </w:r>
+    </w:p>
+    <w:p>
+      <w:pPr>
+        <w:ind w:firstLine="360"/>
+      </w:pPr>
+      <w:r>
+        <w:t xml:space="preserve">На основе </w:t>
+      </w:r>
+      <w:r>
+        <w:t xml:space="preserve">методов класса </w:t>
+      </w:r>
+      <w:r>
+        <w:t>PlayerState</w:t>
+      </w:r>
+      <w:r>
+        <w:t xml:space="preserve"> реализуются классы конкретных состояний, позволяющие определить поведение объекта:</w:t>
+      </w:r>
+    </w:p>
+    <w:p>
+      <w:pPr>
+        <w:pStyle w:val="a3"/>
+        <w:numPr>
+          <w:ilvl w:val="0"/>
+          <w:numId w:val="46"/>
+        </w:numPr>
+        <w:ind w:left="709" w:hanging="425"/>
+      </w:pPr>
+      <w:r>
+        <w:rPr>
+          <w:b/>
+          <w:bCs/>
+        </w:rPr>
+        <w:t>ManualMovementState</w:t>
+      </w:r>
+      <w:r>
+        <w:t xml:space="preserve">. </w:t>
+      </w:r>
+      <w:r>
+        <w:t>У</w:t>
+      </w:r>
+      <w:r>
+        <w:t xml:space="preserve">правляет </w:t>
+      </w:r>
+      <w:r>
+        <w:t xml:space="preserve">логикой движения персонажа в игре. Он обрабатывает перемещение персонажа в зависимости от ввода игрока и реализует механику </w:t>
+      </w:r>
+      <w:r>
+        <w:t>рывка</w:t>
+      </w:r>
+      <w:r>
+        <w:t xml:space="preserve">, позволяя персонажу выполнять </w:t>
+      </w:r>
+      <w:r>
+        <w:t>его</w:t>
+      </w:r>
+      <w:r>
+        <w:t>, когда это возможно.</w:t>
+      </w:r>
+    </w:p>
+    <w:p>
+      <w:pPr>
+        <w:pStyle w:val="a3"/>
+        <w:numPr>
+          <w:ilvl w:val="0"/>
+          <w:numId w:val="46"/>
+        </w:numPr>
+        <w:ind w:left="709" w:hanging="425"/>
+      </w:pPr>
+      <w:r>
+        <w:rPr>
+          <w:b/>
+          <w:bCs/>
+        </w:rPr>
+        <w:t>GravityState</w:t>
+      </w:r>
+      <w:r>
+        <w:t>. У</w:t>
+      </w:r>
+      <w:r>
+        <w:t>правляет логикой движения персонажа под действием гравитации. Он наследует от ManualMovementState и обрабатывает состояния, связанные с падением и прыжками.</w:t>
+      </w:r>
+    </w:p>
+    <w:p>
+      <w:pPr>
+        <w:pStyle w:val="a3"/>
+        <w:numPr>
+          <w:ilvl w:val="0"/>
+          <w:numId w:val="46"/>
+        </w:numPr>
+        <w:ind w:left="709" w:hanging="425"/>
+      </w:pPr>
+      <w:r>
+        <w:rPr>
+          <w:b/>
+          <w:bCs/>
+        </w:rPr>
+        <w:t>JumpingState</w:t>
+      </w:r>
+      <w:r>
+        <w:t xml:space="preserve">. </w:t>
+      </w:r>
+      <w:r>
+        <w:t>У</w:t>
+      </w:r>
+      <w:r>
+        <w:t>правляет логикой прыжка персонажа. Он наследует</w:t>
+      </w:r>
+      <w:r>
+        <w:t>ся</w:t>
+      </w:r>
+      <w:r>
+        <w:t xml:space="preserve"> от GravityState и реализует поведение, связанное с выполнением прыжка.</w:t>
+      </w:r>
+    </w:p>
+    <w:p>
+      <w:pPr>
+        <w:pStyle w:val="a3"/>
+        <w:numPr>
+          <w:ilvl w:val="0"/>
+          <w:numId w:val="46"/>
+        </w:numPr>
+        <w:ind w:left="709" w:hanging="425"/>
+      </w:pPr>
+      <w:r>
+        <w:rPr>
+          <w:b/>
+          <w:bCs/>
+        </w:rPr>
+        <w:t>GroundedState</w:t>
+      </w:r>
+      <w:r>
+        <w:t xml:space="preserve">. </w:t>
+      </w:r>
+      <w:r>
+        <w:t>У</w:t>
+      </w:r>
+      <w:r>
+        <w:t>правляет логикой, когда персонаж находится на земле. Он наследует</w:t>
+      </w:r>
+      <w:r>
+        <w:t>ся</w:t>
+      </w:r>
+      <w:r>
+        <w:t xml:space="preserve"> от ManualMovementState и обрабатывает переходы между состояниями, связанными с движением и прыжками.</w:t>
+      </w:r>
+    </w:p>
+    <w:p>
+      <w:pPr>
+        <w:pStyle w:val="a3"/>
+        <w:numPr>
+          <w:ilvl w:val="0"/>
+          <w:numId w:val="46"/>
+        </w:numPr>
+        <w:ind w:left="709" w:hanging="425"/>
+      </w:pPr>
+      <w:r>
+        <w:rPr>
+          <w:b/>
+          <w:bCs/>
+        </w:rPr>
+        <w:lastRenderedPageBreak/>
+        <w:t>FallingState</w:t>
+      </w:r>
+      <w:r>
+        <w:t>. У</w:t>
+      </w:r>
+      <w:r>
+        <w:t>правляет логикой, когда персонаж находится в состоянии свободного падения. Он наследует</w:t>
+      </w:r>
+      <w:r>
+        <w:t>ся</w:t>
+      </w:r>
+      <w:r>
+        <w:t xml:space="preserve"> от GravityState и определяет поведение персонажа во время падения</w:t>
+      </w:r>
+    </w:p>
+    <w:p>
+      <w:pPr>
+        <w:pStyle w:val="a3"/>
+        <w:numPr>
+          <w:ilvl w:val="0"/>
+          <w:numId w:val="46"/>
+        </w:numPr>
+        <w:ind w:left="709" w:hanging="425"/>
+        <w:rPr>
+          <w:b/>
+          <w:bCs/>
+        </w:rPr>
+      </w:pPr>
+      <w:r>
+        <w:rPr>
+          <w:b/>
+          <w:bCs/>
+        </w:rPr>
+        <w:t>DashState</w:t>
+      </w:r>
+      <w:r>
+        <w:t xml:space="preserve">. </w:t>
+      </w:r>
+      <w:r>
+        <w:t>У</w:t>
+      </w:r>
+      <w:r>
+        <w:t>правляет логикой выполнения даша персонажа. Он наследует</w:t>
+      </w:r>
+      <w:r>
+        <w:t>ся</w:t>
+      </w:r>
+      <w:r>
+        <w:t xml:space="preserve"> от PlayerState и определяет поведение во время дашевого движения.</w:t>
+      </w:r>
+    </w:p>
+    <w:p>
+      <w:pPr>
+        <w:pStyle w:val="2"/>
+      </w:pPr>
+      <w:r>
+        <w:t xml:space="preserve"> </w:t>
+      </w:r>
+      <w:bookmarkStart w:id="23" w:name="_Toc188515876"/>
+      <w:r>
+        <w:t>Контроллер персонажа</w:t>
+      </w:r>
+      <w:bookmarkEnd w:id="23"/>
+    </w:p>
+    <w:p>
+      <w:pPr>
+        <w:ind w:firstLine="708"/>
+      </w:pPr>
+      <w:r>
+        <w:t xml:space="preserve">Класс </w:t>
+      </w:r>
+      <w:r>
+        <w:rPr>
+          <w:b/>
+          <w:bCs/>
+        </w:rPr>
+        <w:t>PlayerMovement</w:t>
+      </w:r>
+      <w:r>
+        <w:t xml:space="preserve"> отвечает за управление движением и поведением персонажа в игре. Он взаимодействует с системой ввода и </w:t>
+      </w:r>
+      <w:r>
+        <w:t>конечным автоматом</w:t>
+      </w:r>
+      <w:r>
+        <w:t xml:space="preserve"> состояний, обеспечивая плавное управление и переходы между различными состояниями персонажа. Для этого реализованы следующие методы:</w:t>
+      </w:r>
+    </w:p>
+    <w:p>
+      <w:pPr>
+        <w:ind w:firstLine="708"/>
+      </w:pPr>
+      <w:r>
+        <w:t>Awake()</w:t>
+      </w:r>
+      <w:r>
+        <w:t xml:space="preserve"> </w:t>
+      </w:r>
+      <w:r>
+        <w:t xml:space="preserve">– </w:t>
+      </w:r>
+      <w:r>
+        <w:t xml:space="preserve"> </w:t>
+      </w:r>
+      <w:r>
+        <w:t>метод, который выполняется при инициализации объекта. Он получает ссылки на необходимые компоненты</w:t>
+      </w:r>
+      <w:r>
+        <w:t xml:space="preserve">. </w:t>
+      </w:r>
+      <w:r>
+        <w:t xml:space="preserve">Устанавливает текущего игрока в состояние </w:t>
+      </w:r>
+      <w:r>
+        <w:t>автомата</w:t>
+      </w:r>
+      <w:r>
+        <w:t xml:space="preserve"> состояний.</w:t>
+      </w:r>
+    </w:p>
+    <w:p>
+      <w:pPr>
+        <w:ind w:firstLine="708"/>
+      </w:pPr>
+      <w:r>
+        <w:t xml:space="preserve">Start() </w:t>
+      </w:r>
+      <w:r>
+        <w:t xml:space="preserve">– </w:t>
+      </w:r>
+      <w:r>
+        <w:t xml:space="preserve"> метод, который вызывается после Awake(), инициализирует состояние персонажа, переходя в GroundedState.</w:t>
+      </w:r>
+    </w:p>
+    <w:p>
+      <w:pPr>
+        <w:ind w:firstLine="708"/>
+      </w:pPr>
+      <w:r>
+        <w:t xml:space="preserve">Update() </w:t>
+      </w:r>
+      <w:r>
+        <w:t xml:space="preserve">– </w:t>
+      </w:r>
+      <w:r>
+        <w:t xml:space="preserve"> метод, который вызывается каждый кадр. Он обновляет вектор ввода, получая его из контроллера ввода, и проверяет изменение направления движения. Также вызывает методы Update() и LogicUpdate() для текущего состояния из машины состояний.</w:t>
+      </w:r>
+    </w:p>
+    <w:p>
+      <w:pPr>
+        <w:ind w:firstLine="708"/>
+      </w:pPr>
+      <w:r>
+        <w:t xml:space="preserve">LateUpdate() </w:t>
+      </w:r>
+      <w:r>
+        <w:t xml:space="preserve">– </w:t>
+      </w:r>
+      <w:r>
+        <w:t xml:space="preserve"> </w:t>
+      </w:r>
+      <w:r>
+        <w:t>метод с</w:t>
+      </w:r>
+      <w:r>
+        <w:t>брасывает флаги Jump и Dash, чтобы подготовиться к следующему кадру.</w:t>
+      </w:r>
+    </w:p>
+    <w:p>
+      <w:pPr>
+        <w:ind w:firstLine="708"/>
+      </w:pPr>
+      <w:r>
+        <w:t xml:space="preserve">OnEnable() </w:t>
+      </w:r>
+      <w:r>
+        <w:t xml:space="preserve">– </w:t>
+      </w:r>
+      <w:r>
+        <w:t xml:space="preserve"> метод, который подписывает обработчики на события ввода. Он устанавливает флаги Jump и JumpEndedEarly при начале и отмене прыжка, а также флаг Dash при активации </w:t>
+      </w:r>
+      <w:r>
+        <w:t>рывка</w:t>
+      </w:r>
+      <w:r>
+        <w:t>.</w:t>
+      </w:r>
+    </w:p>
+    <w:p>
+      <w:pPr>
+        <w:ind w:firstLine="708"/>
+      </w:pPr>
+      <w:r>
+        <w:t>Класс PlayerMovement обеспечивает взаимодействие между вводом пользователя и логикой состояния персонажа, позволяя управлять движением, прыжками и другими действиями, что является основой игрового процесса.</w:t>
+      </w:r>
+    </w:p>
+    <w:p>
+      <w:pPr>
+        <w:ind w:firstLine="708"/>
+      </w:pPr>
     </w:p>
     <w:p>
       <w:pPr>
@@ -7099,14 +9098,625 @@
           <w:ilvl w:val="0"/>
           <w:numId w:val="0"/>
         </w:numPr>
-        <w:ind w:left="720"/>
-        <w:jc w:val="both"/>
-      </w:pPr>
-    </w:p>
-    <w:p>
-      <w:pPr>
+        <w:ind w:left="1068"/>
+      </w:pPr>
+      <w:r>
+        <w:lastRenderedPageBreak/>
+        <w:t>Заключение</w:t>
+      </w:r>
+    </w:p>
+    <w:p>
+      <w:pPr>
+        <w:ind w:firstLine="420"/>
+        <w:rPr>
+          <w:szCs w:val="28"/>
+        </w:rPr>
+      </w:pPr>
+      <w:r>
+        <w:rPr>
+          <w:szCs w:val="28"/>
+        </w:rPr>
+        <w:t>В данной курсовой работе была успешно достигнута основная цель — создание контроллера управления персонажем для прототипа 2D платформера. В процессе выполнения работы были решены поставленные задачи, что позволило глубже понять разработку игровых приложений на платформе Unity.</w:t>
+      </w:r>
+    </w:p>
+    <w:p>
+      <w:pPr>
+        <w:pStyle w:val="a3"/>
+        <w:numPr>
+          <w:ilvl w:val="0"/>
+          <w:numId w:val="48"/>
+        </w:numPr>
+        <w:ind w:left="851" w:hanging="425"/>
+        <w:rPr>
+          <w:szCs w:val="28"/>
+        </w:rPr>
+      </w:pPr>
+      <w:r>
+        <w:rPr>
+          <w:szCs w:val="28"/>
+        </w:rPr>
+        <w:t>Выбор инструментов для разработки</w:t>
+      </w:r>
+      <w:r>
+        <w:rPr>
+          <w:szCs w:val="28"/>
+        </w:rPr>
+        <w:t>: в ходе</w:t>
+      </w:r>
+      <w:r>
+        <w:rPr>
+          <w:szCs w:val="28"/>
+        </w:rPr>
+        <w:t xml:space="preserve"> работы был выбран игровой движок Unity, который предоставляет мощные инструменты для создания 2D игр, а также поддержку новой системы ввода, что значительно упростило реализацию управления персонажем.</w:t>
+      </w:r>
+    </w:p>
+    <w:p>
+      <w:pPr>
+        <w:pStyle w:val="a3"/>
+        <w:numPr>
+          <w:ilvl w:val="0"/>
+          <w:numId w:val="48"/>
+        </w:numPr>
+        <w:ind w:left="851" w:hanging="425"/>
+        <w:rPr>
+          <w:szCs w:val="28"/>
+        </w:rPr>
+      </w:pPr>
+      <w:r>
+        <w:rPr>
+          <w:szCs w:val="28"/>
+        </w:rPr>
+        <w:t>Исследование возможностей игрового движка</w:t>
+      </w:r>
+      <w:r>
+        <w:rPr>
+          <w:szCs w:val="28"/>
+        </w:rPr>
+        <w:t>: были</w:t>
+      </w:r>
+      <w:r>
+        <w:rPr>
+          <w:szCs w:val="28"/>
+        </w:rPr>
+        <w:t xml:space="preserve"> изучены основные функции Unity, такие как работа с физикой</w:t>
+      </w:r>
+      <w:r>
+        <w:rPr>
+          <w:szCs w:val="28"/>
+        </w:rPr>
+        <w:t xml:space="preserve"> </w:t>
+      </w:r>
+      <w:r>
+        <w:rPr>
+          <w:szCs w:val="28"/>
+        </w:rPr>
+        <w:t>и системой ввода. Это понимание позволило эффективно использовать возможности движка при проектировании контроллера.</w:t>
+      </w:r>
+    </w:p>
+    <w:p>
+      <w:pPr>
+        <w:pStyle w:val="a3"/>
+        <w:numPr>
+          <w:ilvl w:val="0"/>
+          <w:numId w:val="48"/>
+        </w:numPr>
+        <w:ind w:left="851" w:hanging="425"/>
+        <w:rPr>
+          <w:szCs w:val="28"/>
+        </w:rPr>
+      </w:pPr>
+      <w:r>
+        <w:rPr>
+          <w:szCs w:val="28"/>
+        </w:rPr>
+        <w:t>Проектирование контроллера персонажа</w:t>
+      </w:r>
+      <w:r>
+        <w:rPr>
+          <w:szCs w:val="28"/>
+        </w:rPr>
+        <w:t>: на основе</w:t>
+      </w:r>
+      <w:r>
+        <w:rPr>
+          <w:szCs w:val="28"/>
+        </w:rPr>
+        <w:t xml:space="preserve"> концепции конечного автомата состояний (FSM) был спроектирован контроллер, который позволяет персонажу плавно переходить между различными состояниями (движение, прыжок, падение и </w:t>
+      </w:r>
+      <w:r>
+        <w:rPr>
+          <w:szCs w:val="28"/>
+        </w:rPr>
+        <w:t>рывок</w:t>
+      </w:r>
+      <w:r>
+        <w:rPr>
+          <w:szCs w:val="28"/>
+        </w:rPr>
+        <w:t>). Такой подход обеспечил четкую структуру кода и легкость в расширении функционала.</w:t>
+      </w:r>
+    </w:p>
+    <w:p>
+      <w:pPr>
+        <w:pStyle w:val="a3"/>
+        <w:numPr>
+          <w:ilvl w:val="0"/>
+          <w:numId w:val="48"/>
+        </w:numPr>
+        <w:ind w:left="851" w:hanging="425"/>
+        <w:rPr>
+          <w:szCs w:val="28"/>
+        </w:rPr>
+      </w:pPr>
+      <w:r>
+        <w:rPr>
+          <w:szCs w:val="28"/>
+        </w:rPr>
+        <w:t>Реализация контроллера персонажа: В результате был реализован контроллер, который отвечает за основные действия персонажа в игре. Он эффективно обрабатывает ввод пользователя и управляет состояниями движения, что позволяет достичь интуитивно понятного и отзывчивого игрового процесса.</w:t>
+      </w:r>
+    </w:p>
+    <w:p>
+      <w:pPr>
+        <w:ind w:firstLine="708"/>
+        <w:rPr>
+          <w:szCs w:val="28"/>
+        </w:rPr>
+      </w:pPr>
+      <w:r>
+        <w:rPr>
+          <w:szCs w:val="28"/>
+        </w:rPr>
+        <w:t>Таким образом, проделанная работа не только позволила создать функциональный контроллер для 2D платформера, но и углубила знания в области разработки игр, проектирования игровых механик и работы с Unity. Полученный опыт станет основой для дальнейших исследований и разработок в области геймд</w:t>
+      </w:r>
+      <w:r>
+        <w:rPr>
+          <w:szCs w:val="28"/>
+        </w:rPr>
+        <w:t>ева</w:t>
+      </w:r>
+      <w:r>
+        <w:rPr>
+          <w:szCs w:val="28"/>
+        </w:rPr>
+        <w:t>.</w:t>
+      </w:r>
+    </w:p>
+    <w:p>
+      <w:pPr>
+        <w:ind w:firstLine="708"/>
+      </w:pPr>
+    </w:p>
+    <w:p>
+      <w:pPr>
+        <w:pStyle w:val="1"/>
+        <w:numPr>
+          <w:ilvl w:val="0"/>
+          <w:numId w:val="0"/>
+        </w:numPr>
+        <w:ind w:left="1068"/>
         <w:rPr>
           <w:lang w:val="en-US"/>
+        </w:rPr>
+      </w:pPr>
+      <w:r>
+        <w:lastRenderedPageBreak/>
+        <w:t>Список литературы</w:t>
+      </w:r>
+    </w:p>
+    <w:p>
+      <w:pPr>
+        <w:ind w:firstLine="708"/>
+        <w:jc w:val="left"/>
+        <w:rPr>
+          <w:szCs w:val="28"/>
+          <w:lang w:val="en-US"/>
+        </w:rPr>
+      </w:pPr>
+      <w:r>
+        <w:rPr>
+          <w:szCs w:val="28"/>
+          <w:lang w:val="en-US"/>
+        </w:rPr>
+        <w:t>1. Fullerton, T. Game Design Workshop: A Playcentric Approach to Creating Innovative Games / T. Fullerton. – 3-</w:t>
+      </w:r>
+      <w:r>
+        <w:rPr>
+          <w:szCs w:val="28"/>
+        </w:rPr>
+        <w:t>е</w:t>
+      </w:r>
+      <w:r>
+        <w:rPr>
+          <w:szCs w:val="28"/>
+          <w:lang w:val="en-US"/>
+        </w:rPr>
+        <w:t xml:space="preserve"> </w:t>
+      </w:r>
+      <w:r>
+        <w:rPr>
+          <w:szCs w:val="28"/>
+        </w:rPr>
+        <w:t>издание</w:t>
+      </w:r>
+      <w:r>
+        <w:rPr>
+          <w:szCs w:val="28"/>
+          <w:lang w:val="en-US"/>
+        </w:rPr>
+        <w:t xml:space="preserve">. – Boca Raton: CRC Press, 2014. – 484 </w:t>
+      </w:r>
+      <w:r>
+        <w:rPr>
+          <w:szCs w:val="28"/>
+        </w:rPr>
+        <w:t>с</w:t>
+      </w:r>
+      <w:r>
+        <w:rPr>
+          <w:szCs w:val="28"/>
+          <w:lang w:val="en-US"/>
+        </w:rPr>
+        <w:t>.</w:t>
+      </w:r>
+    </w:p>
+    <w:p>
+      <w:pPr>
+        <w:ind w:firstLine="708"/>
+        <w:jc w:val="left"/>
+        <w:rPr>
+          <w:szCs w:val="28"/>
+          <w:lang w:val="en-US"/>
+        </w:rPr>
+      </w:pPr>
+      <w:r>
+        <w:rPr>
+          <w:szCs w:val="28"/>
+          <w:lang w:val="en-US"/>
+        </w:rPr>
+        <w:t>2. Simon Jackson. Mastering Unity 2D Game Development. Packt Pub Ltd, 2016, 449 c.</w:t>
+      </w:r>
+    </w:p>
+    <w:p>
+      <w:pPr>
+        <w:ind w:firstLine="708"/>
+        <w:jc w:val="left"/>
+        <w:rPr>
+          <w:szCs w:val="28"/>
+        </w:rPr>
+      </w:pPr>
+      <w:r>
+        <w:rPr>
+          <w:szCs w:val="28"/>
+          <w:lang w:val="en-US"/>
+        </w:rPr>
+        <w:t xml:space="preserve">3. </w:t>
+      </w:r>
+      <w:r>
+        <w:rPr>
+          <w:szCs w:val="28"/>
+        </w:rPr>
+        <w:t>Албахари</w:t>
+      </w:r>
+      <w:r>
+        <w:rPr>
+          <w:szCs w:val="28"/>
+          <w:lang w:val="en-US"/>
+        </w:rPr>
+        <w:t xml:space="preserve"> </w:t>
+      </w:r>
+      <w:r>
+        <w:rPr>
+          <w:szCs w:val="28"/>
+        </w:rPr>
+        <w:t>Бен</w:t>
+      </w:r>
+      <w:r>
+        <w:rPr>
+          <w:szCs w:val="28"/>
+          <w:lang w:val="en-US"/>
+        </w:rPr>
+        <w:t xml:space="preserve">, </w:t>
+      </w:r>
+      <w:r>
+        <w:rPr>
+          <w:szCs w:val="28"/>
+        </w:rPr>
+        <w:t>Албахари</w:t>
+      </w:r>
+      <w:r>
+        <w:rPr>
+          <w:szCs w:val="28"/>
+          <w:lang w:val="en-US"/>
+        </w:rPr>
+        <w:t xml:space="preserve"> </w:t>
+      </w:r>
+      <w:r>
+        <w:rPr>
+          <w:szCs w:val="28"/>
+        </w:rPr>
+        <w:t>Джозеф</w:t>
+      </w:r>
+      <w:r>
+        <w:rPr>
+          <w:szCs w:val="28"/>
+          <w:lang w:val="en-US"/>
+        </w:rPr>
+        <w:t xml:space="preserve">. </w:t>
+      </w:r>
+      <w:r>
+        <w:rPr>
+          <w:szCs w:val="28"/>
+        </w:rPr>
+        <w:t>C# 9.0. Карманный справочник. Диалектика, 2021. 256 с.</w:t>
+      </w:r>
+    </w:p>
+    <w:p>
+      <w:pPr>
+        <w:ind w:firstLine="708"/>
+        <w:jc w:val="left"/>
+        <w:rPr>
+          <w:szCs w:val="28"/>
+        </w:rPr>
+      </w:pPr>
+      <w:r>
+        <w:rPr>
+          <w:szCs w:val="28"/>
+        </w:rPr>
+        <w:t>4. Джереми Гибсон Бонд. Unity и C#. Геймдев от идеи до реализации. 2-е изд. - Санкт-Петербург: Питер, 2021. - 1002 с.</w:t>
+      </w:r>
+    </w:p>
+    <w:p>
+      <w:pPr>
+        <w:ind w:firstLine="708"/>
+        <w:jc w:val="left"/>
+        <w:rPr>
+          <w:szCs w:val="28"/>
+        </w:rPr>
+      </w:pPr>
+      <w:r>
+        <w:rPr>
+          <w:szCs w:val="28"/>
+        </w:rPr>
+        <w:t>5. Кодзима, Х. Гены гения: Автобиография / Х. Кодзима. – Москва: АСТ, 2020. – 320 с.</w:t>
+      </w:r>
+    </w:p>
+    <w:p>
+      <w:pPr>
+        <w:ind w:firstLine="708"/>
+        <w:jc w:val="left"/>
+        <w:rPr>
+          <w:szCs w:val="28"/>
+        </w:rPr>
+      </w:pPr>
+      <w:r>
+        <w:rPr>
+          <w:szCs w:val="28"/>
+        </w:rPr>
+        <w:t>6. Майк Гейг. Разработка игр на Unity 2018 за 24 часа Бомбора, 2020. 466 с.</w:t>
+      </w:r>
+    </w:p>
+    <w:p>
+      <w:pPr>
+        <w:ind w:firstLine="708"/>
+        <w:jc w:val="left"/>
+        <w:rPr>
+          <w:szCs w:val="28"/>
+        </w:rPr>
+      </w:pPr>
+      <w:r>
+        <w:rPr>
+          <w:szCs w:val="28"/>
+        </w:rPr>
+        <w:t>7. Ферроне Харрисон. Изучаем C# через разработку игр на Unity. 5-е издание. - Санкт-Петербург: Питер, 2022. 400 с.</w:t>
+      </w:r>
+    </w:p>
+    <w:p>
+      <w:pPr>
+        <w:ind w:firstLine="708"/>
+        <w:jc w:val="left"/>
+        <w:rPr>
+          <w:szCs w:val="28"/>
+        </w:rPr>
+      </w:pPr>
+      <w:r>
+        <w:rPr>
+          <w:szCs w:val="28"/>
+        </w:rPr>
+        <w:t>8. Шрейер, Дж. Кровь, пот и пиксели: Хаос и творчество в создании видеоигр / Дж. Шрейер. – Москва: Эксмо, 2018. – 384 с.</w:t>
+      </w:r>
+    </w:p>
+    <w:p>
+      <w:pPr>
+        <w:jc w:val="left"/>
+        <w:rPr>
+          <w:szCs w:val="28"/>
+        </w:rPr>
+      </w:pPr>
+      <w:r>
+        <w:rPr>
+          <w:szCs w:val="28"/>
+        </w:rPr>
+        <w:t xml:space="preserve">Практическая креативность: как придумывать новые игровые механики: // Skillbox Media. </w:t>
+      </w:r>
+      <w:r>
+        <w:rPr>
+          <w:szCs w:val="28"/>
+          <w:lang w:val="en-US"/>
+        </w:rPr>
+        <w:t xml:space="preserve">2022. URL: </w:t>
+      </w:r>
+      <w:hyperlink r:id="rId20" w:history="1">
+        <w:r>
+          <w:rPr>
+            <w:rStyle w:val="a8"/>
+            <w:szCs w:val="28"/>
+            <w:lang w:val="en-US"/>
+          </w:rPr>
+          <w:t>https://skillbox.ru/media/gamedev/prakticheskaya-kreativnost-kak-pridumyvat-novye-igry</w:t>
+        </w:r>
+      </w:hyperlink>
+      <w:r>
+        <w:rPr>
+          <w:szCs w:val="28"/>
+          <w:lang w:val="en-US"/>
+        </w:rPr>
+        <w:t>.</w:t>
+      </w:r>
+      <w:r>
+        <w:rPr>
+          <w:szCs w:val="28"/>
+          <w:lang w:val="en-US"/>
+        </w:rPr>
+        <w:t xml:space="preserve"> </w:t>
+      </w:r>
+      <w:r>
+        <w:rPr>
+          <w:szCs w:val="28"/>
+        </w:rPr>
+        <w:t>(Дата обращения: 20.01.2024).</w:t>
+      </w:r>
+    </w:p>
+    <w:p>
+      <w:pPr>
+        <w:ind w:firstLine="708"/>
+        <w:jc w:val="left"/>
+        <w:rPr>
+          <w:szCs w:val="28"/>
+        </w:rPr>
+      </w:pPr>
+      <w:r>
+        <w:rPr>
+          <w:szCs w:val="28"/>
+          <w:lang w:val="en-US"/>
+        </w:rPr>
+        <w:t>9. Unity Documentation: [</w:t>
+      </w:r>
+      <w:r>
+        <w:rPr>
+          <w:szCs w:val="28"/>
+        </w:rPr>
+        <w:t>Электронный</w:t>
+      </w:r>
+      <w:r>
+        <w:rPr>
+          <w:szCs w:val="28"/>
+          <w:lang w:val="en-US"/>
+        </w:rPr>
+        <w:t xml:space="preserve"> </w:t>
+      </w:r>
+      <w:r>
+        <w:rPr>
+          <w:szCs w:val="28"/>
+        </w:rPr>
+        <w:t>ресурс</w:t>
+      </w:r>
+      <w:r>
+        <w:rPr>
+          <w:szCs w:val="28"/>
+          <w:lang w:val="en-US"/>
+        </w:rPr>
+        <w:t xml:space="preserve">]. URL: </w:t>
+      </w:r>
+      <w:hyperlink r:id="rId21" w:history="1">
+        <w:r>
+          <w:rPr>
+            <w:rStyle w:val="a8"/>
+            <w:szCs w:val="28"/>
+            <w:lang w:val="en-US"/>
+          </w:rPr>
+          <w:t>https://docs.unity3d.com/Manual/index.html</w:t>
+        </w:r>
+      </w:hyperlink>
+      <w:r>
+        <w:rPr>
+          <w:szCs w:val="28"/>
+          <w:lang w:val="en-US"/>
+        </w:rPr>
+        <w:t xml:space="preserve">. </w:t>
+      </w:r>
+      <w:r>
+        <w:rPr>
+          <w:szCs w:val="28"/>
+        </w:rPr>
+        <w:t>(Дата обращения: 15.02.2024).</w:t>
+      </w:r>
+    </w:p>
+    <w:p>
+      <w:pPr>
+        <w:ind w:firstLine="708"/>
+        <w:jc w:val="left"/>
+        <w:rPr>
+          <w:szCs w:val="28"/>
+        </w:rPr>
+      </w:pPr>
+      <w:r>
+        <w:rPr>
+          <w:szCs w:val="28"/>
+        </w:rPr>
+        <w:t>10</w:t>
+      </w:r>
+      <w:r>
+        <w:rPr>
+          <w:szCs w:val="28"/>
+        </w:rPr>
+        <w:t xml:space="preserve">. Выручка мировой индустрии видеоигр превзошла доходы кино и спорта: // Интерфакс. 2020. URL: </w:t>
+      </w:r>
+      <w:hyperlink r:id="rId22" w:history="1">
+        <w:r>
+          <w:rPr>
+            <w:rStyle w:val="a8"/>
+            <w:szCs w:val="28"/>
+          </w:rPr>
+          <w:t>https://www.interfax.ru/world/742705</w:t>
+        </w:r>
+      </w:hyperlink>
+      <w:r>
+        <w:rPr>
+          <w:szCs w:val="28"/>
+        </w:rPr>
+        <w:t>. (Дата обращения: 12.06.24).</w:t>
+      </w:r>
+    </w:p>
+    <w:p>
+      <w:pPr>
+        <w:ind w:firstLine="708"/>
+        <w:jc w:val="left"/>
+        <w:rPr>
+          <w:szCs w:val="28"/>
+        </w:rPr>
+      </w:pPr>
+      <w:r>
+        <w:rPr>
+          <w:szCs w:val="28"/>
+        </w:rPr>
+        <w:t>11</w:t>
+      </w:r>
+      <w:r>
+        <w:rPr>
+          <w:szCs w:val="28"/>
+        </w:rPr>
+        <w:t xml:space="preserve">. Алексей Хохряков. Что такое новый New Input System в Unity и чем он лучше старого: // ЯЮНИОР. 2020. URL: </w:t>
+      </w:r>
+      <w:hyperlink r:id="rId23" w:history="1">
+        <w:r>
+          <w:rPr>
+            <w:rStyle w:val="a8"/>
+            <w:szCs w:val="28"/>
+          </w:rPr>
+          <w:t>https://lk.ijunior.ru/article/detail/42</w:t>
+        </w:r>
+      </w:hyperlink>
+      <w:r>
+        <w:rPr>
+          <w:szCs w:val="28"/>
+        </w:rPr>
+        <w:t>. (Дата обращения: 05.04.2024).</w:t>
+      </w:r>
+    </w:p>
+    <w:p>
+      <w:pPr>
+        <w:rPr>
+          <w:szCs w:val="28"/>
         </w:rPr>
       </w:pPr>
     </w:p>
@@ -7240,6 +9850,18 @@
 <file path=word/numbering.xml><?xml version="1.0" encoding="utf-8"?>
 <w:numbering xmlns:wpc="http://schemas.microsoft.com/office/word/2010/wordprocessingCanvas" xmlns:cx="http://schemas.microsoft.com/office/drawing/2014/chartex" xmlns:cx1="http://schemas.microsoft.com/office/drawing/2015/9/8/chartex" xmlns:cx2="http://schemas.microsoft.com/office/drawing/2015/10/21/chartex" xmlns:cx3="http://schemas.microsoft.com/office/drawing/2016/5/9/chartex" xmlns:cx4="http://schemas.microsoft.com/office/drawing/2016/5/10/chartex" xmlns:cx5="http://schemas.microsoft.com/office/drawing/2016/5/11/chartex" xmlns:cx6="http://schemas.microsoft.com/office/drawing/2016/5/12/chartex" xmlns:cx7="http://schemas.microsoft.com/office/drawing/2016/5/13/chartex" xmlns:cx8="http://schemas.microsoft.com/office/drawing/2016/5/14/chartex" xmlns:mc="http://schemas.openxmlformats.org/markup-compatibility/2006" xmlns:aink="http://schemas.microsoft.com/office/drawing/2016/ink" xmlns:am3d="http://schemas.microsoft.com/office/drawing/2017/model3d" xmlns:o="urn:schemas-microsoft-com:office:office" xmlns:r="http://schemas.openxmlformats.org/officeDocument/2006/relationships" xmlns:m="http://schemas.openxmlformats.org/officeDocument/2006/math" xmlns:v="urn:schemas-microsoft-com:vml" xmlns:wp14="http://schemas.microsoft.com/office/word/2010/wordprocessingDrawing" xmlns:wp="http://schemas.openxmlformats.org/drawingml/2006/wordprocessingDrawing" xmlns:w10="urn:schemas-microsoft-com:office:word" xmlns:w="http://schemas.openxmlformats.org/wordprocessingml/2006/main" xmlns:w14="http://schemas.microsoft.com/office/word/2010/wordml" xmlns:w15="http://schemas.microsoft.com/office/word/2012/wordml" xmlns:w16cex="http://schemas.microsoft.com/office/word/2018/wordml/cex" xmlns:w16cid="http://schemas.microsoft.com/office/word/2016/wordml/cid" xmlns:w16="http://schemas.microsoft.com/office/word/2018/wordml" xmlns:w16sdtdh="http://schemas.microsoft.com/office/word/2020/wordml/sdtdatahash" xmlns:w16se="http://schemas.microsoft.com/office/word/2015/wordml/symex" xmlns:wpg="http://schemas.microsoft.com/office/word/2010/wordprocessingGroup" xmlns:wpi="http://schemas.microsoft.com/office/word/2010/wordprocessingInk" xmlns:wne="http://schemas.microsoft.com/office/word/2006/wordml" xmlns:wps="http://schemas.microsoft.com/office/word/2010/wordprocessingShape" mc:Ignorable="w14 w15 w16se w16cid w16 w16cex w16sdtdh wp14">
   <w:abstractNum w:abstractNumId="0" w15:restartNumberingAfterBreak="0">
+    <w:nsid w:val="BE762A1C"/>
+    <w:multiLevelType w:val="singleLevel"/>
+    <w:tmpl w:val="BE762A1C"/>
+    <w:lvl w:ilvl="0">
+      <w:start w:val="1"/>
+      <w:numFmt w:val="decimal"/>
+      <w:suff w:val="space"/>
+      <w:lvlText w:val="%1."/>
+      <w:lvlJc w:val="left"/>
+    </w:lvl>
+  </w:abstractNum>
+  <w:abstractNum w:abstractNumId="1" w15:restartNumberingAfterBreak="0">
     <w:nsid w:val="DB3DE804"/>
     <w:multiLevelType w:val="singleLevel"/>
     <w:tmpl w:val="DB3DE804"/>
@@ -7254,7 +9876,93 @@
       </w:pPr>
     </w:lvl>
   </w:abstractNum>
-  <w:abstractNum w:abstractNumId="1" w15:restartNumberingAfterBreak="0">
+  <w:abstractNum w:abstractNumId="2" w15:restartNumberingAfterBreak="0">
+    <w:nsid w:val="04D3505D"/>
+    <w:multiLevelType w:val="hybridMultilevel"/>
+    <w:tmpl w:val="A42C9B48"/>
+    <w:lvl w:ilvl="0" w:tplc="0419000F">
+      <w:start w:val="1"/>
+      <w:numFmt w:val="decimal"/>
+      <w:lvlText w:val="%1."/>
+      <w:lvlJc w:val="left"/>
+      <w:pPr>
+        <w:ind w:left="1146" w:hanging="360"/>
+      </w:pPr>
+    </w:lvl>
+    <w:lvl w:ilvl="1" w:tplc="04190019" w:tentative="1">
+      <w:start w:val="1"/>
+      <w:numFmt w:val="lowerLetter"/>
+      <w:lvlText w:val="%2."/>
+      <w:lvlJc w:val="left"/>
+      <w:pPr>
+        <w:ind w:left="1866" w:hanging="360"/>
+      </w:pPr>
+    </w:lvl>
+    <w:lvl w:ilvl="2" w:tplc="0419001B" w:tentative="1">
+      <w:start w:val="1"/>
+      <w:numFmt w:val="lowerRoman"/>
+      <w:lvlText w:val="%3."/>
+      <w:lvlJc w:val="right"/>
+      <w:pPr>
+        <w:ind w:left="2586" w:hanging="180"/>
+      </w:pPr>
+    </w:lvl>
+    <w:lvl w:ilvl="3" w:tplc="0419000F" w:tentative="1">
+      <w:start w:val="1"/>
+      <w:numFmt w:val="decimal"/>
+      <w:lvlText w:val="%4."/>
+      <w:lvlJc w:val="left"/>
+      <w:pPr>
+        <w:ind w:left="3306" w:hanging="360"/>
+      </w:pPr>
+    </w:lvl>
+    <w:lvl w:ilvl="4" w:tplc="04190019" w:tentative="1">
+      <w:start w:val="1"/>
+      <w:numFmt w:val="lowerLetter"/>
+      <w:lvlText w:val="%5."/>
+      <w:lvlJc w:val="left"/>
+      <w:pPr>
+        <w:ind w:left="4026" w:hanging="360"/>
+      </w:pPr>
+    </w:lvl>
+    <w:lvl w:ilvl="5" w:tplc="0419001B" w:tentative="1">
+      <w:start w:val="1"/>
+      <w:numFmt w:val="lowerRoman"/>
+      <w:lvlText w:val="%6."/>
+      <w:lvlJc w:val="right"/>
+      <w:pPr>
+        <w:ind w:left="4746" w:hanging="180"/>
+      </w:pPr>
+    </w:lvl>
+    <w:lvl w:ilvl="6" w:tplc="0419000F" w:tentative="1">
+      <w:start w:val="1"/>
+      <w:numFmt w:val="decimal"/>
+      <w:lvlText w:val="%7."/>
+      <w:lvlJc w:val="left"/>
+      <w:pPr>
+        <w:ind w:left="5466" w:hanging="360"/>
+      </w:pPr>
+    </w:lvl>
+    <w:lvl w:ilvl="7" w:tplc="04190019" w:tentative="1">
+      <w:start w:val="1"/>
+      <w:numFmt w:val="lowerLetter"/>
+      <w:lvlText w:val="%8."/>
+      <w:lvlJc w:val="left"/>
+      <w:pPr>
+        <w:ind w:left="6186" w:hanging="360"/>
+      </w:pPr>
+    </w:lvl>
+    <w:lvl w:ilvl="8" w:tplc="0419001B" w:tentative="1">
+      <w:start w:val="1"/>
+      <w:numFmt w:val="lowerRoman"/>
+      <w:lvlText w:val="%9."/>
+      <w:lvlJc w:val="right"/>
+      <w:pPr>
+        <w:ind w:left="6906" w:hanging="180"/>
+      </w:pPr>
+    </w:lvl>
+  </w:abstractNum>
+  <w:abstractNum w:abstractNumId="3" w15:restartNumberingAfterBreak="0">
     <w:nsid w:val="08525CBB"/>
     <w:multiLevelType w:val="hybridMultilevel"/>
     <w:tmpl w:val="8F8EC682"/>
@@ -7340,7 +10048,7 @@
       </w:pPr>
     </w:lvl>
   </w:abstractNum>
-  <w:abstractNum w:abstractNumId="2" w15:restartNumberingAfterBreak="0">
+  <w:abstractNum w:abstractNumId="4" w15:restartNumberingAfterBreak="0">
     <w:nsid w:val="0B141F98"/>
     <w:multiLevelType w:val="hybridMultilevel"/>
     <w:tmpl w:val="7BB66B0E"/>
@@ -7426,7 +10134,93 @@
       </w:pPr>
     </w:lvl>
   </w:abstractNum>
-  <w:abstractNum w:abstractNumId="3" w15:restartNumberingAfterBreak="0">
+  <w:abstractNum w:abstractNumId="5" w15:restartNumberingAfterBreak="0">
+    <w:nsid w:val="0B491C61"/>
+    <w:multiLevelType w:val="hybridMultilevel"/>
+    <w:tmpl w:val="B9C2D392"/>
+    <w:lvl w:ilvl="0" w:tplc="0419000F">
+      <w:start w:val="1"/>
+      <w:numFmt w:val="decimal"/>
+      <w:lvlText w:val="%1."/>
+      <w:lvlJc w:val="left"/>
+      <w:pPr>
+        <w:ind w:left="1428" w:hanging="360"/>
+      </w:pPr>
+    </w:lvl>
+    <w:lvl w:ilvl="1" w:tplc="04190019" w:tentative="1">
+      <w:start w:val="1"/>
+      <w:numFmt w:val="lowerLetter"/>
+      <w:lvlText w:val="%2."/>
+      <w:lvlJc w:val="left"/>
+      <w:pPr>
+        <w:ind w:left="2148" w:hanging="360"/>
+      </w:pPr>
+    </w:lvl>
+    <w:lvl w:ilvl="2" w:tplc="0419001B" w:tentative="1">
+      <w:start w:val="1"/>
+      <w:numFmt w:val="lowerRoman"/>
+      <w:lvlText w:val="%3."/>
+      <w:lvlJc w:val="right"/>
+      <w:pPr>
+        <w:ind w:left="2868" w:hanging="180"/>
+      </w:pPr>
+    </w:lvl>
+    <w:lvl w:ilvl="3" w:tplc="0419000F" w:tentative="1">
+      <w:start w:val="1"/>
+      <w:numFmt w:val="decimal"/>
+      <w:lvlText w:val="%4."/>
+      <w:lvlJc w:val="left"/>
+      <w:pPr>
+        <w:ind w:left="3588" w:hanging="360"/>
+      </w:pPr>
+    </w:lvl>
+    <w:lvl w:ilvl="4" w:tplc="04190019" w:tentative="1">
+      <w:start w:val="1"/>
+      <w:numFmt w:val="lowerLetter"/>
+      <w:lvlText w:val="%5."/>
+      <w:lvlJc w:val="left"/>
+      <w:pPr>
+        <w:ind w:left="4308" w:hanging="360"/>
+      </w:pPr>
+    </w:lvl>
+    <w:lvl w:ilvl="5" w:tplc="0419001B" w:tentative="1">
+      <w:start w:val="1"/>
+      <w:numFmt w:val="lowerRoman"/>
+      <w:lvlText w:val="%6."/>
+      <w:lvlJc w:val="right"/>
+      <w:pPr>
+        <w:ind w:left="5028" w:hanging="180"/>
+      </w:pPr>
+    </w:lvl>
+    <w:lvl w:ilvl="6" w:tplc="0419000F" w:tentative="1">
+      <w:start w:val="1"/>
+      <w:numFmt w:val="decimal"/>
+      <w:lvlText w:val="%7."/>
+      <w:lvlJc w:val="left"/>
+      <w:pPr>
+        <w:ind w:left="5748" w:hanging="360"/>
+      </w:pPr>
+    </w:lvl>
+    <w:lvl w:ilvl="7" w:tplc="04190019" w:tentative="1">
+      <w:start w:val="1"/>
+      <w:numFmt w:val="lowerLetter"/>
+      <w:lvlText w:val="%8."/>
+      <w:lvlJc w:val="left"/>
+      <w:pPr>
+        <w:ind w:left="6468" w:hanging="360"/>
+      </w:pPr>
+    </w:lvl>
+    <w:lvl w:ilvl="8" w:tplc="0419001B" w:tentative="1">
+      <w:start w:val="1"/>
+      <w:numFmt w:val="lowerRoman"/>
+      <w:lvlText w:val="%9."/>
+      <w:lvlJc w:val="right"/>
+      <w:pPr>
+        <w:ind w:left="7188" w:hanging="180"/>
+      </w:pPr>
+    </w:lvl>
+  </w:abstractNum>
+  <w:abstractNum w:abstractNumId="6" w15:restartNumberingAfterBreak="0">
     <w:nsid w:val="0DC62769"/>
     <w:multiLevelType w:val="hybridMultilevel"/>
     <w:tmpl w:val="DA4AFB9E"/>
@@ -7512,7 +10306,7 @@
       </w:pPr>
     </w:lvl>
   </w:abstractNum>
-  <w:abstractNum w:abstractNumId="4" w15:restartNumberingAfterBreak="0">
+  <w:abstractNum w:abstractNumId="7" w15:restartNumberingAfterBreak="0">
     <w:nsid w:val="0FC82BD5"/>
     <w:multiLevelType w:val="hybridMultilevel"/>
     <w:tmpl w:val="95B858BE"/>
@@ -7625,7 +10419,7 @@
       </w:rPr>
     </w:lvl>
   </w:abstractNum>
-  <w:abstractNum w:abstractNumId="5" w15:restartNumberingAfterBreak="0">
+  <w:abstractNum w:abstractNumId="8" w15:restartNumberingAfterBreak="0">
     <w:nsid w:val="104147FB"/>
     <w:multiLevelType w:val="hybridMultilevel"/>
     <w:tmpl w:val="F30EE120"/>
@@ -7714,7 +10508,7 @@
       </w:pPr>
     </w:lvl>
   </w:abstractNum>
-  <w:abstractNum w:abstractNumId="6" w15:restartNumberingAfterBreak="0">
+  <w:abstractNum w:abstractNumId="9" w15:restartNumberingAfterBreak="0">
     <w:nsid w:val="12B3077D"/>
     <w:multiLevelType w:val="hybridMultilevel"/>
     <w:tmpl w:val="EC04E2C4"/>
@@ -7800,7 +10594,7 @@
       </w:pPr>
     </w:lvl>
   </w:abstractNum>
-  <w:abstractNum w:abstractNumId="7" w15:restartNumberingAfterBreak="0">
+  <w:abstractNum w:abstractNumId="10" w15:restartNumberingAfterBreak="0">
     <w:nsid w:val="12F861A2"/>
     <w:multiLevelType w:val="hybridMultilevel"/>
     <w:tmpl w:val="3CFAB936"/>
@@ -7886,7 +10680,7 @@
       </w:pPr>
     </w:lvl>
   </w:abstractNum>
-  <w:abstractNum w:abstractNumId="8" w15:restartNumberingAfterBreak="0">
+  <w:abstractNum w:abstractNumId="11" w15:restartNumberingAfterBreak="0">
     <w:nsid w:val="13DD460F"/>
     <w:multiLevelType w:val="hybridMultilevel"/>
     <w:tmpl w:val="C672AA04"/>
@@ -7999,7 +10793,7 @@
       </w:rPr>
     </w:lvl>
   </w:abstractNum>
-  <w:abstractNum w:abstractNumId="9" w15:restartNumberingAfterBreak="0">
+  <w:abstractNum w:abstractNumId="12" w15:restartNumberingAfterBreak="0">
     <w:nsid w:val="140E196D"/>
     <w:multiLevelType w:val="hybridMultilevel"/>
     <w:tmpl w:val="A4D4F77E"/>
@@ -8112,7 +10906,7 @@
       </w:rPr>
     </w:lvl>
   </w:abstractNum>
-  <w:abstractNum w:abstractNumId="10" w15:restartNumberingAfterBreak="0">
+  <w:abstractNum w:abstractNumId="13" w15:restartNumberingAfterBreak="0">
     <w:nsid w:val="162D7202"/>
     <w:multiLevelType w:val="hybridMultilevel"/>
     <w:tmpl w:val="28161AAE"/>
@@ -8225,7 +11019,7 @@
       </w:rPr>
     </w:lvl>
   </w:abstractNum>
-  <w:abstractNum w:abstractNumId="11" w15:restartNumberingAfterBreak="0">
+  <w:abstractNum w:abstractNumId="14" w15:restartNumberingAfterBreak="0">
     <w:nsid w:val="17530E8E"/>
     <w:multiLevelType w:val="hybridMultilevel"/>
     <w:tmpl w:val="020CDF46"/>
@@ -8338,7 +11132,93 @@
       </w:rPr>
     </w:lvl>
   </w:abstractNum>
-  <w:abstractNum w:abstractNumId="12" w15:restartNumberingAfterBreak="0">
+  <w:abstractNum w:abstractNumId="15" w15:restartNumberingAfterBreak="0">
+    <w:nsid w:val="17E3027C"/>
+    <w:multiLevelType w:val="hybridMultilevel"/>
+    <w:tmpl w:val="86C23564"/>
+    <w:lvl w:ilvl="0" w:tplc="0419000F">
+      <w:start w:val="1"/>
+      <w:numFmt w:val="decimal"/>
+      <w:lvlText w:val="%1."/>
+      <w:lvlJc w:val="left"/>
+      <w:pPr>
+        <w:ind w:left="720" w:hanging="360"/>
+      </w:pPr>
+    </w:lvl>
+    <w:lvl w:ilvl="1" w:tplc="04190019">
+      <w:start w:val="1"/>
+      <w:numFmt w:val="lowerLetter"/>
+      <w:lvlText w:val="%2."/>
+      <w:lvlJc w:val="left"/>
+      <w:pPr>
+        <w:ind w:left="1440" w:hanging="360"/>
+      </w:pPr>
+    </w:lvl>
+    <w:lvl w:ilvl="2" w:tplc="0419001B" w:tentative="1">
+      <w:start w:val="1"/>
+      <w:numFmt w:val="lowerRoman"/>
+      <w:lvlText w:val="%3."/>
+      <w:lvlJc w:val="right"/>
+      <w:pPr>
+        <w:ind w:left="2160" w:hanging="180"/>
+      </w:pPr>
+    </w:lvl>
+    <w:lvl w:ilvl="3" w:tplc="0419000F" w:tentative="1">
+      <w:start w:val="1"/>
+      <w:numFmt w:val="decimal"/>
+      <w:lvlText w:val="%4."/>
+      <w:lvlJc w:val="left"/>
+      <w:pPr>
+        <w:ind w:left="2880" w:hanging="360"/>
+      </w:pPr>
+    </w:lvl>
+    <w:lvl w:ilvl="4" w:tplc="04190019" w:tentative="1">
+      <w:start w:val="1"/>
+      <w:numFmt w:val="lowerLetter"/>
+      <w:lvlText w:val="%5."/>
+      <w:lvlJc w:val="left"/>
+      <w:pPr>
+        <w:ind w:left="3600" w:hanging="360"/>
+      </w:pPr>
+    </w:lvl>
+    <w:lvl w:ilvl="5" w:tplc="0419001B" w:tentative="1">
+      <w:start w:val="1"/>
+      <w:numFmt w:val="lowerRoman"/>
+      <w:lvlText w:val="%6."/>
+      <w:lvlJc w:val="right"/>
+      <w:pPr>
+        <w:ind w:left="4320" w:hanging="180"/>
+      </w:pPr>
+    </w:lvl>
+    <w:lvl w:ilvl="6" w:tplc="0419000F" w:tentative="1">
+      <w:start w:val="1"/>
+      <w:numFmt w:val="decimal"/>
+      <w:lvlText w:val="%7."/>
+      <w:lvlJc w:val="left"/>
+      <w:pPr>
+        <w:ind w:left="5040" w:hanging="360"/>
+      </w:pPr>
+    </w:lvl>
+    <w:lvl w:ilvl="7" w:tplc="04190019" w:tentative="1">
+      <w:start w:val="1"/>
+      <w:numFmt w:val="lowerLetter"/>
+      <w:lvlText w:val="%8."/>
+      <w:lvlJc w:val="left"/>
+      <w:pPr>
+        <w:ind w:left="5760" w:hanging="360"/>
+      </w:pPr>
+    </w:lvl>
+    <w:lvl w:ilvl="8" w:tplc="0419001B" w:tentative="1">
+      <w:start w:val="1"/>
+      <w:numFmt w:val="lowerRoman"/>
+      <w:lvlText w:val="%9."/>
+      <w:lvlJc w:val="right"/>
+      <w:pPr>
+        <w:ind w:left="6480" w:hanging="180"/>
+      </w:pPr>
+    </w:lvl>
+  </w:abstractNum>
+  <w:abstractNum w:abstractNumId="16" w15:restartNumberingAfterBreak="0">
     <w:nsid w:val="1F135B83"/>
     <w:multiLevelType w:val="hybridMultilevel"/>
     <w:tmpl w:val="0352A78E"/>
@@ -8451,7 +11331,7 @@
       </w:rPr>
     </w:lvl>
   </w:abstractNum>
-  <w:abstractNum w:abstractNumId="13" w15:restartNumberingAfterBreak="0">
+  <w:abstractNum w:abstractNumId="17" w15:restartNumberingAfterBreak="0">
     <w:nsid w:val="216274C5"/>
     <w:multiLevelType w:val="hybridMultilevel"/>
     <w:tmpl w:val="EAA8D27A"/>
@@ -8537,7 +11417,7 @@
       </w:pPr>
     </w:lvl>
   </w:abstractNum>
-  <w:abstractNum w:abstractNumId="14" w15:restartNumberingAfterBreak="0">
+  <w:abstractNum w:abstractNumId="18" w15:restartNumberingAfterBreak="0">
     <w:nsid w:val="26FA0D01"/>
     <w:multiLevelType w:val="multilevel"/>
     <w:tmpl w:val="0980B06E"/>
@@ -8661,7 +11541,7 @@
       </w:rPr>
     </w:lvl>
   </w:abstractNum>
-  <w:abstractNum w:abstractNumId="15" w15:restartNumberingAfterBreak="0">
+  <w:abstractNum w:abstractNumId="19" w15:restartNumberingAfterBreak="0">
     <w:nsid w:val="29F427D8"/>
     <w:multiLevelType w:val="hybridMultilevel"/>
     <w:tmpl w:val="61BE3F32"/>
@@ -8774,7 +11654,7 @@
       </w:rPr>
     </w:lvl>
   </w:abstractNum>
-  <w:abstractNum w:abstractNumId="16" w15:restartNumberingAfterBreak="0">
+  <w:abstractNum w:abstractNumId="20" w15:restartNumberingAfterBreak="0">
     <w:nsid w:val="2AB943EE"/>
     <w:multiLevelType w:val="hybridMultilevel"/>
     <w:tmpl w:val="8F04EFE6"/>
@@ -8887,7 +11767,7 @@
       </w:rPr>
     </w:lvl>
   </w:abstractNum>
-  <w:abstractNum w:abstractNumId="17" w15:restartNumberingAfterBreak="0">
+  <w:abstractNum w:abstractNumId="21" w15:restartNumberingAfterBreak="0">
     <w:nsid w:val="2B523188"/>
     <w:multiLevelType w:val="hybridMultilevel"/>
     <w:tmpl w:val="D3DC2FE6"/>
@@ -9000,7 +11880,7 @@
       </w:rPr>
     </w:lvl>
   </w:abstractNum>
-  <w:abstractNum w:abstractNumId="18" w15:restartNumberingAfterBreak="0">
+  <w:abstractNum w:abstractNumId="22" w15:restartNumberingAfterBreak="0">
     <w:nsid w:val="2C1D040F"/>
     <w:multiLevelType w:val="multilevel"/>
     <w:tmpl w:val="B906A122"/>
@@ -9149,7 +12029,7 @@
       </w:rPr>
     </w:lvl>
   </w:abstractNum>
-  <w:abstractNum w:abstractNumId="19" w15:restartNumberingAfterBreak="0">
+  <w:abstractNum w:abstractNumId="23" w15:restartNumberingAfterBreak="0">
     <w:nsid w:val="32C147F9"/>
     <w:multiLevelType w:val="hybridMultilevel"/>
     <w:tmpl w:val="465CCD18"/>
@@ -9235,7 +12115,7 @@
       </w:pPr>
     </w:lvl>
   </w:abstractNum>
-  <w:abstractNum w:abstractNumId="20" w15:restartNumberingAfterBreak="0">
+  <w:abstractNum w:abstractNumId="24" w15:restartNumberingAfterBreak="0">
     <w:nsid w:val="3E8A7B6A"/>
     <w:multiLevelType w:val="hybridMultilevel"/>
     <w:tmpl w:val="E7B0CABC"/>
@@ -9348,7 +12228,7 @@
       </w:rPr>
     </w:lvl>
   </w:abstractNum>
-  <w:abstractNum w:abstractNumId="21" w15:restartNumberingAfterBreak="0">
+  <w:abstractNum w:abstractNumId="25" w15:restartNumberingAfterBreak="0">
     <w:nsid w:val="459704EF"/>
     <w:multiLevelType w:val="hybridMultilevel"/>
     <w:tmpl w:val="EEF03140"/>
@@ -9461,7 +12341,7 @@
       </w:rPr>
     </w:lvl>
   </w:abstractNum>
-  <w:abstractNum w:abstractNumId="22" w15:restartNumberingAfterBreak="0">
+  <w:abstractNum w:abstractNumId="26" w15:restartNumberingAfterBreak="0">
     <w:nsid w:val="45E93552"/>
     <w:multiLevelType w:val="hybridMultilevel"/>
     <w:tmpl w:val="916681C8"/>
@@ -9547,10 +12427,10 @@
       </w:pPr>
     </w:lvl>
   </w:abstractNum>
-  <w:abstractNum w:abstractNumId="23" w15:restartNumberingAfterBreak="0">
+  <w:abstractNum w:abstractNumId="27" w15:restartNumberingAfterBreak="0">
     <w:nsid w:val="48BD2CD3"/>
     <w:multiLevelType w:val="hybridMultilevel"/>
-    <w:tmpl w:val="9070AA1C"/>
+    <w:tmpl w:val="86C23564"/>
     <w:lvl w:ilvl="0" w:tplc="0419000F">
       <w:start w:val="1"/>
       <w:numFmt w:val="decimal"/>
@@ -9633,7 +12513,93 @@
       </w:pPr>
     </w:lvl>
   </w:abstractNum>
-  <w:abstractNum w:abstractNumId="24" w15:restartNumberingAfterBreak="0">
+  <w:abstractNum w:abstractNumId="28" w15:restartNumberingAfterBreak="0">
+    <w:nsid w:val="491039C4"/>
+    <w:multiLevelType w:val="hybridMultilevel"/>
+    <w:tmpl w:val="914C7A26"/>
+    <w:lvl w:ilvl="0" w:tplc="0419000F">
+      <w:start w:val="1"/>
+      <w:numFmt w:val="decimal"/>
+      <w:lvlText w:val="%1."/>
+      <w:lvlJc w:val="left"/>
+      <w:pPr>
+        <w:ind w:left="720" w:hanging="360"/>
+      </w:pPr>
+    </w:lvl>
+    <w:lvl w:ilvl="1" w:tplc="04190019" w:tentative="1">
+      <w:start w:val="1"/>
+      <w:numFmt w:val="lowerLetter"/>
+      <w:lvlText w:val="%2."/>
+      <w:lvlJc w:val="left"/>
+      <w:pPr>
+        <w:ind w:left="1440" w:hanging="360"/>
+      </w:pPr>
+    </w:lvl>
+    <w:lvl w:ilvl="2" w:tplc="0419001B" w:tentative="1">
+      <w:start w:val="1"/>
+      <w:numFmt w:val="lowerRoman"/>
+      <w:lvlText w:val="%3."/>
+      <w:lvlJc w:val="right"/>
+      <w:pPr>
+        <w:ind w:left="2160" w:hanging="180"/>
+      </w:pPr>
+    </w:lvl>
+    <w:lvl w:ilvl="3" w:tplc="0419000F" w:tentative="1">
+      <w:start w:val="1"/>
+      <w:numFmt w:val="decimal"/>
+      <w:lvlText w:val="%4."/>
+      <w:lvlJc w:val="left"/>
+      <w:pPr>
+        <w:ind w:left="2880" w:hanging="360"/>
+      </w:pPr>
+    </w:lvl>
+    <w:lvl w:ilvl="4" w:tplc="04190019" w:tentative="1">
+      <w:start w:val="1"/>
+      <w:numFmt w:val="lowerLetter"/>
+      <w:lvlText w:val="%5."/>
+      <w:lvlJc w:val="left"/>
+      <w:pPr>
+        <w:ind w:left="3600" w:hanging="360"/>
+      </w:pPr>
+    </w:lvl>
+    <w:lvl w:ilvl="5" w:tplc="0419001B" w:tentative="1">
+      <w:start w:val="1"/>
+      <w:numFmt w:val="lowerRoman"/>
+      <w:lvlText w:val="%6."/>
+      <w:lvlJc w:val="right"/>
+      <w:pPr>
+        <w:ind w:left="4320" w:hanging="180"/>
+      </w:pPr>
+    </w:lvl>
+    <w:lvl w:ilvl="6" w:tplc="0419000F" w:tentative="1">
+      <w:start w:val="1"/>
+      <w:numFmt w:val="decimal"/>
+      <w:lvlText w:val="%7."/>
+      <w:lvlJc w:val="left"/>
+      <w:pPr>
+        <w:ind w:left="5040" w:hanging="360"/>
+      </w:pPr>
+    </w:lvl>
+    <w:lvl w:ilvl="7" w:tplc="04190019" w:tentative="1">
+      <w:start w:val="1"/>
+      <w:numFmt w:val="lowerLetter"/>
+      <w:lvlText w:val="%8."/>
+      <w:lvlJc w:val="left"/>
+      <w:pPr>
+        <w:ind w:left="5760" w:hanging="360"/>
+      </w:pPr>
+    </w:lvl>
+    <w:lvl w:ilvl="8" w:tplc="0419001B" w:tentative="1">
+      <w:start w:val="1"/>
+      <w:numFmt w:val="lowerRoman"/>
+      <w:lvlText w:val="%9."/>
+      <w:lvlJc w:val="right"/>
+      <w:pPr>
+        <w:ind w:left="6480" w:hanging="180"/>
+      </w:pPr>
+    </w:lvl>
+  </w:abstractNum>
+  <w:abstractNum w:abstractNumId="29" w15:restartNumberingAfterBreak="0">
     <w:nsid w:val="4A013C8E"/>
     <w:multiLevelType w:val="hybridMultilevel"/>
     <w:tmpl w:val="C3762054"/>
@@ -9746,7 +12712,7 @@
       </w:rPr>
     </w:lvl>
   </w:abstractNum>
-  <w:abstractNum w:abstractNumId="25" w15:restartNumberingAfterBreak="0">
+  <w:abstractNum w:abstractNumId="30" w15:restartNumberingAfterBreak="0">
     <w:nsid w:val="4B913C5F"/>
     <w:multiLevelType w:val="hybridMultilevel"/>
     <w:tmpl w:val="7C100B4C"/>
@@ -9859,7 +12825,7 @@
       </w:rPr>
     </w:lvl>
   </w:abstractNum>
-  <w:abstractNum w:abstractNumId="26" w15:restartNumberingAfterBreak="0">
+  <w:abstractNum w:abstractNumId="31" w15:restartNumberingAfterBreak="0">
     <w:nsid w:val="4D987FD0"/>
     <w:multiLevelType w:val="hybridMultilevel"/>
     <w:tmpl w:val="21BECB9A"/>
@@ -9972,7 +12938,7 @@
       </w:rPr>
     </w:lvl>
   </w:abstractNum>
-  <w:abstractNum w:abstractNumId="27" w15:restartNumberingAfterBreak="0">
+  <w:abstractNum w:abstractNumId="32" w15:restartNumberingAfterBreak="0">
     <w:nsid w:val="4EA37EF7"/>
     <w:multiLevelType w:val="hybridMultilevel"/>
     <w:tmpl w:val="30B4EB1E"/>
@@ -10085,7 +13051,7 @@
       </w:rPr>
     </w:lvl>
   </w:abstractNum>
-  <w:abstractNum w:abstractNumId="28" w15:restartNumberingAfterBreak="0">
+  <w:abstractNum w:abstractNumId="33" w15:restartNumberingAfterBreak="0">
     <w:nsid w:val="5BDC42F0"/>
     <w:multiLevelType w:val="hybridMultilevel"/>
     <w:tmpl w:val="75DAB5BE"/>
@@ -10198,7 +13164,7 @@
       </w:rPr>
     </w:lvl>
   </w:abstractNum>
-  <w:abstractNum w:abstractNumId="29" w15:restartNumberingAfterBreak="0">
+  <w:abstractNum w:abstractNumId="34" w15:restartNumberingAfterBreak="0">
     <w:nsid w:val="5D0F537B"/>
     <w:multiLevelType w:val="hybridMultilevel"/>
     <w:tmpl w:val="95487B26"/>
@@ -10311,7 +13277,120 @@
       </w:rPr>
     </w:lvl>
   </w:abstractNum>
-  <w:abstractNum w:abstractNumId="30" w15:restartNumberingAfterBreak="0">
+  <w:abstractNum w:abstractNumId="35" w15:restartNumberingAfterBreak="0">
+    <w:nsid w:val="65CF1551"/>
+    <w:multiLevelType w:val="hybridMultilevel"/>
+    <w:tmpl w:val="8E1E8AC6"/>
+    <w:lvl w:ilvl="0" w:tplc="04190001">
+      <w:start w:val="1"/>
+      <w:numFmt w:val="bullet"/>
+      <w:lvlText w:val=""/>
+      <w:lvlJc w:val="left"/>
+      <w:pPr>
+        <w:ind w:left="1428" w:hanging="360"/>
+      </w:pPr>
+      <w:rPr>
+        <w:rFonts w:ascii="Symbol" w:hAnsi="Symbol" w:hint="default"/>
+      </w:rPr>
+    </w:lvl>
+    <w:lvl w:ilvl="1" w:tplc="04190003" w:tentative="1">
+      <w:start w:val="1"/>
+      <w:numFmt w:val="bullet"/>
+      <w:lvlText w:val="o"/>
+      <w:lvlJc w:val="left"/>
+      <w:pPr>
+        <w:ind w:left="2148" w:hanging="360"/>
+      </w:pPr>
+      <w:rPr>
+        <w:rFonts w:ascii="Courier New" w:hAnsi="Courier New" w:cs="Courier New" w:hint="default"/>
+      </w:rPr>
+    </w:lvl>
+    <w:lvl w:ilvl="2" w:tplc="04190005" w:tentative="1">
+      <w:start w:val="1"/>
+      <w:numFmt w:val="bullet"/>
+      <w:lvlText w:val=""/>
+      <w:lvlJc w:val="left"/>
+      <w:pPr>
+        <w:ind w:left="2868" w:hanging="360"/>
+      </w:pPr>
+      <w:rPr>
+        <w:rFonts w:ascii="Wingdings" w:hAnsi="Wingdings" w:hint="default"/>
+      </w:rPr>
+    </w:lvl>
+    <w:lvl w:ilvl="3" w:tplc="04190001" w:tentative="1">
+      <w:start w:val="1"/>
+      <w:numFmt w:val="bullet"/>
+      <w:lvlText w:val=""/>
+      <w:lvlJc w:val="left"/>
+      <w:pPr>
+        <w:ind w:left="3588" w:hanging="360"/>
+      </w:pPr>
+      <w:rPr>
+        <w:rFonts w:ascii="Symbol" w:hAnsi="Symbol" w:hint="default"/>
+      </w:rPr>
+    </w:lvl>
+    <w:lvl w:ilvl="4" w:tplc="04190003" w:tentative="1">
+      <w:start w:val="1"/>
+      <w:numFmt w:val="bullet"/>
+      <w:lvlText w:val="o"/>
+      <w:lvlJc w:val="left"/>
+      <w:pPr>
+        <w:ind w:left="4308" w:hanging="360"/>
+      </w:pPr>
+      <w:rPr>
+        <w:rFonts w:ascii="Courier New" w:hAnsi="Courier New" w:cs="Courier New" w:hint="default"/>
+      </w:rPr>
+    </w:lvl>
+    <w:lvl w:ilvl="5" w:tplc="04190005" w:tentative="1">
+      <w:start w:val="1"/>
+      <w:numFmt w:val="bullet"/>
+      <w:lvlText w:val=""/>
+      <w:lvlJc w:val="left"/>
+      <w:pPr>
+        <w:ind w:left="5028" w:hanging="360"/>
+      </w:pPr>
+      <w:rPr>
+        <w:rFonts w:ascii="Wingdings" w:hAnsi="Wingdings" w:hint="default"/>
+      </w:rPr>
+    </w:lvl>
+    <w:lvl w:ilvl="6" w:tplc="04190001" w:tentative="1">
+      <w:start w:val="1"/>
+      <w:numFmt w:val="bullet"/>
+      <w:lvlText w:val=""/>
+      <w:lvlJc w:val="left"/>
+      <w:pPr>
+        <w:ind w:left="5748" w:hanging="360"/>
+      </w:pPr>
+      <w:rPr>
+        <w:rFonts w:ascii="Symbol" w:hAnsi="Symbol" w:hint="default"/>
+      </w:rPr>
+    </w:lvl>
+    <w:lvl w:ilvl="7" w:tplc="04190003" w:tentative="1">
+      <w:start w:val="1"/>
+      <w:numFmt w:val="bullet"/>
+      <w:lvlText w:val="o"/>
+      <w:lvlJc w:val="left"/>
+      <w:pPr>
+        <w:ind w:left="6468" w:hanging="360"/>
+      </w:pPr>
+      <w:rPr>
+        <w:rFonts w:ascii="Courier New" w:hAnsi="Courier New" w:cs="Courier New" w:hint="default"/>
+      </w:rPr>
+    </w:lvl>
+    <w:lvl w:ilvl="8" w:tplc="04190005" w:tentative="1">
+      <w:start w:val="1"/>
+      <w:numFmt w:val="bullet"/>
+      <w:lvlText w:val=""/>
+      <w:lvlJc w:val="left"/>
+      <w:pPr>
+        <w:ind w:left="7188" w:hanging="360"/>
+      </w:pPr>
+      <w:rPr>
+        <w:rFonts w:ascii="Wingdings" w:hAnsi="Wingdings" w:hint="default"/>
+      </w:rPr>
+    </w:lvl>
+  </w:abstractNum>
+  <w:abstractNum w:abstractNumId="36" w15:restartNumberingAfterBreak="0">
     <w:nsid w:val="67CF3C7F"/>
     <w:multiLevelType w:val="hybridMultilevel"/>
     <w:tmpl w:val="130E73EE"/>
@@ -10424,7 +13503,7 @@
       </w:rPr>
     </w:lvl>
   </w:abstractNum>
-  <w:abstractNum w:abstractNumId="31" w15:restartNumberingAfterBreak="0">
+  <w:abstractNum w:abstractNumId="37" w15:restartNumberingAfterBreak="0">
     <w:nsid w:val="69EC4EBE"/>
     <w:multiLevelType w:val="hybridMultilevel"/>
     <w:tmpl w:val="1DC46F6C"/>
@@ -10510,7 +13589,93 @@
       </w:pPr>
     </w:lvl>
   </w:abstractNum>
-  <w:abstractNum w:abstractNumId="32" w15:restartNumberingAfterBreak="0">
+  <w:abstractNum w:abstractNumId="38" w15:restartNumberingAfterBreak="0">
+    <w:nsid w:val="6D23221A"/>
+    <w:multiLevelType w:val="hybridMultilevel"/>
+    <w:tmpl w:val="E7240556"/>
+    <w:lvl w:ilvl="0" w:tplc="0419000F">
+      <w:start w:val="1"/>
+      <w:numFmt w:val="decimal"/>
+      <w:lvlText w:val="%1."/>
+      <w:lvlJc w:val="left"/>
+      <w:pPr>
+        <w:ind w:left="1428" w:hanging="360"/>
+      </w:pPr>
+    </w:lvl>
+    <w:lvl w:ilvl="1" w:tplc="04190019" w:tentative="1">
+      <w:start w:val="1"/>
+      <w:numFmt w:val="lowerLetter"/>
+      <w:lvlText w:val="%2."/>
+      <w:lvlJc w:val="left"/>
+      <w:pPr>
+        <w:ind w:left="2148" w:hanging="360"/>
+      </w:pPr>
+    </w:lvl>
+    <w:lvl w:ilvl="2" w:tplc="0419001B" w:tentative="1">
+      <w:start w:val="1"/>
+      <w:numFmt w:val="lowerRoman"/>
+      <w:lvlText w:val="%3."/>
+      <w:lvlJc w:val="right"/>
+      <w:pPr>
+        <w:ind w:left="2868" w:hanging="180"/>
+      </w:pPr>
+    </w:lvl>
+    <w:lvl w:ilvl="3" w:tplc="0419000F" w:tentative="1">
+      <w:start w:val="1"/>
+      <w:numFmt w:val="decimal"/>
+      <w:lvlText w:val="%4."/>
+      <w:lvlJc w:val="left"/>
+      <w:pPr>
+        <w:ind w:left="3588" w:hanging="360"/>
+      </w:pPr>
+    </w:lvl>
+    <w:lvl w:ilvl="4" w:tplc="04190019" w:tentative="1">
+      <w:start w:val="1"/>
+      <w:numFmt w:val="lowerLetter"/>
+      <w:lvlText w:val="%5."/>
+      <w:lvlJc w:val="left"/>
+      <w:pPr>
+        <w:ind w:left="4308" w:hanging="360"/>
+      </w:pPr>
+    </w:lvl>
+    <w:lvl w:ilvl="5" w:tplc="0419001B" w:tentative="1">
+      <w:start w:val="1"/>
+      <w:numFmt w:val="lowerRoman"/>
+      <w:lvlText w:val="%6."/>
+      <w:lvlJc w:val="right"/>
+      <w:pPr>
+        <w:ind w:left="5028" w:hanging="180"/>
+      </w:pPr>
+    </w:lvl>
+    <w:lvl w:ilvl="6" w:tplc="0419000F" w:tentative="1">
+      <w:start w:val="1"/>
+      <w:numFmt w:val="decimal"/>
+      <w:lvlText w:val="%7."/>
+      <w:lvlJc w:val="left"/>
+      <w:pPr>
+        <w:ind w:left="5748" w:hanging="360"/>
+      </w:pPr>
+    </w:lvl>
+    <w:lvl w:ilvl="7" w:tplc="04190019" w:tentative="1">
+      <w:start w:val="1"/>
+      <w:numFmt w:val="lowerLetter"/>
+      <w:lvlText w:val="%8."/>
+      <w:lvlJc w:val="left"/>
+      <w:pPr>
+        <w:ind w:left="6468" w:hanging="360"/>
+      </w:pPr>
+    </w:lvl>
+    <w:lvl w:ilvl="8" w:tplc="0419001B" w:tentative="1">
+      <w:start w:val="1"/>
+      <w:numFmt w:val="lowerRoman"/>
+      <w:lvlText w:val="%9."/>
+      <w:lvlJc w:val="right"/>
+      <w:pPr>
+        <w:ind w:left="7188" w:hanging="180"/>
+      </w:pPr>
+    </w:lvl>
+  </w:abstractNum>
+  <w:abstractNum w:abstractNumId="39" w15:restartNumberingAfterBreak="0">
     <w:nsid w:val="745C33A5"/>
     <w:multiLevelType w:val="hybridMultilevel"/>
     <w:tmpl w:val="D3D2ABEC"/>
@@ -10623,7 +13788,93 @@
       </w:rPr>
     </w:lvl>
   </w:abstractNum>
-  <w:abstractNum w:abstractNumId="33" w15:restartNumberingAfterBreak="0">
+  <w:abstractNum w:abstractNumId="40" w15:restartNumberingAfterBreak="0">
+    <w:nsid w:val="77012AED"/>
+    <w:multiLevelType w:val="hybridMultilevel"/>
+    <w:tmpl w:val="1660E198"/>
+    <w:lvl w:ilvl="0" w:tplc="0419000F">
+      <w:start w:val="1"/>
+      <w:numFmt w:val="decimal"/>
+      <w:lvlText w:val="%1."/>
+      <w:lvlJc w:val="left"/>
+      <w:pPr>
+        <w:ind w:left="1428" w:hanging="360"/>
+      </w:pPr>
+    </w:lvl>
+    <w:lvl w:ilvl="1" w:tplc="04190019" w:tentative="1">
+      <w:start w:val="1"/>
+      <w:numFmt w:val="lowerLetter"/>
+      <w:lvlText w:val="%2."/>
+      <w:lvlJc w:val="left"/>
+      <w:pPr>
+        <w:ind w:left="2148" w:hanging="360"/>
+      </w:pPr>
+    </w:lvl>
+    <w:lvl w:ilvl="2" w:tplc="0419001B" w:tentative="1">
+      <w:start w:val="1"/>
+      <w:numFmt w:val="lowerRoman"/>
+      <w:lvlText w:val="%3."/>
+      <w:lvlJc w:val="right"/>
+      <w:pPr>
+        <w:ind w:left="2868" w:hanging="180"/>
+      </w:pPr>
+    </w:lvl>
+    <w:lvl w:ilvl="3" w:tplc="0419000F" w:tentative="1">
+      <w:start w:val="1"/>
+      <w:numFmt w:val="decimal"/>
+      <w:lvlText w:val="%4."/>
+      <w:lvlJc w:val="left"/>
+      <w:pPr>
+        <w:ind w:left="3588" w:hanging="360"/>
+      </w:pPr>
+    </w:lvl>
+    <w:lvl w:ilvl="4" w:tplc="04190019" w:tentative="1">
+      <w:start w:val="1"/>
+      <w:numFmt w:val="lowerLetter"/>
+      <w:lvlText w:val="%5."/>
+      <w:lvlJc w:val="left"/>
+      <w:pPr>
+        <w:ind w:left="4308" w:hanging="360"/>
+      </w:pPr>
+    </w:lvl>
+    <w:lvl w:ilvl="5" w:tplc="0419001B" w:tentative="1">
+      <w:start w:val="1"/>
+      <w:numFmt w:val="lowerRoman"/>
+      <w:lvlText w:val="%6."/>
+      <w:lvlJc w:val="right"/>
+      <w:pPr>
+        <w:ind w:left="5028" w:hanging="180"/>
+      </w:pPr>
+    </w:lvl>
+    <w:lvl w:ilvl="6" w:tplc="0419000F" w:tentative="1">
+      <w:start w:val="1"/>
+      <w:numFmt w:val="decimal"/>
+      <w:lvlText w:val="%7."/>
+      <w:lvlJc w:val="left"/>
+      <w:pPr>
+        <w:ind w:left="5748" w:hanging="360"/>
+      </w:pPr>
+    </w:lvl>
+    <w:lvl w:ilvl="7" w:tplc="04190019" w:tentative="1">
+      <w:start w:val="1"/>
+      <w:numFmt w:val="lowerLetter"/>
+      <w:lvlText w:val="%8."/>
+      <w:lvlJc w:val="left"/>
+      <w:pPr>
+        <w:ind w:left="6468" w:hanging="360"/>
+      </w:pPr>
+    </w:lvl>
+    <w:lvl w:ilvl="8" w:tplc="0419001B" w:tentative="1">
+      <w:start w:val="1"/>
+      <w:numFmt w:val="lowerRoman"/>
+      <w:lvlText w:val="%9."/>
+      <w:lvlJc w:val="right"/>
+      <w:pPr>
+        <w:ind w:left="7188" w:hanging="180"/>
+      </w:pPr>
+    </w:lvl>
+  </w:abstractNum>
+  <w:abstractNum w:abstractNumId="41" w15:restartNumberingAfterBreak="0">
     <w:nsid w:val="7946485E"/>
     <w:multiLevelType w:val="hybridMultilevel"/>
     <w:tmpl w:val="749E4BC4"/>
@@ -10712,7 +13963,7 @@
       </w:pPr>
     </w:lvl>
   </w:abstractNum>
-  <w:abstractNum w:abstractNumId="34" w15:restartNumberingAfterBreak="0">
+  <w:abstractNum w:abstractNumId="42" w15:restartNumberingAfterBreak="0">
     <w:nsid w:val="798541D3"/>
     <w:multiLevelType w:val="hybridMultilevel"/>
     <w:tmpl w:val="10C81E8E"/>
@@ -10825,7 +14076,7 @@
       </w:rPr>
     </w:lvl>
   </w:abstractNum>
-  <w:abstractNum w:abstractNumId="35" w15:restartNumberingAfterBreak="0">
+  <w:abstractNum w:abstractNumId="43" w15:restartNumberingAfterBreak="0">
     <w:nsid w:val="7AB66FE1"/>
     <w:multiLevelType w:val="hybridMultilevel"/>
     <w:tmpl w:val="95CA07D2"/>
@@ -10912,127 +14163,151 @@
     </w:lvl>
   </w:abstractNum>
   <w:num w:numId="1">
-    <w:abstractNumId w:val="7"/>
+    <w:abstractNumId w:val="10"/>
   </w:num>
   <w:num w:numId="2">
+    <w:abstractNumId w:val="36"/>
+  </w:num>
+  <w:num w:numId="3">
+    <w:abstractNumId w:val="42"/>
+  </w:num>
+  <w:num w:numId="4">
+    <w:abstractNumId w:val="26"/>
+  </w:num>
+  <w:num w:numId="5">
+    <w:abstractNumId w:val="1"/>
+  </w:num>
+  <w:num w:numId="6">
+    <w:abstractNumId w:val="18"/>
+  </w:num>
+  <w:num w:numId="7">
+    <w:abstractNumId w:val="39"/>
+  </w:num>
+  <w:num w:numId="8">
+    <w:abstractNumId w:val="25"/>
+  </w:num>
+  <w:num w:numId="9">
+    <w:abstractNumId w:val="6"/>
+  </w:num>
+  <w:num w:numId="10">
     <w:abstractNumId w:val="30"/>
   </w:num>
-  <w:num w:numId="3">
-    <w:abstractNumId w:val="34"/>
+  <w:num w:numId="11">
+    <w:abstractNumId w:val="19"/>
   </w:num>
-  <w:num w:numId="4">
-    <w:abstractNumId w:val="22"/>
+  <w:num w:numId="12">
+    <w:abstractNumId w:val="9"/>
   </w:num>
-  <w:num w:numId="5">
-    <w:abstractNumId w:val="0"/>
+  <w:num w:numId="13">
+    <w:abstractNumId w:val="16"/>
   </w:num>
-  <w:num w:numId="6">
-    <w:abstractNumId w:val="14"/>
+  <w:num w:numId="14">
+    <w:abstractNumId w:val="29"/>
   </w:num>
-  <w:num w:numId="7">
-    <w:abstractNumId w:val="32"/>
+  <w:num w:numId="15">
+    <w:abstractNumId w:val="4"/>
   </w:num>
-  <w:num w:numId="8">
-    <w:abstractNumId w:val="21"/>
-  </w:num>
-  <w:num w:numId="9">
+  <w:num w:numId="16">
     <w:abstractNumId w:val="3"/>
   </w:num>
-  <w:num w:numId="10">
-    <w:abstractNumId w:val="25"/>
-  </w:num>
-  <w:num w:numId="11">
-    <w:abstractNumId w:val="15"/>
-  </w:num>
-  <w:num w:numId="12">
-    <w:abstractNumId w:val="6"/>
-  </w:num>
-  <w:num w:numId="13">
-    <w:abstractNumId w:val="12"/>
-  </w:num>
-  <w:num w:numId="14">
-    <w:abstractNumId w:val="24"/>
-  </w:num>
-  <w:num w:numId="15">
-    <w:abstractNumId w:val="2"/>
-  </w:num>
-  <w:num w:numId="16">
-    <w:abstractNumId w:val="1"/>
-  </w:num>
   <w:num w:numId="17">
-    <w:abstractNumId w:val="14"/>
+    <w:abstractNumId w:val="18"/>
   </w:num>
   <w:num w:numId="18">
-    <w:abstractNumId w:val="35"/>
+    <w:abstractNumId w:val="43"/>
   </w:num>
   <w:num w:numId="19">
-    <w:abstractNumId w:val="33"/>
+    <w:abstractNumId w:val="41"/>
   </w:num>
   <w:num w:numId="20">
-    <w:abstractNumId w:val="14"/>
+    <w:abstractNumId w:val="18"/>
   </w:num>
   <w:num w:numId="21">
-    <w:abstractNumId w:val="14"/>
+    <w:abstractNumId w:val="18"/>
     <w:lvlOverride w:ilvl="0">
       <w:startOverride w:val="1"/>
     </w:lvlOverride>
   </w:num>
   <w:num w:numId="22">
+    <w:abstractNumId w:val="18"/>
+  </w:num>
+  <w:num w:numId="23">
+    <w:abstractNumId w:val="8"/>
+  </w:num>
+  <w:num w:numId="24">
+    <w:abstractNumId w:val="13"/>
+  </w:num>
+  <w:num w:numId="25">
+    <w:abstractNumId w:val="11"/>
+  </w:num>
+  <w:num w:numId="26">
     <w:abstractNumId w:val="14"/>
   </w:num>
-  <w:num w:numId="23">
+  <w:num w:numId="27">
+    <w:abstractNumId w:val="31"/>
+  </w:num>
+  <w:num w:numId="28">
+    <w:abstractNumId w:val="7"/>
+  </w:num>
+  <w:num w:numId="29">
+    <w:abstractNumId w:val="20"/>
+  </w:num>
+  <w:num w:numId="30">
+    <w:abstractNumId w:val="23"/>
+  </w:num>
+  <w:num w:numId="31">
+    <w:abstractNumId w:val="22"/>
+  </w:num>
+  <w:num w:numId="32">
+    <w:abstractNumId w:val="17"/>
+  </w:num>
+  <w:num w:numId="33">
+    <w:abstractNumId w:val="12"/>
+  </w:num>
+  <w:num w:numId="34">
+    <w:abstractNumId w:val="34"/>
+  </w:num>
+  <w:num w:numId="35">
+    <w:abstractNumId w:val="21"/>
+  </w:num>
+  <w:num w:numId="36">
+    <w:abstractNumId w:val="24"/>
+  </w:num>
+  <w:num w:numId="37">
+    <w:abstractNumId w:val="33"/>
+  </w:num>
+  <w:num w:numId="38">
+    <w:abstractNumId w:val="27"/>
+  </w:num>
+  <w:num w:numId="39">
+    <w:abstractNumId w:val="32"/>
+  </w:num>
+  <w:num w:numId="40">
+    <w:abstractNumId w:val="37"/>
+  </w:num>
+  <w:num w:numId="41">
+    <w:abstractNumId w:val="15"/>
+  </w:num>
+  <w:num w:numId="42">
+    <w:abstractNumId w:val="38"/>
+  </w:num>
+  <w:num w:numId="43">
     <w:abstractNumId w:val="5"/>
   </w:num>
-  <w:num w:numId="24">
-    <w:abstractNumId w:val="10"/>
+  <w:num w:numId="44">
+    <w:abstractNumId w:val="40"/>
   </w:num>
-  <w:num w:numId="25">
-    <w:abstractNumId w:val="8"/>
-  </w:num>
-  <w:num w:numId="26">
-    <w:abstractNumId w:val="11"/>
-  </w:num>
-  <w:num w:numId="27">
-    <w:abstractNumId w:val="26"/>
-  </w:num>
-  <w:num w:numId="28">
-    <w:abstractNumId w:val="4"/>
-  </w:num>
-  <w:num w:numId="29">
-    <w:abstractNumId w:val="16"/>
-  </w:num>
-  <w:num w:numId="30">
-    <w:abstractNumId w:val="19"/>
-  </w:num>
-  <w:num w:numId="31">
-    <w:abstractNumId w:val="18"/>
-  </w:num>
-  <w:num w:numId="32">
-    <w:abstractNumId w:val="13"/>
-  </w:num>
-  <w:num w:numId="33">
-    <w:abstractNumId w:val="9"/>
-  </w:num>
-  <w:num w:numId="34">
-    <w:abstractNumId w:val="29"/>
-  </w:num>
-  <w:num w:numId="35">
-    <w:abstractNumId w:val="17"/>
-  </w:num>
-  <w:num w:numId="36">
-    <w:abstractNumId w:val="20"/>
-  </w:num>
-  <w:num w:numId="37">
+  <w:num w:numId="45">
     <w:abstractNumId w:val="28"/>
   </w:num>
-  <w:num w:numId="38">
-    <w:abstractNumId w:val="23"/>
+  <w:num w:numId="46">
+    <w:abstractNumId w:val="2"/>
   </w:num>
-  <w:num w:numId="39">
-    <w:abstractNumId w:val="27"/>
+  <w:num w:numId="47">
+    <w:abstractNumId w:val="0"/>
   </w:num>
-  <w:num w:numId="40">
-    <w:abstractNumId w:val="31"/>
+  <w:num w:numId="48">
+    <w:abstractNumId w:val="35"/>
   </w:num>
 </w:numbering>
 </file>
@@ -11547,7 +14822,6 @@
   <w:style w:type="character" w:default="1" w:styleId="a0">
     <w:name w:val="Default Paragraph Font"/>
     <w:uiPriority w:val="1"/>
-    <w:semiHidden/>
     <w:unhideWhenUsed/>
   </w:style>
   <w:style w:type="table" w:default="1" w:styleId="a1">

--- a/srw.docx
+++ b/srw.docx
@@ -575,12 +575,14 @@
             <w:rPr>
               <w:b w:val="0"/>
               <w:bCs w:val="0"/>
+              <w:color w:val="auto"/>
             </w:rPr>
           </w:pPr>
           <w:r>
             <w:rPr>
               <w:b w:val="0"/>
               <w:bCs w:val="0"/>
+              <w:color w:val="auto"/>
             </w:rPr>
             <w:t>Оглавление</w:t>
           </w:r>
@@ -588,9 +590,6 @@
         <w:p>
           <w:pPr>
             <w:pStyle w:val="12"/>
-            <w:tabs>
-              <w:tab w:val="right" w:leader="dot" w:pos="9345"/>
-            </w:tabs>
             <w:rPr>
               <w:rFonts w:eastAsiaTheme="minorEastAsia" w:cstheme="minorBidi"/>
               <w:b w:val="0"/>
@@ -610,6 +609,8 @@
             <w:rPr>
               <w:b w:val="0"/>
               <w:bCs w:val="0"/>
+              <w:i w:val="0"/>
+              <w:iCs w:val="0"/>
             </w:rPr>
             <w:fldChar w:fldCharType="begin"/>
           </w:r>
@@ -617,6 +618,8 @@
             <w:rPr>
               <w:b w:val="0"/>
               <w:bCs w:val="0"/>
+              <w:i w:val="0"/>
+              <w:iCs w:val="0"/>
             </w:rPr>
             <w:instrText>TOC \o "1-3" \h \z \u</w:instrText>
           </w:r>
@@ -624,19 +627,29 @@
             <w:rPr>
               <w:b w:val="0"/>
               <w:bCs w:val="0"/>
+              <w:i w:val="0"/>
+              <w:iCs w:val="0"/>
             </w:rPr>
             <w:fldChar w:fldCharType="separate"/>
           </w:r>
-          <w:hyperlink w:anchor="_Toc188515857" w:history="1">
+          <w:hyperlink w:anchor="_Toc188516606" w:history="1">
             <w:r>
               <w:rPr>
                 <w:rStyle w:val="a8"/>
+                <w:b w:val="0"/>
+                <w:bCs w:val="0"/>
+                <w:i w:val="0"/>
+                <w:iCs w:val="0"/>
                 <w:noProof/>
               </w:rPr>
               <w:t>Введение</w:t>
             </w:r>
             <w:r>
               <w:rPr>
+                <w:b w:val="0"/>
+                <w:bCs w:val="0"/>
+                <w:i w:val="0"/>
+                <w:iCs w:val="0"/>
                 <w:noProof/>
                 <w:webHidden/>
               </w:rPr>
@@ -644,6 +657,10 @@
             </w:r>
             <w:r>
               <w:rPr>
+                <w:b w:val="0"/>
+                <w:bCs w:val="0"/>
+                <w:i w:val="0"/>
+                <w:iCs w:val="0"/>
                 <w:noProof/>
                 <w:webHidden/>
               </w:rPr>
@@ -651,19 +668,31 @@
             </w:r>
             <w:r>
               <w:rPr>
+                <w:b w:val="0"/>
+                <w:bCs w:val="0"/>
+                <w:i w:val="0"/>
+                <w:iCs w:val="0"/>
                 <w:noProof/>
                 <w:webHidden/>
               </w:rPr>
-              <w:instrText xml:space="preserve"> PAGEREF _Toc188515857 \h </w:instrText>
-            </w:r>
-            <w:r>
-              <w:rPr>
+              <w:instrText xml:space="preserve"> PAGEREF _Toc188516606 \h </w:instrText>
+            </w:r>
+            <w:r>
+              <w:rPr>
+                <w:b w:val="0"/>
+                <w:bCs w:val="0"/>
+                <w:i w:val="0"/>
+                <w:iCs w:val="0"/>
                 <w:noProof/>
                 <w:webHidden/>
               </w:rPr>
             </w:r>
             <w:r>
               <w:rPr>
+                <w:b w:val="0"/>
+                <w:bCs w:val="0"/>
+                <w:i w:val="0"/>
+                <w:iCs w:val="0"/>
                 <w:noProof/>
                 <w:webHidden/>
               </w:rPr>
@@ -671,6 +700,10 @@
             </w:r>
             <w:r>
               <w:rPr>
+                <w:b w:val="0"/>
+                <w:bCs w:val="0"/>
+                <w:i w:val="0"/>
+                <w:iCs w:val="0"/>
                 <w:noProof/>
                 <w:webHidden/>
               </w:rPr>
@@ -678,6 +711,10 @@
             </w:r>
             <w:r>
               <w:rPr>
+                <w:b w:val="0"/>
+                <w:bCs w:val="0"/>
+                <w:i w:val="0"/>
+                <w:iCs w:val="0"/>
                 <w:noProof/>
                 <w:webHidden/>
               </w:rPr>
@@ -690,10 +727,9 @@
             <w:pStyle w:val="12"/>
             <w:tabs>
               <w:tab w:val="left" w:pos="560"/>
-              <w:tab w:val="right" w:leader="dot" w:pos="9345"/>
             </w:tabs>
             <w:rPr>
-              <w:rFonts w:ascii="Times New Roman" w:eastAsiaTheme="minorEastAsia" w:hAnsi="Times New Roman" w:cs="Times New Roman"/>
+              <w:rFonts w:eastAsiaTheme="minorEastAsia" w:cstheme="minorBidi"/>
               <w:b w:val="0"/>
               <w:bCs w:val="0"/>
               <w:i w:val="0"/>
@@ -707,20 +743,21 @@
               <w14:ligatures w14:val="none"/>
             </w:rPr>
           </w:pPr>
-          <w:hyperlink w:anchor="_Toc188515858" w:history="1">
+          <w:hyperlink w:anchor="_Toc188516607" w:history="1">
             <w:r>
               <w:rPr>
                 <w:rStyle w:val="a8"/>
-                <w:rFonts w:ascii="Times New Roman" w:hAnsi="Times New Roman" w:cs="Times New Roman"/>
                 <w:b w:val="0"/>
                 <w:bCs w:val="0"/>
+                <w:i w:val="0"/>
+                <w:iCs w:val="0"/>
                 <w:noProof/>
               </w:rPr>
               <w:t>1.</w:t>
             </w:r>
             <w:r>
               <w:rPr>
-                <w:rFonts w:ascii="Times New Roman" w:eastAsiaTheme="minorEastAsia" w:hAnsi="Times New Roman" w:cs="Times New Roman"/>
+                <w:rFonts w:eastAsiaTheme="minorEastAsia" w:cstheme="minorBidi"/>
                 <w:b w:val="0"/>
                 <w:bCs w:val="0"/>
                 <w:i w:val="0"/>
@@ -738,18 +775,20 @@
             <w:r>
               <w:rPr>
                 <w:rStyle w:val="a8"/>
-                <w:rFonts w:ascii="Times New Roman" w:hAnsi="Times New Roman" w:cs="Times New Roman"/>
                 <w:b w:val="0"/>
                 <w:bCs w:val="0"/>
+                <w:i w:val="0"/>
+                <w:iCs w:val="0"/>
                 <w:noProof/>
               </w:rPr>
               <w:t>Актуальность жанра платформер</w:t>
             </w:r>
             <w:r>
               <w:rPr>
-                <w:rFonts w:ascii="Times New Roman" w:hAnsi="Times New Roman" w:cs="Times New Roman"/>
                 <w:b w:val="0"/>
                 <w:bCs w:val="0"/>
+                <w:i w:val="0"/>
+                <w:iCs w:val="0"/>
                 <w:noProof/>
                 <w:webHidden/>
               </w:rPr>
@@ -757,9 +796,10 @@
             </w:r>
             <w:r>
               <w:rPr>
-                <w:rFonts w:ascii="Times New Roman" w:hAnsi="Times New Roman" w:cs="Times New Roman"/>
                 <w:b w:val="0"/>
                 <w:bCs w:val="0"/>
+                <w:i w:val="0"/>
+                <w:iCs w:val="0"/>
                 <w:noProof/>
                 <w:webHidden/>
               </w:rPr>
@@ -767,28 +807,31 @@
             </w:r>
             <w:r>
               <w:rPr>
-                <w:rFonts w:ascii="Times New Roman" w:hAnsi="Times New Roman" w:cs="Times New Roman"/>
                 <w:b w:val="0"/>
                 <w:bCs w:val="0"/>
+                <w:i w:val="0"/>
+                <w:iCs w:val="0"/>
                 <w:noProof/>
                 <w:webHidden/>
               </w:rPr>
-              <w:instrText xml:space="preserve"> PAGEREF _Toc188515858 \h </w:instrText>
-            </w:r>
-            <w:r>
-              <w:rPr>
-                <w:rFonts w:ascii="Times New Roman" w:hAnsi="Times New Roman" w:cs="Times New Roman"/>
+              <w:instrText xml:space="preserve"> PAGEREF _Toc188516607 \h </w:instrText>
+            </w:r>
+            <w:r>
+              <w:rPr>
                 <w:b w:val="0"/>
                 <w:bCs w:val="0"/>
+                <w:i w:val="0"/>
+                <w:iCs w:val="0"/>
                 <w:noProof/>
                 <w:webHidden/>
               </w:rPr>
             </w:r>
             <w:r>
               <w:rPr>
-                <w:rFonts w:ascii="Times New Roman" w:hAnsi="Times New Roman" w:cs="Times New Roman"/>
                 <w:b w:val="0"/>
                 <w:bCs w:val="0"/>
+                <w:i w:val="0"/>
+                <w:iCs w:val="0"/>
                 <w:noProof/>
                 <w:webHidden/>
               </w:rPr>
@@ -796,9 +839,10 @@
             </w:r>
             <w:r>
               <w:rPr>
-                <w:rFonts w:ascii="Times New Roman" w:hAnsi="Times New Roman" w:cs="Times New Roman"/>
                 <w:b w:val="0"/>
                 <w:bCs w:val="0"/>
+                <w:i w:val="0"/>
+                <w:iCs w:val="0"/>
                 <w:noProof/>
                 <w:webHidden/>
               </w:rPr>
@@ -806,9 +850,10 @@
             </w:r>
             <w:r>
               <w:rPr>
-                <w:rFonts w:ascii="Times New Roman" w:hAnsi="Times New Roman" w:cs="Times New Roman"/>
                 <w:b w:val="0"/>
                 <w:bCs w:val="0"/>
+                <w:i w:val="0"/>
+                <w:iCs w:val="0"/>
                 <w:noProof/>
                 <w:webHidden/>
               </w:rPr>
@@ -821,10 +866,9 @@
             <w:pStyle w:val="12"/>
             <w:tabs>
               <w:tab w:val="left" w:pos="560"/>
-              <w:tab w:val="right" w:leader="dot" w:pos="9345"/>
             </w:tabs>
             <w:rPr>
-              <w:rFonts w:ascii="Times New Roman" w:eastAsiaTheme="minorEastAsia" w:hAnsi="Times New Roman" w:cs="Times New Roman"/>
+              <w:rFonts w:eastAsiaTheme="minorEastAsia" w:cstheme="minorBidi"/>
               <w:b w:val="0"/>
               <w:bCs w:val="0"/>
               <w:i w:val="0"/>
@@ -838,20 +882,21 @@
               <w14:ligatures w14:val="none"/>
             </w:rPr>
           </w:pPr>
-          <w:hyperlink w:anchor="_Toc188515859" w:history="1">
+          <w:hyperlink w:anchor="_Toc188516608" w:history="1">
             <w:r>
               <w:rPr>
                 <w:rStyle w:val="a8"/>
-                <w:rFonts w:ascii="Times New Roman" w:hAnsi="Times New Roman" w:cs="Times New Roman"/>
                 <w:b w:val="0"/>
                 <w:bCs w:val="0"/>
+                <w:i w:val="0"/>
+                <w:iCs w:val="0"/>
                 <w:noProof/>
               </w:rPr>
               <w:t>2.</w:t>
             </w:r>
             <w:r>
               <w:rPr>
-                <w:rFonts w:ascii="Times New Roman" w:eastAsiaTheme="minorEastAsia" w:hAnsi="Times New Roman" w:cs="Times New Roman"/>
+                <w:rFonts w:eastAsiaTheme="minorEastAsia" w:cstheme="minorBidi"/>
                 <w:b w:val="0"/>
                 <w:bCs w:val="0"/>
                 <w:i w:val="0"/>
@@ -869,18 +914,20 @@
             <w:r>
               <w:rPr>
                 <w:rStyle w:val="a8"/>
-                <w:rFonts w:ascii="Times New Roman" w:hAnsi="Times New Roman" w:cs="Times New Roman"/>
                 <w:b w:val="0"/>
                 <w:bCs w:val="0"/>
+                <w:i w:val="0"/>
+                <w:iCs w:val="0"/>
                 <w:noProof/>
               </w:rPr>
               <w:t>Анализ и проектирование</w:t>
             </w:r>
             <w:r>
               <w:rPr>
-                <w:rFonts w:ascii="Times New Roman" w:hAnsi="Times New Roman" w:cs="Times New Roman"/>
                 <w:b w:val="0"/>
                 <w:bCs w:val="0"/>
+                <w:i w:val="0"/>
+                <w:iCs w:val="0"/>
                 <w:noProof/>
                 <w:webHidden/>
               </w:rPr>
@@ -888,9 +935,10 @@
             </w:r>
             <w:r>
               <w:rPr>
-                <w:rFonts w:ascii="Times New Roman" w:hAnsi="Times New Roman" w:cs="Times New Roman"/>
                 <w:b w:val="0"/>
                 <w:bCs w:val="0"/>
+                <w:i w:val="0"/>
+                <w:iCs w:val="0"/>
                 <w:noProof/>
                 <w:webHidden/>
               </w:rPr>
@@ -898,28 +946,31 @@
             </w:r>
             <w:r>
               <w:rPr>
-                <w:rFonts w:ascii="Times New Roman" w:hAnsi="Times New Roman" w:cs="Times New Roman"/>
                 <w:b w:val="0"/>
                 <w:bCs w:val="0"/>
+                <w:i w:val="0"/>
+                <w:iCs w:val="0"/>
                 <w:noProof/>
                 <w:webHidden/>
               </w:rPr>
-              <w:instrText xml:space="preserve"> PAGEREF _Toc188515859 \h </w:instrText>
-            </w:r>
-            <w:r>
-              <w:rPr>
-                <w:rFonts w:ascii="Times New Roman" w:hAnsi="Times New Roman" w:cs="Times New Roman"/>
+              <w:instrText xml:space="preserve"> PAGEREF _Toc188516608 \h </w:instrText>
+            </w:r>
+            <w:r>
+              <w:rPr>
                 <w:b w:val="0"/>
                 <w:bCs w:val="0"/>
+                <w:i w:val="0"/>
+                <w:iCs w:val="0"/>
                 <w:noProof/>
                 <w:webHidden/>
               </w:rPr>
             </w:r>
             <w:r>
               <w:rPr>
-                <w:rFonts w:ascii="Times New Roman" w:hAnsi="Times New Roman" w:cs="Times New Roman"/>
                 <w:b w:val="0"/>
                 <w:bCs w:val="0"/>
+                <w:i w:val="0"/>
+                <w:iCs w:val="0"/>
                 <w:noProof/>
                 <w:webHidden/>
               </w:rPr>
@@ -927,9 +978,10 @@
             </w:r>
             <w:r>
               <w:rPr>
-                <w:rFonts w:ascii="Times New Roman" w:hAnsi="Times New Roman" w:cs="Times New Roman"/>
                 <w:b w:val="0"/>
                 <w:bCs w:val="0"/>
+                <w:i w:val="0"/>
+                <w:iCs w:val="0"/>
                 <w:noProof/>
                 <w:webHidden/>
               </w:rPr>
@@ -937,9 +989,10 @@
             </w:r>
             <w:r>
               <w:rPr>
-                <w:rFonts w:ascii="Times New Roman" w:hAnsi="Times New Roman" w:cs="Times New Roman"/>
                 <w:b w:val="0"/>
                 <w:bCs w:val="0"/>
+                <w:i w:val="0"/>
+                <w:iCs w:val="0"/>
                 <w:noProof/>
                 <w:webHidden/>
               </w:rPr>
@@ -955,7 +1008,7 @@
               <w:tab w:val="right" w:leader="dot" w:pos="9345"/>
             </w:tabs>
             <w:rPr>
-              <w:rFonts w:ascii="Times New Roman" w:eastAsiaTheme="minorEastAsia" w:hAnsi="Times New Roman" w:cs="Times New Roman"/>
+              <w:rFonts w:eastAsiaTheme="minorEastAsia" w:cstheme="minorBidi"/>
               <w:b w:val="0"/>
               <w:bCs w:val="0"/>
               <w:noProof/>
@@ -965,11 +1018,10 @@
               <w14:ligatures w14:val="none"/>
             </w:rPr>
           </w:pPr>
-          <w:hyperlink w:anchor="_Toc188515860" w:history="1">
+          <w:hyperlink w:anchor="_Toc188516609" w:history="1">
             <w:r>
               <w:rPr>
                 <w:rStyle w:val="a8"/>
-                <w:rFonts w:ascii="Times New Roman" w:hAnsi="Times New Roman" w:cs="Times New Roman"/>
                 <w:b w:val="0"/>
                 <w:bCs w:val="0"/>
                 <w:noProof/>
@@ -978,7 +1030,7 @@
             </w:r>
             <w:r>
               <w:rPr>
-                <w:rFonts w:ascii="Times New Roman" w:eastAsiaTheme="minorEastAsia" w:hAnsi="Times New Roman" w:cs="Times New Roman"/>
+                <w:rFonts w:eastAsiaTheme="minorEastAsia" w:cstheme="minorBidi"/>
                 <w:b w:val="0"/>
                 <w:bCs w:val="0"/>
                 <w:noProof/>
@@ -992,7 +1044,6 @@
             <w:r>
               <w:rPr>
                 <w:rStyle w:val="a8"/>
-                <w:rFonts w:ascii="Times New Roman" w:hAnsi="Times New Roman" w:cs="Times New Roman"/>
                 <w:b w:val="0"/>
                 <w:bCs w:val="0"/>
                 <w:noProof/>
@@ -1001,7 +1052,6 @@
             </w:r>
             <w:r>
               <w:rPr>
-                <w:rFonts w:ascii="Times New Roman" w:hAnsi="Times New Roman" w:cs="Times New Roman"/>
                 <w:b w:val="0"/>
                 <w:bCs w:val="0"/>
                 <w:noProof/>
@@ -1011,7 +1061,6 @@
             </w:r>
             <w:r>
               <w:rPr>
-                <w:rFonts w:ascii="Times New Roman" w:hAnsi="Times New Roman" w:cs="Times New Roman"/>
                 <w:b w:val="0"/>
                 <w:bCs w:val="0"/>
                 <w:noProof/>
@@ -1021,17 +1070,15 @@
             </w:r>
             <w:r>
               <w:rPr>
-                <w:rFonts w:ascii="Times New Roman" w:hAnsi="Times New Roman" w:cs="Times New Roman"/>
                 <w:b w:val="0"/>
                 <w:bCs w:val="0"/>
                 <w:noProof/>
                 <w:webHidden/>
               </w:rPr>
-              <w:instrText xml:space="preserve"> PAGEREF _Toc188515860 \h </w:instrText>
-            </w:r>
-            <w:r>
-              <w:rPr>
-                <w:rFonts w:ascii="Times New Roman" w:hAnsi="Times New Roman" w:cs="Times New Roman"/>
+              <w:instrText xml:space="preserve"> PAGEREF _Toc188516609 \h </w:instrText>
+            </w:r>
+            <w:r>
+              <w:rPr>
                 <w:b w:val="0"/>
                 <w:bCs w:val="0"/>
                 <w:noProof/>
@@ -1040,7 +1087,6 @@
             </w:r>
             <w:r>
               <w:rPr>
-                <w:rFonts w:ascii="Times New Roman" w:hAnsi="Times New Roman" w:cs="Times New Roman"/>
                 <w:b w:val="0"/>
                 <w:bCs w:val="0"/>
                 <w:noProof/>
@@ -1050,7 +1096,6 @@
             </w:r>
             <w:r>
               <w:rPr>
-                <w:rFonts w:ascii="Times New Roman" w:hAnsi="Times New Roman" w:cs="Times New Roman"/>
                 <w:b w:val="0"/>
                 <w:bCs w:val="0"/>
                 <w:noProof/>
@@ -1060,7 +1105,6 @@
             </w:r>
             <w:r>
               <w:rPr>
-                <w:rFonts w:ascii="Times New Roman" w:hAnsi="Times New Roman" w:cs="Times New Roman"/>
                 <w:b w:val="0"/>
                 <w:bCs w:val="0"/>
                 <w:noProof/>
@@ -1078,7 +1122,7 @@
               <w:tab w:val="right" w:leader="dot" w:pos="9345"/>
             </w:tabs>
             <w:rPr>
-              <w:rFonts w:ascii="Times New Roman" w:eastAsiaTheme="minorEastAsia" w:hAnsi="Times New Roman" w:cs="Times New Roman"/>
+              <w:rFonts w:eastAsiaTheme="minorEastAsia" w:cstheme="minorBidi"/>
               <w:b w:val="0"/>
               <w:bCs w:val="0"/>
               <w:noProof/>
@@ -1088,11 +1132,10 @@
               <w14:ligatures w14:val="none"/>
             </w:rPr>
           </w:pPr>
-          <w:hyperlink w:anchor="_Toc188515861" w:history="1">
+          <w:hyperlink w:anchor="_Toc188516610" w:history="1">
             <w:r>
               <w:rPr>
                 <w:rStyle w:val="a8"/>
-                <w:rFonts w:ascii="Times New Roman" w:hAnsi="Times New Roman" w:cs="Times New Roman"/>
                 <w:b w:val="0"/>
                 <w:bCs w:val="0"/>
                 <w:noProof/>
@@ -1101,7 +1144,7 @@
             </w:r>
             <w:r>
               <w:rPr>
-                <w:rFonts w:ascii="Times New Roman" w:eastAsiaTheme="minorEastAsia" w:hAnsi="Times New Roman" w:cs="Times New Roman"/>
+                <w:rFonts w:eastAsiaTheme="minorEastAsia" w:cstheme="minorBidi"/>
                 <w:b w:val="0"/>
                 <w:bCs w:val="0"/>
                 <w:noProof/>
@@ -1115,7 +1158,6 @@
             <w:r>
               <w:rPr>
                 <w:rStyle w:val="a8"/>
-                <w:rFonts w:ascii="Times New Roman" w:hAnsi="Times New Roman" w:cs="Times New Roman"/>
                 <w:b w:val="0"/>
                 <w:bCs w:val="0"/>
                 <w:noProof/>
@@ -1124,7 +1166,6 @@
             </w:r>
             <w:r>
               <w:rPr>
-                <w:rFonts w:ascii="Times New Roman" w:hAnsi="Times New Roman" w:cs="Times New Roman"/>
                 <w:b w:val="0"/>
                 <w:bCs w:val="0"/>
                 <w:noProof/>
@@ -1134,7 +1175,6 @@
             </w:r>
             <w:r>
               <w:rPr>
-                <w:rFonts w:ascii="Times New Roman" w:hAnsi="Times New Roman" w:cs="Times New Roman"/>
                 <w:b w:val="0"/>
                 <w:bCs w:val="0"/>
                 <w:noProof/>
@@ -1144,17 +1184,15 @@
             </w:r>
             <w:r>
               <w:rPr>
-                <w:rFonts w:ascii="Times New Roman" w:hAnsi="Times New Roman" w:cs="Times New Roman"/>
                 <w:b w:val="0"/>
                 <w:bCs w:val="0"/>
                 <w:noProof/>
                 <w:webHidden/>
               </w:rPr>
-              <w:instrText xml:space="preserve"> PAGEREF _Toc188515861 \h </w:instrText>
-            </w:r>
-            <w:r>
-              <w:rPr>
-                <w:rFonts w:ascii="Times New Roman" w:hAnsi="Times New Roman" w:cs="Times New Roman"/>
+              <w:instrText xml:space="preserve"> PAGEREF _Toc188516610 \h </w:instrText>
+            </w:r>
+            <w:r>
+              <w:rPr>
                 <w:b w:val="0"/>
                 <w:bCs w:val="0"/>
                 <w:noProof/>
@@ -1163,7 +1201,6 @@
             </w:r>
             <w:r>
               <w:rPr>
-                <w:rFonts w:ascii="Times New Roman" w:hAnsi="Times New Roman" w:cs="Times New Roman"/>
                 <w:b w:val="0"/>
                 <w:bCs w:val="0"/>
                 <w:noProof/>
@@ -1173,7 +1210,6 @@
             </w:r>
             <w:r>
               <w:rPr>
-                <w:rFonts w:ascii="Times New Roman" w:hAnsi="Times New Roman" w:cs="Times New Roman"/>
                 <w:b w:val="0"/>
                 <w:bCs w:val="0"/>
                 <w:noProof/>
@@ -1183,7 +1219,6 @@
             </w:r>
             <w:r>
               <w:rPr>
-                <w:rFonts w:ascii="Times New Roman" w:hAnsi="Times New Roman" w:cs="Times New Roman"/>
                 <w:b w:val="0"/>
                 <w:bCs w:val="0"/>
                 <w:noProof/>
@@ -1201,7 +1236,7 @@
               <w:tab w:val="right" w:leader="dot" w:pos="9345"/>
             </w:tabs>
             <w:rPr>
-              <w:rFonts w:ascii="Times New Roman" w:eastAsiaTheme="minorEastAsia" w:hAnsi="Times New Roman" w:cs="Times New Roman"/>
+              <w:rFonts w:eastAsiaTheme="minorEastAsia" w:cstheme="minorBidi"/>
               <w:b w:val="0"/>
               <w:bCs w:val="0"/>
               <w:noProof/>
@@ -1211,11 +1246,10 @@
               <w14:ligatures w14:val="none"/>
             </w:rPr>
           </w:pPr>
-          <w:hyperlink w:anchor="_Toc188515862" w:history="1">
+          <w:hyperlink w:anchor="_Toc188516611" w:history="1">
             <w:r>
               <w:rPr>
                 <w:rStyle w:val="a8"/>
-                <w:rFonts w:ascii="Times New Roman" w:hAnsi="Times New Roman" w:cs="Times New Roman"/>
                 <w:b w:val="0"/>
                 <w:bCs w:val="0"/>
                 <w:noProof/>
@@ -1224,7 +1258,7 @@
             </w:r>
             <w:r>
               <w:rPr>
-                <w:rFonts w:ascii="Times New Roman" w:eastAsiaTheme="minorEastAsia" w:hAnsi="Times New Roman" w:cs="Times New Roman"/>
+                <w:rFonts w:eastAsiaTheme="minorEastAsia" w:cstheme="minorBidi"/>
                 <w:b w:val="0"/>
                 <w:bCs w:val="0"/>
                 <w:noProof/>
@@ -1238,7 +1272,6 @@
             <w:r>
               <w:rPr>
                 <w:rStyle w:val="a8"/>
-                <w:rFonts w:ascii="Times New Roman" w:hAnsi="Times New Roman" w:cs="Times New Roman"/>
                 <w:b w:val="0"/>
                 <w:bCs w:val="0"/>
                 <w:noProof/>
@@ -1247,7 +1280,6 @@
             </w:r>
             <w:r>
               <w:rPr>
-                <w:rFonts w:ascii="Times New Roman" w:hAnsi="Times New Roman" w:cs="Times New Roman"/>
                 <w:b w:val="0"/>
                 <w:bCs w:val="0"/>
                 <w:noProof/>
@@ -1257,7 +1289,6 @@
             </w:r>
             <w:r>
               <w:rPr>
-                <w:rFonts w:ascii="Times New Roman" w:hAnsi="Times New Roman" w:cs="Times New Roman"/>
                 <w:b w:val="0"/>
                 <w:bCs w:val="0"/>
                 <w:noProof/>
@@ -1267,17 +1298,15 @@
             </w:r>
             <w:r>
               <w:rPr>
-                <w:rFonts w:ascii="Times New Roman" w:hAnsi="Times New Roman" w:cs="Times New Roman"/>
                 <w:b w:val="0"/>
                 <w:bCs w:val="0"/>
                 <w:noProof/>
                 <w:webHidden/>
               </w:rPr>
-              <w:instrText xml:space="preserve"> PAGEREF _Toc188515862 \h </w:instrText>
-            </w:r>
-            <w:r>
-              <w:rPr>
-                <w:rFonts w:ascii="Times New Roman" w:hAnsi="Times New Roman" w:cs="Times New Roman"/>
+              <w:instrText xml:space="preserve"> PAGEREF _Toc188516611 \h </w:instrText>
+            </w:r>
+            <w:r>
+              <w:rPr>
                 <w:b w:val="0"/>
                 <w:bCs w:val="0"/>
                 <w:noProof/>
@@ -1286,7 +1315,6 @@
             </w:r>
             <w:r>
               <w:rPr>
-                <w:rFonts w:ascii="Times New Roman" w:hAnsi="Times New Roman" w:cs="Times New Roman"/>
                 <w:b w:val="0"/>
                 <w:bCs w:val="0"/>
                 <w:noProof/>
@@ -1296,7 +1324,6 @@
             </w:r>
             <w:r>
               <w:rPr>
-                <w:rFonts w:ascii="Times New Roman" w:hAnsi="Times New Roman" w:cs="Times New Roman"/>
                 <w:b w:val="0"/>
                 <w:bCs w:val="0"/>
                 <w:noProof/>
@@ -1306,7 +1333,6 @@
             </w:r>
             <w:r>
               <w:rPr>
-                <w:rFonts w:ascii="Times New Roman" w:hAnsi="Times New Roman" w:cs="Times New Roman"/>
                 <w:b w:val="0"/>
                 <w:bCs w:val="0"/>
                 <w:noProof/>
@@ -1324,7 +1350,7 @@
               <w:tab w:val="right" w:leader="dot" w:pos="9345"/>
             </w:tabs>
             <w:rPr>
-              <w:rFonts w:ascii="Times New Roman" w:eastAsiaTheme="minorEastAsia" w:hAnsi="Times New Roman" w:cs="Times New Roman"/>
+              <w:rFonts w:eastAsiaTheme="minorEastAsia" w:cstheme="minorBidi"/>
               <w:b w:val="0"/>
               <w:bCs w:val="0"/>
               <w:noProof/>
@@ -1334,11 +1360,10 @@
               <w14:ligatures w14:val="none"/>
             </w:rPr>
           </w:pPr>
-          <w:hyperlink w:anchor="_Toc188515863" w:history="1">
+          <w:hyperlink w:anchor="_Toc188516612" w:history="1">
             <w:r>
               <w:rPr>
                 <w:rStyle w:val="a8"/>
-                <w:rFonts w:ascii="Times New Roman" w:hAnsi="Times New Roman" w:cs="Times New Roman"/>
                 <w:b w:val="0"/>
                 <w:bCs w:val="0"/>
                 <w:noProof/>
@@ -1347,7 +1372,7 @@
             </w:r>
             <w:r>
               <w:rPr>
-                <w:rFonts w:ascii="Times New Roman" w:eastAsiaTheme="minorEastAsia" w:hAnsi="Times New Roman" w:cs="Times New Roman"/>
+                <w:rFonts w:eastAsiaTheme="minorEastAsia" w:cstheme="minorBidi"/>
                 <w:b w:val="0"/>
                 <w:bCs w:val="0"/>
                 <w:noProof/>
@@ -1361,7 +1386,6 @@
             <w:r>
               <w:rPr>
                 <w:rStyle w:val="a8"/>
-                <w:rFonts w:ascii="Times New Roman" w:hAnsi="Times New Roman" w:cs="Times New Roman"/>
                 <w:b w:val="0"/>
                 <w:bCs w:val="0"/>
                 <w:noProof/>
@@ -1370,7 +1394,6 @@
             </w:r>
             <w:r>
               <w:rPr>
-                <w:rFonts w:ascii="Times New Roman" w:hAnsi="Times New Roman" w:cs="Times New Roman"/>
                 <w:b w:val="0"/>
                 <w:bCs w:val="0"/>
                 <w:noProof/>
@@ -1380,7 +1403,6 @@
             </w:r>
             <w:r>
               <w:rPr>
-                <w:rFonts w:ascii="Times New Roman" w:hAnsi="Times New Roman" w:cs="Times New Roman"/>
                 <w:b w:val="0"/>
                 <w:bCs w:val="0"/>
                 <w:noProof/>
@@ -1390,17 +1412,15 @@
             </w:r>
             <w:r>
               <w:rPr>
-                <w:rFonts w:ascii="Times New Roman" w:hAnsi="Times New Roman" w:cs="Times New Roman"/>
                 <w:b w:val="0"/>
                 <w:bCs w:val="0"/>
                 <w:noProof/>
                 <w:webHidden/>
               </w:rPr>
-              <w:instrText xml:space="preserve"> PAGEREF _Toc188515863 \h </w:instrText>
-            </w:r>
-            <w:r>
-              <w:rPr>
-                <w:rFonts w:ascii="Times New Roman" w:hAnsi="Times New Roman" w:cs="Times New Roman"/>
+              <w:instrText xml:space="preserve"> PAGEREF _Toc188516612 \h </w:instrText>
+            </w:r>
+            <w:r>
+              <w:rPr>
                 <w:b w:val="0"/>
                 <w:bCs w:val="0"/>
                 <w:noProof/>
@@ -1409,7 +1429,6 @@
             </w:r>
             <w:r>
               <w:rPr>
-                <w:rFonts w:ascii="Times New Roman" w:hAnsi="Times New Roman" w:cs="Times New Roman"/>
                 <w:b w:val="0"/>
                 <w:bCs w:val="0"/>
                 <w:noProof/>
@@ -1419,7 +1438,6 @@
             </w:r>
             <w:r>
               <w:rPr>
-                <w:rFonts w:ascii="Times New Roman" w:hAnsi="Times New Roman" w:cs="Times New Roman"/>
                 <w:b w:val="0"/>
                 <w:bCs w:val="0"/>
                 <w:noProof/>
@@ -1429,7 +1447,6 @@
             </w:r>
             <w:r>
               <w:rPr>
-                <w:rFonts w:ascii="Times New Roman" w:hAnsi="Times New Roman" w:cs="Times New Roman"/>
                 <w:b w:val="0"/>
                 <w:bCs w:val="0"/>
                 <w:noProof/>
@@ -1447,7 +1464,7 @@
               <w:tab w:val="right" w:leader="dot" w:pos="9345"/>
             </w:tabs>
             <w:rPr>
-              <w:rFonts w:ascii="Times New Roman" w:eastAsiaTheme="minorEastAsia" w:hAnsi="Times New Roman" w:cs="Times New Roman"/>
+              <w:rFonts w:eastAsiaTheme="minorEastAsia" w:cstheme="minorBidi"/>
               <w:noProof/>
               <w:color w:val="auto"/>
               <w:kern w:val="0"/>
@@ -1457,18 +1474,17 @@
               <w14:ligatures w14:val="none"/>
             </w:rPr>
           </w:pPr>
-          <w:hyperlink w:anchor="_Toc188515864" w:history="1">
+          <w:hyperlink w:anchor="_Toc188516613" w:history="1">
             <w:r>
               <w:rPr>
                 <w:rStyle w:val="a8"/>
-                <w:rFonts w:ascii="Times New Roman" w:hAnsi="Times New Roman" w:cs="Times New Roman"/>
                 <w:noProof/>
               </w:rPr>
               <w:t>2.4.1</w:t>
             </w:r>
             <w:r>
               <w:rPr>
-                <w:rFonts w:ascii="Times New Roman" w:eastAsiaTheme="minorEastAsia" w:hAnsi="Times New Roman" w:cs="Times New Roman"/>
+                <w:rFonts w:eastAsiaTheme="minorEastAsia" w:cstheme="minorBidi"/>
                 <w:noProof/>
                 <w:color w:val="auto"/>
                 <w:kern w:val="0"/>
@@ -1482,14 +1498,12 @@
             <w:r>
               <w:rPr>
                 <w:rStyle w:val="a8"/>
-                <w:rFonts w:ascii="Times New Roman" w:hAnsi="Times New Roman" w:cs="Times New Roman"/>
                 <w:noProof/>
               </w:rPr>
               <w:t>Сравнение популярных игровых движков</w:t>
             </w:r>
             <w:r>
               <w:rPr>
-                <w:rFonts w:ascii="Times New Roman" w:hAnsi="Times New Roman" w:cs="Times New Roman"/>
                 <w:noProof/>
                 <w:webHidden/>
               </w:rPr>
@@ -1497,7 +1511,6 @@
             </w:r>
             <w:r>
               <w:rPr>
-                <w:rFonts w:ascii="Times New Roman" w:hAnsi="Times New Roman" w:cs="Times New Roman"/>
                 <w:noProof/>
                 <w:webHidden/>
               </w:rPr>
@@ -1505,22 +1518,19 @@
             </w:r>
             <w:r>
               <w:rPr>
-                <w:rFonts w:ascii="Times New Roman" w:hAnsi="Times New Roman" w:cs="Times New Roman"/>
                 <w:noProof/>
                 <w:webHidden/>
               </w:rPr>
-              <w:instrText xml:space="preserve"> PAGEREF _Toc188515864 \h </w:instrText>
-            </w:r>
-            <w:r>
-              <w:rPr>
-                <w:rFonts w:ascii="Times New Roman" w:hAnsi="Times New Roman" w:cs="Times New Roman"/>
+              <w:instrText xml:space="preserve"> PAGEREF _Toc188516613 \h </w:instrText>
+            </w:r>
+            <w:r>
+              <w:rPr>
                 <w:noProof/>
                 <w:webHidden/>
               </w:rPr>
             </w:r>
             <w:r>
               <w:rPr>
-                <w:rFonts w:ascii="Times New Roman" w:hAnsi="Times New Roman" w:cs="Times New Roman"/>
                 <w:noProof/>
                 <w:webHidden/>
               </w:rPr>
@@ -1528,7 +1538,6 @@
             </w:r>
             <w:r>
               <w:rPr>
-                <w:rFonts w:ascii="Times New Roman" w:hAnsi="Times New Roman" w:cs="Times New Roman"/>
                 <w:noProof/>
                 <w:webHidden/>
               </w:rPr>
@@ -1536,7 +1545,6 @@
             </w:r>
             <w:r>
               <w:rPr>
-                <w:rFonts w:ascii="Times New Roman" w:hAnsi="Times New Roman" w:cs="Times New Roman"/>
                 <w:noProof/>
                 <w:webHidden/>
               </w:rPr>
@@ -1552,7 +1560,7 @@
               <w:tab w:val="right" w:leader="dot" w:pos="9345"/>
             </w:tabs>
             <w:rPr>
-              <w:rFonts w:ascii="Times New Roman" w:eastAsiaTheme="minorEastAsia" w:hAnsi="Times New Roman" w:cs="Times New Roman"/>
+              <w:rFonts w:eastAsiaTheme="minorEastAsia" w:cstheme="minorBidi"/>
               <w:b w:val="0"/>
               <w:bCs w:val="0"/>
               <w:noProof/>
@@ -1562,11 +1570,10 @@
               <w14:ligatures w14:val="none"/>
             </w:rPr>
           </w:pPr>
-          <w:hyperlink w:anchor="_Toc188515865" w:history="1">
+          <w:hyperlink w:anchor="_Toc188516614" w:history="1">
             <w:r>
               <w:rPr>
                 <w:rStyle w:val="a8"/>
-                <w:rFonts w:ascii="Times New Roman" w:hAnsi="Times New Roman" w:cs="Times New Roman"/>
                 <w:b w:val="0"/>
                 <w:bCs w:val="0"/>
                 <w:noProof/>
@@ -1575,7 +1582,7 @@
             </w:r>
             <w:r>
               <w:rPr>
-                <w:rFonts w:ascii="Times New Roman" w:eastAsiaTheme="minorEastAsia" w:hAnsi="Times New Roman" w:cs="Times New Roman"/>
+                <w:rFonts w:eastAsiaTheme="minorEastAsia" w:cstheme="minorBidi"/>
                 <w:b w:val="0"/>
                 <w:bCs w:val="0"/>
                 <w:noProof/>
@@ -1589,7 +1596,6 @@
             <w:r>
               <w:rPr>
                 <w:rStyle w:val="a8"/>
-                <w:rFonts w:ascii="Times New Roman" w:hAnsi="Times New Roman" w:cs="Times New Roman"/>
                 <w:b w:val="0"/>
                 <w:bCs w:val="0"/>
                 <w:noProof/>
@@ -1599,7 +1605,6 @@
             <w:r>
               <w:rPr>
                 <w:rStyle w:val="a8"/>
-                <w:rFonts w:ascii="Times New Roman" w:hAnsi="Times New Roman" w:cs="Times New Roman"/>
                 <w:b w:val="0"/>
                 <w:bCs w:val="0"/>
                 <w:noProof/>
@@ -1609,7 +1614,6 @@
             </w:r>
             <w:r>
               <w:rPr>
-                <w:rFonts w:ascii="Times New Roman" w:hAnsi="Times New Roman" w:cs="Times New Roman"/>
                 <w:b w:val="0"/>
                 <w:bCs w:val="0"/>
                 <w:noProof/>
@@ -1619,7 +1623,6 @@
             </w:r>
             <w:r>
               <w:rPr>
-                <w:rFonts w:ascii="Times New Roman" w:hAnsi="Times New Roman" w:cs="Times New Roman"/>
                 <w:b w:val="0"/>
                 <w:bCs w:val="0"/>
                 <w:noProof/>
@@ -1629,17 +1632,15 @@
             </w:r>
             <w:r>
               <w:rPr>
-                <w:rFonts w:ascii="Times New Roman" w:hAnsi="Times New Roman" w:cs="Times New Roman"/>
                 <w:b w:val="0"/>
                 <w:bCs w:val="0"/>
                 <w:noProof/>
                 <w:webHidden/>
               </w:rPr>
-              <w:instrText xml:space="preserve"> PAGEREF _Toc188515865 \h </w:instrText>
-            </w:r>
-            <w:r>
-              <w:rPr>
-                <w:rFonts w:ascii="Times New Roman" w:hAnsi="Times New Roman" w:cs="Times New Roman"/>
+              <w:instrText xml:space="preserve"> PAGEREF _Toc188516614 \h </w:instrText>
+            </w:r>
+            <w:r>
+              <w:rPr>
                 <w:b w:val="0"/>
                 <w:bCs w:val="0"/>
                 <w:noProof/>
@@ -1648,7 +1649,6 @@
             </w:r>
             <w:r>
               <w:rPr>
-                <w:rFonts w:ascii="Times New Roman" w:hAnsi="Times New Roman" w:cs="Times New Roman"/>
                 <w:b w:val="0"/>
                 <w:bCs w:val="0"/>
                 <w:noProof/>
@@ -1658,7 +1658,6 @@
             </w:r>
             <w:r>
               <w:rPr>
-                <w:rFonts w:ascii="Times New Roman" w:hAnsi="Times New Roman" w:cs="Times New Roman"/>
                 <w:b w:val="0"/>
                 <w:bCs w:val="0"/>
                 <w:noProof/>
@@ -1668,7 +1667,6 @@
             </w:r>
             <w:r>
               <w:rPr>
-                <w:rFonts w:ascii="Times New Roman" w:hAnsi="Times New Roman" w:cs="Times New Roman"/>
                 <w:b w:val="0"/>
                 <w:bCs w:val="0"/>
                 <w:noProof/>
@@ -1686,7 +1684,7 @@
               <w:tab w:val="right" w:leader="dot" w:pos="9345"/>
             </w:tabs>
             <w:rPr>
-              <w:rFonts w:ascii="Times New Roman" w:eastAsiaTheme="minorEastAsia" w:hAnsi="Times New Roman" w:cs="Times New Roman"/>
+              <w:rFonts w:eastAsiaTheme="minorEastAsia" w:cstheme="minorBidi"/>
               <w:noProof/>
               <w:color w:val="auto"/>
               <w:kern w:val="0"/>
@@ -1696,18 +1694,17 @@
               <w14:ligatures w14:val="none"/>
             </w:rPr>
           </w:pPr>
-          <w:hyperlink w:anchor="_Toc188515866" w:history="1">
+          <w:hyperlink w:anchor="_Toc188516615" w:history="1">
             <w:r>
               <w:rPr>
                 <w:rStyle w:val="a8"/>
-                <w:rFonts w:ascii="Times New Roman" w:hAnsi="Times New Roman" w:cs="Times New Roman"/>
                 <w:noProof/>
               </w:rPr>
               <w:t>2.5.1</w:t>
             </w:r>
             <w:r>
               <w:rPr>
-                <w:rFonts w:ascii="Times New Roman" w:eastAsiaTheme="minorEastAsia" w:hAnsi="Times New Roman" w:cs="Times New Roman"/>
+                <w:rFonts w:eastAsiaTheme="minorEastAsia" w:cstheme="minorBidi"/>
                 <w:noProof/>
                 <w:color w:val="auto"/>
                 <w:kern w:val="0"/>
@@ -1721,14 +1718,12 @@
             <w:r>
               <w:rPr>
                 <w:rStyle w:val="a8"/>
-                <w:rFonts w:ascii="Times New Roman" w:hAnsi="Times New Roman" w:cs="Times New Roman"/>
                 <w:noProof/>
               </w:rPr>
               <w:t>Физика</w:t>
             </w:r>
             <w:r>
               <w:rPr>
-                <w:rFonts w:ascii="Times New Roman" w:hAnsi="Times New Roman" w:cs="Times New Roman"/>
                 <w:noProof/>
                 <w:webHidden/>
               </w:rPr>
@@ -1736,7 +1731,6 @@
             </w:r>
             <w:r>
               <w:rPr>
-                <w:rFonts w:ascii="Times New Roman" w:hAnsi="Times New Roman" w:cs="Times New Roman"/>
                 <w:noProof/>
                 <w:webHidden/>
               </w:rPr>
@@ -1744,22 +1738,19 @@
             </w:r>
             <w:r>
               <w:rPr>
-                <w:rFonts w:ascii="Times New Roman" w:hAnsi="Times New Roman" w:cs="Times New Roman"/>
                 <w:noProof/>
                 <w:webHidden/>
               </w:rPr>
-              <w:instrText xml:space="preserve"> PAGEREF _Toc188515866 \h </w:instrText>
-            </w:r>
-            <w:r>
-              <w:rPr>
-                <w:rFonts w:ascii="Times New Roman" w:hAnsi="Times New Roman" w:cs="Times New Roman"/>
+              <w:instrText xml:space="preserve"> PAGEREF _Toc188516615 \h </w:instrText>
+            </w:r>
+            <w:r>
+              <w:rPr>
                 <w:noProof/>
                 <w:webHidden/>
               </w:rPr>
             </w:r>
             <w:r>
               <w:rPr>
-                <w:rFonts w:ascii="Times New Roman" w:hAnsi="Times New Roman" w:cs="Times New Roman"/>
                 <w:noProof/>
                 <w:webHidden/>
               </w:rPr>
@@ -1767,7 +1758,6 @@
             </w:r>
             <w:r>
               <w:rPr>
-                <w:rFonts w:ascii="Times New Roman" w:hAnsi="Times New Roman" w:cs="Times New Roman"/>
                 <w:noProof/>
                 <w:webHidden/>
               </w:rPr>
@@ -1775,7 +1765,6 @@
             </w:r>
             <w:r>
               <w:rPr>
-                <w:rFonts w:ascii="Times New Roman" w:hAnsi="Times New Roman" w:cs="Times New Roman"/>
                 <w:noProof/>
                 <w:webHidden/>
               </w:rPr>
@@ -1791,7 +1780,7 @@
               <w:tab w:val="right" w:leader="dot" w:pos="9345"/>
             </w:tabs>
             <w:rPr>
-              <w:rFonts w:ascii="Times New Roman" w:eastAsiaTheme="minorEastAsia" w:hAnsi="Times New Roman" w:cs="Times New Roman"/>
+              <w:rFonts w:eastAsiaTheme="minorEastAsia" w:cstheme="minorBidi"/>
               <w:noProof/>
               <w:color w:val="auto"/>
               <w:kern w:val="0"/>
@@ -1801,18 +1790,17 @@
               <w14:ligatures w14:val="none"/>
             </w:rPr>
           </w:pPr>
-          <w:hyperlink w:anchor="_Toc188515867" w:history="1">
+          <w:hyperlink w:anchor="_Toc188516616" w:history="1">
             <w:r>
               <w:rPr>
                 <w:rStyle w:val="a8"/>
-                <w:rFonts w:ascii="Times New Roman" w:hAnsi="Times New Roman" w:cs="Times New Roman"/>
                 <w:noProof/>
               </w:rPr>
               <w:t>2.5.2</w:t>
             </w:r>
             <w:r>
               <w:rPr>
-                <w:rFonts w:ascii="Times New Roman" w:eastAsiaTheme="minorEastAsia" w:hAnsi="Times New Roman" w:cs="Times New Roman"/>
+                <w:rFonts w:eastAsiaTheme="minorEastAsia" w:cstheme="minorBidi"/>
                 <w:noProof/>
                 <w:color w:val="auto"/>
                 <w:kern w:val="0"/>
@@ -1826,14 +1814,12 @@
             <w:r>
               <w:rPr>
                 <w:rStyle w:val="a8"/>
-                <w:rFonts w:ascii="Times New Roman" w:hAnsi="Times New Roman" w:cs="Times New Roman"/>
                 <w:noProof/>
               </w:rPr>
               <w:t>Графика</w:t>
             </w:r>
             <w:r>
               <w:rPr>
-                <w:rFonts w:ascii="Times New Roman" w:hAnsi="Times New Roman" w:cs="Times New Roman"/>
                 <w:noProof/>
                 <w:webHidden/>
               </w:rPr>
@@ -1841,7 +1827,6 @@
             </w:r>
             <w:r>
               <w:rPr>
-                <w:rFonts w:ascii="Times New Roman" w:hAnsi="Times New Roman" w:cs="Times New Roman"/>
                 <w:noProof/>
                 <w:webHidden/>
               </w:rPr>
@@ -1849,22 +1834,19 @@
             </w:r>
             <w:r>
               <w:rPr>
-                <w:rFonts w:ascii="Times New Roman" w:hAnsi="Times New Roman" w:cs="Times New Roman"/>
                 <w:noProof/>
                 <w:webHidden/>
               </w:rPr>
-              <w:instrText xml:space="preserve"> PAGEREF _Toc188515867 \h </w:instrText>
-            </w:r>
-            <w:r>
-              <w:rPr>
-                <w:rFonts w:ascii="Times New Roman" w:hAnsi="Times New Roman" w:cs="Times New Roman"/>
+              <w:instrText xml:space="preserve"> PAGEREF _Toc188516616 \h </w:instrText>
+            </w:r>
+            <w:r>
+              <w:rPr>
                 <w:noProof/>
                 <w:webHidden/>
               </w:rPr>
             </w:r>
             <w:r>
               <w:rPr>
-                <w:rFonts w:ascii="Times New Roman" w:hAnsi="Times New Roman" w:cs="Times New Roman"/>
                 <w:noProof/>
                 <w:webHidden/>
               </w:rPr>
@@ -1872,7 +1854,6 @@
             </w:r>
             <w:r>
               <w:rPr>
-                <w:rFonts w:ascii="Times New Roman" w:hAnsi="Times New Roman" w:cs="Times New Roman"/>
                 <w:noProof/>
                 <w:webHidden/>
               </w:rPr>
@@ -1880,7 +1861,6 @@
             </w:r>
             <w:r>
               <w:rPr>
-                <w:rFonts w:ascii="Times New Roman" w:hAnsi="Times New Roman" w:cs="Times New Roman"/>
                 <w:noProof/>
                 <w:webHidden/>
               </w:rPr>
@@ -1896,7 +1876,7 @@
               <w:tab w:val="right" w:leader="dot" w:pos="9345"/>
             </w:tabs>
             <w:rPr>
-              <w:rFonts w:ascii="Times New Roman" w:eastAsiaTheme="minorEastAsia" w:hAnsi="Times New Roman" w:cs="Times New Roman"/>
+              <w:rFonts w:eastAsiaTheme="minorEastAsia" w:cstheme="minorBidi"/>
               <w:noProof/>
               <w:color w:val="auto"/>
               <w:kern w:val="0"/>
@@ -1906,18 +1886,17 @@
               <w14:ligatures w14:val="none"/>
             </w:rPr>
           </w:pPr>
-          <w:hyperlink w:anchor="_Toc188515868" w:history="1">
+          <w:hyperlink w:anchor="_Toc188516617" w:history="1">
             <w:r>
               <w:rPr>
                 <w:rStyle w:val="a8"/>
-                <w:rFonts w:ascii="Times New Roman" w:hAnsi="Times New Roman" w:cs="Times New Roman"/>
                 <w:noProof/>
               </w:rPr>
               <w:t>2.5.3</w:t>
             </w:r>
             <w:r>
               <w:rPr>
-                <w:rFonts w:ascii="Times New Roman" w:eastAsiaTheme="minorEastAsia" w:hAnsi="Times New Roman" w:cs="Times New Roman"/>
+                <w:rFonts w:eastAsiaTheme="minorEastAsia" w:cstheme="minorBidi"/>
                 <w:noProof/>
                 <w:color w:val="auto"/>
                 <w:kern w:val="0"/>
@@ -1931,14 +1910,12 @@
             <w:r>
               <w:rPr>
                 <w:rStyle w:val="a8"/>
-                <w:rFonts w:ascii="Times New Roman" w:hAnsi="Times New Roman" w:cs="Times New Roman"/>
                 <w:noProof/>
               </w:rPr>
               <w:t>Input System</w:t>
             </w:r>
             <w:r>
               <w:rPr>
-                <w:rFonts w:ascii="Times New Roman" w:hAnsi="Times New Roman" w:cs="Times New Roman"/>
                 <w:noProof/>
                 <w:webHidden/>
               </w:rPr>
@@ -1946,7 +1923,6 @@
             </w:r>
             <w:r>
               <w:rPr>
-                <w:rFonts w:ascii="Times New Roman" w:hAnsi="Times New Roman" w:cs="Times New Roman"/>
                 <w:noProof/>
                 <w:webHidden/>
               </w:rPr>
@@ -1954,22 +1930,19 @@
             </w:r>
             <w:r>
               <w:rPr>
-                <w:rFonts w:ascii="Times New Roman" w:hAnsi="Times New Roman" w:cs="Times New Roman"/>
                 <w:noProof/>
                 <w:webHidden/>
               </w:rPr>
-              <w:instrText xml:space="preserve"> PAGEREF _Toc188515868 \h </w:instrText>
-            </w:r>
-            <w:r>
-              <w:rPr>
-                <w:rFonts w:ascii="Times New Roman" w:hAnsi="Times New Roman" w:cs="Times New Roman"/>
+              <w:instrText xml:space="preserve"> PAGEREF _Toc188516617 \h </w:instrText>
+            </w:r>
+            <w:r>
+              <w:rPr>
                 <w:noProof/>
                 <w:webHidden/>
               </w:rPr>
             </w:r>
             <w:r>
               <w:rPr>
-                <w:rFonts w:ascii="Times New Roman" w:hAnsi="Times New Roman" w:cs="Times New Roman"/>
                 <w:noProof/>
                 <w:webHidden/>
               </w:rPr>
@@ -1977,15 +1950,13 @@
             </w:r>
             <w:r>
               <w:rPr>
-                <w:rFonts w:ascii="Times New Roman" w:hAnsi="Times New Roman" w:cs="Times New Roman"/>
                 <w:noProof/>
                 <w:webHidden/>
               </w:rPr>
-              <w:t>19</w:t>
-            </w:r>
-            <w:r>
-              <w:rPr>
-                <w:rFonts w:ascii="Times New Roman" w:hAnsi="Times New Roman" w:cs="Times New Roman"/>
+              <w:t>20</w:t>
+            </w:r>
+            <w:r>
+              <w:rPr>
                 <w:noProof/>
                 <w:webHidden/>
               </w:rPr>
@@ -2001,7 +1972,7 @@
               <w:tab w:val="right" w:leader="dot" w:pos="9345"/>
             </w:tabs>
             <w:rPr>
-              <w:rFonts w:ascii="Times New Roman" w:eastAsiaTheme="minorEastAsia" w:hAnsi="Times New Roman" w:cs="Times New Roman"/>
+              <w:rFonts w:eastAsiaTheme="minorEastAsia" w:cstheme="minorBidi"/>
               <w:noProof/>
               <w:color w:val="auto"/>
               <w:kern w:val="0"/>
@@ -2011,18 +1982,17 @@
               <w14:ligatures w14:val="none"/>
             </w:rPr>
           </w:pPr>
-          <w:hyperlink w:anchor="_Toc188515869" w:history="1">
+          <w:hyperlink w:anchor="_Toc188516618" w:history="1">
             <w:r>
               <w:rPr>
                 <w:rStyle w:val="a8"/>
-                <w:rFonts w:ascii="Times New Roman" w:hAnsi="Times New Roman" w:cs="Times New Roman"/>
                 <w:noProof/>
               </w:rPr>
               <w:t>2.5.4</w:t>
             </w:r>
             <w:r>
               <w:rPr>
-                <w:rFonts w:ascii="Times New Roman" w:eastAsiaTheme="minorEastAsia" w:hAnsi="Times New Roman" w:cs="Times New Roman"/>
+                <w:rFonts w:eastAsiaTheme="minorEastAsia" w:cstheme="minorBidi"/>
                 <w:noProof/>
                 <w:color w:val="auto"/>
                 <w:kern w:val="0"/>
@@ -2036,7 +2006,6 @@
             <w:r>
               <w:rPr>
                 <w:rStyle w:val="a8"/>
-                <w:rFonts w:ascii="Times New Roman" w:hAnsi="Times New Roman" w:cs="Times New Roman"/>
                 <w:noProof/>
                 <w:lang w:val="en-US"/>
               </w:rPr>
@@ -2044,7 +2013,6 @@
             </w:r>
             <w:r>
               <w:rPr>
-                <w:rFonts w:ascii="Times New Roman" w:hAnsi="Times New Roman" w:cs="Times New Roman"/>
                 <w:noProof/>
                 <w:webHidden/>
               </w:rPr>
@@ -2052,7 +2020,6 @@
             </w:r>
             <w:r>
               <w:rPr>
-                <w:rFonts w:ascii="Times New Roman" w:hAnsi="Times New Roman" w:cs="Times New Roman"/>
                 <w:noProof/>
                 <w:webHidden/>
               </w:rPr>
@@ -2060,22 +2027,19 @@
             </w:r>
             <w:r>
               <w:rPr>
-                <w:rFonts w:ascii="Times New Roman" w:hAnsi="Times New Roman" w:cs="Times New Roman"/>
                 <w:noProof/>
                 <w:webHidden/>
               </w:rPr>
-              <w:instrText xml:space="preserve"> PAGEREF _Toc188515869 \h </w:instrText>
-            </w:r>
-            <w:r>
-              <w:rPr>
-                <w:rFonts w:ascii="Times New Roman" w:hAnsi="Times New Roman" w:cs="Times New Roman"/>
+              <w:instrText xml:space="preserve"> PAGEREF _Toc188516618 \h </w:instrText>
+            </w:r>
+            <w:r>
+              <w:rPr>
                 <w:noProof/>
                 <w:webHidden/>
               </w:rPr>
             </w:r>
             <w:r>
               <w:rPr>
-                <w:rFonts w:ascii="Times New Roman" w:hAnsi="Times New Roman" w:cs="Times New Roman"/>
                 <w:noProof/>
                 <w:webHidden/>
               </w:rPr>
@@ -2083,15 +2047,13 @@
             </w:r>
             <w:r>
               <w:rPr>
-                <w:rFonts w:ascii="Times New Roman" w:hAnsi="Times New Roman" w:cs="Times New Roman"/>
                 <w:noProof/>
                 <w:webHidden/>
               </w:rPr>
-              <w:t>20</w:t>
-            </w:r>
-            <w:r>
-              <w:rPr>
-                <w:rFonts w:ascii="Times New Roman" w:hAnsi="Times New Roman" w:cs="Times New Roman"/>
+              <w:t>21</w:t>
+            </w:r>
+            <w:r>
+              <w:rPr>
                 <w:noProof/>
                 <w:webHidden/>
               </w:rPr>
@@ -2107,7 +2069,7 @@
               <w:tab w:val="right" w:leader="dot" w:pos="9345"/>
             </w:tabs>
             <w:rPr>
-              <w:rFonts w:ascii="Times New Roman" w:eastAsiaTheme="minorEastAsia" w:hAnsi="Times New Roman" w:cs="Times New Roman"/>
+              <w:rFonts w:eastAsiaTheme="minorEastAsia" w:cstheme="minorBidi"/>
               <w:noProof/>
               <w:color w:val="auto"/>
               <w:kern w:val="0"/>
@@ -2117,18 +2079,17 @@
               <w14:ligatures w14:val="none"/>
             </w:rPr>
           </w:pPr>
-          <w:hyperlink w:anchor="_Toc188515870" w:history="1">
+          <w:hyperlink w:anchor="_Toc188516619" w:history="1">
             <w:r>
               <w:rPr>
                 <w:rStyle w:val="a8"/>
-                <w:rFonts w:ascii="Times New Roman" w:hAnsi="Times New Roman" w:cs="Times New Roman"/>
                 <w:noProof/>
               </w:rPr>
               <w:t>2.5.5</w:t>
             </w:r>
             <w:r>
               <w:rPr>
-                <w:rFonts w:ascii="Times New Roman" w:eastAsiaTheme="minorEastAsia" w:hAnsi="Times New Roman" w:cs="Times New Roman"/>
+                <w:rFonts w:eastAsiaTheme="minorEastAsia" w:cstheme="minorBidi"/>
                 <w:noProof/>
                 <w:color w:val="auto"/>
                 <w:kern w:val="0"/>
@@ -2142,14 +2103,12 @@
             <w:r>
               <w:rPr>
                 <w:rStyle w:val="a8"/>
-                <w:rFonts w:ascii="Times New Roman" w:hAnsi="Times New Roman" w:cs="Times New Roman"/>
                 <w:noProof/>
               </w:rPr>
               <w:t>Пользовательские компоненты</w:t>
             </w:r>
             <w:r>
               <w:rPr>
-                <w:rFonts w:ascii="Times New Roman" w:hAnsi="Times New Roman" w:cs="Times New Roman"/>
                 <w:noProof/>
                 <w:webHidden/>
               </w:rPr>
@@ -2157,7 +2116,6 @@
             </w:r>
             <w:r>
               <w:rPr>
-                <w:rFonts w:ascii="Times New Roman" w:hAnsi="Times New Roman" w:cs="Times New Roman"/>
                 <w:noProof/>
                 <w:webHidden/>
               </w:rPr>
@@ -2165,22 +2123,19 @@
             </w:r>
             <w:r>
               <w:rPr>
-                <w:rFonts w:ascii="Times New Roman" w:hAnsi="Times New Roman" w:cs="Times New Roman"/>
                 <w:noProof/>
                 <w:webHidden/>
               </w:rPr>
-              <w:instrText xml:space="preserve"> PAGEREF _Toc188515870 \h </w:instrText>
-            </w:r>
-            <w:r>
-              <w:rPr>
-                <w:rFonts w:ascii="Times New Roman" w:hAnsi="Times New Roman" w:cs="Times New Roman"/>
+              <w:instrText xml:space="preserve"> PAGEREF _Toc188516619 \h </w:instrText>
+            </w:r>
+            <w:r>
+              <w:rPr>
                 <w:noProof/>
                 <w:webHidden/>
               </w:rPr>
             </w:r>
             <w:r>
               <w:rPr>
-                <w:rFonts w:ascii="Times New Roman" w:hAnsi="Times New Roman" w:cs="Times New Roman"/>
                 <w:noProof/>
                 <w:webHidden/>
               </w:rPr>
@@ -2188,7 +2143,6 @@
             </w:r>
             <w:r>
               <w:rPr>
-                <w:rFonts w:ascii="Times New Roman" w:hAnsi="Times New Roman" w:cs="Times New Roman"/>
                 <w:noProof/>
                 <w:webHidden/>
               </w:rPr>
@@ -2196,7 +2150,6 @@
             </w:r>
             <w:r>
               <w:rPr>
-                <w:rFonts w:ascii="Times New Roman" w:hAnsi="Times New Roman" w:cs="Times New Roman"/>
                 <w:noProof/>
                 <w:webHidden/>
               </w:rPr>
@@ -2209,10 +2162,9 @@
             <w:pStyle w:val="12"/>
             <w:tabs>
               <w:tab w:val="left" w:pos="560"/>
-              <w:tab w:val="right" w:leader="dot" w:pos="9345"/>
             </w:tabs>
             <w:rPr>
-              <w:rFonts w:ascii="Times New Roman" w:eastAsiaTheme="minorEastAsia" w:hAnsi="Times New Roman" w:cs="Times New Roman"/>
+              <w:rFonts w:eastAsiaTheme="minorEastAsia" w:cstheme="minorBidi"/>
               <w:b w:val="0"/>
               <w:bCs w:val="0"/>
               <w:i w:val="0"/>
@@ -2226,20 +2178,21 @@
               <w14:ligatures w14:val="none"/>
             </w:rPr>
           </w:pPr>
-          <w:hyperlink w:anchor="_Toc188515871" w:history="1">
+          <w:hyperlink w:anchor="_Toc188516620" w:history="1">
             <w:r>
               <w:rPr>
                 <w:rStyle w:val="a8"/>
-                <w:rFonts w:ascii="Times New Roman" w:hAnsi="Times New Roman" w:cs="Times New Roman"/>
                 <w:b w:val="0"/>
                 <w:bCs w:val="0"/>
+                <w:i w:val="0"/>
+                <w:iCs w:val="0"/>
                 <w:noProof/>
               </w:rPr>
               <w:t>3.</w:t>
             </w:r>
             <w:r>
               <w:rPr>
-                <w:rFonts w:ascii="Times New Roman" w:eastAsiaTheme="minorEastAsia" w:hAnsi="Times New Roman" w:cs="Times New Roman"/>
+                <w:rFonts w:eastAsiaTheme="minorEastAsia" w:cstheme="minorBidi"/>
                 <w:b w:val="0"/>
                 <w:bCs w:val="0"/>
                 <w:i w:val="0"/>
@@ -2257,18 +2210,20 @@
             <w:r>
               <w:rPr>
                 <w:rStyle w:val="a8"/>
-                <w:rFonts w:ascii="Times New Roman" w:hAnsi="Times New Roman" w:cs="Times New Roman"/>
                 <w:b w:val="0"/>
                 <w:bCs w:val="0"/>
+                <w:i w:val="0"/>
+                <w:iCs w:val="0"/>
                 <w:noProof/>
               </w:rPr>
               <w:t>Реализация</w:t>
             </w:r>
             <w:r>
               <w:rPr>
-                <w:rFonts w:ascii="Times New Roman" w:hAnsi="Times New Roman" w:cs="Times New Roman"/>
                 <w:b w:val="0"/>
                 <w:bCs w:val="0"/>
+                <w:i w:val="0"/>
+                <w:iCs w:val="0"/>
                 <w:noProof/>
                 <w:webHidden/>
               </w:rPr>
@@ -2276,9 +2231,10 @@
             </w:r>
             <w:r>
               <w:rPr>
-                <w:rFonts w:ascii="Times New Roman" w:hAnsi="Times New Roman" w:cs="Times New Roman"/>
                 <w:b w:val="0"/>
                 <w:bCs w:val="0"/>
+                <w:i w:val="0"/>
+                <w:iCs w:val="0"/>
                 <w:noProof/>
                 <w:webHidden/>
               </w:rPr>
@@ -2286,28 +2242,31 @@
             </w:r>
             <w:r>
               <w:rPr>
-                <w:rFonts w:ascii="Times New Roman" w:hAnsi="Times New Roman" w:cs="Times New Roman"/>
                 <w:b w:val="0"/>
                 <w:bCs w:val="0"/>
+                <w:i w:val="0"/>
+                <w:iCs w:val="0"/>
                 <w:noProof/>
                 <w:webHidden/>
               </w:rPr>
-              <w:instrText xml:space="preserve"> PAGEREF _Toc188515871 \h </w:instrText>
-            </w:r>
-            <w:r>
-              <w:rPr>
-                <w:rFonts w:ascii="Times New Roman" w:hAnsi="Times New Roman" w:cs="Times New Roman"/>
+              <w:instrText xml:space="preserve"> PAGEREF _Toc188516620 \h </w:instrText>
+            </w:r>
+            <w:r>
+              <w:rPr>
                 <w:b w:val="0"/>
                 <w:bCs w:val="0"/>
+                <w:i w:val="0"/>
+                <w:iCs w:val="0"/>
                 <w:noProof/>
                 <w:webHidden/>
               </w:rPr>
             </w:r>
             <w:r>
               <w:rPr>
-                <w:rFonts w:ascii="Times New Roman" w:hAnsi="Times New Roman" w:cs="Times New Roman"/>
                 <w:b w:val="0"/>
                 <w:bCs w:val="0"/>
+                <w:i w:val="0"/>
+                <w:iCs w:val="0"/>
                 <w:noProof/>
                 <w:webHidden/>
               </w:rPr>
@@ -2315,19 +2274,21 @@
             </w:r>
             <w:r>
               <w:rPr>
-                <w:rFonts w:ascii="Times New Roman" w:hAnsi="Times New Roman" w:cs="Times New Roman"/>
                 <w:b w:val="0"/>
                 <w:bCs w:val="0"/>
+                <w:i w:val="0"/>
+                <w:iCs w:val="0"/>
                 <w:noProof/>
                 <w:webHidden/>
               </w:rPr>
-              <w:t>24</w:t>
-            </w:r>
-            <w:r>
-              <w:rPr>
-                <w:rFonts w:ascii="Times New Roman" w:hAnsi="Times New Roman" w:cs="Times New Roman"/>
+              <w:t>25</w:t>
+            </w:r>
+            <w:r>
+              <w:rPr>
                 <w:b w:val="0"/>
                 <w:bCs w:val="0"/>
+                <w:i w:val="0"/>
+                <w:iCs w:val="0"/>
                 <w:noProof/>
                 <w:webHidden/>
               </w:rPr>
@@ -2343,7 +2304,7 @@
               <w:tab w:val="right" w:leader="dot" w:pos="9345"/>
             </w:tabs>
             <w:rPr>
-              <w:rFonts w:ascii="Times New Roman" w:eastAsiaTheme="minorEastAsia" w:hAnsi="Times New Roman" w:cs="Times New Roman"/>
+              <w:rFonts w:eastAsiaTheme="minorEastAsia" w:cstheme="minorBidi"/>
               <w:b w:val="0"/>
               <w:bCs w:val="0"/>
               <w:noProof/>
@@ -2353,11 +2314,10 @@
               <w14:ligatures w14:val="none"/>
             </w:rPr>
           </w:pPr>
-          <w:hyperlink w:anchor="_Toc188515872" w:history="1">
+          <w:hyperlink w:anchor="_Toc188516621" w:history="1">
             <w:r>
               <w:rPr>
                 <w:rStyle w:val="a8"/>
-                <w:rFonts w:ascii="Times New Roman" w:hAnsi="Times New Roman" w:cs="Times New Roman"/>
                 <w:b w:val="0"/>
                 <w:bCs w:val="0"/>
                 <w:noProof/>
@@ -2366,7 +2326,7 @@
             </w:r>
             <w:r>
               <w:rPr>
-                <w:rFonts w:ascii="Times New Roman" w:eastAsiaTheme="minorEastAsia" w:hAnsi="Times New Roman" w:cs="Times New Roman"/>
+                <w:rFonts w:eastAsiaTheme="minorEastAsia" w:cstheme="minorBidi"/>
                 <w:b w:val="0"/>
                 <w:bCs w:val="0"/>
                 <w:noProof/>
@@ -2380,7 +2340,6 @@
             <w:r>
               <w:rPr>
                 <w:rStyle w:val="a8"/>
-                <w:rFonts w:ascii="Times New Roman" w:hAnsi="Times New Roman" w:cs="Times New Roman"/>
                 <w:b w:val="0"/>
                 <w:bCs w:val="0"/>
                 <w:noProof/>
@@ -2389,7 +2348,6 @@
             </w:r>
             <w:r>
               <w:rPr>
-                <w:rFonts w:ascii="Times New Roman" w:hAnsi="Times New Roman" w:cs="Times New Roman"/>
                 <w:b w:val="0"/>
                 <w:bCs w:val="0"/>
                 <w:noProof/>
@@ -2399,7 +2357,6 @@
             </w:r>
             <w:r>
               <w:rPr>
-                <w:rFonts w:ascii="Times New Roman" w:hAnsi="Times New Roman" w:cs="Times New Roman"/>
                 <w:b w:val="0"/>
                 <w:bCs w:val="0"/>
                 <w:noProof/>
@@ -2409,17 +2366,15 @@
             </w:r>
             <w:r>
               <w:rPr>
-                <w:rFonts w:ascii="Times New Roman" w:hAnsi="Times New Roman" w:cs="Times New Roman"/>
                 <w:b w:val="0"/>
                 <w:bCs w:val="0"/>
                 <w:noProof/>
                 <w:webHidden/>
               </w:rPr>
-              <w:instrText xml:space="preserve"> PAGEREF _Toc188515872 \h </w:instrText>
-            </w:r>
-            <w:r>
-              <w:rPr>
-                <w:rFonts w:ascii="Times New Roman" w:hAnsi="Times New Roman" w:cs="Times New Roman"/>
+              <w:instrText xml:space="preserve"> PAGEREF _Toc188516621 \h </w:instrText>
+            </w:r>
+            <w:r>
+              <w:rPr>
                 <w:b w:val="0"/>
                 <w:bCs w:val="0"/>
                 <w:noProof/>
@@ -2428,7 +2383,6 @@
             </w:r>
             <w:r>
               <w:rPr>
-                <w:rFonts w:ascii="Times New Roman" w:hAnsi="Times New Roman" w:cs="Times New Roman"/>
                 <w:b w:val="0"/>
                 <w:bCs w:val="0"/>
                 <w:noProof/>
@@ -2438,17 +2392,15 @@
             </w:r>
             <w:r>
               <w:rPr>
-                <w:rFonts w:ascii="Times New Roman" w:hAnsi="Times New Roman" w:cs="Times New Roman"/>
                 <w:b w:val="0"/>
                 <w:bCs w:val="0"/>
                 <w:noProof/>
                 <w:webHidden/>
               </w:rPr>
-              <w:t>24</w:t>
-            </w:r>
-            <w:r>
-              <w:rPr>
-                <w:rFonts w:ascii="Times New Roman" w:hAnsi="Times New Roman" w:cs="Times New Roman"/>
+              <w:t>25</w:t>
+            </w:r>
+            <w:r>
+              <w:rPr>
                 <w:b w:val="0"/>
                 <w:bCs w:val="0"/>
                 <w:noProof/>
@@ -2466,7 +2418,7 @@
               <w:tab w:val="right" w:leader="dot" w:pos="9345"/>
             </w:tabs>
             <w:rPr>
-              <w:rFonts w:ascii="Times New Roman" w:eastAsiaTheme="minorEastAsia" w:hAnsi="Times New Roman" w:cs="Times New Roman"/>
+              <w:rFonts w:eastAsiaTheme="minorEastAsia" w:cstheme="minorBidi"/>
               <w:b w:val="0"/>
               <w:bCs w:val="0"/>
               <w:noProof/>
@@ -2476,11 +2428,10 @@
               <w14:ligatures w14:val="none"/>
             </w:rPr>
           </w:pPr>
-          <w:hyperlink w:anchor="_Toc188515873" w:history="1">
+          <w:hyperlink w:anchor="_Toc188516622" w:history="1">
             <w:r>
               <w:rPr>
                 <w:rStyle w:val="a8"/>
-                <w:rFonts w:ascii="Times New Roman" w:hAnsi="Times New Roman" w:cs="Times New Roman"/>
                 <w:b w:val="0"/>
                 <w:bCs w:val="0"/>
                 <w:noProof/>
@@ -2489,7 +2440,7 @@
             </w:r>
             <w:r>
               <w:rPr>
-                <w:rFonts w:ascii="Times New Roman" w:eastAsiaTheme="minorEastAsia" w:hAnsi="Times New Roman" w:cs="Times New Roman"/>
+                <w:rFonts w:eastAsiaTheme="minorEastAsia" w:cstheme="minorBidi"/>
                 <w:b w:val="0"/>
                 <w:bCs w:val="0"/>
                 <w:noProof/>
@@ -2503,7 +2454,6 @@
             <w:r>
               <w:rPr>
                 <w:rStyle w:val="a8"/>
-                <w:rFonts w:ascii="Times New Roman" w:hAnsi="Times New Roman" w:cs="Times New Roman"/>
                 <w:b w:val="0"/>
                 <w:bCs w:val="0"/>
                 <w:noProof/>
@@ -2512,7 +2462,6 @@
             </w:r>
             <w:r>
               <w:rPr>
-                <w:rFonts w:ascii="Times New Roman" w:hAnsi="Times New Roman" w:cs="Times New Roman"/>
                 <w:b w:val="0"/>
                 <w:bCs w:val="0"/>
                 <w:noProof/>
@@ -2522,7 +2471,6 @@
             </w:r>
             <w:r>
               <w:rPr>
-                <w:rFonts w:ascii="Times New Roman" w:hAnsi="Times New Roman" w:cs="Times New Roman"/>
                 <w:b w:val="0"/>
                 <w:bCs w:val="0"/>
                 <w:noProof/>
@@ -2532,17 +2480,15 @@
             </w:r>
             <w:r>
               <w:rPr>
-                <w:rFonts w:ascii="Times New Roman" w:hAnsi="Times New Roman" w:cs="Times New Roman"/>
                 <w:b w:val="0"/>
                 <w:bCs w:val="0"/>
                 <w:noProof/>
                 <w:webHidden/>
               </w:rPr>
-              <w:instrText xml:space="preserve"> PAGEREF _Toc188515873 \h </w:instrText>
-            </w:r>
-            <w:r>
-              <w:rPr>
-                <w:rFonts w:ascii="Times New Roman" w:hAnsi="Times New Roman" w:cs="Times New Roman"/>
+              <w:instrText xml:space="preserve"> PAGEREF _Toc188516622 \h </w:instrText>
+            </w:r>
+            <w:r>
+              <w:rPr>
                 <w:b w:val="0"/>
                 <w:bCs w:val="0"/>
                 <w:noProof/>
@@ -2551,7 +2497,6 @@
             </w:r>
             <w:r>
               <w:rPr>
-                <w:rFonts w:ascii="Times New Roman" w:hAnsi="Times New Roman" w:cs="Times New Roman"/>
                 <w:b w:val="0"/>
                 <w:bCs w:val="0"/>
                 <w:noProof/>
@@ -2561,17 +2506,15 @@
             </w:r>
             <w:r>
               <w:rPr>
-                <w:rFonts w:ascii="Times New Roman" w:hAnsi="Times New Roman" w:cs="Times New Roman"/>
                 <w:b w:val="0"/>
                 <w:bCs w:val="0"/>
                 <w:noProof/>
                 <w:webHidden/>
               </w:rPr>
-              <w:t>24</w:t>
-            </w:r>
-            <w:r>
-              <w:rPr>
-                <w:rFonts w:ascii="Times New Roman" w:hAnsi="Times New Roman" w:cs="Times New Roman"/>
+              <w:t>25</w:t>
+            </w:r>
+            <w:r>
+              <w:rPr>
                 <w:b w:val="0"/>
                 <w:bCs w:val="0"/>
                 <w:noProof/>
@@ -2589,7 +2532,7 @@
               <w:tab w:val="right" w:leader="dot" w:pos="9345"/>
             </w:tabs>
             <w:rPr>
-              <w:rFonts w:ascii="Times New Roman" w:eastAsiaTheme="minorEastAsia" w:hAnsi="Times New Roman" w:cs="Times New Roman"/>
+              <w:rFonts w:eastAsiaTheme="minorEastAsia" w:cstheme="minorBidi"/>
               <w:noProof/>
               <w:color w:val="auto"/>
               <w:kern w:val="0"/>
@@ -2599,18 +2542,17 @@
               <w14:ligatures w14:val="none"/>
             </w:rPr>
           </w:pPr>
-          <w:hyperlink w:anchor="_Toc188515874" w:history="1">
+          <w:hyperlink w:anchor="_Toc188516623" w:history="1">
             <w:r>
               <w:rPr>
                 <w:rStyle w:val="a8"/>
-                <w:rFonts w:ascii="Times New Roman" w:hAnsi="Times New Roman" w:cs="Times New Roman"/>
                 <w:noProof/>
               </w:rPr>
               <w:t>3.2.1</w:t>
             </w:r>
             <w:r>
               <w:rPr>
-                <w:rFonts w:ascii="Times New Roman" w:eastAsiaTheme="minorEastAsia" w:hAnsi="Times New Roman" w:cs="Times New Roman"/>
+                <w:rFonts w:eastAsiaTheme="minorEastAsia" w:cstheme="minorBidi"/>
                 <w:noProof/>
                 <w:color w:val="auto"/>
                 <w:kern w:val="0"/>
@@ -2624,14 +2566,12 @@
             <w:r>
               <w:rPr>
                 <w:rStyle w:val="a8"/>
-                <w:rFonts w:ascii="Times New Roman" w:hAnsi="Times New Roman" w:cs="Times New Roman"/>
                 <w:noProof/>
               </w:rPr>
               <w:t>Управление состояниями</w:t>
             </w:r>
             <w:r>
               <w:rPr>
-                <w:rFonts w:ascii="Times New Roman" w:hAnsi="Times New Roman" w:cs="Times New Roman"/>
                 <w:noProof/>
                 <w:webHidden/>
               </w:rPr>
@@ -2639,7 +2579,6 @@
             </w:r>
             <w:r>
               <w:rPr>
-                <w:rFonts w:ascii="Times New Roman" w:hAnsi="Times New Roman" w:cs="Times New Roman"/>
                 <w:noProof/>
                 <w:webHidden/>
               </w:rPr>
@@ -2647,22 +2586,19 @@
             </w:r>
             <w:r>
               <w:rPr>
-                <w:rFonts w:ascii="Times New Roman" w:hAnsi="Times New Roman" w:cs="Times New Roman"/>
                 <w:noProof/>
                 <w:webHidden/>
               </w:rPr>
-              <w:instrText xml:space="preserve"> PAGEREF _Toc188515874 \h </w:instrText>
-            </w:r>
-            <w:r>
-              <w:rPr>
-                <w:rFonts w:ascii="Times New Roman" w:hAnsi="Times New Roman" w:cs="Times New Roman"/>
+              <w:instrText xml:space="preserve"> PAGEREF _Toc188516623 \h </w:instrText>
+            </w:r>
+            <w:r>
+              <w:rPr>
                 <w:noProof/>
                 <w:webHidden/>
               </w:rPr>
             </w:r>
             <w:r>
               <w:rPr>
-                <w:rFonts w:ascii="Times New Roman" w:hAnsi="Times New Roman" w:cs="Times New Roman"/>
                 <w:noProof/>
                 <w:webHidden/>
               </w:rPr>
@@ -2670,15 +2606,13 @@
             </w:r>
             <w:r>
               <w:rPr>
-                <w:rFonts w:ascii="Times New Roman" w:hAnsi="Times New Roman" w:cs="Times New Roman"/>
                 <w:noProof/>
                 <w:webHidden/>
               </w:rPr>
-              <w:t>25</w:t>
-            </w:r>
-            <w:r>
-              <w:rPr>
-                <w:rFonts w:ascii="Times New Roman" w:hAnsi="Times New Roman" w:cs="Times New Roman"/>
+              <w:t>26</w:t>
+            </w:r>
+            <w:r>
+              <w:rPr>
                 <w:noProof/>
                 <w:webHidden/>
               </w:rPr>
@@ -2694,7 +2628,7 @@
               <w:tab w:val="right" w:leader="dot" w:pos="9345"/>
             </w:tabs>
             <w:rPr>
-              <w:rFonts w:ascii="Times New Roman" w:eastAsiaTheme="minorEastAsia" w:hAnsi="Times New Roman" w:cs="Times New Roman"/>
+              <w:rFonts w:eastAsiaTheme="minorEastAsia" w:cstheme="minorBidi"/>
               <w:noProof/>
               <w:color w:val="auto"/>
               <w:kern w:val="0"/>
@@ -2704,18 +2638,17 @@
               <w14:ligatures w14:val="none"/>
             </w:rPr>
           </w:pPr>
-          <w:hyperlink w:anchor="_Toc188515875" w:history="1">
+          <w:hyperlink w:anchor="_Toc188516624" w:history="1">
             <w:r>
               <w:rPr>
                 <w:rStyle w:val="a8"/>
-                <w:rFonts w:ascii="Times New Roman" w:hAnsi="Times New Roman" w:cs="Times New Roman"/>
                 <w:noProof/>
               </w:rPr>
               <w:t>3.2.2</w:t>
             </w:r>
             <w:r>
               <w:rPr>
-                <w:rFonts w:ascii="Times New Roman" w:eastAsiaTheme="minorEastAsia" w:hAnsi="Times New Roman" w:cs="Times New Roman"/>
+                <w:rFonts w:eastAsiaTheme="minorEastAsia" w:cstheme="minorBidi"/>
                 <w:noProof/>
                 <w:color w:val="auto"/>
                 <w:kern w:val="0"/>
@@ -2729,14 +2662,12 @@
             <w:r>
               <w:rPr>
                 <w:rStyle w:val="a8"/>
-                <w:rFonts w:ascii="Times New Roman" w:hAnsi="Times New Roman" w:cs="Times New Roman"/>
                 <w:noProof/>
               </w:rPr>
               <w:t>Состояния</w:t>
             </w:r>
             <w:r>
               <w:rPr>
-                <w:rFonts w:ascii="Times New Roman" w:hAnsi="Times New Roman" w:cs="Times New Roman"/>
                 <w:noProof/>
                 <w:webHidden/>
               </w:rPr>
@@ -2744,7 +2675,6 @@
             </w:r>
             <w:r>
               <w:rPr>
-                <w:rFonts w:ascii="Times New Roman" w:hAnsi="Times New Roman" w:cs="Times New Roman"/>
                 <w:noProof/>
                 <w:webHidden/>
               </w:rPr>
@@ -2752,22 +2682,19 @@
             </w:r>
             <w:r>
               <w:rPr>
-                <w:rFonts w:ascii="Times New Roman" w:hAnsi="Times New Roman" w:cs="Times New Roman"/>
                 <w:noProof/>
                 <w:webHidden/>
               </w:rPr>
-              <w:instrText xml:space="preserve"> PAGEREF _Toc188515875 \h </w:instrText>
-            </w:r>
-            <w:r>
-              <w:rPr>
-                <w:rFonts w:ascii="Times New Roman" w:hAnsi="Times New Roman" w:cs="Times New Roman"/>
+              <w:instrText xml:space="preserve"> PAGEREF _Toc188516624 \h </w:instrText>
+            </w:r>
+            <w:r>
+              <w:rPr>
                 <w:noProof/>
                 <w:webHidden/>
               </w:rPr>
             </w:r>
             <w:r>
               <w:rPr>
-                <w:rFonts w:ascii="Times New Roman" w:hAnsi="Times New Roman" w:cs="Times New Roman"/>
                 <w:noProof/>
                 <w:webHidden/>
               </w:rPr>
@@ -2775,15 +2702,13 @@
             </w:r>
             <w:r>
               <w:rPr>
-                <w:rFonts w:ascii="Times New Roman" w:hAnsi="Times New Roman" w:cs="Times New Roman"/>
                 <w:noProof/>
                 <w:webHidden/>
               </w:rPr>
-              <w:t>25</w:t>
-            </w:r>
-            <w:r>
-              <w:rPr>
-                <w:rFonts w:ascii="Times New Roman" w:hAnsi="Times New Roman" w:cs="Times New Roman"/>
+              <w:t>26</w:t>
+            </w:r>
+            <w:r>
+              <w:rPr>
                 <w:noProof/>
                 <w:webHidden/>
               </w:rPr>
@@ -2799,7 +2724,7 @@
               <w:tab w:val="right" w:leader="dot" w:pos="9345"/>
             </w:tabs>
             <w:rPr>
-              <w:rFonts w:ascii="Times New Roman" w:eastAsiaTheme="minorEastAsia" w:hAnsi="Times New Roman" w:cs="Times New Roman"/>
+              <w:rFonts w:eastAsiaTheme="minorEastAsia" w:cstheme="minorBidi"/>
               <w:b w:val="0"/>
               <w:bCs w:val="0"/>
               <w:noProof/>
@@ -2809,11 +2734,10 @@
               <w14:ligatures w14:val="none"/>
             </w:rPr>
           </w:pPr>
-          <w:hyperlink w:anchor="_Toc188515876" w:history="1">
+          <w:hyperlink w:anchor="_Toc188516625" w:history="1">
             <w:r>
               <w:rPr>
                 <w:rStyle w:val="a8"/>
-                <w:rFonts w:ascii="Times New Roman" w:hAnsi="Times New Roman" w:cs="Times New Roman"/>
                 <w:b w:val="0"/>
                 <w:bCs w:val="0"/>
                 <w:noProof/>
@@ -2822,7 +2746,7 @@
             </w:r>
             <w:r>
               <w:rPr>
-                <w:rFonts w:ascii="Times New Roman" w:eastAsiaTheme="minorEastAsia" w:hAnsi="Times New Roman" w:cs="Times New Roman"/>
+                <w:rFonts w:eastAsiaTheme="minorEastAsia" w:cstheme="minorBidi"/>
                 <w:b w:val="0"/>
                 <w:bCs w:val="0"/>
                 <w:noProof/>
@@ -2836,7 +2760,6 @@
             <w:r>
               <w:rPr>
                 <w:rStyle w:val="a8"/>
-                <w:rFonts w:ascii="Times New Roman" w:hAnsi="Times New Roman" w:cs="Times New Roman"/>
                 <w:b w:val="0"/>
                 <w:bCs w:val="0"/>
                 <w:noProof/>
@@ -2845,7 +2768,6 @@
             </w:r>
             <w:r>
               <w:rPr>
-                <w:rFonts w:ascii="Times New Roman" w:hAnsi="Times New Roman" w:cs="Times New Roman"/>
                 <w:b w:val="0"/>
                 <w:bCs w:val="0"/>
                 <w:noProof/>
@@ -2855,7 +2777,6 @@
             </w:r>
             <w:r>
               <w:rPr>
-                <w:rFonts w:ascii="Times New Roman" w:hAnsi="Times New Roman" w:cs="Times New Roman"/>
                 <w:b w:val="0"/>
                 <w:bCs w:val="0"/>
                 <w:noProof/>
@@ -2865,17 +2786,15 @@
             </w:r>
             <w:r>
               <w:rPr>
-                <w:rFonts w:ascii="Times New Roman" w:hAnsi="Times New Roman" w:cs="Times New Roman"/>
                 <w:b w:val="0"/>
                 <w:bCs w:val="0"/>
                 <w:noProof/>
                 <w:webHidden/>
               </w:rPr>
-              <w:instrText xml:space="preserve"> PAGEREF _Toc188515876 \h </w:instrText>
-            </w:r>
-            <w:r>
-              <w:rPr>
-                <w:rFonts w:ascii="Times New Roman" w:hAnsi="Times New Roman" w:cs="Times New Roman"/>
+              <w:instrText xml:space="preserve"> PAGEREF _Toc188516625 \h </w:instrText>
+            </w:r>
+            <w:r>
+              <w:rPr>
                 <w:b w:val="0"/>
                 <w:bCs w:val="0"/>
                 <w:noProof/>
@@ -2884,7 +2803,6 @@
             </w:r>
             <w:r>
               <w:rPr>
-                <w:rFonts w:ascii="Times New Roman" w:hAnsi="Times New Roman" w:cs="Times New Roman"/>
                 <w:b w:val="0"/>
                 <w:bCs w:val="0"/>
                 <w:noProof/>
@@ -2894,17 +2812,129 @@
             </w:r>
             <w:r>
               <w:rPr>
-                <w:rFonts w:ascii="Times New Roman" w:hAnsi="Times New Roman" w:cs="Times New Roman"/>
                 <w:b w:val="0"/>
                 <w:bCs w:val="0"/>
                 <w:noProof/>
                 <w:webHidden/>
               </w:rPr>
-              <w:t>27</w:t>
-            </w:r>
-            <w:r>
-              <w:rPr>
-                <w:rFonts w:ascii="Times New Roman" w:hAnsi="Times New Roman" w:cs="Times New Roman"/>
+              <w:t>28</w:t>
+            </w:r>
+            <w:r>
+              <w:rPr>
+                <w:b w:val="0"/>
+                <w:bCs w:val="0"/>
+                <w:noProof/>
+                <w:webHidden/>
+              </w:rPr>
+              <w:fldChar w:fldCharType="end"/>
+            </w:r>
+          </w:hyperlink>
+        </w:p>
+        <w:p>
+          <w:pPr>
+            <w:pStyle w:val="21"/>
+            <w:tabs>
+              <w:tab w:val="left" w:pos="840"/>
+              <w:tab w:val="right" w:leader="dot" w:pos="9345"/>
+            </w:tabs>
+            <w:rPr>
+              <w:rFonts w:eastAsiaTheme="minorEastAsia" w:cstheme="minorBidi"/>
+              <w:b w:val="0"/>
+              <w:bCs w:val="0"/>
+              <w:noProof/>
+              <w:color w:val="auto"/>
+              <w:kern w:val="0"/>
+              <w:lang w:eastAsia="ru-RU"/>
+              <w14:ligatures w14:val="none"/>
+            </w:rPr>
+          </w:pPr>
+          <w:hyperlink w:anchor="_Toc188516626" w:history="1">
+            <w:r>
+              <w:rPr>
+                <w:rStyle w:val="a8"/>
+                <w:b w:val="0"/>
+                <w:bCs w:val="0"/>
+                <w:noProof/>
+              </w:rPr>
+              <w:t>3.4</w:t>
+            </w:r>
+            <w:r>
+              <w:rPr>
+                <w:rFonts w:eastAsiaTheme="minorEastAsia" w:cstheme="minorBidi"/>
+                <w:b w:val="0"/>
+                <w:bCs w:val="0"/>
+                <w:noProof/>
+                <w:color w:val="auto"/>
+                <w:kern w:val="0"/>
+                <w:lang w:eastAsia="ru-RU"/>
+                <w14:ligatures w14:val="none"/>
+              </w:rPr>
+              <w:tab/>
+            </w:r>
+            <w:r>
+              <w:rPr>
+                <w:rStyle w:val="a8"/>
+                <w:b w:val="0"/>
+                <w:bCs w:val="0"/>
+                <w:noProof/>
+              </w:rPr>
+              <w:t>Настройка параметров состояний</w:t>
+            </w:r>
+            <w:r>
+              <w:rPr>
+                <w:b w:val="0"/>
+                <w:bCs w:val="0"/>
+                <w:noProof/>
+                <w:webHidden/>
+              </w:rPr>
+              <w:tab/>
+            </w:r>
+            <w:r>
+              <w:rPr>
+                <w:b w:val="0"/>
+                <w:bCs w:val="0"/>
+                <w:noProof/>
+                <w:webHidden/>
+              </w:rPr>
+              <w:fldChar w:fldCharType="begin"/>
+            </w:r>
+            <w:r>
+              <w:rPr>
+                <w:b w:val="0"/>
+                <w:bCs w:val="0"/>
+                <w:noProof/>
+                <w:webHidden/>
+              </w:rPr>
+              <w:instrText xml:space="preserve"> PAGEREF _Toc188516626 \h </w:instrText>
+            </w:r>
+            <w:r>
+              <w:rPr>
+                <w:b w:val="0"/>
+                <w:bCs w:val="0"/>
+                <w:noProof/>
+                <w:webHidden/>
+              </w:rPr>
+            </w:r>
+            <w:r>
+              <w:rPr>
+                <w:b w:val="0"/>
+                <w:bCs w:val="0"/>
+                <w:noProof/>
+                <w:webHidden/>
+              </w:rPr>
+              <w:fldChar w:fldCharType="separate"/>
+            </w:r>
+            <w:r>
+              <w:rPr>
+                <w:b w:val="0"/>
+                <w:bCs w:val="0"/>
+                <w:noProof/>
+                <w:webHidden/>
+              </w:rPr>
+              <w:t>29</w:t>
+            </w:r>
+            <w:r>
+              <w:rPr>
                 <w:b w:val="0"/>
                 <w:bCs w:val="0"/>
                 <w:noProof/>
@@ -2917,11 +2947,8 @@
         <w:p>
           <w:pPr>
             <w:pStyle w:val="12"/>
-            <w:tabs>
-              <w:tab w:val="right" w:leader="dot" w:pos="9345"/>
-            </w:tabs>
             <w:rPr>
-              <w:rFonts w:ascii="Times New Roman" w:eastAsiaTheme="minorEastAsia" w:hAnsi="Times New Roman" w:cs="Times New Roman"/>
+              <w:rFonts w:eastAsiaTheme="minorEastAsia" w:cstheme="minorBidi"/>
               <w:b w:val="0"/>
               <w:bCs w:val="0"/>
               <w:i w:val="0"/>
@@ -2935,22 +2962,24 @@
               <w14:ligatures w14:val="none"/>
             </w:rPr>
           </w:pPr>
-          <w:hyperlink w:anchor="_Toc188515877" w:history="1">
+          <w:hyperlink w:anchor="_Toc188516627" w:history="1">
             <w:r>
               <w:rPr>
                 <w:rStyle w:val="a8"/>
-                <w:rFonts w:ascii="Times New Roman" w:hAnsi="Times New Roman" w:cs="Times New Roman"/>
                 <w:b w:val="0"/>
                 <w:bCs w:val="0"/>
-                <w:noProof/>
-              </w:rPr>
-              <w:t>ЗАКЛЮЧЕНИЕ</w:t>
-            </w:r>
-            <w:r>
-              <w:rPr>
-                <w:rFonts w:ascii="Times New Roman" w:hAnsi="Times New Roman" w:cs="Times New Roman"/>
+                <w:i w:val="0"/>
+                <w:iCs w:val="0"/>
+                <w:noProof/>
+              </w:rPr>
+              <w:t>Заключение</w:t>
+            </w:r>
+            <w:r>
+              <w:rPr>
                 <w:b w:val="0"/>
                 <w:bCs w:val="0"/>
+                <w:i w:val="0"/>
+                <w:iCs w:val="0"/>
                 <w:noProof/>
                 <w:webHidden/>
               </w:rPr>
@@ -2958,9 +2987,10 @@
             </w:r>
             <w:r>
               <w:rPr>
-                <w:rFonts w:ascii="Times New Roman" w:hAnsi="Times New Roman" w:cs="Times New Roman"/>
                 <w:b w:val="0"/>
                 <w:bCs w:val="0"/>
+                <w:i w:val="0"/>
+                <w:iCs w:val="0"/>
                 <w:noProof/>
                 <w:webHidden/>
               </w:rPr>
@@ -2968,28 +2998,31 @@
             </w:r>
             <w:r>
               <w:rPr>
-                <w:rFonts w:ascii="Times New Roman" w:hAnsi="Times New Roman" w:cs="Times New Roman"/>
                 <w:b w:val="0"/>
                 <w:bCs w:val="0"/>
+                <w:i w:val="0"/>
+                <w:iCs w:val="0"/>
                 <w:noProof/>
                 <w:webHidden/>
               </w:rPr>
-              <w:instrText xml:space="preserve"> PAGEREF _Toc188515877 \h </w:instrText>
-            </w:r>
-            <w:r>
-              <w:rPr>
-                <w:rFonts w:ascii="Times New Roman" w:hAnsi="Times New Roman" w:cs="Times New Roman"/>
+              <w:instrText xml:space="preserve"> PAGEREF _Toc188516627 \h </w:instrText>
+            </w:r>
+            <w:r>
+              <w:rPr>
                 <w:b w:val="0"/>
                 <w:bCs w:val="0"/>
+                <w:i w:val="0"/>
+                <w:iCs w:val="0"/>
                 <w:noProof/>
                 <w:webHidden/>
               </w:rPr>
             </w:r>
             <w:r>
               <w:rPr>
-                <w:rFonts w:ascii="Times New Roman" w:hAnsi="Times New Roman" w:cs="Times New Roman"/>
                 <w:b w:val="0"/>
                 <w:bCs w:val="0"/>
+                <w:i w:val="0"/>
+                <w:iCs w:val="0"/>
                 <w:noProof/>
                 <w:webHidden/>
               </w:rPr>
@@ -2997,19 +3030,21 @@
             </w:r>
             <w:r>
               <w:rPr>
-                <w:rFonts w:ascii="Times New Roman" w:hAnsi="Times New Roman" w:cs="Times New Roman"/>
                 <w:b w:val="0"/>
                 <w:bCs w:val="0"/>
+                <w:i w:val="0"/>
+                <w:iCs w:val="0"/>
                 <w:noProof/>
                 <w:webHidden/>
               </w:rPr>
-              <w:t>28</w:t>
-            </w:r>
-            <w:r>
-              <w:rPr>
-                <w:rFonts w:ascii="Times New Roman" w:hAnsi="Times New Roman" w:cs="Times New Roman"/>
+              <w:t>30</w:t>
+            </w:r>
+            <w:r>
+              <w:rPr>
                 <w:b w:val="0"/>
                 <w:bCs w:val="0"/>
+                <w:i w:val="0"/>
+                <w:iCs w:val="0"/>
                 <w:noProof/>
                 <w:webHidden/>
               </w:rPr>
@@ -3020,11 +3055,8 @@
         <w:p>
           <w:pPr>
             <w:pStyle w:val="12"/>
-            <w:tabs>
-              <w:tab w:val="right" w:leader="dot" w:pos="9345"/>
-            </w:tabs>
             <w:rPr>
-              <w:rFonts w:ascii="Times New Roman" w:eastAsiaTheme="minorEastAsia" w:hAnsi="Times New Roman" w:cs="Times New Roman"/>
+              <w:rFonts w:eastAsiaTheme="minorEastAsia" w:cstheme="minorBidi"/>
               <w:b w:val="0"/>
               <w:bCs w:val="0"/>
               <w:i w:val="0"/>
@@ -3038,23 +3070,25 @@
               <w14:ligatures w14:val="none"/>
             </w:rPr>
           </w:pPr>
-          <w:hyperlink w:anchor="_Toc188515878" w:history="1">
+          <w:hyperlink w:anchor="_Toc188516628" w:history="1">
             <w:r>
               <w:rPr>
                 <w:rStyle w:val="a8"/>
-                <w:rFonts w:ascii="Times New Roman" w:hAnsi="Times New Roman" w:cs="Times New Roman"/>
                 <w:b w:val="0"/>
                 <w:bCs w:val="0"/>
-                <w:noProof/>
-              </w:rPr>
-              <w:t>СПИСОК</w:t>
+                <w:i w:val="0"/>
+                <w:iCs w:val="0"/>
+                <w:noProof/>
+              </w:rPr>
+              <w:t>Список</w:t>
             </w:r>
             <w:r>
               <w:rPr>
                 <w:rStyle w:val="a8"/>
-                <w:rFonts w:ascii="Times New Roman" w:hAnsi="Times New Roman" w:cs="Times New Roman"/>
                 <w:b w:val="0"/>
                 <w:bCs w:val="0"/>
+                <w:i w:val="0"/>
+                <w:iCs w:val="0"/>
                 <w:noProof/>
                 <w:lang w:val="en-US"/>
               </w:rPr>
@@ -3063,18 +3097,20 @@
             <w:r>
               <w:rPr>
                 <w:rStyle w:val="a8"/>
-                <w:rFonts w:ascii="Times New Roman" w:hAnsi="Times New Roman" w:cs="Times New Roman"/>
                 <w:b w:val="0"/>
                 <w:bCs w:val="0"/>
-                <w:noProof/>
-              </w:rPr>
-              <w:t>ЛИТЕРАТУРЫ</w:t>
-            </w:r>
-            <w:r>
-              <w:rPr>
-                <w:rFonts w:ascii="Times New Roman" w:hAnsi="Times New Roman" w:cs="Times New Roman"/>
+                <w:i w:val="0"/>
+                <w:iCs w:val="0"/>
+                <w:noProof/>
+              </w:rPr>
+              <w:t>литературы</w:t>
+            </w:r>
+            <w:r>
+              <w:rPr>
                 <w:b w:val="0"/>
                 <w:bCs w:val="0"/>
+                <w:i w:val="0"/>
+                <w:iCs w:val="0"/>
                 <w:noProof/>
                 <w:webHidden/>
               </w:rPr>
@@ -3082,9 +3118,10 @@
             </w:r>
             <w:r>
               <w:rPr>
-                <w:rFonts w:ascii="Times New Roman" w:hAnsi="Times New Roman" w:cs="Times New Roman"/>
                 <w:b w:val="0"/>
                 <w:bCs w:val="0"/>
+                <w:i w:val="0"/>
+                <w:iCs w:val="0"/>
                 <w:noProof/>
                 <w:webHidden/>
               </w:rPr>
@@ -3092,28 +3129,31 @@
             </w:r>
             <w:r>
               <w:rPr>
-                <w:rFonts w:ascii="Times New Roman" w:hAnsi="Times New Roman" w:cs="Times New Roman"/>
                 <w:b w:val="0"/>
                 <w:bCs w:val="0"/>
+                <w:i w:val="0"/>
+                <w:iCs w:val="0"/>
                 <w:noProof/>
                 <w:webHidden/>
               </w:rPr>
-              <w:instrText xml:space="preserve"> PAGEREF _Toc188515878 \h </w:instrText>
-            </w:r>
-            <w:r>
-              <w:rPr>
-                <w:rFonts w:ascii="Times New Roman" w:hAnsi="Times New Roman" w:cs="Times New Roman"/>
+              <w:instrText xml:space="preserve"> PAGEREF _Toc188516628 \h </w:instrText>
+            </w:r>
+            <w:r>
+              <w:rPr>
                 <w:b w:val="0"/>
                 <w:bCs w:val="0"/>
+                <w:i w:val="0"/>
+                <w:iCs w:val="0"/>
                 <w:noProof/>
                 <w:webHidden/>
               </w:rPr>
             </w:r>
             <w:r>
               <w:rPr>
-                <w:rFonts w:ascii="Times New Roman" w:hAnsi="Times New Roman" w:cs="Times New Roman"/>
                 <w:b w:val="0"/>
                 <w:bCs w:val="0"/>
+                <w:i w:val="0"/>
+                <w:iCs w:val="0"/>
                 <w:noProof/>
                 <w:webHidden/>
               </w:rPr>
@@ -3121,19 +3161,21 @@
             </w:r>
             <w:r>
               <w:rPr>
-                <w:rFonts w:ascii="Times New Roman" w:hAnsi="Times New Roman" w:cs="Times New Roman"/>
                 <w:b w:val="0"/>
                 <w:bCs w:val="0"/>
+                <w:i w:val="0"/>
+                <w:iCs w:val="0"/>
                 <w:noProof/>
                 <w:webHidden/>
               </w:rPr>
-              <w:t>29</w:t>
-            </w:r>
-            <w:r>
-              <w:rPr>
-                <w:rFonts w:ascii="Times New Roman" w:hAnsi="Times New Roman" w:cs="Times New Roman"/>
+              <w:t>31</w:t>
+            </w:r>
+            <w:r>
+              <w:rPr>
                 <w:b w:val="0"/>
                 <w:bCs w:val="0"/>
+                <w:i w:val="0"/>
+                <w:iCs w:val="0"/>
                 <w:noProof/>
                 <w:webHidden/>
               </w:rPr>
@@ -3172,7 +3214,7 @@
         </w:numPr>
         <w:ind w:left="720"/>
       </w:pPr>
-      <w:bookmarkStart w:id="0" w:name="_Toc188515857"/>
+      <w:bookmarkStart w:id="0" w:name="_Toc188516606"/>
       <w:r>
         <w:lastRenderedPageBreak/>
         <w:t>Введение</w:t>
@@ -3446,7 +3488,7 @@
           <w:numId w:val="21"/>
         </w:numPr>
       </w:pPr>
-      <w:bookmarkStart w:id="1" w:name="_Toc188515858"/>
+      <w:bookmarkStart w:id="1" w:name="_Toc188516607"/>
       <w:r>
         <w:lastRenderedPageBreak/>
         <w:t>Актуальность жанра платформер</w:t>
@@ -3458,7 +3500,15 @@
         <w:tab/>
       </w:r>
       <w:r>
-        <w:t>Платформер — это жанр видеоигр, в котором игрок управляет персонажем, перемещающимся по уровням, состоящим из платформ и препятствий. Основная цель игры — преодолеть эти уровни, используя прыжки, бег и другие движения, чтобы избегать опасностей и достигать конечной точки. Платформеры часто включают элементы головоломок и требуют от игрока точности и координации.</w:t>
+        <w:t xml:space="preserve">Платформер — это жанр видеоигр, в котором игрок управляет персонажем, перемещающимся по уровням, состоящим из платформ и препятствий. Основная цель игры — преодолеть эти уровни, используя прыжки, бег и другие движения, чтобы избегать опасностей и достигать конечной точки. </w:t>
+      </w:r>
+      <w:proofErr w:type="spellStart"/>
+      <w:r>
+        <w:t>Платформеры</w:t>
+      </w:r>
+      <w:proofErr w:type="spellEnd"/>
+      <w:r>
+        <w:t xml:space="preserve"> часто включают элементы головоломок и требуют от игрока точности и координации.</w:t>
       </w:r>
     </w:p>
     <w:p>
@@ -3483,7 +3533,7 @@
           <w:numId w:val="21"/>
         </w:numPr>
       </w:pPr>
-      <w:bookmarkStart w:id="2" w:name="_Toc188515859"/>
+      <w:bookmarkStart w:id="2" w:name="_Toc188516608"/>
       <w:r>
         <w:t>Анализ и проектирование</w:t>
       </w:r>
@@ -3494,7 +3544,15 @@
         <w:tab/>
       </w:r>
       <w:r>
-        <w:t>В платформерах управление персонажем играет ключевую роль в создании увлекательного и удобного игрового процесса. Отзывчивое, контролируемое и понятное управление позволяет игрокам полностью погрузиться в игру и получать удовольствие от преодоления уровней. В этой главе мы проведем анализ и проектирование механики управления,</w:t>
+        <w:t xml:space="preserve">В </w:t>
+      </w:r>
+      <w:proofErr w:type="spellStart"/>
+      <w:r>
+        <w:t>платформерах</w:t>
+      </w:r>
+      <w:proofErr w:type="spellEnd"/>
+      <w:r>
+        <w:t xml:space="preserve"> управление персонажем играет ключевую роль в создании увлекательного и удобного игрового процесса. Отзывчивое, контролируемое и понятное управление позволяет игрокам полностью погрузиться в игру и получать удовольствие от преодоления уровней. В этой главе мы проведем анализ и проектирование механики управления,</w:t>
       </w:r>
       <w:r>
         <w:t xml:space="preserve"> опираясь на разбор уже существующих игр. </w:t>
@@ -3504,7 +3562,7 @@
       <w:pPr>
         <w:pStyle w:val="2"/>
       </w:pPr>
-      <w:bookmarkStart w:id="3" w:name="_Toc188515860"/>
+      <w:bookmarkStart w:id="3" w:name="_Toc188516609"/>
       <w:r>
         <w:t>Анализ существующих игр</w:t>
       </w:r>
@@ -3515,7 +3573,15 @@
         <w:tab/>
       </w:r>
       <w:r>
-        <w:t xml:space="preserve">Для понимания ключевых принципов разработки контроллера персонажа, рассмотрим три показательных примера из мира 2D платформеров: </w:t>
+        <w:t xml:space="preserve">Для понимания ключевых принципов разработки контроллера персонажа, рассмотрим три показательных примера из мира 2D </w:t>
+      </w:r>
+      <w:proofErr w:type="spellStart"/>
+      <w:r>
+        <w:t>платформеров</w:t>
+      </w:r>
+      <w:proofErr w:type="spellEnd"/>
+      <w:r>
+        <w:t xml:space="preserve">: </w:t>
       </w:r>
     </w:p>
     <w:p>
@@ -3524,7 +3590,23 @@
           <w:b/>
           <w:bCs/>
         </w:rPr>
-        <w:t>Super Mario Bros.</w:t>
+        <w:t xml:space="preserve">Super </w:t>
+      </w:r>
+      <w:proofErr w:type="spellStart"/>
+      <w:r>
+        <w:rPr>
+          <w:b/>
+          <w:bCs/>
+        </w:rPr>
+        <w:t>Mario</w:t>
+      </w:r>
+      <w:proofErr w:type="spellEnd"/>
+      <w:r>
+        <w:rPr>
+          <w:b/>
+          <w:bCs/>
+        </w:rPr>
+        <w:t xml:space="preserve"> Bros.</w:t>
       </w:r>
       <w:r>
         <w:t xml:space="preserve"> (1985): Классическая простота и отзывчивость</w:t>
@@ -3537,7 +3619,7 @@
           <w:ilvl w:val="1"/>
           <w:numId w:val="35"/>
         </w:numPr>
-        <w:ind w:left="1418" w:firstLine="261"/>
+        <w:ind w:left="709" w:firstLine="261"/>
       </w:pPr>
       <w:r>
         <w:t>Ключевые особенности: Плавные и предсказуемые прыжки, мгновенная реакция на движение, базовая инерция.</w:t>
@@ -3550,7 +3632,7 @@
           <w:ilvl w:val="1"/>
           <w:numId w:val="35"/>
         </w:numPr>
-        <w:ind w:left="1418" w:firstLine="261"/>
+        <w:ind w:left="709" w:firstLine="261"/>
       </w:pPr>
       <w:r>
         <w:t>Урок для проектирования: Простота и отзывчивость управления - основа хорошего платформера. Важно обеспечить точное управление и мгновенную реакцию на действия игрока.</w:t>
@@ -3563,7 +3645,7 @@
           <w:ilvl w:val="1"/>
           <w:numId w:val="35"/>
         </w:numPr>
-        <w:ind w:left="1418" w:firstLine="261"/>
+        <w:ind w:left="709" w:firstLine="261"/>
       </w:pPr>
       <w:r>
         <w:lastRenderedPageBreak/>
@@ -3577,12 +3659,21 @@
       </w:pPr>
     </w:p>
     <w:p>
+      <w:proofErr w:type="spellStart"/>
       <w:r>
         <w:rPr>
           <w:b/>
           <w:bCs/>
         </w:rPr>
-        <w:t>Celeste (2018): Точность и сложность</w:t>
+        <w:t>Celeste</w:t>
+      </w:r>
+      <w:proofErr w:type="spellEnd"/>
+      <w:r>
+        <w:rPr>
+          <w:b/>
+          <w:bCs/>
+        </w:rPr>
+        <w:t xml:space="preserve"> (2018): Точность и сложность</w:t>
       </w:r>
       <w:r>
         <w:t xml:space="preserve"> </w:t>
@@ -3595,7 +3686,7 @@
           <w:ilvl w:val="1"/>
           <w:numId w:val="35"/>
         </w:numPr>
-        <w:ind w:left="1985"/>
+        <w:ind w:left="567" w:firstLine="426"/>
       </w:pPr>
       <w:r>
         <w:t>Ключевые особенности: Высокоточный контроль, механика рывка в воздухе, требовательность к координации.</w:t>
@@ -3608,7 +3699,7 @@
           <w:ilvl w:val="1"/>
           <w:numId w:val="35"/>
         </w:numPr>
-        <w:ind w:left="1985"/>
+        <w:ind w:left="567" w:firstLine="426"/>
       </w:pPr>
       <w:r>
         <w:t>Урок для проектирования: Введение дополнительных механик (рывок) может значительно обогатить игровой процесс, если они реализованы с высокой точностью и отзывчивостью.</w:t>
@@ -3621,7 +3712,7 @@
           <w:ilvl w:val="1"/>
           <w:numId w:val="35"/>
         </w:numPr>
-        <w:ind w:left="1985"/>
+        <w:ind w:left="567" w:firstLine="426"/>
       </w:pPr>
       <w:r>
         <w:t>Ограничение: Высокая сложность управления может отпугнуть некоторых игроков.</w:t>
@@ -3634,19 +3725,37 @@
           <w:bCs/>
         </w:rPr>
       </w:pPr>
+      <w:proofErr w:type="spellStart"/>
       <w:r>
         <w:rPr>
           <w:b/>
           <w:bCs/>
         </w:rPr>
-        <w:t>Rayman Legends (2013): Плавность и разнообразие</w:t>
-      </w:r>
+        <w:t>Rayman</w:t>
+      </w:r>
+      <w:proofErr w:type="spellEnd"/>
       <w:r>
         <w:rPr>
           <w:b/>
           <w:bCs/>
         </w:rPr>
         <w:t xml:space="preserve"> </w:t>
+      </w:r>
+      <w:proofErr w:type="spellStart"/>
+      <w:r>
+        <w:rPr>
+          <w:b/>
+          <w:bCs/>
+        </w:rPr>
+        <w:t>Legends</w:t>
+      </w:r>
+      <w:proofErr w:type="spellEnd"/>
+      <w:r>
+        <w:rPr>
+          <w:b/>
+          <w:bCs/>
+        </w:rPr>
+        <w:t xml:space="preserve"> (2013): Плавность и разнообразие </w:t>
       </w:r>
     </w:p>
     <w:p>
@@ -3656,7 +3765,7 @@
           <w:ilvl w:val="1"/>
           <w:numId w:val="35"/>
         </w:numPr>
-        <w:ind w:left="1985" w:hanging="425"/>
+        <w:ind w:left="567" w:firstLine="567"/>
         <w:rPr>
           <w:b/>
           <w:bCs/>
@@ -3673,7 +3782,7 @@
           <w:ilvl w:val="1"/>
           <w:numId w:val="35"/>
         </w:numPr>
-        <w:ind w:left="1985" w:hanging="425"/>
+        <w:ind w:left="567" w:firstLine="567"/>
         <w:rPr>
           <w:b/>
           <w:bCs/>
@@ -3690,7 +3799,7 @@
           <w:ilvl w:val="1"/>
           <w:numId w:val="35"/>
         </w:numPr>
-        <w:ind w:left="1985" w:hanging="425"/>
+        <w:ind w:left="567" w:firstLine="567"/>
         <w:rPr>
           <w:b/>
           <w:bCs/>
@@ -3705,7 +3814,15 @@
         <w:ind w:firstLine="360"/>
       </w:pPr>
       <w:r>
-        <w:t>Анализ этих игр показывает, что ключевыми факторами успешного управления персонажем в 2D платформерах являются:</w:t>
+        <w:t xml:space="preserve">Анализ этих игр показывает, что ключевыми факторами успешного управления персонажем в 2D </w:t>
+      </w:r>
+      <w:proofErr w:type="spellStart"/>
+      <w:r>
+        <w:t>платформерах</w:t>
+      </w:r>
+      <w:proofErr w:type="spellEnd"/>
+      <w:r>
+        <w:t xml:space="preserve"> являются:</w:t>
       </w:r>
     </w:p>
     <w:p>
@@ -3784,7 +3901,7 @@
       <w:r>
         <w:t xml:space="preserve"> </w:t>
       </w:r>
-      <w:bookmarkStart w:id="4" w:name="_Toc188515861"/>
+      <w:bookmarkStart w:id="4" w:name="_Toc188516610"/>
       <w:r>
         <w:t xml:space="preserve">Концепция прототипа </w:t>
       </w:r>
@@ -4075,11 +4192,11 @@
         <w:t>Обработчик движений</w:t>
       </w:r>
       <w:r>
-        <w:t xml:space="preserve"> отвечает за применение физики и логики перемещения персонажа. Он интерпретирует ввод пользователя и преобразует его в движение персонажа. В обработчике учитываются такие аспекты, как </w:t>
+        <w:t xml:space="preserve"> отвечает за применение физики и логики перемещения персонажа. Он интерпретирует ввод пользователя и преобразует </w:t>
       </w:r>
       <w:r>
         <w:lastRenderedPageBreak/>
-        <w:t>гравитация, трение, импульсы для рывков и прыжков, а также взаимодействие с поверхностями (например, стенами). Этот компонент тесно связан с автоматом состояний, который определяет, какое именно движение должно быть выполнено в текущий момент.</w:t>
+        <w:t>его в движение персонажа. В обработчике учитываются такие аспекты, как гравитация, трение, импульсы для рывков и прыжков, а также взаимодействие с поверхностями (например, стенами). Этот компонент тесно связан с автоматом состояний, который определяет, какое именно движение должно быть выполнено в текущий момент.</w:t>
       </w:r>
     </w:p>
     <w:p>
@@ -4109,13 +4226,7 @@
         </w:numPr>
       </w:pPr>
       <w:r>
-        <w:t>Покой – состояние отсутствия движения, игрок в этот момент находится на платформе</w:t>
-      </w:r>
-      <w:r>
-        <w:t xml:space="preserve"> в ожидании</w:t>
-      </w:r>
-      <w:r>
-        <w:t>.</w:t>
+        <w:t>Покой – состояние отсутствия движения, игрок в этот момент находится на платформе в ожидании.</w:t>
       </w:r>
     </w:p>
     <w:p>
@@ -4157,16 +4268,7 @@
         </w:numPr>
       </w:pPr>
       <w:r>
-        <w:t xml:space="preserve">Рывок – состояние, при котором игрок совершает </w:t>
-      </w:r>
-      <w:r>
-        <w:t>резкое</w:t>
-      </w:r>
-      <w:r>
-        <w:t xml:space="preserve"> передвижение в пространстве </w:t>
-      </w:r>
-      <w:r>
-        <w:t>в направлении движения.</w:t>
+        <w:t>Рывок – состояние, при котором игрок совершает резкое передвижение в пространстве в направлении движения.</w:t>
       </w:r>
     </w:p>
     <w:p>
@@ -4209,10 +4311,7 @@
     </w:p>
     <w:p>
       <w:r>
-        <w:t>Взаимодействие между компонентами</w:t>
-      </w:r>
-      <w:r>
-        <w:t xml:space="preserve"> можно описать так:</w:t>
+        <w:t>Взаимодействие между компонентами можно описать так:</w:t>
       </w:r>
     </w:p>
     <w:p>
@@ -4225,6 +4324,7 @@
         <w:ind w:left="709" w:hanging="425"/>
       </w:pPr>
       <w:r>
+        <w:lastRenderedPageBreak/>
         <w:t>Игрок получает информацию от игрового мира о его текущем состоянии (например, находится ли он на платформе или в воздухе).</w:t>
       </w:r>
     </w:p>
@@ -4238,7 +4338,6 @@
         <w:ind w:left="709" w:hanging="425"/>
       </w:pPr>
       <w:r>
-        <w:lastRenderedPageBreak/>
         <w:t>Обработчик движений отвечает за реализацию физического перемещения персонажа, используя данные, переданные из автомата состояний.</w:t>
       </w:r>
     </w:p>
@@ -4283,7 +4382,7 @@
       <w:pPr>
         <w:pStyle w:val="2"/>
       </w:pPr>
-      <w:bookmarkStart w:id="5" w:name="_Toc188515862"/>
+      <w:bookmarkStart w:id="5" w:name="_Toc188516611"/>
       <w:r>
         <w:t>Проектирование основных механик</w:t>
       </w:r>
@@ -4324,11 +4423,8 @@
         <w:ind w:firstLine="709"/>
       </w:pPr>
       <w:r>
-        <w:t xml:space="preserve">Падение и приземление. Падение и приземление должны быть плавными и контролируемыми, чтобы игрок мог точно приземляться на платформы. Для прыжка необходимо добавить запоминание нажатия клавиши и таймер прикосновения с платформой. В случае, если игрок нажал на кнопку прыжка </w:t>
-      </w:r>
-      <w:r>
         <w:lastRenderedPageBreak/>
-        <w:t>чуть раньше приземления, а персонаж не отреагировал на нажатие, то впечатление от управления персонажем испортится, вызвав разногласие ожидаемого и полученного результатов.</w:t>
+        <w:t>Падение и приземление. Падение и приземление должны быть плавными и контролируемыми, чтобы игрок мог точно приземляться на платформы. Для прыжка необходимо добавить запоминание нажатия клавиши и таймер прикосновения с платформой. В случае, если игрок нажал на кнопку прыжка чуть раньше приземления, а персонаж не отреагировал на нажатие, то впечатление от управления персонажем испортится, вызвав разногласие ожидаемого и полученного результатов.</w:t>
       </w:r>
     </w:p>
     <w:p>
@@ -4457,16 +4553,11 @@
         <w:ind w:firstLine="709"/>
       </w:pPr>
       <w:r>
-        <w:t>Для воплощения всех вышеперечисленных требований критически важным становится выбор подходящего игрового движка, который предоставит необходимые инструменты для реализации точной физики и отзывчивого управления. В следующей главе будут рассмотрены различные варианты игровых движков, их преимущества и недостатки в контексте разработки платформера, а также обоснование финального выбора технологической основы для проекта.</w:t>
-      </w:r>
-    </w:p>
-    <w:p>
-      <w:pPr>
-        <w:spacing w:after="160" w:line="259" w:lineRule="auto"/>
-        <w:jc w:val="left"/>
-      </w:pPr>
-      <w:r>
-        <w:br w:type="page"/>
+        <w:t xml:space="preserve">Для воплощения всех вышеперечисленных требований критически важным становится выбор подходящего игрового движка, который предоставит необходимые инструменты для реализации точной физики и отзывчивого управления. В следующей главе будут рассмотрены различные варианты игровых движков, их преимущества и недостатки в контексте </w:t>
+      </w:r>
+      <w:r>
+        <w:lastRenderedPageBreak/>
+        <w:t>разработки платформера, а также обоснование финального выбора технологической основы для проекта.</w:t>
       </w:r>
     </w:p>
     <w:p>
@@ -4478,14 +4569,13 @@
           <w:bCs/>
         </w:rPr>
       </w:pPr>
-      <w:bookmarkStart w:id="6" w:name="_Toc188515863"/>
+      <w:bookmarkStart w:id="6" w:name="_Toc188516612"/>
       <w:r>
         <w:rPr>
           <w:rStyle w:val="20"/>
           <w:b/>
           <w:bCs/>
         </w:rPr>
-        <w:lastRenderedPageBreak/>
         <w:t>Игровой движок</w:t>
       </w:r>
       <w:bookmarkEnd w:id="6"/>
@@ -4578,8 +4668,13 @@
         <w:t xml:space="preserve"> </w:t>
       </w:r>
       <w:r>
-        <w:t>стал представлять из себя именно то, что сейчас понимается в современном геймдеве</w:t>
-      </w:r>
+        <w:t xml:space="preserve">стал представлять из себя именно то, что сейчас понимается в современном </w:t>
+      </w:r>
+      <w:proofErr w:type="spellStart"/>
+      <w:r>
+        <w:t>геймдеве</w:t>
+      </w:r>
+      <w:proofErr w:type="spellEnd"/>
       <w:r>
         <w:t>.</w:t>
       </w:r>
@@ -4608,7 +4703,15 @@
     <w:p>
       <w:r>
         <w:tab/>
-        <w:t xml:space="preserve">Среди всего предоставляемого выбора игровых движков на рынке нужно определиться, что подойдет для меня, как для начинающего разработчика игр. Возможно создание своего собственного движка, но это очень затратно для соло-разработчика. Также можно рассмотреть опенсорсные варианты движков, код для которых находится в свободном доступе, но для этого необходимы опытные программисты, которые встроят необходимый функционал. Остановимся на готовых игровых движках. </w:t>
+        <w:t xml:space="preserve">Среди всего предоставляемого выбора игровых движков на рынке нужно определиться, что подойдет для меня, как для начинающего разработчика игр. Возможно создание своего собственного движка, но это очень затратно для соло-разработчика. Также можно рассмотреть </w:t>
+      </w:r>
+      <w:proofErr w:type="spellStart"/>
+      <w:r>
+        <w:t>опенсорсные</w:t>
+      </w:r>
+      <w:proofErr w:type="spellEnd"/>
+      <w:r>
+        <w:t xml:space="preserve"> варианты движков, код для которых находится в свободном доступе, но для этого необходимы опытные программисты, которые встроят необходимый функционал. Остановимся на готовых игровых движках. </w:t>
       </w:r>
     </w:p>
     <w:p>
@@ -4664,20 +4767,39 @@
       <w:r>
         <w:t>’</w:t>
       </w:r>
+      <w:proofErr w:type="spellStart"/>
       <w:r>
         <w:rPr>
           <w:lang w:val="en-US"/>
         </w:rPr>
         <w:t>Py</w:t>
       </w:r>
-      <w:r>
-        <w:t xml:space="preserve">, предназначенный исключительно для создания новелл и не имеющий функциональности необходимой платформерам, например, физику. </w:t>
-      </w:r>
-    </w:p>
-    <w:p>
-      <w:r>
+      <w:proofErr w:type="spellEnd"/>
+      <w:r>
+        <w:t xml:space="preserve">, предназначенный исключительно для создания новелл и не имеющий функциональности необходимой </w:t>
+      </w:r>
+      <w:proofErr w:type="spellStart"/>
+      <w:r>
+        <w:t>платформерам</w:t>
+      </w:r>
+      <w:proofErr w:type="spellEnd"/>
+      <w:r>
+        <w:t xml:space="preserve">, например, физику. </w:t>
+      </w:r>
+    </w:p>
+    <w:p>
+      <w:r>
+        <w:lastRenderedPageBreak/>
         <w:tab/>
-        <w:t>Третье, опыт участников проекта. К нему относится не только допроектная работа в движках, но и языки программирования.</w:t>
+        <w:t xml:space="preserve">Третье, опыт участников проекта. К нему относится не только </w:t>
+      </w:r>
+      <w:proofErr w:type="spellStart"/>
+      <w:r>
+        <w:t>допроектная</w:t>
+      </w:r>
+      <w:proofErr w:type="spellEnd"/>
+      <w:r>
+        <w:t xml:space="preserve"> работа в движках, но и языки программирования.</w:t>
       </w:r>
     </w:p>
     <w:p>
@@ -4685,40 +4807,47 @@
         <w:tab/>
         <w:t xml:space="preserve">Существуют игровые движки, где программировать совершенно не требуется, так как игра создается из готовых частей. Такими являются </w:t>
       </w:r>
+      <w:proofErr w:type="spellStart"/>
       <w:r>
         <w:rPr>
           <w:lang w:val="en-US"/>
         </w:rPr>
-        <w:lastRenderedPageBreak/>
         <w:t>BuildBox</w:t>
       </w:r>
+      <w:proofErr w:type="spellEnd"/>
       <w:r>
         <w:t xml:space="preserve">, </w:t>
       </w:r>
+      <w:proofErr w:type="spellStart"/>
       <w:r>
         <w:rPr>
           <w:lang w:val="en-US"/>
         </w:rPr>
         <w:t>GDevelop</w:t>
       </w:r>
+      <w:proofErr w:type="spellEnd"/>
       <w:r>
         <w:t xml:space="preserve">, </w:t>
       </w:r>
+      <w:proofErr w:type="spellStart"/>
       <w:r>
         <w:rPr>
           <w:lang w:val="en-US"/>
         </w:rPr>
         <w:t>Stencyl</w:t>
       </w:r>
+      <w:proofErr w:type="spellEnd"/>
       <w:r>
         <w:t xml:space="preserve">, </w:t>
       </w:r>
+      <w:proofErr w:type="spellStart"/>
       <w:r>
         <w:rPr>
           <w:lang w:val="en-US"/>
         </w:rPr>
         <w:t>GameMaker</w:t>
       </w:r>
+      <w:proofErr w:type="spellEnd"/>
       <w:r>
         <w:t xml:space="preserve"> </w:t>
       </w:r>
@@ -4732,7 +4861,15 @@
         <w:t xml:space="preserve"> 2. </w:t>
       </w:r>
       <w:r>
-        <w:t xml:space="preserve">Однако данные редакторы предлагают ограниченный набор функций, по сравнению с движками, которые используют программирование. Также сложно добиться уникального стиля, так как все строится на уже готовых ассетах и инструментах. </w:t>
+        <w:t xml:space="preserve">Однако данные редакторы предлагают ограниченный набор функций, по сравнению с движками, которые используют программирование. Также сложно добиться уникального стиля, так как все строится на уже готовых </w:t>
+      </w:r>
+      <w:proofErr w:type="spellStart"/>
+      <w:r>
+        <w:t>ассетах</w:t>
+      </w:r>
+      <w:proofErr w:type="spellEnd"/>
+      <w:r>
+        <w:t xml:space="preserve"> и инструментах. </w:t>
       </w:r>
       <w:r>
         <w:t xml:space="preserve">Движки для создания игр без программирования — это отличный инструмент для быстрого прототипирования и создания простых игр. Однако, если </w:t>
@@ -4766,7 +4903,7 @@
       <w:pPr>
         <w:pStyle w:val="3"/>
       </w:pPr>
-      <w:bookmarkStart w:id="7" w:name="_Toc188515864"/>
+      <w:bookmarkStart w:id="7" w:name="_Toc188516613"/>
       <w:r>
         <w:t xml:space="preserve">Сравнение </w:t>
       </w:r>
@@ -5117,8 +5254,16 @@
               <w:rPr>
                 <w:lang w:val="en-US" w:eastAsia="ru-RU"/>
               </w:rPr>
-              <w:t>Windows, macOS, Linux, Android, iOS и веб-браузеры</w:t>
-            </w:r>
+              <w:t xml:space="preserve">Windows, macOS, Linux, Android, iOS и </w:t>
+            </w:r>
+            <w:proofErr w:type="spellStart"/>
+            <w:r>
+              <w:rPr>
+                <w:lang w:val="en-US" w:eastAsia="ru-RU"/>
+              </w:rPr>
+              <w:t>веб-браузеры</w:t>
+            </w:r>
+            <w:proofErr w:type="spellEnd"/>
           </w:p>
         </w:tc>
       </w:tr>
@@ -5226,8 +5371,16 @@
               <w:rPr>
                 <w:lang w:eastAsia="ru-RU"/>
               </w:rPr>
-              <w:t>Модульность и настраиваемость</w:t>
-            </w:r>
+              <w:t xml:space="preserve">Модульность и </w:t>
+            </w:r>
+            <w:proofErr w:type="spellStart"/>
+            <w:r>
+              <w:rPr>
+                <w:lang w:eastAsia="ru-RU"/>
+              </w:rPr>
+              <w:t>настраиваемость</w:t>
+            </w:r>
+            <w:proofErr w:type="spellEnd"/>
           </w:p>
         </w:tc>
         <w:tc>
@@ -5271,6 +5424,7 @@
               <w:rPr>
                 <w:lang w:val="en-US" w:eastAsia="ru-RU"/>
               </w:rPr>
+              <w:lastRenderedPageBreak/>
               <w:t>Asset</w:t>
             </w:r>
             <w:r>
@@ -5317,6 +5471,7 @@
               <w:rPr>
                 <w:lang w:eastAsia="ru-RU"/>
               </w:rPr>
+              <w:lastRenderedPageBreak/>
               <w:t>Наличие исходного кода</w:t>
             </w:r>
             <w:r>
@@ -5336,8 +5491,23 @@
               <w:rPr>
                 <w:lang w:eastAsia="ru-RU"/>
               </w:rPr>
-              <w:t>плагины и пакеты, загружаемые из Unreal Marketplace</w:t>
-            </w:r>
+              <w:t xml:space="preserve">плагины </w:t>
+            </w:r>
+            <w:r>
+              <w:rPr>
+                <w:lang w:eastAsia="ru-RU"/>
+              </w:rPr>
+              <w:lastRenderedPageBreak/>
+              <w:t xml:space="preserve">и пакеты, загружаемые из Unreal </w:t>
+            </w:r>
+            <w:proofErr w:type="spellStart"/>
+            <w:r>
+              <w:rPr>
+                <w:lang w:eastAsia="ru-RU"/>
+              </w:rPr>
+              <w:t>Marketplace</w:t>
+            </w:r>
+            <w:proofErr w:type="spellEnd"/>
           </w:p>
         </w:tc>
         <w:tc>
@@ -5357,6 +5527,7 @@
               <w:rPr>
                 <w:lang w:eastAsia="ru-RU"/>
               </w:rPr>
+              <w:lastRenderedPageBreak/>
               <w:t>Наличие исходного кода,</w:t>
             </w:r>
           </w:p>
@@ -5373,14 +5544,17 @@
               <w:rPr>
                 <w:lang w:eastAsia="ru-RU"/>
               </w:rPr>
+              <w:lastRenderedPageBreak/>
               <w:t xml:space="preserve">Интегрирование сторонних библиотек и расширений за счет технологии </w:t>
             </w:r>
+            <w:proofErr w:type="spellStart"/>
             <w:r>
               <w:rPr>
                 <w:lang w:eastAsia="ru-RU"/>
               </w:rPr>
               <w:t>GDNative</w:t>
             </w:r>
+            <w:proofErr w:type="spellEnd"/>
           </w:p>
         </w:tc>
       </w:tr>
@@ -5423,14 +5597,7 @@
               <w:rPr>
                 <w:lang w:eastAsia="ru-RU"/>
               </w:rPr>
-              <w:t xml:space="preserve">Бесплатна для личного </w:t>
-            </w:r>
-            <w:r>
-              <w:rPr>
-                <w:lang w:eastAsia="ru-RU"/>
-              </w:rPr>
-              <w:lastRenderedPageBreak/>
-              <w:t xml:space="preserve">использования; </w:t>
+              <w:t xml:space="preserve">Бесплатна для личного использования; </w:t>
             </w:r>
             <w:r>
               <w:rPr>
@@ -5475,15 +5642,7 @@
               <w:rPr>
                 <w:lang w:eastAsia="ru-RU"/>
               </w:rPr>
-              <w:lastRenderedPageBreak/>
-              <w:t xml:space="preserve">Бесплатна для использования; </w:t>
-            </w:r>
-            <w:r>
-              <w:rPr>
-                <w:lang w:eastAsia="ru-RU"/>
-              </w:rPr>
-              <w:lastRenderedPageBreak/>
-              <w:t>5% роялти после $1</w:t>
+              <w:t>Бесплатна для использования; 5% роялти после $1</w:t>
             </w:r>
             <w:r>
               <w:rPr>
@@ -5516,15 +5675,7 @@
               <w:rPr>
                 <w:lang w:eastAsia="ru-RU"/>
               </w:rPr>
-              <w:lastRenderedPageBreak/>
-              <w:t xml:space="preserve">полностью бесплатен, без </w:t>
-            </w:r>
-            <w:r>
-              <w:rPr>
-                <w:lang w:eastAsia="ru-RU"/>
-              </w:rPr>
-              <w:lastRenderedPageBreak/>
-              <w:t>роялти, открытый исходный код</w:t>
+              <w:t>полностью бесплатен, без роялти, открытый исходный код</w:t>
             </w:r>
           </w:p>
         </w:tc>
@@ -5547,7 +5698,6 @@
               <w:rPr>
                 <w:lang w:eastAsia="ru-RU"/>
               </w:rPr>
-              <w:lastRenderedPageBreak/>
               <w:t>Интерфейс</w:t>
             </w:r>
           </w:p>
@@ -5630,11 +5780,19 @@
                 <w:lang w:eastAsia="ru-RU"/>
               </w:rPr>
             </w:pPr>
+            <w:proofErr w:type="spellStart"/>
             <w:r>
               <w:rPr>
                 <w:lang w:eastAsia="ru-RU"/>
               </w:rPr>
-              <w:t>Ассеты и магазин</w:t>
+              <w:t>Ассеты</w:t>
+            </w:r>
+            <w:proofErr w:type="spellEnd"/>
+            <w:r>
+              <w:rPr>
+                <w:lang w:eastAsia="ru-RU"/>
+              </w:rPr>
+              <w:t xml:space="preserve"> и магазин</w:t>
             </w:r>
           </w:p>
         </w:tc>
@@ -5667,8 +5825,16 @@
               <w:rPr>
                 <w:lang w:val="en-US" w:eastAsia="ru-RU"/>
               </w:rPr>
-              <w:t xml:space="preserve"> выбор</w:t>
-            </w:r>
+              <w:t xml:space="preserve"> </w:t>
+            </w:r>
+            <w:proofErr w:type="spellStart"/>
+            <w:r>
+              <w:rPr>
+                <w:lang w:val="en-US" w:eastAsia="ru-RU"/>
+              </w:rPr>
+              <w:t>выбор</w:t>
+            </w:r>
+            <w:proofErr w:type="spellEnd"/>
           </w:p>
         </w:tc>
         <w:tc>
@@ -5709,8 +5875,16 @@
               <w:rPr>
                 <w:lang w:eastAsia="ru-RU"/>
               </w:rPr>
-              <w:t>Меньший, но растущий набор ассетов</w:t>
-            </w:r>
+              <w:t xml:space="preserve">Меньший, но растущий набор </w:t>
+            </w:r>
+            <w:proofErr w:type="spellStart"/>
+            <w:r>
+              <w:rPr>
+                <w:lang w:eastAsia="ru-RU"/>
+              </w:rPr>
+              <w:t>ассетов</w:t>
+            </w:r>
+            <w:proofErr w:type="spellEnd"/>
           </w:p>
         </w:tc>
       </w:tr>
@@ -5758,11 +5932,19 @@
               </w:rPr>
               <w:t xml:space="preserve">, </w:t>
             </w:r>
+            <w:proofErr w:type="spellStart"/>
             <w:r>
               <w:rPr>
                 <w:lang w:eastAsia="ru-RU"/>
               </w:rPr>
-              <w:t>Bolt (визуальное программирование)</w:t>
+              <w:t>Bolt</w:t>
+            </w:r>
+            <w:proofErr w:type="spellEnd"/>
+            <w:r>
+              <w:rPr>
+                <w:lang w:eastAsia="ru-RU"/>
+              </w:rPr>
+              <w:t xml:space="preserve"> (визуальное программирование)</w:t>
             </w:r>
           </w:p>
         </w:tc>
@@ -5783,7 +5965,21 @@
               <w:rPr>
                 <w:lang w:eastAsia="ru-RU"/>
               </w:rPr>
-              <w:t>C++, Blueprints (визуальное программирование)</w:t>
+              <w:t xml:space="preserve">C++, </w:t>
+            </w:r>
+            <w:proofErr w:type="spellStart"/>
+            <w:r>
+              <w:rPr>
+                <w:lang w:eastAsia="ru-RU"/>
+              </w:rPr>
+              <w:t>Blueprints</w:t>
+            </w:r>
+            <w:proofErr w:type="spellEnd"/>
+            <w:r>
+              <w:rPr>
+                <w:lang w:eastAsia="ru-RU"/>
+              </w:rPr>
+              <w:t xml:space="preserve"> (визуальное программирование)</w:t>
             </w:r>
           </w:p>
         </w:tc>
@@ -5800,11 +5996,19 @@
                 <w:lang w:val="en-US" w:eastAsia="ru-RU"/>
               </w:rPr>
             </w:pPr>
+            <w:proofErr w:type="spellStart"/>
             <w:r>
               <w:rPr>
                 <w:lang w:val="en-US" w:eastAsia="ru-RU"/>
               </w:rPr>
-              <w:t>GDScript (</w:t>
+              <w:t>GDScript</w:t>
+            </w:r>
+            <w:proofErr w:type="spellEnd"/>
+            <w:r>
+              <w:rPr>
+                <w:lang w:val="en-US" w:eastAsia="ru-RU"/>
+              </w:rPr>
+              <w:t xml:space="preserve"> (</w:t>
             </w:r>
             <w:r>
               <w:rPr>
@@ -5860,7 +6064,21 @@
         <w:rPr>
           <w:lang w:eastAsia="ru-RU"/>
         </w:rPr>
-        <w:t xml:space="preserve">   Развитие 2D функционала: Unity имеет развитый 2D функционал, включая систему Tilemap, улучшенную физику для 2D объектов и специализированные инструменты для работы со спрайтами и анимацией.</w:t>
+        <w:t xml:space="preserve">   Развитие 2D функционала: Unity имеет развитый 2D функционал, включая систему </w:t>
+      </w:r>
+      <w:proofErr w:type="spellStart"/>
+      <w:r>
+        <w:rPr>
+          <w:lang w:eastAsia="ru-RU"/>
+        </w:rPr>
+        <w:t>Tilemap</w:t>
+      </w:r>
+      <w:proofErr w:type="spellEnd"/>
+      <w:r>
+        <w:rPr>
+          <w:lang w:eastAsia="ru-RU"/>
+        </w:rPr>
+        <w:t>, улучшенную физику для 2D объектов и специализированные инструменты для работы со спрайтами и анимацией.</w:t>
       </w:r>
     </w:p>
     <w:p>
@@ -5888,7 +6106,35 @@
         <w:rPr>
           <w:lang w:eastAsia="ru-RU"/>
         </w:rPr>
-        <w:t xml:space="preserve">   Ресурсы Asset Store: Unity Asset Store предоставляет широкий спектр готовых решений, включая ассеты для персонажей 2D игр и специализированные спрайты для платформеров.</w:t>
+        <w:t xml:space="preserve">   Ресурсы Asset Store: Unity Asset Store предоставляет широкий спектр готовых решений, включая </w:t>
+      </w:r>
+      <w:proofErr w:type="spellStart"/>
+      <w:r>
+        <w:rPr>
+          <w:lang w:eastAsia="ru-RU"/>
+        </w:rPr>
+        <w:t>ассеты</w:t>
+      </w:r>
+      <w:proofErr w:type="spellEnd"/>
+      <w:r>
+        <w:rPr>
+          <w:lang w:eastAsia="ru-RU"/>
+        </w:rPr>
+        <w:t xml:space="preserve"> для персонажей 2D игр и специализированные спрайты для </w:t>
+      </w:r>
+      <w:proofErr w:type="spellStart"/>
+      <w:r>
+        <w:rPr>
+          <w:lang w:eastAsia="ru-RU"/>
+        </w:rPr>
+        <w:t>платформеров</w:t>
+      </w:r>
+      <w:proofErr w:type="spellEnd"/>
+      <w:r>
+        <w:rPr>
+          <w:lang w:eastAsia="ru-RU"/>
+        </w:rPr>
+        <w:t>.</w:t>
       </w:r>
     </w:p>
     <w:p>
@@ -5902,6 +6148,7 @@
         <w:rPr>
           <w:lang w:eastAsia="ru-RU"/>
         </w:rPr>
+        <w:lastRenderedPageBreak/>
         <w:t xml:space="preserve">   Поддержка сообщества: обширное сообщество пользователей Unity обеспечивает доступ к ресурсам, включая учебные материалы, примеры проектов и активные форумы.</w:t>
       </w:r>
     </w:p>
@@ -5944,8 +6191,21 @@
         <w:rPr>
           <w:lang w:eastAsia="ru-RU"/>
         </w:rPr>
-        <w:lastRenderedPageBreak/>
-        <w:t>Альтернативные движки, такие как Godot и Unreal Engine, также обладают своими преимуществами:</w:t>
+        <w:t xml:space="preserve">Альтернативные движки, такие как </w:t>
+      </w:r>
+      <w:proofErr w:type="spellStart"/>
+      <w:r>
+        <w:rPr>
+          <w:lang w:eastAsia="ru-RU"/>
+        </w:rPr>
+        <w:t>Godot</w:t>
+      </w:r>
+      <w:proofErr w:type="spellEnd"/>
+      <w:r>
+        <w:rPr>
+          <w:lang w:eastAsia="ru-RU"/>
+        </w:rPr>
+        <w:t xml:space="preserve"> и Unreal Engine, также обладают своими преимуществами:</w:t>
       </w:r>
     </w:p>
     <w:p>
@@ -5959,7 +6219,21 @@
         <w:rPr>
           <w:lang w:eastAsia="ru-RU"/>
         </w:rPr>
-        <w:t xml:space="preserve">   Godot: предлагает открытый исходный код и легкость в освоении, но его экосистема и библиотека ресурсов менее обширны по сравнению с Unity.</w:t>
+        <w:t xml:space="preserve">   </w:t>
+      </w:r>
+      <w:proofErr w:type="spellStart"/>
+      <w:r>
+        <w:rPr>
+          <w:lang w:eastAsia="ru-RU"/>
+        </w:rPr>
+        <w:t>Godot</w:t>
+      </w:r>
+      <w:proofErr w:type="spellEnd"/>
+      <w:r>
+        <w:rPr>
+          <w:lang w:eastAsia="ru-RU"/>
+        </w:rPr>
+        <w:t>: предлагает открытый исходный код и легкость в освоении, но его экосистема и библиотека ресурсов менее обширны по сравнению с Unity.</w:t>
       </w:r>
     </w:p>
     <w:p>
@@ -5973,7 +6247,21 @@
         <w:rPr>
           <w:lang w:eastAsia="ru-RU"/>
         </w:rPr>
-        <w:t xml:space="preserve">   Unreal Engine: имеет систему Blueprints, но может показаться чрезмерным для простого 2D проекта из-за его первоначальной ориентации на высококачественные 3D проекты.</w:t>
+        <w:t xml:space="preserve">   Unreal Engine: имеет систему </w:t>
+      </w:r>
+      <w:proofErr w:type="spellStart"/>
+      <w:r>
+        <w:rPr>
+          <w:lang w:eastAsia="ru-RU"/>
+        </w:rPr>
+        <w:t>Blueprints</w:t>
+      </w:r>
+      <w:proofErr w:type="spellEnd"/>
+      <w:r>
+        <w:rPr>
+          <w:lang w:eastAsia="ru-RU"/>
+        </w:rPr>
+        <w:t>, но может показаться чрезмерным для простого 2D проекта из-за его первоначальной ориентации на высококачественные 3D проекты.</w:t>
       </w:r>
     </w:p>
     <w:p>
@@ -6003,7 +6291,7 @@
       <w:r>
         <w:t xml:space="preserve"> </w:t>
       </w:r>
-      <w:bookmarkStart w:id="9" w:name="_Toc188515865"/>
+      <w:bookmarkStart w:id="9" w:name="_Toc188516614"/>
       <w:r>
         <w:t xml:space="preserve">Особенности разработки игр на </w:t>
       </w:r>
@@ -6046,6 +6334,7 @@
         <w:rPr>
           <w:noProof/>
         </w:rPr>
+        <w:lastRenderedPageBreak/>
         <w:drawing>
           <wp:inline distT="0" distB="0" distL="0" distR="0" wp14:anchorId="34B56F9A" wp14:editId="2F8731BA">
             <wp:extent cx="3057714" cy="1808480"/>
@@ -6132,7 +6421,6 @@
         <w:ind w:firstLine="360"/>
       </w:pPr>
       <w:r>
-        <w:lastRenderedPageBreak/>
         <w:t>Сцена представляет собой контейнер, содержащий все визуальные и логические элементы игры. Эти элементы, составляющие строительные блоки сцены, называются GameObject (игровыми объектами).</w:t>
       </w:r>
     </w:p>
@@ -6311,6 +6599,7 @@
         <w:rPr>
           <w:noProof/>
         </w:rPr>
+        <w:lastRenderedPageBreak/>
         <w:drawing>
           <wp:inline distT="0" distB="0" distL="0" distR="0" wp14:anchorId="292E8EC6" wp14:editId="7A27F8A0">
             <wp:extent cx="2308811" cy="2886075"/>
@@ -6406,8 +6695,15 @@
         <w:ind w:firstLine="708"/>
       </w:pPr>
       <w:r>
-        <w:lastRenderedPageBreak/>
-        <w:t>GameObject сам по себе не имеет визуального представления или поведения. Его функциональность определяется компонентами (Components), которые прикрепляются к нему. Компоненты – это модульные фрагменты кода, реализующие определенные аспекты объекта.</w:t>
+        <w:t>GameObject сам по себе не имеет визуального представления или поведения. Его функциональность определяется компонентами (</w:t>
+      </w:r>
+      <w:proofErr w:type="spellStart"/>
+      <w:r>
+        <w:t>Components</w:t>
+      </w:r>
+      <w:proofErr w:type="spellEnd"/>
+      <w:r>
+        <w:t>), которые прикрепляются к нему. Компоненты – это модульные фрагменты кода, реализующие определенные аспекты объекта.</w:t>
       </w:r>
     </w:p>
     <w:p>
@@ -6415,8 +6711,37 @@
         <w:tab/>
         <w:t xml:space="preserve">Например, </w:t>
       </w:r>
-      <w:r>
-        <w:t>Transform: Обязательный компонент для каждого GameObject, определяющий его положение (position), вращение (rotation) и масштаб (scale) в пространстве сцены.</w:t>
+      <w:proofErr w:type="spellStart"/>
+      <w:r>
+        <w:t>Transform</w:t>
+      </w:r>
+      <w:proofErr w:type="spellEnd"/>
+      <w:r>
+        <w:t>: Обязательный компонент для каждого GameObject, определяющий его положение (</w:t>
+      </w:r>
+      <w:proofErr w:type="spellStart"/>
+      <w:r>
+        <w:t>position</w:t>
+      </w:r>
+      <w:proofErr w:type="spellEnd"/>
+      <w:r>
+        <w:t>), вращение (</w:t>
+      </w:r>
+      <w:proofErr w:type="spellStart"/>
+      <w:r>
+        <w:t>rotation</w:t>
+      </w:r>
+      <w:proofErr w:type="spellEnd"/>
+      <w:r>
+        <w:t>) и масштаб (</w:t>
+      </w:r>
+      <w:proofErr w:type="spellStart"/>
+      <w:r>
+        <w:t>scale</w:t>
+      </w:r>
+      <w:proofErr w:type="spellEnd"/>
+      <w:r>
+        <w:t>) в пространстве сцены.</w:t>
       </w:r>
     </w:p>
     <w:p>
@@ -6489,8 +6814,17 @@
           <w:i w:val="0"/>
           <w:iCs w:val="0"/>
         </w:rPr>
-        <w:t xml:space="preserve"> Компонент Transform</w:t>
-      </w:r>
+        <w:t xml:space="preserve"> Компонент </w:t>
+      </w:r>
+      <w:proofErr w:type="spellStart"/>
+      <w:r>
+        <w:rPr>
+          <w:i w:val="0"/>
+          <w:iCs w:val="0"/>
+        </w:rPr>
+        <w:t>Transform</w:t>
+      </w:r>
+      <w:proofErr w:type="spellEnd"/>
     </w:p>
     <w:p>
       <w:pPr>
@@ -6509,7 +6843,15 @@
         <w:t>GameObject</w:t>
       </w:r>
       <w:r>
-        <w:t>, основанная на компонентах, позволяет создавать разнообразные объекты с различным поведением и функциональностью. Умение эффективно использовать GameObject'ы и их компоненты является ключевым навыком для разработчика игр и интерактивных приложений в Unity.</w:t>
+        <w:t xml:space="preserve">, основанная на компонентах, позволяет создавать разнообразные объекты с различным поведением и функциональностью. Умение эффективно использовать </w:t>
+      </w:r>
+      <w:proofErr w:type="spellStart"/>
+      <w:r>
+        <w:t>GameObject'ы</w:t>
+      </w:r>
+      <w:proofErr w:type="spellEnd"/>
+      <w:r>
+        <w:t xml:space="preserve"> и их компоненты является ключевым навыком для разработчика игр и интерактивных приложений в Unity.</w:t>
       </w:r>
       <w:r>
         <w:t xml:space="preserve"> Рассмотрим некоторые из компонентов.</w:t>
@@ -6520,7 +6862,7 @@
         <w:pStyle w:val="3"/>
         <w:ind w:left="1418" w:hanging="709"/>
       </w:pPr>
-      <w:bookmarkStart w:id="10" w:name="_Toc188515866"/>
+      <w:bookmarkStart w:id="10" w:name="_Toc188516615"/>
       <w:r>
         <w:t>Физика</w:t>
       </w:r>
@@ -6531,7 +6873,11 @@
         <w:ind w:firstLine="708"/>
       </w:pPr>
       <w:r>
-        <w:t xml:space="preserve">Компонент Rigidbody2D предоставляет инструменты для создания реалистичной физики в 2D-играх Unity. Он позволяет моделировать движение объектов под действием сил, обрабатывать столкновения и создавать разнообразные игровые механики, основанные на физическом взаимодействии. Rigidbody2D </w:t>
+        <w:t xml:space="preserve">Компонент Rigidbody2D предоставляет инструменты для создания реалистичной физики в 2D-играх Unity. Он позволяет моделировать движение </w:t>
+      </w:r>
+      <w:r>
+        <w:lastRenderedPageBreak/>
+        <w:t xml:space="preserve">объектов под действием сил, обрабатывать столкновения и создавать разнообразные игровые механики, основанные на физическом взаимодействии. Rigidbody2D </w:t>
       </w:r>
       <w:r>
         <w:t>предоставляет большое количество методов для работы с физикой, например, приложение силы, добавление крутящего момента и другие.</w:t>
@@ -6545,11 +6891,31 @@
         <w:ind w:firstLine="708"/>
       </w:pPr>
       <w:r>
-        <w:t xml:space="preserve">Как было сказано ранее Transform служит основой для определения положения, вращения и масштаба GameObject, однако его поведение изменяется при добавлении компонента Rigidbody2D. Rigidbody2D берет на себя управление положением объекта в соответствии с законами физики, переопределяя Transform для синхронизации визуального отображения с физической симуляцией. Прямое изменение Transform объекта с Rigidbody2D </w:t>
-      </w:r>
-      <w:r>
-        <w:lastRenderedPageBreak/>
-        <w:t>приводит к непредсказуемому поведению и ошибкам, поэтому управление положением должно осуществляться исключительно через сам Rigidbody2D.</w:t>
+        <w:t xml:space="preserve">Как было сказано ранее </w:t>
+      </w:r>
+      <w:proofErr w:type="spellStart"/>
+      <w:r>
+        <w:t>Transform</w:t>
+      </w:r>
+      <w:proofErr w:type="spellEnd"/>
+      <w:r>
+        <w:t xml:space="preserve"> служит основой для определения положения, вращения и масштаба GameObject, однако его поведение изменяется при добавлении компонента Rigidbody2D. Rigidbody2D берет на себя управление положением объекта в соответствии с законами физики, переопределяя </w:t>
+      </w:r>
+      <w:proofErr w:type="spellStart"/>
+      <w:r>
+        <w:t>Transform</w:t>
+      </w:r>
+      <w:proofErr w:type="spellEnd"/>
+      <w:r>
+        <w:t xml:space="preserve"> для синхронизации визуального отображения с физической симуляцией. Прямое изменение </w:t>
+      </w:r>
+      <w:proofErr w:type="spellStart"/>
+      <w:r>
+        <w:t>Transform</w:t>
+      </w:r>
+      <w:proofErr w:type="spellEnd"/>
+      <w:r>
+        <w:t xml:space="preserve"> объекта с Rigidbody2D приводит к непредсказуемому поведению и ошибкам, поэтому управление положением должно осуществляться исключительно через сам Rigidbody2D.</w:t>
       </w:r>
     </w:p>
     <w:p>
@@ -6674,12 +7040,14 @@
       <w:r>
         <w:t xml:space="preserve">твердым телом с помощью </w:t>
       </w:r>
+      <w:proofErr w:type="spellStart"/>
       <w:r>
         <w:rPr>
           <w:lang w:val="en-US"/>
         </w:rPr>
         <w:t>Rigidbody</w:t>
       </w:r>
+      <w:proofErr w:type="spellEnd"/>
       <w:r>
         <w:t>2</w:t>
       </w:r>
@@ -6700,44 +7068,188 @@
       <w:pPr>
         <w:ind w:firstLine="708"/>
       </w:pPr>
-      <w:r>
-        <w:t>Collider — это компонент в Unity, который добавляет возможность коллизий с другими объектами для GameObject.</w:t>
-      </w:r>
-      <w:r>
-        <w:t xml:space="preserve"> Данный компонент может принимать на объекте различную форму: </w:t>
-      </w:r>
-      <w:r>
-        <w:t>Box Collider 2D</w:t>
+      <w:proofErr w:type="spellStart"/>
+      <w:r>
+        <w:t>Collider</w:t>
+      </w:r>
+      <w:proofErr w:type="spellEnd"/>
+      <w:r>
+        <w:t xml:space="preserve"> — это компонент в Unity, который добавляет возможность коллизий с другими объектами для GameObject.</w:t>
+      </w:r>
+      <w:r>
+        <w:t xml:space="preserve"> Данный компонент может </w:t>
+      </w:r>
+      <w:r>
+        <w:lastRenderedPageBreak/>
+        <w:t xml:space="preserve">принимать на объекте различную форму: </w:t>
+      </w:r>
+      <w:r>
+        <w:t xml:space="preserve">Box </w:t>
+      </w:r>
+      <w:proofErr w:type="spellStart"/>
+      <w:r>
+        <w:t>Collider</w:t>
+      </w:r>
+      <w:proofErr w:type="spellEnd"/>
+      <w:r>
+        <w:t xml:space="preserve"> 2D</w:t>
       </w:r>
       <w:r>
         <w:t xml:space="preserve">, </w:t>
       </w:r>
-      <w:r>
-        <w:t>Circle Collider 2D</w:t>
+      <w:proofErr w:type="spellStart"/>
+      <w:r>
+        <w:t>Circle</w:t>
+      </w:r>
+      <w:proofErr w:type="spellEnd"/>
+      <w:r>
+        <w:t xml:space="preserve"> </w:t>
+      </w:r>
+      <w:proofErr w:type="spellStart"/>
+      <w:r>
+        <w:t>Collider</w:t>
+      </w:r>
+      <w:proofErr w:type="spellEnd"/>
+      <w:r>
+        <w:t xml:space="preserve"> 2D</w:t>
       </w:r>
       <w:r>
         <w:t xml:space="preserve">, </w:t>
       </w:r>
-      <w:r>
-        <w:t>Polygon Collider 2D</w:t>
+      <w:proofErr w:type="spellStart"/>
+      <w:r>
+        <w:t>Polygon</w:t>
+      </w:r>
+      <w:proofErr w:type="spellEnd"/>
+      <w:r>
+        <w:t xml:space="preserve"> </w:t>
+      </w:r>
+      <w:proofErr w:type="spellStart"/>
+      <w:r>
+        <w:t>Collider</w:t>
+      </w:r>
+      <w:proofErr w:type="spellEnd"/>
+      <w:r>
+        <w:t xml:space="preserve"> 2D</w:t>
       </w:r>
       <w:r>
         <w:t xml:space="preserve">, </w:t>
       </w:r>
       <w:r>
-        <w:t>Edge Collider 2D</w:t>
+        <w:t xml:space="preserve">Edge </w:t>
+      </w:r>
+      <w:proofErr w:type="spellStart"/>
+      <w:r>
+        <w:t>Collider</w:t>
+      </w:r>
+      <w:proofErr w:type="spellEnd"/>
+      <w:r>
+        <w:t xml:space="preserve"> 2D</w:t>
       </w:r>
       <w:r>
         <w:t xml:space="preserve">, </w:t>
       </w:r>
-      <w:r>
-        <w:t>Capsule Collider 2D</w:t>
+      <w:proofErr w:type="spellStart"/>
+      <w:r>
+        <w:t>Capsule</w:t>
+      </w:r>
+      <w:proofErr w:type="spellEnd"/>
+      <w:r>
+        <w:t xml:space="preserve"> </w:t>
+      </w:r>
+      <w:proofErr w:type="spellStart"/>
+      <w:r>
+        <w:t>Collider</w:t>
+      </w:r>
+      <w:proofErr w:type="spellEnd"/>
+      <w:r>
+        <w:t xml:space="preserve"> 2D</w:t>
       </w:r>
       <w:r>
         <w:t xml:space="preserve">. </w:t>
       </w:r>
       <w:r>
-        <w:t>При выборе коллайдера следует учитывать форму объекта, требования к точности столкновений и производительность. Для простых объектов лучше использовать Box Collider 2D или Circle Collider 2D. Для объектов сложной формы можно использовать Polygon Collider 2D или Composite Collider 2D. Edge Collider 2D подходит для представления тонких объектов. Capsule Collider 2D хорошо подходит для персонажей.</w:t>
+        <w:t xml:space="preserve">При выборе коллайдера следует учитывать форму объекта, требования к точности столкновений и производительность. Для простых объектов лучше использовать Box </w:t>
+      </w:r>
+      <w:proofErr w:type="spellStart"/>
+      <w:r>
+        <w:t>Collider</w:t>
+      </w:r>
+      <w:proofErr w:type="spellEnd"/>
+      <w:r>
+        <w:t xml:space="preserve"> 2D или </w:t>
+      </w:r>
+      <w:proofErr w:type="spellStart"/>
+      <w:r>
+        <w:t>Circle</w:t>
+      </w:r>
+      <w:proofErr w:type="spellEnd"/>
+      <w:r>
+        <w:t xml:space="preserve"> </w:t>
+      </w:r>
+      <w:proofErr w:type="spellStart"/>
+      <w:r>
+        <w:t>Collider</w:t>
+      </w:r>
+      <w:proofErr w:type="spellEnd"/>
+      <w:r>
+        <w:t xml:space="preserve"> 2D. Для объектов сложной формы можно использовать </w:t>
+      </w:r>
+      <w:proofErr w:type="spellStart"/>
+      <w:r>
+        <w:t>Polygon</w:t>
+      </w:r>
+      <w:proofErr w:type="spellEnd"/>
+      <w:r>
+        <w:t xml:space="preserve"> </w:t>
+      </w:r>
+      <w:proofErr w:type="spellStart"/>
+      <w:r>
+        <w:t>Collider</w:t>
+      </w:r>
+      <w:proofErr w:type="spellEnd"/>
+      <w:r>
+        <w:t xml:space="preserve"> 2D или </w:t>
+      </w:r>
+      <w:proofErr w:type="spellStart"/>
+      <w:r>
+        <w:t>Composite</w:t>
+      </w:r>
+      <w:proofErr w:type="spellEnd"/>
+      <w:r>
+        <w:t xml:space="preserve"> </w:t>
+      </w:r>
+      <w:proofErr w:type="spellStart"/>
+      <w:r>
+        <w:t>Collider</w:t>
+      </w:r>
+      <w:proofErr w:type="spellEnd"/>
+      <w:r>
+        <w:t xml:space="preserve"> 2D. Edge </w:t>
+      </w:r>
+      <w:proofErr w:type="spellStart"/>
+      <w:r>
+        <w:t>Collider</w:t>
+      </w:r>
+      <w:proofErr w:type="spellEnd"/>
+      <w:r>
+        <w:t xml:space="preserve"> 2D подходит для представления тонких объектов. </w:t>
+      </w:r>
+      <w:proofErr w:type="spellStart"/>
+      <w:r>
+        <w:t>Capsule</w:t>
+      </w:r>
+      <w:proofErr w:type="spellEnd"/>
+      <w:r>
+        <w:t xml:space="preserve"> </w:t>
+      </w:r>
+      <w:proofErr w:type="spellStart"/>
+      <w:r>
+        <w:t>Collider</w:t>
+      </w:r>
+      <w:proofErr w:type="spellEnd"/>
+      <w:r>
+        <w:t xml:space="preserve"> 2D хорошо подходит для персонажей.</w:t>
       </w:r>
     </w:p>
     <w:p>
@@ -6750,7 +7262,6 @@
         <w:rPr>
           <w:noProof/>
         </w:rPr>
-        <w:lastRenderedPageBreak/>
         <w:drawing>
           <wp:inline distT="0" distB="0" distL="0" distR="0" wp14:anchorId="2DBC1378" wp14:editId="23439D6A">
             <wp:extent cx="4008729" cy="1611509"/>
@@ -6815,7 +7326,7 @@
         <w:pStyle w:val="3"/>
         <w:ind w:left="1418" w:hanging="709"/>
       </w:pPr>
-      <w:bookmarkStart w:id="11" w:name="_Toc188515867"/>
+      <w:bookmarkStart w:id="11" w:name="_Toc188516616"/>
       <w:r>
         <w:t>Графика</w:t>
       </w:r>
@@ -6827,7 +7338,14 @@
       </w:r>
       <w:r>
         <w:tab/>
-        <w:t xml:space="preserve">Юнити поддерживает графику </w:t>
+      </w:r>
+      <w:proofErr w:type="spellStart"/>
+      <w:r>
+        <w:t>Юнити</w:t>
+      </w:r>
+      <w:proofErr w:type="spellEnd"/>
+      <w:r>
+        <w:t xml:space="preserve"> поддерживает графику </w:t>
       </w:r>
       <w:r>
         <w:t>3</w:t>
@@ -6902,7 +7420,11 @@
         <w:t>спрайтами</w:t>
       </w:r>
       <w:r>
-        <w:t>. Начиная с простых фигур (круг, квадрат), заканчивая детализированными персонажами и объектами окружения.</w:t>
+        <w:t xml:space="preserve">. Начиная с простых </w:t>
+      </w:r>
+      <w:r>
+        <w:lastRenderedPageBreak/>
+        <w:t>фигур (круг, квадрат), заканчивая детализированными персонажами и объектами окружения.</w:t>
       </w:r>
     </w:p>
     <w:p>
@@ -6975,7 +7497,6 @@
     </w:p>
     <w:p>
       <w:r>
-        <w:lastRenderedPageBreak/>
         <w:tab/>
       </w:r>
       <w:r>
@@ -6988,7 +7509,15 @@
         <w:t>используется</w:t>
       </w:r>
       <w:r>
-        <w:t xml:space="preserve"> компонент Sprite Renderer, который позволяет отобразить спрайт или анимацию из спрайтов.</w:t>
+        <w:t xml:space="preserve"> компонент Sprite </w:t>
+      </w:r>
+      <w:proofErr w:type="spellStart"/>
+      <w:r>
+        <w:t>Renderer</w:t>
+      </w:r>
+      <w:proofErr w:type="spellEnd"/>
+      <w:r>
+        <w:t>, который позволяет отобразить спрайт или анимацию из спрайтов.</w:t>
       </w:r>
     </w:p>
     <w:p>
@@ -7106,6 +7635,7 @@
         </w:rPr>
         <w:t xml:space="preserve"> используется инструмент </w:t>
       </w:r>
+      <w:proofErr w:type="spellStart"/>
       <w:r>
         <w:rPr>
           <w:rFonts w:eastAsia="Times New Roman" w:cs="Times New Roman"/>
@@ -7116,6 +7646,7 @@
         </w:rPr>
         <w:t>Sp</w:t>
       </w:r>
+      <w:proofErr w:type="spellEnd"/>
       <w:r>
         <w:rPr>
           <w:rFonts w:eastAsia="Times New Roman" w:cs="Times New Roman"/>
@@ -7126,6 +7657,7 @@
         </w:rPr>
         <w:t>r</w:t>
       </w:r>
+      <w:proofErr w:type="spellStart"/>
       <w:r>
         <w:rPr>
           <w:rFonts w:eastAsia="Times New Roman" w:cs="Times New Roman"/>
@@ -7134,7 +7666,18 @@
           <w:lang w:eastAsia="ru-RU"/>
           <w14:ligatures w14:val="none"/>
         </w:rPr>
-        <w:t xml:space="preserve">ite Editor. </w:t>
+        <w:t>ite</w:t>
+      </w:r>
+      <w:proofErr w:type="spellEnd"/>
+      <w:r>
+        <w:rPr>
+          <w:rFonts w:eastAsia="Times New Roman" w:cs="Times New Roman"/>
+          <w:kern w:val="36"/>
+          <w:szCs w:val="48"/>
+          <w:lang w:eastAsia="ru-RU"/>
+          <w14:ligatures w14:val="none"/>
+        </w:rPr>
+        <w:t xml:space="preserve"> Editor. </w:t>
       </w:r>
       <w:r>
         <w:rPr>
@@ -7212,6 +7755,7 @@
           <w:lang w:eastAsia="ru-RU"/>
           <w14:ligatures w14:val="none"/>
         </w:rPr>
+        <w:lastRenderedPageBreak/>
         <w:drawing>
           <wp:inline distT="0" distB="0" distL="0" distR="0" wp14:anchorId="5CCE0243" wp14:editId="6639993B">
             <wp:extent cx="4870410" cy="1676400"/>
@@ -7285,10 +7829,12 @@
       <w:r>
         <w:t xml:space="preserve"> </w:t>
       </w:r>
-      <w:bookmarkStart w:id="13" w:name="_Toc188515868"/>
+      <w:bookmarkStart w:id="13" w:name="_Toc188516617"/>
+      <w:proofErr w:type="spellStart"/>
       <w:r>
         <w:t>Input</w:t>
       </w:r>
+      <w:proofErr w:type="spellEnd"/>
       <w:r>
         <w:t xml:space="preserve"> </w:t>
       </w:r>
@@ -7300,19 +7846,66 @@
     <w:p>
       <w:r>
         <w:tab/>
-        <w:t>Input System - современный инструмент позволяет гибко настраивать действия, такие как движение персонажа, прыжки и атаки, связывая их с клавишами клавиатуры, кнопками геймпада или сенсорными экранами. Input System работает на основе событийной модели, что обеспечивает точное отслеживание нажатий, удержаний и отпусканий клавиш, что особенно важно для реализации механики прыжка и других динамических действий.</w:t>
-      </w:r>
-    </w:p>
-    <w:p>
-      <w:r>
-        <w:lastRenderedPageBreak/>
+      </w:r>
+      <w:proofErr w:type="spellStart"/>
+      <w:r>
+        <w:t>Input</w:t>
+      </w:r>
+      <w:proofErr w:type="spellEnd"/>
+      <w:r>
+        <w:t xml:space="preserve"> System - современный инструмент позволяет гибко настраивать действия, такие как движение персонажа, прыжки и атаки, связывая их с клавишами клавиатуры, кнопками геймпада или сенсорными экранами. </w:t>
+      </w:r>
+      <w:proofErr w:type="spellStart"/>
+      <w:r>
+        <w:t>Input</w:t>
+      </w:r>
+      <w:proofErr w:type="spellEnd"/>
+      <w:r>
+        <w:t xml:space="preserve"> System работает на основе событийной модели, что обеспечивает точное отслеживание нажатий, удержаний и </w:t>
+      </w:r>
+      <w:proofErr w:type="spellStart"/>
+      <w:r>
+        <w:t>отпусканий</w:t>
+      </w:r>
+      <w:proofErr w:type="spellEnd"/>
+      <w:r>
+        <w:t xml:space="preserve"> клавиш, что особенно важно для реализации механики прыжка и других динамических действий.</w:t>
+      </w:r>
+    </w:p>
+    <w:p>
+      <w:r>
         <w:tab/>
-        <w:t xml:space="preserve">Интеграция Input System с пользовательской физикой осуществляется через обработку ввода в методах Update или FixedUpdate, в зависимости от требований физического движка. Кроме того, Input System поддерживает кроссплатформенность, упрощая адаптацию игры под различные устройства ввода без необходимости дополнительного программирования. </w:t>
+        <w:t xml:space="preserve">Интеграция </w:t>
+      </w:r>
+      <w:proofErr w:type="spellStart"/>
+      <w:r>
+        <w:t>Input</w:t>
+      </w:r>
+      <w:proofErr w:type="spellEnd"/>
+      <w:r>
+        <w:t xml:space="preserve"> System с пользовательской физикой осуществляется через обработку ввода в методах Update или </w:t>
+      </w:r>
+      <w:proofErr w:type="spellStart"/>
+      <w:r>
+        <w:t>FixedUpdate</w:t>
+      </w:r>
+      <w:proofErr w:type="spellEnd"/>
+      <w:r>
+        <w:t xml:space="preserve">, в зависимости от требований физического движка. Кроме того, </w:t>
+      </w:r>
+      <w:proofErr w:type="spellStart"/>
+      <w:r>
+        <w:t>Input</w:t>
+      </w:r>
+      <w:proofErr w:type="spellEnd"/>
+      <w:r>
+        <w:t xml:space="preserve"> System поддерживает кроссплатформенность, упрощая адаптацию игры под различные устройства ввода без необходимости дополнительного программирования. </w:t>
       </w:r>
     </w:p>
     <w:p>
       <w:pPr>
         <w:keepNext/>
+        <w:jc w:val="center"/>
       </w:pPr>
       <w:r>
         <w:rPr>
@@ -7320,9 +7913,9 @@
           <w14:ligatures w14:val="none"/>
         </w:rPr>
         <w:drawing>
-          <wp:inline distT="0" distB="0" distL="0" distR="0" wp14:anchorId="4AB864EB" wp14:editId="1F046836">
-            <wp:extent cx="5940425" cy="3277870"/>
-            <wp:effectExtent l="0" t="0" r="3175" b="0"/>
+          <wp:inline distT="0" distB="0" distL="0" distR="0" wp14:anchorId="4AB864EB" wp14:editId="3574C1BB">
+            <wp:extent cx="5249853" cy="2896819"/>
+            <wp:effectExtent l="0" t="0" r="8255" b="0"/>
             <wp:docPr id="1571577846" name="Рисунок 1"/>
             <wp:cNvGraphicFramePr>
               <a:graphicFrameLocks xmlns:a="http://schemas.openxmlformats.org/drawingml/2006/main" noChangeAspect="1"/>
@@ -7349,7 +7942,7 @@
                   <pic:spPr>
                     <a:xfrm>
                       <a:off x="0" y="0"/>
-                      <a:ext cx="5940425" cy="3277870"/>
+                      <a:ext cx="5264338" cy="2904812"/>
                     </a:xfrm>
                     <a:prstGeom prst="rect">
                       <a:avLst/>
@@ -7399,9 +7992,11 @@
       <w:bookmarkStart w:id="14" w:name="_Toc668"/>
       <w:bookmarkStart w:id="15" w:name="_Toc3298"/>
       <w:r>
+        <w:lastRenderedPageBreak/>
         <w:t xml:space="preserve"> </w:t>
       </w:r>
-      <w:bookmarkStart w:id="16" w:name="_Toc188515869"/>
+      <w:bookmarkStart w:id="16" w:name="_Toc188516618"/>
+      <w:proofErr w:type="spellStart"/>
       <w:r>
         <w:rPr>
           <w:lang w:val="en-US"/>
@@ -7411,6 +8006,7 @@
       <w:bookmarkEnd w:id="14"/>
       <w:bookmarkEnd w:id="15"/>
       <w:bookmarkEnd w:id="16"/>
+      <w:proofErr w:type="spellEnd"/>
     </w:p>
     <w:p>
       <w:pPr>
@@ -7419,6 +8015,7 @@
           <w:szCs w:val="28"/>
         </w:rPr>
       </w:pPr>
+      <w:proofErr w:type="spellStart"/>
       <w:r>
         <w:rPr>
           <w:szCs w:val="28"/>
@@ -7426,6 +8023,7 @@
         </w:rPr>
         <w:t>Cinemachine</w:t>
       </w:r>
+      <w:proofErr w:type="spellEnd"/>
       <w:r>
         <w:rPr>
           <w:szCs w:val="28"/>
@@ -7448,7 +8046,21 @@
         <w:rPr>
           <w:szCs w:val="28"/>
         </w:rPr>
-        <w:t>самый популярный и удобный инструмент для работы с игровой камерой. Он позволяет значительно упростить работу с ней, предоставляя большое количество настроек и готовых прессетов.</w:t>
+        <w:t xml:space="preserve">самый популярный и удобный инструмент для работы с игровой камерой. Он позволяет значительно упростить работу с ней, предоставляя большое количество настроек и готовых </w:t>
+      </w:r>
+      <w:proofErr w:type="spellStart"/>
+      <w:r>
+        <w:rPr>
+          <w:szCs w:val="28"/>
+        </w:rPr>
+        <w:t>прессетов</w:t>
+      </w:r>
+      <w:proofErr w:type="spellEnd"/>
+      <w:r>
+        <w:rPr>
+          <w:szCs w:val="28"/>
+        </w:rPr>
+        <w:t>.</w:t>
       </w:r>
     </w:p>
     <w:p>
@@ -7525,9 +8137,8 @@
       <w:pPr>
         <w:pStyle w:val="3"/>
       </w:pPr>
-      <w:bookmarkStart w:id="17" w:name="_Toc188515870"/>
-      <w:r>
-        <w:lastRenderedPageBreak/>
+      <w:bookmarkStart w:id="17" w:name="_Toc188516619"/>
+      <w:r>
         <w:t>П</w:t>
       </w:r>
       <w:r>
@@ -7540,7 +8151,31 @@
         <w:ind w:firstLine="708"/>
       </w:pPr>
       <w:r>
-        <w:t>В процессе разработки игры потребовалось создать несколько пользовательских компонентов, чтобы реализовать специфическое поведение игровых объектов. Это связано с тем, что стандартный компонент Rigidbody2D часто используется для упрощения разработки, так как он предоставляет встроенные методы для управления физическим движением, такие как AddForce, MovePosition или velocity, которые позволяют задавать движение объекта без необходимости прописывать всю физику вручную. Однако такое упрощение не всегда подходит для заданных целей.</w:t>
+        <w:t xml:space="preserve">В процессе разработки игры потребовалось создать несколько пользовательских компонентов, чтобы реализовать специфическое поведение игровых объектов. Это связано с тем, что стандартный компонент Rigidbody2D часто используется для упрощения разработки, так как он предоставляет встроенные методы для управления физическим движением, такие как </w:t>
+      </w:r>
+      <w:proofErr w:type="spellStart"/>
+      <w:r>
+        <w:t>AddForce</w:t>
+      </w:r>
+      <w:proofErr w:type="spellEnd"/>
+      <w:r>
+        <w:t xml:space="preserve">, </w:t>
+      </w:r>
+      <w:proofErr w:type="spellStart"/>
+      <w:r>
+        <w:t>MovePosition</w:t>
+      </w:r>
+      <w:proofErr w:type="spellEnd"/>
+      <w:r>
+        <w:t xml:space="preserve"> или </w:t>
+      </w:r>
+      <w:proofErr w:type="spellStart"/>
+      <w:r>
+        <w:t>velocity</w:t>
+      </w:r>
+      <w:proofErr w:type="spellEnd"/>
+      <w:r>
+        <w:t>, которые позволяют задавать движение объекта без необходимости прописывать всю физику вручную. Однако такое упрощение не всегда подходит для заданных целей.</w:t>
       </w:r>
     </w:p>
     <w:p>
@@ -7560,10 +8195,7 @@
         </w:numPr>
       </w:pPr>
       <w:r>
-        <w:t>Необходим точный</w:t>
-      </w:r>
-      <w:r>
-        <w:t xml:space="preserve"> контроль над движением  </w:t>
+        <w:t xml:space="preserve">Необходим точный контроль над движением  </w:t>
       </w:r>
     </w:p>
     <w:p>
@@ -7571,7 +8203,27 @@
         <w:ind w:left="360" w:firstLine="348"/>
       </w:pPr>
       <w:r>
-        <w:t xml:space="preserve">При использовании Rigidbody2D движения объекта зависят от встроенного физического движка Unity, что может усложнить реализацию точного поведения, например, нестандартных перемещений, рывков или анимаций. В таких ситуациях удобнее реализовать движение вручную, например, через изменение позиции объекта с помощью Transform.Translate или других методов. </w:t>
+        <w:t xml:space="preserve">При использовании Rigidbody2D движения объекта зависят от встроенного физического движка Unity, что может усложнить реализацию точного поведения, например, нестандартных перемещений, рывков или </w:t>
+      </w:r>
+      <w:proofErr w:type="spellStart"/>
+      <w:r>
+        <w:t>анимаций</w:t>
+      </w:r>
+      <w:proofErr w:type="spellEnd"/>
+      <w:r>
+        <w:t xml:space="preserve">. В таких ситуациях удобнее реализовать движение вручную, </w:t>
+      </w:r>
+      <w:r>
+        <w:lastRenderedPageBreak/>
+        <w:t xml:space="preserve">например, через изменение позиции объекта с помощью </w:t>
+      </w:r>
+      <w:proofErr w:type="spellStart"/>
+      <w:r>
+        <w:t>Transform.Translate</w:t>
+      </w:r>
+      <w:proofErr w:type="spellEnd"/>
+      <w:r>
+        <w:t xml:space="preserve"> или других методов. </w:t>
       </w:r>
     </w:p>
     <w:p>
@@ -7599,11 +8251,7 @@
         <w:ind w:firstLine="708"/>
       </w:pPr>
       <w:r>
-        <w:t xml:space="preserve">Тем не менее, это не означает, что Rigidbody2D нужно полностью избегать. Этот компонент остаётся отличным инструментом, особенно для объектов, которые должны подчиняться законам физики, таким как платформы, динамические препятствия или персонажи с физическим взаимодействием. Однако в случаях, когда требуется полный контроль над </w:t>
-      </w:r>
-      <w:r>
-        <w:lastRenderedPageBreak/>
-        <w:t>движением или физика не нужна, использование пользовательских компонентов становится более подходящим решением.</w:t>
+        <w:t>Тем не менее, это не означает, что Rigidbody2D нужно полностью избегать. Этот компонент остаётся отличным инструментом, особенно для объектов, которые должны подчиняться законам физики, таким как платформы, динамические препятствия или персонажи с физическим взаимодействием. Однако в случаях, когда требуется полный контроль над движением или физика не нужна, использование пользовательских компонентов становится более подходящим решением.</w:t>
       </w:r>
       <w:r>
         <w:tab/>
@@ -7616,6 +8264,7 @@
       <w:r>
         <w:t xml:space="preserve">В Unity многие пользовательские компоненты, как правило, наследуются от класса </w:t>
       </w:r>
+      <w:proofErr w:type="spellStart"/>
       <w:r>
         <w:rPr>
           <w:b/>
@@ -7623,9 +8272,11 @@
         </w:rPr>
         <w:t>MonoBehaviour</w:t>
       </w:r>
+      <w:proofErr w:type="spellEnd"/>
       <w:r>
         <w:t>. Этот класс предоставляет базовую функциональность для работы с игровыми объектами (</w:t>
       </w:r>
+      <w:proofErr w:type="spellStart"/>
       <w:r>
         <w:rPr>
           <w:b/>
@@ -7633,8 +8284,17 @@
         </w:rPr>
         <w:t>GameObjects</w:t>
       </w:r>
-      <w:r>
-        <w:t xml:space="preserve">) и их компонентами. Наследование от MonoBehaviour позволяет использовать встроенные методы жизненного цикла Unity, такие как </w:t>
+      <w:proofErr w:type="spellEnd"/>
+      <w:r>
+        <w:t xml:space="preserve">) и их компонентами. Наследование от </w:t>
+      </w:r>
+      <w:proofErr w:type="spellStart"/>
+      <w:r>
+        <w:t>MonoBehaviour</w:t>
+      </w:r>
+      <w:proofErr w:type="spellEnd"/>
+      <w:r>
+        <w:t xml:space="preserve"> позволяет использовать встроенные методы жизненного цикла Unity, такие как </w:t>
       </w:r>
       <w:r>
         <w:rPr>
@@ -7656,6 +8316,7 @@
       <w:r>
         <w:t xml:space="preserve">, </w:t>
       </w:r>
+      <w:proofErr w:type="spellStart"/>
       <w:r>
         <w:rPr>
           <w:i/>
@@ -7663,9 +8324,11 @@
         </w:rPr>
         <w:t>FixedUpdate</w:t>
       </w:r>
+      <w:proofErr w:type="spellEnd"/>
       <w:r>
         <w:t xml:space="preserve"> и </w:t>
       </w:r>
+      <w:proofErr w:type="spellStart"/>
       <w:r>
         <w:rPr>
           <w:i/>
@@ -7673,6 +8336,7 @@
         </w:rPr>
         <w:t>OnCollisionEnter</w:t>
       </w:r>
+      <w:proofErr w:type="spellEnd"/>
       <w:r>
         <w:t>, которые необходимы для реализации игровой логики.</w:t>
       </w:r>
@@ -7682,7 +8346,15 @@
         <w:ind w:firstLine="708"/>
       </w:pPr>
       <w:r>
-        <w:t xml:space="preserve">   Жизненный цикл: MonoBehaviour предоставляет набор методов, которые вызываются Unity в определенные моменты жизненного цикла объекта. Это позволяет контролировать, что происходит при создании, обновлении и уничтожении объекта.</w:t>
+        <w:t xml:space="preserve">   Жизненный цикл: </w:t>
+      </w:r>
+      <w:proofErr w:type="spellStart"/>
+      <w:r>
+        <w:t>MonoBehaviour</w:t>
+      </w:r>
+      <w:proofErr w:type="spellEnd"/>
+      <w:r>
+        <w:t xml:space="preserve"> предоставляет набор методов, которые вызываются Unity в определенные моменты жизненного цикла объекта. Это позволяет контролировать, что происходит при создании, обновлении и уничтожении объекта.</w:t>
       </w:r>
     </w:p>
     <w:p>
@@ -7690,7 +8362,15 @@
         <w:ind w:firstLine="708"/>
       </w:pPr>
       <w:r>
-        <w:t>Наиболее распространенные методы MonoBehaviour:</w:t>
+        <w:t xml:space="preserve">Наиболее распространенные методы </w:t>
+      </w:r>
+      <w:proofErr w:type="spellStart"/>
+      <w:r>
+        <w:t>MonoBehaviour</w:t>
+      </w:r>
+      <w:proofErr w:type="spellEnd"/>
+      <w:r>
+        <w:t>:</w:t>
       </w:r>
     </w:p>
     <w:p>
@@ -7701,26 +8381,26 @@
           <w:numId w:val="41"/>
         </w:numPr>
       </w:pPr>
-      <w:r>
-        <w:t>Awake()</w:t>
-      </w:r>
-      <w:r>
-        <w:t xml:space="preserve">. </w:t>
-      </w:r>
-      <w:r>
-        <w:t>Вызывается один раз, когда экземпляр скрипта загружается.</w:t>
-      </w:r>
-      <w:r>
-        <w:t xml:space="preserve"> </w:t>
-      </w:r>
-      <w:r>
-        <w:t>Используется для инициализации переменных, поиска других компонентов и настройки начального состояния.</w:t>
-      </w:r>
-      <w:r>
-        <w:t xml:space="preserve"> </w:t>
-      </w:r>
-      <w:r>
-        <w:t>Вызывается до Start().</w:t>
+      <w:proofErr w:type="spellStart"/>
+      <w:proofErr w:type="gramStart"/>
+      <w:r>
+        <w:t>Awake</w:t>
+      </w:r>
+      <w:proofErr w:type="spellEnd"/>
+      <w:r>
+        <w:t>(</w:t>
+      </w:r>
+      <w:proofErr w:type="gramEnd"/>
+      <w:r>
+        <w:t xml:space="preserve">). Вызывается один раз, когда экземпляр скрипта загружается. Используется для инициализации переменных, поиска других компонентов и настройки начального состояния. Вызывается до </w:t>
+      </w:r>
+      <w:proofErr w:type="gramStart"/>
+      <w:r>
+        <w:t>Start(</w:t>
+      </w:r>
+      <w:proofErr w:type="gramEnd"/>
+      <w:r>
+        <w:t>).</w:t>
       </w:r>
       <w:r>
         <w:rPr>
@@ -7737,26 +8417,46 @@
           <w:numId w:val="41"/>
         </w:numPr>
       </w:pPr>
-      <w:r>
-        <w:t>Start()</w:t>
-      </w:r>
-      <w:r>
-        <w:t xml:space="preserve">. </w:t>
-      </w:r>
-      <w:r>
-        <w:t>Вызывается один раз, перед первым кадром обновления.</w:t>
+      <w:proofErr w:type="gramStart"/>
+      <w:r>
+        <w:lastRenderedPageBreak/>
+        <w:t>Start(</w:t>
+      </w:r>
+      <w:proofErr w:type="gramEnd"/>
+      <w:r>
+        <w:t xml:space="preserve">). Вызывается один раз, перед первым кадром обновления. Используется для настройки, которая зависит от других компонентов, которые могут быть еще не инициализированы в </w:t>
+      </w:r>
+      <w:proofErr w:type="spellStart"/>
+      <w:proofErr w:type="gramStart"/>
+      <w:r>
+        <w:t>Awake</w:t>
+      </w:r>
+      <w:proofErr w:type="spellEnd"/>
+      <w:r>
+        <w:t>(</w:t>
+      </w:r>
+      <w:proofErr w:type="gramEnd"/>
+      <w:r>
+        <w:t>).</w:t>
       </w:r>
       <w:r>
         <w:t xml:space="preserve"> </w:t>
       </w:r>
       <w:r>
-        <w:t>Используется для настройки, которая зависит от других компонентов, которые могут быть еще не инициализированы в Awake().</w:t>
-      </w:r>
-      <w:r>
-        <w:t xml:space="preserve"> </w:t>
-      </w:r>
-      <w:r>
-        <w:t>Вызывается после Awake().</w:t>
+        <w:t xml:space="preserve">Вызывается после </w:t>
+      </w:r>
+      <w:proofErr w:type="spellStart"/>
+      <w:proofErr w:type="gramStart"/>
+      <w:r>
+        <w:t>Awake</w:t>
+      </w:r>
+      <w:proofErr w:type="spellEnd"/>
+      <w:r>
+        <w:t>(</w:t>
+      </w:r>
+      <w:proofErr w:type="gramEnd"/>
+      <w:r>
+        <w:t>).</w:t>
       </w:r>
       <w:r>
         <w:rPr>
@@ -7773,8 +8473,13 @@
           <w:numId w:val="41"/>
         </w:numPr>
       </w:pPr>
-      <w:r>
-        <w:t>Update()</w:t>
+      <w:proofErr w:type="gramStart"/>
+      <w:r>
+        <w:t>Update(</w:t>
+      </w:r>
+      <w:proofErr w:type="gramEnd"/>
+      <w:r>
+        <w:t>)</w:t>
       </w:r>
       <w:r>
         <w:t xml:space="preserve">. </w:t>
@@ -7800,8 +8505,18 @@
           <w:numId w:val="41"/>
         </w:numPr>
       </w:pPr>
-      <w:r>
-        <w:t>FixedUpdate()</w:t>
+      <w:proofErr w:type="spellStart"/>
+      <w:proofErr w:type="gramStart"/>
+      <w:r>
+        <w:t>FixedUpdate</w:t>
+      </w:r>
+      <w:proofErr w:type="spellEnd"/>
+      <w:r>
+        <w:t>(</w:t>
+      </w:r>
+      <w:proofErr w:type="gramEnd"/>
+      <w:r>
+        <w:t>)</w:t>
       </w:r>
       <w:r>
         <w:t xml:space="preserve">. </w:t>
@@ -7827,14 +8542,32 @@
           <w:numId w:val="41"/>
         </w:numPr>
       </w:pPr>
-      <w:r>
-        <w:t>LateUpdate()</w:t>
+      <w:proofErr w:type="spellStart"/>
+      <w:proofErr w:type="gramStart"/>
+      <w:r>
+        <w:t>LateUpdate</w:t>
+      </w:r>
+      <w:proofErr w:type="spellEnd"/>
+      <w:r>
+        <w:t>(</w:t>
+      </w:r>
+      <w:proofErr w:type="gramEnd"/>
+      <w:r>
+        <w:t>)</w:t>
       </w:r>
       <w:r>
         <w:t xml:space="preserve">. </w:t>
       </w:r>
       <w:r>
-        <w:t>Вызывается после всех вызовов Update() в кадре.</w:t>
+        <w:t xml:space="preserve">Вызывается после всех вызовов </w:t>
+      </w:r>
+      <w:proofErr w:type="gramStart"/>
+      <w:r>
+        <w:t>Update(</w:t>
+      </w:r>
+      <w:proofErr w:type="gramEnd"/>
+      <w:r>
+        <w:t>) в кадре.</w:t>
       </w:r>
       <w:r>
         <w:t xml:space="preserve"> </w:t>
@@ -7854,9 +8587,18 @@
           <w:numId w:val="41"/>
         </w:numPr>
       </w:pPr>
-      <w:r>
-        <w:lastRenderedPageBreak/>
-        <w:t>OnEnable()</w:t>
+      <w:proofErr w:type="spellStart"/>
+      <w:proofErr w:type="gramStart"/>
+      <w:r>
+        <w:t>OnEnable</w:t>
+      </w:r>
+      <w:proofErr w:type="spellEnd"/>
+      <w:r>
+        <w:t>(</w:t>
+      </w:r>
+      <w:proofErr w:type="gramEnd"/>
+      <w:r>
+        <w:t>)</w:t>
       </w:r>
       <w:r>
         <w:t xml:space="preserve">. </w:t>
@@ -7885,8 +8627,18 @@
           <w:numId w:val="41"/>
         </w:numPr>
       </w:pPr>
-      <w:r>
-        <w:t>OnDisable()</w:t>
+      <w:proofErr w:type="spellStart"/>
+      <w:proofErr w:type="gramStart"/>
+      <w:r>
+        <w:t>OnDisable</w:t>
+      </w:r>
+      <w:proofErr w:type="spellEnd"/>
+      <w:r>
+        <w:t>(</w:t>
+      </w:r>
+      <w:proofErr w:type="gramEnd"/>
+      <w:r>
+        <w:t>)</w:t>
       </w:r>
       <w:r>
         <w:t xml:space="preserve">. </w:t>
@@ -7909,8 +8661,18 @@
           <w:numId w:val="41"/>
         </w:numPr>
       </w:pPr>
-      <w:r>
-        <w:t>OnDestroy()</w:t>
+      <w:proofErr w:type="spellStart"/>
+      <w:proofErr w:type="gramStart"/>
+      <w:r>
+        <w:t>OnDestroy</w:t>
+      </w:r>
+      <w:proofErr w:type="spellEnd"/>
+      <w:r>
+        <w:t>(</w:t>
+      </w:r>
+      <w:proofErr w:type="gramEnd"/>
+      <w:r>
+        <w:t>)</w:t>
       </w:r>
       <w:r>
         <w:t xml:space="preserve">. </w:t>
@@ -7930,6 +8692,7 @@
         <w:tab/>
         <w:t xml:space="preserve">В рамках разработки платформера, </w:t>
       </w:r>
+      <w:proofErr w:type="spellStart"/>
       <w:r>
         <w:rPr>
           <w:b/>
@@ -7937,6 +8700,7 @@
         </w:rPr>
         <w:t>ScriptableObject</w:t>
       </w:r>
+      <w:proofErr w:type="spellEnd"/>
       <w:r>
         <w:t xml:space="preserve"> используется для создания настраиваемых данных, которые определяют поведение физики объектов в игре. Например, это может быть конфигурация параметров, таких как масса, сила гравитации, трение, скорость движения или параметры прыжка. Эти данные затем подключаются к компоненту, отвечающему за </w:t>
       </w:r>
@@ -7944,11 +8708,22 @@
         <w:t>логику передвижения объекта</w:t>
       </w:r>
       <w:r>
-        <w:t xml:space="preserve">, что упрощает настройку и балансировку игры. Это особенно полезно в Unity, так как ScriptableObject позволяет хранить данные вне сцены, делая их централизованными и легко редактируемыми </w:t>
-      </w:r>
-      <w:r>
+        <w:t xml:space="preserve">, что упрощает настройку и балансировку игры. Это особенно полезно в Unity, так как </w:t>
+      </w:r>
+      <w:proofErr w:type="spellStart"/>
+      <w:r>
+        <w:t>ScriptableObject</w:t>
+      </w:r>
+      <w:proofErr w:type="spellEnd"/>
+      <w:r>
+        <w:t xml:space="preserve"> позволяет хранить данные вне сцены, делая их централизованными и легко редактируемыми </w:t>
+      </w:r>
+      <w:proofErr w:type="gramStart"/>
+      <w:r>
+        <w:lastRenderedPageBreak/>
         <w:t>через инспектор</w:t>
       </w:r>
+      <w:proofErr w:type="gramEnd"/>
       <w:r>
         <w:rPr>
           <w:rStyle w:val="a6"/>
@@ -7956,13 +8731,37 @@
         <w:footnoteReference w:id="2"/>
       </w:r>
       <w:r>
-        <w:t>. Использование ScriptableObject позволяет легко модифицировать и переиспользовать физические характеристики для различных объектов (например, игрока) без необходимости дублировать код.</w:t>
+        <w:t xml:space="preserve">. Использование </w:t>
+      </w:r>
+      <w:proofErr w:type="spellStart"/>
+      <w:r>
+        <w:t>ScriptableObject</w:t>
+      </w:r>
+      <w:proofErr w:type="spellEnd"/>
+      <w:r>
+        <w:t xml:space="preserve"> позволяет легко модифицировать и </w:t>
+      </w:r>
+      <w:proofErr w:type="spellStart"/>
+      <w:r>
+        <w:t>переиспользовать</w:t>
+      </w:r>
+      <w:proofErr w:type="spellEnd"/>
+      <w:r>
+        <w:t xml:space="preserve"> физические характеристики для различных объектов (например, игрока) без необходимости дублировать код.</w:t>
       </w:r>
     </w:p>
     <w:p>
       <w:r>
         <w:tab/>
-        <w:t>Таким образом, ScriptableObject в данном контексте выступает как инструмент для разделения данных и логики, что улучшает читаемость кода и облегчает процесс разработки.</w:t>
+        <w:t xml:space="preserve">Таким образом, </w:t>
+      </w:r>
+      <w:proofErr w:type="spellStart"/>
+      <w:r>
+        <w:t>ScriptableObject</w:t>
+      </w:r>
+      <w:proofErr w:type="spellEnd"/>
+      <w:r>
+        <w:t xml:space="preserve"> в данном контексте выступает как инструмент для разделения данных и логики, что улучшает читаемость кода и облегчает процесс разработки.</w:t>
       </w:r>
     </w:p>
     <w:p/>
@@ -7979,7 +8778,7 @@
       <w:pPr>
         <w:pStyle w:val="1"/>
       </w:pPr>
-      <w:bookmarkStart w:id="18" w:name="_Toc188515871"/>
+      <w:bookmarkStart w:id="18" w:name="_Toc188516620"/>
       <w:r>
         <w:lastRenderedPageBreak/>
         <w:t>Реализация</w:t>
@@ -7998,7 +8797,7 @@
       <w:pPr>
         <w:pStyle w:val="2"/>
       </w:pPr>
-      <w:bookmarkStart w:id="19" w:name="_Toc188515872"/>
+      <w:bookmarkStart w:id="19" w:name="_Toc188516621"/>
       <w:r>
         <w:t>Ввод пользователя</w:t>
       </w:r>
@@ -8017,6 +8816,7 @@
         </w:rPr>
         <w:t xml:space="preserve">Класс </w:t>
       </w:r>
+      <w:proofErr w:type="spellStart"/>
       <w:r>
         <w:rPr>
           <w:b/>
@@ -8025,6 +8825,7 @@
         </w:rPr>
         <w:t>CharacterInputController</w:t>
       </w:r>
+      <w:proofErr w:type="spellEnd"/>
       <w:r>
         <w:rPr>
           <w:szCs w:val="28"/>
@@ -8044,7 +8845,20 @@
         <w:t xml:space="preserve">. </w:t>
       </w:r>
       <w:r>
-        <w:t>Он использует метод GetInput(), чтобы возвращать вектор направления, который будет использоваться для движения персонажа.</w:t>
+        <w:t xml:space="preserve">Он использует метод </w:t>
+      </w:r>
+      <w:proofErr w:type="spellStart"/>
+      <w:proofErr w:type="gramStart"/>
+      <w:r>
+        <w:t>GetInput</w:t>
+      </w:r>
+      <w:proofErr w:type="spellEnd"/>
+      <w:r>
+        <w:t>(</w:t>
+      </w:r>
+      <w:proofErr w:type="gramEnd"/>
+      <w:r>
+        <w:t>), чтобы возвращать вектор направления, который будет использоваться для движения персонажа.</w:t>
       </w:r>
     </w:p>
     <w:p>
@@ -8054,12 +8868,14 @@
           <w:szCs w:val="28"/>
         </w:rPr>
       </w:pPr>
+      <w:proofErr w:type="spellStart"/>
       <w:r>
         <w:rPr>
           <w:szCs w:val="28"/>
         </w:rPr>
         <w:t>CharacterInputController</w:t>
       </w:r>
+      <w:proofErr w:type="spellEnd"/>
       <w:r>
         <w:rPr>
           <w:szCs w:val="28"/>
@@ -8070,7 +8886,21 @@
         <w:rPr>
           <w:szCs w:val="28"/>
         </w:rPr>
-        <w:t xml:space="preserve"> вводом пользователя в игре, используя новую систему ввода Unity. Он обрабатывает основные действия, такие как движение, прыжок и дабл-даш, и генерирует соответствующие события.</w:t>
+        <w:t xml:space="preserve"> вводом пользователя в игре, используя новую систему ввода Unity. Он обрабатывает основные действия, такие как движение, прыжок и </w:t>
+      </w:r>
+      <w:proofErr w:type="spellStart"/>
+      <w:r>
+        <w:rPr>
+          <w:szCs w:val="28"/>
+        </w:rPr>
+        <w:t>дабл-даш</w:t>
+      </w:r>
+      <w:proofErr w:type="spellEnd"/>
+      <w:r>
+        <w:rPr>
+          <w:szCs w:val="28"/>
+        </w:rPr>
+        <w:t>, и генерирует соответствующие события.</w:t>
       </w:r>
     </w:p>
     <w:p>
@@ -8091,43 +8921,106 @@
       <w:pPr>
         <w:ind w:firstLine="708"/>
       </w:pPr>
-      <w:r>
-        <w:t>Awake(): Инициализация объекта ввода и его активация при запуске.</w:t>
+      <w:proofErr w:type="spellStart"/>
+      <w:proofErr w:type="gramStart"/>
+      <w:r>
+        <w:t>Awake</w:t>
+      </w:r>
+      <w:proofErr w:type="spellEnd"/>
+      <w:r>
+        <w:t>(</w:t>
+      </w:r>
+      <w:proofErr w:type="gramEnd"/>
+      <w:r>
+        <w:t>): Инициализация объекта ввода и его активация при запуске.</w:t>
       </w:r>
     </w:p>
     <w:p>
       <w:pPr>
         <w:ind w:firstLine="708"/>
       </w:pPr>
-      <w:r>
-        <w:t>OnEnable(): Подписка на события ввода (начало/отмена прыжка и начало даша) при активации объекта.</w:t>
+      <w:proofErr w:type="spellStart"/>
+      <w:proofErr w:type="gramStart"/>
+      <w:r>
+        <w:t>OnEnable</w:t>
+      </w:r>
+      <w:proofErr w:type="spellEnd"/>
+      <w:r>
+        <w:t>(</w:t>
+      </w:r>
+      <w:proofErr w:type="gramEnd"/>
+      <w:r>
+        <w:t xml:space="preserve">): Подписка на события ввода (начало/отмена прыжка и начало </w:t>
+      </w:r>
+      <w:proofErr w:type="spellStart"/>
+      <w:r>
+        <w:t>даша</w:t>
+      </w:r>
+      <w:proofErr w:type="spellEnd"/>
+      <w:r>
+        <w:t>) при активации объекта.</w:t>
       </w:r>
     </w:p>
     <w:p>
       <w:pPr>
         <w:ind w:firstLine="708"/>
       </w:pPr>
-      <w:r>
-        <w:t>OnDisable(): Отписка от событий ввода при деактивации объекта.</w:t>
+      <w:proofErr w:type="spellStart"/>
+      <w:proofErr w:type="gramStart"/>
+      <w:r>
+        <w:t>OnDisable</w:t>
+      </w:r>
+      <w:proofErr w:type="spellEnd"/>
+      <w:r>
+        <w:t>(</w:t>
+      </w:r>
+      <w:proofErr w:type="gramEnd"/>
+      <w:r>
+        <w:t>): Отписка от событий ввода при деактивации объекта.</w:t>
       </w:r>
     </w:p>
     <w:p>
       <w:pPr>
         <w:ind w:firstLine="708"/>
       </w:pPr>
-      <w:r>
-        <w:t>ReadMovement(): Чтение текущего направления движения игрока и сохранение его в переменной _inputDirection.</w:t>
+      <w:proofErr w:type="spellStart"/>
+      <w:proofErr w:type="gramStart"/>
+      <w:r>
+        <w:t>ReadMovement</w:t>
+      </w:r>
+      <w:proofErr w:type="spellEnd"/>
+      <w:r>
+        <w:t>(</w:t>
+      </w:r>
+      <w:proofErr w:type="gramEnd"/>
+      <w:r>
+        <w:t>): Чтение текущего направления движения игрока и сохранение его в переменной _</w:t>
+      </w:r>
+      <w:proofErr w:type="spellStart"/>
+      <w:r>
+        <w:t>inputDirection</w:t>
+      </w:r>
+      <w:proofErr w:type="spellEnd"/>
+      <w:r>
+        <w:t>.</w:t>
       </w:r>
     </w:p>
     <w:p>
       <w:pPr>
         <w:ind w:firstLine="708"/>
       </w:pPr>
-      <w:r>
-        <w:t>GetInput(): Возвращает текущее направление ввода.</w:t>
-      </w:r>
-      <w:r>
-        <w:t>\</w:t>
+      <w:proofErr w:type="spellStart"/>
+      <w:proofErr w:type="gramStart"/>
+      <w:r>
+        <w:t>GetInput</w:t>
+      </w:r>
+      <w:proofErr w:type="spellEnd"/>
+      <w:r>
+        <w:t>(</w:t>
+      </w:r>
+      <w:proofErr w:type="gramEnd"/>
+      <w:r>
+        <w:t>): Возвращает текущее направление ввода.\</w:t>
       </w:r>
     </w:p>
     <w:p>
@@ -8137,7 +9030,7 @@
       <w:r>
         <w:t xml:space="preserve"> </w:t>
       </w:r>
-      <w:bookmarkStart w:id="20" w:name="_Toc188515873"/>
+      <w:bookmarkStart w:id="20" w:name="_Toc188516622"/>
       <w:r>
         <w:t>Конечный автомат состояний</w:t>
       </w:r>
@@ -8161,7 +9054,7 @@
       <w:pPr>
         <w:pStyle w:val="3"/>
       </w:pPr>
-      <w:bookmarkStart w:id="21" w:name="_Toc188515874"/>
+      <w:bookmarkStart w:id="21" w:name="_Toc188516623"/>
       <w:r>
         <w:lastRenderedPageBreak/>
         <w:t>У</w:t>
@@ -8184,6 +9077,7 @@
       <w:r>
         <w:t xml:space="preserve">Класс </w:t>
       </w:r>
+      <w:proofErr w:type="spellStart"/>
       <w:r>
         <w:rPr>
           <w:b/>
@@ -8191,6 +9085,7 @@
         </w:rPr>
         <w:t>StateMachine</w:t>
       </w:r>
+      <w:proofErr w:type="spellEnd"/>
       <w:r>
         <w:t xml:space="preserve"> управляет состояниями в игре, обеспечивая переходы и хранение текущего и предыдущего состояний. Для этого реализованы следующие методы</w:t>
       </w:r>
@@ -8207,43 +9102,28 @@
         </w:numPr>
         <w:ind w:left="709" w:firstLine="425"/>
       </w:pPr>
-      <w:r>
-        <w:t>EnterIn&lt;TState&gt;()</w:t>
-      </w:r>
-      <w:r>
-        <w:t xml:space="preserve"> – метод, отвечающий за п</w:t>
-      </w:r>
-      <w:r>
-        <w:t>ереход в новое состояние.</w:t>
-      </w:r>
-      <w:r>
-        <w:t xml:space="preserve"> </w:t>
-      </w:r>
-      <w:r>
-        <w:t xml:space="preserve">Проверяет наличие состояния в словаре </w:t>
-      </w:r>
-      <w:r>
-        <w:t>возможных состояний</w:t>
-      </w:r>
-      <w:r>
-        <w:t xml:space="preserve">. Если состояние найдено, сохраняет текущее состояние в </w:t>
-      </w:r>
-      <w:r>
-        <w:t>предыдущее</w:t>
+      <w:proofErr w:type="spellStart"/>
+      <w:proofErr w:type="gramStart"/>
+      <w:r>
+        <w:t>EnterIn</w:t>
+      </w:r>
+      <w:proofErr w:type="spellEnd"/>
+      <w:r>
+        <w:t>&lt;</w:t>
+      </w:r>
+      <w:proofErr w:type="spellStart"/>
+      <w:proofErr w:type="gramEnd"/>
+      <w:r>
+        <w:t>TState</w:t>
+      </w:r>
+      <w:proofErr w:type="spellEnd"/>
+      <w:r>
+        <w:t>&gt;() – метод, отвечающий за переход в новое состояние. Проверяет наличие состояния в словаре возможных состояний. Если состояние найдено, сохраняет текущее состояние в предыдущее, вызывая завершение текущего состояния, и устанавливает новое состояние</w:t>
       </w:r>
       <w:r>
         <w:t xml:space="preserve">, </w:t>
       </w:r>
       <w:r>
-        <w:t xml:space="preserve">вызывая завершение текущего состояния, и </w:t>
-      </w:r>
-      <w:r>
-        <w:t>устанавливает новое состояние</w:t>
-      </w:r>
-      <w:r>
-        <w:t xml:space="preserve">, </w:t>
-      </w:r>
-      <w:r>
         <w:t>вызыва</w:t>
       </w:r>
       <w:r>
@@ -8260,14 +9140,13 @@
       <w:r>
         <w:t xml:space="preserve">От данного класса наследуется класс </w:t>
       </w:r>
+      <w:proofErr w:type="spellStart"/>
       <w:r>
         <w:t>PlayerStateMachine</w:t>
       </w:r>
-      <w:r>
-        <w:t xml:space="preserve">. Он отвечает за управление состояниями исключительно персонажа. </w:t>
-      </w:r>
-      <w:r>
-        <w:t>Для этого реализованы следующие методы:</w:t>
+      <w:proofErr w:type="spellEnd"/>
+      <w:r>
+        <w:t>. Он отвечает за управление состояниями исключительно персонажа. Для этого реализованы следующие методы:</w:t>
       </w:r>
     </w:p>
     <w:p>
@@ -8279,38 +9158,66 @@
         </w:numPr>
         <w:ind w:left="709" w:firstLine="425"/>
       </w:pPr>
-      <w:r>
-        <w:t>Awake()</w:t>
-      </w:r>
-      <w:r>
-        <w:t xml:space="preserve"> – метод, и</w:t>
-      </w:r>
-      <w:r>
-        <w:t>нициализ</w:t>
-      </w:r>
-      <w:r>
-        <w:t>ирующий</w:t>
-      </w:r>
-      <w:r>
-        <w:t xml:space="preserve"> состояни</w:t>
-      </w:r>
-      <w:r>
-        <w:t>я</w:t>
-      </w:r>
+      <w:proofErr w:type="spellStart"/>
+      <w:proofErr w:type="gramStart"/>
+      <w:r>
+        <w:t>Awake</w:t>
+      </w:r>
+      <w:proofErr w:type="spellEnd"/>
+      <w:r>
+        <w:t>(</w:t>
+      </w:r>
+      <w:proofErr w:type="gramEnd"/>
+      <w:r>
+        <w:t xml:space="preserve">) – метод, инициализирующий состояния. Создает и заполняет словарь возможных состояний персонажа, таких как </w:t>
+      </w:r>
+      <w:proofErr w:type="spellStart"/>
+      <w:r>
+        <w:t>GroundedState</w:t>
+      </w:r>
+      <w:proofErr w:type="spellEnd"/>
+      <w:r>
+        <w:t xml:space="preserve">, </w:t>
+      </w:r>
+      <w:proofErr w:type="spellStart"/>
+      <w:r>
+        <w:t>JumpingState</w:t>
+      </w:r>
+      <w:proofErr w:type="spellEnd"/>
+      <w:r>
+        <w:t xml:space="preserve">, </w:t>
+      </w:r>
+      <w:proofErr w:type="spellStart"/>
+      <w:r>
+        <w:t>FallingState</w:t>
+      </w:r>
+      <w:proofErr w:type="spellEnd"/>
+      <w:r>
+        <w:t xml:space="preserve"> и </w:t>
+      </w:r>
+      <w:proofErr w:type="spellStart"/>
+      <w:r>
+        <w:t>DashState</w:t>
+      </w:r>
+      <w:proofErr w:type="spellEnd"/>
+      <w:r>
+        <w:t xml:space="preserve">, связывая их с текущим экземпляром </w:t>
+      </w:r>
+      <w:proofErr w:type="spellStart"/>
+      <w:r>
+        <w:t>PlayerStateMachine</w:t>
+      </w:r>
+      <w:proofErr w:type="spellEnd"/>
+      <w:r>
+        <w:t xml:space="preserve"> и ссылкой на </w:t>
+      </w:r>
+      <w:proofErr w:type="spellStart"/>
+      <w:r>
+        <w:t>PlayerMovement</w:t>
+      </w:r>
+      <w:proofErr w:type="spellEnd"/>
       <w:r>
         <w:t>.</w:t>
-      </w:r>
-      <w:r>
-        <w:t xml:space="preserve"> </w:t>
-      </w:r>
-      <w:r>
-        <w:t xml:space="preserve">Создает и заполняет словарь </w:t>
-      </w:r>
-      <w:r>
-        <w:t>возможных состояний персонажа</w:t>
-      </w:r>
-      <w:r>
-        <w:t>, таких как GroundedState, JumpingState, FallingState и DashState, связывая их с текущим экземпляром PlayerStateMachine и ссылкой на PlayerMovement.</w:t>
       </w:r>
     </w:p>
     <w:p>
@@ -8322,21 +9229,27 @@
         </w:numPr>
         <w:ind w:left="567" w:firstLine="426"/>
       </w:pPr>
+      <w:proofErr w:type="spellStart"/>
+      <w:proofErr w:type="gramStart"/>
       <w:r>
         <w:rPr>
           <w:lang w:val="en-US"/>
         </w:rPr>
         <w:t>SetPlayer</w:t>
       </w:r>
+      <w:proofErr w:type="spellEnd"/>
       <w:r>
         <w:t>(</w:t>
       </w:r>
+      <w:proofErr w:type="spellStart"/>
+      <w:proofErr w:type="gramEnd"/>
       <w:r>
         <w:rPr>
           <w:lang w:val="en-US"/>
         </w:rPr>
         <w:t>PlayerMovement</w:t>
       </w:r>
+      <w:proofErr w:type="spellEnd"/>
       <w:r>
         <w:t xml:space="preserve"> </w:t>
       </w:r>
@@ -8347,29 +9260,25 @@
         <w:t>player</w:t>
       </w:r>
       <w:r>
-        <w:t>)</w:t>
-      </w:r>
-      <w:r>
-        <w:t xml:space="preserve"> </w:t>
-      </w:r>
-      <w:r>
-        <w:t>-</w:t>
-      </w:r>
-      <w:r>
-        <w:t xml:space="preserve"> </w:t>
-      </w:r>
-      <w:r>
-        <w:t>м</w:t>
-      </w:r>
-      <w:r>
-        <w:t>етод, который сохраняет ссылку на объект PlayerMovement, позволяя состояниям взаимодействовать с логикой движения персонажа.</w:t>
+        <w:t xml:space="preserve">) </w:t>
+      </w:r>
+      <w:r>
+        <w:t xml:space="preserve">- метод, который сохраняет ссылку на объект </w:t>
+      </w:r>
+      <w:proofErr w:type="spellStart"/>
+      <w:r>
+        <w:t>PlayerMovement</w:t>
+      </w:r>
+      <w:proofErr w:type="spellEnd"/>
+      <w:r>
+        <w:t>, позволяя состояниям взаимодействовать с логикой движения персонажа.</w:t>
       </w:r>
     </w:p>
     <w:p>
       <w:pPr>
         <w:pStyle w:val="3"/>
       </w:pPr>
-      <w:bookmarkStart w:id="22" w:name="_Toc188515875"/>
+      <w:bookmarkStart w:id="22" w:name="_Toc188516624"/>
       <w:r>
         <w:t>Состояния</w:t>
       </w:r>
@@ -8401,6 +9310,7 @@
           <w:numId w:val="44"/>
         </w:numPr>
       </w:pPr>
+      <w:proofErr w:type="gramStart"/>
       <w:r>
         <w:rPr>
           <w:lang w:val="en-US"/>
@@ -8410,29 +9320,39 @@
       <w:r>
         <w:t>(</w:t>
       </w:r>
+      <w:proofErr w:type="spellStart"/>
+      <w:proofErr w:type="gramEnd"/>
       <w:r>
         <w:rPr>
           <w:lang w:val="en-US"/>
         </w:rPr>
         <w:t>StateMachine</w:t>
       </w:r>
+      <w:proofErr w:type="spellEnd"/>
       <w:r>
         <w:t xml:space="preserve"> </w:t>
       </w:r>
+      <w:proofErr w:type="spellStart"/>
       <w:r>
         <w:rPr>
           <w:lang w:val="en-US"/>
         </w:rPr>
         <w:t>stateMachine</w:t>
       </w:r>
+      <w:proofErr w:type="spellEnd"/>
       <w:r>
         <w:t>)</w:t>
       </w:r>
       <w:r>
-        <w:t xml:space="preserve"> – метод и</w:t>
-      </w:r>
-      <w:r>
-        <w:t>нициализирует новое состояние, принимая ссылку на экземпляр StateMachine, с которым оно будет связано.</w:t>
+        <w:t xml:space="preserve"> – метод инициализирует новое состояние, принимая ссылку на экземпляр </w:t>
+      </w:r>
+      <w:proofErr w:type="spellStart"/>
+      <w:r>
+        <w:t>StateMachine</w:t>
+      </w:r>
+      <w:proofErr w:type="spellEnd"/>
+      <w:r>
+        <w:t>, с которым оно будет связано.</w:t>
       </w:r>
     </w:p>
     <w:p>
@@ -8443,14 +9363,13 @@
           <w:numId w:val="44"/>
         </w:numPr>
       </w:pPr>
-      <w:r>
-        <w:t>Enter()</w:t>
-      </w:r>
-      <w:r>
-        <w:t xml:space="preserve"> - м</w:t>
-      </w:r>
-      <w:r>
-        <w:t xml:space="preserve">етод, который вызывается, когда состояние становится текущим. </w:t>
+      <w:proofErr w:type="gramStart"/>
+      <w:r>
+        <w:t>Enter(</w:t>
+      </w:r>
+      <w:proofErr w:type="gramEnd"/>
+      <w:r>
+        <w:t xml:space="preserve">) - метод, который вызывается, когда состояние становится текущим. </w:t>
       </w:r>
     </w:p>
     <w:p>
@@ -8461,15 +9380,19 @@
           <w:numId w:val="44"/>
         </w:numPr>
       </w:pPr>
+      <w:proofErr w:type="spellStart"/>
+      <w:proofErr w:type="gramStart"/>
       <w:r>
         <w:lastRenderedPageBreak/>
-        <w:t>Exit()</w:t>
-      </w:r>
-      <w:r>
-        <w:t xml:space="preserve"> - м</w:t>
-      </w:r>
-      <w:r>
-        <w:t xml:space="preserve">етод, который вызывается, когда состояние перестает быть текущим. </w:t>
+        <w:t>Exit</w:t>
+      </w:r>
+      <w:proofErr w:type="spellEnd"/>
+      <w:r>
+        <w:t>(</w:t>
+      </w:r>
+      <w:proofErr w:type="gramEnd"/>
+      <w:r>
+        <w:t xml:space="preserve">) - метод, который вызывается, когда состояние перестает быть текущим. </w:t>
       </w:r>
     </w:p>
     <w:p>
@@ -8480,17 +9403,13 @@
           <w:numId w:val="44"/>
         </w:numPr>
       </w:pPr>
-      <w:r>
-        <w:t>Update()</w:t>
-      </w:r>
-      <w:r>
-        <w:t xml:space="preserve"> - м</w:t>
-      </w:r>
-      <w:r>
-        <w:t>етод, который может быть вызван каждый кадр. Обычно используется для обновления состояния</w:t>
-      </w:r>
-      <w:r>
-        <w:t>.</w:t>
+      <w:proofErr w:type="gramStart"/>
+      <w:r>
+        <w:t>Update(</w:t>
+      </w:r>
+      <w:proofErr w:type="gramEnd"/>
+      <w:r>
+        <w:t>) - метод, который может быть вызван каждый кадр. Обычно используется для обновления состояния.</w:t>
       </w:r>
     </w:p>
     <w:p>
@@ -8501,14 +9420,18 @@
           <w:numId w:val="44"/>
         </w:numPr>
       </w:pPr>
-      <w:r>
-        <w:t>LogicUpdate()</w:t>
-      </w:r>
-      <w:r>
-        <w:t xml:space="preserve"> - м</w:t>
-      </w:r>
-      <w:r>
-        <w:t xml:space="preserve">етод, который может быть вызван для выполнения специфичной логики в зависимости от состояния. </w:t>
+      <w:proofErr w:type="spellStart"/>
+      <w:proofErr w:type="gramStart"/>
+      <w:r>
+        <w:t>LogicUpdate</w:t>
+      </w:r>
+      <w:proofErr w:type="spellEnd"/>
+      <w:r>
+        <w:t>(</w:t>
+      </w:r>
+      <w:proofErr w:type="gramEnd"/>
+      <w:r>
+        <w:t xml:space="preserve">) - метод, который может быть вызван для выполнения специфичной логики в зависимости от состояния. </w:t>
       </w:r>
     </w:p>
     <w:p>
@@ -8525,11 +9448,20 @@
         <w:t xml:space="preserve"> </w:t>
       </w:r>
       <w:r>
-        <w:t>наследуется класс к</w:t>
-      </w:r>
-      <w:r>
-        <w:t xml:space="preserve">ласс </w:t>
-      </w:r>
+        <w:t xml:space="preserve">наследуется класс </w:t>
+      </w:r>
+      <w:proofErr w:type="spellStart"/>
+      <w:r>
+        <w:t>к</w:t>
+      </w:r>
+      <w:r>
+        <w:t>ласс</w:t>
+      </w:r>
+      <w:proofErr w:type="spellEnd"/>
+      <w:r>
+        <w:t xml:space="preserve"> </w:t>
+      </w:r>
+      <w:proofErr w:type="spellStart"/>
       <w:r>
         <w:rPr>
           <w:b/>
@@ -8537,8 +9469,14 @@
         </w:rPr>
         <w:t>PlayerState</w:t>
       </w:r>
-      <w:r>
-        <w:t xml:space="preserve">. </w:t>
+      <w:proofErr w:type="spellEnd"/>
+      <w:proofErr w:type="gramStart"/>
+      <w:r>
+        <w:t>.</w:t>
+      </w:r>
+      <w:proofErr w:type="gramEnd"/>
+      <w:r>
+        <w:t xml:space="preserve"> </w:t>
       </w:r>
       <w:r>
         <w:t>и предоставляет специфичное поведение для состояний, связанных с движением игрока.</w:t>
@@ -8558,22 +9496,82 @@
           <w:numId w:val="45"/>
         </w:numPr>
       </w:pPr>
+      <w:proofErr w:type="spellStart"/>
+      <w:proofErr w:type="gramStart"/>
       <w:r>
         <w:rPr>
           <w:lang w:val="en-US"/>
         </w:rPr>
-        <w:t>PlayerState(StateMachine stateMachine, PlayerMovement playerMovement)</w:t>
-      </w:r>
+        <w:t>PlayerState</w:t>
+      </w:r>
+      <w:proofErr w:type="spellEnd"/>
       <w:r>
         <w:rPr>
           <w:lang w:val="en-US"/>
         </w:rPr>
+        <w:t>(</w:t>
+      </w:r>
+      <w:proofErr w:type="spellStart"/>
+      <w:proofErr w:type="gramEnd"/>
+      <w:r>
+        <w:rPr>
+          <w:lang w:val="en-US"/>
+        </w:rPr>
+        <w:t>StateMachine</w:t>
+      </w:r>
+      <w:proofErr w:type="spellEnd"/>
+      <w:r>
+        <w:rPr>
+          <w:lang w:val="en-US"/>
+        </w:rPr>
         <w:t xml:space="preserve"> </w:t>
       </w:r>
+      <w:proofErr w:type="spellStart"/>
       <w:r>
         <w:rPr>
           <w:lang w:val="en-US"/>
         </w:rPr>
+        <w:t>stateMachine</w:t>
+      </w:r>
+      <w:proofErr w:type="spellEnd"/>
+      <w:r>
+        <w:rPr>
+          <w:lang w:val="en-US"/>
+        </w:rPr>
+        <w:t xml:space="preserve">, </w:t>
+      </w:r>
+      <w:proofErr w:type="spellStart"/>
+      <w:r>
+        <w:rPr>
+          <w:lang w:val="en-US"/>
+        </w:rPr>
+        <w:t>PlayerMovement</w:t>
+      </w:r>
+      <w:proofErr w:type="spellEnd"/>
+      <w:r>
+        <w:rPr>
+          <w:lang w:val="en-US"/>
+        </w:rPr>
+        <w:t xml:space="preserve"> </w:t>
+      </w:r>
+      <w:proofErr w:type="spellStart"/>
+      <w:r>
+        <w:rPr>
+          <w:lang w:val="en-US"/>
+        </w:rPr>
+        <w:t>playerMovement</w:t>
+      </w:r>
+      <w:proofErr w:type="spellEnd"/>
+      <w:r>
+        <w:rPr>
+          <w:lang w:val="en-US"/>
+        </w:rPr>
+        <w:t xml:space="preserve">) </w:t>
+      </w:r>
+      <w:r>
+        <w:rPr>
+          <w:lang w:val="en-US"/>
+        </w:rPr>
         <w:t>–</w:t>
       </w:r>
       <w:r>
@@ -8592,73 +9590,106 @@
         <w:t xml:space="preserve"> </w:t>
       </w:r>
       <w:r>
+        <w:t>инициализирует</w:t>
+      </w:r>
+      <w:r>
+        <w:rPr>
+          <w:lang w:val="en-US"/>
+        </w:rPr>
+        <w:t xml:space="preserve"> </w:t>
+      </w:r>
+      <w:r>
+        <w:t>новое</w:t>
+      </w:r>
+      <w:r>
+        <w:rPr>
+          <w:lang w:val="en-US"/>
+        </w:rPr>
+        <w:t xml:space="preserve"> </w:t>
+      </w:r>
+      <w:r>
+        <w:t>состояние</w:t>
+      </w:r>
+      <w:r>
+        <w:rPr>
+          <w:lang w:val="en-US"/>
+        </w:rPr>
+        <w:t xml:space="preserve">, </w:t>
+      </w:r>
+      <w:r>
+        <w:t>принимая</w:t>
+      </w:r>
+      <w:r>
+        <w:rPr>
+          <w:lang w:val="en-US"/>
+        </w:rPr>
+        <w:t xml:space="preserve"> </w:t>
+      </w:r>
+      <w:r>
+        <w:t>ссылки</w:t>
+      </w:r>
+      <w:r>
+        <w:rPr>
+          <w:lang w:val="en-US"/>
+        </w:rPr>
+        <w:t xml:space="preserve"> </w:t>
+      </w:r>
+      <w:r>
+        <w:t>на</w:t>
+      </w:r>
+      <w:r>
+        <w:rPr>
+          <w:lang w:val="en-US"/>
+        </w:rPr>
+        <w:t xml:space="preserve"> </w:t>
+      </w:r>
+      <w:proofErr w:type="spellStart"/>
+      <w:r>
+        <w:rPr>
+          <w:lang w:val="en-US"/>
+        </w:rPr>
+        <w:t>StateMachine</w:t>
+      </w:r>
+      <w:proofErr w:type="spellEnd"/>
+      <w:r>
+        <w:rPr>
+          <w:lang w:val="en-US"/>
+        </w:rPr>
+        <w:t xml:space="preserve"> </w:t>
+      </w:r>
+      <w:r>
         <w:t>и</w:t>
       </w:r>
       <w:r>
-        <w:t>нициализирует</w:t>
-      </w:r>
-      <w:r>
         <w:rPr>
           <w:lang w:val="en-US"/>
         </w:rPr>
         <w:t xml:space="preserve"> </w:t>
       </w:r>
-      <w:r>
-        <w:t>новое</w:t>
-      </w:r>
+      <w:proofErr w:type="spellStart"/>
       <w:r>
         <w:rPr>
           <w:lang w:val="en-US"/>
         </w:rPr>
-        <w:t xml:space="preserve"> </w:t>
-      </w:r>
-      <w:r>
-        <w:t>состояние</w:t>
-      </w:r>
+        <w:t>PlayerMovement</w:t>
+      </w:r>
+      <w:proofErr w:type="spellEnd"/>
       <w:r>
         <w:rPr>
           <w:lang w:val="en-US"/>
         </w:rPr>
-        <w:t xml:space="preserve">, </w:t>
-      </w:r>
-      <w:r>
-        <w:t>принимая</w:t>
-      </w:r>
-      <w:r>
-        <w:rPr>
-          <w:lang w:val="en-US"/>
-        </w:rPr>
-        <w:t xml:space="preserve"> </w:t>
-      </w:r>
-      <w:r>
-        <w:t>ссылки</w:t>
-      </w:r>
-      <w:r>
-        <w:rPr>
-          <w:lang w:val="en-US"/>
-        </w:rPr>
-        <w:t xml:space="preserve"> </w:t>
-      </w:r>
-      <w:r>
-        <w:t>на</w:t>
-      </w:r>
-      <w:r>
-        <w:rPr>
-          <w:lang w:val="en-US"/>
-        </w:rPr>
-        <w:t xml:space="preserve"> StateMachine </w:t>
-      </w:r>
-      <w:r>
-        <w:t>и</w:t>
-      </w:r>
-      <w:r>
-        <w:rPr>
-          <w:lang w:val="en-US"/>
-        </w:rPr>
-        <w:t xml:space="preserve"> PlayerMovement. </w:t>
-      </w:r>
-      <w:r>
-        <w:t>Сохраняет ссылку на объект PlayerMovement, чтобы взаимодействовать с его логикой.</w:t>
+        <w:t xml:space="preserve">. </w:t>
+      </w:r>
+      <w:r>
+        <w:t xml:space="preserve">Сохраняет ссылку на объект </w:t>
+      </w:r>
+      <w:proofErr w:type="spellStart"/>
+      <w:r>
+        <w:t>PlayerMovement</w:t>
+      </w:r>
+      <w:proofErr w:type="spellEnd"/>
+      <w:r>
+        <w:t>, чтобы взаимодействовать с его логикой.</w:t>
       </w:r>
     </w:p>
     <w:p>
@@ -8669,17 +9700,13 @@
           <w:numId w:val="45"/>
         </w:numPr>
       </w:pPr>
-      <w:r>
-        <w:t>Update()</w:t>
-      </w:r>
-      <w:r>
-        <w:t xml:space="preserve"> - </w:t>
-      </w:r>
-      <w:r>
-        <w:t xml:space="preserve"> </w:t>
-      </w:r>
-      <w:r>
-        <w:t>метод о</w:t>
+      <w:proofErr w:type="gramStart"/>
+      <w:r>
+        <w:t>Update(</w:t>
+      </w:r>
+      <w:proofErr w:type="gramEnd"/>
+      <w:r>
+        <w:t>) -  метод о</w:t>
       </w:r>
       <w:r>
         <w:t>бработк</w:t>
@@ -8699,11 +9726,18 @@
           <w:numId w:val="45"/>
         </w:numPr>
       </w:pPr>
-      <w:r>
-        <w:t>CheckCollision()</w:t>
-      </w:r>
-      <w:r>
-        <w:t xml:space="preserve"> – метод совершает проверку на столкновение. </w:t>
+      <w:proofErr w:type="spellStart"/>
+      <w:proofErr w:type="gramStart"/>
+      <w:r>
+        <w:t>CheckCollision</w:t>
+      </w:r>
+      <w:proofErr w:type="spellEnd"/>
+      <w:r>
+        <w:t>(</w:t>
+      </w:r>
+      <w:proofErr w:type="gramEnd"/>
+      <w:r>
+        <w:t xml:space="preserve">) – метод совершает проверку на столкновение. </w:t>
       </w:r>
     </w:p>
     <w:p>
@@ -8714,20 +9748,18 @@
           <w:numId w:val="45"/>
         </w:numPr>
       </w:pPr>
-      <w:r>
-        <w:t>CheckGround()</w:t>
-      </w:r>
-      <w:r>
-        <w:t xml:space="preserve"> – метод, п</w:t>
-      </w:r>
-      <w:r>
-        <w:t>рове</w:t>
-      </w:r>
-      <w:r>
-        <w:t>ряющий</w:t>
-      </w:r>
-      <w:r>
-        <w:t>, находится ли персонаж на земле.</w:t>
+      <w:proofErr w:type="spellStart"/>
+      <w:proofErr w:type="gramStart"/>
+      <w:r>
+        <w:t>CheckGround</w:t>
+      </w:r>
+      <w:proofErr w:type="spellEnd"/>
+      <w:r>
+        <w:t>(</w:t>
+      </w:r>
+      <w:proofErr w:type="gramEnd"/>
+      <w:r>
+        <w:t>) – метод, проверяющий, находится ли персонаж на земле.</w:t>
       </w:r>
     </w:p>
     <w:p>
@@ -8740,9 +9772,11 @@
       <w:r>
         <w:t xml:space="preserve">методов класса </w:t>
       </w:r>
+      <w:proofErr w:type="spellStart"/>
       <w:r>
         <w:t>PlayerState</w:t>
       </w:r>
+      <w:proofErr w:type="spellEnd"/>
       <w:r>
         <w:t xml:space="preserve"> реализуются классы конкретных состояний, позволяющие определить поведение объекта:</w:t>
       </w:r>
@@ -8756,6 +9790,7 @@
         </w:numPr>
         <w:ind w:left="709" w:hanging="425"/>
       </w:pPr>
+      <w:proofErr w:type="spellStart"/>
       <w:r>
         <w:rPr>
           <w:b/>
@@ -8763,6 +9798,7 @@
         </w:rPr>
         <w:t>ManualMovementState</w:t>
       </w:r>
+      <w:proofErr w:type="spellEnd"/>
       <w:r>
         <w:t xml:space="preserve">. </w:t>
       </w:r>
@@ -8797,6 +9833,7 @@
         </w:numPr>
         <w:ind w:left="709" w:hanging="425"/>
       </w:pPr>
+      <w:proofErr w:type="spellStart"/>
       <w:r>
         <w:rPr>
           <w:b/>
@@ -8804,11 +9841,20 @@
         </w:rPr>
         <w:t>GravityState</w:t>
       </w:r>
+      <w:proofErr w:type="spellEnd"/>
       <w:r>
         <w:t>. У</w:t>
       </w:r>
       <w:r>
-        <w:t>правляет логикой движения персонажа под действием гравитации. Он наследует от ManualMovementState и обрабатывает состояния, связанные с падением и прыжками.</w:t>
+        <w:t xml:space="preserve">правляет логикой движения персонажа под действием гравитации. Он наследует от </w:t>
+      </w:r>
+      <w:proofErr w:type="spellStart"/>
+      <w:r>
+        <w:t>ManualMovementState</w:t>
+      </w:r>
+      <w:proofErr w:type="spellEnd"/>
+      <w:r>
+        <w:t xml:space="preserve"> и обрабатывает состояния, связанные с падением и прыжками.</w:t>
       </w:r>
     </w:p>
     <w:p>
@@ -8820,6 +9866,7 @@
         </w:numPr>
         <w:ind w:left="709" w:hanging="425"/>
       </w:pPr>
+      <w:proofErr w:type="spellStart"/>
       <w:r>
         <w:rPr>
           <w:b/>
@@ -8827,11 +9874,9 @@
         </w:rPr>
         <w:t>JumpingState</w:t>
       </w:r>
-      <w:r>
-        <w:t xml:space="preserve">. </w:t>
-      </w:r>
-      <w:r>
-        <w:t>У</w:t>
+      <w:proofErr w:type="spellEnd"/>
+      <w:r>
+        <w:t>. У</w:t>
       </w:r>
       <w:r>
         <w:t>правляет логикой прыжка персонажа. Он наследует</w:t>
@@ -8840,7 +9885,15 @@
         <w:t>ся</w:t>
       </w:r>
       <w:r>
-        <w:t xml:space="preserve"> от GravityState и реализует поведение, связанное с выполнением прыжка.</w:t>
+        <w:t xml:space="preserve"> от </w:t>
+      </w:r>
+      <w:proofErr w:type="spellStart"/>
+      <w:r>
+        <w:t>GravityState</w:t>
+      </w:r>
+      <w:proofErr w:type="spellEnd"/>
+      <w:r>
+        <w:t xml:space="preserve"> и реализует поведение, связанное с выполнением прыжка.</w:t>
       </w:r>
     </w:p>
     <w:p>
@@ -8852,6 +9905,7 @@
         </w:numPr>
         <w:ind w:left="709" w:hanging="425"/>
       </w:pPr>
+      <w:proofErr w:type="spellStart"/>
       <w:r>
         <w:rPr>
           <w:b/>
@@ -8859,11 +9913,9 @@
         </w:rPr>
         <w:t>GroundedState</w:t>
       </w:r>
-      <w:r>
-        <w:t xml:space="preserve">. </w:t>
-      </w:r>
-      <w:r>
-        <w:t>У</w:t>
+      <w:proofErr w:type="spellEnd"/>
+      <w:r>
+        <w:t>. У</w:t>
       </w:r>
       <w:r>
         <w:t>правляет логикой, когда персонаж находится на земле. Он наследует</w:t>
@@ -8872,7 +9924,15 @@
         <w:t>ся</w:t>
       </w:r>
       <w:r>
-        <w:t xml:space="preserve"> от ManualMovementState и обрабатывает переходы между состояниями, связанными с движением и прыжками.</w:t>
+        <w:t xml:space="preserve"> от </w:t>
+      </w:r>
+      <w:proofErr w:type="spellStart"/>
+      <w:r>
+        <w:t>ManualMovementState</w:t>
+      </w:r>
+      <w:proofErr w:type="spellEnd"/>
+      <w:r>
+        <w:t xml:space="preserve"> и обрабатывает переходы между состояниями, связанными с движением и прыжками.</w:t>
       </w:r>
     </w:p>
     <w:p>
@@ -8884,6 +9944,7 @@
         </w:numPr>
         <w:ind w:left="709" w:hanging="425"/>
       </w:pPr>
+      <w:proofErr w:type="spellStart"/>
       <w:r>
         <w:rPr>
           <w:b/>
@@ -8892,6 +9953,7 @@
         <w:lastRenderedPageBreak/>
         <w:t>FallingState</w:t>
       </w:r>
+      <w:proofErr w:type="spellEnd"/>
       <w:r>
         <w:t>. У</w:t>
       </w:r>
@@ -8902,7 +9964,15 @@
         <w:t>ся</w:t>
       </w:r>
       <w:r>
-        <w:t xml:space="preserve"> от GravityState и определяет поведение персонажа во время падения</w:t>
+        <w:t xml:space="preserve"> от </w:t>
+      </w:r>
+      <w:proofErr w:type="spellStart"/>
+      <w:r>
+        <w:t>GravityState</w:t>
+      </w:r>
+      <w:proofErr w:type="spellEnd"/>
+      <w:r>
+        <w:t xml:space="preserve"> и определяет поведение персонажа во время падения</w:t>
       </w:r>
     </w:p>
     <w:p>
@@ -8918,6 +9988,7 @@
           <w:bCs/>
         </w:rPr>
       </w:pPr>
+      <w:proofErr w:type="spellStart"/>
       <w:r>
         <w:rPr>
           <w:b/>
@@ -8925,6 +9996,7 @@
         </w:rPr>
         <w:t>DashState</w:t>
       </w:r>
+      <w:proofErr w:type="spellEnd"/>
       <w:r>
         <w:t xml:space="preserve">. </w:t>
       </w:r>
@@ -8932,13 +10004,37 @@
         <w:t>У</w:t>
       </w:r>
       <w:r>
-        <w:t>правляет логикой выполнения даша персонажа. Он наследует</w:t>
+        <w:t xml:space="preserve">правляет логикой выполнения </w:t>
+      </w:r>
+      <w:proofErr w:type="spellStart"/>
+      <w:r>
+        <w:t>даша</w:t>
+      </w:r>
+      <w:proofErr w:type="spellEnd"/>
+      <w:r>
+        <w:t xml:space="preserve"> персонажа. Он наследует</w:t>
       </w:r>
       <w:r>
         <w:t>ся</w:t>
       </w:r>
       <w:r>
-        <w:t xml:space="preserve"> от PlayerState и определяет поведение во время дашевого движения.</w:t>
+        <w:t xml:space="preserve"> от </w:t>
+      </w:r>
+      <w:proofErr w:type="spellStart"/>
+      <w:r>
+        <w:t>PlayerState</w:t>
+      </w:r>
+      <w:proofErr w:type="spellEnd"/>
+      <w:r>
+        <w:t xml:space="preserve"> и определяет поведение во время </w:t>
+      </w:r>
+      <w:proofErr w:type="spellStart"/>
+      <w:r>
+        <w:t>дашевого</w:t>
+      </w:r>
+      <w:proofErr w:type="spellEnd"/>
+      <w:r>
+        <w:t xml:space="preserve"> движения.</w:t>
       </w:r>
     </w:p>
     <w:p>
@@ -8948,7 +10044,7 @@
       <w:r>
         <w:t xml:space="preserve"> </w:t>
       </w:r>
-      <w:bookmarkStart w:id="23" w:name="_Toc188515876"/>
+      <w:bookmarkStart w:id="23" w:name="_Toc188516625"/>
       <w:r>
         <w:t>Контроллер персонажа</w:t>
       </w:r>
@@ -8961,6 +10057,7 @@
       <w:r>
         <w:t xml:space="preserve">Класс </w:t>
       </w:r>
+      <w:proofErr w:type="spellStart"/>
       <w:r>
         <w:rPr>
           <w:b/>
@@ -8968,60 +10065,357 @@
         </w:rPr>
         <w:t>PlayerMovement</w:t>
       </w:r>
-      <w:r>
-        <w:t xml:space="preserve"> отвечает за управление движением и поведением персонажа в игре. Он взаимодействует с системой ввода и </w:t>
-      </w:r>
-      <w:r>
-        <w:t>конечным автоматом</w:t>
-      </w:r>
-      <w:r>
-        <w:t xml:space="preserve"> состояний, обеспечивая плавное управление и переходы между различными состояниями персонажа. Для этого реализованы следующие методы:</w:t>
+      <w:proofErr w:type="spellEnd"/>
+      <w:r>
+        <w:t xml:space="preserve"> отвечает за управление движением и поведением персонажа в игре. Он взаимодействует с системой ввода и конечным автоматом состояний, обеспечивая плавное управление и переходы между различными состояниями персонажа. Для этого реализованы следующие методы:</w:t>
       </w:r>
     </w:p>
     <w:p>
       <w:pPr>
         <w:ind w:firstLine="708"/>
       </w:pPr>
-      <w:r>
-        <w:t>Awake()</w:t>
+      <w:proofErr w:type="spellStart"/>
+      <w:proofErr w:type="gramStart"/>
+      <w:r>
+        <w:t>Awake</w:t>
+      </w:r>
+      <w:proofErr w:type="spellEnd"/>
+      <w:r>
+        <w:t>(</w:t>
+      </w:r>
+      <w:proofErr w:type="gramEnd"/>
+      <w:r>
+        <w:t>)</w:t>
+      </w:r>
+      <w:r>
+        <w:t xml:space="preserve"> –  </w:t>
+      </w:r>
+      <w:r>
+        <w:t>метод, который выполняется при инициализации объекта. Он получает ссылки на необходимые компоненты</w:t>
+      </w:r>
+      <w:r>
+        <w:t xml:space="preserve">. </w:t>
+      </w:r>
+      <w:r>
+        <w:t xml:space="preserve">Устанавливает текущего игрока в состояние </w:t>
+      </w:r>
+      <w:r>
+        <w:t>автомата</w:t>
+      </w:r>
+      <w:r>
+        <w:t xml:space="preserve"> состояний.</w:t>
+      </w:r>
+    </w:p>
+    <w:p>
+      <w:pPr>
+        <w:ind w:firstLine="708"/>
+      </w:pPr>
+      <w:proofErr w:type="gramStart"/>
+      <w:r>
+        <w:t>Start(</w:t>
+      </w:r>
+      <w:proofErr w:type="gramEnd"/>
+      <w:r>
+        <w:t xml:space="preserve">) </w:t>
+      </w:r>
+      <w:r>
+        <w:t xml:space="preserve">– </w:t>
+      </w:r>
+      <w:r>
+        <w:t xml:space="preserve"> метод, который вызывается после </w:t>
+      </w:r>
+      <w:proofErr w:type="spellStart"/>
+      <w:r>
+        <w:t>Awake</w:t>
+      </w:r>
+      <w:proofErr w:type="spellEnd"/>
+      <w:r>
+        <w:t xml:space="preserve">(), инициализирует состояние персонажа, переходя в </w:t>
+      </w:r>
+      <w:proofErr w:type="spellStart"/>
+      <w:r>
+        <w:t>GroundedState</w:t>
+      </w:r>
+      <w:proofErr w:type="spellEnd"/>
+      <w:r>
+        <w:t>.</w:t>
+      </w:r>
+    </w:p>
+    <w:p>
+      <w:pPr>
+        <w:ind w:firstLine="708"/>
+      </w:pPr>
+      <w:proofErr w:type="gramStart"/>
+      <w:r>
+        <w:t>Update(</w:t>
+      </w:r>
+      <w:proofErr w:type="gramEnd"/>
+      <w:r>
+        <w:t xml:space="preserve">) </w:t>
+      </w:r>
+      <w:r>
+        <w:t xml:space="preserve">– </w:t>
+      </w:r>
+      <w:r>
+        <w:t xml:space="preserve"> метод, который вызывается каждый кадр. Он обновляет вектор ввода, получая его из контроллера ввода, и проверяет изменение направления движения. Также вызывает методы </w:t>
+      </w:r>
+      <w:proofErr w:type="gramStart"/>
+      <w:r>
+        <w:t>Update(</w:t>
+      </w:r>
+      <w:proofErr w:type="gramEnd"/>
+      <w:r>
+        <w:t xml:space="preserve">) и </w:t>
+      </w:r>
+      <w:proofErr w:type="spellStart"/>
+      <w:r>
+        <w:t>LogicUpdate</w:t>
+      </w:r>
+      <w:proofErr w:type="spellEnd"/>
+      <w:r>
+        <w:t>() для текущего состояния из машины состояний.</w:t>
+      </w:r>
+    </w:p>
+    <w:p>
+      <w:pPr>
+        <w:ind w:firstLine="708"/>
+      </w:pPr>
+      <w:proofErr w:type="spellStart"/>
+      <w:proofErr w:type="gramStart"/>
+      <w:r>
+        <w:t>LateUpdate</w:t>
+      </w:r>
+      <w:proofErr w:type="spellEnd"/>
+      <w:r>
+        <w:t>(</w:t>
+      </w:r>
+      <w:proofErr w:type="gramEnd"/>
+      <w:r>
+        <w:t xml:space="preserve">) </w:t>
+      </w:r>
+      <w:r>
+        <w:t xml:space="preserve">– </w:t>
       </w:r>
       <w:r>
         <w:t xml:space="preserve"> </w:t>
       </w:r>
       <w:r>
+        <w:t>метод с</w:t>
+      </w:r>
+      <w:r>
+        <w:t xml:space="preserve">брасывает флаги </w:t>
+      </w:r>
+      <w:proofErr w:type="spellStart"/>
+      <w:r>
+        <w:t>Jump</w:t>
+      </w:r>
+      <w:proofErr w:type="spellEnd"/>
+      <w:r>
+        <w:t xml:space="preserve"> и </w:t>
+      </w:r>
+      <w:proofErr w:type="spellStart"/>
+      <w:r>
+        <w:t>Dash</w:t>
+      </w:r>
+      <w:proofErr w:type="spellEnd"/>
+      <w:r>
+        <w:t>, чтобы подготовиться к следующему кадру.</w:t>
+      </w:r>
+    </w:p>
+    <w:p>
+      <w:pPr>
+        <w:ind w:firstLine="708"/>
+      </w:pPr>
+      <w:proofErr w:type="spellStart"/>
+      <w:proofErr w:type="gramStart"/>
+      <w:r>
+        <w:t>OnEnable</w:t>
+      </w:r>
+      <w:proofErr w:type="spellEnd"/>
+      <w:r>
+        <w:t>(</w:t>
+      </w:r>
+      <w:proofErr w:type="gramEnd"/>
+      <w:r>
+        <w:t xml:space="preserve">) </w:t>
+      </w:r>
+      <w:r>
         <w:t xml:space="preserve">– </w:t>
       </w:r>
       <w:r>
+        <w:t xml:space="preserve"> метод, который подписывает обработчики на события ввода. Он устанавливает флаги </w:t>
+      </w:r>
+      <w:proofErr w:type="spellStart"/>
+      <w:r>
+        <w:t>Jump</w:t>
+      </w:r>
+      <w:proofErr w:type="spellEnd"/>
+      <w:r>
+        <w:t xml:space="preserve"> и </w:t>
+      </w:r>
+      <w:proofErr w:type="spellStart"/>
+      <w:r>
+        <w:t>JumpEndedEarly</w:t>
+      </w:r>
+      <w:proofErr w:type="spellEnd"/>
+      <w:r>
+        <w:t xml:space="preserve"> при начале и отмене прыжка, а также флаг </w:t>
+      </w:r>
+      <w:proofErr w:type="spellStart"/>
+      <w:r>
+        <w:t>Dash</w:t>
+      </w:r>
+      <w:proofErr w:type="spellEnd"/>
+      <w:r>
+        <w:t xml:space="preserve"> при активации </w:t>
+      </w:r>
+      <w:r>
+        <w:t>рывка</w:t>
+      </w:r>
+      <w:r>
+        <w:t>.</w:t>
+      </w:r>
+    </w:p>
+    <w:p>
+      <w:pPr>
+        <w:ind w:firstLine="708"/>
+      </w:pPr>
+      <w:r>
+        <w:t xml:space="preserve">Класс </w:t>
+      </w:r>
+      <w:proofErr w:type="spellStart"/>
+      <w:r>
+        <w:t>PlayerMovement</w:t>
+      </w:r>
+      <w:proofErr w:type="spellEnd"/>
+      <w:r>
+        <w:t xml:space="preserve"> обеспечивает взаимодействие между вводом пользователя и логикой состояния персонажа, позволяя управлять движением, прыжками и другими действиями, что является основой игрового процесса.</w:t>
+      </w:r>
+    </w:p>
+    <w:p>
+      <w:pPr>
+        <w:pStyle w:val="2"/>
+      </w:pPr>
+      <w:r>
+        <w:lastRenderedPageBreak/>
         <w:t xml:space="preserve"> </w:t>
       </w:r>
-      <w:r>
-        <w:t>метод, который выполняется при инициализации объекта. Он получает ссылки на необходимые компоненты</w:t>
-      </w:r>
-      <w:r>
-        <w:t xml:space="preserve">. </w:t>
-      </w:r>
-      <w:r>
-        <w:t xml:space="preserve">Устанавливает текущего игрока в состояние </w:t>
-      </w:r>
-      <w:r>
-        <w:t>автомата</w:t>
-      </w:r>
-      <w:r>
-        <w:t xml:space="preserve"> состояний.</w:t>
-      </w:r>
+      <w:bookmarkStart w:id="24" w:name="_Toc188516626"/>
+      <w:r>
+        <w:t>Настройка параметров состояний</w:t>
+      </w:r>
+      <w:bookmarkEnd w:id="24"/>
     </w:p>
     <w:p>
       <w:pPr>
         <w:ind w:firstLine="708"/>
       </w:pPr>
       <w:r>
-        <w:t xml:space="preserve">Start() </w:t>
-      </w:r>
-      <w:r>
-        <w:t xml:space="preserve">– </w:t>
-      </w:r>
-      <w:r>
-        <w:t xml:space="preserve"> метод, который вызывается после Awake(), инициализирует состояние персонажа, переходя в GroundedState.</w:t>
+        <w:t xml:space="preserve">Класс </w:t>
+      </w:r>
+      <w:proofErr w:type="spellStart"/>
+      <w:r>
+        <w:rPr>
+          <w:b/>
+          <w:bCs/>
+        </w:rPr>
+        <w:t>PlayerConfig</w:t>
+      </w:r>
+      <w:proofErr w:type="spellEnd"/>
+      <w:r>
+        <w:t xml:space="preserve"> представляет собой </w:t>
+      </w:r>
+      <w:proofErr w:type="spellStart"/>
+      <w:r>
+        <w:t>ScriptableObject</w:t>
+      </w:r>
+      <w:proofErr w:type="spellEnd"/>
+      <w:r>
+        <w:t>, который используется для хранения настроек и параметров персонажа в игре. Он позволяет легко настраивать и управлять характеристиками персонажа, не внося изменения непосредственно в код.</w:t>
+      </w:r>
+      <w:r>
+        <w:t xml:space="preserve"> </w:t>
+      </w:r>
+      <w:r>
+        <w:t>Описание полей</w:t>
+      </w:r>
+      <w:r>
+        <w:t>:</w:t>
+      </w:r>
+    </w:p>
+    <w:p>
+      <w:proofErr w:type="spellStart"/>
+      <w:r>
+        <w:t>MaxSpeed</w:t>
+      </w:r>
+      <w:proofErr w:type="spellEnd"/>
+      <w:r>
+        <w:t xml:space="preserve"> - максимальная скорость движения персонажа.</w:t>
+      </w:r>
+    </w:p>
+    <w:p>
+      <w:proofErr w:type="spellStart"/>
+      <w:r>
+        <w:t>MovementSmoothing</w:t>
+      </w:r>
+      <w:proofErr w:type="spellEnd"/>
+      <w:r>
+        <w:t xml:space="preserve"> - коэффициент сглаживания движения, который определяет, как быстро персонаж достигает своей максимальной скорости.</w:t>
+      </w:r>
+    </w:p>
+    <w:p>
+      <w:proofErr w:type="spellStart"/>
+      <w:r>
+        <w:t>JumpHeight</w:t>
+      </w:r>
+      <w:proofErr w:type="spellEnd"/>
+      <w:r>
+        <w:t xml:space="preserve"> - высота прыжка, определяющая, насколько высоко может прыгнуть персонаж.</w:t>
+      </w:r>
+    </w:p>
+    <w:p>
+      <w:proofErr w:type="spellStart"/>
+      <w:r>
+        <w:t>MaxFallingSpeed</w:t>
+      </w:r>
+      <w:proofErr w:type="spellEnd"/>
+      <w:r>
+        <w:t xml:space="preserve"> - максимальная скорость падения, ограничивающая скорость, с которой персонаж может падать.</w:t>
+      </w:r>
+    </w:p>
+    <w:p>
+      <w:proofErr w:type="spellStart"/>
+      <w:r>
+        <w:t>JumpBufferTime</w:t>
+      </w:r>
+      <w:proofErr w:type="spellEnd"/>
+      <w:r>
+        <w:t xml:space="preserve"> - время, в течение которого персонаж может прыгнуть после нажатия кнопки прыжка, даже если он находится в состоянии падения.</w:t>
+      </w:r>
+    </w:p>
+    <w:p>
+      <w:proofErr w:type="spellStart"/>
+      <w:r>
+        <w:t>GroundDistance</w:t>
+      </w:r>
+      <w:proofErr w:type="spellEnd"/>
+      <w:r>
+        <w:t xml:space="preserve"> - расстояние, используемое для определения, находится ли персонаж на земле.</w:t>
+      </w:r>
+    </w:p>
+    <w:p>
+      <w:proofErr w:type="spellStart"/>
+      <w:r>
+        <w:t>GroundLayerMask</w:t>
+      </w:r>
+      <w:proofErr w:type="spellEnd"/>
+      <w:r>
+        <w:t xml:space="preserve"> - маска слоя, которая определяет, какие объекты считаются землей для проверки столкновений.</w:t>
+      </w:r>
+    </w:p>
+    <w:p>
+      <w:r>
+        <w:t>Общая цель класса</w:t>
       </w:r>
     </w:p>
     <w:p>
@@ -9029,67 +10423,25 @@
         <w:ind w:firstLine="708"/>
       </w:pPr>
       <w:r>
-        <w:t xml:space="preserve">Update() </w:t>
-      </w:r>
-      <w:r>
-        <w:t xml:space="preserve">– </w:t>
-      </w:r>
-      <w:r>
-        <w:t xml:space="preserve"> метод, который вызывается каждый кадр. Он обновляет вектор ввода, получая его из контроллера ввода, и проверяет изменение направления движения. Также вызывает методы Update() и LogicUpdate() для текущего состояния из машины состояний.</w:t>
-      </w:r>
-    </w:p>
-    <w:p>
-      <w:pPr>
-        <w:ind w:firstLine="708"/>
-      </w:pPr>
-      <w:r>
-        <w:t xml:space="preserve">LateUpdate() </w:t>
-      </w:r>
-      <w:r>
-        <w:t xml:space="preserve">– </w:t>
-      </w:r>
-      <w:r>
-        <w:t xml:space="preserve"> </w:t>
-      </w:r>
-      <w:r>
-        <w:t>метод с</w:t>
-      </w:r>
-      <w:r>
-        <w:t>брасывает флаги Jump и Dash, чтобы подготовиться к следующему кадру.</w:t>
-      </w:r>
-    </w:p>
-    <w:p>
-      <w:pPr>
-        <w:ind w:firstLine="708"/>
-      </w:pPr>
-      <w:r>
-        <w:t xml:space="preserve">OnEnable() </w:t>
-      </w:r>
-      <w:r>
-        <w:t xml:space="preserve">– </w:t>
-      </w:r>
-      <w:r>
-        <w:t xml:space="preserve"> метод, который подписывает обработчики на события ввода. Он устанавливает флаги Jump и JumpEndedEarly при начале и отмене прыжка, а также флаг Dash при активации </w:t>
-      </w:r>
-      <w:r>
-        <w:t>рывка</w:t>
-      </w:r>
-      <w:r>
-        <w:t>.</w:t>
-      </w:r>
-    </w:p>
-    <w:p>
-      <w:pPr>
-        <w:ind w:firstLine="708"/>
-      </w:pPr>
-      <w:r>
-        <w:t>Класс PlayerMovement обеспечивает взаимодействие между вводом пользователя и логикой состояния персонажа, позволяя управлять движением, прыжками и другими действиями, что является основой игрового процесса.</w:t>
-      </w:r>
-    </w:p>
-    <w:p>
-      <w:pPr>
-        <w:ind w:firstLine="708"/>
-      </w:pPr>
+        <w:t xml:space="preserve">Класс </w:t>
+      </w:r>
+      <w:proofErr w:type="spellStart"/>
+      <w:r>
+        <w:t>PlayerConfig</w:t>
+      </w:r>
+      <w:proofErr w:type="spellEnd"/>
+      <w:r>
+        <w:t xml:space="preserve"> упрощает процесс настройки параметров персонажа, позволяя разработчикам легко изменять характеристики без необходимости изменения кода. Это делает игру более гибкой и настраиваемой, что особенно полезно при тестировании различных механик и балансировке игрового процесса.</w:t>
+      </w:r>
+    </w:p>
+    <w:p>
+      <w:pPr>
+        <w:spacing w:after="160" w:line="259" w:lineRule="auto"/>
+        <w:jc w:val="left"/>
+      </w:pPr>
+      <w:r>
+        <w:br w:type="page"/>
+      </w:r>
     </w:p>
     <w:p>
       <w:pPr>
@@ -9100,10 +10452,12 @@
         </w:numPr>
         <w:ind w:left="1068"/>
       </w:pPr>
+      <w:bookmarkStart w:id="25" w:name="_Toc188516627"/>
       <w:r>
         <w:lastRenderedPageBreak/>
         <w:t>Заключение</w:t>
       </w:r>
+      <w:bookmarkEnd w:id="25"/>
     </w:p>
     <w:p>
       <w:pPr>
@@ -9135,19 +10489,7 @@
         <w:rPr>
           <w:szCs w:val="28"/>
         </w:rPr>
-        <w:t>Выбор инструментов для разработки</w:t>
-      </w:r>
-      <w:r>
-        <w:rPr>
-          <w:szCs w:val="28"/>
-        </w:rPr>
-        <w:t>: в ходе</w:t>
-      </w:r>
-      <w:r>
-        <w:rPr>
-          <w:szCs w:val="28"/>
-        </w:rPr>
-        <w:t xml:space="preserve"> работы был выбран игровой движок Unity, который предоставляет мощные инструменты для создания 2D игр, а также поддержку новой системы ввода, что значительно упростило реализацию управления персонажем.</w:t>
+        <w:t>Выбор инструментов для разработки: в ходе работы был выбран игровой движок Unity, который предоставляет мощные инструменты для создания 2D игр, а также поддержку новой системы ввода, что значительно упростило реализацию управления персонажем.</w:t>
       </w:r>
     </w:p>
     <w:p>
@@ -9166,31 +10508,7 @@
         <w:rPr>
           <w:szCs w:val="28"/>
         </w:rPr>
-        <w:t>Исследование возможностей игрового движка</w:t>
-      </w:r>
-      <w:r>
-        <w:rPr>
-          <w:szCs w:val="28"/>
-        </w:rPr>
-        <w:t>: были</w:t>
-      </w:r>
-      <w:r>
-        <w:rPr>
-          <w:szCs w:val="28"/>
-        </w:rPr>
-        <w:t xml:space="preserve"> изучены основные функции Unity, такие как работа с физикой</w:t>
-      </w:r>
-      <w:r>
-        <w:rPr>
-          <w:szCs w:val="28"/>
-        </w:rPr>
-        <w:t xml:space="preserve"> </w:t>
-      </w:r>
-      <w:r>
-        <w:rPr>
-          <w:szCs w:val="28"/>
-        </w:rPr>
-        <w:t>и системой ввода. Это понимание позволило эффективно использовать возможности движка при проектировании контроллера.</w:t>
+        <w:t>Исследование возможностей игрового движка: были изучены основные функции Unity, такие как работа с физикой и системой ввода. Это понимание позволило эффективно использовать возможности движка при проектировании контроллера.</w:t>
       </w:r>
     </w:p>
     <w:p>
@@ -9209,31 +10527,7 @@
         <w:rPr>
           <w:szCs w:val="28"/>
         </w:rPr>
-        <w:t>Проектирование контроллера персонажа</w:t>
-      </w:r>
-      <w:r>
-        <w:rPr>
-          <w:szCs w:val="28"/>
-        </w:rPr>
-        <w:t>: на основе</w:t>
-      </w:r>
-      <w:r>
-        <w:rPr>
-          <w:szCs w:val="28"/>
-        </w:rPr>
-        <w:t xml:space="preserve"> концепции конечного автомата состояний (FSM) был спроектирован контроллер, который позволяет персонажу плавно переходить между различными состояниями (движение, прыжок, падение и </w:t>
-      </w:r>
-      <w:r>
-        <w:rPr>
-          <w:szCs w:val="28"/>
-        </w:rPr>
-        <w:t>рывок</w:t>
-      </w:r>
-      <w:r>
-        <w:rPr>
-          <w:szCs w:val="28"/>
-        </w:rPr>
-        <w:t>). Такой подход обеспечил четкую структуру кода и легкость в расширении функционала.</w:t>
+        <w:t>Проектирование контроллера персонажа: на основе концепции конечного автомата состояний (FSM) был спроектирован контроллер, который позволяет персонажу плавно переходить между различными состояниями (движение, прыжок, падение и рывок). Такой подход обеспечил четкую структуру кода и легкость в расширении функционала.</w:t>
       </w:r>
     </w:p>
     <w:p>
@@ -9266,25 +10560,28 @@
         <w:rPr>
           <w:szCs w:val="28"/>
         </w:rPr>
-        <w:t>Таким образом, проделанная работа не только позволила создать функциональный контроллер для 2D платформера, но и углубила знания в области разработки игр, проектирования игровых механик и работы с Unity. Полученный опыт станет основой для дальнейших исследований и разработок в области геймд</w:t>
-      </w:r>
+        <w:t xml:space="preserve">Таким образом, проделанная работа не только позволила создать функциональный контроллер для 2D платформера, но и углубила знания в области разработки игр, проектирования игровых механик и работы с Unity. Полученный опыт станет основой для дальнейших исследований и разработок в области </w:t>
+      </w:r>
+      <w:proofErr w:type="spellStart"/>
       <w:r>
         <w:rPr>
           <w:szCs w:val="28"/>
         </w:rPr>
+        <w:t>геймд</w:t>
+      </w:r>
+      <w:r>
+        <w:rPr>
+          <w:szCs w:val="28"/>
+        </w:rPr>
         <w:t>ева</w:t>
       </w:r>
+      <w:proofErr w:type="spellEnd"/>
       <w:r>
         <w:rPr>
           <w:szCs w:val="28"/>
         </w:rPr>
         <w:t>.</w:t>
       </w:r>
-    </w:p>
-    <w:p>
-      <w:pPr>
-        <w:ind w:firstLine="708"/>
-      </w:pPr>
     </w:p>
     <w:p>
       <w:pPr>
@@ -9298,10 +10595,21 @@
           <w:lang w:val="en-US"/>
         </w:rPr>
       </w:pPr>
+      <w:bookmarkStart w:id="26" w:name="_Toc188516628"/>
       <w:r>
         <w:lastRenderedPageBreak/>
-        <w:t>Список литературы</w:t>
-      </w:r>
+        <w:t>Список</w:t>
+      </w:r>
+      <w:r>
+        <w:rPr>
+          <w:lang w:val="en-US"/>
+        </w:rPr>
+        <w:t xml:space="preserve"> </w:t>
+      </w:r>
+      <w:r>
+        <w:t>литературы</w:t>
+      </w:r>
+      <w:bookmarkEnd w:id="26"/>
     </w:p>
     <w:p>
       <w:pPr>
@@ -9317,45 +10625,61 @@
           <w:szCs w:val="28"/>
           <w:lang w:val="en-US"/>
         </w:rPr>
-        <w:t>1. Fullerton, T. Game Design Workshop: A Playcentric Approach to Creating Innovative Games / T. Fullerton. – 3-</w:t>
-      </w:r>
-      <w:r>
-        <w:rPr>
-          <w:szCs w:val="28"/>
-        </w:rPr>
-        <w:t>е</w:t>
-      </w:r>
+        <w:t xml:space="preserve">1. Fullerton, T. Game Design Workshop: A </w:t>
+      </w:r>
+      <w:proofErr w:type="spellStart"/>
       <w:r>
         <w:rPr>
           <w:szCs w:val="28"/>
           <w:lang w:val="en-US"/>
         </w:rPr>
-        <w:t xml:space="preserve"> </w:t>
-      </w:r>
-      <w:r>
-        <w:rPr>
-          <w:szCs w:val="28"/>
-        </w:rPr>
-        <w:t>издание</w:t>
-      </w:r>
+        <w:t>Playcentric</w:t>
+      </w:r>
+      <w:proofErr w:type="spellEnd"/>
       <w:r>
         <w:rPr>
           <w:szCs w:val="28"/>
           <w:lang w:val="en-US"/>
         </w:rPr>
-        <w:t xml:space="preserve">. – Boca Raton: CRC Press, 2014. – 484 </w:t>
+        <w:t xml:space="preserve"> Approach to Creating Innovative Games / T. Fullerton. – 3-</w:t>
       </w:r>
       <w:r>
         <w:rPr>
           <w:szCs w:val="28"/>
         </w:rPr>
-        <w:t>с</w:t>
+        <w:t>е</w:t>
       </w:r>
       <w:r>
         <w:rPr>
           <w:szCs w:val="28"/>
           <w:lang w:val="en-US"/>
         </w:rPr>
+        <w:t xml:space="preserve"> </w:t>
+      </w:r>
+      <w:r>
+        <w:rPr>
+          <w:szCs w:val="28"/>
+        </w:rPr>
+        <w:t>издание</w:t>
+      </w:r>
+      <w:r>
+        <w:rPr>
+          <w:szCs w:val="28"/>
+          <w:lang w:val="en-US"/>
+        </w:rPr>
+        <w:t xml:space="preserve">. – Boca Raton: CRC Press, 2014. – 484 </w:t>
+      </w:r>
+      <w:r>
+        <w:rPr>
+          <w:szCs w:val="28"/>
+        </w:rPr>
+        <w:t>с</w:t>
+      </w:r>
+      <w:r>
+        <w:rPr>
+          <w:szCs w:val="28"/>
+          <w:lang w:val="en-US"/>
+        </w:rPr>
         <w:t>.</w:t>
       </w:r>
     </w:p>
@@ -9373,7 +10697,23 @@
           <w:szCs w:val="28"/>
           <w:lang w:val="en-US"/>
         </w:rPr>
-        <w:t>2. Simon Jackson. Mastering Unity 2D Game Development. Packt Pub Ltd, 2016, 449 c.</w:t>
+        <w:t xml:space="preserve">2. Simon Jackson. Mastering Unity 2D Game Development. </w:t>
+      </w:r>
+      <w:proofErr w:type="spellStart"/>
+      <w:r>
+        <w:rPr>
+          <w:szCs w:val="28"/>
+          <w:lang w:val="en-US"/>
+        </w:rPr>
+        <w:t>Packt</w:t>
+      </w:r>
+      <w:proofErr w:type="spellEnd"/>
+      <w:r>
+        <w:rPr>
+          <w:szCs w:val="28"/>
+          <w:lang w:val="en-US"/>
+        </w:rPr>
+        <w:t xml:space="preserve"> Pub Ltd, 2016, 449 c.</w:t>
       </w:r>
     </w:p>
     <w:p>
@@ -9391,12 +10731,14 @@
         </w:rPr>
         <w:t xml:space="preserve">3. </w:t>
       </w:r>
+      <w:proofErr w:type="spellStart"/>
       <w:r>
         <w:rPr>
           <w:szCs w:val="28"/>
         </w:rPr>
         <w:t>Албахари</w:t>
       </w:r>
+      <w:proofErr w:type="spellEnd"/>
       <w:r>
         <w:rPr>
           <w:szCs w:val="28"/>
@@ -9417,12 +10759,14 @@
         </w:rPr>
         <w:t xml:space="preserve">, </w:t>
       </w:r>
+      <w:proofErr w:type="spellStart"/>
       <w:r>
         <w:rPr>
           <w:szCs w:val="28"/>
         </w:rPr>
         <w:t>Албахари</w:t>
       </w:r>
+      <w:proofErr w:type="spellEnd"/>
       <w:r>
         <w:rPr>
           <w:szCs w:val="28"/>
@@ -9462,7 +10806,21 @@
         <w:rPr>
           <w:szCs w:val="28"/>
         </w:rPr>
-        <w:t>4. Джереми Гибсон Бонд. Unity и C#. Геймдев от идеи до реализации. 2-е изд. - Санкт-Петербург: Питер, 2021. - 1002 с.</w:t>
+        <w:t xml:space="preserve">4. Джереми Гибсон Бонд. Unity и C#. </w:t>
+      </w:r>
+      <w:proofErr w:type="spellStart"/>
+      <w:r>
+        <w:rPr>
+          <w:szCs w:val="28"/>
+        </w:rPr>
+        <w:t>Геймдев</w:t>
+      </w:r>
+      <w:proofErr w:type="spellEnd"/>
+      <w:r>
+        <w:rPr>
+          <w:szCs w:val="28"/>
+        </w:rPr>
+        <w:t xml:space="preserve"> от идеи до реализации. 2-е изд. - Санкт-Петербург: Питер, 2021. - 1002 с.</w:t>
       </w:r>
     </w:p>
     <w:p>
@@ -9477,7 +10835,35 @@
         <w:rPr>
           <w:szCs w:val="28"/>
         </w:rPr>
-        <w:t>5. Кодзима, Х. Гены гения: Автобиография / Х. Кодзима. – Москва: АСТ, 2020. – 320 с.</w:t>
+        <w:t xml:space="preserve">5. </w:t>
+      </w:r>
+      <w:proofErr w:type="spellStart"/>
+      <w:r>
+        <w:rPr>
+          <w:szCs w:val="28"/>
+        </w:rPr>
+        <w:t>Кодзима</w:t>
+      </w:r>
+      <w:proofErr w:type="spellEnd"/>
+      <w:r>
+        <w:rPr>
+          <w:szCs w:val="28"/>
+        </w:rPr>
+        <w:t xml:space="preserve">, Х. Гены гения: Автобиография / Х. </w:t>
+      </w:r>
+      <w:proofErr w:type="spellStart"/>
+      <w:r>
+        <w:rPr>
+          <w:szCs w:val="28"/>
+        </w:rPr>
+        <w:t>Кодзима</w:t>
+      </w:r>
+      <w:proofErr w:type="spellEnd"/>
+      <w:r>
+        <w:rPr>
+          <w:szCs w:val="28"/>
+        </w:rPr>
+        <w:t>. – Москва: АСТ, 2020. – 320 с.</w:t>
       </w:r>
     </w:p>
     <w:p>
@@ -9492,7 +10878,35 @@
         <w:rPr>
           <w:szCs w:val="28"/>
         </w:rPr>
-        <w:t>6. Майк Гейг. Разработка игр на Unity 2018 за 24 часа Бомбора, 2020. 466 с.</w:t>
+        <w:t xml:space="preserve">6. Майк </w:t>
+      </w:r>
+      <w:proofErr w:type="spellStart"/>
+      <w:r>
+        <w:rPr>
+          <w:szCs w:val="28"/>
+        </w:rPr>
+        <w:t>Гейг</w:t>
+      </w:r>
+      <w:proofErr w:type="spellEnd"/>
+      <w:r>
+        <w:rPr>
+          <w:szCs w:val="28"/>
+        </w:rPr>
+        <w:t xml:space="preserve">. Разработка игр на Unity 2018 за 24 часа </w:t>
+      </w:r>
+      <w:proofErr w:type="spellStart"/>
+      <w:r>
+        <w:rPr>
+          <w:szCs w:val="28"/>
+        </w:rPr>
+        <w:t>Бомбора</w:t>
+      </w:r>
+      <w:proofErr w:type="spellEnd"/>
+      <w:r>
+        <w:rPr>
+          <w:szCs w:val="28"/>
+        </w:rPr>
+        <w:t>, 2020. 466 с.</w:t>
       </w:r>
     </w:p>
     <w:p>
@@ -9507,7 +10921,21 @@
         <w:rPr>
           <w:szCs w:val="28"/>
         </w:rPr>
-        <w:t>7. Ферроне Харрисон. Изучаем C# через разработку игр на Unity. 5-е издание. - Санкт-Петербург: Питер, 2022. 400 с.</w:t>
+        <w:t xml:space="preserve">7. </w:t>
+      </w:r>
+      <w:proofErr w:type="spellStart"/>
+      <w:r>
+        <w:rPr>
+          <w:szCs w:val="28"/>
+        </w:rPr>
+        <w:t>Ферроне</w:t>
+      </w:r>
+      <w:proofErr w:type="spellEnd"/>
+      <w:r>
+        <w:rPr>
+          <w:szCs w:val="28"/>
+        </w:rPr>
+        <w:t xml:space="preserve"> Харрисон. Изучаем C# через разработку игр на Unity. 5-е издание. - Санкт-Петербург: Питер, 2022. 400 с.</w:t>
       </w:r>
     </w:p>
     <w:p>
@@ -9536,7 +10964,21 @@
         <w:rPr>
           <w:szCs w:val="28"/>
         </w:rPr>
-        <w:t xml:space="preserve">Практическая креативность: как придумывать новые игровые механики: // Skillbox Media. </w:t>
+        <w:t xml:space="preserve">Практическая креативность: как придумывать новые игровые механики: // </w:t>
+      </w:r>
+      <w:proofErr w:type="spellStart"/>
+      <w:r>
+        <w:rPr>
+          <w:szCs w:val="28"/>
+        </w:rPr>
+        <w:t>Skillbox</w:t>
+      </w:r>
+      <w:proofErr w:type="spellEnd"/>
+      <w:r>
+        <w:rPr>
+          <w:szCs w:val="28"/>
+        </w:rPr>
+        <w:t xml:space="preserve"> Media. </w:t>
       </w:r>
       <w:r>
         <w:rPr>
@@ -9587,35 +11029,71 @@
       <w:r>
         <w:rPr>
           <w:szCs w:val="28"/>
-          <w:lang w:val="en-US"/>
-        </w:rPr>
-        <w:t>9. Unity Documentation: [</w:t>
-      </w:r>
-      <w:r>
-        <w:rPr>
-          <w:szCs w:val="28"/>
-        </w:rPr>
-        <w:t>Электронный</w:t>
+        </w:rPr>
+        <w:t xml:space="preserve">9. </w:t>
       </w:r>
       <w:r>
         <w:rPr>
           <w:szCs w:val="28"/>
           <w:lang w:val="en-US"/>
         </w:rPr>
+        <w:t>Unity</w:t>
+      </w:r>
+      <w:r>
+        <w:rPr>
+          <w:szCs w:val="28"/>
+        </w:rPr>
         <w:t xml:space="preserve"> </w:t>
-      </w:r>
-      <w:r>
-        <w:rPr>
-          <w:szCs w:val="28"/>
-        </w:rPr>
-        <w:t>ресурс</w:t>
       </w:r>
       <w:r>
         <w:rPr>
           <w:szCs w:val="28"/>
           <w:lang w:val="en-US"/>
         </w:rPr>
-        <w:t xml:space="preserve">]. URL: </w:t>
+        <w:t>Documentation</w:t>
+      </w:r>
+      <w:r>
+        <w:rPr>
+          <w:szCs w:val="28"/>
+        </w:rPr>
+        <w:t>: [</w:t>
+      </w:r>
+      <w:r>
+        <w:rPr>
+          <w:szCs w:val="28"/>
+        </w:rPr>
+        <w:t>Электронный</w:t>
+      </w:r>
+      <w:r>
+        <w:rPr>
+          <w:szCs w:val="28"/>
+        </w:rPr>
+        <w:t xml:space="preserve"> </w:t>
+      </w:r>
+      <w:r>
+        <w:rPr>
+          <w:szCs w:val="28"/>
+        </w:rPr>
+        <w:t>ресурс</w:t>
+      </w:r>
+      <w:r>
+        <w:rPr>
+          <w:szCs w:val="28"/>
+        </w:rPr>
+        <w:t xml:space="preserve">]. </w:t>
+      </w:r>
+      <w:r>
+        <w:rPr>
+          <w:szCs w:val="28"/>
+          <w:lang w:val="en-US"/>
+        </w:rPr>
+        <w:t>URL</w:t>
+      </w:r>
+      <w:r>
+        <w:rPr>
+          <w:szCs w:val="28"/>
+        </w:rPr>
+        <w:t xml:space="preserve">: </w:t>
       </w:r>
       <w:hyperlink r:id="rId21" w:history="1">
         <w:r>
@@ -9624,13 +11102,117 @@
             <w:szCs w:val="28"/>
             <w:lang w:val="en-US"/>
           </w:rPr>
-          <w:t>https://docs.unity3d.com/Manual/index.html</w:t>
+          <w:t>https</w:t>
+        </w:r>
+        <w:r>
+          <w:rPr>
+            <w:rStyle w:val="a8"/>
+            <w:szCs w:val="28"/>
+          </w:rPr>
+          <w:t>://</w:t>
+        </w:r>
+        <w:r>
+          <w:rPr>
+            <w:rStyle w:val="a8"/>
+            <w:szCs w:val="28"/>
+            <w:lang w:val="en-US"/>
+          </w:rPr>
+          <w:t>docs</w:t>
+        </w:r>
+        <w:r>
+          <w:rPr>
+            <w:rStyle w:val="a8"/>
+            <w:szCs w:val="28"/>
+          </w:rPr>
+          <w:t>.</w:t>
+        </w:r>
+        <w:r>
+          <w:rPr>
+            <w:rStyle w:val="a8"/>
+            <w:szCs w:val="28"/>
+            <w:lang w:val="en-US"/>
+          </w:rPr>
+          <w:t>unity</w:t>
+        </w:r>
+        <w:r>
+          <w:rPr>
+            <w:rStyle w:val="a8"/>
+            <w:szCs w:val="28"/>
+          </w:rPr>
+          <w:t>3</w:t>
+        </w:r>
+        <w:r>
+          <w:rPr>
+            <w:rStyle w:val="a8"/>
+            <w:szCs w:val="28"/>
+            <w:lang w:val="en-US"/>
+          </w:rPr>
+          <w:t>d</w:t>
+        </w:r>
+        <w:r>
+          <w:rPr>
+            <w:rStyle w:val="a8"/>
+            <w:szCs w:val="28"/>
+          </w:rPr>
+          <w:t>.</w:t>
+        </w:r>
+        <w:r>
+          <w:rPr>
+            <w:rStyle w:val="a8"/>
+            <w:szCs w:val="28"/>
+            <w:lang w:val="en-US"/>
+          </w:rPr>
+          <w:t>com</w:t>
+        </w:r>
+        <w:r>
+          <w:rPr>
+            <w:rStyle w:val="a8"/>
+            <w:szCs w:val="28"/>
+          </w:rPr>
+          <w:t>/</w:t>
+        </w:r>
+        <w:r>
+          <w:rPr>
+            <w:rStyle w:val="a8"/>
+            <w:szCs w:val="28"/>
+            <w:lang w:val="en-US"/>
+          </w:rPr>
+          <w:t>Manual</w:t>
+        </w:r>
+        <w:r>
+          <w:rPr>
+            <w:rStyle w:val="a8"/>
+            <w:szCs w:val="28"/>
+          </w:rPr>
+          <w:t>/</w:t>
+        </w:r>
+        <w:r>
+          <w:rPr>
+            <w:rStyle w:val="a8"/>
+            <w:szCs w:val="28"/>
+            <w:lang w:val="en-US"/>
+          </w:rPr>
+          <w:t>index</w:t>
+        </w:r>
+        <w:r>
+          <w:rPr>
+            <w:rStyle w:val="a8"/>
+            <w:szCs w:val="28"/>
+          </w:rPr>
+          <w:t>.</w:t>
+        </w:r>
+        <w:r>
+          <w:rPr>
+            <w:rStyle w:val="a8"/>
+            <w:szCs w:val="28"/>
+            <w:lang w:val="en-US"/>
+          </w:rPr>
+          <w:t>html</w:t>
         </w:r>
       </w:hyperlink>
       <w:r>
         <w:rPr>
           <w:szCs w:val="28"/>
-          <w:lang w:val="en-US"/>
         </w:rPr>
         <w:t xml:space="preserve">. </w:t>
       </w:r>
@@ -9695,7 +11277,21 @@
         <w:rPr>
           <w:szCs w:val="28"/>
         </w:rPr>
-        <w:t xml:space="preserve">. Алексей Хохряков. Что такое новый New Input System в Unity и чем он лучше старого: // ЯЮНИОР. 2020. URL: </w:t>
+        <w:t xml:space="preserve">. Алексей Хохряков. Что такое новый New </w:t>
+      </w:r>
+      <w:proofErr w:type="spellStart"/>
+      <w:r>
+        <w:rPr>
+          <w:szCs w:val="28"/>
+        </w:rPr>
+        <w:t>Input</w:t>
+      </w:r>
+      <w:proofErr w:type="spellEnd"/>
+      <w:r>
+        <w:rPr>
+          <w:szCs w:val="28"/>
+        </w:rPr>
+        <w:t xml:space="preserve"> System в Unity и чем он лучше старого: // ЯЮНИОР. 2020. URL: </w:t>
       </w:r>
       <w:hyperlink r:id="rId23" w:history="1">
         <w:r>
@@ -9721,10 +11317,12 @@
       </w:pPr>
     </w:p>
     <w:sectPr>
+      <w:footerReference w:type="default" r:id="rId24"/>
       <w:pgSz w:w="11906" w:h="16838"/>
       <w:pgMar w:top="1134" w:right="850" w:bottom="1134" w:left="1701" w:header="708" w:footer="708" w:gutter="0"/>
       <w:cols w:space="708"/>
-      <w:docGrid w:linePitch="360"/>
+      <w:titlePg/>
+      <w:docGrid w:linePitch="381"/>
     </w:sectPr>
   </w:body>
 </w:document>
@@ -9753,6 +11351,48 @@
     </w:p>
   </w:endnote>
 </w:endnotes>
+</file>
+
+<file path=word/footer1.xml><?xml version="1.0" encoding="utf-8"?>
+<w:ftr xmlns:wpc="http://schemas.microsoft.com/office/word/2010/wordprocessingCanvas" xmlns:cx="http://schemas.microsoft.com/office/drawing/2014/chartex" xmlns:cx1="http://schemas.microsoft.com/office/drawing/2015/9/8/chartex" xmlns:cx2="http://schemas.microsoft.com/office/drawing/2015/10/21/chartex" xmlns:cx3="http://schemas.microsoft.com/office/drawing/2016/5/9/chartex" xmlns:cx4="http://schemas.microsoft.com/office/drawing/2016/5/10/chartex" xmlns:cx5="http://schemas.microsoft.com/office/drawing/2016/5/11/chartex" xmlns:cx6="http://schemas.microsoft.com/office/drawing/2016/5/12/chartex" xmlns:cx7="http://schemas.microsoft.com/office/drawing/2016/5/13/chartex" xmlns:cx8="http://schemas.microsoft.com/office/drawing/2016/5/14/chartex" xmlns:mc="http://schemas.openxmlformats.org/markup-compatibility/2006" xmlns:aink="http://schemas.microsoft.com/office/drawing/2016/ink" xmlns:am3d="http://schemas.microsoft.com/office/drawing/2017/model3d" xmlns:o="urn:schemas-microsoft-com:office:office" xmlns:r="http://schemas.openxmlformats.org/officeDocument/2006/relationships" xmlns:m="http://schemas.openxmlformats.org/officeDocument/2006/math" xmlns:v="urn:schemas-microsoft-com:vml" xmlns:wp14="http://schemas.microsoft.com/office/word/2010/wordprocessingDrawing" xmlns:wp="http://schemas.openxmlformats.org/drawingml/2006/wordprocessingDrawing" xmlns:w10="urn:schemas-microsoft-com:office:word" xmlns:w="http://schemas.openxmlformats.org/wordprocessingml/2006/main" xmlns:w14="http://schemas.microsoft.com/office/word/2010/wordml" xmlns:w15="http://schemas.microsoft.com/office/word/2012/wordml" xmlns:w16cex="http://schemas.microsoft.com/office/word/2018/wordml/cex" xmlns:w16cid="http://schemas.microsoft.com/office/word/2016/wordml/cid" xmlns:w16="http://schemas.microsoft.com/office/word/2018/wordml" xmlns:w16sdtdh="http://schemas.microsoft.com/office/word/2020/wordml/sdtdatahash" xmlns:w16se="http://schemas.microsoft.com/office/word/2015/wordml/symex" xmlns:wpg="http://schemas.microsoft.com/office/word/2010/wordprocessingGroup" xmlns:wpi="http://schemas.microsoft.com/office/word/2010/wordprocessingInk" xmlns:wne="http://schemas.microsoft.com/office/word/2006/wordml" xmlns:wps="http://schemas.microsoft.com/office/word/2010/wordprocessingShape" mc:Ignorable="w14 w15 w16se w16cid w16 w16cex w16sdtdh wp14">
+  <w:sdt>
+    <w:sdtPr>
+      <w:id w:val="-1342690563"/>
+      <w:docPartObj>
+        <w:docPartGallery w:val="Page Numbers (Bottom of Page)"/>
+        <w:docPartUnique/>
+      </w:docPartObj>
+    </w:sdtPr>
+    <w:sdtContent>
+      <w:p>
+        <w:pPr>
+          <w:pStyle w:val="af0"/>
+          <w:jc w:val="center"/>
+        </w:pPr>
+        <w:r>
+          <w:fldChar w:fldCharType="begin"/>
+        </w:r>
+        <w:r>
+          <w:instrText>PAGE   \* MERGEFORMAT</w:instrText>
+        </w:r>
+        <w:r>
+          <w:fldChar w:fldCharType="separate"/>
+        </w:r>
+        <w:r>
+          <w:t>2</w:t>
+        </w:r>
+        <w:r>
+          <w:fldChar w:fldCharType="end"/>
+        </w:r>
+      </w:p>
+    </w:sdtContent>
+  </w:sdt>
+  <w:p>
+    <w:pPr>
+      <w:pStyle w:val="af0"/>
+    </w:pPr>
+  </w:p>
+</w:ftr>
 </file>
 
 <file path=word/footnotes.xml><?xml version="1.0" encoding="utf-8"?>
@@ -14822,6 +16462,7 @@
   <w:style w:type="character" w:default="1" w:styleId="a0">
     <w:name w:val="Default Paragraph Font"/>
     <w:uiPriority w:val="1"/>
+    <w:semiHidden/>
     <w:unhideWhenUsed/>
   </w:style>
   <w:style w:type="table" w:default="1" w:styleId="a1">
@@ -14984,8 +16625,11 @@
     <w:autoRedefine/>
     <w:uiPriority w:val="39"/>
     <w:unhideWhenUsed/>
-    <w:rsid w:val="004476E5"/>
+    <w:rsid w:val="00086E18"/>
     <w:pPr>
+      <w:tabs>
+        <w:tab w:val="right" w:leader="dot" w:pos="9345"/>
+      </w:tabs>
       <w:spacing w:before="120"/>
       <w:jc w:val="left"/>
     </w:pPr>
